--- a/DigSite/New Arcaism/uarm 2026 a/La libertad exterior en el republicanismo de Kant v2.docx
+++ b/DigSite/New Arcaism/uarm 2026 a/La libertad exterior en el republicanismo de Kant v2.docx
@@ -643,21 +643,70 @@
           <w:rFonts w:ascii="Times New Roman" w:hAnsi="Times New Roman" w:cs="Times New Roman"/>
           <w:lang w:val="es-MX"/>
         </w:rPr>
-        <w:t xml:space="preserve">libertad exterior. </w:t>
-      </w:r>
-      <w:r>
-        <w:rPr>
-          <w:rFonts w:ascii="Times New Roman" w:hAnsi="Times New Roman" w:cs="Times New Roman"/>
-          <w:lang w:val="es-MX"/>
-        </w:rPr>
-        <w:t>La libertad interior es la</w:t>
-      </w:r>
-      <w:r>
-        <w:rPr>
-          <w:rFonts w:ascii="Times New Roman" w:hAnsi="Times New Roman" w:cs="Times New Roman"/>
-          <w:lang w:val="es-MX"/>
-        </w:rPr>
-        <w:t xml:space="preserve"> que se refiere a la consciencia</w:t>
+        <w:t>libertad exterior.</w:t>
+      </w:r>
+      <w:r>
+        <w:rPr>
+          <w:rFonts w:ascii="Times New Roman" w:hAnsi="Times New Roman" w:cs="Times New Roman"/>
+          <w:lang w:val="es-MX"/>
+        </w:rPr>
+        <w:t xml:space="preserve"> Es importante pensar en esta distinción como un recurso retórico y no como un esquema que limita exclusivamente el ámbito de uno, en el espectro del otro. Lo interior y exterior de la libertad están relacionados en la unidad de la moralidad y la legalidad. </w:t>
+      </w:r>
+      <w:r>
+        <w:rPr>
+          <w:rFonts w:ascii="Times New Roman" w:hAnsi="Times New Roman" w:cs="Times New Roman"/>
+          <w:lang w:val="es-MX"/>
+        </w:rPr>
+        <w:t xml:space="preserve"> </w:t>
+      </w:r>
+      <w:r>
+        <w:rPr>
+          <w:rFonts w:ascii="Times New Roman" w:hAnsi="Times New Roman" w:cs="Times New Roman"/>
+          <w:lang w:val="es-MX"/>
+        </w:rPr>
+        <w:t>La libertad interior</w:t>
+      </w:r>
+      <w:r>
+        <w:rPr>
+          <w:rFonts w:ascii="Times New Roman" w:hAnsi="Times New Roman" w:cs="Times New Roman"/>
+          <w:lang w:val="es-MX"/>
+        </w:rPr>
+        <w:t xml:space="preserve"> parece</w:t>
+      </w:r>
+      <w:r>
+        <w:rPr>
+          <w:rFonts w:ascii="Times New Roman" w:hAnsi="Times New Roman" w:cs="Times New Roman"/>
+          <w:lang w:val="es-MX"/>
+        </w:rPr>
+        <w:t xml:space="preserve"> ref</w:t>
+      </w:r>
+      <w:r>
+        <w:rPr>
+          <w:rFonts w:ascii="Times New Roman" w:hAnsi="Times New Roman" w:cs="Times New Roman"/>
+          <w:lang w:val="es-MX"/>
+        </w:rPr>
+        <w:t>er</w:t>
+      </w:r>
+      <w:r>
+        <w:rPr>
+          <w:rFonts w:ascii="Times New Roman" w:hAnsi="Times New Roman" w:cs="Times New Roman"/>
+          <w:lang w:val="es-MX"/>
+        </w:rPr>
+        <w:t>ir</w:t>
+      </w:r>
+      <w:r>
+        <w:rPr>
+          <w:rFonts w:ascii="Times New Roman" w:hAnsi="Times New Roman" w:cs="Times New Roman"/>
+          <w:lang w:val="es-MX"/>
+        </w:rPr>
+        <w:t>s</w:t>
+      </w:r>
+      <w:r>
+        <w:rPr>
+          <w:rFonts w:ascii="Times New Roman" w:hAnsi="Times New Roman" w:cs="Times New Roman"/>
+          <w:lang w:val="es-MX"/>
+        </w:rPr>
+        <w:t>e a la consciencia</w:t>
       </w:r>
       <w:r>
         <w:rPr>
@@ -727,14 +776,28 @@
           <w:rFonts w:ascii="Times New Roman" w:hAnsi="Times New Roman" w:cs="Times New Roman"/>
           <w:lang w:val="es-MX"/>
         </w:rPr>
-        <w:t xml:space="preserve"> del arbitrio. En el caso de la libertad interior, el criterio que demarca la forma de las leyes morales se establece con el imperativo categórico en consonancia con una racionalidad del deber.  </w:t>
-      </w:r>
-      <w:r>
-        <w:rPr>
-          <w:rFonts w:ascii="Times New Roman" w:hAnsi="Times New Roman" w:cs="Times New Roman"/>
-          <w:lang w:val="es-MX"/>
-        </w:rPr>
-        <w:t xml:space="preserve"> </w:t>
+        <w:t xml:space="preserve"> del arbitrio. </w:t>
+      </w:r>
+      <w:r>
+        <w:rPr>
+          <w:rFonts w:ascii="Times New Roman" w:hAnsi="Times New Roman" w:cs="Times New Roman"/>
+          <w:lang w:val="es-MX"/>
+        </w:rPr>
+        <w:t xml:space="preserve">En este sentido, la libertad interior alude a la facultad de la autonomía de alguien para darse sus propias reglas en asuntos de moralidad, lo que incluye un aspecto exterior, en el marco de las relaciones intersubjetivas entre distintas moralidades. </w:t>
+      </w:r>
+      <w:r>
+        <w:rPr>
+          <w:rFonts w:ascii="Times New Roman" w:hAnsi="Times New Roman" w:cs="Times New Roman"/>
+          <w:lang w:val="es-MX"/>
+        </w:rPr>
+        <w:t>En el caso de la libertad interior, el criterio que demarca la forma de las leyes morales se establece con el imperativo categórico en consonancia con una racionalidad del deber.</w:t>
+      </w:r>
+      <w:r>
+        <w:rPr>
+          <w:rFonts w:ascii="Times New Roman" w:hAnsi="Times New Roman" w:cs="Times New Roman"/>
+          <w:lang w:val="es-MX"/>
+        </w:rPr>
+        <w:t xml:space="preserve"> Esto no significa que el aspecto interior de la libertad sea solipsista, sino que presupone el contacto con otros en un entramado de relaciones sociales complejas.</w:t>
       </w:r>
     </w:p>
     <w:p>
@@ -765,7 +828,29 @@
           <w:rFonts w:ascii="Times New Roman" w:hAnsi="Times New Roman" w:cs="Times New Roman"/>
           <w:lang w:val="es-MX"/>
         </w:rPr>
-        <w:t xml:space="preserve"> alude al contacto con otros en que se ve articulada nuestra individualidad, y refiere una dimensión de la libertad que se da en sociedad, especialmente en una civil. </w:t>
+        <w:t xml:space="preserve"> alude </w:t>
+      </w:r>
+      <w:r>
+        <w:rPr>
+          <w:rFonts w:ascii="Times New Roman" w:hAnsi="Times New Roman" w:cs="Times New Roman"/>
+          <w:lang w:val="es-MX"/>
+        </w:rPr>
+        <w:t xml:space="preserve">directamente </w:t>
+      </w:r>
+      <w:r>
+        <w:rPr>
+          <w:rFonts w:ascii="Times New Roman" w:hAnsi="Times New Roman" w:cs="Times New Roman"/>
+          <w:lang w:val="es-MX"/>
+        </w:rPr>
+        <w:t xml:space="preserve">al contacto con otros en que se ve articulada nuestra individualidad, y refiere una dimensión de la libertad que </w:t>
+      </w:r>
+      <w:r>
+        <w:rPr>
+          <w:rFonts w:ascii="Times New Roman" w:hAnsi="Times New Roman" w:cs="Times New Roman"/>
+          <w:lang w:val="es-MX"/>
+        </w:rPr>
+        <w:lastRenderedPageBreak/>
+        <w:t xml:space="preserve">se da en sociedad, especialmente en una civil. </w:t>
       </w:r>
       <w:r>
         <w:rPr>
@@ -794,6 +879,13 @@
           <w:lang w:val="es-MX"/>
         </w:rPr>
         <w:t xml:space="preserve"> en cuanto externa</w:t>
+      </w:r>
+      <w:r>
+        <w:rPr>
+          <w:rFonts w:ascii="Times New Roman" w:hAnsi="Times New Roman" w:cs="Times New Roman"/>
+          <w:lang w:val="es-MX"/>
+        </w:rPr>
+        <w:t>, ya que permite la convivencia en un horizonte civil y legal</w:t>
       </w:r>
       <w:r>
         <w:rPr>
@@ -931,15 +1023,7 @@
           <w:rFonts w:ascii="Times New Roman" w:hAnsi="Times New Roman" w:cs="Times New Roman"/>
           <w:lang w:val="es-MX"/>
         </w:rPr>
-        <w:t xml:space="preserve">, en donde se expone la doctrina del derecho de Kant, </w:t>
-      </w:r>
-      <w:r>
-        <w:rPr>
-          <w:rFonts w:ascii="Times New Roman" w:hAnsi="Times New Roman" w:cs="Times New Roman"/>
-          <w:lang w:val="es-MX"/>
-        </w:rPr>
-        <w:lastRenderedPageBreak/>
-        <w:t>para poder elaborar la distinción entre los sentidos de libertad</w:t>
+        <w:t>, en donde se expone la doctrina del derecho de Kant, para poder elaborar la distinción entre los sentidos de libertad</w:t>
       </w:r>
       <w:r>
         <w:rPr>
@@ -1260,7 +1344,15 @@
           <w:rFonts w:ascii="Times New Roman" w:hAnsi="Times New Roman" w:cs="Times New Roman"/>
           <w:lang w:val="es-MX"/>
         </w:rPr>
-        <w:t>el impulso más básico</w:t>
+        <w:t xml:space="preserve">el </w:t>
+      </w:r>
+      <w:r>
+        <w:rPr>
+          <w:rFonts w:ascii="Times New Roman" w:hAnsi="Times New Roman" w:cs="Times New Roman"/>
+          <w:lang w:val="es-MX"/>
+        </w:rPr>
+        <w:lastRenderedPageBreak/>
+        <w:t>impulso más básico</w:t>
       </w:r>
       <w:r>
         <w:rPr>
@@ -1421,7 +1513,6 @@
           <w:rFonts w:ascii="Times New Roman" w:hAnsi="Times New Roman" w:cs="Times New Roman"/>
           <w:lang w:val="es-MX"/>
         </w:rPr>
-        <w:lastRenderedPageBreak/>
         <w:t xml:space="preserve">El deseo o la aversión van vinculados a la percepción de placer o disgusto. A esta capacidad, Kant le llama </w:t>
       </w:r>
       <w:r>
@@ -1758,6 +1849,7 @@
           <w:rFonts w:ascii="Times New Roman" w:hAnsi="Times New Roman" w:cs="Times New Roman"/>
           <w:lang w:val="es-MX"/>
         </w:rPr>
+        <w:lastRenderedPageBreak/>
         <w:t>En este horizonte, dice Kant: “</w:t>
       </w:r>
       <w:r>
@@ -1789,7 +1881,6 @@
           <w:rFonts w:ascii="Times New Roman" w:hAnsi="Times New Roman" w:cs="Times New Roman"/>
           <w:lang w:val="es-MX"/>
         </w:rPr>
-        <w:lastRenderedPageBreak/>
         <w:t>La</w:t>
       </w:r>
       <w:r>
@@ -2232,7 +2323,15 @@
           <w:rFonts w:ascii="Times New Roman" w:hAnsi="Times New Roman" w:cs="Times New Roman"/>
           <w:lang w:val="es-MX"/>
         </w:rPr>
-        <w:t>: “El arbitrio que puede ser determinado por razón pura se llama libre arbitrio.” (RL AA 06; 2008, p. 16)</w:t>
+        <w:t xml:space="preserve">: “El arbitrio que </w:t>
+      </w:r>
+      <w:r>
+        <w:rPr>
+          <w:rFonts w:ascii="Times New Roman" w:hAnsi="Times New Roman" w:cs="Times New Roman"/>
+          <w:lang w:val="es-MX"/>
+        </w:rPr>
+        <w:lastRenderedPageBreak/>
+        <w:t>puede ser determinado por razón pura se llama libre arbitrio.” (RL AA 06; 2008, p. 16)</w:t>
       </w:r>
       <w:r>
         <w:rPr>
@@ -2337,15 +2436,7 @@
           <w:rFonts w:ascii="Times New Roman" w:hAnsi="Times New Roman" w:cs="Times New Roman"/>
           <w:lang w:val="es-MX"/>
         </w:rPr>
-        <w:t xml:space="preserve"> Esta consideración negativa se </w:t>
-      </w:r>
-      <w:r>
-        <w:rPr>
-          <w:rFonts w:ascii="Times New Roman" w:hAnsi="Times New Roman" w:cs="Times New Roman"/>
-          <w:lang w:val="es-MX"/>
-        </w:rPr>
-        <w:lastRenderedPageBreak/>
-        <w:t xml:space="preserve">complementa con </w:t>
+        <w:t xml:space="preserve"> Esta consideración negativa se complementa con </w:t>
       </w:r>
       <w:r>
         <w:rPr>
@@ -2601,7 +2692,15 @@
           <w:rFonts w:ascii="Times New Roman" w:hAnsi="Times New Roman" w:cs="Times New Roman"/>
           <w:lang w:val="es-MX"/>
         </w:rPr>
-        <w:t>dos ámbitos que explicita Kant: “La libertad, a que se refieren las leyes jurídicas, no puede ser más que la libertad en la práctica externa, pero aquella a que se refieren las segundas, debe ser la libertad en el ejercicio exterior e interior del arbitrio, cuando está determinado por las leyes racionales.” (</w:t>
+        <w:t xml:space="preserve">dos ámbitos que explicita Kant: “La libertad, a que se refieren las leyes jurídicas, no puede ser más que la libertad en la práctica externa, pero aquella a </w:t>
+      </w:r>
+      <w:r>
+        <w:rPr>
+          <w:rFonts w:ascii="Times New Roman" w:hAnsi="Times New Roman" w:cs="Times New Roman"/>
+          <w:lang w:val="es-MX"/>
+        </w:rPr>
+        <w:lastRenderedPageBreak/>
+        <w:t>que se refieren las segundas, debe ser la libertad en el ejercicio exterior e interior del arbitrio, cuando está determinado por las leyes racionales.” (</w:t>
       </w:r>
       <w:r>
         <w:rPr>
@@ -2760,15 +2859,7 @@
           <w:rFonts w:ascii="Times New Roman" w:hAnsi="Times New Roman" w:cs="Times New Roman"/>
           <w:lang w:val="es-MX"/>
         </w:rPr>
-        <w:t xml:space="preserve">y las leyes morales. La voluntad puede ser o bien sensible (o animal), o bien, puede ser </w:t>
-      </w:r>
-      <w:r>
-        <w:rPr>
-          <w:rFonts w:ascii="Times New Roman" w:hAnsi="Times New Roman" w:cs="Times New Roman"/>
-          <w:lang w:val="es-MX"/>
-        </w:rPr>
-        <w:lastRenderedPageBreak/>
-        <w:t xml:space="preserve">racional. Cuando es una voluntad racional orientada a la práctica, se </w:t>
+        <w:t xml:space="preserve">y las leyes morales. La voluntad puede ser o bien sensible (o animal), o bien, puede ser racional. Cuando es una voluntad racional orientada a la práctica, se </w:t>
       </w:r>
       <w:r>
         <w:rPr>
@@ -3092,7 +3183,15 @@
           <w:rFonts w:ascii="Times New Roman" w:hAnsi="Times New Roman" w:cs="Times New Roman"/>
           <w:lang w:val="es-MX"/>
         </w:rPr>
-        <w:t xml:space="preserve">Todo esto equivale a pensar que todos los seres racionales, sin distinción alguna, poseemos un sentido intrínseco del deber, aunque no siempre seamos testigos de su materialización </w:t>
+        <w:t xml:space="preserve">Todo esto equivale a pensar que </w:t>
+      </w:r>
+      <w:r>
+        <w:rPr>
+          <w:rFonts w:ascii="Times New Roman" w:hAnsi="Times New Roman" w:cs="Times New Roman"/>
+          <w:lang w:val="es-MX"/>
+        </w:rPr>
+        <w:lastRenderedPageBreak/>
+        <w:t xml:space="preserve">todos los seres racionales, sin distinción alguna, poseemos un sentido intrínseco del deber, aunque no siempre seamos testigos de su materialización </w:t>
       </w:r>
       <w:r>
         <w:rPr>
@@ -3202,15 +3301,7 @@
           <w:rFonts w:ascii="Times New Roman" w:hAnsi="Times New Roman" w:cs="Times New Roman"/>
           <w:lang w:val="es-MX"/>
         </w:rPr>
-        <w:t xml:space="preserve">egular y orientar la práctica, aunque la naturaleza </w:t>
-      </w:r>
-      <w:r>
-        <w:rPr>
-          <w:rFonts w:ascii="Times New Roman" w:hAnsi="Times New Roman" w:cs="Times New Roman"/>
-          <w:lang w:val="es-MX"/>
-        </w:rPr>
-        <w:lastRenderedPageBreak/>
-        <w:t>de sus principios, siendo puramente racionales, no se encuentren manifestados todavía en la realidad</w:t>
+        <w:t>egular y orientar la práctica, aunque la naturaleza de sus principios, siendo puramente racionales, no se encuentren manifestados todavía en la realidad</w:t>
       </w:r>
       <w:r>
         <w:rPr>
@@ -3393,7 +3484,15 @@
           <w:rFonts w:ascii="Times New Roman" w:hAnsi="Times New Roman" w:cs="Times New Roman"/>
           <w:lang w:val="es-MX"/>
         </w:rPr>
-        <w:t xml:space="preserve">, entre los deberes de derecho y los deberes de virtud. Los deberes de derecho son obligaciones que establece la ley y tienen consecuencias legales que supervisa el estado. Los deberes de virtud se remiten a responsabilidades morales que se enraízan en valores personales. Estos ámbitos corresponden, de esta forma, a una legislación externa para el derecho e interna para la virtud moral. </w:t>
+        <w:t xml:space="preserve">, entre los deberes de derecho y los deberes de virtud. Los deberes de derecho son obligaciones que establece la ley y tienen consecuencias legales que supervisa el estado. Los deberes de virtud se remiten a responsabilidades morales que se enraízan en valores personales. Estos ámbitos </w:t>
+      </w:r>
+      <w:r>
+        <w:rPr>
+          <w:rFonts w:ascii="Times New Roman" w:hAnsi="Times New Roman" w:cs="Times New Roman"/>
+          <w:lang w:val="es-MX"/>
+        </w:rPr>
+        <w:lastRenderedPageBreak/>
+        <w:t xml:space="preserve">corresponden, de esta forma, a una legislación externa para el derecho e interna para la virtud moral. </w:t>
       </w:r>
       <w:r>
         <w:rPr>
@@ -3491,15 +3590,7 @@
           <w:rFonts w:ascii="Times New Roman" w:hAnsi="Times New Roman" w:cs="Times New Roman"/>
           <w:lang w:val="es-MX"/>
         </w:rPr>
-        <w:t xml:space="preserve">De esta forma, ya sea una </w:t>
-      </w:r>
-      <w:r>
-        <w:rPr>
-          <w:rFonts w:ascii="Times New Roman" w:hAnsi="Times New Roman" w:cs="Times New Roman"/>
-          <w:lang w:val="es-MX"/>
-        </w:rPr>
-        <w:lastRenderedPageBreak/>
-        <w:t xml:space="preserve">legislación interna o una externa, tenemos que en ambos casos se presentan los elementos de las leyes y los motivos de las leyes. </w:t>
+        <w:t xml:space="preserve">De esta forma, ya sea una legislación interna o una externa, tenemos que en ambos casos se presentan los elementos de las leyes y los motivos de las leyes. </w:t>
       </w:r>
     </w:p>
     <w:p>
@@ -3678,6 +3769,7 @@
           <w:rFonts w:ascii="Times New Roman" w:hAnsi="Times New Roman" w:cs="Times New Roman"/>
           <w:lang w:val="es-MX"/>
         </w:rPr>
+        <w:lastRenderedPageBreak/>
         <w:t>La polaridad de lo legal e ilegal establece una orientación para el deber externo, sin embargo, no se desentiende del deber interno. Para Kant, las esferas de la</w:t>
       </w:r>
       <w:r>
@@ -3757,7 +3849,6 @@
           <w:rFonts w:ascii="Times New Roman" w:hAnsi="Times New Roman" w:cs="Times New Roman"/>
           <w:lang w:val="es-MX"/>
         </w:rPr>
-        <w:lastRenderedPageBreak/>
         <w:t xml:space="preserve">Kant afirme que: </w:t>
       </w:r>
       <w:r>
@@ -4062,7 +4153,15 @@
           <w:rFonts w:ascii="Times New Roman" w:hAnsi="Times New Roman" w:cs="Times New Roman"/>
           <w:lang w:val="es-MX"/>
         </w:rPr>
-        <w:t xml:space="preserve">Kant nos señala que: “La noción de la libertad es una noción de la razón pura que corresponde a la filosofía teórica trascendente. En otros términos, es una noción que no puede tener objeto alguno adecuado en una experiencia posible cualquiera que ella sea; una noción por consiguiente que no es el objeto de un conocimiento teórico posible para nosotros, y que por lo tanto no tiene valor como principio constitutivo, sino solamente como principio regulador.” (RL AA 06; 2008, p. 28) </w:t>
+        <w:t xml:space="preserve">Kant nos señala que: “La noción de la libertad es una noción de la razón pura que corresponde a la filosofía teórica trascendente. En otros términos, es una noción que no puede tener objeto alguno adecuado en una experiencia posible cualquiera que ella sea; una noción por consiguiente que no es el objeto de un conocimiento teórico posible para nosotros, y que por lo tanto </w:t>
+      </w:r>
+      <w:r>
+        <w:rPr>
+          <w:rFonts w:ascii="Times New Roman" w:hAnsi="Times New Roman" w:cs="Times New Roman"/>
+          <w:lang w:val="es-MX"/>
+        </w:rPr>
+        <w:lastRenderedPageBreak/>
+        <w:t xml:space="preserve">no tiene valor como principio constitutivo, sino solamente como principio regulador.” (RL AA 06; 2008, p. 28) </w:t>
       </w:r>
     </w:p>
     <w:p>
@@ -4147,7 +4246,6 @@
           <w:rFonts w:ascii="Times New Roman" w:hAnsi="Times New Roman" w:cs="Times New Roman"/>
           <w:lang w:val="es-MX"/>
         </w:rPr>
-        <w:lastRenderedPageBreak/>
         <w:t xml:space="preserve">Cuando cualquier deber se hace exterior para que regule además de </w:t>
       </w:r>
       <w:r>
@@ -4538,7 +4636,15 @@
           <w:rFonts w:ascii="Times New Roman" w:hAnsi="Times New Roman" w:cs="Times New Roman"/>
           <w:lang w:val="es-MX"/>
         </w:rPr>
-        <w:t xml:space="preserve">“Una persona es el sujeto cuyas acciones son susceptibles de imputación. La personalidad moral, pues, no es más que la libertad de un ser racional sometido a leyes morales. La personalidad psicológica no es más que la facultad del ser que tiene conciencia de sí mismo en los diferentes estados de la identidad de su existencia. De donde se sigue que una persona no puede ser sometida más que a las leyes que ella misma se </w:t>
+        <w:t xml:space="preserve">“Una persona es el sujeto cuyas acciones son susceptibles de imputación. La personalidad moral, pues, no es más que la libertad de un ser racional sometido a leyes morales. La personalidad psicológica no es más que la facultad del ser que tiene conciencia de sí mismo en los diferentes estados de la identidad de su existencia. </w:t>
+      </w:r>
+      <w:r>
+        <w:rPr>
+          <w:rFonts w:ascii="Times New Roman" w:hAnsi="Times New Roman" w:cs="Times New Roman"/>
+          <w:lang w:val="es-MX"/>
+        </w:rPr>
+        <w:lastRenderedPageBreak/>
+        <w:t xml:space="preserve">De donde se sigue que una persona no puede ser sometida más que a las leyes que ella misma se </w:t>
       </w:r>
       <w:r>
         <w:rPr>
@@ -4554,6 +4660,7 @@
         </w:rPr>
         <w:t xml:space="preserve"> (ya a sí sola, ya </w:t>
       </w:r>
+      <w:proofErr w:type="spellStart"/>
       <w:r>
         <w:rPr>
           <w:rFonts w:ascii="Times New Roman" w:hAnsi="Times New Roman" w:cs="Times New Roman"/>
@@ -4561,6 +4668,7 @@
         </w:rPr>
         <w:t>a sí</w:t>
       </w:r>
+      <w:proofErr w:type="spellEnd"/>
       <w:r>
         <w:rPr>
           <w:rFonts w:ascii="Times New Roman" w:hAnsi="Times New Roman" w:cs="Times New Roman"/>
@@ -4641,15 +4749,7 @@
           <w:rFonts w:ascii="Times New Roman" w:hAnsi="Times New Roman" w:cs="Times New Roman"/>
           <w:lang w:val="es-MX"/>
         </w:rPr>
-        <w:t xml:space="preserve"> como: “lo que no es susceptible de ninguna imputación.” (RL AA 06; 2008, p. 32), es decir, un ser amoral. Así, para los seres morales, se puede establecer el horizonte de lo que se entiende por los actos justos, </w:t>
-      </w:r>
-      <w:r>
-        <w:rPr>
-          <w:rFonts w:ascii="Times New Roman" w:hAnsi="Times New Roman" w:cs="Times New Roman"/>
-          <w:lang w:val="es-MX"/>
-        </w:rPr>
-        <w:lastRenderedPageBreak/>
-        <w:t>ya que: “Lo justo o injusto es en general un hecho conforme o no conforme con el deber.” (</w:t>
+        <w:t xml:space="preserve"> como: “lo que no es susceptible de ninguna imputación.” (RL AA 06; 2008, p. 32), es decir, un ser amoral. Así, para los seres morales, se puede establecer el horizonte de lo que se entiende por los actos justos, ya que: “Lo justo o injusto es en general un hecho conforme o no conforme con el deber.” (</w:t>
       </w:r>
       <w:r>
         <w:rPr>
@@ -5022,7 +5122,15 @@
           <w:rFonts w:ascii="Times New Roman" w:hAnsi="Times New Roman" w:cs="Times New Roman"/>
           <w:lang w:val="es-MX"/>
         </w:rPr>
-        <w:t>“El imperativo categórico, que enuncia de una manera general lo que es obligatorio, puede formularse así: Obra según una máxima que pueda al mismo tiempo tener valor de una ley general. Puedes, pues, considerar tus acciones según su principio subjetivo; pero no puedes estar seguro de que un principio tiene valor objetivo, sino cuando sea adecuado a una legislación universal, es decir, cuando este principio pueda ser erigido por tu razón en legislación universal.” (</w:t>
+        <w:t xml:space="preserve">“El imperativo categórico, que enuncia de una manera general lo que es obligatorio, puede formularse así: Obra según una máxima que pueda al mismo tiempo tener valor de una ley general. Puedes, pues, considerar tus acciones según su principio subjetivo; pero no puedes estar seguro de que un principio tiene valor objetivo, sino cuando sea adecuado a una legislación universal, es decir, </w:t>
+      </w:r>
+      <w:r>
+        <w:rPr>
+          <w:rFonts w:ascii="Times New Roman" w:hAnsi="Times New Roman" w:cs="Times New Roman"/>
+          <w:lang w:val="es-MX"/>
+        </w:rPr>
+        <w:lastRenderedPageBreak/>
+        <w:t>cuando este principio pueda ser erigido por tu razón en legislación universal.” (</w:t>
       </w:r>
       <w:r>
         <w:rPr>
@@ -5191,7 +5299,6 @@
           <w:rFonts w:ascii="Times New Roman" w:hAnsi="Times New Roman" w:cs="Times New Roman"/>
           <w:lang w:val="es-MX"/>
         </w:rPr>
-        <w:lastRenderedPageBreak/>
         <w:t>Sobre el autor de las leyes morales,</w:t>
       </w:r>
       <w:r>
@@ -5534,6 +5641,7 @@
           <w:rFonts w:ascii="Times New Roman" w:hAnsi="Times New Roman" w:cs="Times New Roman"/>
           <w:lang w:val="es-MX"/>
         </w:rPr>
+        <w:lastRenderedPageBreak/>
         <w:t xml:space="preserve">Mientras las leyes morales internas están determinadas por la legislación formal de un imperativo categórico, por otro lado, las leyes externas se encuentran establecidas en virtud </w:t>
       </w:r>
       <w:r>
@@ -5562,7 +5670,236 @@
           <w:rFonts w:ascii="Times New Roman" w:hAnsi="Times New Roman" w:cs="Times New Roman"/>
           <w:lang w:val="es-MX"/>
         </w:rPr>
-        <w:t xml:space="preserve"> El derecho, por lo tanto, se entiende como una disciplina que aspira a la formalidad de una ciencia, en virtud de las leyes que </w:t>
+        <w:t xml:space="preserve"> El derecho, por lo tanto, se entiende como una disciplina que aspira a la formalidad de una ciencia, en virtud de las leyes que regulan la libertad exterior, que, en este sentido, además de ser una libertad</w:t>
+      </w:r>
+      <w:r>
+        <w:rPr>
+          <w:rFonts w:ascii="Times New Roman" w:hAnsi="Times New Roman" w:cs="Times New Roman"/>
+          <w:lang w:val="es-MX"/>
+        </w:rPr>
+        <w:t xml:space="preserve"> externa</w:t>
+      </w:r>
+      <w:r>
+        <w:rPr>
+          <w:rFonts w:ascii="Times New Roman" w:hAnsi="Times New Roman" w:cs="Times New Roman"/>
+          <w:lang w:val="es-MX"/>
+        </w:rPr>
+        <w:t xml:space="preserve">, </w:t>
+      </w:r>
+      <w:r>
+        <w:rPr>
+          <w:rFonts w:ascii="Times New Roman" w:hAnsi="Times New Roman" w:cs="Times New Roman"/>
+          <w:lang w:val="es-MX"/>
+        </w:rPr>
+        <w:t>podrá</w:t>
+      </w:r>
+      <w:r>
+        <w:rPr>
+          <w:rFonts w:ascii="Times New Roman" w:hAnsi="Times New Roman" w:cs="Times New Roman"/>
+          <w:lang w:val="es-MX"/>
+        </w:rPr>
+        <w:t xml:space="preserve"> entenderse como una libertad </w:t>
+      </w:r>
+      <w:r>
+        <w:rPr>
+          <w:rFonts w:ascii="Times New Roman" w:hAnsi="Times New Roman" w:cs="Times New Roman"/>
+          <w:lang w:val="es-MX"/>
+        </w:rPr>
+        <w:t>jurídica</w:t>
+      </w:r>
+    </w:p>
+    <w:p>
+      <w:pPr>
+        <w:spacing w:line="360" w:lineRule="auto"/>
+        <w:jc w:val="both"/>
+        <w:rPr>
+          <w:rFonts w:ascii="Times New Roman" w:hAnsi="Times New Roman" w:cs="Times New Roman"/>
+          <w:lang w:val="es-MX"/>
+        </w:rPr>
+      </w:pPr>
+      <w:r>
+        <w:rPr>
+          <w:rFonts w:ascii="Times New Roman" w:hAnsi="Times New Roman" w:cs="Times New Roman"/>
+          <w:lang w:val="es-MX"/>
+        </w:rPr>
+        <w:t xml:space="preserve">Cuando Kant </w:t>
+      </w:r>
+      <w:r>
+        <w:rPr>
+          <w:rFonts w:ascii="Times New Roman" w:hAnsi="Times New Roman" w:cs="Times New Roman"/>
+          <w:lang w:val="es-MX"/>
+        </w:rPr>
+        <w:t xml:space="preserve">desarrolla </w:t>
+      </w:r>
+      <w:r>
+        <w:rPr>
+          <w:rFonts w:ascii="Times New Roman" w:hAnsi="Times New Roman" w:cs="Times New Roman"/>
+          <w:lang w:val="es-MX"/>
+        </w:rPr>
+        <w:t>qué es el derecho en sí</w:t>
+      </w:r>
+      <w:r>
+        <w:rPr>
+          <w:rFonts w:ascii="Times New Roman" w:hAnsi="Times New Roman" w:cs="Times New Roman"/>
+          <w:lang w:val="es-MX"/>
+        </w:rPr>
+        <w:t xml:space="preserve">, estima tres </w:t>
+      </w:r>
+      <w:r>
+        <w:rPr>
+          <w:rFonts w:ascii="Times New Roman" w:hAnsi="Times New Roman" w:cs="Times New Roman"/>
+          <w:lang w:val="es-MX"/>
+        </w:rPr>
+        <w:t>consideraciones</w:t>
+      </w:r>
+      <w:r>
+        <w:rPr>
+          <w:rFonts w:ascii="Times New Roman" w:hAnsi="Times New Roman" w:cs="Times New Roman"/>
+          <w:lang w:val="es-MX"/>
+        </w:rPr>
+        <w:t>. En principio</w:t>
+      </w:r>
+      <w:r>
+        <w:rPr>
+          <w:rFonts w:ascii="Times New Roman" w:hAnsi="Times New Roman" w:cs="Times New Roman"/>
+          <w:lang w:val="es-MX"/>
+        </w:rPr>
+        <w:t>, señalará el escenario en donde se establece esa regulación de las relaciones de personas libres. El ámbito exterior a lo moral en la persona, encuentra a otra persona con ese contraste entre su interioridad y la exterioridad compartida; de esto se entiende que se encuentr</w:t>
+      </w:r>
+      <w:r>
+        <w:rPr>
+          <w:rFonts w:ascii="Times New Roman" w:hAnsi="Times New Roman" w:cs="Times New Roman"/>
+          <w:lang w:val="es-MX"/>
+        </w:rPr>
+        <w:t>e</w:t>
+      </w:r>
+      <w:r>
+        <w:rPr>
+          <w:rFonts w:ascii="Times New Roman" w:hAnsi="Times New Roman" w:cs="Times New Roman"/>
+          <w:lang w:val="es-MX"/>
+        </w:rPr>
+        <w:t xml:space="preserve">n en una relación de influencia recíproca. </w:t>
+      </w:r>
+    </w:p>
+    <w:p>
+      <w:pPr>
+        <w:spacing w:line="360" w:lineRule="auto"/>
+        <w:jc w:val="both"/>
+        <w:rPr>
+          <w:rFonts w:ascii="Times New Roman" w:hAnsi="Times New Roman" w:cs="Times New Roman"/>
+          <w:lang w:val="es-MX"/>
+        </w:rPr>
+      </w:pPr>
+      <w:r>
+        <w:rPr>
+          <w:rFonts w:ascii="Times New Roman" w:hAnsi="Times New Roman" w:cs="Times New Roman"/>
+          <w:lang w:val="es-MX"/>
+        </w:rPr>
+        <w:t xml:space="preserve">De esta forma, Kant señala que: </w:t>
+      </w:r>
+      <w:r>
+        <w:rPr>
+          <w:rFonts w:ascii="Times New Roman" w:hAnsi="Times New Roman" w:cs="Times New Roman"/>
+          <w:lang w:val="es-MX"/>
+        </w:rPr>
+        <w:t>“La noción de derecho, respecto de una obligación correspondiente (es decir, la noción moral de esta obligación), en primer lugar, no concierne más que a la relación exterior y aun práctica de una persona con otra, en cuanto sus acciones como hechos pueden tener una influencia (mediata o inmediata) sobre otras acciones.” (RL AA 06; 2008, p. 41)</w:t>
+      </w:r>
+    </w:p>
+    <w:p>
+      <w:pPr>
+        <w:spacing w:line="360" w:lineRule="auto"/>
+        <w:jc w:val="both"/>
+        <w:rPr>
+          <w:rFonts w:ascii="Times New Roman" w:hAnsi="Times New Roman" w:cs="Times New Roman"/>
+          <w:lang w:val="es-MX"/>
+        </w:rPr>
+      </w:pPr>
+      <w:r>
+        <w:rPr>
+          <w:rFonts w:ascii="Times New Roman" w:hAnsi="Times New Roman" w:cs="Times New Roman"/>
+          <w:lang w:val="es-MX"/>
+        </w:rPr>
+        <w:t xml:space="preserve">En seguida, al considerar el derecho, Kant establecerá un ámbito distinto a la relación interna de las leyes morales con las facultades del alma, precisamente por la naturaleza del encuentro </w:t>
+      </w:r>
+      <w:r>
+        <w:rPr>
+          <w:rFonts w:ascii="Times New Roman" w:hAnsi="Times New Roman" w:cs="Times New Roman"/>
+          <w:lang w:val="es-MX"/>
+        </w:rPr>
+        <w:t>de</w:t>
+      </w:r>
+      <w:r>
+        <w:rPr>
+          <w:rFonts w:ascii="Times New Roman" w:hAnsi="Times New Roman" w:cs="Times New Roman"/>
+          <w:lang w:val="es-MX"/>
+        </w:rPr>
+        <w:t xml:space="preserve"> diversas interioridades, y de esta manera, refiere que: </w:t>
+      </w:r>
+      <w:r>
+        <w:rPr>
+          <w:rFonts w:ascii="Times New Roman" w:hAnsi="Times New Roman" w:cs="Times New Roman"/>
+          <w:lang w:val="es-MX"/>
+        </w:rPr>
+        <w:t>“En segundo lugar, esta noción</w:t>
+      </w:r>
+      <w:r>
+        <w:rPr>
+          <w:rFonts w:ascii="Times New Roman" w:hAnsi="Times New Roman" w:cs="Times New Roman"/>
+          <w:lang w:val="es-MX"/>
+        </w:rPr>
+        <w:t xml:space="preserve"> (*la del derecho)</w:t>
+      </w:r>
+      <w:r>
+        <w:rPr>
+          <w:rFonts w:ascii="Times New Roman" w:hAnsi="Times New Roman" w:cs="Times New Roman"/>
+          <w:lang w:val="es-MX"/>
+        </w:rPr>
+        <w:t xml:space="preserve"> no indica la relación del arbitrio con el deseo (por consiguiente, con la simple necesidad) de otro, como en los actos de beneficencia o de crueldad, sino simplemente la relación del arbitrio del agente con el arbitrio de otro.” (RL AA 06; 2008, p. 42)</w:t>
+      </w:r>
+      <w:r>
+        <w:rPr>
+          <w:rFonts w:ascii="Times New Roman" w:hAnsi="Times New Roman" w:cs="Times New Roman"/>
+          <w:lang w:val="es-MX"/>
+        </w:rPr>
+        <w:t xml:space="preserve"> </w:t>
+      </w:r>
+      <w:r>
+        <w:rPr>
+          <w:rFonts w:ascii="Times New Roman" w:hAnsi="Times New Roman" w:cs="Times New Roman"/>
+          <w:lang w:val="es-MX"/>
+        </w:rPr>
+        <w:t>A</w:t>
+      </w:r>
+      <w:r>
+        <w:rPr>
+          <w:rFonts w:ascii="Times New Roman" w:hAnsi="Times New Roman" w:cs="Times New Roman"/>
+          <w:lang w:val="es-MX"/>
+        </w:rPr>
+        <w:t xml:space="preserve">l reconocer el contraste entre los arbitrios libres, se presupone una pluralidad en las relaciones marcadas por la insociable sociabilidad. Esto anticipa la necesidad categórica de entrar en relaciones civiles. </w:t>
+      </w:r>
+    </w:p>
+    <w:p>
+      <w:pPr>
+        <w:spacing w:line="360" w:lineRule="auto"/>
+        <w:jc w:val="both"/>
+        <w:rPr>
+          <w:rFonts w:ascii="Times New Roman" w:hAnsi="Times New Roman" w:cs="Times New Roman"/>
+          <w:lang w:val="es-MX"/>
+        </w:rPr>
+      </w:pPr>
+      <w:r>
+        <w:rPr>
+          <w:rFonts w:ascii="Times New Roman" w:hAnsi="Times New Roman" w:cs="Times New Roman"/>
+          <w:lang w:val="es-MX"/>
+        </w:rPr>
+        <w:t xml:space="preserve">Finalmente, esto nos conduce, desde la perspectiva de la necesidad de regular la libertad, para que no sea una salvaje, sino una civilizada, a establecer un límite que permita la libertad de todos, de forma recíproca y simultánea. Kant nos dice que: </w:t>
+      </w:r>
+      <w:r>
+        <w:rPr>
+          <w:rFonts w:ascii="Times New Roman" w:hAnsi="Times New Roman" w:cs="Times New Roman"/>
+          <w:lang w:val="es-MX"/>
+        </w:rPr>
+        <w:t xml:space="preserve">“En tercer lugar, </w:t>
       </w:r>
       <w:r>
         <w:rPr>
@@ -5570,236 +5907,7 @@
           <w:lang w:val="es-MX"/>
         </w:rPr>
         <w:lastRenderedPageBreak/>
-        <w:t>regulan la libertad exterior, que, en este sentido, además de ser una libertad</w:t>
-      </w:r>
-      <w:r>
-        <w:rPr>
-          <w:rFonts w:ascii="Times New Roman" w:hAnsi="Times New Roman" w:cs="Times New Roman"/>
-          <w:lang w:val="es-MX"/>
-        </w:rPr>
-        <w:t xml:space="preserve"> externa</w:t>
-      </w:r>
-      <w:r>
-        <w:rPr>
-          <w:rFonts w:ascii="Times New Roman" w:hAnsi="Times New Roman" w:cs="Times New Roman"/>
-          <w:lang w:val="es-MX"/>
-        </w:rPr>
-        <w:t xml:space="preserve">, </w:t>
-      </w:r>
-      <w:r>
-        <w:rPr>
-          <w:rFonts w:ascii="Times New Roman" w:hAnsi="Times New Roman" w:cs="Times New Roman"/>
-          <w:lang w:val="es-MX"/>
-        </w:rPr>
-        <w:t>podrá</w:t>
-      </w:r>
-      <w:r>
-        <w:rPr>
-          <w:rFonts w:ascii="Times New Roman" w:hAnsi="Times New Roman" w:cs="Times New Roman"/>
-          <w:lang w:val="es-MX"/>
-        </w:rPr>
-        <w:t xml:space="preserve"> entenderse como una libertad </w:t>
-      </w:r>
-      <w:r>
-        <w:rPr>
-          <w:rFonts w:ascii="Times New Roman" w:hAnsi="Times New Roman" w:cs="Times New Roman"/>
-          <w:lang w:val="es-MX"/>
-        </w:rPr>
-        <w:t>jurídica</w:t>
-      </w:r>
-    </w:p>
-    <w:p>
-      <w:pPr>
-        <w:spacing w:line="360" w:lineRule="auto"/>
-        <w:jc w:val="both"/>
-        <w:rPr>
-          <w:rFonts w:ascii="Times New Roman" w:hAnsi="Times New Roman" w:cs="Times New Roman"/>
-          <w:lang w:val="es-MX"/>
-        </w:rPr>
-      </w:pPr>
-      <w:r>
-        <w:rPr>
-          <w:rFonts w:ascii="Times New Roman" w:hAnsi="Times New Roman" w:cs="Times New Roman"/>
-          <w:lang w:val="es-MX"/>
-        </w:rPr>
-        <w:t xml:space="preserve">Cuando Kant </w:t>
-      </w:r>
-      <w:r>
-        <w:rPr>
-          <w:rFonts w:ascii="Times New Roman" w:hAnsi="Times New Roman" w:cs="Times New Roman"/>
-          <w:lang w:val="es-MX"/>
-        </w:rPr>
-        <w:t xml:space="preserve">desarrolla </w:t>
-      </w:r>
-      <w:r>
-        <w:rPr>
-          <w:rFonts w:ascii="Times New Roman" w:hAnsi="Times New Roman" w:cs="Times New Roman"/>
-          <w:lang w:val="es-MX"/>
-        </w:rPr>
-        <w:t>qué es el derecho en sí</w:t>
-      </w:r>
-      <w:r>
-        <w:rPr>
-          <w:rFonts w:ascii="Times New Roman" w:hAnsi="Times New Roman" w:cs="Times New Roman"/>
-          <w:lang w:val="es-MX"/>
-        </w:rPr>
-        <w:t xml:space="preserve">, estima tres </w:t>
-      </w:r>
-      <w:r>
-        <w:rPr>
-          <w:rFonts w:ascii="Times New Roman" w:hAnsi="Times New Roman" w:cs="Times New Roman"/>
-          <w:lang w:val="es-MX"/>
-        </w:rPr>
-        <w:t>consideraciones</w:t>
-      </w:r>
-      <w:r>
-        <w:rPr>
-          <w:rFonts w:ascii="Times New Roman" w:hAnsi="Times New Roman" w:cs="Times New Roman"/>
-          <w:lang w:val="es-MX"/>
-        </w:rPr>
-        <w:t>. En principio</w:t>
-      </w:r>
-      <w:r>
-        <w:rPr>
-          <w:rFonts w:ascii="Times New Roman" w:hAnsi="Times New Roman" w:cs="Times New Roman"/>
-          <w:lang w:val="es-MX"/>
-        </w:rPr>
-        <w:t>, señalará el escenario en donde se establece esa regulación de las relaciones de personas libres. El ámbito exterior a lo moral en la persona, encuentra a otra persona con ese contraste entre su interioridad y la exterioridad compartida; de esto se entiende que se encuentr</w:t>
-      </w:r>
-      <w:r>
-        <w:rPr>
-          <w:rFonts w:ascii="Times New Roman" w:hAnsi="Times New Roman" w:cs="Times New Roman"/>
-          <w:lang w:val="es-MX"/>
-        </w:rPr>
-        <w:t>e</w:t>
-      </w:r>
-      <w:r>
-        <w:rPr>
-          <w:rFonts w:ascii="Times New Roman" w:hAnsi="Times New Roman" w:cs="Times New Roman"/>
-          <w:lang w:val="es-MX"/>
-        </w:rPr>
-        <w:t xml:space="preserve">n en una relación de influencia recíproca. </w:t>
-      </w:r>
-    </w:p>
-    <w:p>
-      <w:pPr>
-        <w:spacing w:line="360" w:lineRule="auto"/>
-        <w:jc w:val="both"/>
-        <w:rPr>
-          <w:rFonts w:ascii="Times New Roman" w:hAnsi="Times New Roman" w:cs="Times New Roman"/>
-          <w:lang w:val="es-MX"/>
-        </w:rPr>
-      </w:pPr>
-      <w:r>
-        <w:rPr>
-          <w:rFonts w:ascii="Times New Roman" w:hAnsi="Times New Roman" w:cs="Times New Roman"/>
-          <w:lang w:val="es-MX"/>
-        </w:rPr>
-        <w:t xml:space="preserve">De esta forma, Kant señala que: </w:t>
-      </w:r>
-      <w:r>
-        <w:rPr>
-          <w:rFonts w:ascii="Times New Roman" w:hAnsi="Times New Roman" w:cs="Times New Roman"/>
-          <w:lang w:val="es-MX"/>
-        </w:rPr>
-        <w:t>“La noción de derecho, respecto de una obligación correspondiente (es decir, la noción moral de esta obligación), en primer lugar, no concierne más que a la relación exterior y aun práctica de una persona con otra, en cuanto sus acciones como hechos pueden tener una influencia (mediata o inmediata) sobre otras acciones.” (RL AA 06; 2008, p. 41)</w:t>
-      </w:r>
-    </w:p>
-    <w:p>
-      <w:pPr>
-        <w:spacing w:line="360" w:lineRule="auto"/>
-        <w:jc w:val="both"/>
-        <w:rPr>
-          <w:rFonts w:ascii="Times New Roman" w:hAnsi="Times New Roman" w:cs="Times New Roman"/>
-          <w:lang w:val="es-MX"/>
-        </w:rPr>
-      </w:pPr>
-      <w:r>
-        <w:rPr>
-          <w:rFonts w:ascii="Times New Roman" w:hAnsi="Times New Roman" w:cs="Times New Roman"/>
-          <w:lang w:val="es-MX"/>
-        </w:rPr>
-        <w:t xml:space="preserve">En seguida, al considerar el derecho, Kant establecerá un ámbito distinto a la relación interna de las leyes morales con las facultades del alma, precisamente por la naturaleza del encuentro </w:t>
-      </w:r>
-      <w:r>
-        <w:rPr>
-          <w:rFonts w:ascii="Times New Roman" w:hAnsi="Times New Roman" w:cs="Times New Roman"/>
-          <w:lang w:val="es-MX"/>
-        </w:rPr>
-        <w:t>de</w:t>
-      </w:r>
-      <w:r>
-        <w:rPr>
-          <w:rFonts w:ascii="Times New Roman" w:hAnsi="Times New Roman" w:cs="Times New Roman"/>
-          <w:lang w:val="es-MX"/>
-        </w:rPr>
-        <w:t xml:space="preserve"> diversas interioridades, y de esta manera, refiere que: </w:t>
-      </w:r>
-      <w:r>
-        <w:rPr>
-          <w:rFonts w:ascii="Times New Roman" w:hAnsi="Times New Roman" w:cs="Times New Roman"/>
-          <w:lang w:val="es-MX"/>
-        </w:rPr>
-        <w:t>“En segundo lugar, esta noción</w:t>
-      </w:r>
-      <w:r>
-        <w:rPr>
-          <w:rFonts w:ascii="Times New Roman" w:hAnsi="Times New Roman" w:cs="Times New Roman"/>
-          <w:lang w:val="es-MX"/>
-        </w:rPr>
-        <w:t xml:space="preserve"> (*la del derecho)</w:t>
-      </w:r>
-      <w:r>
-        <w:rPr>
-          <w:rFonts w:ascii="Times New Roman" w:hAnsi="Times New Roman" w:cs="Times New Roman"/>
-          <w:lang w:val="es-MX"/>
-        </w:rPr>
-        <w:t xml:space="preserve"> no indica la relación del arbitrio con el deseo (por consiguiente, con la simple necesidad) de otro, como en los actos de beneficencia o de crueldad, sino simplemente la relación del arbitrio del agente con el arbitrio de otro.” (RL AA 06; 2008, p. 42)</w:t>
-      </w:r>
-      <w:r>
-        <w:rPr>
-          <w:rFonts w:ascii="Times New Roman" w:hAnsi="Times New Roman" w:cs="Times New Roman"/>
-          <w:lang w:val="es-MX"/>
-        </w:rPr>
-        <w:t xml:space="preserve"> </w:t>
-      </w:r>
-      <w:r>
-        <w:rPr>
-          <w:rFonts w:ascii="Times New Roman" w:hAnsi="Times New Roman" w:cs="Times New Roman"/>
-          <w:lang w:val="es-MX"/>
-        </w:rPr>
-        <w:t>A</w:t>
-      </w:r>
-      <w:r>
-        <w:rPr>
-          <w:rFonts w:ascii="Times New Roman" w:hAnsi="Times New Roman" w:cs="Times New Roman"/>
-          <w:lang w:val="es-MX"/>
-        </w:rPr>
-        <w:t xml:space="preserve">l reconocer el contraste entre los arbitrios libres, se presupone una pluralidad en las relaciones marcadas por la insociable sociabilidad. Esto anticipa la necesidad categórica de entrar en relaciones civiles. </w:t>
-      </w:r>
-    </w:p>
-    <w:p>
-      <w:pPr>
-        <w:spacing w:line="360" w:lineRule="auto"/>
-        <w:jc w:val="both"/>
-        <w:rPr>
-          <w:rFonts w:ascii="Times New Roman" w:hAnsi="Times New Roman" w:cs="Times New Roman"/>
-          <w:lang w:val="es-MX"/>
-        </w:rPr>
-      </w:pPr>
-      <w:r>
-        <w:rPr>
-          <w:rFonts w:ascii="Times New Roman" w:hAnsi="Times New Roman" w:cs="Times New Roman"/>
-          <w:lang w:val="es-MX"/>
-        </w:rPr>
-        <w:t xml:space="preserve">Finalmente, esto nos conduce, desde la perspectiva de la necesidad de regular la libertad, para que no sea una salvaje, sino una civilizada, a establecer un límite que permita la libertad de todos, de forma recíproca y simultánea. Kant nos dice que: </w:t>
-      </w:r>
-      <w:r>
-        <w:rPr>
-          <w:rFonts w:ascii="Times New Roman" w:hAnsi="Times New Roman" w:cs="Times New Roman"/>
-          <w:lang w:val="es-MX"/>
-        </w:rPr>
-        <w:t>“En tercer lugar, en esta relación mutua del arbitrio, no se toma en consideración la materia del arbitrio, es decir, el fin que cada uno se propone. No se discute, por ejemplo, en el contrato que otro celebre conmigo para su propio comercio, si, mediante él, podrá obtener este o el otro beneficio; no se discute más que la forma en la relación del arbitrio respectivo de los contratantes, considerada bajo el punto de vista de la libertad; es decir, que solo hace falta saber si la acción de uno de ellos es o no un obstáculo a la libertad del otro según una ley general.” (RL AA 06; 2008, p. 42)</w:t>
+        <w:t>en esta relación mutua del arbitrio, no se toma en consideración la materia del arbitrio, es decir, el fin que cada uno se propone. No se discute, por ejemplo, en el contrato que otro celebre conmigo para su propio comercio, si, mediante él, podrá obtener este o el otro beneficio; no se discute más que la forma en la relación del arbitrio respectivo de los contratantes, considerada bajo el punto de vista de la libertad; es decir, que solo hace falta saber si la acción de uno de ellos es o no un obstáculo a la libertad del otro según una ley general.” (RL AA 06; 2008, p. 42)</w:t>
       </w:r>
       <w:r>
         <w:rPr>
@@ -5837,7 +5945,6 @@
           <w:rFonts w:ascii="Times New Roman" w:hAnsi="Times New Roman" w:cs="Times New Roman"/>
           <w:lang w:val="es-MX"/>
         </w:rPr>
-        <w:lastRenderedPageBreak/>
         <w:t>M</w:t>
       </w:r>
       <w:r>
@@ -6094,7 +6201,15 @@
           <w:rFonts w:ascii="Times New Roman" w:hAnsi="Times New Roman" w:cs="Times New Roman"/>
           <w:lang w:val="es-MX"/>
         </w:rPr>
-        <w:t>, ya que acentúa no solo la igualdad ante la ley, sino el carácter recíproco de la libertad exterior.</w:t>
+        <w:t xml:space="preserve">, ya </w:t>
+      </w:r>
+      <w:r>
+        <w:rPr>
+          <w:rFonts w:ascii="Times New Roman" w:hAnsi="Times New Roman" w:cs="Times New Roman"/>
+          <w:lang w:val="es-MX"/>
+        </w:rPr>
+        <w:lastRenderedPageBreak/>
+        <w:t>que acentúa no solo la igualdad ante la ley, sino el carácter recíproco de la libertad exterior.</w:t>
       </w:r>
       <w:r>
         <w:rPr>
@@ -6139,15 +6254,7 @@
           <w:rFonts w:ascii="Times New Roman" w:hAnsi="Times New Roman" w:cs="Times New Roman"/>
           <w:lang w:val="es-MX"/>
         </w:rPr>
-        <w:t xml:space="preserve">“Como el derecho no tiene absolutamente por objeto más que lo que concierne a los actos exteriores, el derecho estricto, aquel en que no se mezcla nada propio de la moral, es el que no exige más que principios exteriores de determinación para el arbitrio; porque en </w:t>
-      </w:r>
-      <w:r>
-        <w:rPr>
-          <w:rFonts w:ascii="Times New Roman" w:hAnsi="Times New Roman" w:cs="Times New Roman"/>
-          <w:lang w:val="es-MX"/>
-        </w:rPr>
-        <w:lastRenderedPageBreak/>
-        <w:t>este caso es puro y sin mezcla de precepto alguno moral. Solamente, pues, el derecho puramente exterior puede llamarse derecho estricto.” (</w:t>
+        <w:t>“Como el derecho no tiene absolutamente por objeto más que lo que concierne a los actos exteriores, el derecho estricto, aquel en que no se mezcla nada propio de la moral, es el que no exige más que principios exteriores de determinación para el arbitrio; porque en este caso es puro y sin mezcla de precepto alguno moral. Solamente, pues, el derecho puramente exterior puede llamarse derecho estricto.” (</w:t>
       </w:r>
       <w:r>
         <w:rPr>
@@ -6354,7 +6461,15 @@
           <w:rFonts w:ascii="Times New Roman" w:hAnsi="Times New Roman" w:cs="Times New Roman"/>
           <w:lang w:val="es-MX"/>
         </w:rPr>
-        <w:t xml:space="preserve">, es un largo y extenso panorama. Para pensar en la libertad exterior, nos bastará señalar con Kant que: </w:t>
+        <w:t xml:space="preserve">, es un largo y extenso panorama. Para </w:t>
+      </w:r>
+      <w:r>
+        <w:rPr>
+          <w:rFonts w:ascii="Times New Roman" w:hAnsi="Times New Roman" w:cs="Times New Roman"/>
+          <w:lang w:val="es-MX"/>
+        </w:rPr>
+        <w:lastRenderedPageBreak/>
+        <w:t xml:space="preserve">pensar en la libertad exterior, nos bastará señalar con Kant que: </w:t>
       </w:r>
       <w:r>
         <w:rPr>
@@ -6417,15 +6532,7 @@
           <w:rFonts w:ascii="Times New Roman" w:hAnsi="Times New Roman" w:cs="Times New Roman"/>
           <w:lang w:val="es-MX"/>
         </w:rPr>
-        <w:t xml:space="preserve">al sentido moral y jurídico de la libertad que tiene un principio regulativo distinto, siendo para lo interno el imperativo categórico y para lo externo el principio universal del derecho, </w:t>
-      </w:r>
-      <w:r>
-        <w:rPr>
-          <w:rFonts w:ascii="Times New Roman" w:hAnsi="Times New Roman" w:cs="Times New Roman"/>
-          <w:lang w:val="es-MX"/>
-        </w:rPr>
-        <w:lastRenderedPageBreak/>
-        <w:t>entendido como una libertad recíproca</w:t>
+        <w:t>al sentido moral y jurídico de la libertad que tiene un principio regulativo distinto, siendo para lo interno el imperativo categórico y para lo externo el principio universal del derecho, entendido como una libertad recíproca</w:t>
       </w:r>
       <w:r>
         <w:rPr>
@@ -6705,6 +6812,7 @@
           <w:rFonts w:ascii="Times New Roman" w:hAnsi="Times New Roman" w:cs="Times New Roman"/>
           <w:lang w:val="es-MX"/>
         </w:rPr>
+        <w:lastRenderedPageBreak/>
         <w:t xml:space="preserve">En los </w:t>
       </w:r>
       <w:r>
@@ -7056,15 +7164,7 @@
           <w:rFonts w:ascii="Times New Roman" w:hAnsi="Times New Roman" w:cs="Times New Roman"/>
           <w:lang w:val="es-MX"/>
         </w:rPr>
-        <w:t xml:space="preserve">constituida bajo </w:t>
-      </w:r>
-      <w:r>
-        <w:rPr>
-          <w:rFonts w:ascii="Times New Roman" w:hAnsi="Times New Roman" w:cs="Times New Roman"/>
-          <w:lang w:val="es-MX"/>
-        </w:rPr>
-        <w:lastRenderedPageBreak/>
-        <w:t xml:space="preserve">las nociones de libertad, igualdad e independencia. En este sentido, se explica la libertad exterior como el ejercicio para </w:t>
+        <w:t xml:space="preserve">constituida bajo las nociones de libertad, igualdad e independencia. En este sentido, se explica la libertad exterior como el ejercicio para </w:t>
       </w:r>
       <w:proofErr w:type="spellStart"/>
       <w:r>
@@ -7425,6 +7525,7 @@
           <w:rFonts w:ascii="Times New Roman" w:hAnsi="Times New Roman" w:cs="Times New Roman"/>
           <w:lang w:val="es-MX"/>
         </w:rPr>
+        <w:lastRenderedPageBreak/>
         <w:t xml:space="preserve">En los </w:t>
       </w:r>
       <w:r>
@@ -7539,181 +7640,188 @@
           <w:rFonts w:ascii="Times New Roman" w:hAnsi="Times New Roman" w:cs="Times New Roman"/>
           <w:lang w:val="es-MX"/>
         </w:rPr>
+        <w:t xml:space="preserve">La libertad exterior, al ser jurídica y enmarcada en un horizonte de derecho, luego se encuentra obligada por las leyes, sin que esto desarticule su libertad, sino que transmuta una libertad salvaje hacia una civil. Mientras la libertad interna puede pensarse en términos de moral e inmoral, la libertad externa considera los actos por cuanto fueran justos o injustos. </w:t>
+      </w:r>
+    </w:p>
+    <w:p>
+      <w:pPr>
+        <w:spacing w:line="360" w:lineRule="auto"/>
+        <w:jc w:val="both"/>
+        <w:rPr>
+          <w:rFonts w:ascii="Times New Roman" w:hAnsi="Times New Roman" w:cs="Times New Roman"/>
+          <w:lang w:val="es-MX"/>
+        </w:rPr>
+      </w:pPr>
+      <w:r>
+        <w:rPr>
+          <w:rFonts w:ascii="Times New Roman" w:hAnsi="Times New Roman" w:cs="Times New Roman"/>
+          <w:lang w:val="es-MX"/>
+        </w:rPr>
+        <w:t xml:space="preserve">El ámbito de las leyes exteriores y, por lo tanto, de la libertad exterior, es la justicia, y lo justo o injusto se remite </w:t>
+      </w:r>
+      <w:r>
+        <w:rPr>
+          <w:rFonts w:ascii="Times New Roman" w:hAnsi="Times New Roman" w:cs="Times New Roman"/>
+          <w:lang w:val="es-MX"/>
+        </w:rPr>
+        <w:t xml:space="preserve">a </w:t>
+      </w:r>
+      <w:r>
+        <w:rPr>
+          <w:rFonts w:ascii="Times New Roman" w:hAnsi="Times New Roman" w:cs="Times New Roman"/>
+          <w:lang w:val="es-MX"/>
+        </w:rPr>
+        <w:t>lo que va de acuerdo a la ley. La ciencia de las leyes exteriores es el derecho. En esta línea, el derecho parte de una situación de relaciones mutuas de influencia recíproca. Se trata, por lo tanto, no del encuentro</w:t>
+      </w:r>
+      <w:r>
+        <w:rPr>
+          <w:rFonts w:ascii="Times New Roman" w:hAnsi="Times New Roman" w:cs="Times New Roman"/>
+          <w:lang w:val="es-MX"/>
+        </w:rPr>
+        <w:t xml:space="preserve"> interno</w:t>
+      </w:r>
+      <w:r>
+        <w:rPr>
+          <w:rFonts w:ascii="Times New Roman" w:hAnsi="Times New Roman" w:cs="Times New Roman"/>
+          <w:lang w:val="es-MX"/>
+        </w:rPr>
+        <w:t xml:space="preserve"> entre el arbitrio y el deseo, sino de la relación</w:t>
+      </w:r>
+      <w:r>
+        <w:rPr>
+          <w:rFonts w:ascii="Times New Roman" w:hAnsi="Times New Roman" w:cs="Times New Roman"/>
+          <w:lang w:val="es-MX"/>
+        </w:rPr>
+        <w:t xml:space="preserve"> externa</w:t>
+      </w:r>
+      <w:r>
+        <w:rPr>
+          <w:rFonts w:ascii="Times New Roman" w:hAnsi="Times New Roman" w:cs="Times New Roman"/>
+          <w:lang w:val="es-MX"/>
+        </w:rPr>
+        <w:t xml:space="preserve"> entre un arbitrio libre y otro.</w:t>
+      </w:r>
+    </w:p>
+    <w:p>
+      <w:pPr>
+        <w:spacing w:line="360" w:lineRule="auto"/>
+        <w:jc w:val="both"/>
+        <w:rPr>
+          <w:rFonts w:ascii="Times New Roman" w:hAnsi="Times New Roman" w:cs="Times New Roman"/>
+          <w:lang w:val="es-MX"/>
+        </w:rPr>
+      </w:pPr>
+      <w:r>
+        <w:rPr>
+          <w:rFonts w:ascii="Times New Roman" w:hAnsi="Times New Roman" w:cs="Times New Roman"/>
+          <w:lang w:val="es-MX"/>
+        </w:rPr>
+        <w:t>El derecho, como ciencia de las leyes externas, y en donde se despliega la libertad externa, por lo tanto, estima los actos de acuerdo a si son un obstáculo para la libertad de los demás. De todo esto se deriva el principio universal del derecho, como la idea de una libertad limitada por la libertad de los demás. Por ello representa una obligación mutua conforme a la libertad de todos, de acuerdo a principios generales</w:t>
+      </w:r>
+      <w:r>
+        <w:rPr>
+          <w:rFonts w:ascii="Times New Roman" w:hAnsi="Times New Roman" w:cs="Times New Roman"/>
+          <w:lang w:val="es-MX"/>
+        </w:rPr>
+        <w:t xml:space="preserve"> de la razón</w:t>
+      </w:r>
+      <w:r>
+        <w:rPr>
+          <w:rFonts w:ascii="Times New Roman" w:hAnsi="Times New Roman" w:cs="Times New Roman"/>
+          <w:lang w:val="es-MX"/>
+        </w:rPr>
+        <w:t>.</w:t>
+      </w:r>
+    </w:p>
+    <w:p>
+      <w:pPr>
+        <w:spacing w:line="360" w:lineRule="auto"/>
+        <w:jc w:val="both"/>
+        <w:rPr>
+          <w:rFonts w:ascii="Times New Roman" w:hAnsi="Times New Roman" w:cs="Times New Roman"/>
+          <w:lang w:val="es-MX"/>
+        </w:rPr>
+      </w:pPr>
+      <w:r>
+        <w:rPr>
+          <w:rFonts w:ascii="Times New Roman" w:hAnsi="Times New Roman" w:cs="Times New Roman"/>
+          <w:lang w:val="es-MX"/>
+        </w:rPr>
+        <w:t xml:space="preserve">La libertad externa, desde la doctrina del derecho, es una libertad jurídica, porque establece el horizonte de un estado de derecho, que considera a los ciudadanos como iguales ante la ley, lo que conduce a la posibilidad de exigirse unos a otros la conformidad con lo justo y </w:t>
+      </w:r>
+      <w:r>
+        <w:rPr>
+          <w:rFonts w:ascii="Times New Roman" w:hAnsi="Times New Roman" w:cs="Times New Roman"/>
+          <w:lang w:val="es-MX"/>
+        </w:rPr>
+        <w:t xml:space="preserve">lo </w:t>
+      </w:r>
+      <w:r>
+        <w:rPr>
+          <w:rFonts w:ascii="Times New Roman" w:hAnsi="Times New Roman" w:cs="Times New Roman"/>
+          <w:lang w:val="es-MX"/>
+        </w:rPr>
+        <w:t xml:space="preserve">legal. </w:t>
+      </w:r>
+    </w:p>
+    <w:p>
+      <w:pPr>
+        <w:spacing w:line="360" w:lineRule="auto"/>
+        <w:jc w:val="both"/>
+        <w:rPr>
+          <w:rFonts w:ascii="Times New Roman" w:hAnsi="Times New Roman" w:cs="Times New Roman"/>
+          <w:lang w:val="es-MX"/>
+        </w:rPr>
+      </w:pPr>
+      <w:r>
+        <w:rPr>
+          <w:rFonts w:ascii="Times New Roman" w:hAnsi="Times New Roman" w:cs="Times New Roman"/>
+          <w:lang w:val="es-MX"/>
+        </w:rPr>
+        <w:t>Por lo revisado, la libertad externa es jurídica por cuanto enmarca los actos</w:t>
+      </w:r>
+      <w:r>
+        <w:rPr>
+          <w:rFonts w:ascii="Times New Roman" w:hAnsi="Times New Roman" w:cs="Times New Roman"/>
+          <w:lang w:val="es-MX"/>
+        </w:rPr>
+        <w:t xml:space="preserve"> de la persona</w:t>
+      </w:r>
+      <w:r>
+        <w:rPr>
+          <w:rFonts w:ascii="Times New Roman" w:hAnsi="Times New Roman" w:cs="Times New Roman"/>
+          <w:lang w:val="es-MX"/>
+        </w:rPr>
+        <w:t xml:space="preserve"> en un horizonte civil de leyes</w:t>
+      </w:r>
+      <w:r>
+        <w:rPr>
+          <w:rFonts w:ascii="Times New Roman" w:hAnsi="Times New Roman" w:cs="Times New Roman"/>
+          <w:lang w:val="es-MX"/>
+        </w:rPr>
+        <w:t xml:space="preserve"> en el escenario de muchas personas conviviendo en sociedad</w:t>
+      </w:r>
+      <w:r>
+        <w:rPr>
+          <w:rFonts w:ascii="Times New Roman" w:hAnsi="Times New Roman" w:cs="Times New Roman"/>
+          <w:lang w:val="es-MX"/>
+        </w:rPr>
+        <w:t xml:space="preserve">. </w:t>
+      </w:r>
+      <w:r>
+        <w:rPr>
+          <w:rFonts w:ascii="Times New Roman" w:hAnsi="Times New Roman" w:cs="Times New Roman"/>
+          <w:lang w:val="es-MX"/>
+        </w:rPr>
+        <w:t xml:space="preserve">La regulación de sus alcances se determina por la mutua influencia que existe </w:t>
+      </w:r>
+      <w:r>
+        <w:rPr>
+          <w:rFonts w:ascii="Times New Roman" w:hAnsi="Times New Roman" w:cs="Times New Roman"/>
+          <w:lang w:val="es-MX"/>
+        </w:rPr>
         <w:lastRenderedPageBreak/>
-        <w:t xml:space="preserve">La libertad exterior, al ser jurídica y enmarcada en un horizonte de derecho, luego se encuentra obligada por las leyes, sin que esto desarticule su libertad, sino que transmuta una libertad salvaje hacia una civil. Mientras la libertad interna puede pensarse en términos de moral e inmoral, la libertad externa considera los actos por cuanto fueran justos o injustos. </w:t>
-      </w:r>
-    </w:p>
-    <w:p>
-      <w:pPr>
-        <w:spacing w:line="360" w:lineRule="auto"/>
-        <w:jc w:val="both"/>
-        <w:rPr>
-          <w:rFonts w:ascii="Times New Roman" w:hAnsi="Times New Roman" w:cs="Times New Roman"/>
-          <w:lang w:val="es-MX"/>
-        </w:rPr>
-      </w:pPr>
-      <w:r>
-        <w:rPr>
-          <w:rFonts w:ascii="Times New Roman" w:hAnsi="Times New Roman" w:cs="Times New Roman"/>
-          <w:lang w:val="es-MX"/>
-        </w:rPr>
-        <w:t xml:space="preserve">El ámbito de las leyes exteriores y, por lo tanto, de la libertad exterior, es la justicia, y lo justo o injusto se remite </w:t>
-      </w:r>
-      <w:r>
-        <w:rPr>
-          <w:rFonts w:ascii="Times New Roman" w:hAnsi="Times New Roman" w:cs="Times New Roman"/>
-          <w:lang w:val="es-MX"/>
-        </w:rPr>
-        <w:t xml:space="preserve">a </w:t>
-      </w:r>
-      <w:r>
-        <w:rPr>
-          <w:rFonts w:ascii="Times New Roman" w:hAnsi="Times New Roman" w:cs="Times New Roman"/>
-          <w:lang w:val="es-MX"/>
-        </w:rPr>
-        <w:t>lo que va de acuerdo a la ley. La ciencia de las leyes exteriores es el derecho. En esta línea, el derecho parte de una situación de relaciones mutuas de influencia recíproca. Se trata, por lo tanto, no del encuentro</w:t>
-      </w:r>
-      <w:r>
-        <w:rPr>
-          <w:rFonts w:ascii="Times New Roman" w:hAnsi="Times New Roman" w:cs="Times New Roman"/>
-          <w:lang w:val="es-MX"/>
-        </w:rPr>
-        <w:t xml:space="preserve"> interno</w:t>
-      </w:r>
-      <w:r>
-        <w:rPr>
-          <w:rFonts w:ascii="Times New Roman" w:hAnsi="Times New Roman" w:cs="Times New Roman"/>
-          <w:lang w:val="es-MX"/>
-        </w:rPr>
-        <w:t xml:space="preserve"> entre el arbitrio y el deseo, sino de la relación</w:t>
-      </w:r>
-      <w:r>
-        <w:rPr>
-          <w:rFonts w:ascii="Times New Roman" w:hAnsi="Times New Roman" w:cs="Times New Roman"/>
-          <w:lang w:val="es-MX"/>
-        </w:rPr>
-        <w:t xml:space="preserve"> externa</w:t>
-      </w:r>
-      <w:r>
-        <w:rPr>
-          <w:rFonts w:ascii="Times New Roman" w:hAnsi="Times New Roman" w:cs="Times New Roman"/>
-          <w:lang w:val="es-MX"/>
-        </w:rPr>
-        <w:t xml:space="preserve"> entre un arbitrio libre y otro.</w:t>
-      </w:r>
-    </w:p>
-    <w:p>
-      <w:pPr>
-        <w:spacing w:line="360" w:lineRule="auto"/>
-        <w:jc w:val="both"/>
-        <w:rPr>
-          <w:rFonts w:ascii="Times New Roman" w:hAnsi="Times New Roman" w:cs="Times New Roman"/>
-          <w:lang w:val="es-MX"/>
-        </w:rPr>
-      </w:pPr>
-      <w:r>
-        <w:rPr>
-          <w:rFonts w:ascii="Times New Roman" w:hAnsi="Times New Roman" w:cs="Times New Roman"/>
-          <w:lang w:val="es-MX"/>
-        </w:rPr>
-        <w:t>El derecho, como ciencia de las leyes externas, y en donde se despliega la libertad externa, por lo tanto, estima los actos de acuerdo a si son un obstáculo para la libertad de los demás. De todo esto se deriva el principio universal del derecho, como la idea de una libertad limitada por la libertad de los demás. Por ello representa una obligación mutua conforme a la libertad de todos, de acuerdo a principios generales</w:t>
-      </w:r>
-      <w:r>
-        <w:rPr>
-          <w:rFonts w:ascii="Times New Roman" w:hAnsi="Times New Roman" w:cs="Times New Roman"/>
-          <w:lang w:val="es-MX"/>
-        </w:rPr>
-        <w:t xml:space="preserve"> de la razón</w:t>
-      </w:r>
-      <w:r>
-        <w:rPr>
-          <w:rFonts w:ascii="Times New Roman" w:hAnsi="Times New Roman" w:cs="Times New Roman"/>
-          <w:lang w:val="es-MX"/>
-        </w:rPr>
-        <w:t>.</w:t>
-      </w:r>
-    </w:p>
-    <w:p>
-      <w:pPr>
-        <w:spacing w:line="360" w:lineRule="auto"/>
-        <w:jc w:val="both"/>
-        <w:rPr>
-          <w:rFonts w:ascii="Times New Roman" w:hAnsi="Times New Roman" w:cs="Times New Roman"/>
-          <w:lang w:val="es-MX"/>
-        </w:rPr>
-      </w:pPr>
-      <w:r>
-        <w:rPr>
-          <w:rFonts w:ascii="Times New Roman" w:hAnsi="Times New Roman" w:cs="Times New Roman"/>
-          <w:lang w:val="es-MX"/>
-        </w:rPr>
-        <w:t xml:space="preserve">La libertad externa, desde la doctrina del derecho, es una libertad jurídica, porque establece el horizonte de un estado de derecho, que considera a los ciudadanos como iguales ante la ley, lo que conduce a la posibilidad de exigirse unos a otros la conformidad con lo justo y </w:t>
-      </w:r>
-      <w:r>
-        <w:rPr>
-          <w:rFonts w:ascii="Times New Roman" w:hAnsi="Times New Roman" w:cs="Times New Roman"/>
-          <w:lang w:val="es-MX"/>
-        </w:rPr>
-        <w:t xml:space="preserve">lo </w:t>
-      </w:r>
-      <w:r>
-        <w:rPr>
-          <w:rFonts w:ascii="Times New Roman" w:hAnsi="Times New Roman" w:cs="Times New Roman"/>
-          <w:lang w:val="es-MX"/>
-        </w:rPr>
-        <w:t xml:space="preserve">legal. </w:t>
-      </w:r>
-    </w:p>
-    <w:p>
-      <w:pPr>
-        <w:spacing w:line="360" w:lineRule="auto"/>
-        <w:jc w:val="both"/>
-        <w:rPr>
-          <w:rFonts w:ascii="Times New Roman" w:hAnsi="Times New Roman" w:cs="Times New Roman"/>
-          <w:lang w:val="es-MX"/>
-        </w:rPr>
-      </w:pPr>
-      <w:r>
-        <w:rPr>
-          <w:rFonts w:ascii="Times New Roman" w:hAnsi="Times New Roman" w:cs="Times New Roman"/>
-          <w:lang w:val="es-MX"/>
-        </w:rPr>
-        <w:t>Por lo revisado, la libertad externa es jurídica por cuanto enmarca los actos</w:t>
-      </w:r>
-      <w:r>
-        <w:rPr>
-          <w:rFonts w:ascii="Times New Roman" w:hAnsi="Times New Roman" w:cs="Times New Roman"/>
-          <w:lang w:val="es-MX"/>
-        </w:rPr>
-        <w:t xml:space="preserve"> de la persona</w:t>
-      </w:r>
-      <w:r>
-        <w:rPr>
-          <w:rFonts w:ascii="Times New Roman" w:hAnsi="Times New Roman" w:cs="Times New Roman"/>
-          <w:lang w:val="es-MX"/>
-        </w:rPr>
-        <w:t xml:space="preserve"> en un horizonte civil de leyes</w:t>
-      </w:r>
-      <w:r>
-        <w:rPr>
-          <w:rFonts w:ascii="Times New Roman" w:hAnsi="Times New Roman" w:cs="Times New Roman"/>
-          <w:lang w:val="es-MX"/>
-        </w:rPr>
-        <w:t xml:space="preserve"> en el escenario de muchas personas conviviendo en sociedad</w:t>
-      </w:r>
-      <w:r>
-        <w:rPr>
-          <w:rFonts w:ascii="Times New Roman" w:hAnsi="Times New Roman" w:cs="Times New Roman"/>
-          <w:lang w:val="es-MX"/>
-        </w:rPr>
-        <w:t xml:space="preserve">. </w:t>
-      </w:r>
-      <w:r>
-        <w:rPr>
-          <w:rFonts w:ascii="Times New Roman" w:hAnsi="Times New Roman" w:cs="Times New Roman"/>
-          <w:lang w:val="es-MX"/>
-        </w:rPr>
-        <w:t>La regulación de sus alcances se determina por la mutua influencia que existe en las relaciones humanas y en el entrecruzado de sus intereses; por ello, la libertad externa adquiere un carácter de límites recíprocos y obligación mutua.</w:t>
+        <w:t>en las relaciones humanas y en el entrecruzado de sus intereses; por ello, la libertad externa adquiere un carácter de límites recíprocos y obligación mutua.</w:t>
       </w:r>
       <w:r>
         <w:rPr>
@@ -7995,35 +8103,434 @@
         <w:rPr>
           <w:rFonts w:ascii="Times New Roman" w:hAnsi="Times New Roman" w:cs="Times New Roman"/>
         </w:rPr>
+        <w:t xml:space="preserve"> die Praxis</w:t>
+      </w:r>
+      <w:r>
+        <w:rPr>
+          <w:rFonts w:ascii="Times New Roman" w:hAnsi="Times New Roman" w:cs="Times New Roman"/>
+          <w:lang w:val="es-MX"/>
+        </w:rPr>
+        <w:t>)</w:t>
+      </w:r>
+      <w:r>
+        <w:rPr>
+          <w:rFonts w:ascii="Times New Roman" w:hAnsi="Times New Roman" w:cs="Times New Roman"/>
+          <w:lang w:val="es-MX"/>
+        </w:rPr>
+        <w:t xml:space="preserve"> Kant nos ofrece otro sentido de la libertad externa que se materializa en </w:t>
+      </w:r>
+      <w:r>
+        <w:rPr>
+          <w:rFonts w:ascii="Times New Roman" w:hAnsi="Times New Roman" w:cs="Times New Roman"/>
+          <w:lang w:val="es-MX"/>
+        </w:rPr>
+        <w:t>el</w:t>
+      </w:r>
+      <w:r>
+        <w:rPr>
+          <w:rFonts w:ascii="Times New Roman" w:hAnsi="Times New Roman" w:cs="Times New Roman"/>
+          <w:lang w:val="es-MX"/>
+        </w:rPr>
         <w:t xml:space="preserve"> </w:t>
       </w:r>
       <w:r>
         <w:rPr>
           <w:rFonts w:ascii="Times New Roman" w:hAnsi="Times New Roman" w:cs="Times New Roman"/>
+          <w:lang w:val="es-MX"/>
+        </w:rPr>
+        <w:t>acto</w:t>
+      </w:r>
+      <w:r>
+        <w:rPr>
+          <w:rFonts w:ascii="Times New Roman" w:hAnsi="Times New Roman" w:cs="Times New Roman"/>
+          <w:lang w:val="es-MX"/>
+        </w:rPr>
+        <w:t xml:space="preserve"> </w:t>
+      </w:r>
+      <w:r>
+        <w:rPr>
+          <w:rFonts w:ascii="Times New Roman" w:hAnsi="Times New Roman" w:cs="Times New Roman"/>
+          <w:lang w:val="es-MX"/>
+        </w:rPr>
+        <w:t xml:space="preserve">de la co-legislación. </w:t>
+      </w:r>
+    </w:p>
+    <w:p>
+      <w:pPr>
+        <w:spacing w:line="360" w:lineRule="auto"/>
+        <w:jc w:val="both"/>
+        <w:rPr>
+          <w:rFonts w:ascii="Times New Roman" w:hAnsi="Times New Roman" w:cs="Times New Roman"/>
+          <w:lang w:val="es-MX"/>
+        </w:rPr>
+      </w:pPr>
+      <w:r>
+        <w:rPr>
+          <w:rFonts w:ascii="Times New Roman" w:hAnsi="Times New Roman" w:cs="Times New Roman"/>
+          <w:lang w:val="es-MX"/>
+        </w:rPr>
+        <w:t>El texto se divide, respecto de la relación entre teoría y práctica,</w:t>
+      </w:r>
+      <w:r>
+        <w:rPr>
+          <w:rFonts w:ascii="Times New Roman" w:hAnsi="Times New Roman" w:cs="Times New Roman"/>
+          <w:lang w:val="es-MX"/>
+        </w:rPr>
+        <w:t xml:space="preserve"> en tres apartados, primero</w:t>
+      </w:r>
+      <w:r>
+        <w:rPr>
+          <w:rFonts w:ascii="Times New Roman" w:hAnsi="Times New Roman" w:cs="Times New Roman"/>
+          <w:lang w:val="es-MX"/>
+        </w:rPr>
+        <w:t xml:space="preserve"> en virtud de la moral, </w:t>
+      </w:r>
+      <w:r>
+        <w:rPr>
+          <w:rFonts w:ascii="Times New Roman" w:hAnsi="Times New Roman" w:cs="Times New Roman"/>
+          <w:lang w:val="es-MX"/>
+        </w:rPr>
+        <w:t xml:space="preserve">luego, </w:t>
+      </w:r>
+      <w:r>
+        <w:rPr>
+          <w:rFonts w:ascii="Times New Roman" w:hAnsi="Times New Roman" w:cs="Times New Roman"/>
+          <w:lang w:val="es-MX"/>
+        </w:rPr>
+        <w:t xml:space="preserve">en el derecho político y </w:t>
+      </w:r>
+      <w:r>
+        <w:rPr>
+          <w:rFonts w:ascii="Times New Roman" w:hAnsi="Times New Roman" w:cs="Times New Roman"/>
+          <w:lang w:val="es-MX"/>
+        </w:rPr>
+        <w:t xml:space="preserve">finalmente, </w:t>
+      </w:r>
+      <w:r>
+        <w:rPr>
+          <w:rFonts w:ascii="Times New Roman" w:hAnsi="Times New Roman" w:cs="Times New Roman"/>
+          <w:lang w:val="es-MX"/>
+        </w:rPr>
+        <w:t>en el derecho de gentes en un sentido cosmopolita. Nosotros nos centraremos en la segunda parte, que desarrolla las ideas del derecho político.</w:t>
+      </w:r>
+    </w:p>
+    <w:p>
+      <w:pPr>
+        <w:spacing w:line="360" w:lineRule="auto"/>
+        <w:jc w:val="both"/>
+        <w:rPr>
+          <w:rFonts w:ascii="Times New Roman" w:hAnsi="Times New Roman" w:cs="Times New Roman"/>
+          <w:lang w:val="es-MX"/>
+        </w:rPr>
+      </w:pPr>
+      <w:r>
+        <w:rPr>
+          <w:rFonts w:ascii="Times New Roman" w:hAnsi="Times New Roman" w:cs="Times New Roman"/>
+          <w:lang w:val="es-MX"/>
+        </w:rPr>
+        <w:t>E</w:t>
+      </w:r>
+      <w:r>
+        <w:rPr>
+          <w:rFonts w:ascii="Times New Roman" w:hAnsi="Times New Roman" w:cs="Times New Roman"/>
+          <w:lang w:val="es-MX"/>
+        </w:rPr>
+        <w:t>n primer lugar,</w:t>
+      </w:r>
+      <w:r>
+        <w:rPr>
+          <w:rFonts w:ascii="Times New Roman" w:hAnsi="Times New Roman" w:cs="Times New Roman"/>
+          <w:lang w:val="es-MX"/>
+        </w:rPr>
+        <w:t xml:space="preserve"> en esta segunda parte del texto,</w:t>
+      </w:r>
+      <w:r>
+        <w:rPr>
+          <w:rFonts w:ascii="Times New Roman" w:hAnsi="Times New Roman" w:cs="Times New Roman"/>
+          <w:lang w:val="es-MX"/>
+        </w:rPr>
+        <w:t xml:space="preserve"> Kant</w:t>
+      </w:r>
+      <w:r>
+        <w:rPr>
+          <w:rFonts w:ascii="Times New Roman" w:hAnsi="Times New Roman" w:cs="Times New Roman"/>
+          <w:lang w:val="es-MX"/>
+        </w:rPr>
+        <w:t xml:space="preserve"> rechaza las ideas que defiende Hobbes respecto a la necesidad de</w:t>
+      </w:r>
+      <w:r>
+        <w:rPr>
+          <w:rFonts w:ascii="Times New Roman" w:hAnsi="Times New Roman" w:cs="Times New Roman"/>
+          <w:lang w:val="es-MX"/>
+        </w:rPr>
+        <w:t xml:space="preserve"> un absolutismo monárquico, cohesionado en un estado total con el peso de un Leviathan. Este poder absoluto</w:t>
+      </w:r>
+      <w:r>
+        <w:rPr>
+          <w:rFonts w:ascii="Times New Roman" w:hAnsi="Times New Roman" w:cs="Times New Roman"/>
+          <w:lang w:val="es-MX"/>
+        </w:rPr>
+        <w:t>, de acuerdo a Hobbes,</w:t>
+      </w:r>
+      <w:r>
+        <w:rPr>
+          <w:rFonts w:ascii="Times New Roman" w:hAnsi="Times New Roman" w:cs="Times New Roman"/>
+          <w:lang w:val="es-MX"/>
+        </w:rPr>
+        <w:t xml:space="preserve"> es necesario, para asegurar que el monarca pueda sostener la seguridad de un estado que ha salido de las relaciones naturales. </w:t>
+      </w:r>
+      <w:r>
+        <w:rPr>
+          <w:rFonts w:ascii="Times New Roman" w:hAnsi="Times New Roman" w:cs="Times New Roman"/>
+          <w:lang w:val="es-MX"/>
+        </w:rPr>
+        <w:t xml:space="preserve">Kant entiende el contrato social y el tránsito del estado natural al civil de un modo distinto. </w:t>
+      </w:r>
+      <w:r>
+        <w:rPr>
+          <w:rFonts w:ascii="Times New Roman" w:hAnsi="Times New Roman" w:cs="Times New Roman"/>
+          <w:lang w:val="es-MX"/>
+        </w:rPr>
+        <w:t>Esto resulta en el tipo de relación que adquiere un soberano para con su pueblo, y en donde contrastan las posturas de Hobbes y de Kant.</w:t>
+      </w:r>
+    </w:p>
+    <w:p>
+      <w:pPr>
+        <w:spacing w:line="360" w:lineRule="auto"/>
+        <w:jc w:val="both"/>
+        <w:rPr>
+          <w:rFonts w:ascii="Times New Roman" w:hAnsi="Times New Roman" w:cs="Times New Roman"/>
+          <w:lang w:val="es-MX"/>
+        </w:rPr>
+      </w:pPr>
+      <w:r>
+        <w:rPr>
+          <w:rFonts w:ascii="Times New Roman" w:hAnsi="Times New Roman" w:cs="Times New Roman"/>
+          <w:lang w:val="es-MX"/>
+        </w:rPr>
+        <w:t>En segundo lugar, el texto</w:t>
+      </w:r>
+      <w:r>
+        <w:rPr>
+          <w:rFonts w:ascii="Times New Roman" w:hAnsi="Times New Roman" w:cs="Times New Roman"/>
+          <w:lang w:val="es-MX"/>
+        </w:rPr>
+        <w:t>, en términos generales,</w:t>
+      </w:r>
+      <w:r>
+        <w:rPr>
+          <w:rFonts w:ascii="Times New Roman" w:hAnsi="Times New Roman" w:cs="Times New Roman"/>
+          <w:lang w:val="es-MX"/>
+        </w:rPr>
+        <w:t xml:space="preserve"> se propone rechazar aquel dicho que supone que algunas cosas funcionan muy bien en la teoría, pero no se aplican en la práctica. Para Kant, por el contrario, lo que ofrece la teoría pura debe ser una guía para la práctica, </w:t>
+      </w:r>
+      <w:proofErr w:type="spellStart"/>
+      <w:r>
+        <w:rPr>
+          <w:rFonts w:ascii="Times New Roman" w:hAnsi="Times New Roman" w:cs="Times New Roman"/>
+          <w:lang w:val="es-MX"/>
+        </w:rPr>
+        <w:t>aún</w:t>
+      </w:r>
+      <w:proofErr w:type="spellEnd"/>
+      <w:r>
+        <w:rPr>
+          <w:rFonts w:ascii="Times New Roman" w:hAnsi="Times New Roman" w:cs="Times New Roman"/>
+          <w:lang w:val="es-MX"/>
+        </w:rPr>
+        <w:t xml:space="preserve"> cuando no encontremos tal práctica realizada todavía. Por lo tanto, lo que sirve en la teoría, debe asimismo funcionar en la práctica.</w:t>
+      </w:r>
+      <w:r>
+        <w:rPr>
+          <w:rFonts w:ascii="Times New Roman" w:hAnsi="Times New Roman" w:cs="Times New Roman"/>
+          <w:lang w:val="es-MX"/>
+        </w:rPr>
+        <w:t xml:space="preserve"> Esto no equivale a un optimismo idealista ingenuo, sino que resalta el carácter normativo de la razón práctica.</w:t>
+      </w:r>
+      <w:r>
+        <w:rPr>
+          <w:rFonts w:ascii="Times New Roman" w:hAnsi="Times New Roman" w:cs="Times New Roman"/>
+          <w:lang w:val="es-MX"/>
+        </w:rPr>
+        <w:t xml:space="preserve"> </w:t>
+      </w:r>
+    </w:p>
+    <w:p>
+      <w:pPr>
+        <w:spacing w:line="360" w:lineRule="auto"/>
+        <w:jc w:val="both"/>
+        <w:rPr>
+          <w:rFonts w:ascii="Times New Roman" w:hAnsi="Times New Roman" w:cs="Times New Roman"/>
+          <w:lang w:val="es-MX"/>
+        </w:rPr>
+      </w:pPr>
+      <w:r>
+        <w:rPr>
+          <w:rFonts w:ascii="Times New Roman" w:hAnsi="Times New Roman" w:cs="Times New Roman"/>
+          <w:lang w:val="es-MX"/>
+        </w:rPr>
+        <w:t>En tercer lugar, el texto ofrece</w:t>
+      </w:r>
+      <w:r>
+        <w:rPr>
+          <w:rFonts w:ascii="Times New Roman" w:hAnsi="Times New Roman" w:cs="Times New Roman"/>
+          <w:lang w:val="es-MX"/>
+        </w:rPr>
+        <w:t>, en la segunda parte,</w:t>
+      </w:r>
+      <w:r>
+        <w:rPr>
+          <w:rFonts w:ascii="Times New Roman" w:hAnsi="Times New Roman" w:cs="Times New Roman"/>
+          <w:lang w:val="es-MX"/>
+        </w:rPr>
+        <w:t xml:space="preserve"> una articulación de la</w:t>
+      </w:r>
+      <w:r>
+        <w:rPr>
+          <w:rFonts w:ascii="Times New Roman" w:hAnsi="Times New Roman" w:cs="Times New Roman"/>
+          <w:lang w:val="es-MX"/>
+        </w:rPr>
+        <w:t>s</w:t>
+      </w:r>
+      <w:r>
+        <w:rPr>
+          <w:rFonts w:ascii="Times New Roman" w:hAnsi="Times New Roman" w:cs="Times New Roman"/>
+          <w:lang w:val="es-MX"/>
+        </w:rPr>
+        <w:t xml:space="preserve"> idea</w:t>
+      </w:r>
+      <w:r>
+        <w:rPr>
+          <w:rFonts w:ascii="Times New Roman" w:hAnsi="Times New Roman" w:cs="Times New Roman"/>
+          <w:lang w:val="es-MX"/>
+        </w:rPr>
+        <w:t>s</w:t>
+      </w:r>
+      <w:r>
+        <w:rPr>
+          <w:rFonts w:ascii="Times New Roman" w:hAnsi="Times New Roman" w:cs="Times New Roman"/>
+          <w:lang w:val="es-MX"/>
+        </w:rPr>
+        <w:t xml:space="preserve"> de</w:t>
+      </w:r>
+      <w:r>
+        <w:rPr>
+          <w:rFonts w:ascii="Times New Roman" w:hAnsi="Times New Roman" w:cs="Times New Roman"/>
+          <w:lang w:val="es-MX"/>
+        </w:rPr>
+        <w:t xml:space="preserve">l estado civil y de la </w:t>
+      </w:r>
+      <w:r>
+        <w:rPr>
+          <w:rFonts w:ascii="Times New Roman" w:hAnsi="Times New Roman" w:cs="Times New Roman"/>
+          <w:lang w:val="es-MX"/>
+        </w:rPr>
+        <w:t xml:space="preserve">ciudadanía, con algunos atributos indispensables que parten de su propia idea. Este punto será de suma importancia, puesto que la libertad exterior es fundamental para la idea de una ciudadanía republicana en la propuesta de Kant. </w:t>
+      </w:r>
+    </w:p>
+    <w:p>
+      <w:pPr>
+        <w:spacing w:line="360" w:lineRule="auto"/>
+        <w:jc w:val="both"/>
+        <w:rPr>
+          <w:rFonts w:ascii="Times New Roman" w:hAnsi="Times New Roman" w:cs="Times New Roman"/>
+          <w:lang w:val="es-MX"/>
+        </w:rPr>
+      </w:pPr>
+      <w:r>
+        <w:rPr>
+          <w:rFonts w:ascii="Times New Roman" w:hAnsi="Times New Roman" w:cs="Times New Roman"/>
+          <w:lang w:val="es-MX"/>
         </w:rPr>
         <w:lastRenderedPageBreak/>
-        <w:t>die Praxis</w:t>
-      </w:r>
-      <w:r>
-        <w:rPr>
-          <w:rFonts w:ascii="Times New Roman" w:hAnsi="Times New Roman" w:cs="Times New Roman"/>
-          <w:lang w:val="es-MX"/>
-        </w:rPr>
-        <w:t>)</w:t>
-      </w:r>
-      <w:r>
-        <w:rPr>
-          <w:rFonts w:ascii="Times New Roman" w:hAnsi="Times New Roman" w:cs="Times New Roman"/>
-          <w:lang w:val="es-MX"/>
-        </w:rPr>
-        <w:t xml:space="preserve"> Kant nos ofrece otro sentido de la libertad externa que se materializa en </w:t>
-      </w:r>
-      <w:r>
-        <w:rPr>
-          <w:rFonts w:ascii="Times New Roman" w:hAnsi="Times New Roman" w:cs="Times New Roman"/>
-          <w:lang w:val="es-MX"/>
-        </w:rPr>
-        <w:t>el</w:t>
+        <w:t>Considerando estos tres puntos principales que componen el texto</w:t>
+      </w:r>
+      <w:r>
+        <w:rPr>
+          <w:rFonts w:ascii="Times New Roman" w:hAnsi="Times New Roman" w:cs="Times New Roman"/>
+          <w:lang w:val="es-MX"/>
+        </w:rPr>
+        <w:t xml:space="preserve"> en su segunda parte, sobre el derecho político</w:t>
+      </w:r>
+      <w:r>
+        <w:rPr>
+          <w:rFonts w:ascii="Times New Roman" w:hAnsi="Times New Roman" w:cs="Times New Roman"/>
+          <w:lang w:val="es-MX"/>
+        </w:rPr>
+        <w:t>, nosotros habremos de desarrollar el primero y el tercero</w:t>
+      </w:r>
+      <w:r>
+        <w:rPr>
+          <w:rFonts w:ascii="Times New Roman" w:hAnsi="Times New Roman" w:cs="Times New Roman"/>
+          <w:lang w:val="es-MX"/>
+        </w:rPr>
+        <w:t xml:space="preserve"> de los elementos mencionados</w:t>
+      </w:r>
+      <w:r>
+        <w:rPr>
+          <w:rFonts w:ascii="Times New Roman" w:hAnsi="Times New Roman" w:cs="Times New Roman"/>
+          <w:lang w:val="es-MX"/>
+        </w:rPr>
+        <w:t xml:space="preserve">, en miras de esclarecer la idea de una libertad exterior en el marco del republicanismo de Kant. </w:t>
+      </w:r>
+      <w:r>
+        <w:rPr>
+          <w:rFonts w:ascii="Times New Roman" w:hAnsi="Times New Roman" w:cs="Times New Roman"/>
+          <w:lang w:val="es-MX"/>
+        </w:rPr>
+        <w:t xml:space="preserve">De esta forma, en este apartado se consideran las ideas del texto que contraponen a Kant y Hobbes y en seguida se desarrollarán las ideas sobre la libertad externa de la ciudadanía que resulta en </w:t>
+      </w:r>
+      <w:r>
+        <w:rPr>
+          <w:rFonts w:ascii="Times New Roman" w:hAnsi="Times New Roman" w:cs="Times New Roman"/>
+          <w:lang w:val="es-MX"/>
+        </w:rPr>
+        <w:t xml:space="preserve">la idea de </w:t>
+      </w:r>
+      <w:r>
+        <w:rPr>
+          <w:rFonts w:ascii="Times New Roman" w:hAnsi="Times New Roman" w:cs="Times New Roman"/>
+          <w:lang w:val="es-MX"/>
+        </w:rPr>
+        <w:t xml:space="preserve">la co-legislación. </w:t>
+      </w:r>
+    </w:p>
+    <w:p>
+      <w:pPr>
+        <w:spacing w:line="360" w:lineRule="auto"/>
+        <w:jc w:val="both"/>
+        <w:rPr>
+          <w:rFonts w:ascii="Times New Roman" w:hAnsi="Times New Roman" w:cs="Times New Roman"/>
+          <w:lang w:val="es-MX"/>
+        </w:rPr>
+      </w:pPr>
+      <w:r>
+        <w:rPr>
+          <w:rFonts w:ascii="Times New Roman" w:hAnsi="Times New Roman" w:cs="Times New Roman"/>
+          <w:lang w:val="es-MX"/>
+        </w:rPr>
+        <w:t xml:space="preserve">Para </w:t>
+      </w:r>
+      <w:r>
+        <w:rPr>
+          <w:rFonts w:ascii="Times New Roman" w:hAnsi="Times New Roman" w:cs="Times New Roman"/>
+          <w:lang w:val="es-MX"/>
+        </w:rPr>
+        <w:t>considerar</w:t>
+      </w:r>
+      <w:r>
+        <w:rPr>
+          <w:rFonts w:ascii="Times New Roman" w:hAnsi="Times New Roman" w:cs="Times New Roman"/>
+          <w:lang w:val="es-MX"/>
+        </w:rPr>
+        <w:t xml:space="preserve"> el primer asunto podríamos colocar a Kant en contra de Hobbes en virtud de las propuestas políticas que confrontan al republicanismo con el despotismo. El tipo de monarquía absoluta que defiende Hobbes es despótico y considera a sus miembros como súbditos. Esto supone, </w:t>
+      </w:r>
+      <w:r>
+        <w:rPr>
+          <w:rFonts w:ascii="Times New Roman" w:hAnsi="Times New Roman" w:cs="Times New Roman"/>
+          <w:lang w:val="es-MX"/>
+        </w:rPr>
+        <w:t>entre</w:t>
       </w:r>
       <w:r>
         <w:rPr>
@@ -8037,7 +8544,94 @@
           <w:rFonts w:ascii="Times New Roman" w:hAnsi="Times New Roman" w:cs="Times New Roman"/>
           <w:lang w:val="es-MX"/>
         </w:rPr>
-        <w:t>acto</w:t>
+        <w:t>otros asuntos</w:t>
+      </w:r>
+      <w:r>
+        <w:rPr>
+          <w:rFonts w:ascii="Times New Roman" w:hAnsi="Times New Roman" w:cs="Times New Roman"/>
+          <w:lang w:val="es-MX"/>
+        </w:rPr>
+        <w:t xml:space="preserve">, una relación paternalista. </w:t>
+      </w:r>
+    </w:p>
+    <w:p>
+      <w:pPr>
+        <w:spacing w:line="360" w:lineRule="auto"/>
+        <w:jc w:val="both"/>
+        <w:rPr>
+          <w:rFonts w:ascii="Times New Roman" w:hAnsi="Times New Roman" w:cs="Times New Roman"/>
+          <w:lang w:val="es-MX"/>
+        </w:rPr>
+      </w:pPr>
+      <w:r>
+        <w:rPr>
+          <w:rFonts w:ascii="Times New Roman" w:hAnsi="Times New Roman" w:cs="Times New Roman"/>
+          <w:lang w:val="es-MX"/>
+        </w:rPr>
+        <w:t xml:space="preserve">En este escenario, los súbditos son como la propiedad del monarca absoluto, en una relación de dependencia y con una libertad </w:t>
+      </w:r>
+      <w:r>
+        <w:rPr>
+          <w:rFonts w:ascii="Times New Roman" w:hAnsi="Times New Roman" w:cs="Times New Roman"/>
+          <w:lang w:val="es-MX"/>
+        </w:rPr>
+        <w:t>a</w:t>
+      </w:r>
+      <w:r>
+        <w:rPr>
+          <w:rFonts w:ascii="Times New Roman" w:hAnsi="Times New Roman" w:cs="Times New Roman"/>
+          <w:lang w:val="es-MX"/>
+        </w:rPr>
+        <w:t>nula</w:t>
+      </w:r>
+      <w:r>
+        <w:rPr>
+          <w:rFonts w:ascii="Times New Roman" w:hAnsi="Times New Roman" w:cs="Times New Roman"/>
+          <w:lang w:val="es-MX"/>
+        </w:rPr>
+        <w:t>da</w:t>
+      </w:r>
+      <w:r>
+        <w:rPr>
+          <w:rFonts w:ascii="Times New Roman" w:hAnsi="Times New Roman" w:cs="Times New Roman"/>
+          <w:lang w:val="es-MX"/>
+        </w:rPr>
+        <w:t>.</w:t>
+      </w:r>
+      <w:r>
+        <w:rPr>
+          <w:rFonts w:ascii="Times New Roman" w:hAnsi="Times New Roman" w:cs="Times New Roman"/>
+          <w:lang w:val="es-MX"/>
+        </w:rPr>
+        <w:t xml:space="preserve"> Esto resulta en que la forma de vivir su propia vida, para cada uno, depende de la elección de su señor.</w:t>
+      </w:r>
+      <w:r>
+        <w:rPr>
+          <w:rFonts w:ascii="Times New Roman" w:hAnsi="Times New Roman" w:cs="Times New Roman"/>
+          <w:lang w:val="es-MX"/>
+        </w:rPr>
+        <w:t xml:space="preserve"> Esta voz determinante del soberano hace de efecto público el criterio privado que mantiene las inclinaciones de los intereses de su propia persona, a la hora de dictaminar leyes.</w:t>
+      </w:r>
+      <w:r>
+        <w:rPr>
+          <w:rFonts w:ascii="Times New Roman" w:hAnsi="Times New Roman" w:cs="Times New Roman"/>
+          <w:lang w:val="es-MX"/>
+        </w:rPr>
+        <w:t xml:space="preserve"> Así, </w:t>
+      </w:r>
+      <w:r>
+        <w:rPr>
+          <w:rFonts w:ascii="Times New Roman" w:hAnsi="Times New Roman" w:cs="Times New Roman"/>
+          <w:lang w:val="es-MX"/>
+        </w:rPr>
+        <w:t xml:space="preserve">en el horizonte del despotismo absolutista, </w:t>
+      </w:r>
+      <w:r>
+        <w:rPr>
+          <w:rFonts w:ascii="Times New Roman" w:hAnsi="Times New Roman" w:cs="Times New Roman"/>
+          <w:lang w:val="es-MX"/>
+        </w:rPr>
+        <w:t xml:space="preserve">el sentido de las leyes será siempre privado, de acuerdo a la voluntad del déspota. </w:t>
       </w:r>
       <w:r>
         <w:rPr>
@@ -8046,87 +8640,527 @@
         </w:rPr>
         <w:t xml:space="preserve"> </w:t>
       </w:r>
-      <w:r>
-        <w:rPr>
-          <w:rFonts w:ascii="Times New Roman" w:hAnsi="Times New Roman" w:cs="Times New Roman"/>
-          <w:lang w:val="es-MX"/>
-        </w:rPr>
-        <w:t xml:space="preserve">de la co-legislación. </w:t>
-      </w:r>
-    </w:p>
-    <w:p>
-      <w:pPr>
-        <w:spacing w:line="360" w:lineRule="auto"/>
-        <w:jc w:val="both"/>
-        <w:rPr>
-          <w:rFonts w:ascii="Times New Roman" w:hAnsi="Times New Roman" w:cs="Times New Roman"/>
-          <w:lang w:val="es-MX"/>
-        </w:rPr>
-      </w:pPr>
-      <w:r>
-        <w:rPr>
-          <w:rFonts w:ascii="Times New Roman" w:hAnsi="Times New Roman" w:cs="Times New Roman"/>
-          <w:lang w:val="es-MX"/>
-        </w:rPr>
-        <w:t>El texto se divide, respecto de la relación entre teoría y práctica,</w:t>
-      </w:r>
-      <w:r>
-        <w:rPr>
-          <w:rFonts w:ascii="Times New Roman" w:hAnsi="Times New Roman" w:cs="Times New Roman"/>
-          <w:lang w:val="es-MX"/>
-        </w:rPr>
-        <w:t xml:space="preserve"> en tres apartados, primero</w:t>
-      </w:r>
-      <w:r>
-        <w:rPr>
-          <w:rFonts w:ascii="Times New Roman" w:hAnsi="Times New Roman" w:cs="Times New Roman"/>
-          <w:lang w:val="es-MX"/>
-        </w:rPr>
-        <w:t xml:space="preserve"> en virtud de la moral, </w:t>
-      </w:r>
-      <w:r>
-        <w:rPr>
-          <w:rFonts w:ascii="Times New Roman" w:hAnsi="Times New Roman" w:cs="Times New Roman"/>
-          <w:lang w:val="es-MX"/>
-        </w:rPr>
-        <w:t xml:space="preserve">luego, </w:t>
-      </w:r>
-      <w:r>
-        <w:rPr>
-          <w:rFonts w:ascii="Times New Roman" w:hAnsi="Times New Roman" w:cs="Times New Roman"/>
-          <w:lang w:val="es-MX"/>
-        </w:rPr>
-        <w:t xml:space="preserve">en el derecho político y </w:t>
-      </w:r>
-      <w:r>
-        <w:rPr>
-          <w:rFonts w:ascii="Times New Roman" w:hAnsi="Times New Roman" w:cs="Times New Roman"/>
-          <w:lang w:val="es-MX"/>
-        </w:rPr>
-        <w:t xml:space="preserve">finalmente, </w:t>
-      </w:r>
-      <w:r>
-        <w:rPr>
-          <w:rFonts w:ascii="Times New Roman" w:hAnsi="Times New Roman" w:cs="Times New Roman"/>
-          <w:lang w:val="es-MX"/>
-        </w:rPr>
-        <w:t>en el derecho de gentes en un sentido cosmopolita. Nosotros nos centraremos en la segunda parte, que desarrolla las ideas del derecho político.</w:t>
-      </w:r>
-    </w:p>
-    <w:p>
-      <w:pPr>
-        <w:spacing w:line="360" w:lineRule="auto"/>
-        <w:jc w:val="both"/>
-        <w:rPr>
-          <w:rFonts w:ascii="Times New Roman" w:hAnsi="Times New Roman" w:cs="Times New Roman"/>
-          <w:lang w:val="es-MX"/>
-        </w:rPr>
-      </w:pPr>
-      <w:r>
-        <w:rPr>
-          <w:rFonts w:ascii="Times New Roman" w:hAnsi="Times New Roman" w:cs="Times New Roman"/>
-          <w:lang w:val="es-MX"/>
-        </w:rPr>
+    </w:p>
+    <w:p>
+      <w:pPr>
+        <w:spacing w:line="360" w:lineRule="auto"/>
+        <w:jc w:val="both"/>
+        <w:rPr>
+          <w:rFonts w:ascii="Times New Roman" w:hAnsi="Times New Roman" w:cs="Times New Roman"/>
+          <w:lang w:val="es-MX"/>
+        </w:rPr>
+      </w:pPr>
+      <w:r>
+        <w:rPr>
+          <w:rFonts w:ascii="Times New Roman" w:hAnsi="Times New Roman" w:cs="Times New Roman"/>
+          <w:lang w:val="es-MX"/>
+        </w:rPr>
+        <w:t>Por otro lado, el republicanismo de Kant es un</w:t>
+      </w:r>
+      <w:r>
+        <w:rPr>
+          <w:rFonts w:ascii="Times New Roman" w:hAnsi="Times New Roman" w:cs="Times New Roman"/>
+          <w:lang w:val="es-MX"/>
+        </w:rPr>
+        <w:t xml:space="preserve">a propuesta filosófica y política </w:t>
+      </w:r>
+      <w:r>
+        <w:rPr>
+          <w:rFonts w:ascii="Times New Roman" w:hAnsi="Times New Roman" w:cs="Times New Roman"/>
+          <w:lang w:val="es-MX"/>
+        </w:rPr>
+        <w:t xml:space="preserve">que confiere a los miembros una condición distinta, ya que, en lugar de ser súbditos, se entiende a los integrantes de una república como ciudadanos independientes. </w:t>
+      </w:r>
+      <w:r>
+        <w:rPr>
+          <w:rFonts w:ascii="Times New Roman" w:hAnsi="Times New Roman" w:cs="Times New Roman"/>
+          <w:lang w:val="es-MX"/>
+        </w:rPr>
+        <w:t>De esta forma</w:t>
+      </w:r>
+      <w:r>
+        <w:rPr>
+          <w:rFonts w:ascii="Times New Roman" w:hAnsi="Times New Roman" w:cs="Times New Roman"/>
+          <w:lang w:val="es-MX"/>
+        </w:rPr>
+        <w:t xml:space="preserve">, el gobernante no es ajeno a </w:t>
+      </w:r>
+      <w:r>
+        <w:rPr>
+          <w:rFonts w:ascii="Times New Roman" w:hAnsi="Times New Roman" w:cs="Times New Roman"/>
+          <w:lang w:val="es-MX"/>
+        </w:rPr>
+        <w:t xml:space="preserve">los </w:t>
+      </w:r>
+      <w:r>
+        <w:rPr>
+          <w:rFonts w:ascii="Times New Roman" w:hAnsi="Times New Roman" w:cs="Times New Roman"/>
+          <w:lang w:val="es-MX"/>
+        </w:rPr>
+        <w:t>intereses</w:t>
+      </w:r>
+      <w:r>
+        <w:rPr>
+          <w:rFonts w:ascii="Times New Roman" w:hAnsi="Times New Roman" w:cs="Times New Roman"/>
+          <w:lang w:val="es-MX"/>
+        </w:rPr>
+        <w:t xml:space="preserve"> de su pueblo</w:t>
+      </w:r>
+      <w:r>
+        <w:rPr>
+          <w:rFonts w:ascii="Times New Roman" w:hAnsi="Times New Roman" w:cs="Times New Roman"/>
+          <w:lang w:val="es-MX"/>
+        </w:rPr>
+        <w:t xml:space="preserve">, y por ello las leyes se enfocan en el </w:t>
+      </w:r>
+      <w:r>
+        <w:rPr>
+          <w:rFonts w:ascii="Times New Roman" w:hAnsi="Times New Roman" w:cs="Times New Roman"/>
+          <w:lang w:val="es-MX"/>
+        </w:rPr>
+        <w:t xml:space="preserve">sentido </w:t>
+      </w:r>
+      <w:r>
+        <w:rPr>
+          <w:rFonts w:ascii="Times New Roman" w:hAnsi="Times New Roman" w:cs="Times New Roman"/>
+          <w:lang w:val="es-MX"/>
+        </w:rPr>
+        <w:t xml:space="preserve">público de acuerdo a una voluntad integrada por los intereses populares. </w:t>
+      </w:r>
+    </w:p>
+    <w:p>
+      <w:pPr>
+        <w:spacing w:line="360" w:lineRule="auto"/>
+        <w:jc w:val="both"/>
+        <w:rPr>
+          <w:rFonts w:ascii="Times New Roman" w:hAnsi="Times New Roman" w:cs="Times New Roman"/>
+          <w:lang w:val="es-MX"/>
+        </w:rPr>
+      </w:pPr>
+      <w:r>
+        <w:rPr>
+          <w:rFonts w:ascii="Times New Roman" w:hAnsi="Times New Roman" w:cs="Times New Roman"/>
+          <w:lang w:val="es-MX"/>
+        </w:rPr>
+        <w:t>En una monarquía absoluta, el soberano es el legislador y su voluntad no tiene contrapeso, lo que s</w:t>
+      </w:r>
+      <w:r>
+        <w:rPr>
+          <w:rFonts w:ascii="Times New Roman" w:hAnsi="Times New Roman" w:cs="Times New Roman"/>
+          <w:lang w:val="es-MX"/>
+        </w:rPr>
+        <w:t>í</w:t>
+      </w:r>
+      <w:r>
+        <w:rPr>
+          <w:rFonts w:ascii="Times New Roman" w:hAnsi="Times New Roman" w:cs="Times New Roman"/>
+          <w:lang w:val="es-MX"/>
+        </w:rPr>
+        <w:t xml:space="preserve"> ocurre en una monarquía parlamentarista, en donde una instancia como la cámara de los comunes, o un congreso, puede balancear un poco las tendencias del poder en virtud de las leyes promulgadas. Este contraste separa, de un lado, la imposición de la ley por la fuerza, y, por otro lado, un tipo de ley que se acerca al consenso de ciudadanos deliberantes. Es por esta razón, que para un tipo de gobierno republicano y/o democrático es fundamental el derecho a la justificación, como refiere R. Forst. Para este tipo de legitimidad de la ley, en un sentido de interés público, son fundamentales el uso de la </w:t>
+      </w:r>
+      <w:r>
+        <w:rPr>
+          <w:rFonts w:ascii="Times New Roman" w:hAnsi="Times New Roman" w:cs="Times New Roman"/>
+          <w:lang w:val="es-MX"/>
+        </w:rPr>
+        <w:lastRenderedPageBreak/>
+        <w:t xml:space="preserve">razón pública, la libertad de expresión o de pluma, el consentimiento civil y el horizonte de la co-legislación, elementos todos que </w:t>
+      </w:r>
+      <w:r>
+        <w:rPr>
+          <w:rFonts w:ascii="Times New Roman" w:hAnsi="Times New Roman" w:cs="Times New Roman"/>
+          <w:lang w:val="es-MX"/>
+        </w:rPr>
+        <w:t>se relacionan a</w:t>
+      </w:r>
+      <w:r>
+        <w:rPr>
+          <w:rFonts w:ascii="Times New Roman" w:hAnsi="Times New Roman" w:cs="Times New Roman"/>
+          <w:lang w:val="es-MX"/>
+        </w:rPr>
+        <w:t xml:space="preserve"> la idea de una libertad externa. </w:t>
+      </w:r>
+    </w:p>
+    <w:p>
+      <w:pPr>
+        <w:spacing w:line="360" w:lineRule="auto"/>
+        <w:jc w:val="both"/>
+        <w:rPr>
+          <w:rFonts w:ascii="Times New Roman" w:hAnsi="Times New Roman" w:cs="Times New Roman"/>
+          <w:lang w:val="es-MX"/>
+        </w:rPr>
+      </w:pPr>
+      <w:r>
+        <w:rPr>
+          <w:rFonts w:ascii="Times New Roman" w:hAnsi="Times New Roman" w:cs="Times New Roman"/>
+          <w:lang w:val="es-MX"/>
+        </w:rPr>
+        <w:t xml:space="preserve">Cabe tener en cuenta que Kant no se opone directamente a la forma de gobierno, sea una democracia, una monarquía o una aristocracia, sino más bien al espíritu que adquiere cualquier forma de gobierno, sea </w:t>
+      </w:r>
+      <w:r>
+        <w:rPr>
+          <w:rFonts w:ascii="Times New Roman" w:hAnsi="Times New Roman" w:cs="Times New Roman"/>
+          <w:lang w:val="es-MX"/>
+        </w:rPr>
+        <w:t xml:space="preserve">éste </w:t>
+      </w:r>
+      <w:r>
+        <w:rPr>
+          <w:rFonts w:ascii="Times New Roman" w:hAnsi="Times New Roman" w:cs="Times New Roman"/>
+          <w:lang w:val="es-MX"/>
+        </w:rPr>
+        <w:t>despótic</w:t>
+      </w:r>
+      <w:r>
+        <w:rPr>
+          <w:rFonts w:ascii="Times New Roman" w:hAnsi="Times New Roman" w:cs="Times New Roman"/>
+          <w:lang w:val="es-MX"/>
+        </w:rPr>
+        <w:t>o</w:t>
+      </w:r>
+      <w:r>
+        <w:rPr>
+          <w:rFonts w:ascii="Times New Roman" w:hAnsi="Times New Roman" w:cs="Times New Roman"/>
+          <w:lang w:val="es-MX"/>
+        </w:rPr>
+        <w:t xml:space="preserve"> o republican</w:t>
+      </w:r>
+      <w:r>
+        <w:rPr>
+          <w:rFonts w:ascii="Times New Roman" w:hAnsi="Times New Roman" w:cs="Times New Roman"/>
+          <w:lang w:val="es-MX"/>
+        </w:rPr>
+        <w:t>o</w:t>
+      </w:r>
+      <w:r>
+        <w:rPr>
+          <w:rFonts w:ascii="Times New Roman" w:hAnsi="Times New Roman" w:cs="Times New Roman"/>
+          <w:lang w:val="es-MX"/>
+        </w:rPr>
+        <w:t>.</w:t>
+      </w:r>
+      <w:r>
+        <w:rPr>
+          <w:rFonts w:ascii="Times New Roman" w:hAnsi="Times New Roman" w:cs="Times New Roman"/>
+          <w:lang w:val="es-MX"/>
+        </w:rPr>
+        <w:t xml:space="preserve"> Una monarquía, de esta forma, podría tener un espíritu republicano, como podría </w:t>
+      </w:r>
+      <w:r>
+        <w:rPr>
+          <w:rFonts w:ascii="Times New Roman" w:hAnsi="Times New Roman" w:cs="Times New Roman"/>
+          <w:lang w:val="es-MX"/>
+        </w:rPr>
+        <w:t xml:space="preserve">haberse </w:t>
+      </w:r>
+      <w:r>
+        <w:rPr>
+          <w:rFonts w:ascii="Times New Roman" w:hAnsi="Times New Roman" w:cs="Times New Roman"/>
+          <w:lang w:val="es-MX"/>
+        </w:rPr>
+        <w:t>espera</w:t>
+      </w:r>
+      <w:r>
+        <w:rPr>
+          <w:rFonts w:ascii="Times New Roman" w:hAnsi="Times New Roman" w:cs="Times New Roman"/>
+          <w:lang w:val="es-MX"/>
+        </w:rPr>
+        <w:t>do</w:t>
+      </w:r>
+      <w:r>
+        <w:rPr>
+          <w:rFonts w:ascii="Times New Roman" w:hAnsi="Times New Roman" w:cs="Times New Roman"/>
+          <w:lang w:val="es-MX"/>
+        </w:rPr>
+        <w:t xml:space="preserve"> con optimismo de algunos despotismos ilustrados</w:t>
+      </w:r>
+      <w:r>
+        <w:rPr>
+          <w:rFonts w:ascii="Times New Roman" w:hAnsi="Times New Roman" w:cs="Times New Roman"/>
+          <w:lang w:val="es-MX"/>
+        </w:rPr>
+        <w:t xml:space="preserve"> del contexto de Kant</w:t>
+      </w:r>
+      <w:r>
+        <w:rPr>
+          <w:rFonts w:ascii="Times New Roman" w:hAnsi="Times New Roman" w:cs="Times New Roman"/>
+          <w:lang w:val="es-MX"/>
+        </w:rPr>
+        <w:t xml:space="preserve">. </w:t>
+      </w:r>
+    </w:p>
+    <w:p>
+      <w:pPr>
+        <w:spacing w:line="360" w:lineRule="auto"/>
+        <w:jc w:val="both"/>
+        <w:rPr>
+          <w:rFonts w:ascii="Times New Roman" w:hAnsi="Times New Roman" w:cs="Times New Roman"/>
+          <w:lang w:val="es-MX"/>
+        </w:rPr>
+      </w:pPr>
+      <w:r>
+        <w:rPr>
+          <w:rFonts w:ascii="Times New Roman" w:hAnsi="Times New Roman" w:cs="Times New Roman"/>
+          <w:lang w:val="es-MX"/>
+        </w:rPr>
+        <w:t xml:space="preserve">Para Kant el estado civil representa la condición jurídica que funda un estado de derecho, </w:t>
+      </w:r>
+      <w:r>
+        <w:rPr>
+          <w:rFonts w:ascii="Times New Roman" w:hAnsi="Times New Roman" w:cs="Times New Roman"/>
+          <w:lang w:val="es-MX"/>
+        </w:rPr>
+        <w:t xml:space="preserve">en donde </w:t>
+      </w:r>
+      <w:r>
+        <w:rPr>
+          <w:rFonts w:ascii="Times New Roman" w:hAnsi="Times New Roman" w:cs="Times New Roman"/>
+          <w:lang w:val="es-MX"/>
+        </w:rPr>
+        <w:t xml:space="preserve">los individuos abandonan el estado natural y entran en relaciones de un orden político fundamentado en leyes públicas exteriores, de modo que </w:t>
+      </w:r>
+      <w:r>
+        <w:rPr>
+          <w:rFonts w:ascii="Times New Roman" w:hAnsi="Times New Roman" w:cs="Times New Roman"/>
+          <w:lang w:val="es-MX"/>
+        </w:rPr>
+        <w:t xml:space="preserve">se </w:t>
+      </w:r>
+      <w:r>
+        <w:rPr>
+          <w:rFonts w:ascii="Times New Roman" w:hAnsi="Times New Roman" w:cs="Times New Roman"/>
+          <w:lang w:val="es-MX"/>
+        </w:rPr>
+        <w:t>garantice la justicia, la libertad y la paz. Al igual que en el caso de Hobbes, este hecho no</w:t>
+      </w:r>
+      <w:r>
+        <w:rPr>
+          <w:rFonts w:ascii="Times New Roman" w:hAnsi="Times New Roman" w:cs="Times New Roman"/>
+          <w:lang w:val="es-MX"/>
+        </w:rPr>
+        <w:t xml:space="preserve"> se entiende como un acontecimiento </w:t>
+      </w:r>
+      <w:r>
+        <w:rPr>
+          <w:rFonts w:ascii="Times New Roman" w:hAnsi="Times New Roman" w:cs="Times New Roman"/>
+          <w:lang w:val="es-MX"/>
+        </w:rPr>
+        <w:t xml:space="preserve">histórico concreto. </w:t>
+      </w:r>
+    </w:p>
+    <w:p>
+      <w:pPr>
+        <w:spacing w:line="360" w:lineRule="auto"/>
+        <w:jc w:val="both"/>
+        <w:rPr>
+          <w:rFonts w:ascii="Times New Roman" w:hAnsi="Times New Roman" w:cs="Times New Roman"/>
+          <w:lang w:val="es-MX"/>
+        </w:rPr>
+      </w:pPr>
+      <w:r>
+        <w:rPr>
+          <w:rFonts w:ascii="Times New Roman" w:hAnsi="Times New Roman" w:cs="Times New Roman"/>
+          <w:lang w:val="es-MX"/>
+        </w:rPr>
+        <w:t xml:space="preserve">En el caso de </w:t>
+      </w:r>
+      <w:r>
+        <w:rPr>
+          <w:rFonts w:ascii="Times New Roman" w:hAnsi="Times New Roman" w:cs="Times New Roman"/>
+          <w:lang w:val="es-MX"/>
+        </w:rPr>
+        <w:t>Kant</w:t>
+      </w:r>
+      <w:r>
+        <w:rPr>
+          <w:rFonts w:ascii="Times New Roman" w:hAnsi="Times New Roman" w:cs="Times New Roman"/>
+          <w:lang w:val="es-MX"/>
+        </w:rPr>
+        <w:t>, el contrato</w:t>
+      </w:r>
+      <w:r>
+        <w:rPr>
+          <w:rFonts w:ascii="Times New Roman" w:hAnsi="Times New Roman" w:cs="Times New Roman"/>
+          <w:lang w:val="es-MX"/>
+        </w:rPr>
+        <w:t xml:space="preserve"> originario</w:t>
+      </w:r>
+      <w:r>
+        <w:rPr>
+          <w:rFonts w:ascii="Times New Roman" w:hAnsi="Times New Roman" w:cs="Times New Roman"/>
+          <w:lang w:val="es-MX"/>
+        </w:rPr>
+        <w:t xml:space="preserve"> que funda una sociedad civil</w:t>
+      </w:r>
+      <w:r>
+        <w:rPr>
+          <w:rFonts w:ascii="Times New Roman" w:hAnsi="Times New Roman" w:cs="Times New Roman"/>
+          <w:lang w:val="es-MX"/>
+        </w:rPr>
+        <w:t xml:space="preserve"> </w:t>
+      </w:r>
+      <w:r>
+        <w:rPr>
+          <w:rFonts w:ascii="Times New Roman" w:hAnsi="Times New Roman" w:cs="Times New Roman"/>
+          <w:lang w:val="es-MX"/>
+        </w:rPr>
+        <w:t xml:space="preserve">es </w:t>
+      </w:r>
+      <w:r>
+        <w:rPr>
+          <w:rFonts w:ascii="Times New Roman" w:hAnsi="Times New Roman" w:cs="Times New Roman"/>
+          <w:lang w:val="es-MX"/>
+        </w:rPr>
+        <w:t>entendid</w:t>
+      </w:r>
+      <w:r>
+        <w:rPr>
+          <w:rFonts w:ascii="Times New Roman" w:hAnsi="Times New Roman" w:cs="Times New Roman"/>
+          <w:lang w:val="es-MX"/>
+        </w:rPr>
+        <w:t>o</w:t>
+      </w:r>
+      <w:r>
+        <w:rPr>
+          <w:rFonts w:ascii="Times New Roman" w:hAnsi="Times New Roman" w:cs="Times New Roman"/>
+          <w:lang w:val="es-MX"/>
+        </w:rPr>
+        <w:t xml:space="preserve"> como una idea normativa que busca dar sentido a la organización social, de acuerdo a principios racionales. </w:t>
+      </w:r>
+      <w:r>
+        <w:rPr>
+          <w:rFonts w:ascii="Times New Roman" w:hAnsi="Times New Roman" w:cs="Times New Roman"/>
+          <w:lang w:val="es-MX"/>
+        </w:rPr>
+        <w:t>En este horizonte, los individuos del estado civil (en el caso de Kant, los ciudadanos) se someten al orden de las leyes públicas exteriores que tienen un carácter universal para su estado, ya que se presupone que eman</w:t>
+      </w:r>
+      <w:r>
+        <w:rPr>
+          <w:rFonts w:ascii="Times New Roman" w:hAnsi="Times New Roman" w:cs="Times New Roman"/>
+          <w:lang w:val="es-MX"/>
+        </w:rPr>
+        <w:t>a</w:t>
+      </w:r>
+      <w:r>
+        <w:rPr>
+          <w:rFonts w:ascii="Times New Roman" w:hAnsi="Times New Roman" w:cs="Times New Roman"/>
+          <w:lang w:val="es-MX"/>
+        </w:rPr>
+        <w:t>n saludablemente de una voluntad general, unificada y libre</w:t>
+      </w:r>
+      <w:r>
+        <w:rPr>
+          <w:rFonts w:ascii="Times New Roman" w:hAnsi="Times New Roman" w:cs="Times New Roman"/>
+          <w:lang w:val="es-MX"/>
+        </w:rPr>
+        <w:t>.</w:t>
+      </w:r>
+    </w:p>
+    <w:p>
+      <w:pPr>
+        <w:spacing w:line="360" w:lineRule="auto"/>
+        <w:jc w:val="both"/>
+        <w:rPr>
+          <w:rFonts w:ascii="Times New Roman" w:hAnsi="Times New Roman" w:cs="Times New Roman"/>
+          <w:lang w:val="es-MX"/>
+        </w:rPr>
+      </w:pPr>
+      <w:r>
+        <w:rPr>
+          <w:rFonts w:ascii="Times New Roman" w:hAnsi="Times New Roman" w:cs="Times New Roman"/>
+          <w:lang w:val="es-MX"/>
+        </w:rPr>
+        <w:t xml:space="preserve">De acuerdo a Kant, en el estado natural los individuos poseen una libertad sin frenos, pero ésta es insegura y frágil, porque no existe una autoridad que garantice derechos, sino que el establecimiento del poder se limita a la imposición del más fuerte o sagaz, sin considerar ningún principio moral del arbitrio. En este horizonte natural, la posesión y la propiedad privada es provisional, ya que no posee reconocimiento público ni garantía alguna. </w:t>
+      </w:r>
+      <w:r>
+        <w:rPr>
+          <w:rFonts w:ascii="Times New Roman" w:hAnsi="Times New Roman" w:cs="Times New Roman"/>
+          <w:lang w:val="es-MX"/>
+        </w:rPr>
+        <w:t xml:space="preserve">Solamente en una sociedad civil de leyes públicas y de alcance general, puede existir la propiedad privada de forma perentoria, pues queda avalada por el derecho mismo. </w:t>
+      </w:r>
+      <w:r>
+        <w:rPr>
+          <w:rFonts w:ascii="Times New Roman" w:hAnsi="Times New Roman" w:cs="Times New Roman"/>
+          <w:lang w:val="es-MX"/>
+        </w:rPr>
+        <w:t xml:space="preserve">Esta dimensión equivale a sostener, desde Kant, que cuando hay imposición de fuerza, no hay derecho. </w:t>
+      </w:r>
+    </w:p>
+    <w:p>
+      <w:pPr>
+        <w:spacing w:line="360" w:lineRule="auto"/>
+        <w:jc w:val="both"/>
+        <w:rPr>
+          <w:rFonts w:ascii="Times New Roman" w:hAnsi="Times New Roman" w:cs="Times New Roman"/>
+          <w:lang w:val="es-MX"/>
+        </w:rPr>
+      </w:pPr>
+      <w:r>
+        <w:rPr>
+          <w:rFonts w:ascii="Times New Roman" w:hAnsi="Times New Roman" w:cs="Times New Roman"/>
+          <w:lang w:val="es-MX"/>
+        </w:rPr>
+        <w:t>El estado civil</w:t>
+      </w:r>
+      <w:r>
+        <w:rPr>
+          <w:rFonts w:ascii="Times New Roman" w:hAnsi="Times New Roman" w:cs="Times New Roman"/>
+          <w:lang w:val="es-MX"/>
+        </w:rPr>
+        <w:t xml:space="preserve"> </w:t>
+      </w:r>
+      <w:r>
+        <w:rPr>
+          <w:rFonts w:ascii="Times New Roman" w:hAnsi="Times New Roman" w:cs="Times New Roman"/>
+          <w:lang w:val="es-MX"/>
+        </w:rPr>
+        <w:t xml:space="preserve">transforma la libertad salvaje o natural en una libertad </w:t>
+      </w:r>
+      <w:r>
+        <w:rPr>
+          <w:rFonts w:ascii="Times New Roman" w:hAnsi="Times New Roman" w:cs="Times New Roman"/>
+          <w:lang w:val="es-MX"/>
+        </w:rPr>
+        <w:t>civilizada</w:t>
+      </w:r>
+      <w:r>
+        <w:rPr>
+          <w:rFonts w:ascii="Times New Roman" w:hAnsi="Times New Roman" w:cs="Times New Roman"/>
+          <w:lang w:val="es-MX"/>
+        </w:rPr>
+        <w:t xml:space="preserve">, es decir, una libertad que haga compatible la libertad de todos con las libertades de los demás bajo leyes comunes, públicas y que preserven el sentido de la justicia. La libertad externa, por lo tanto, no es </w:t>
+      </w:r>
+      <w:r>
+        <w:rPr>
+          <w:rFonts w:ascii="Times New Roman" w:hAnsi="Times New Roman" w:cs="Times New Roman"/>
+          <w:lang w:val="es-MX"/>
+        </w:rPr>
+        <w:t>únicamente</w:t>
+      </w:r>
+      <w:r>
+        <w:rPr>
+          <w:rFonts w:ascii="Times New Roman" w:hAnsi="Times New Roman" w:cs="Times New Roman"/>
+          <w:lang w:val="es-MX"/>
+        </w:rPr>
+        <w:t xml:space="preserve"> una libertad jurídica, sino que es además una libertad civil.</w:t>
+      </w:r>
+    </w:p>
+    <w:p>
+      <w:pPr>
+        <w:spacing w:line="360" w:lineRule="auto"/>
+        <w:jc w:val="both"/>
+        <w:rPr>
+          <w:rFonts w:ascii="Times New Roman" w:hAnsi="Times New Roman" w:cs="Times New Roman"/>
+          <w:lang w:val="es-MX"/>
+        </w:rPr>
+      </w:pPr>
+      <w:r>
+        <w:rPr>
+          <w:rFonts w:ascii="Times New Roman" w:hAnsi="Times New Roman" w:cs="Times New Roman"/>
+          <w:lang w:val="es-MX"/>
+        </w:rPr>
+        <w:lastRenderedPageBreak/>
         <w:t>E</w:t>
       </w:r>
       <w:r>
@@ -8134,101 +9168,58 @@
           <w:rFonts w:ascii="Times New Roman" w:hAnsi="Times New Roman" w:cs="Times New Roman"/>
           <w:lang w:val="es-MX"/>
         </w:rPr>
-        <w:t>n primer lugar,</w:t>
-      </w:r>
-      <w:r>
-        <w:rPr>
-          <w:rFonts w:ascii="Times New Roman" w:hAnsi="Times New Roman" w:cs="Times New Roman"/>
-          <w:lang w:val="es-MX"/>
-        </w:rPr>
-        <w:t xml:space="preserve"> en esta segunda parte del texto,</w:t>
-      </w:r>
-      <w:r>
-        <w:rPr>
-          <w:rFonts w:ascii="Times New Roman" w:hAnsi="Times New Roman" w:cs="Times New Roman"/>
-          <w:lang w:val="es-MX"/>
-        </w:rPr>
-        <w:t xml:space="preserve"> Kant</w:t>
-      </w:r>
-      <w:r>
-        <w:rPr>
-          <w:rFonts w:ascii="Times New Roman" w:hAnsi="Times New Roman" w:cs="Times New Roman"/>
-          <w:lang w:val="es-MX"/>
-        </w:rPr>
-        <w:t xml:space="preserve"> rechaza las ideas que defiende Hobbes respecto a la necesidad de</w:t>
-      </w:r>
-      <w:r>
-        <w:rPr>
-          <w:rFonts w:ascii="Times New Roman" w:hAnsi="Times New Roman" w:cs="Times New Roman"/>
-          <w:lang w:val="es-MX"/>
-        </w:rPr>
-        <w:t xml:space="preserve"> un absolutismo monárquico, cohesionado en un estado total con el peso de un Leviathan. Este poder absoluto</w:t>
-      </w:r>
-      <w:r>
-        <w:rPr>
-          <w:rFonts w:ascii="Times New Roman" w:hAnsi="Times New Roman" w:cs="Times New Roman"/>
-          <w:lang w:val="es-MX"/>
-        </w:rPr>
-        <w:t>, de acuerdo a Hobbes,</w:t>
-      </w:r>
-      <w:r>
-        <w:rPr>
-          <w:rFonts w:ascii="Times New Roman" w:hAnsi="Times New Roman" w:cs="Times New Roman"/>
-          <w:lang w:val="es-MX"/>
-        </w:rPr>
-        <w:t xml:space="preserve"> es necesario, para asegurar que el monarca pueda sostener la seguridad de un estado que ha salido de las relaciones naturales. </w:t>
-      </w:r>
-      <w:r>
-        <w:rPr>
-          <w:rFonts w:ascii="Times New Roman" w:hAnsi="Times New Roman" w:cs="Times New Roman"/>
-          <w:lang w:val="es-MX"/>
-        </w:rPr>
-        <w:t xml:space="preserve">Kant entiende el contrato social y el tránsito del estado natural al civil de un modo distinto. </w:t>
-      </w:r>
-      <w:r>
-        <w:rPr>
-          <w:rFonts w:ascii="Times New Roman" w:hAnsi="Times New Roman" w:cs="Times New Roman"/>
-          <w:lang w:val="es-MX"/>
-        </w:rPr>
-        <w:t>Esto resulta en el tipo de relación que adquiere un soberano para con su pueblo, y en donde contrastan las posturas de Hobbes y de Kant.</w:t>
-      </w:r>
-    </w:p>
-    <w:p>
-      <w:pPr>
-        <w:spacing w:line="360" w:lineRule="auto"/>
-        <w:jc w:val="both"/>
-        <w:rPr>
-          <w:rFonts w:ascii="Times New Roman" w:hAnsi="Times New Roman" w:cs="Times New Roman"/>
-          <w:lang w:val="es-MX"/>
-        </w:rPr>
-      </w:pPr>
-      <w:r>
-        <w:rPr>
-          <w:rFonts w:ascii="Times New Roman" w:hAnsi="Times New Roman" w:cs="Times New Roman"/>
-          <w:lang w:val="es-MX"/>
-        </w:rPr>
-        <w:t>En segundo lugar, el texto</w:t>
-      </w:r>
-      <w:r>
-        <w:rPr>
-          <w:rFonts w:ascii="Times New Roman" w:hAnsi="Times New Roman" w:cs="Times New Roman"/>
-          <w:lang w:val="es-MX"/>
-        </w:rPr>
-        <w:t>, en términos generales,</w:t>
-      </w:r>
-      <w:r>
-        <w:rPr>
-          <w:rFonts w:ascii="Times New Roman" w:hAnsi="Times New Roman" w:cs="Times New Roman"/>
-          <w:lang w:val="es-MX"/>
-        </w:rPr>
-        <w:t xml:space="preserve"> se propone rechazar aquel dicho que supone que algunas cosas funcionan muy bien en la teoría, pero no se aplican en la práctica. Para Kant, por el contrario, lo que ofrece la teoría pura debe ser una guía para la práctica, aún cuando no encontremos tal práctica realizada todavía. Por lo tanto, lo que sirve en la teoría, debe asimismo funcionar en la práctica.</w:t>
-      </w:r>
-      <w:r>
-        <w:rPr>
-          <w:rFonts w:ascii="Times New Roman" w:hAnsi="Times New Roman" w:cs="Times New Roman"/>
-          <w:lang w:val="es-MX"/>
-        </w:rPr>
-        <w:t xml:space="preserve"> Esto no equivale a un optimismo idealista ingenuo, sino que resalta el carácter normativo de la razón práctica.</w:t>
+        <w:t xml:space="preserve">n el caso de Hobbes, el contrato social otorga todos los poderes a un solo cuerpo del estado de forma unidireccional, de suerte que, el soberano no tiene ningún compromiso o responsabilidad para con sus súbditos. Kant está en contra de esta postura. </w:t>
+      </w:r>
+      <w:r>
+        <w:rPr>
+          <w:rFonts w:ascii="Times New Roman" w:hAnsi="Times New Roman" w:cs="Times New Roman"/>
+          <w:lang w:val="es-MX"/>
+        </w:rPr>
+        <w:t xml:space="preserve">Mientras Kant propone una forma de gobierno republicana: “Hobbes es de la opinión opuesta. Según él (De </w:t>
+      </w:r>
+      <w:proofErr w:type="spellStart"/>
+      <w:r>
+        <w:rPr>
+          <w:rFonts w:ascii="Times New Roman" w:hAnsi="Times New Roman" w:cs="Times New Roman"/>
+          <w:lang w:val="es-MX"/>
+        </w:rPr>
+        <w:t>Cive</w:t>
+      </w:r>
+      <w:proofErr w:type="spellEnd"/>
+      <w:r>
+        <w:rPr>
+          <w:rFonts w:ascii="Times New Roman" w:hAnsi="Times New Roman" w:cs="Times New Roman"/>
+          <w:lang w:val="es-MX"/>
+        </w:rPr>
+        <w:t>, cap. 7, §14), el jefe de Estado no está vinculado en modo alguno al pueblo mediante contrato, y no puede cometer injusticia con el ciudadano (del que puede disponer como quiera). (..) en su generalidad, la tesis es espantosa.” (TP; 1999, p. 276) A diferencia de Hobbes, para Kant</w:t>
+      </w:r>
+      <w:r>
+        <w:rPr>
+          <w:rFonts w:ascii="Times New Roman" w:hAnsi="Times New Roman" w:cs="Times New Roman"/>
+          <w:lang w:val="es-MX"/>
+        </w:rPr>
+        <w:t>,</w:t>
+      </w:r>
+      <w:r>
+        <w:rPr>
+          <w:rFonts w:ascii="Times New Roman" w:hAnsi="Times New Roman" w:cs="Times New Roman"/>
+          <w:lang w:val="es-MX"/>
+        </w:rPr>
+        <w:t xml:space="preserve"> el contrato originario</w:t>
+      </w:r>
+      <w:r>
+        <w:rPr>
+          <w:rFonts w:ascii="Times New Roman" w:hAnsi="Times New Roman" w:cs="Times New Roman"/>
+          <w:lang w:val="es-MX"/>
+        </w:rPr>
+        <w:t xml:space="preserve"> de toda sociedad civil,</w:t>
+      </w:r>
+      <w:r>
+        <w:rPr>
+          <w:rFonts w:ascii="Times New Roman" w:hAnsi="Times New Roman" w:cs="Times New Roman"/>
+          <w:lang w:val="es-MX"/>
+        </w:rPr>
+        <w:t xml:space="preserve"> involucra y presupone la responsabilidad</w:t>
       </w:r>
       <w:r>
         <w:rPr>
@@ -8237,175 +9228,332 @@
         </w:rPr>
         <w:t xml:space="preserve"> </w:t>
       </w:r>
-    </w:p>
-    <w:p>
-      <w:pPr>
-        <w:spacing w:line="360" w:lineRule="auto"/>
-        <w:jc w:val="both"/>
-        <w:rPr>
-          <w:rFonts w:ascii="Times New Roman" w:hAnsi="Times New Roman" w:cs="Times New Roman"/>
-          <w:lang w:val="es-MX"/>
-        </w:rPr>
-      </w:pPr>
-      <w:r>
-        <w:rPr>
-          <w:rFonts w:ascii="Times New Roman" w:hAnsi="Times New Roman" w:cs="Times New Roman"/>
-          <w:lang w:val="es-MX"/>
-        </w:rPr>
-        <w:t>En tercer lugar, el texto ofrece</w:t>
-      </w:r>
-      <w:r>
-        <w:rPr>
-          <w:rFonts w:ascii="Times New Roman" w:hAnsi="Times New Roman" w:cs="Times New Roman"/>
-          <w:lang w:val="es-MX"/>
-        </w:rPr>
-        <w:t>, en la segunda parte,</w:t>
-      </w:r>
-      <w:r>
-        <w:rPr>
-          <w:rFonts w:ascii="Times New Roman" w:hAnsi="Times New Roman" w:cs="Times New Roman"/>
-          <w:lang w:val="es-MX"/>
-        </w:rPr>
-        <w:t xml:space="preserve"> una articulación de la</w:t>
-      </w:r>
-      <w:r>
-        <w:rPr>
-          <w:rFonts w:ascii="Times New Roman" w:hAnsi="Times New Roman" w:cs="Times New Roman"/>
-          <w:lang w:val="es-MX"/>
-        </w:rPr>
-        <w:t>s</w:t>
-      </w:r>
-      <w:r>
-        <w:rPr>
-          <w:rFonts w:ascii="Times New Roman" w:hAnsi="Times New Roman" w:cs="Times New Roman"/>
-          <w:lang w:val="es-MX"/>
-        </w:rPr>
-        <w:t xml:space="preserve"> idea</w:t>
-      </w:r>
-      <w:r>
-        <w:rPr>
-          <w:rFonts w:ascii="Times New Roman" w:hAnsi="Times New Roman" w:cs="Times New Roman"/>
-          <w:lang w:val="es-MX"/>
-        </w:rPr>
-        <w:t>s</w:t>
-      </w:r>
-      <w:r>
-        <w:rPr>
-          <w:rFonts w:ascii="Times New Roman" w:hAnsi="Times New Roman" w:cs="Times New Roman"/>
-          <w:lang w:val="es-MX"/>
-        </w:rPr>
-        <w:t xml:space="preserve"> de</w:t>
-      </w:r>
-      <w:r>
-        <w:rPr>
-          <w:rFonts w:ascii="Times New Roman" w:hAnsi="Times New Roman" w:cs="Times New Roman"/>
-          <w:lang w:val="es-MX"/>
-        </w:rPr>
-        <w:t xml:space="preserve">l estado civil y de la </w:t>
-      </w:r>
-      <w:r>
-        <w:rPr>
-          <w:rFonts w:ascii="Times New Roman" w:hAnsi="Times New Roman" w:cs="Times New Roman"/>
-          <w:lang w:val="es-MX"/>
-        </w:rPr>
-        <w:t xml:space="preserve">ciudadanía, con algunos atributos indispensables que parten de su propia idea. Este punto será de suma importancia, puesto que la libertad exterior es fundamental para la idea de una ciudadanía republicana en la propuesta de Kant. </w:t>
-      </w:r>
-    </w:p>
-    <w:p>
-      <w:pPr>
-        <w:spacing w:line="360" w:lineRule="auto"/>
-        <w:jc w:val="both"/>
-        <w:rPr>
-          <w:rFonts w:ascii="Times New Roman" w:hAnsi="Times New Roman" w:cs="Times New Roman"/>
-          <w:lang w:val="es-MX"/>
-        </w:rPr>
-      </w:pPr>
-      <w:r>
-        <w:rPr>
-          <w:rFonts w:ascii="Times New Roman" w:hAnsi="Times New Roman" w:cs="Times New Roman"/>
-          <w:lang w:val="es-MX"/>
-        </w:rPr>
-        <w:t>Considerando estos tres puntos principales que componen el texto</w:t>
-      </w:r>
-      <w:r>
-        <w:rPr>
-          <w:rFonts w:ascii="Times New Roman" w:hAnsi="Times New Roman" w:cs="Times New Roman"/>
-          <w:lang w:val="es-MX"/>
-        </w:rPr>
-        <w:t xml:space="preserve"> en su segunda parte, sobre el derecho político</w:t>
-      </w:r>
-      <w:r>
-        <w:rPr>
-          <w:rFonts w:ascii="Times New Roman" w:hAnsi="Times New Roman" w:cs="Times New Roman"/>
-          <w:lang w:val="es-MX"/>
-        </w:rPr>
-        <w:t>, nosotros habremos de desarrollar el primero y el tercero</w:t>
-      </w:r>
-      <w:r>
-        <w:rPr>
-          <w:rFonts w:ascii="Times New Roman" w:hAnsi="Times New Roman" w:cs="Times New Roman"/>
-          <w:lang w:val="es-MX"/>
-        </w:rPr>
-        <w:t xml:space="preserve"> de los elementos mencionados</w:t>
-      </w:r>
-      <w:r>
-        <w:rPr>
-          <w:rFonts w:ascii="Times New Roman" w:hAnsi="Times New Roman" w:cs="Times New Roman"/>
-          <w:lang w:val="es-MX"/>
-        </w:rPr>
-        <w:t xml:space="preserve">, en miras de esclarecer la idea de una libertad exterior en el marco del republicanismo de Kant. </w:t>
-      </w:r>
-      <w:r>
-        <w:rPr>
-          <w:rFonts w:ascii="Times New Roman" w:hAnsi="Times New Roman" w:cs="Times New Roman"/>
-          <w:lang w:val="es-MX"/>
-        </w:rPr>
-        <w:t xml:space="preserve">De esta forma, en este apartado se consideran las ideas del texto que contraponen a Kant y Hobbes y en seguida se desarrollarán las ideas sobre la libertad externa de la ciudadanía que resulta en </w:t>
-      </w:r>
-      <w:r>
-        <w:rPr>
-          <w:rFonts w:ascii="Times New Roman" w:hAnsi="Times New Roman" w:cs="Times New Roman"/>
-          <w:lang w:val="es-MX"/>
-        </w:rPr>
-        <w:t xml:space="preserve">la idea de </w:t>
-      </w:r>
-      <w:r>
-        <w:rPr>
-          <w:rFonts w:ascii="Times New Roman" w:hAnsi="Times New Roman" w:cs="Times New Roman"/>
-          <w:lang w:val="es-MX"/>
-        </w:rPr>
-        <w:t xml:space="preserve">la co-legislación. </w:t>
-      </w:r>
-    </w:p>
-    <w:p>
-      <w:pPr>
-        <w:spacing w:line="360" w:lineRule="auto"/>
-        <w:jc w:val="both"/>
-        <w:rPr>
-          <w:rFonts w:ascii="Times New Roman" w:hAnsi="Times New Roman" w:cs="Times New Roman"/>
-          <w:lang w:val="es-MX"/>
-        </w:rPr>
-      </w:pPr>
-      <w:r>
-        <w:rPr>
-          <w:rFonts w:ascii="Times New Roman" w:hAnsi="Times New Roman" w:cs="Times New Roman"/>
-          <w:lang w:val="es-MX"/>
-        </w:rPr>
-        <w:t xml:space="preserve">Para </w:t>
-      </w:r>
-      <w:r>
-        <w:rPr>
-          <w:rFonts w:ascii="Times New Roman" w:hAnsi="Times New Roman" w:cs="Times New Roman"/>
-          <w:lang w:val="es-MX"/>
-        </w:rPr>
-        <w:t>considerar</w:t>
-      </w:r>
-      <w:r>
-        <w:rPr>
-          <w:rFonts w:ascii="Times New Roman" w:hAnsi="Times New Roman" w:cs="Times New Roman"/>
-          <w:lang w:val="es-MX"/>
-        </w:rPr>
-        <w:t xml:space="preserve"> el primer asunto podríamos colocar a Kant en contra de Hobbes en virtud de las propuestas políticas que confrontan al republicanismo con el despotismo. El tipo </w:t>
+      <w:r>
+        <w:rPr>
+          <w:rFonts w:ascii="Times New Roman" w:hAnsi="Times New Roman" w:cs="Times New Roman"/>
+          <w:lang w:val="es-MX"/>
+        </w:rPr>
+        <w:t>del gobernant</w:t>
+      </w:r>
+      <w:r>
+        <w:rPr>
+          <w:rFonts w:ascii="Times New Roman" w:hAnsi="Times New Roman" w:cs="Times New Roman"/>
+          <w:lang w:val="es-MX"/>
+        </w:rPr>
+        <w:t>e para con su pueblo</w:t>
+      </w:r>
+      <w:r>
+        <w:rPr>
+          <w:rFonts w:ascii="Times New Roman" w:hAnsi="Times New Roman" w:cs="Times New Roman"/>
+          <w:lang w:val="es-MX"/>
+        </w:rPr>
+        <w:t>, especialmente a la hora de orientar las leyes públicas</w:t>
+      </w:r>
+      <w:r>
+        <w:rPr>
+          <w:rFonts w:ascii="Times New Roman" w:hAnsi="Times New Roman" w:cs="Times New Roman"/>
+          <w:lang w:val="es-MX"/>
+        </w:rPr>
+        <w:t xml:space="preserve">. </w:t>
+      </w:r>
+      <w:r>
+        <w:rPr>
+          <w:rFonts w:ascii="Times New Roman" w:hAnsi="Times New Roman" w:cs="Times New Roman"/>
+          <w:lang w:val="es-MX"/>
+        </w:rPr>
+        <w:t xml:space="preserve">  </w:t>
+      </w:r>
+    </w:p>
+    <w:p>
+      <w:pPr>
+        <w:spacing w:line="360" w:lineRule="auto"/>
+        <w:jc w:val="both"/>
+        <w:rPr>
+          <w:rFonts w:ascii="Times New Roman" w:hAnsi="Times New Roman" w:cs="Times New Roman"/>
+          <w:lang w:val="es-MX"/>
+        </w:rPr>
+      </w:pPr>
+      <w:r>
+        <w:rPr>
+          <w:rFonts w:ascii="Times New Roman" w:hAnsi="Times New Roman" w:cs="Times New Roman"/>
+          <w:lang w:val="es-MX"/>
+        </w:rPr>
+        <w:t xml:space="preserve">En el caso de Hobbes hay una necesidad de entrar en estado civil por las amenazas del </w:t>
+      </w:r>
+      <w:r>
+        <w:rPr>
+          <w:rFonts w:ascii="Times New Roman" w:hAnsi="Times New Roman" w:cs="Times New Roman"/>
+          <w:lang w:val="es-MX"/>
+        </w:rPr>
+        <w:t xml:space="preserve">caos que representa el estado natural, en donde la violencia es ilimitada y no permite paz ni seguridad. Esta lectura puede corresponder a un </w:t>
+      </w:r>
+      <w:r>
+        <w:rPr>
+          <w:rFonts w:ascii="Times New Roman" w:hAnsi="Times New Roman" w:cs="Times New Roman"/>
+          <w:lang w:val="es-MX"/>
+        </w:rPr>
+        <w:t xml:space="preserve">contexto inestable </w:t>
+      </w:r>
+      <w:r>
+        <w:rPr>
+          <w:rFonts w:ascii="Times New Roman" w:hAnsi="Times New Roman" w:cs="Times New Roman"/>
+          <w:lang w:val="es-MX"/>
+        </w:rPr>
+        <w:t xml:space="preserve">como lo fueron el de </w:t>
+      </w:r>
+      <w:r>
+        <w:rPr>
+          <w:rFonts w:ascii="Times New Roman" w:hAnsi="Times New Roman" w:cs="Times New Roman"/>
+          <w:lang w:val="es-MX"/>
+        </w:rPr>
+        <w:t>la guerra civil inglesa</w:t>
+      </w:r>
+      <w:r>
+        <w:rPr>
+          <w:rFonts w:ascii="Times New Roman" w:hAnsi="Times New Roman" w:cs="Times New Roman"/>
+          <w:lang w:val="es-MX"/>
+        </w:rPr>
+        <w:t xml:space="preserve"> y lo sería luego de la muerte de Hobbes el de la revolución gloriosa</w:t>
+      </w:r>
+      <w:r>
+        <w:rPr>
+          <w:rFonts w:ascii="Times New Roman" w:hAnsi="Times New Roman" w:cs="Times New Roman"/>
+          <w:lang w:val="es-MX"/>
+        </w:rPr>
+        <w:t xml:space="preserve">. Las causas y razones de la </w:t>
+      </w:r>
+      <w:r>
+        <w:rPr>
+          <w:rFonts w:ascii="Times New Roman" w:hAnsi="Times New Roman" w:cs="Times New Roman"/>
+          <w:lang w:val="es-MX"/>
+        </w:rPr>
+        <w:t xml:space="preserve">postura </w:t>
+      </w:r>
+      <w:r>
+        <w:rPr>
+          <w:rFonts w:ascii="Times New Roman" w:hAnsi="Times New Roman" w:cs="Times New Roman"/>
+          <w:lang w:val="es-MX"/>
+        </w:rPr>
+        <w:t>de Hobbes, aunque no se puedan resumir</w:t>
+      </w:r>
+      <w:r>
+        <w:rPr>
+          <w:rFonts w:ascii="Times New Roman" w:hAnsi="Times New Roman" w:cs="Times New Roman"/>
+          <w:lang w:val="es-MX"/>
+        </w:rPr>
+        <w:t xml:space="preserve"> a</w:t>
+      </w:r>
+      <w:r>
+        <w:rPr>
+          <w:rFonts w:ascii="Times New Roman" w:hAnsi="Times New Roman" w:cs="Times New Roman"/>
+          <w:lang w:val="es-MX"/>
+        </w:rPr>
+        <w:t xml:space="preserve"> ello, tiene</w:t>
+      </w:r>
+      <w:r>
+        <w:rPr>
+          <w:rFonts w:ascii="Times New Roman" w:hAnsi="Times New Roman" w:cs="Times New Roman"/>
+          <w:lang w:val="es-MX"/>
+        </w:rPr>
+        <w:t xml:space="preserve">n </w:t>
+      </w:r>
+      <w:r>
+        <w:rPr>
+          <w:rFonts w:ascii="Times New Roman" w:hAnsi="Times New Roman" w:cs="Times New Roman"/>
+          <w:lang w:val="es-MX"/>
+        </w:rPr>
+        <w:t>un</w:t>
+      </w:r>
+      <w:r>
+        <w:rPr>
+          <w:rFonts w:ascii="Times New Roman" w:hAnsi="Times New Roman" w:cs="Times New Roman"/>
+          <w:lang w:val="es-MX"/>
+        </w:rPr>
+        <w:t xml:space="preserve"> elemento que está marcado por la </w:t>
+      </w:r>
+      <w:r>
+        <w:rPr>
+          <w:rFonts w:ascii="Times New Roman" w:hAnsi="Times New Roman" w:cs="Times New Roman"/>
+          <w:lang w:val="es-MX"/>
+        </w:rPr>
+        <w:t xml:space="preserve">influencia de la </w:t>
+      </w:r>
+      <w:r>
+        <w:rPr>
+          <w:rFonts w:ascii="Times New Roman" w:hAnsi="Times New Roman" w:cs="Times New Roman"/>
+          <w:lang w:val="es-MX"/>
+        </w:rPr>
+        <w:t xml:space="preserve">necesidad que es empujada por el miedo y la violencia. </w:t>
+      </w:r>
+      <w:r>
+        <w:rPr>
+          <w:rFonts w:ascii="Times New Roman" w:hAnsi="Times New Roman" w:cs="Times New Roman"/>
+          <w:lang w:val="es-MX"/>
+        </w:rPr>
+        <w:t>Su propuesta</w:t>
+      </w:r>
+      <w:r>
+        <w:rPr>
+          <w:rFonts w:ascii="Times New Roman" w:hAnsi="Times New Roman" w:cs="Times New Roman"/>
+          <w:lang w:val="es-MX"/>
+        </w:rPr>
+        <w:t xml:space="preserve"> de poderes totales para el soberano</w:t>
+      </w:r>
+      <w:r>
+        <w:rPr>
+          <w:rFonts w:ascii="Times New Roman" w:hAnsi="Times New Roman" w:cs="Times New Roman"/>
+          <w:lang w:val="es-MX"/>
+        </w:rPr>
+        <w:t>,</w:t>
+      </w:r>
+      <w:r>
+        <w:rPr>
+          <w:rFonts w:ascii="Times New Roman" w:hAnsi="Times New Roman" w:cs="Times New Roman"/>
+          <w:lang w:val="es-MX"/>
+        </w:rPr>
+        <w:t xml:space="preserve"> </w:t>
+      </w:r>
+      <w:r>
+        <w:rPr>
+          <w:rFonts w:ascii="Times New Roman" w:hAnsi="Times New Roman" w:cs="Times New Roman"/>
+          <w:lang w:val="es-MX"/>
+        </w:rPr>
+        <w:t xml:space="preserve">sin embargo, para autores como Locke, representa algo peor que el estado natural. </w:t>
+      </w:r>
+    </w:p>
+    <w:p>
+      <w:pPr>
+        <w:spacing w:line="360" w:lineRule="auto"/>
+        <w:jc w:val="both"/>
+        <w:rPr>
+          <w:rFonts w:ascii="Times New Roman" w:hAnsi="Times New Roman" w:cs="Times New Roman"/>
+          <w:lang w:val="es-MX"/>
+        </w:rPr>
+      </w:pPr>
+      <w:r>
+        <w:rPr>
+          <w:rFonts w:ascii="Times New Roman" w:hAnsi="Times New Roman" w:cs="Times New Roman"/>
+          <w:lang w:val="es-MX"/>
+        </w:rPr>
+        <w:t>En Kant la causa del estado civil viene de un lugar más formal, que no se desentiende de esas barbaridades</w:t>
+      </w:r>
+      <w:r>
+        <w:rPr>
+          <w:rFonts w:ascii="Times New Roman" w:hAnsi="Times New Roman" w:cs="Times New Roman"/>
+          <w:lang w:val="es-MX"/>
+        </w:rPr>
+        <w:t xml:space="preserve"> de las guerras civiles o entre estados</w:t>
+      </w:r>
+      <w:r>
+        <w:rPr>
+          <w:rFonts w:ascii="Times New Roman" w:hAnsi="Times New Roman" w:cs="Times New Roman"/>
+          <w:lang w:val="es-MX"/>
+        </w:rPr>
+        <w:t>.</w:t>
+      </w:r>
+      <w:r>
+        <w:rPr>
+          <w:rFonts w:ascii="Times New Roman" w:hAnsi="Times New Roman" w:cs="Times New Roman"/>
+          <w:lang w:val="es-MX"/>
+        </w:rPr>
+        <w:t xml:space="preserve"> La razón exige que entremos en relaciones de cooperación y civilidad; la razón se representa este mandato como un deber puro moral y político. </w:t>
+      </w:r>
+    </w:p>
+    <w:p>
+      <w:pPr>
+        <w:spacing w:line="360" w:lineRule="auto"/>
+        <w:jc w:val="both"/>
+        <w:rPr>
+          <w:rFonts w:ascii="Times New Roman" w:hAnsi="Times New Roman" w:cs="Times New Roman"/>
+          <w:lang w:val="es-MX"/>
+        </w:rPr>
+      </w:pPr>
+      <w:r>
+        <w:rPr>
+          <w:rFonts w:ascii="Times New Roman" w:hAnsi="Times New Roman" w:cs="Times New Roman"/>
+          <w:lang w:val="es-MX"/>
+        </w:rPr>
+        <w:t xml:space="preserve">Nos indica </w:t>
+      </w:r>
+      <w:r>
+        <w:rPr>
+          <w:rFonts w:ascii="Times New Roman" w:hAnsi="Times New Roman" w:cs="Times New Roman"/>
+          <w:lang w:val="es-MX"/>
+        </w:rPr>
+        <w:t xml:space="preserve">Kant </w:t>
+      </w:r>
+      <w:r>
+        <w:rPr>
+          <w:rFonts w:ascii="Times New Roman" w:hAnsi="Times New Roman" w:cs="Times New Roman"/>
+          <w:lang w:val="es-MX"/>
+        </w:rPr>
+        <w:t>lo siguiente</w:t>
+      </w:r>
+      <w:r>
+        <w:rPr>
+          <w:rFonts w:ascii="Times New Roman" w:hAnsi="Times New Roman" w:cs="Times New Roman"/>
+          <w:lang w:val="es-MX"/>
+        </w:rPr>
+        <w:t xml:space="preserve"> sobre el contrato originario</w:t>
+      </w:r>
+      <w:r>
+        <w:rPr>
+          <w:rFonts w:ascii="Times New Roman" w:hAnsi="Times New Roman" w:cs="Times New Roman"/>
+          <w:lang w:val="es-MX"/>
+        </w:rPr>
+        <w:t>: “</w:t>
+      </w:r>
+      <w:r>
+        <w:rPr>
+          <w:rFonts w:ascii="Times New Roman" w:hAnsi="Times New Roman" w:cs="Times New Roman"/>
+          <w:lang w:val="es-MX"/>
+        </w:rPr>
+        <w:t xml:space="preserve">La unión de muchos con vistas a un fin común (que todos tienen) se halla en todo contrato social; pero aquella unión que es un fin en sí (que cada uno debe tener), por tanto, la de los hombres en todas sus relaciones externas, en general, </w:t>
+      </w:r>
+      <w:r>
+        <w:rPr>
+          <w:rFonts w:ascii="Times New Roman" w:hAnsi="Times New Roman" w:cs="Times New Roman"/>
+          <w:lang w:val="es-MX"/>
+        </w:rPr>
+        <w:t xml:space="preserve">que no pueden evitar el llegar a un influjo recíproco, es un deber primordial e incondicionado: tal unión sólo puede encontrarse en una sociedad en la medida en que ésta se halle en el estado civil, es decir, en que constituya una república.” (TP; 1999, p. 258) </w:t>
+      </w:r>
+    </w:p>
+    <w:p>
+      <w:pPr>
+        <w:spacing w:line="360" w:lineRule="auto"/>
+        <w:jc w:val="both"/>
+        <w:rPr>
+          <w:rFonts w:ascii="Times New Roman" w:hAnsi="Times New Roman" w:cs="Times New Roman"/>
+          <w:lang w:val="es-MX"/>
+        </w:rPr>
+      </w:pPr>
+      <w:r>
+        <w:rPr>
+          <w:rFonts w:ascii="Times New Roman" w:hAnsi="Times New Roman" w:cs="Times New Roman"/>
+          <w:lang w:val="es-MX"/>
+        </w:rPr>
+        <w:t>A</w:t>
+      </w:r>
+      <w:r>
+        <w:rPr>
+          <w:rFonts w:ascii="Times New Roman" w:hAnsi="Times New Roman" w:cs="Times New Roman"/>
+          <w:lang w:val="es-MX"/>
+        </w:rPr>
+        <w:t>grega a continuación</w:t>
+      </w:r>
+      <w:r>
+        <w:rPr>
+          <w:rFonts w:ascii="Times New Roman" w:hAnsi="Times New Roman" w:cs="Times New Roman"/>
+          <w:lang w:val="es-MX"/>
+        </w:rPr>
+        <w:t xml:space="preserve"> que</w:t>
+      </w:r>
+      <w:r>
+        <w:rPr>
+          <w:rFonts w:ascii="Times New Roman" w:hAnsi="Times New Roman" w:cs="Times New Roman"/>
+          <w:lang w:val="es-MX"/>
+        </w:rPr>
+        <w:t xml:space="preserve">: “El fin que en tal relación externa es en sí mismo un deber, y aun la suprema condición formal de los demás deberes externos, es el derecho de los hombres bajo leyes coactivas públicas, mediante las que se puede estipular a cada uno lo </w:t>
       </w:r>
       <w:r>
         <w:rPr>
@@ -8413,393 +9561,201 @@
           <w:lang w:val="es-MX"/>
         </w:rPr>
         <w:lastRenderedPageBreak/>
-        <w:t xml:space="preserve">de monarquía absoluta que defiende Hobbes es despótico y considera a sus miembros como súbditos. Esto supone, </w:t>
-      </w:r>
-      <w:r>
-        <w:rPr>
-          <w:rFonts w:ascii="Times New Roman" w:hAnsi="Times New Roman" w:cs="Times New Roman"/>
-          <w:lang w:val="es-MX"/>
-        </w:rPr>
-        <w:t>entre</w:t>
-      </w:r>
-      <w:r>
-        <w:rPr>
-          <w:rFonts w:ascii="Times New Roman" w:hAnsi="Times New Roman" w:cs="Times New Roman"/>
-          <w:lang w:val="es-MX"/>
-        </w:rPr>
-        <w:t xml:space="preserve"> </w:t>
-      </w:r>
-      <w:r>
-        <w:rPr>
-          <w:rFonts w:ascii="Times New Roman" w:hAnsi="Times New Roman" w:cs="Times New Roman"/>
-          <w:lang w:val="es-MX"/>
-        </w:rPr>
-        <w:t>otros asuntos</w:t>
-      </w:r>
-      <w:r>
-        <w:rPr>
-          <w:rFonts w:ascii="Times New Roman" w:hAnsi="Times New Roman" w:cs="Times New Roman"/>
-          <w:lang w:val="es-MX"/>
-        </w:rPr>
-        <w:t xml:space="preserve">, una relación paternalista. </w:t>
-      </w:r>
-    </w:p>
-    <w:p>
-      <w:pPr>
-        <w:spacing w:line="360" w:lineRule="auto"/>
-        <w:jc w:val="both"/>
-        <w:rPr>
-          <w:rFonts w:ascii="Times New Roman" w:hAnsi="Times New Roman" w:cs="Times New Roman"/>
-          <w:lang w:val="es-MX"/>
-        </w:rPr>
-      </w:pPr>
-      <w:r>
-        <w:rPr>
-          <w:rFonts w:ascii="Times New Roman" w:hAnsi="Times New Roman" w:cs="Times New Roman"/>
-          <w:lang w:val="es-MX"/>
-        </w:rPr>
-        <w:t xml:space="preserve">En este escenario, los súbditos son como la propiedad del monarca absoluto, en una relación de dependencia y con una libertad </w:t>
-      </w:r>
-      <w:r>
-        <w:rPr>
-          <w:rFonts w:ascii="Times New Roman" w:hAnsi="Times New Roman" w:cs="Times New Roman"/>
-          <w:lang w:val="es-MX"/>
-        </w:rPr>
-        <w:t>a</w:t>
-      </w:r>
-      <w:r>
-        <w:rPr>
-          <w:rFonts w:ascii="Times New Roman" w:hAnsi="Times New Roman" w:cs="Times New Roman"/>
-          <w:lang w:val="es-MX"/>
-        </w:rPr>
-        <w:t>nula</w:t>
-      </w:r>
-      <w:r>
-        <w:rPr>
-          <w:rFonts w:ascii="Times New Roman" w:hAnsi="Times New Roman" w:cs="Times New Roman"/>
-          <w:lang w:val="es-MX"/>
-        </w:rPr>
-        <w:t>da</w:t>
-      </w:r>
-      <w:r>
-        <w:rPr>
-          <w:rFonts w:ascii="Times New Roman" w:hAnsi="Times New Roman" w:cs="Times New Roman"/>
-          <w:lang w:val="es-MX"/>
-        </w:rPr>
-        <w:t>.</w:t>
-      </w:r>
-      <w:r>
-        <w:rPr>
-          <w:rFonts w:ascii="Times New Roman" w:hAnsi="Times New Roman" w:cs="Times New Roman"/>
-          <w:lang w:val="es-MX"/>
-        </w:rPr>
-        <w:t xml:space="preserve"> Esto resulta en que la forma de vivir su propia vida, para cada uno, depende de la elección de su señor.</w:t>
-      </w:r>
-      <w:r>
-        <w:rPr>
-          <w:rFonts w:ascii="Times New Roman" w:hAnsi="Times New Roman" w:cs="Times New Roman"/>
-          <w:lang w:val="es-MX"/>
-        </w:rPr>
-        <w:t xml:space="preserve"> Esta voz determinante del soberano hace de efecto público el criterio privado que mantiene las inclinaciones de los intereses de su propia persona, a la hora de dictaminar leyes.</w:t>
-      </w:r>
-      <w:r>
-        <w:rPr>
-          <w:rFonts w:ascii="Times New Roman" w:hAnsi="Times New Roman" w:cs="Times New Roman"/>
-          <w:lang w:val="es-MX"/>
-        </w:rPr>
-        <w:t xml:space="preserve"> Así, </w:t>
-      </w:r>
-      <w:r>
-        <w:rPr>
-          <w:rFonts w:ascii="Times New Roman" w:hAnsi="Times New Roman" w:cs="Times New Roman"/>
-          <w:lang w:val="es-MX"/>
-        </w:rPr>
-        <w:t xml:space="preserve">en el horizonte del despotismo absolutista, </w:t>
-      </w:r>
-      <w:r>
-        <w:rPr>
-          <w:rFonts w:ascii="Times New Roman" w:hAnsi="Times New Roman" w:cs="Times New Roman"/>
-          <w:lang w:val="es-MX"/>
-        </w:rPr>
-        <w:t xml:space="preserve">el sentido de las leyes será siempre privado, de acuerdo a la voluntad del déspota. </w:t>
-      </w:r>
-      <w:r>
-        <w:rPr>
-          <w:rFonts w:ascii="Times New Roman" w:hAnsi="Times New Roman" w:cs="Times New Roman"/>
-          <w:lang w:val="es-MX"/>
-        </w:rPr>
-        <w:t xml:space="preserve"> </w:t>
-      </w:r>
-    </w:p>
-    <w:p>
-      <w:pPr>
-        <w:spacing w:line="360" w:lineRule="auto"/>
-        <w:jc w:val="both"/>
-        <w:rPr>
-          <w:rFonts w:ascii="Times New Roman" w:hAnsi="Times New Roman" w:cs="Times New Roman"/>
-          <w:lang w:val="es-MX"/>
-        </w:rPr>
-      </w:pPr>
-      <w:r>
-        <w:rPr>
-          <w:rFonts w:ascii="Times New Roman" w:hAnsi="Times New Roman" w:cs="Times New Roman"/>
-          <w:lang w:val="es-MX"/>
-        </w:rPr>
-        <w:t>Por otro lado, el republicanismo de Kant es un</w:t>
-      </w:r>
-      <w:r>
-        <w:rPr>
-          <w:rFonts w:ascii="Times New Roman" w:hAnsi="Times New Roman" w:cs="Times New Roman"/>
-          <w:lang w:val="es-MX"/>
-        </w:rPr>
-        <w:t xml:space="preserve">a propuesta filosófica y política </w:t>
-      </w:r>
-      <w:r>
-        <w:rPr>
-          <w:rFonts w:ascii="Times New Roman" w:hAnsi="Times New Roman" w:cs="Times New Roman"/>
-          <w:lang w:val="es-MX"/>
-        </w:rPr>
-        <w:t xml:space="preserve">que confiere a los miembros una condición distinta, ya que, en lugar de ser súbditos, se entiende a los integrantes de una república como ciudadanos independientes. </w:t>
-      </w:r>
-      <w:r>
-        <w:rPr>
-          <w:rFonts w:ascii="Times New Roman" w:hAnsi="Times New Roman" w:cs="Times New Roman"/>
-          <w:lang w:val="es-MX"/>
-        </w:rPr>
-        <w:t>De esta forma</w:t>
-      </w:r>
-      <w:r>
-        <w:rPr>
-          <w:rFonts w:ascii="Times New Roman" w:hAnsi="Times New Roman" w:cs="Times New Roman"/>
-          <w:lang w:val="es-MX"/>
-        </w:rPr>
-        <w:t xml:space="preserve">, el gobernante no es ajeno a </w:t>
-      </w:r>
-      <w:r>
-        <w:rPr>
-          <w:rFonts w:ascii="Times New Roman" w:hAnsi="Times New Roman" w:cs="Times New Roman"/>
-          <w:lang w:val="es-MX"/>
-        </w:rPr>
-        <w:t xml:space="preserve">los </w:t>
-      </w:r>
-      <w:r>
-        <w:rPr>
-          <w:rFonts w:ascii="Times New Roman" w:hAnsi="Times New Roman" w:cs="Times New Roman"/>
-          <w:lang w:val="es-MX"/>
-        </w:rPr>
-        <w:t>intereses</w:t>
-      </w:r>
-      <w:r>
-        <w:rPr>
-          <w:rFonts w:ascii="Times New Roman" w:hAnsi="Times New Roman" w:cs="Times New Roman"/>
-          <w:lang w:val="es-MX"/>
-        </w:rPr>
-        <w:t xml:space="preserve"> de su pueblo</w:t>
-      </w:r>
-      <w:r>
-        <w:rPr>
-          <w:rFonts w:ascii="Times New Roman" w:hAnsi="Times New Roman" w:cs="Times New Roman"/>
-          <w:lang w:val="es-MX"/>
-        </w:rPr>
-        <w:t xml:space="preserve">, y por ello las leyes se enfocan en el </w:t>
-      </w:r>
-      <w:r>
-        <w:rPr>
-          <w:rFonts w:ascii="Times New Roman" w:hAnsi="Times New Roman" w:cs="Times New Roman"/>
-          <w:lang w:val="es-MX"/>
-        </w:rPr>
-        <w:t xml:space="preserve">sentido </w:t>
-      </w:r>
-      <w:r>
-        <w:rPr>
-          <w:rFonts w:ascii="Times New Roman" w:hAnsi="Times New Roman" w:cs="Times New Roman"/>
-          <w:lang w:val="es-MX"/>
-        </w:rPr>
-        <w:t xml:space="preserve">público de acuerdo a una voluntad integrada por los intereses populares. </w:t>
-      </w:r>
-    </w:p>
-    <w:p>
-      <w:pPr>
-        <w:spacing w:line="360" w:lineRule="auto"/>
-        <w:jc w:val="both"/>
-        <w:rPr>
-          <w:rFonts w:ascii="Times New Roman" w:hAnsi="Times New Roman" w:cs="Times New Roman"/>
-          <w:lang w:val="es-MX"/>
-        </w:rPr>
-      </w:pPr>
-      <w:r>
-        <w:rPr>
-          <w:rFonts w:ascii="Times New Roman" w:hAnsi="Times New Roman" w:cs="Times New Roman"/>
-          <w:lang w:val="es-MX"/>
-        </w:rPr>
-        <w:t>En una monarquía absoluta, el soberano es el legislador y su voluntad no tiene contrapeso, lo que s</w:t>
-      </w:r>
-      <w:r>
-        <w:rPr>
-          <w:rFonts w:ascii="Times New Roman" w:hAnsi="Times New Roman" w:cs="Times New Roman"/>
-          <w:lang w:val="es-MX"/>
-        </w:rPr>
-        <w:t>í</w:t>
-      </w:r>
-      <w:r>
-        <w:rPr>
-          <w:rFonts w:ascii="Times New Roman" w:hAnsi="Times New Roman" w:cs="Times New Roman"/>
-          <w:lang w:val="es-MX"/>
-        </w:rPr>
-        <w:t xml:space="preserve"> ocurre en una monarquía parlamentarista, en donde una instancia como la cámara de los comunes, o un congreso, puede balancear un poco las tendencias del poder en virtud de las leyes promulgadas. Este contraste separa, de un lado, la imposición de la ley por la fuerza, y, por otro lado, un tipo de ley que se acerca al consenso de ciudadanos deliberantes. Es por esta razón, que para un tipo de gobierno republicano y/o democrático es fundamental el derecho a la justificación, como refiere R. Forst. Para este tipo de legitimidad de la ley, en un sentido de interés público, son fundamentales el uso de la razón pública, la libertad de expresión o de pluma, el consentimiento civil y el horizonte de la co-legislación, elementos todos que </w:t>
-      </w:r>
-      <w:r>
-        <w:rPr>
-          <w:rFonts w:ascii="Times New Roman" w:hAnsi="Times New Roman" w:cs="Times New Roman"/>
-          <w:lang w:val="es-MX"/>
-        </w:rPr>
-        <w:t>se relacionan a</w:t>
-      </w:r>
-      <w:r>
-        <w:rPr>
-          <w:rFonts w:ascii="Times New Roman" w:hAnsi="Times New Roman" w:cs="Times New Roman"/>
-          <w:lang w:val="es-MX"/>
-        </w:rPr>
-        <w:t xml:space="preserve"> la idea de una libertad externa. </w:t>
-      </w:r>
-    </w:p>
-    <w:p>
-      <w:pPr>
-        <w:spacing w:line="360" w:lineRule="auto"/>
-        <w:jc w:val="both"/>
-        <w:rPr>
-          <w:rFonts w:ascii="Times New Roman" w:hAnsi="Times New Roman" w:cs="Times New Roman"/>
-          <w:lang w:val="es-MX"/>
-        </w:rPr>
-      </w:pPr>
-      <w:r>
-        <w:rPr>
-          <w:rFonts w:ascii="Times New Roman" w:hAnsi="Times New Roman" w:cs="Times New Roman"/>
-          <w:lang w:val="es-MX"/>
-        </w:rPr>
-        <w:t xml:space="preserve">Cabe tener en cuenta que Kant no se opone directamente a la forma de gobierno, sea una democracia, una monarquía o una aristocracia, sino más bien al espíritu que adquiere cualquier forma de gobierno, sea </w:t>
-      </w:r>
-      <w:r>
-        <w:rPr>
-          <w:rFonts w:ascii="Times New Roman" w:hAnsi="Times New Roman" w:cs="Times New Roman"/>
-          <w:lang w:val="es-MX"/>
-        </w:rPr>
-        <w:t xml:space="preserve">éste </w:t>
-      </w:r>
-      <w:r>
-        <w:rPr>
-          <w:rFonts w:ascii="Times New Roman" w:hAnsi="Times New Roman" w:cs="Times New Roman"/>
-          <w:lang w:val="es-MX"/>
-        </w:rPr>
-        <w:t>despótic</w:t>
-      </w:r>
-      <w:r>
-        <w:rPr>
-          <w:rFonts w:ascii="Times New Roman" w:hAnsi="Times New Roman" w:cs="Times New Roman"/>
-          <w:lang w:val="es-MX"/>
-        </w:rPr>
-        <w:t>o</w:t>
-      </w:r>
-      <w:r>
-        <w:rPr>
-          <w:rFonts w:ascii="Times New Roman" w:hAnsi="Times New Roman" w:cs="Times New Roman"/>
-          <w:lang w:val="es-MX"/>
-        </w:rPr>
-        <w:t xml:space="preserve"> o republican</w:t>
-      </w:r>
-      <w:r>
-        <w:rPr>
-          <w:rFonts w:ascii="Times New Roman" w:hAnsi="Times New Roman" w:cs="Times New Roman"/>
-          <w:lang w:val="es-MX"/>
-        </w:rPr>
-        <w:t>o</w:t>
-      </w:r>
-      <w:r>
-        <w:rPr>
-          <w:rFonts w:ascii="Times New Roman" w:hAnsi="Times New Roman" w:cs="Times New Roman"/>
-          <w:lang w:val="es-MX"/>
-        </w:rPr>
-        <w:t>.</w:t>
-      </w:r>
-      <w:r>
-        <w:rPr>
-          <w:rFonts w:ascii="Times New Roman" w:hAnsi="Times New Roman" w:cs="Times New Roman"/>
-          <w:lang w:val="es-MX"/>
-        </w:rPr>
-        <w:t xml:space="preserve"> Una monarquía, de esta forma, podría tener un espíritu republicano, como podría </w:t>
-      </w:r>
-      <w:r>
-        <w:rPr>
-          <w:rFonts w:ascii="Times New Roman" w:hAnsi="Times New Roman" w:cs="Times New Roman"/>
-          <w:lang w:val="es-MX"/>
-        </w:rPr>
-        <w:t xml:space="preserve">haberse </w:t>
-      </w:r>
-      <w:r>
-        <w:rPr>
-          <w:rFonts w:ascii="Times New Roman" w:hAnsi="Times New Roman" w:cs="Times New Roman"/>
-          <w:lang w:val="es-MX"/>
-        </w:rPr>
-        <w:t>espera</w:t>
-      </w:r>
-      <w:r>
-        <w:rPr>
-          <w:rFonts w:ascii="Times New Roman" w:hAnsi="Times New Roman" w:cs="Times New Roman"/>
-          <w:lang w:val="es-MX"/>
-        </w:rPr>
-        <w:t>do</w:t>
-      </w:r>
-      <w:r>
-        <w:rPr>
-          <w:rFonts w:ascii="Times New Roman" w:hAnsi="Times New Roman" w:cs="Times New Roman"/>
-          <w:lang w:val="es-MX"/>
-        </w:rPr>
-        <w:t xml:space="preserve"> con optimismo de algunos despotismos ilustrados</w:t>
-      </w:r>
-      <w:r>
-        <w:rPr>
-          <w:rFonts w:ascii="Times New Roman" w:hAnsi="Times New Roman" w:cs="Times New Roman"/>
-          <w:lang w:val="es-MX"/>
-        </w:rPr>
-        <w:t xml:space="preserve"> del contexto de Kant</w:t>
-      </w:r>
-      <w:r>
-        <w:rPr>
-          <w:rFonts w:ascii="Times New Roman" w:hAnsi="Times New Roman" w:cs="Times New Roman"/>
-          <w:lang w:val="es-MX"/>
-        </w:rPr>
-        <w:t xml:space="preserve">. </w:t>
-      </w:r>
-    </w:p>
-    <w:p>
-      <w:pPr>
-        <w:spacing w:line="360" w:lineRule="auto"/>
-        <w:jc w:val="both"/>
-        <w:rPr>
-          <w:rFonts w:ascii="Times New Roman" w:hAnsi="Times New Roman" w:cs="Times New Roman"/>
-          <w:lang w:val="es-MX"/>
-        </w:rPr>
-      </w:pPr>
-      <w:r>
-        <w:rPr>
-          <w:rFonts w:ascii="Times New Roman" w:hAnsi="Times New Roman" w:cs="Times New Roman"/>
-          <w:lang w:val="es-MX"/>
-        </w:rPr>
-        <w:t xml:space="preserve">Para Kant el estado civil representa la condición jurídica que funda un estado de derecho, </w:t>
-      </w:r>
-      <w:r>
-        <w:rPr>
-          <w:rFonts w:ascii="Times New Roman" w:hAnsi="Times New Roman" w:cs="Times New Roman"/>
-          <w:lang w:val="es-MX"/>
-        </w:rPr>
-        <w:t xml:space="preserve">en donde </w:t>
-      </w:r>
-      <w:r>
-        <w:rPr>
-          <w:rFonts w:ascii="Times New Roman" w:hAnsi="Times New Roman" w:cs="Times New Roman"/>
-          <w:lang w:val="es-MX"/>
-        </w:rPr>
-        <w:t xml:space="preserve">los individuos abandonan el estado natural y entran en relaciones de un orden </w:t>
+        <w:t>suyo y asegurárselo frente a la usurpación de cualquier otro.” (TP; 1999, p. 259)</w:t>
+      </w:r>
+      <w:r>
+        <w:rPr>
+          <w:rFonts w:ascii="Times New Roman" w:hAnsi="Times New Roman" w:cs="Times New Roman"/>
+          <w:lang w:val="es-MX"/>
+        </w:rPr>
+        <w:t xml:space="preserve"> De este modo, Kant propone la idea normativa de un contrato originario social que permite un estado jurídico de libertad externa, de justicia distributiva y de propiedad privada. </w:t>
+      </w:r>
+    </w:p>
+    <w:p>
+      <w:pPr>
+        <w:spacing w:line="360" w:lineRule="auto"/>
+        <w:jc w:val="both"/>
+        <w:rPr>
+          <w:rFonts w:ascii="Times New Roman" w:hAnsi="Times New Roman" w:cs="Times New Roman"/>
+          <w:lang w:val="es-MX"/>
+        </w:rPr>
+      </w:pPr>
+      <w:r>
+        <w:rPr>
+          <w:rFonts w:ascii="Times New Roman" w:hAnsi="Times New Roman" w:cs="Times New Roman"/>
+          <w:lang w:val="es-MX"/>
+        </w:rPr>
+        <w:t>No debemos dejar de tener en cuenta que el sentido de la ley, de acuerdo a la voluntad general, busca</w:t>
+      </w:r>
+      <w:r>
+        <w:rPr>
+          <w:rFonts w:ascii="Times New Roman" w:hAnsi="Times New Roman" w:cs="Times New Roman"/>
+          <w:lang w:val="es-MX"/>
+        </w:rPr>
+        <w:t xml:space="preserve"> un horizonte civil</w:t>
+      </w:r>
+      <w:r>
+        <w:rPr>
+          <w:rFonts w:ascii="Times New Roman" w:hAnsi="Times New Roman" w:cs="Times New Roman"/>
+          <w:lang w:val="es-MX"/>
+        </w:rPr>
+        <w:t xml:space="preserve"> y jurídico en</w:t>
+      </w:r>
+      <w:r>
+        <w:rPr>
+          <w:rFonts w:ascii="Times New Roman" w:hAnsi="Times New Roman" w:cs="Times New Roman"/>
+          <w:lang w:val="es-MX"/>
+        </w:rPr>
+        <w:t xml:space="preserve"> principio</w:t>
+      </w:r>
+      <w:r>
+        <w:rPr>
+          <w:rFonts w:ascii="Times New Roman" w:hAnsi="Times New Roman" w:cs="Times New Roman"/>
+          <w:lang w:val="es-MX"/>
+        </w:rPr>
+        <w:t>, por lo tanto,</w:t>
+      </w:r>
+      <w:r>
+        <w:rPr>
+          <w:rFonts w:ascii="Times New Roman" w:hAnsi="Times New Roman" w:cs="Times New Roman"/>
+          <w:lang w:val="es-MX"/>
+        </w:rPr>
+        <w:t xml:space="preserve"> apunta a una </w:t>
+      </w:r>
+      <w:r>
+        <w:rPr>
+          <w:rFonts w:ascii="Times New Roman" w:hAnsi="Times New Roman" w:cs="Times New Roman"/>
+          <w:lang w:val="es-MX"/>
+        </w:rPr>
+        <w:t>justicia</w:t>
+      </w:r>
+      <w:r>
+        <w:rPr>
+          <w:rFonts w:ascii="Times New Roman" w:hAnsi="Times New Roman" w:cs="Times New Roman"/>
+          <w:lang w:val="es-MX"/>
+        </w:rPr>
+        <w:t xml:space="preserve"> sostenida</w:t>
+      </w:r>
+      <w:r>
+        <w:rPr>
+          <w:rFonts w:ascii="Times New Roman" w:hAnsi="Times New Roman" w:cs="Times New Roman"/>
+          <w:lang w:val="es-MX"/>
+        </w:rPr>
+        <w:t xml:space="preserve"> y así, Kant señala que: “Una ley pública, que determina para todos lo que debe estar jurídicamente permitido o prohibido, es el acto de una voluntad pública, de que procede todo derecho, y, por ende, no ha de suponer injusticia contra nadie. “(TP; 1999, p. 265)</w:t>
+      </w:r>
+      <w:r>
+        <w:rPr>
+          <w:rFonts w:ascii="Times New Roman" w:hAnsi="Times New Roman" w:cs="Times New Roman"/>
+          <w:lang w:val="es-MX"/>
+        </w:rPr>
+        <w:t xml:space="preserve"> Esta postura le distancia de Hobbes y del modelo despótico. </w:t>
+      </w:r>
+    </w:p>
+    <w:p>
+      <w:pPr>
+        <w:spacing w:line="360" w:lineRule="auto"/>
+        <w:jc w:val="both"/>
+        <w:rPr>
+          <w:rFonts w:ascii="Times New Roman" w:hAnsi="Times New Roman" w:cs="Times New Roman"/>
+          <w:lang w:val="es-MX"/>
+        </w:rPr>
+      </w:pPr>
+      <w:r>
+        <w:rPr>
+          <w:rFonts w:ascii="Times New Roman" w:hAnsi="Times New Roman" w:cs="Times New Roman"/>
+          <w:lang w:val="es-MX"/>
+        </w:rPr>
+        <w:t xml:space="preserve">Por lo considerado, el estado civil representa un estado de derecho, en cuanto es un orden jurídico que avala la libertad mediante leyes públicas, coercibles y que reflejen a una voluntad unificada y general. Lo que diferencia a Hobbes de Kant, en primer lugar, es que para el primero el soberano está desentendido de sus súbditos y en el caso de Kant es todo lo opuesto. La legislación debe servir a un sentido público y no privado. En segundo lugar, la actitud del súbdito, en el modelo de Hobbes, es absolutamente pasiva, siendo su destino el capricho de sus señores, por lo que hablamos de una falta de libertad. En el modelo de Kant, existen algunos ciudadanos pasivos, como los niños, pero la ciudadanía es fundamentalmente activa, por cuanto, no sólo existe la capacidad de la mutua obligación a cumplir con la ley, sino que, además, al pensar en el motivo y sentido de las leyes, el ciudadano, aún más, tiene la capacidad de intervenir activamente en ajustar las leyes a la voluntad general. </w:t>
+      </w:r>
+    </w:p>
+    <w:p>
+      <w:pPr>
+        <w:spacing w:line="360" w:lineRule="auto"/>
+        <w:jc w:val="both"/>
+        <w:rPr>
+          <w:rFonts w:ascii="Times New Roman" w:hAnsi="Times New Roman" w:cs="Times New Roman"/>
+          <w:lang w:val="es-MX"/>
+        </w:rPr>
+      </w:pPr>
+      <w:r>
+        <w:rPr>
+          <w:rFonts w:ascii="Times New Roman" w:hAnsi="Times New Roman" w:cs="Times New Roman"/>
+          <w:lang w:val="es-MX"/>
+        </w:rPr>
+        <w:t>Esta facultad fundamental del ciudadano</w:t>
+      </w:r>
+      <w:r>
+        <w:rPr>
+          <w:rFonts w:ascii="Times New Roman" w:hAnsi="Times New Roman" w:cs="Times New Roman"/>
+          <w:lang w:val="es-MX"/>
+        </w:rPr>
+        <w:t>, e</w:t>
+      </w:r>
+      <w:r>
+        <w:rPr>
+          <w:rFonts w:ascii="Times New Roman" w:hAnsi="Times New Roman" w:cs="Times New Roman"/>
+          <w:lang w:val="es-MX"/>
+        </w:rPr>
+        <w:t>n el ejercicio de su libertad exterior</w:t>
+      </w:r>
+      <w:r>
+        <w:rPr>
+          <w:rFonts w:ascii="Times New Roman" w:hAnsi="Times New Roman" w:cs="Times New Roman"/>
+          <w:lang w:val="es-MX"/>
+        </w:rPr>
+        <w:t>,</w:t>
+      </w:r>
+      <w:r>
+        <w:rPr>
+          <w:rFonts w:ascii="Times New Roman" w:hAnsi="Times New Roman" w:cs="Times New Roman"/>
+          <w:lang w:val="es-MX"/>
+        </w:rPr>
+        <w:t xml:space="preserve"> es la co-legislación.</w:t>
+      </w:r>
+      <w:r>
+        <w:rPr>
+          <w:rFonts w:ascii="Times New Roman" w:hAnsi="Times New Roman" w:cs="Times New Roman"/>
+          <w:lang w:val="es-MX"/>
+        </w:rPr>
+        <w:t xml:space="preserve"> Esta prerrogativa nace de su fundamental libertad </w:t>
+      </w:r>
+      <w:r>
+        <w:rPr>
+          <w:rFonts w:ascii="Times New Roman" w:hAnsi="Times New Roman" w:cs="Times New Roman"/>
+          <w:lang w:val="es-MX"/>
+        </w:rPr>
+        <w:t xml:space="preserve">para exigirse el cumplimiento de la ley los unos a los otros, y presupone la facultad </w:t>
+      </w:r>
+      <w:r>
+        <w:rPr>
+          <w:rFonts w:ascii="Times New Roman" w:hAnsi="Times New Roman" w:cs="Times New Roman"/>
+          <w:lang w:val="es-MX"/>
+        </w:rPr>
+        <w:t xml:space="preserve">para consentir o no cualquier ley. Ninguna ley puede imponerse sin que sea establecida desde el marco de una voluntad compartida e integrada. Tanto la co-legislación, como el consentimiento, son dimensiones de la libertad exterior que se ocupan de la observancia del sentido de las leyes, en virtud de que son ellos mismos, los ciudadanos, los interesados de primera mano.  </w:t>
+      </w:r>
+    </w:p>
+    <w:p>
+      <w:pPr>
+        <w:spacing w:line="360" w:lineRule="auto"/>
+        <w:jc w:val="both"/>
+        <w:rPr>
+          <w:rFonts w:ascii="Times New Roman" w:hAnsi="Times New Roman" w:cs="Times New Roman"/>
+          <w:lang w:val="es-MX"/>
+        </w:rPr>
+      </w:pPr>
+      <w:r>
+        <w:rPr>
+          <w:rFonts w:ascii="Times New Roman" w:hAnsi="Times New Roman" w:cs="Times New Roman"/>
+          <w:lang w:val="es-MX"/>
+        </w:rPr>
+        <w:t>Kant rechaza el poder absoluto y despótico que sostiene Hobbes, ya que propone en su lugar, una postura republicana de la ciudadanía con libertades exteriores.</w:t>
+      </w:r>
+      <w:r>
+        <w:rPr>
+          <w:rFonts w:ascii="Times New Roman" w:hAnsi="Times New Roman" w:cs="Times New Roman"/>
+          <w:lang w:val="es-MX"/>
+        </w:rPr>
+        <w:t xml:space="preserve"> Este punto de disenso se encuentra en su concepción del alcance y razón de ser del estado civil. Mientras el estado civil en Hobbes se funda en la necesidad guiada por el miedo y la violencia, en </w:t>
       </w:r>
       <w:r>
         <w:rPr>
@@ -8807,838 +9763,7 @@
           <w:lang w:val="es-MX"/>
         </w:rPr>
         <w:lastRenderedPageBreak/>
-        <w:t xml:space="preserve">político fundamentado en leyes públicas exteriores, de modo que </w:t>
-      </w:r>
-      <w:r>
-        <w:rPr>
-          <w:rFonts w:ascii="Times New Roman" w:hAnsi="Times New Roman" w:cs="Times New Roman"/>
-          <w:lang w:val="es-MX"/>
-        </w:rPr>
-        <w:t xml:space="preserve">se </w:t>
-      </w:r>
-      <w:r>
-        <w:rPr>
-          <w:rFonts w:ascii="Times New Roman" w:hAnsi="Times New Roman" w:cs="Times New Roman"/>
-          <w:lang w:val="es-MX"/>
-        </w:rPr>
-        <w:t>garantice la justicia, la libertad y la paz. Al igual que en el caso de Hobbes, este hecho no</w:t>
-      </w:r>
-      <w:r>
-        <w:rPr>
-          <w:rFonts w:ascii="Times New Roman" w:hAnsi="Times New Roman" w:cs="Times New Roman"/>
-          <w:lang w:val="es-MX"/>
-        </w:rPr>
-        <w:t xml:space="preserve"> se entiende como un acontecimiento </w:t>
-      </w:r>
-      <w:r>
-        <w:rPr>
-          <w:rFonts w:ascii="Times New Roman" w:hAnsi="Times New Roman" w:cs="Times New Roman"/>
-          <w:lang w:val="es-MX"/>
-        </w:rPr>
-        <w:t xml:space="preserve">histórico concreto. </w:t>
-      </w:r>
-    </w:p>
-    <w:p>
-      <w:pPr>
-        <w:spacing w:line="360" w:lineRule="auto"/>
-        <w:jc w:val="both"/>
-        <w:rPr>
-          <w:rFonts w:ascii="Times New Roman" w:hAnsi="Times New Roman" w:cs="Times New Roman"/>
-          <w:lang w:val="es-MX"/>
-        </w:rPr>
-      </w:pPr>
-      <w:r>
-        <w:rPr>
-          <w:rFonts w:ascii="Times New Roman" w:hAnsi="Times New Roman" w:cs="Times New Roman"/>
-          <w:lang w:val="es-MX"/>
-        </w:rPr>
-        <w:t xml:space="preserve">En el caso de </w:t>
-      </w:r>
-      <w:r>
-        <w:rPr>
-          <w:rFonts w:ascii="Times New Roman" w:hAnsi="Times New Roman" w:cs="Times New Roman"/>
-          <w:lang w:val="es-MX"/>
-        </w:rPr>
-        <w:t>Kant</w:t>
-      </w:r>
-      <w:r>
-        <w:rPr>
-          <w:rFonts w:ascii="Times New Roman" w:hAnsi="Times New Roman" w:cs="Times New Roman"/>
-          <w:lang w:val="es-MX"/>
-        </w:rPr>
-        <w:t>, el contrato</w:t>
-      </w:r>
-      <w:r>
-        <w:rPr>
-          <w:rFonts w:ascii="Times New Roman" w:hAnsi="Times New Roman" w:cs="Times New Roman"/>
-          <w:lang w:val="es-MX"/>
-        </w:rPr>
-        <w:t xml:space="preserve"> originario</w:t>
-      </w:r>
-      <w:r>
-        <w:rPr>
-          <w:rFonts w:ascii="Times New Roman" w:hAnsi="Times New Roman" w:cs="Times New Roman"/>
-          <w:lang w:val="es-MX"/>
-        </w:rPr>
-        <w:t xml:space="preserve"> que funda una sociedad civil</w:t>
-      </w:r>
-      <w:r>
-        <w:rPr>
-          <w:rFonts w:ascii="Times New Roman" w:hAnsi="Times New Roman" w:cs="Times New Roman"/>
-          <w:lang w:val="es-MX"/>
-        </w:rPr>
-        <w:t xml:space="preserve"> </w:t>
-      </w:r>
-      <w:r>
-        <w:rPr>
-          <w:rFonts w:ascii="Times New Roman" w:hAnsi="Times New Roman" w:cs="Times New Roman"/>
-          <w:lang w:val="es-MX"/>
-        </w:rPr>
-        <w:t xml:space="preserve">es </w:t>
-      </w:r>
-      <w:r>
-        <w:rPr>
-          <w:rFonts w:ascii="Times New Roman" w:hAnsi="Times New Roman" w:cs="Times New Roman"/>
-          <w:lang w:val="es-MX"/>
-        </w:rPr>
-        <w:t>entendid</w:t>
-      </w:r>
-      <w:r>
-        <w:rPr>
-          <w:rFonts w:ascii="Times New Roman" w:hAnsi="Times New Roman" w:cs="Times New Roman"/>
-          <w:lang w:val="es-MX"/>
-        </w:rPr>
-        <w:t>o</w:t>
-      </w:r>
-      <w:r>
-        <w:rPr>
-          <w:rFonts w:ascii="Times New Roman" w:hAnsi="Times New Roman" w:cs="Times New Roman"/>
-          <w:lang w:val="es-MX"/>
-        </w:rPr>
-        <w:t xml:space="preserve"> como una idea normativa que busca dar sentido a la organización social, de acuerdo a principios racionales. </w:t>
-      </w:r>
-      <w:r>
-        <w:rPr>
-          <w:rFonts w:ascii="Times New Roman" w:hAnsi="Times New Roman" w:cs="Times New Roman"/>
-          <w:lang w:val="es-MX"/>
-        </w:rPr>
-        <w:t>En este horizonte, los individuos del estado civil (en el caso de Kant, los ciudadanos) se someten al orden de las leyes públicas exteriores que tienen un carácter universal para su estado, ya que se presupone que eman</w:t>
-      </w:r>
-      <w:r>
-        <w:rPr>
-          <w:rFonts w:ascii="Times New Roman" w:hAnsi="Times New Roman" w:cs="Times New Roman"/>
-          <w:lang w:val="es-MX"/>
-        </w:rPr>
-        <w:t>a</w:t>
-      </w:r>
-      <w:r>
-        <w:rPr>
-          <w:rFonts w:ascii="Times New Roman" w:hAnsi="Times New Roman" w:cs="Times New Roman"/>
-          <w:lang w:val="es-MX"/>
-        </w:rPr>
-        <w:t>n saludablemente de una voluntad general, unificada y libre</w:t>
-      </w:r>
-      <w:r>
-        <w:rPr>
-          <w:rFonts w:ascii="Times New Roman" w:hAnsi="Times New Roman" w:cs="Times New Roman"/>
-          <w:lang w:val="es-MX"/>
-        </w:rPr>
-        <w:t>.</w:t>
-      </w:r>
-    </w:p>
-    <w:p>
-      <w:pPr>
-        <w:spacing w:line="360" w:lineRule="auto"/>
-        <w:jc w:val="both"/>
-        <w:rPr>
-          <w:rFonts w:ascii="Times New Roman" w:hAnsi="Times New Roman" w:cs="Times New Roman"/>
-          <w:lang w:val="es-MX"/>
-        </w:rPr>
-      </w:pPr>
-      <w:r>
-        <w:rPr>
-          <w:rFonts w:ascii="Times New Roman" w:hAnsi="Times New Roman" w:cs="Times New Roman"/>
-          <w:lang w:val="es-MX"/>
-        </w:rPr>
-        <w:t xml:space="preserve">De acuerdo a Kant, en el estado natural los individuos poseen una libertad sin frenos, pero ésta es insegura y frágil, porque no existe una autoridad que garantice derechos, sino que el establecimiento del poder se limita a la imposición del más fuerte o sagaz, sin considerar ningún principio moral del arbitrio. En este horizonte natural, la posesión y la propiedad privada es provisional, ya que no posee reconocimiento público ni garantía alguna. </w:t>
-      </w:r>
-      <w:r>
-        <w:rPr>
-          <w:rFonts w:ascii="Times New Roman" w:hAnsi="Times New Roman" w:cs="Times New Roman"/>
-          <w:lang w:val="es-MX"/>
-        </w:rPr>
-        <w:t xml:space="preserve">Solamente en una sociedad civil de leyes públicas y de alcance general, puede existir la propiedad privada de forma perentoria, pues queda avalada por el derecho mismo. </w:t>
-      </w:r>
-      <w:r>
-        <w:rPr>
-          <w:rFonts w:ascii="Times New Roman" w:hAnsi="Times New Roman" w:cs="Times New Roman"/>
-          <w:lang w:val="es-MX"/>
-        </w:rPr>
-        <w:t xml:space="preserve">Esta dimensión equivale a sostener, desde Kant, que cuando hay imposición de fuerza, no hay derecho. </w:t>
-      </w:r>
-    </w:p>
-    <w:p>
-      <w:pPr>
-        <w:spacing w:line="360" w:lineRule="auto"/>
-        <w:jc w:val="both"/>
-        <w:rPr>
-          <w:rFonts w:ascii="Times New Roman" w:hAnsi="Times New Roman" w:cs="Times New Roman"/>
-          <w:lang w:val="es-MX"/>
-        </w:rPr>
-      </w:pPr>
-      <w:r>
-        <w:rPr>
-          <w:rFonts w:ascii="Times New Roman" w:hAnsi="Times New Roman" w:cs="Times New Roman"/>
-          <w:lang w:val="es-MX"/>
-        </w:rPr>
-        <w:t>El estado civil</w:t>
-      </w:r>
-      <w:r>
-        <w:rPr>
-          <w:rFonts w:ascii="Times New Roman" w:hAnsi="Times New Roman" w:cs="Times New Roman"/>
-          <w:lang w:val="es-MX"/>
-        </w:rPr>
-        <w:t xml:space="preserve"> </w:t>
-      </w:r>
-      <w:r>
-        <w:rPr>
-          <w:rFonts w:ascii="Times New Roman" w:hAnsi="Times New Roman" w:cs="Times New Roman"/>
-          <w:lang w:val="es-MX"/>
-        </w:rPr>
-        <w:t xml:space="preserve">transforma la libertad salvaje o natural en una libertad </w:t>
-      </w:r>
-      <w:r>
-        <w:rPr>
-          <w:rFonts w:ascii="Times New Roman" w:hAnsi="Times New Roman" w:cs="Times New Roman"/>
-          <w:lang w:val="es-MX"/>
-        </w:rPr>
-        <w:t>civilizada</w:t>
-      </w:r>
-      <w:r>
-        <w:rPr>
-          <w:rFonts w:ascii="Times New Roman" w:hAnsi="Times New Roman" w:cs="Times New Roman"/>
-          <w:lang w:val="es-MX"/>
-        </w:rPr>
-        <w:t xml:space="preserve">, es decir, una libertad que haga compatible la libertad de todos con las libertades de los demás bajo leyes comunes, públicas y que preserven el sentido de la justicia. La libertad externa, por lo tanto, no es </w:t>
-      </w:r>
-      <w:r>
-        <w:rPr>
-          <w:rFonts w:ascii="Times New Roman" w:hAnsi="Times New Roman" w:cs="Times New Roman"/>
-          <w:lang w:val="es-MX"/>
-        </w:rPr>
-        <w:t>únicamente</w:t>
-      </w:r>
-      <w:r>
-        <w:rPr>
-          <w:rFonts w:ascii="Times New Roman" w:hAnsi="Times New Roman" w:cs="Times New Roman"/>
-          <w:lang w:val="es-MX"/>
-        </w:rPr>
-        <w:t xml:space="preserve"> una libertad jurídica, sino que es además una libertad civil.</w:t>
-      </w:r>
-    </w:p>
-    <w:p>
-      <w:pPr>
-        <w:spacing w:line="360" w:lineRule="auto"/>
-        <w:jc w:val="both"/>
-        <w:rPr>
-          <w:rFonts w:ascii="Times New Roman" w:hAnsi="Times New Roman" w:cs="Times New Roman"/>
-          <w:lang w:val="es-MX"/>
-        </w:rPr>
-      </w:pPr>
-      <w:r>
-        <w:rPr>
-          <w:rFonts w:ascii="Times New Roman" w:hAnsi="Times New Roman" w:cs="Times New Roman"/>
-          <w:lang w:val="es-MX"/>
-        </w:rPr>
-        <w:t>E</w:t>
-      </w:r>
-      <w:r>
-        <w:rPr>
-          <w:rFonts w:ascii="Times New Roman" w:hAnsi="Times New Roman" w:cs="Times New Roman"/>
-          <w:lang w:val="es-MX"/>
-        </w:rPr>
-        <w:t xml:space="preserve">n el caso de Hobbes, el contrato social otorga todos los poderes a un solo cuerpo del estado de forma unidireccional, de suerte que, el soberano no tiene ningún compromiso o responsabilidad para con sus súbditos. Kant está en contra de esta postura. </w:t>
-      </w:r>
-      <w:r>
-        <w:rPr>
-          <w:rFonts w:ascii="Times New Roman" w:hAnsi="Times New Roman" w:cs="Times New Roman"/>
-          <w:lang w:val="es-MX"/>
-        </w:rPr>
-        <w:t xml:space="preserve">Mientras Kant propone una forma de gobierno republicana: “Hobbes es de la opinión opuesta. Según él (De </w:t>
-      </w:r>
-      <w:proofErr w:type="spellStart"/>
-      <w:r>
-        <w:rPr>
-          <w:rFonts w:ascii="Times New Roman" w:hAnsi="Times New Roman" w:cs="Times New Roman"/>
-          <w:lang w:val="es-MX"/>
-        </w:rPr>
-        <w:t>Cive</w:t>
-      </w:r>
-      <w:proofErr w:type="spellEnd"/>
-      <w:r>
-        <w:rPr>
-          <w:rFonts w:ascii="Times New Roman" w:hAnsi="Times New Roman" w:cs="Times New Roman"/>
-          <w:lang w:val="es-MX"/>
-        </w:rPr>
-        <w:t>, cap. 7, §14), el jefe de Estado no está vinculado en modo alguno al pueblo mediante contrato, y no puede cometer injusticia con el ciudadano (del que puede disponer como quiera). (..) en su generalidad, la tesis es espantosa.” (TP; 1999, p. 276) A diferencia de Hobbes, para Kant</w:t>
-      </w:r>
-      <w:r>
-        <w:rPr>
-          <w:rFonts w:ascii="Times New Roman" w:hAnsi="Times New Roman" w:cs="Times New Roman"/>
-          <w:lang w:val="es-MX"/>
-        </w:rPr>
-        <w:t>,</w:t>
-      </w:r>
-      <w:r>
-        <w:rPr>
-          <w:rFonts w:ascii="Times New Roman" w:hAnsi="Times New Roman" w:cs="Times New Roman"/>
-          <w:lang w:val="es-MX"/>
-        </w:rPr>
-        <w:t xml:space="preserve"> el contrato originario</w:t>
-      </w:r>
-      <w:r>
-        <w:rPr>
-          <w:rFonts w:ascii="Times New Roman" w:hAnsi="Times New Roman" w:cs="Times New Roman"/>
-          <w:lang w:val="es-MX"/>
-        </w:rPr>
-        <w:t xml:space="preserve"> de toda sociedad civil,</w:t>
-      </w:r>
-      <w:r>
-        <w:rPr>
-          <w:rFonts w:ascii="Times New Roman" w:hAnsi="Times New Roman" w:cs="Times New Roman"/>
-          <w:lang w:val="es-MX"/>
-        </w:rPr>
-        <w:t xml:space="preserve"> involucra y presupone la responsabilidad</w:t>
-      </w:r>
-      <w:r>
-        <w:rPr>
-          <w:rFonts w:ascii="Times New Roman" w:hAnsi="Times New Roman" w:cs="Times New Roman"/>
-          <w:lang w:val="es-MX"/>
-        </w:rPr>
-        <w:t xml:space="preserve"> </w:t>
-      </w:r>
-      <w:r>
-        <w:rPr>
-          <w:rFonts w:ascii="Times New Roman" w:hAnsi="Times New Roman" w:cs="Times New Roman"/>
-          <w:lang w:val="es-MX"/>
-        </w:rPr>
-        <w:t>del gobernant</w:t>
-      </w:r>
-      <w:r>
-        <w:rPr>
-          <w:rFonts w:ascii="Times New Roman" w:hAnsi="Times New Roman" w:cs="Times New Roman"/>
-          <w:lang w:val="es-MX"/>
-        </w:rPr>
-        <w:t>e para con su pueblo</w:t>
-      </w:r>
-      <w:r>
-        <w:rPr>
-          <w:rFonts w:ascii="Times New Roman" w:hAnsi="Times New Roman" w:cs="Times New Roman"/>
-          <w:lang w:val="es-MX"/>
-        </w:rPr>
-        <w:t>, especialmente a la hora de orientar las leyes públicas</w:t>
-      </w:r>
-      <w:r>
-        <w:rPr>
-          <w:rFonts w:ascii="Times New Roman" w:hAnsi="Times New Roman" w:cs="Times New Roman"/>
-          <w:lang w:val="es-MX"/>
-        </w:rPr>
-        <w:t xml:space="preserve">. </w:t>
-      </w:r>
-      <w:r>
-        <w:rPr>
-          <w:rFonts w:ascii="Times New Roman" w:hAnsi="Times New Roman" w:cs="Times New Roman"/>
-          <w:lang w:val="es-MX"/>
-        </w:rPr>
-        <w:t xml:space="preserve">  </w:t>
-      </w:r>
-    </w:p>
-    <w:p>
-      <w:pPr>
-        <w:spacing w:line="360" w:lineRule="auto"/>
-        <w:jc w:val="both"/>
-        <w:rPr>
-          <w:rFonts w:ascii="Times New Roman" w:hAnsi="Times New Roman" w:cs="Times New Roman"/>
-          <w:lang w:val="es-MX"/>
-        </w:rPr>
-      </w:pPr>
-      <w:r>
-        <w:rPr>
-          <w:rFonts w:ascii="Times New Roman" w:hAnsi="Times New Roman" w:cs="Times New Roman"/>
-          <w:lang w:val="es-MX"/>
-        </w:rPr>
-        <w:lastRenderedPageBreak/>
-        <w:t xml:space="preserve">En el caso de Hobbes hay una necesidad de entrar en estado civil por las amenazas del </w:t>
-      </w:r>
-      <w:r>
-        <w:rPr>
-          <w:rFonts w:ascii="Times New Roman" w:hAnsi="Times New Roman" w:cs="Times New Roman"/>
-          <w:lang w:val="es-MX"/>
-        </w:rPr>
-        <w:t xml:space="preserve">caos que representa el estado natural, en donde la violencia es ilimitada y no permite paz ni seguridad. Esta lectura puede corresponder a un </w:t>
-      </w:r>
-      <w:r>
-        <w:rPr>
-          <w:rFonts w:ascii="Times New Roman" w:hAnsi="Times New Roman" w:cs="Times New Roman"/>
-          <w:lang w:val="es-MX"/>
-        </w:rPr>
-        <w:t xml:space="preserve">contexto inestable </w:t>
-      </w:r>
-      <w:r>
-        <w:rPr>
-          <w:rFonts w:ascii="Times New Roman" w:hAnsi="Times New Roman" w:cs="Times New Roman"/>
-          <w:lang w:val="es-MX"/>
-        </w:rPr>
-        <w:t xml:space="preserve">como lo fueron el de </w:t>
-      </w:r>
-      <w:r>
-        <w:rPr>
-          <w:rFonts w:ascii="Times New Roman" w:hAnsi="Times New Roman" w:cs="Times New Roman"/>
-          <w:lang w:val="es-MX"/>
-        </w:rPr>
-        <w:t>la guerra civil inglesa</w:t>
-      </w:r>
-      <w:r>
-        <w:rPr>
-          <w:rFonts w:ascii="Times New Roman" w:hAnsi="Times New Roman" w:cs="Times New Roman"/>
-          <w:lang w:val="es-MX"/>
-        </w:rPr>
-        <w:t xml:space="preserve"> y lo sería luego de la muerte de Hobbes el de la revolución gloriosa</w:t>
-      </w:r>
-      <w:r>
-        <w:rPr>
-          <w:rFonts w:ascii="Times New Roman" w:hAnsi="Times New Roman" w:cs="Times New Roman"/>
-          <w:lang w:val="es-MX"/>
-        </w:rPr>
-        <w:t xml:space="preserve">. Las causas y razones de la </w:t>
-      </w:r>
-      <w:r>
-        <w:rPr>
-          <w:rFonts w:ascii="Times New Roman" w:hAnsi="Times New Roman" w:cs="Times New Roman"/>
-          <w:lang w:val="es-MX"/>
-        </w:rPr>
-        <w:t xml:space="preserve">postura </w:t>
-      </w:r>
-      <w:r>
-        <w:rPr>
-          <w:rFonts w:ascii="Times New Roman" w:hAnsi="Times New Roman" w:cs="Times New Roman"/>
-          <w:lang w:val="es-MX"/>
-        </w:rPr>
-        <w:t>de Hobbes, aunque no se puedan resumir</w:t>
-      </w:r>
-      <w:r>
-        <w:rPr>
-          <w:rFonts w:ascii="Times New Roman" w:hAnsi="Times New Roman" w:cs="Times New Roman"/>
-          <w:lang w:val="es-MX"/>
-        </w:rPr>
-        <w:t xml:space="preserve"> a</w:t>
-      </w:r>
-      <w:r>
-        <w:rPr>
-          <w:rFonts w:ascii="Times New Roman" w:hAnsi="Times New Roman" w:cs="Times New Roman"/>
-          <w:lang w:val="es-MX"/>
-        </w:rPr>
-        <w:t xml:space="preserve"> ello, tiene</w:t>
-      </w:r>
-      <w:r>
-        <w:rPr>
-          <w:rFonts w:ascii="Times New Roman" w:hAnsi="Times New Roman" w:cs="Times New Roman"/>
-          <w:lang w:val="es-MX"/>
-        </w:rPr>
-        <w:t xml:space="preserve">n </w:t>
-      </w:r>
-      <w:r>
-        <w:rPr>
-          <w:rFonts w:ascii="Times New Roman" w:hAnsi="Times New Roman" w:cs="Times New Roman"/>
-          <w:lang w:val="es-MX"/>
-        </w:rPr>
-        <w:t>un</w:t>
-      </w:r>
-      <w:r>
-        <w:rPr>
-          <w:rFonts w:ascii="Times New Roman" w:hAnsi="Times New Roman" w:cs="Times New Roman"/>
-          <w:lang w:val="es-MX"/>
-        </w:rPr>
-        <w:t xml:space="preserve"> elemento que está marcado por la </w:t>
-      </w:r>
-      <w:r>
-        <w:rPr>
-          <w:rFonts w:ascii="Times New Roman" w:hAnsi="Times New Roman" w:cs="Times New Roman"/>
-          <w:lang w:val="es-MX"/>
-        </w:rPr>
-        <w:t xml:space="preserve">influencia de la </w:t>
-      </w:r>
-      <w:r>
-        <w:rPr>
-          <w:rFonts w:ascii="Times New Roman" w:hAnsi="Times New Roman" w:cs="Times New Roman"/>
-          <w:lang w:val="es-MX"/>
-        </w:rPr>
-        <w:t xml:space="preserve">necesidad que es empujada por el miedo y la violencia. </w:t>
-      </w:r>
-      <w:r>
-        <w:rPr>
-          <w:rFonts w:ascii="Times New Roman" w:hAnsi="Times New Roman" w:cs="Times New Roman"/>
-          <w:lang w:val="es-MX"/>
-        </w:rPr>
-        <w:t>Su propuesta</w:t>
-      </w:r>
-      <w:r>
-        <w:rPr>
-          <w:rFonts w:ascii="Times New Roman" w:hAnsi="Times New Roman" w:cs="Times New Roman"/>
-          <w:lang w:val="es-MX"/>
-        </w:rPr>
-        <w:t xml:space="preserve"> de poderes totales para el soberano</w:t>
-      </w:r>
-      <w:r>
-        <w:rPr>
-          <w:rFonts w:ascii="Times New Roman" w:hAnsi="Times New Roman" w:cs="Times New Roman"/>
-          <w:lang w:val="es-MX"/>
-        </w:rPr>
-        <w:t>,</w:t>
-      </w:r>
-      <w:r>
-        <w:rPr>
-          <w:rFonts w:ascii="Times New Roman" w:hAnsi="Times New Roman" w:cs="Times New Roman"/>
-          <w:lang w:val="es-MX"/>
-        </w:rPr>
-        <w:t xml:space="preserve"> </w:t>
-      </w:r>
-      <w:r>
-        <w:rPr>
-          <w:rFonts w:ascii="Times New Roman" w:hAnsi="Times New Roman" w:cs="Times New Roman"/>
-          <w:lang w:val="es-MX"/>
-        </w:rPr>
-        <w:t xml:space="preserve">sin embargo, para autores como Locke, representa algo peor que el estado natural. </w:t>
-      </w:r>
-    </w:p>
-    <w:p>
-      <w:pPr>
-        <w:spacing w:line="360" w:lineRule="auto"/>
-        <w:jc w:val="both"/>
-        <w:rPr>
-          <w:rFonts w:ascii="Times New Roman" w:hAnsi="Times New Roman" w:cs="Times New Roman"/>
-          <w:lang w:val="es-MX"/>
-        </w:rPr>
-      </w:pPr>
-      <w:r>
-        <w:rPr>
-          <w:rFonts w:ascii="Times New Roman" w:hAnsi="Times New Roman" w:cs="Times New Roman"/>
-          <w:lang w:val="es-MX"/>
-        </w:rPr>
-        <w:t>En Kant la causa del estado civil viene de un lugar más formal, que no se desentiende de esas barbaridades</w:t>
-      </w:r>
-      <w:r>
-        <w:rPr>
-          <w:rFonts w:ascii="Times New Roman" w:hAnsi="Times New Roman" w:cs="Times New Roman"/>
-          <w:lang w:val="es-MX"/>
-        </w:rPr>
-        <w:t xml:space="preserve"> de las guerras civiles o entre estados</w:t>
-      </w:r>
-      <w:r>
-        <w:rPr>
-          <w:rFonts w:ascii="Times New Roman" w:hAnsi="Times New Roman" w:cs="Times New Roman"/>
-          <w:lang w:val="es-MX"/>
-        </w:rPr>
-        <w:t>.</w:t>
-      </w:r>
-      <w:r>
-        <w:rPr>
-          <w:rFonts w:ascii="Times New Roman" w:hAnsi="Times New Roman" w:cs="Times New Roman"/>
-          <w:lang w:val="es-MX"/>
-        </w:rPr>
-        <w:t xml:space="preserve"> La razón exige que entremos en relaciones de cooperación y civilidad; la razón se representa este mandato como un deber puro moral y político. </w:t>
-      </w:r>
-    </w:p>
-    <w:p>
-      <w:pPr>
-        <w:spacing w:line="360" w:lineRule="auto"/>
-        <w:jc w:val="both"/>
-        <w:rPr>
-          <w:rFonts w:ascii="Times New Roman" w:hAnsi="Times New Roman" w:cs="Times New Roman"/>
-          <w:lang w:val="es-MX"/>
-        </w:rPr>
-      </w:pPr>
-      <w:r>
-        <w:rPr>
-          <w:rFonts w:ascii="Times New Roman" w:hAnsi="Times New Roman" w:cs="Times New Roman"/>
-          <w:lang w:val="es-MX"/>
-        </w:rPr>
-        <w:t xml:space="preserve">Nos indica </w:t>
-      </w:r>
-      <w:r>
-        <w:rPr>
-          <w:rFonts w:ascii="Times New Roman" w:hAnsi="Times New Roman" w:cs="Times New Roman"/>
-          <w:lang w:val="es-MX"/>
-        </w:rPr>
-        <w:t xml:space="preserve">Kant </w:t>
-      </w:r>
-      <w:r>
-        <w:rPr>
-          <w:rFonts w:ascii="Times New Roman" w:hAnsi="Times New Roman" w:cs="Times New Roman"/>
-          <w:lang w:val="es-MX"/>
-        </w:rPr>
-        <w:t>lo siguiente</w:t>
-      </w:r>
-      <w:r>
-        <w:rPr>
-          <w:rFonts w:ascii="Times New Roman" w:hAnsi="Times New Roman" w:cs="Times New Roman"/>
-          <w:lang w:val="es-MX"/>
-        </w:rPr>
-        <w:t xml:space="preserve"> sobre el contrato originario</w:t>
-      </w:r>
-      <w:r>
-        <w:rPr>
-          <w:rFonts w:ascii="Times New Roman" w:hAnsi="Times New Roman" w:cs="Times New Roman"/>
-          <w:lang w:val="es-MX"/>
-        </w:rPr>
-        <w:t>: “</w:t>
-      </w:r>
-      <w:r>
-        <w:rPr>
-          <w:rFonts w:ascii="Times New Roman" w:hAnsi="Times New Roman" w:cs="Times New Roman"/>
-          <w:lang w:val="es-MX"/>
-        </w:rPr>
-        <w:t xml:space="preserve">La unión de muchos con vistas a un fin común (que todos tienen) se halla en todo contrato social; pero aquella unión que es un fin en sí (que cada uno debe tener), por tanto, la de los hombres en todas sus relaciones externas, en general, </w:t>
-      </w:r>
-      <w:r>
-        <w:rPr>
-          <w:rFonts w:ascii="Times New Roman" w:hAnsi="Times New Roman" w:cs="Times New Roman"/>
-          <w:lang w:val="es-MX"/>
-        </w:rPr>
-        <w:t xml:space="preserve">que no pueden evitar el llegar a un influjo recíproco, es un deber primordial e incondicionado: tal unión sólo puede encontrarse en una sociedad en la medida en que ésta se halle en el estado civil, es decir, en que constituya una república.” (TP; 1999, p. 258) </w:t>
-      </w:r>
-    </w:p>
-    <w:p>
-      <w:pPr>
-        <w:spacing w:line="360" w:lineRule="auto"/>
-        <w:jc w:val="both"/>
-        <w:rPr>
-          <w:rFonts w:ascii="Times New Roman" w:hAnsi="Times New Roman" w:cs="Times New Roman"/>
-          <w:lang w:val="es-MX"/>
-        </w:rPr>
-      </w:pPr>
-      <w:r>
-        <w:rPr>
-          <w:rFonts w:ascii="Times New Roman" w:hAnsi="Times New Roman" w:cs="Times New Roman"/>
-          <w:lang w:val="es-MX"/>
-        </w:rPr>
-        <w:t>A</w:t>
-      </w:r>
-      <w:r>
-        <w:rPr>
-          <w:rFonts w:ascii="Times New Roman" w:hAnsi="Times New Roman" w:cs="Times New Roman"/>
-          <w:lang w:val="es-MX"/>
-        </w:rPr>
-        <w:t>grega a continuación</w:t>
-      </w:r>
-      <w:r>
-        <w:rPr>
-          <w:rFonts w:ascii="Times New Roman" w:hAnsi="Times New Roman" w:cs="Times New Roman"/>
-          <w:lang w:val="es-MX"/>
-        </w:rPr>
-        <w:t xml:space="preserve"> que</w:t>
-      </w:r>
-      <w:r>
-        <w:rPr>
-          <w:rFonts w:ascii="Times New Roman" w:hAnsi="Times New Roman" w:cs="Times New Roman"/>
-          <w:lang w:val="es-MX"/>
-        </w:rPr>
-        <w:t>: “El fin que en tal relación externa es en sí mismo un deber, y aun la suprema condición formal de los demás deberes externos, es el derecho de los hombres bajo leyes coactivas públicas, mediante las que se puede estipular a cada uno lo suyo y asegurárselo frente a la usurpación de cualquier otro.” (TP; 1999, p. 259)</w:t>
-      </w:r>
-      <w:r>
-        <w:rPr>
-          <w:rFonts w:ascii="Times New Roman" w:hAnsi="Times New Roman" w:cs="Times New Roman"/>
-          <w:lang w:val="es-MX"/>
-        </w:rPr>
-        <w:t xml:space="preserve"> De este modo, Kant propone la idea normativa de un contrato originario social que permite un estado jurídico de libertad externa, de justicia distributiva y de propiedad privada. </w:t>
-      </w:r>
-    </w:p>
-    <w:p>
-      <w:pPr>
-        <w:spacing w:line="360" w:lineRule="auto"/>
-        <w:jc w:val="both"/>
-        <w:rPr>
-          <w:rFonts w:ascii="Times New Roman" w:hAnsi="Times New Roman" w:cs="Times New Roman"/>
-          <w:lang w:val="es-MX"/>
-        </w:rPr>
-      </w:pPr>
-      <w:r>
-        <w:rPr>
-          <w:rFonts w:ascii="Times New Roman" w:hAnsi="Times New Roman" w:cs="Times New Roman"/>
-          <w:lang w:val="es-MX"/>
-        </w:rPr>
-        <w:t>No debemos dejar de tener en cuenta que el sentido de la ley, de acuerdo a la voluntad general, busca</w:t>
-      </w:r>
-      <w:r>
-        <w:rPr>
-          <w:rFonts w:ascii="Times New Roman" w:hAnsi="Times New Roman" w:cs="Times New Roman"/>
-          <w:lang w:val="es-MX"/>
-        </w:rPr>
-        <w:t xml:space="preserve"> un horizonte civil</w:t>
-      </w:r>
-      <w:r>
-        <w:rPr>
-          <w:rFonts w:ascii="Times New Roman" w:hAnsi="Times New Roman" w:cs="Times New Roman"/>
-          <w:lang w:val="es-MX"/>
-        </w:rPr>
-        <w:t xml:space="preserve"> y jurídico en</w:t>
-      </w:r>
-      <w:r>
-        <w:rPr>
-          <w:rFonts w:ascii="Times New Roman" w:hAnsi="Times New Roman" w:cs="Times New Roman"/>
-          <w:lang w:val="es-MX"/>
-        </w:rPr>
-        <w:t xml:space="preserve"> principio</w:t>
-      </w:r>
-      <w:r>
-        <w:rPr>
-          <w:rFonts w:ascii="Times New Roman" w:hAnsi="Times New Roman" w:cs="Times New Roman"/>
-          <w:lang w:val="es-MX"/>
-        </w:rPr>
-        <w:t>, por lo tanto,</w:t>
-      </w:r>
-      <w:r>
-        <w:rPr>
-          <w:rFonts w:ascii="Times New Roman" w:hAnsi="Times New Roman" w:cs="Times New Roman"/>
-          <w:lang w:val="es-MX"/>
-        </w:rPr>
-        <w:t xml:space="preserve"> apunta a una </w:t>
-      </w:r>
-      <w:r>
-        <w:rPr>
-          <w:rFonts w:ascii="Times New Roman" w:hAnsi="Times New Roman" w:cs="Times New Roman"/>
-          <w:lang w:val="es-MX"/>
-        </w:rPr>
-        <w:t>justicia</w:t>
-      </w:r>
-      <w:r>
-        <w:rPr>
-          <w:rFonts w:ascii="Times New Roman" w:hAnsi="Times New Roman" w:cs="Times New Roman"/>
-          <w:lang w:val="es-MX"/>
-        </w:rPr>
-        <w:t xml:space="preserve"> sostenida</w:t>
-      </w:r>
-      <w:r>
-        <w:rPr>
-          <w:rFonts w:ascii="Times New Roman" w:hAnsi="Times New Roman" w:cs="Times New Roman"/>
-          <w:lang w:val="es-MX"/>
-        </w:rPr>
-        <w:t xml:space="preserve"> y así, Kant señala que: “Una ley pública, que determina para todos lo que debe estar jurídicamente permitido o prohibido, es el acto de una voluntad pública, de que procede todo derecho, y, por ende, no ha de suponer injusticia contra nadie. “(TP; 1999, p. 265)</w:t>
-      </w:r>
-      <w:r>
-        <w:rPr>
-          <w:rFonts w:ascii="Times New Roman" w:hAnsi="Times New Roman" w:cs="Times New Roman"/>
-          <w:lang w:val="es-MX"/>
-        </w:rPr>
-        <w:t xml:space="preserve"> Esta postura le distancia de Hobbes y del modelo despótico. </w:t>
-      </w:r>
-    </w:p>
-    <w:p>
-      <w:pPr>
-        <w:spacing w:line="360" w:lineRule="auto"/>
-        <w:jc w:val="both"/>
-        <w:rPr>
-          <w:rFonts w:ascii="Times New Roman" w:hAnsi="Times New Roman" w:cs="Times New Roman"/>
-          <w:lang w:val="es-MX"/>
-        </w:rPr>
-      </w:pPr>
-      <w:r>
-        <w:rPr>
-          <w:rFonts w:ascii="Times New Roman" w:hAnsi="Times New Roman" w:cs="Times New Roman"/>
-          <w:lang w:val="es-MX"/>
-        </w:rPr>
-        <w:lastRenderedPageBreak/>
-        <w:t xml:space="preserve">Por lo considerado, el estado civil representa un estado de derecho, en cuanto es un orden jurídico que avala la libertad mediante leyes públicas, coercibles y que reflejen a una voluntad unificada y general. Lo que diferencia a Hobbes de Kant, en primer lugar, es que para el primero el soberano está desentendido de sus súbditos y en el caso de Kant es todo lo opuesto. La legislación debe servir a un sentido público y no privado. En segundo lugar, la actitud del súbdito, en el modelo de Hobbes, es absolutamente pasiva, siendo su destino el capricho de sus señores, por lo que hablamos de una falta de libertad. En el modelo de Kant, existen algunos ciudadanos pasivos, como los niños, pero la ciudadanía es fundamentalmente activa, por cuanto, no sólo existe la capacidad de la mutua obligación a cumplir con la ley, sino que, además, al pensar en el motivo y sentido de las leyes, el ciudadano, aún más, tiene la capacidad de intervenir activamente en ajustar las leyes a la voluntad general. </w:t>
-      </w:r>
-    </w:p>
-    <w:p>
-      <w:pPr>
-        <w:spacing w:line="360" w:lineRule="auto"/>
-        <w:jc w:val="both"/>
-        <w:rPr>
-          <w:rFonts w:ascii="Times New Roman" w:hAnsi="Times New Roman" w:cs="Times New Roman"/>
-          <w:lang w:val="es-MX"/>
-        </w:rPr>
-      </w:pPr>
-      <w:r>
-        <w:rPr>
-          <w:rFonts w:ascii="Times New Roman" w:hAnsi="Times New Roman" w:cs="Times New Roman"/>
-          <w:lang w:val="es-MX"/>
-        </w:rPr>
-        <w:t>Esta facultad fundamental del ciudadano</w:t>
-      </w:r>
-      <w:r>
-        <w:rPr>
-          <w:rFonts w:ascii="Times New Roman" w:hAnsi="Times New Roman" w:cs="Times New Roman"/>
-          <w:lang w:val="es-MX"/>
-        </w:rPr>
-        <w:t>, e</w:t>
-      </w:r>
-      <w:r>
-        <w:rPr>
-          <w:rFonts w:ascii="Times New Roman" w:hAnsi="Times New Roman" w:cs="Times New Roman"/>
-          <w:lang w:val="es-MX"/>
-        </w:rPr>
-        <w:t>n el ejercicio de su libertad exterior</w:t>
-      </w:r>
-      <w:r>
-        <w:rPr>
-          <w:rFonts w:ascii="Times New Roman" w:hAnsi="Times New Roman" w:cs="Times New Roman"/>
-          <w:lang w:val="es-MX"/>
-        </w:rPr>
-        <w:t>,</w:t>
-      </w:r>
-      <w:r>
-        <w:rPr>
-          <w:rFonts w:ascii="Times New Roman" w:hAnsi="Times New Roman" w:cs="Times New Roman"/>
-          <w:lang w:val="es-MX"/>
-        </w:rPr>
-        <w:t xml:space="preserve"> es la co-legislación.</w:t>
-      </w:r>
-      <w:r>
-        <w:rPr>
-          <w:rFonts w:ascii="Times New Roman" w:hAnsi="Times New Roman" w:cs="Times New Roman"/>
-          <w:lang w:val="es-MX"/>
-        </w:rPr>
-        <w:t xml:space="preserve"> Esta prerrogativa nace de su fundamental libertad </w:t>
-      </w:r>
-      <w:r>
-        <w:rPr>
-          <w:rFonts w:ascii="Times New Roman" w:hAnsi="Times New Roman" w:cs="Times New Roman"/>
-          <w:lang w:val="es-MX"/>
-        </w:rPr>
-        <w:t xml:space="preserve">para exigirse el cumplimiento de la ley los unos a los otros, y presupone la facultad </w:t>
-      </w:r>
-      <w:r>
-        <w:rPr>
-          <w:rFonts w:ascii="Times New Roman" w:hAnsi="Times New Roman" w:cs="Times New Roman"/>
-          <w:lang w:val="es-MX"/>
-        </w:rPr>
-        <w:t xml:space="preserve">para consentir o no cualquier ley. Ninguna ley puede imponerse sin que sea establecida desde el marco de una voluntad compartida e integrada. Tanto la co-legislación, como el consentimiento, son dimensiones de la libertad exterior que se ocupan de la observancia del sentido de las leyes, en virtud de que son ellos mismos, los ciudadanos, los interesados de primera mano.  </w:t>
-      </w:r>
-    </w:p>
-    <w:p>
-      <w:pPr>
-        <w:spacing w:line="360" w:lineRule="auto"/>
-        <w:jc w:val="both"/>
-        <w:rPr>
-          <w:rFonts w:ascii="Times New Roman" w:hAnsi="Times New Roman" w:cs="Times New Roman"/>
-          <w:lang w:val="es-MX"/>
-        </w:rPr>
-      </w:pPr>
-      <w:r>
-        <w:rPr>
-          <w:rFonts w:ascii="Times New Roman" w:hAnsi="Times New Roman" w:cs="Times New Roman"/>
-          <w:lang w:val="es-MX"/>
-        </w:rPr>
-        <w:t>Kant rechaza el poder absoluto y despótico que sostiene Hobbes, ya que propone en su lugar, una postura republicana de la ciudadanía con libertades exteriores.</w:t>
-      </w:r>
-      <w:r>
-        <w:rPr>
-          <w:rFonts w:ascii="Times New Roman" w:hAnsi="Times New Roman" w:cs="Times New Roman"/>
-          <w:lang w:val="es-MX"/>
-        </w:rPr>
-        <w:t xml:space="preserve"> Este punto de disenso se encuentra en su concepción del alcance y razón de ser del estado civil. Mientras el estado civil en Hobbes se funda en la necesidad guiada por el miedo y la violencia, en Kant, la necesidad </w:t>
+        <w:t xml:space="preserve">Kant, la necesidad </w:t>
       </w:r>
       <w:r>
         <w:rPr>
@@ -9659,15 +9784,7 @@
           <w:rFonts w:ascii="Times New Roman" w:hAnsi="Times New Roman" w:cs="Times New Roman"/>
           <w:lang w:val="es-MX"/>
         </w:rPr>
-        <w:t xml:space="preserve">“El derecho público (en una república) es meramente el estado de una legislación efectiva, conforme este principio y asistida por el poder, en virtud de la cual, cuantos pertenecen a un pueblo, en cuanto súbditos, se hallan en un estado jurídico, es decir, el de la igualdad de acción y reacción entre albedríos que se limitan mutuamente conforme a la ley universal de la libertad (que se llama estado civil), resulta de ello que el derecho innato de cada uno en tal estado (es decir, anterior a toda acción jurídica), en relación con la facultad de coaccionar a los demás, a fin de que permanezcan siempre entre los límites de un uso de su libertad unánime con la mía, es igual para todos sin excepción. (...) no </w:t>
-      </w:r>
-      <w:r>
-        <w:rPr>
-          <w:rFonts w:ascii="Times New Roman" w:hAnsi="Times New Roman" w:cs="Times New Roman"/>
-          <w:lang w:val="es-MX"/>
-        </w:rPr>
-        <w:lastRenderedPageBreak/>
-        <w:t xml:space="preserve">puede haber ningún privilegio innato de un miembro de la república sobre otro, en cuanto </w:t>
+        <w:t xml:space="preserve">“El derecho público (en una república) es meramente el estado de una legislación efectiva, conforme este principio y asistida por el poder, en virtud de la cual, cuantos pertenecen a un pueblo, en cuanto súbditos, se hallan en un estado jurídico, es decir, el de la igualdad de acción y reacción entre albedríos que se limitan mutuamente conforme a la ley universal de la libertad (que se llama estado civil), resulta de ello que el derecho innato de cada uno en tal estado (es decir, anterior a toda acción jurídica), en relación con la facultad de coaccionar a los demás, a fin de que permanezcan siempre entre los límites de un uso de su libertad unánime con la mía, es igual para todos sin excepción. (...) no puede haber ningún privilegio innato de un miembro de la república sobre otro, en cuanto </w:t>
       </w:r>
       <w:proofErr w:type="spellStart"/>
       <w:r>
@@ -9913,7 +10030,15 @@
           <w:rFonts w:ascii="Times New Roman" w:hAnsi="Times New Roman" w:cs="Times New Roman"/>
           <w:lang w:val="es-MX"/>
         </w:rPr>
-        <w:t xml:space="preserve">. Kant rechaza este tipo de paternalismo pues representa una dimensión del despotismo. Refiere que: </w:t>
+        <w:t xml:space="preserve">. Kant rechaza este tipo de paternalismo </w:t>
+      </w:r>
+      <w:r>
+        <w:rPr>
+          <w:rFonts w:ascii="Times New Roman" w:hAnsi="Times New Roman" w:cs="Times New Roman"/>
+          <w:lang w:val="es-MX"/>
+        </w:rPr>
+        <w:lastRenderedPageBreak/>
+        <w:t xml:space="preserve">pues representa una dimensión del despotismo. Refiere que: </w:t>
       </w:r>
       <w:r>
         <w:rPr>
@@ -9937,7 +10062,6 @@
           <w:rFonts w:ascii="Times New Roman" w:hAnsi="Times New Roman" w:cs="Times New Roman"/>
           <w:lang w:val="es-MX"/>
         </w:rPr>
-        <w:lastRenderedPageBreak/>
         <w:t>Esto diferencia a Hobbes de Kant. Mientras el primero representa un despotismo paternalista, Kant propone un patriotismo entendido como un amor al orden y estado civil, queriendo permanecer en ese horizonte jurídico de leyes públicas para una libertad externa.</w:t>
       </w:r>
     </w:p>
@@ -10247,7 +10371,15 @@
           <w:rFonts w:ascii="Times New Roman" w:hAnsi="Times New Roman" w:cs="Times New Roman"/>
           <w:lang w:val="es-MX"/>
         </w:rPr>
-        <w:t xml:space="preserve"> y participa sucintamente de la condición civil</w:t>
+        <w:t xml:space="preserve"> y </w:t>
+      </w:r>
+      <w:r>
+        <w:rPr>
+          <w:rFonts w:ascii="Times New Roman" w:hAnsi="Times New Roman" w:cs="Times New Roman"/>
+          <w:lang w:val="es-MX"/>
+        </w:rPr>
+        <w:lastRenderedPageBreak/>
+        <w:t>participa sucintamente de la condición civil</w:t>
       </w:r>
       <w:r>
         <w:rPr>
@@ -10295,247 +10427,247 @@
           <w:rFonts w:ascii="Times New Roman" w:hAnsi="Times New Roman" w:cs="Times New Roman"/>
           <w:lang w:val="es-MX"/>
         </w:rPr>
+        <w:t xml:space="preserve">Kant señala, respecto del segundo </w:t>
+      </w:r>
+      <w:r>
+        <w:rPr>
+          <w:rFonts w:ascii="Times New Roman" w:hAnsi="Times New Roman" w:cs="Times New Roman"/>
+          <w:lang w:val="es-MX"/>
+        </w:rPr>
+        <w:t>atributo</w:t>
+      </w:r>
+      <w:r>
+        <w:rPr>
+          <w:rFonts w:ascii="Times New Roman" w:hAnsi="Times New Roman" w:cs="Times New Roman"/>
+          <w:lang w:val="es-MX"/>
+        </w:rPr>
+        <w:t xml:space="preserve"> que el miembro de un estado civil posee: </w:t>
+      </w:r>
+      <w:r>
+        <w:rPr>
+          <w:rFonts w:ascii="Times New Roman" w:hAnsi="Times New Roman" w:cs="Times New Roman"/>
+          <w:lang w:val="es-MX"/>
+        </w:rPr>
+        <w:t>"La igualdad en tanto súbdito, cuya fórmula puede rezar así: Cada miembro de la república tiene derechos de coacción frente a cualquier otro." (TP; 1999, p. 261)</w:t>
+      </w:r>
+      <w:r>
+        <w:rPr>
+          <w:rFonts w:ascii="Times New Roman" w:hAnsi="Times New Roman" w:cs="Times New Roman"/>
+          <w:lang w:val="es-MX"/>
+        </w:rPr>
+        <w:t xml:space="preserve"> Esta prerrogativa civil reconoce el carácter de súbditos ante la ley que tienen todos los miembros de una república, por igual, a excepción del soberano.</w:t>
+      </w:r>
+      <w:r>
+        <w:rPr>
+          <w:rFonts w:ascii="Times New Roman" w:hAnsi="Times New Roman" w:cs="Times New Roman"/>
+          <w:lang w:val="es-MX"/>
+        </w:rPr>
+        <w:t xml:space="preserve"> Esta sujeción ante la ley resulta en la facultad que tenemos de coacción frente a los demás, para que se mantenga el orden civil</w:t>
+      </w:r>
+      <w:r>
+        <w:rPr>
+          <w:rFonts w:ascii="Times New Roman" w:hAnsi="Times New Roman" w:cs="Times New Roman"/>
+          <w:lang w:val="es-MX"/>
+        </w:rPr>
+        <w:t xml:space="preserve"> de la libertad externa</w:t>
+      </w:r>
+      <w:r>
+        <w:rPr>
+          <w:rFonts w:ascii="Times New Roman" w:hAnsi="Times New Roman" w:cs="Times New Roman"/>
+          <w:lang w:val="es-MX"/>
+        </w:rPr>
+        <w:t xml:space="preserve">. </w:t>
+      </w:r>
+    </w:p>
+    <w:p>
+      <w:pPr>
+        <w:spacing w:line="360" w:lineRule="auto"/>
+        <w:jc w:val="both"/>
+        <w:rPr>
+          <w:rFonts w:ascii="Times New Roman" w:hAnsi="Times New Roman" w:cs="Times New Roman"/>
+          <w:lang w:val="es-MX"/>
+        </w:rPr>
+      </w:pPr>
+      <w:r>
+        <w:rPr>
+          <w:rFonts w:ascii="Times New Roman" w:hAnsi="Times New Roman" w:cs="Times New Roman"/>
+          <w:lang w:val="es-MX"/>
+        </w:rPr>
+        <w:t>La igualdad se da en el sentido de isonomía, pero es compatible con la desigualdad de bienes y recursos, siempre que corresponda a un esfuerzo legítimo</w:t>
+      </w:r>
+      <w:r>
+        <w:rPr>
+          <w:rFonts w:ascii="Times New Roman" w:hAnsi="Times New Roman" w:cs="Times New Roman"/>
+          <w:lang w:val="es-MX"/>
+        </w:rPr>
+        <w:t xml:space="preserve"> de apropiación</w:t>
+      </w:r>
+      <w:r>
+        <w:rPr>
+          <w:rFonts w:ascii="Times New Roman" w:hAnsi="Times New Roman" w:cs="Times New Roman"/>
+          <w:lang w:val="es-MX"/>
+        </w:rPr>
+        <w:t>. En cuestiones de voto, solo puede tener uno solo cada ciudadano, al margen de sus riquezas. Kant refiere que: “Según el derecho (…) nadie puede coaccionar a otro sino por medio de la ley pública.” (TP; 1999, p. 262)</w:t>
+      </w:r>
+      <w:r>
+        <w:rPr>
+          <w:rFonts w:ascii="Times New Roman" w:hAnsi="Times New Roman" w:cs="Times New Roman"/>
+          <w:lang w:val="es-MX"/>
+        </w:rPr>
+        <w:t xml:space="preserve"> Esto explicita </w:t>
+      </w:r>
+      <w:r>
+        <w:rPr>
+          <w:rFonts w:ascii="Times New Roman" w:hAnsi="Times New Roman" w:cs="Times New Roman"/>
+          <w:lang w:val="es-MX"/>
+        </w:rPr>
+        <w:t xml:space="preserve">que no es legítimo intervenir en votaciones de ciudadanos independientes con la compra de votos o favores, por cuanto es el bien público que está de por medio. </w:t>
+      </w:r>
+    </w:p>
+    <w:p>
+      <w:pPr>
+        <w:spacing w:line="360" w:lineRule="auto"/>
+        <w:jc w:val="both"/>
+        <w:rPr>
+          <w:rFonts w:ascii="Times New Roman" w:hAnsi="Times New Roman" w:cs="Times New Roman"/>
+          <w:lang w:val="es-MX"/>
+        </w:rPr>
+      </w:pPr>
+      <w:r>
+        <w:rPr>
+          <w:rFonts w:ascii="Times New Roman" w:hAnsi="Times New Roman" w:cs="Times New Roman"/>
+          <w:lang w:val="es-MX"/>
+        </w:rPr>
+        <w:t xml:space="preserve">Por último, </w:t>
+      </w:r>
+      <w:r>
+        <w:rPr>
+          <w:rFonts w:ascii="Times New Roman" w:hAnsi="Times New Roman" w:cs="Times New Roman"/>
+          <w:lang w:val="es-MX"/>
+        </w:rPr>
+        <w:t>además de la libertad para perseguir la propia felicidad</w:t>
+      </w:r>
+      <w:r>
+        <w:rPr>
+          <w:rFonts w:ascii="Times New Roman" w:hAnsi="Times New Roman" w:cs="Times New Roman"/>
+          <w:lang w:val="es-MX"/>
+        </w:rPr>
+        <w:t xml:space="preserve"> y</w:t>
+      </w:r>
+      <w:r>
+        <w:rPr>
+          <w:rFonts w:ascii="Times New Roman" w:hAnsi="Times New Roman" w:cs="Times New Roman"/>
+          <w:lang w:val="es-MX"/>
+        </w:rPr>
+        <w:t xml:space="preserve"> la igualdad ante la ley</w:t>
+      </w:r>
+      <w:r>
+        <w:rPr>
+          <w:rFonts w:ascii="Times New Roman" w:hAnsi="Times New Roman" w:cs="Times New Roman"/>
+          <w:lang w:val="es-MX"/>
+        </w:rPr>
+        <w:t xml:space="preserve">, </w:t>
+      </w:r>
+      <w:r>
+        <w:rPr>
+          <w:rFonts w:ascii="Times New Roman" w:hAnsi="Times New Roman" w:cs="Times New Roman"/>
+          <w:lang w:val="es-MX"/>
+        </w:rPr>
+        <w:t>Kant resalta</w:t>
+      </w:r>
+      <w:r>
+        <w:rPr>
+          <w:rFonts w:ascii="Times New Roman" w:hAnsi="Times New Roman" w:cs="Times New Roman"/>
+          <w:lang w:val="es-MX"/>
+        </w:rPr>
+        <w:t xml:space="preserve"> un tercer atributo fundamental</w:t>
+      </w:r>
+      <w:r>
+        <w:rPr>
+          <w:rFonts w:ascii="Times New Roman" w:hAnsi="Times New Roman" w:cs="Times New Roman"/>
+          <w:lang w:val="es-MX"/>
+        </w:rPr>
+        <w:t>: “La independencia de un miembro de la república en cuanto ciudadano, es decir, en cuanto colegislador.” (TP; 1999, p. 265) E</w:t>
+      </w:r>
+      <w:r>
+        <w:rPr>
+          <w:rFonts w:ascii="Times New Roman" w:hAnsi="Times New Roman" w:cs="Times New Roman"/>
+          <w:lang w:val="es-MX"/>
+        </w:rPr>
+        <w:t>l</w:t>
+      </w:r>
+      <w:r>
+        <w:rPr>
+          <w:rFonts w:ascii="Times New Roman" w:hAnsi="Times New Roman" w:cs="Times New Roman"/>
+          <w:lang w:val="es-MX"/>
+        </w:rPr>
+        <w:t xml:space="preserve"> balance de voces</w:t>
+      </w:r>
+      <w:r>
+        <w:rPr>
+          <w:rFonts w:ascii="Times New Roman" w:hAnsi="Times New Roman" w:cs="Times New Roman"/>
+          <w:lang w:val="es-MX"/>
+        </w:rPr>
+        <w:t xml:space="preserve"> particulares</w:t>
+      </w:r>
+      <w:r>
+        <w:rPr>
+          <w:rFonts w:ascii="Times New Roman" w:hAnsi="Times New Roman" w:cs="Times New Roman"/>
+          <w:lang w:val="es-MX"/>
+        </w:rPr>
+        <w:t xml:space="preserve"> de los ciudadanos</w:t>
+      </w:r>
+      <w:r>
+        <w:rPr>
+          <w:rFonts w:ascii="Times New Roman" w:hAnsi="Times New Roman" w:cs="Times New Roman"/>
+          <w:lang w:val="es-MX"/>
+        </w:rPr>
+        <w:t xml:space="preserve"> permite</w:t>
+      </w:r>
+      <w:r>
+        <w:rPr>
+          <w:rFonts w:ascii="Times New Roman" w:hAnsi="Times New Roman" w:cs="Times New Roman"/>
+          <w:lang w:val="es-MX"/>
+        </w:rPr>
+        <w:t xml:space="preserve"> entramar una racionalidad pública </w:t>
+      </w:r>
+      <w:r>
+        <w:rPr>
+          <w:rFonts w:ascii="Times New Roman" w:hAnsi="Times New Roman" w:cs="Times New Roman"/>
+          <w:lang w:val="es-MX"/>
+        </w:rPr>
+        <w:t xml:space="preserve">ya que: </w:t>
+      </w:r>
+      <w:r>
+        <w:rPr>
+          <w:rFonts w:ascii="Times New Roman" w:hAnsi="Times New Roman" w:cs="Times New Roman"/>
+          <w:lang w:val="es-MX"/>
+        </w:rPr>
+        <w:t>“Ninguna voluntad particular puede ser legisladora para una república.” (TP; 1999, p. 266)</w:t>
+      </w:r>
+      <w:r>
+        <w:rPr>
+          <w:rFonts w:ascii="Times New Roman" w:hAnsi="Times New Roman" w:cs="Times New Roman"/>
+          <w:lang w:val="es-MX"/>
+        </w:rPr>
+        <w:t xml:space="preserve"> La facultad civil de la co-legislación conduce a la construcción deliberativa pública de un sentido de la voz general, unificada o integrada de una voluntad conjunta. En el despotismo la ley proviene de una voluntad privada, pero en la república, la ley surge de una razón pública ejercida por la libertad exterior.  </w:t>
+      </w:r>
+    </w:p>
+    <w:p>
+      <w:pPr>
+        <w:spacing w:line="360" w:lineRule="auto"/>
+        <w:jc w:val="both"/>
+        <w:rPr>
+          <w:rFonts w:ascii="Times New Roman" w:hAnsi="Times New Roman" w:cs="Times New Roman"/>
+          <w:lang w:val="es-MX"/>
+        </w:rPr>
+      </w:pPr>
+      <w:r>
+        <w:rPr>
+          <w:rFonts w:ascii="Times New Roman" w:hAnsi="Times New Roman" w:cs="Times New Roman"/>
+          <w:lang w:val="es-MX"/>
+        </w:rPr>
         <w:lastRenderedPageBreak/>
-        <w:t xml:space="preserve">Kant señala, respecto del segundo </w:t>
-      </w:r>
-      <w:r>
-        <w:rPr>
-          <w:rFonts w:ascii="Times New Roman" w:hAnsi="Times New Roman" w:cs="Times New Roman"/>
-          <w:lang w:val="es-MX"/>
-        </w:rPr>
-        <w:t>atributo</w:t>
-      </w:r>
-      <w:r>
-        <w:rPr>
-          <w:rFonts w:ascii="Times New Roman" w:hAnsi="Times New Roman" w:cs="Times New Roman"/>
-          <w:lang w:val="es-MX"/>
-        </w:rPr>
-        <w:t xml:space="preserve"> que el miembro de un estado civil posee: </w:t>
-      </w:r>
-      <w:r>
-        <w:rPr>
-          <w:rFonts w:ascii="Times New Roman" w:hAnsi="Times New Roman" w:cs="Times New Roman"/>
-          <w:lang w:val="es-MX"/>
-        </w:rPr>
-        <w:t>"La igualdad en tanto súbdito, cuya fórmula puede rezar así: Cada miembro de la república tiene derechos de coacción frente a cualquier otro." (TP; 1999, p. 261)</w:t>
-      </w:r>
-      <w:r>
-        <w:rPr>
-          <w:rFonts w:ascii="Times New Roman" w:hAnsi="Times New Roman" w:cs="Times New Roman"/>
-          <w:lang w:val="es-MX"/>
-        </w:rPr>
-        <w:t xml:space="preserve"> Esta prerrogativa civil reconoce el carácter de súbditos ante la ley que tienen todos los miembros de una república, por igual, a excepción del soberano.</w:t>
-      </w:r>
-      <w:r>
-        <w:rPr>
-          <w:rFonts w:ascii="Times New Roman" w:hAnsi="Times New Roman" w:cs="Times New Roman"/>
-          <w:lang w:val="es-MX"/>
-        </w:rPr>
-        <w:t xml:space="preserve"> Esta sujeción ante la ley resulta en la facultad que tenemos de coacción frente a los demás, para que se mantenga el orden civil</w:t>
-      </w:r>
-      <w:r>
-        <w:rPr>
-          <w:rFonts w:ascii="Times New Roman" w:hAnsi="Times New Roman" w:cs="Times New Roman"/>
-          <w:lang w:val="es-MX"/>
-        </w:rPr>
-        <w:t xml:space="preserve"> de la libertad externa</w:t>
-      </w:r>
-      <w:r>
-        <w:rPr>
-          <w:rFonts w:ascii="Times New Roman" w:hAnsi="Times New Roman" w:cs="Times New Roman"/>
-          <w:lang w:val="es-MX"/>
-        </w:rPr>
-        <w:t xml:space="preserve">. </w:t>
-      </w:r>
-    </w:p>
-    <w:p>
-      <w:pPr>
-        <w:spacing w:line="360" w:lineRule="auto"/>
-        <w:jc w:val="both"/>
-        <w:rPr>
-          <w:rFonts w:ascii="Times New Roman" w:hAnsi="Times New Roman" w:cs="Times New Roman"/>
-          <w:lang w:val="es-MX"/>
-        </w:rPr>
-      </w:pPr>
-      <w:r>
-        <w:rPr>
-          <w:rFonts w:ascii="Times New Roman" w:hAnsi="Times New Roman" w:cs="Times New Roman"/>
-          <w:lang w:val="es-MX"/>
-        </w:rPr>
-        <w:t>La igualdad se da en el sentido de isonomía, pero es compatible con la desigualdad de bienes y recursos, siempre que corresponda a un esfuerzo legítimo</w:t>
-      </w:r>
-      <w:r>
-        <w:rPr>
-          <w:rFonts w:ascii="Times New Roman" w:hAnsi="Times New Roman" w:cs="Times New Roman"/>
-          <w:lang w:val="es-MX"/>
-        </w:rPr>
-        <w:t xml:space="preserve"> de apropiación</w:t>
-      </w:r>
-      <w:r>
-        <w:rPr>
-          <w:rFonts w:ascii="Times New Roman" w:hAnsi="Times New Roman" w:cs="Times New Roman"/>
-          <w:lang w:val="es-MX"/>
-        </w:rPr>
-        <w:t>. En cuestiones de voto, solo puede tener uno solo cada ciudadano, al margen de sus riquezas. Kant refiere que: “Según el derecho (…) nadie puede coaccionar a otro sino por medio de la ley pública.” (TP; 1999, p. 262)</w:t>
-      </w:r>
-      <w:r>
-        <w:rPr>
-          <w:rFonts w:ascii="Times New Roman" w:hAnsi="Times New Roman" w:cs="Times New Roman"/>
-          <w:lang w:val="es-MX"/>
-        </w:rPr>
-        <w:t xml:space="preserve"> Esto explicita </w:t>
-      </w:r>
-      <w:r>
-        <w:rPr>
-          <w:rFonts w:ascii="Times New Roman" w:hAnsi="Times New Roman" w:cs="Times New Roman"/>
-          <w:lang w:val="es-MX"/>
-        </w:rPr>
-        <w:t xml:space="preserve">que no es legítimo intervenir en votaciones de ciudadanos independientes con la compra de votos o favores, por cuanto es el bien público que está de por medio. </w:t>
-      </w:r>
-    </w:p>
-    <w:p>
-      <w:pPr>
-        <w:spacing w:line="360" w:lineRule="auto"/>
-        <w:jc w:val="both"/>
-        <w:rPr>
-          <w:rFonts w:ascii="Times New Roman" w:hAnsi="Times New Roman" w:cs="Times New Roman"/>
-          <w:lang w:val="es-MX"/>
-        </w:rPr>
-      </w:pPr>
-      <w:r>
-        <w:rPr>
-          <w:rFonts w:ascii="Times New Roman" w:hAnsi="Times New Roman" w:cs="Times New Roman"/>
-          <w:lang w:val="es-MX"/>
-        </w:rPr>
-        <w:t xml:space="preserve">Por último, </w:t>
-      </w:r>
-      <w:r>
-        <w:rPr>
-          <w:rFonts w:ascii="Times New Roman" w:hAnsi="Times New Roman" w:cs="Times New Roman"/>
-          <w:lang w:val="es-MX"/>
-        </w:rPr>
-        <w:t>además de la libertad para perseguir la propia felicidad</w:t>
-      </w:r>
-      <w:r>
-        <w:rPr>
-          <w:rFonts w:ascii="Times New Roman" w:hAnsi="Times New Roman" w:cs="Times New Roman"/>
-          <w:lang w:val="es-MX"/>
-        </w:rPr>
-        <w:t xml:space="preserve"> y</w:t>
-      </w:r>
-      <w:r>
-        <w:rPr>
-          <w:rFonts w:ascii="Times New Roman" w:hAnsi="Times New Roman" w:cs="Times New Roman"/>
-          <w:lang w:val="es-MX"/>
-        </w:rPr>
-        <w:t xml:space="preserve"> la igualdad ante la ley</w:t>
-      </w:r>
-      <w:r>
-        <w:rPr>
-          <w:rFonts w:ascii="Times New Roman" w:hAnsi="Times New Roman" w:cs="Times New Roman"/>
-          <w:lang w:val="es-MX"/>
-        </w:rPr>
-        <w:t xml:space="preserve">, </w:t>
-      </w:r>
-      <w:r>
-        <w:rPr>
-          <w:rFonts w:ascii="Times New Roman" w:hAnsi="Times New Roman" w:cs="Times New Roman"/>
-          <w:lang w:val="es-MX"/>
-        </w:rPr>
-        <w:t>Kant resalta</w:t>
-      </w:r>
-      <w:r>
-        <w:rPr>
-          <w:rFonts w:ascii="Times New Roman" w:hAnsi="Times New Roman" w:cs="Times New Roman"/>
-          <w:lang w:val="es-MX"/>
-        </w:rPr>
-        <w:t xml:space="preserve"> un tercer atributo fundamental</w:t>
-      </w:r>
-      <w:r>
-        <w:rPr>
-          <w:rFonts w:ascii="Times New Roman" w:hAnsi="Times New Roman" w:cs="Times New Roman"/>
-          <w:lang w:val="es-MX"/>
-        </w:rPr>
-        <w:t>: “La independencia de un miembro de la república en cuanto ciudadano, es decir, en cuanto colegislador.” (TP; 1999, p. 265) E</w:t>
-      </w:r>
-      <w:r>
-        <w:rPr>
-          <w:rFonts w:ascii="Times New Roman" w:hAnsi="Times New Roman" w:cs="Times New Roman"/>
-          <w:lang w:val="es-MX"/>
-        </w:rPr>
-        <w:t>l</w:t>
-      </w:r>
-      <w:r>
-        <w:rPr>
-          <w:rFonts w:ascii="Times New Roman" w:hAnsi="Times New Roman" w:cs="Times New Roman"/>
-          <w:lang w:val="es-MX"/>
-        </w:rPr>
-        <w:t xml:space="preserve"> balance de voces</w:t>
-      </w:r>
-      <w:r>
-        <w:rPr>
-          <w:rFonts w:ascii="Times New Roman" w:hAnsi="Times New Roman" w:cs="Times New Roman"/>
-          <w:lang w:val="es-MX"/>
-        </w:rPr>
-        <w:t xml:space="preserve"> particulares</w:t>
-      </w:r>
-      <w:r>
-        <w:rPr>
-          <w:rFonts w:ascii="Times New Roman" w:hAnsi="Times New Roman" w:cs="Times New Roman"/>
-          <w:lang w:val="es-MX"/>
-        </w:rPr>
-        <w:t xml:space="preserve"> de los ciudadanos</w:t>
-      </w:r>
-      <w:r>
-        <w:rPr>
-          <w:rFonts w:ascii="Times New Roman" w:hAnsi="Times New Roman" w:cs="Times New Roman"/>
-          <w:lang w:val="es-MX"/>
-        </w:rPr>
-        <w:t xml:space="preserve"> permite</w:t>
-      </w:r>
-      <w:r>
-        <w:rPr>
-          <w:rFonts w:ascii="Times New Roman" w:hAnsi="Times New Roman" w:cs="Times New Roman"/>
-          <w:lang w:val="es-MX"/>
-        </w:rPr>
-        <w:t xml:space="preserve"> entramar una racionalidad pública </w:t>
-      </w:r>
-      <w:r>
-        <w:rPr>
-          <w:rFonts w:ascii="Times New Roman" w:hAnsi="Times New Roman" w:cs="Times New Roman"/>
-          <w:lang w:val="es-MX"/>
-        </w:rPr>
-        <w:t xml:space="preserve">ya que: </w:t>
-      </w:r>
-      <w:r>
-        <w:rPr>
-          <w:rFonts w:ascii="Times New Roman" w:hAnsi="Times New Roman" w:cs="Times New Roman"/>
-          <w:lang w:val="es-MX"/>
-        </w:rPr>
-        <w:t>“Ninguna voluntad particular puede ser legisladora para una república.” (TP; 1999, p. 266)</w:t>
-      </w:r>
-      <w:r>
-        <w:rPr>
-          <w:rFonts w:ascii="Times New Roman" w:hAnsi="Times New Roman" w:cs="Times New Roman"/>
-          <w:lang w:val="es-MX"/>
-        </w:rPr>
-        <w:t xml:space="preserve"> La facultad civil de la co-legislación conduce a la construcción deliberativa pública de un sentido de la voz general, unificada o integrada de una voluntad conjunta. En el despotismo la ley proviene de una voluntad privada, pero en la república, la ley surge de una razón pública ejercida por la libertad exterior.  </w:t>
-      </w:r>
-    </w:p>
-    <w:p>
-      <w:pPr>
-        <w:spacing w:line="360" w:lineRule="auto"/>
-        <w:jc w:val="both"/>
-        <w:rPr>
-          <w:rFonts w:ascii="Times New Roman" w:hAnsi="Times New Roman" w:cs="Times New Roman"/>
-          <w:lang w:val="es-MX"/>
-        </w:rPr>
-      </w:pPr>
-      <w:r>
-        <w:rPr>
-          <w:rFonts w:ascii="Times New Roman" w:hAnsi="Times New Roman" w:cs="Times New Roman"/>
-          <w:lang w:val="es-MX"/>
-        </w:rPr>
         <w:t>En el caso de la propuesta del concepto republicano de Kant: “</w:t>
       </w:r>
       <w:r>
@@ -10560,7 +10692,93 @@
           <w:rFonts w:ascii="Times New Roman" w:hAnsi="Times New Roman" w:cs="Times New Roman"/>
           <w:lang w:val="es-MX"/>
         </w:rPr>
-        <w:t xml:space="preserve">Como se ha referido antes, para Kant, este contrato: “no es preciso en modo alguno suponer que se trata de un hecho (…) Por el contrario, se trata de una mera idea de la </w:t>
+        <w:t>Como se ha referido antes, para Kant, este contrato: “no es preciso en modo alguno suponer que se trata de un hecho (…) Por el contrario, se trata de una mera idea de la razón que tiene, sin embargo, su indudable realidad (práctica); a saber, la de obligar a todo legislador a que dicte sus leyes como si pudieran haber emanado de la voluntad unidad de todo un pueblo, y a que considere a cada súbdito, en cuanto que quiere ser ciudadano, como si hubiera votado por su acuerdo con una voluntad tal. Pues ahí está la prueba de la legitimidad de toda ley pública.” (TP; 1999, p. 268)</w:t>
+      </w:r>
+    </w:p>
+    <w:p>
+      <w:pPr>
+        <w:spacing w:line="360" w:lineRule="auto"/>
+        <w:jc w:val="both"/>
+        <w:rPr>
+          <w:rFonts w:ascii="Times New Roman" w:hAnsi="Times New Roman" w:cs="Times New Roman"/>
+          <w:lang w:val="es-MX"/>
+        </w:rPr>
+      </w:pPr>
+      <w:r>
+        <w:rPr>
+          <w:rFonts w:ascii="Times New Roman" w:hAnsi="Times New Roman" w:cs="Times New Roman"/>
+          <w:lang w:val="es-MX"/>
+        </w:rPr>
+        <w:t xml:space="preserve">Por esta razón, y desde que ninguna ley debe hacer injusticia contra nadie, se entiende que es la </w:t>
+      </w:r>
+      <w:r>
+        <w:rPr>
+          <w:rFonts w:ascii="Times New Roman" w:hAnsi="Times New Roman" w:cs="Times New Roman"/>
+          <w:lang w:val="es-MX"/>
+        </w:rPr>
+        <w:t xml:space="preserve">libertad externa </w:t>
+      </w:r>
+      <w:r>
+        <w:rPr>
+          <w:rFonts w:ascii="Times New Roman" w:hAnsi="Times New Roman" w:cs="Times New Roman"/>
+          <w:lang w:val="es-MX"/>
+        </w:rPr>
+        <w:t>el parámetro fundamental para la orientación del derecho y la conformación de una constitución civil. En este sentido, Kant señala que: “la salud pública que en primer lugar se ha de tomar en consideración es aquella constitución legal que garantiza a cada uno su libertad por medio de leyes.” (TP; 1999, p. 270)</w:t>
+      </w:r>
+    </w:p>
+    <w:p>
+      <w:pPr>
+        <w:spacing w:line="360" w:lineRule="auto"/>
+        <w:jc w:val="both"/>
+        <w:rPr>
+          <w:rFonts w:ascii="Times New Roman" w:hAnsi="Times New Roman" w:cs="Times New Roman"/>
+          <w:lang w:val="es-MX"/>
+        </w:rPr>
+      </w:pPr>
+      <w:r>
+        <w:rPr>
+          <w:rFonts w:ascii="Times New Roman" w:hAnsi="Times New Roman" w:cs="Times New Roman"/>
+          <w:lang w:val="es-MX"/>
+        </w:rPr>
+        <w:t>Kant se plantea la posibilidad de que el pueblo sintiera que el soberano no ha cumplido con su parte del contrato</w:t>
+      </w:r>
+      <w:r>
+        <w:rPr>
+          <w:rFonts w:ascii="Times New Roman" w:hAnsi="Times New Roman" w:cs="Times New Roman"/>
+          <w:lang w:val="es-MX"/>
+        </w:rPr>
+        <w:t xml:space="preserve"> y no ha permitido una libertad civil, o bien, de que existiera injusticia, es decir, de que no hubiera realmente un estado de derecho. En tal caso, el ciudadano no puede alzarse en armas o intentar deponer el orden, ni al soberano.</w:t>
+      </w:r>
+    </w:p>
+    <w:p>
+      <w:pPr>
+        <w:spacing w:line="360" w:lineRule="auto"/>
+        <w:jc w:val="both"/>
+        <w:rPr>
+          <w:rFonts w:ascii="Times New Roman" w:hAnsi="Times New Roman" w:cs="Times New Roman"/>
+          <w:lang w:val="es-MX"/>
+        </w:rPr>
+      </w:pPr>
+      <w:r>
+        <w:rPr>
+          <w:rFonts w:ascii="Times New Roman" w:hAnsi="Times New Roman" w:cs="Times New Roman"/>
+          <w:lang w:val="es-MX"/>
+        </w:rPr>
+        <w:t>De esta forma, Kant señala que: “toda oposición contra el supremo poder legislativo, toda incitación a vías de hecho del descontento de los súbditos, todo levantamiento que estalle en rebelión, es el delito supremo y más punible en la república, pues destruye sus fundamentos. Y esta prohibición es incondicionada.” (TP; 1999, p. 271) Es un delito supremo, por cuanto nos retorna al estado natural, sin embargo, esto no deja impune al soberano</w:t>
+      </w:r>
+      <w:r>
+        <w:rPr>
+          <w:rFonts w:ascii="Times New Roman" w:hAnsi="Times New Roman" w:cs="Times New Roman"/>
+          <w:lang w:val="es-MX"/>
+        </w:rPr>
+        <w:t xml:space="preserve"> o legislador injusto</w:t>
+      </w:r>
+      <w:r>
+        <w:rPr>
+          <w:rFonts w:ascii="Times New Roman" w:hAnsi="Times New Roman" w:cs="Times New Roman"/>
+          <w:lang w:val="es-MX"/>
+        </w:rPr>
+        <w:t xml:space="preserve">. Tiene que haber una salida a la falta de cumplimiento del contrato originario de la sociedad. La respuesta no puede ser la violencia, ni la creación de sociedades secretas, sino que únicamente, para Kant, puede solventarse mediante el uso público de la razón, en un horizonte de co-legislación y coacción recíproca ante la </w:t>
       </w:r>
       <w:r>
         <w:rPr>
@@ -10568,93 +10786,7 @@
           <w:lang w:val="es-MX"/>
         </w:rPr>
         <w:lastRenderedPageBreak/>
-        <w:t>razón que tiene, sin embargo, su indudable realidad (práctica); a saber, la de obligar a todo legislador a que dicte sus leyes como si pudieran haber emanado de la voluntad unidad de todo un pueblo, y a que considere a cada súbdito, en cuanto que quiere ser ciudadano, como si hubiera votado por su acuerdo con una voluntad tal. Pues ahí está la prueba de la legitimidad de toda ley pública.” (TP; 1999, p. 268)</w:t>
-      </w:r>
-    </w:p>
-    <w:p>
-      <w:pPr>
-        <w:spacing w:line="360" w:lineRule="auto"/>
-        <w:jc w:val="both"/>
-        <w:rPr>
-          <w:rFonts w:ascii="Times New Roman" w:hAnsi="Times New Roman" w:cs="Times New Roman"/>
-          <w:lang w:val="es-MX"/>
-        </w:rPr>
-      </w:pPr>
-      <w:r>
-        <w:rPr>
-          <w:rFonts w:ascii="Times New Roman" w:hAnsi="Times New Roman" w:cs="Times New Roman"/>
-          <w:lang w:val="es-MX"/>
-        </w:rPr>
-        <w:t xml:space="preserve">Por esta razón, y desde que ninguna ley debe hacer injusticia contra nadie, se entiende que es la </w:t>
-      </w:r>
-      <w:r>
-        <w:rPr>
-          <w:rFonts w:ascii="Times New Roman" w:hAnsi="Times New Roman" w:cs="Times New Roman"/>
-          <w:lang w:val="es-MX"/>
-        </w:rPr>
-        <w:t xml:space="preserve">libertad externa </w:t>
-      </w:r>
-      <w:r>
-        <w:rPr>
-          <w:rFonts w:ascii="Times New Roman" w:hAnsi="Times New Roman" w:cs="Times New Roman"/>
-          <w:lang w:val="es-MX"/>
-        </w:rPr>
-        <w:t>el parámetro fundamental para la orientación del derecho y la conformación de una constitución civil. En este sentido, Kant señala que: “la salud pública que en primer lugar se ha de tomar en consideración es aquella constitución legal que garantiza a cada uno su libertad por medio de leyes.” (TP; 1999, p. 270)</w:t>
-      </w:r>
-    </w:p>
-    <w:p>
-      <w:pPr>
-        <w:spacing w:line="360" w:lineRule="auto"/>
-        <w:jc w:val="both"/>
-        <w:rPr>
-          <w:rFonts w:ascii="Times New Roman" w:hAnsi="Times New Roman" w:cs="Times New Roman"/>
-          <w:lang w:val="es-MX"/>
-        </w:rPr>
-      </w:pPr>
-      <w:r>
-        <w:rPr>
-          <w:rFonts w:ascii="Times New Roman" w:hAnsi="Times New Roman" w:cs="Times New Roman"/>
-          <w:lang w:val="es-MX"/>
-        </w:rPr>
-        <w:t>Kant se plantea la posibilidad de que el pueblo sintiera que el soberano no ha cumplido con su parte del contrato</w:t>
-      </w:r>
-      <w:r>
-        <w:rPr>
-          <w:rFonts w:ascii="Times New Roman" w:hAnsi="Times New Roman" w:cs="Times New Roman"/>
-          <w:lang w:val="es-MX"/>
-        </w:rPr>
-        <w:t xml:space="preserve"> y no ha permitido una libertad civil, o bien, de que existiera injusticia, es decir, de que no hubiera realmente un estado de derecho. En tal caso, el ciudadano no puede alzarse en armas o intentar deponer el orden, ni al soberano.</w:t>
-      </w:r>
-    </w:p>
-    <w:p>
-      <w:pPr>
-        <w:spacing w:line="360" w:lineRule="auto"/>
-        <w:jc w:val="both"/>
-        <w:rPr>
-          <w:rFonts w:ascii="Times New Roman" w:hAnsi="Times New Roman" w:cs="Times New Roman"/>
-          <w:lang w:val="es-MX"/>
-        </w:rPr>
-      </w:pPr>
-      <w:r>
-        <w:rPr>
-          <w:rFonts w:ascii="Times New Roman" w:hAnsi="Times New Roman" w:cs="Times New Roman"/>
-          <w:lang w:val="es-MX"/>
-        </w:rPr>
-        <w:t>De esta forma, Kant señala que: “toda oposición contra el supremo poder legislativo, toda incitación a vías de hecho del descontento de los súbditos, todo levantamiento que estalle en rebelión, es el delito supremo y más punible en la república, pues destruye sus fundamentos. Y esta prohibición es incondicionada.” (TP; 1999, p. 271) Es un delito supremo, por cuanto nos retorna al estado natural, sin embargo, esto no deja impune al soberano</w:t>
-      </w:r>
-      <w:r>
-        <w:rPr>
-          <w:rFonts w:ascii="Times New Roman" w:hAnsi="Times New Roman" w:cs="Times New Roman"/>
-          <w:lang w:val="es-MX"/>
-        </w:rPr>
-        <w:t xml:space="preserve"> o legislador injusto</w:t>
-      </w:r>
-      <w:r>
-        <w:rPr>
-          <w:rFonts w:ascii="Times New Roman" w:hAnsi="Times New Roman" w:cs="Times New Roman"/>
-          <w:lang w:val="es-MX"/>
-        </w:rPr>
-        <w:t>. Tiene que haber una salida a la falta de cumplimiento del contrato originario de la sociedad. La respuesta no puede ser la violencia, ni la creación de sociedades secretas, sino que únicamente, para Kant, puede solventarse mediante el uso público de la razón, en un horizonte de co-legislación y coacción recíproca ante la ley. Para ello es necesaria la facultad de expresar ideas</w:t>
+        <w:t>ley. Para ello es necesaria la facultad de expresar ideas</w:t>
       </w:r>
       <w:r>
         <w:rPr>
@@ -10699,121 +10831,114 @@
           <w:rFonts w:ascii="Times New Roman" w:hAnsi="Times New Roman" w:cs="Times New Roman"/>
           <w:lang w:val="es-MX"/>
         </w:rPr>
-        <w:t xml:space="preserve">“Cada hombre tiene, no obstante, sus derechos inalienables, a los que no puede renunciar aunque quiera, y sobre los que él propio está facultado para juzgar; y como la injusticia, que sufre según su opinión, proviene, según aquella suposición, solo del error o del desconocimiento de ciertas consecuencias por parte del poder supremo: entonces se ha de otorgar al ciudadano, y, por cierto, con permiso del soberano mismo, la facultad de </w:t>
-      </w:r>
+        <w:t xml:space="preserve">“Cada hombre tiene, no obstante, sus derechos inalienables, a los que no puede renunciar aunque quiera, y sobre los que él propio está facultado para juzgar; y como la injusticia, que sufre según su opinión, proviene, según aquella suposición, solo del error o del desconocimiento de ciertas consecuencias por parte del poder supremo: entonces se ha de otorgar al ciudadano, y, por cierto, con permiso del soberano mismo, la facultad de dar a conocer públicamente su opinión sobre lo que le parece haber de injusto contra la república en los decretos de aquél. Pues asumir que el jefe no pueda siquiera equivocarse o desconocer algo, sería como representárselo dotado de inspiración celestial y elevado sobre lo humano. Así, pues, la libertad de pluma, mantenida entre los límites del respeto y el amor a la constitución en que se vive, en virtud del modo de pensar liberal de los súbditos, inculcado, no obstante, por aquella (por lo que las plumas se limitan unas a otras, a fin de no perder su libertad), es el único paladín de los derechos del pueblo.” (TP; 1999, p. 276) </w:t>
+      </w:r>
+      <w:r>
+        <w:rPr>
+          <w:rFonts w:ascii="Times New Roman" w:hAnsi="Times New Roman" w:cs="Times New Roman"/>
+          <w:lang w:val="es-MX"/>
+        </w:rPr>
+        <w:t>Esta prerrogativa de la independencia de cada ciudadano</w:t>
+      </w:r>
+      <w:r>
+        <w:rPr>
+          <w:rFonts w:ascii="Times New Roman" w:hAnsi="Times New Roman" w:cs="Times New Roman"/>
+          <w:lang w:val="es-MX"/>
+        </w:rPr>
+        <w:t xml:space="preserve"> para expresarse libremente en un marco de respeto y cooperación</w:t>
+      </w:r>
+      <w:r>
+        <w:rPr>
+          <w:rFonts w:ascii="Times New Roman" w:hAnsi="Times New Roman" w:cs="Times New Roman"/>
+          <w:lang w:val="es-MX"/>
+        </w:rPr>
+        <w:t xml:space="preserve"> es fundamental para el ejercicio pleno de su libertad externa. </w:t>
+      </w:r>
+    </w:p>
+    <w:p>
+      <w:pPr>
+        <w:spacing w:line="360" w:lineRule="auto"/>
+        <w:jc w:val="both"/>
+        <w:rPr>
+          <w:rFonts w:ascii="Times New Roman" w:hAnsi="Times New Roman" w:cs="Times New Roman"/>
+          <w:lang w:val="es-MX"/>
+        </w:rPr>
+      </w:pPr>
+      <w:r>
+        <w:rPr>
+          <w:rFonts w:ascii="Times New Roman" w:hAnsi="Times New Roman" w:cs="Times New Roman"/>
+          <w:lang w:val="es-MX"/>
+        </w:rPr>
+        <w:t xml:space="preserve">Kant </w:t>
+      </w:r>
+      <w:r>
+        <w:rPr>
+          <w:rFonts w:ascii="Times New Roman" w:hAnsi="Times New Roman" w:cs="Times New Roman"/>
+          <w:lang w:val="es-MX"/>
+        </w:rPr>
+        <w:t>agrega lo siguiente: “En toda república ha de haber una obediencia, sujeta al mecanismo de la constitución política según leyes coactivas (que alcanzan a todos); pero ha de haber, al mismo tiempo, un espíritu de libertad, ya que, en lo concerniente al deber universal de los hombres, tal constitución exige la persuasión racional de que tal coacción es legítima, a fin de no incurrir en contradicción consigo misma. La obediencia, sin este espíritu, es la causa originaria de todas las sociedades secretas.” (TP; 1999, p. 278)</w:t>
+      </w:r>
+      <w:r>
+        <w:rPr>
+          <w:rFonts w:ascii="Times New Roman" w:hAnsi="Times New Roman" w:cs="Times New Roman"/>
+          <w:lang w:val="es-MX"/>
+        </w:rPr>
+        <w:t xml:space="preserve"> Mientras el despotismo impone leyes y decretos por la fuerza, el concepto de república supone un horizonte de “persuasión racional”. En Kant, la fuerza de la razón y la palabra se sobrepone al imperio de la espada. </w:t>
+      </w:r>
+    </w:p>
+    <w:p>
+      <w:pPr>
+        <w:spacing w:line="360" w:lineRule="auto"/>
+        <w:jc w:val="both"/>
+        <w:rPr>
+          <w:rFonts w:ascii="Times New Roman" w:hAnsi="Times New Roman" w:cs="Times New Roman"/>
+          <w:lang w:val="es-MX"/>
+        </w:rPr>
+      </w:pPr>
+      <w:r>
+        <w:rPr>
+          <w:rFonts w:ascii="Times New Roman" w:hAnsi="Times New Roman" w:cs="Times New Roman"/>
+          <w:lang w:val="es-MX"/>
+        </w:rPr>
+        <w:t>Si no se puede incurrir en rebeldía, ni en sociedades secretas, por lo tanto, la salida ante la posible injusticia en el mantenimiento del contrato originario, es deliberativa, racional y pacífica.</w:t>
+      </w:r>
+      <w:r>
+        <w:rPr>
+          <w:rFonts w:ascii="Times New Roman" w:hAnsi="Times New Roman" w:cs="Times New Roman"/>
+          <w:lang w:val="es-MX"/>
+        </w:rPr>
+        <w:t xml:space="preserve"> Esto presupone la libertad pública de expresión y especialmente, necesita de la facultad de los ciudadanos para ajustar el entramado que establece tanto el sentido de la voluntad general, como </w:t>
+      </w:r>
+      <w:r>
+        <w:rPr>
+          <w:rFonts w:ascii="Times New Roman" w:hAnsi="Times New Roman" w:cs="Times New Roman"/>
+          <w:lang w:val="es-MX"/>
+        </w:rPr>
+        <w:t xml:space="preserve">el </w:t>
+      </w:r>
+      <w:r>
+        <w:rPr>
+          <w:rFonts w:ascii="Times New Roman" w:hAnsi="Times New Roman" w:cs="Times New Roman"/>
+          <w:lang w:val="es-MX"/>
+        </w:rPr>
+        <w:t xml:space="preserve">de sus leyes de acuerdo a ésta. </w:t>
+      </w:r>
+    </w:p>
+    <w:p>
+      <w:pPr>
+        <w:spacing w:line="360" w:lineRule="auto"/>
+        <w:jc w:val="both"/>
+        <w:rPr>
+          <w:rFonts w:ascii="Times New Roman" w:hAnsi="Times New Roman" w:cs="Times New Roman"/>
+          <w:lang w:val="es-MX"/>
+        </w:rPr>
+      </w:pPr>
       <w:r>
         <w:rPr>
           <w:rFonts w:ascii="Times New Roman" w:hAnsi="Times New Roman" w:cs="Times New Roman"/>
           <w:lang w:val="es-MX"/>
         </w:rPr>
         <w:lastRenderedPageBreak/>
-        <w:t xml:space="preserve">dar a conocer públicamente su opinión sobre lo que le parece haber de injusto contra la república en los decretos de aquél. Pues asumir que el jefe no pueda siquiera equivocarse o desconocer algo, sería como representárselo dotado de inspiración celestial y elevado sobre lo humano. Así, pues, la libertad de pluma, mantenida entre los límites del respeto y el amor a la constitución en que se vive, en virtud del modo de pensar liberal de los súbditos, inculcado, no obstante, por aquella (por lo que las plumas se limitan unas a otras, a fin de no perder su libertad), es el único paladín de los derechos del pueblo.” (TP; 1999, p. 276) </w:t>
-      </w:r>
-      <w:r>
-        <w:rPr>
-          <w:rFonts w:ascii="Times New Roman" w:hAnsi="Times New Roman" w:cs="Times New Roman"/>
-          <w:lang w:val="es-MX"/>
-        </w:rPr>
-        <w:t>Esta prerrogativa de la independencia de cada ciudadano</w:t>
-      </w:r>
-      <w:r>
-        <w:rPr>
-          <w:rFonts w:ascii="Times New Roman" w:hAnsi="Times New Roman" w:cs="Times New Roman"/>
-          <w:lang w:val="es-MX"/>
-        </w:rPr>
-        <w:t xml:space="preserve"> para expresarse libremente en un marco de respeto y cooperación</w:t>
-      </w:r>
-      <w:r>
-        <w:rPr>
-          <w:rFonts w:ascii="Times New Roman" w:hAnsi="Times New Roman" w:cs="Times New Roman"/>
-          <w:lang w:val="es-MX"/>
-        </w:rPr>
-        <w:t xml:space="preserve"> es fundamental para el ejercicio pleno de su libertad externa. </w:t>
-      </w:r>
-    </w:p>
-    <w:p>
-      <w:pPr>
-        <w:spacing w:line="360" w:lineRule="auto"/>
-        <w:jc w:val="both"/>
-        <w:rPr>
-          <w:rFonts w:ascii="Times New Roman" w:hAnsi="Times New Roman" w:cs="Times New Roman"/>
-          <w:lang w:val="es-MX"/>
-        </w:rPr>
-      </w:pPr>
-      <w:r>
-        <w:rPr>
-          <w:rFonts w:ascii="Times New Roman" w:hAnsi="Times New Roman" w:cs="Times New Roman"/>
-          <w:lang w:val="es-MX"/>
-        </w:rPr>
-        <w:t xml:space="preserve">Kant </w:t>
-      </w:r>
-      <w:r>
-        <w:rPr>
-          <w:rFonts w:ascii="Times New Roman" w:hAnsi="Times New Roman" w:cs="Times New Roman"/>
-          <w:lang w:val="es-MX"/>
-        </w:rPr>
-        <w:t>agrega lo siguiente: “En toda república ha de haber una obediencia, sujeta al mecanismo de la constitución política según leyes coactivas (que alcanzan a todos); pero ha de haber, al mismo tiempo, un espíritu de libertad, ya que, en lo concerniente al deber universal de los hombres, tal constitución exige la persuasión racional de que tal coacción es legítima, a fin de no incurrir en contradicción consigo misma. La obediencia, sin este espíritu, es la causa originaria de todas las sociedades secretas.” (TP; 1999, p. 278)</w:t>
-      </w:r>
-      <w:r>
-        <w:rPr>
-          <w:rFonts w:ascii="Times New Roman" w:hAnsi="Times New Roman" w:cs="Times New Roman"/>
-          <w:lang w:val="es-MX"/>
-        </w:rPr>
-        <w:t xml:space="preserve"> Mientras el despotismo impone leyes y decretos por la fuerza, el concepto de república supone un horizonte de “persuasión racional”. En Kant, la fuerza de la razón y la palabra se sobrepone al imperio de la espada. </w:t>
-      </w:r>
-    </w:p>
-    <w:p>
-      <w:pPr>
-        <w:spacing w:line="360" w:lineRule="auto"/>
-        <w:jc w:val="both"/>
-        <w:rPr>
-          <w:rFonts w:ascii="Times New Roman" w:hAnsi="Times New Roman" w:cs="Times New Roman"/>
-          <w:lang w:val="es-MX"/>
-        </w:rPr>
-      </w:pPr>
-      <w:r>
-        <w:rPr>
-          <w:rFonts w:ascii="Times New Roman" w:hAnsi="Times New Roman" w:cs="Times New Roman"/>
-          <w:lang w:val="es-MX"/>
-        </w:rPr>
-        <w:t>Si no se puede incurrir en rebeldía, ni en sociedades secretas, por lo tanto, la salida ante la posible injusticia en el mantenimiento del contrato originario, es deliberativa, racional y pacífica.</w:t>
-      </w:r>
-      <w:r>
-        <w:rPr>
-          <w:rFonts w:ascii="Times New Roman" w:hAnsi="Times New Roman" w:cs="Times New Roman"/>
-          <w:lang w:val="es-MX"/>
-        </w:rPr>
-        <w:t xml:space="preserve"> Esto presupone la libertad pública de expresión y especialmente, necesita de la facultad de los ciudadanos para ajustar el entramado que establece tanto el sentido de la voluntad general, como </w:t>
-      </w:r>
-      <w:r>
-        <w:rPr>
-          <w:rFonts w:ascii="Times New Roman" w:hAnsi="Times New Roman" w:cs="Times New Roman"/>
-          <w:lang w:val="es-MX"/>
-        </w:rPr>
-        <w:t xml:space="preserve">el </w:t>
-      </w:r>
-      <w:r>
-        <w:rPr>
-          <w:rFonts w:ascii="Times New Roman" w:hAnsi="Times New Roman" w:cs="Times New Roman"/>
-          <w:lang w:val="es-MX"/>
-        </w:rPr>
-        <w:t xml:space="preserve">de sus leyes de acuerdo a ésta. </w:t>
-      </w:r>
-    </w:p>
-    <w:p>
-      <w:pPr>
-        <w:spacing w:line="360" w:lineRule="auto"/>
-        <w:jc w:val="both"/>
-        <w:rPr>
-          <w:rFonts w:ascii="Times New Roman" w:hAnsi="Times New Roman" w:cs="Times New Roman"/>
-          <w:lang w:val="es-MX"/>
-        </w:rPr>
-      </w:pPr>
-      <w:r>
-        <w:rPr>
-          <w:rFonts w:ascii="Times New Roman" w:hAnsi="Times New Roman" w:cs="Times New Roman"/>
-          <w:lang w:val="es-MX"/>
-        </w:rPr>
         <w:t xml:space="preserve">Por todo lo revisado, se puede decir que la libertad externa considera un horizonte que solo puede ser republicano, </w:t>
       </w:r>
       <w:r>
@@ -10936,15 +11061,7 @@
           <w:rFonts w:ascii="Times New Roman" w:hAnsi="Times New Roman" w:cs="Times New Roman"/>
           <w:lang w:val="es-MX"/>
         </w:rPr>
-        <w:t xml:space="preserve">la </w:t>
-      </w:r>
-      <w:r>
-        <w:rPr>
-          <w:rFonts w:ascii="Times New Roman" w:hAnsi="Times New Roman" w:cs="Times New Roman"/>
-          <w:lang w:val="es-MX"/>
-        </w:rPr>
-        <w:lastRenderedPageBreak/>
-        <w:t xml:space="preserve">independencia de cada </w:t>
+        <w:t xml:space="preserve">la independencia de cada </w:t>
       </w:r>
       <w:r>
         <w:rPr>
@@ -11251,7 +11368,15 @@
           <w:rFonts w:ascii="Times New Roman" w:hAnsi="Times New Roman" w:cs="Times New Roman"/>
           <w:lang w:val="es-MX"/>
         </w:rPr>
-        <w:t xml:space="preserve"> Si estas relaciones son marcadas por la violencia, se entiende un estado natural internacional, pero si las relaciones internacionales se ajustan a un derecho universal, luego, podemos considerar que e</w:t>
+        <w:t xml:space="preserve"> Si estas relaciones son marcadas por la violencia, se </w:t>
+      </w:r>
+      <w:r>
+        <w:rPr>
+          <w:rFonts w:ascii="Times New Roman" w:hAnsi="Times New Roman" w:cs="Times New Roman"/>
+          <w:lang w:val="es-MX"/>
+        </w:rPr>
+        <w:lastRenderedPageBreak/>
+        <w:t>entiende un estado natural internacional, pero si las relaciones internacionales se ajustan a un derecho universal, luego, podemos considerar que e</w:t>
       </w:r>
       <w:r>
         <w:rPr>
@@ -11303,15 +11428,7 @@
           <w:rFonts w:ascii="Times New Roman" w:hAnsi="Times New Roman" w:cs="Times New Roman"/>
           <w:lang w:val="es-MX"/>
         </w:rPr>
-        <w:t xml:space="preserve">as bases para un encuentro razonable entre estados. Señala que las relaciones deben ser honestas, reconociendo el carácter plenamente soberano de cada Estado, no basando su diálogo en el poder militar, ni en el </w:t>
-      </w:r>
-      <w:r>
-        <w:rPr>
-          <w:rFonts w:ascii="Times New Roman" w:hAnsi="Times New Roman" w:cs="Times New Roman"/>
-          <w:lang w:val="es-MX"/>
-        </w:rPr>
-        <w:lastRenderedPageBreak/>
-        <w:t xml:space="preserve">económico, respetando en cada Estado su independencia, y evitando absolutamente cualquier práctica de perfidia. </w:t>
+        <w:t xml:space="preserve">as bases para un encuentro razonable entre estados. Señala que las relaciones deben ser honestas, reconociendo el carácter plenamente soberano de cada Estado, no basando su diálogo en el poder militar, ni en el económico, respetando en cada Estado su independencia, y evitando absolutamente cualquier práctica de perfidia. </w:t>
       </w:r>
     </w:p>
     <w:p>
@@ -11714,7 +11831,15 @@
           <w:rFonts w:ascii="Times New Roman" w:hAnsi="Times New Roman" w:cs="Times New Roman"/>
           <w:lang w:val="es-MX"/>
         </w:rPr>
-        <w:t xml:space="preserve"> promulgada</w:t>
+        <w:t xml:space="preserve"> </w:t>
+      </w:r>
+      <w:r>
+        <w:rPr>
+          <w:rFonts w:ascii="Times New Roman" w:hAnsi="Times New Roman" w:cs="Times New Roman"/>
+          <w:lang w:val="es-MX"/>
+        </w:rPr>
+        <w:lastRenderedPageBreak/>
+        <w:t>promulgada</w:t>
       </w:r>
       <w:r>
         <w:rPr>
@@ -11780,15 +11905,7 @@
           <w:rFonts w:ascii="Times New Roman" w:hAnsi="Times New Roman" w:cs="Times New Roman"/>
           <w:lang w:val="es-MX"/>
         </w:rPr>
-        <w:t xml:space="preserve">, se ve representada por el consentimiento no solo porque brinda la prerrogativa a cada ciudadano de someter a su propia razón el sentido de la ley, sino que, además, se entiende que los involucrados en el </w:t>
-      </w:r>
-      <w:r>
-        <w:rPr>
-          <w:rFonts w:ascii="Times New Roman" w:hAnsi="Times New Roman" w:cs="Times New Roman"/>
-          <w:lang w:val="es-MX"/>
-        </w:rPr>
-        <w:lastRenderedPageBreak/>
-        <w:t xml:space="preserve">marco de esas mismas leyes, son los ciudadanos </w:t>
+        <w:t xml:space="preserve">, se ve representada por el consentimiento no solo porque brinda la prerrogativa a cada ciudadano de someter a su propia razón el sentido de la ley, sino que, además, se entiende que los involucrados en el marco de esas mismas leyes, son los ciudadanos </w:t>
       </w:r>
       <w:r>
         <w:rPr>
@@ -11997,6 +12114,7 @@
           <w:rFonts w:ascii="Times New Roman" w:hAnsi="Times New Roman" w:cs="Times New Roman"/>
           <w:lang w:val="es-MX"/>
         </w:rPr>
+        <w:lastRenderedPageBreak/>
         <w:t>orden republicano</w:t>
       </w:r>
       <w:r>
@@ -12011,15 +12129,7 @@
           <w:rFonts w:ascii="Times New Roman" w:hAnsi="Times New Roman" w:cs="Times New Roman"/>
           <w:lang w:val="es-MX"/>
         </w:rPr>
-        <w:t xml:space="preserve">es una condición previa formal para cualquier realización práctica. La libertad externa es jurídica por cuanto se da en el horizonte de la sociedad civil de un estado de derecho. Es, además, civil, por cuanto supone un balance de razones públicas de ciudadanos activos e independientes, para concretar la integración de una voluntad integral y unificada, mediante el ejercicio de la co-legislación. Finalmente, la libertad exterior se puede entender también como una política, por cuanto involucra el </w:t>
-      </w:r>
-      <w:r>
-        <w:rPr>
-          <w:rFonts w:ascii="Times New Roman" w:hAnsi="Times New Roman" w:cs="Times New Roman"/>
-          <w:lang w:val="es-MX"/>
-        </w:rPr>
-        <w:lastRenderedPageBreak/>
-        <w:t>libre consentimiento del ciudadano para legitimar toda ley que no corresponda a voluntad particulares, sino al interés de los asuntos públicos.</w:t>
+        <w:t>es una condición previa formal para cualquier realización práctica. La libertad externa es jurídica por cuanto se da en el horizonte de la sociedad civil de un estado de derecho. Es, además, civil, por cuanto supone un balance de razones públicas de ciudadanos activos e independientes, para concretar la integración de una voluntad integral y unificada, mediante el ejercicio de la co-legislación. Finalmente, la libertad exterior se puede entender también como una política, por cuanto involucra el libre consentimiento del ciudadano para legitimar toda ley que no corresponda a voluntad particulares, sino al interés de los asuntos públicos.</w:t>
       </w:r>
     </w:p>
     <w:p>
@@ -12984,21 +13094,7 @@
           <w:rFonts w:ascii="Times New Roman" w:hAnsi="Times New Roman" w:cs="Times New Roman"/>
         </w:rPr>
         <w:lastRenderedPageBreak/>
-        <w:t xml:space="preserve">liberalismo crítico fue desarrollado desde la teoría crítica, sacando ideas de Marx, Weber, Adorno y Horkheimer, entre otros. Para ellos, el liberalismo crítico agrega la idea de estado de derecho, lo que </w:t>
-      </w:r>
-      <w:proofErr w:type="gramStart"/>
-      <w:r>
-        <w:rPr>
-          <w:rFonts w:ascii="Times New Roman" w:hAnsi="Times New Roman" w:cs="Times New Roman"/>
-        </w:rPr>
-        <w:t>les</w:t>
-      </w:r>
-      <w:proofErr w:type="gramEnd"/>
-      <w:r>
-        <w:rPr>
-          <w:rFonts w:ascii="Times New Roman" w:hAnsi="Times New Roman" w:cs="Times New Roman"/>
-        </w:rPr>
-        <w:t xml:space="preserve"> vincula a la filosofía política de Kant.</w:t>
+        <w:t>liberalismo crítico fue desarrollado desde la teoría crítica, sacando ideas de Marx, Weber, Adorno y Horkheimer, entre otros. Para ellos, el liberalismo crítico agrega la idea de estado de derecho, lo que les vincula a la filosofía política de Kant.</w:t>
       </w:r>
       <w:r>
         <w:rPr>
@@ -14280,21 +14376,7 @@
         <w:rPr>
           <w:rFonts w:ascii="Times New Roman" w:hAnsi="Times New Roman" w:cs="Times New Roman"/>
         </w:rPr>
-        <w:t xml:space="preserve"> Esto relaciona los actos de la libertad exterior con las máximas o principios que gobiernan los actos razonados, </w:t>
-      </w:r>
-      <w:proofErr w:type="gramStart"/>
-      <w:r>
-        <w:rPr>
-          <w:rFonts w:ascii="Times New Roman" w:hAnsi="Times New Roman" w:cs="Times New Roman"/>
-        </w:rPr>
-        <w:t>y</w:t>
-      </w:r>
-      <w:proofErr w:type="gramEnd"/>
-      <w:r>
-        <w:rPr>
-          <w:rFonts w:ascii="Times New Roman" w:hAnsi="Times New Roman" w:cs="Times New Roman"/>
-        </w:rPr>
-        <w:t xml:space="preserve"> por lo tanto, libres.</w:t>
+        <w:t xml:space="preserve"> Esto relaciona los actos de la libertad exterior con las máximas o principios que gobiernan los actos razonados, y por lo tanto, libres.</w:t>
       </w:r>
     </w:p>
     <w:p>
@@ -15618,6 +15700,135 @@
         </w:rPr>
         <w:lastRenderedPageBreak/>
         <w:t>Capítulo 3: La doctrina del derecho y la libertad exterior desde A. Ripstein</w:t>
+      </w:r>
+    </w:p>
+    <w:p>
+      <w:pPr>
+        <w:spacing w:line="360" w:lineRule="auto"/>
+        <w:jc w:val="both"/>
+        <w:rPr>
+          <w:rFonts w:ascii="Times New Roman" w:hAnsi="Times New Roman" w:cs="Times New Roman"/>
+          <w:lang w:val="es-MX"/>
+        </w:rPr>
+      </w:pPr>
+    </w:p>
+    <w:p>
+      <w:pPr>
+        <w:spacing w:line="360" w:lineRule="auto"/>
+        <w:jc w:val="both"/>
+        <w:rPr>
+          <w:rFonts w:ascii="Times New Roman" w:hAnsi="Times New Roman" w:cs="Times New Roman"/>
+          <w:lang w:val="es-MX"/>
+        </w:rPr>
+      </w:pPr>
+      <w:r>
+        <w:rPr>
+          <w:rFonts w:ascii="Times New Roman" w:hAnsi="Times New Roman" w:cs="Times New Roman"/>
+          <w:lang w:val="es-MX"/>
+        </w:rPr>
+        <w:t xml:space="preserve">Ripstein repite la importancia de entender el derecho como algo que posibilita pensar en la persona como señor/a de sí mismo/a. </w:t>
+      </w:r>
+    </w:p>
+    <w:p>
+      <w:pPr>
+        <w:spacing w:line="360" w:lineRule="auto"/>
+        <w:jc w:val="both"/>
+        <w:rPr>
+          <w:rFonts w:ascii="Times New Roman" w:hAnsi="Times New Roman" w:cs="Times New Roman"/>
+          <w:lang w:val="es-MX"/>
+        </w:rPr>
+      </w:pPr>
+      <w:r>
+        <w:rPr>
+          <w:rFonts w:ascii="Times New Roman" w:hAnsi="Times New Roman" w:cs="Times New Roman"/>
+          <w:lang w:val="es-MX"/>
+        </w:rPr>
+        <w:t>Explica la transición del derecho privado al público.</w:t>
+      </w:r>
+    </w:p>
+    <w:p>
+      <w:pPr>
+        <w:spacing w:line="360" w:lineRule="auto"/>
+        <w:jc w:val="both"/>
+        <w:rPr>
+          <w:rFonts w:ascii="Times New Roman" w:hAnsi="Times New Roman" w:cs="Times New Roman"/>
+          <w:lang w:val="es-MX"/>
+        </w:rPr>
+      </w:pPr>
+      <w:r>
+        <w:rPr>
+          <w:rFonts w:ascii="Times New Roman" w:hAnsi="Times New Roman" w:cs="Times New Roman"/>
+          <w:lang w:val="es-MX"/>
+        </w:rPr>
+        <w:t xml:space="preserve">Detalla el papel de la fuerza y capacidad de coerción, en un horizonte de estado de derecho, en donde la libertad no desparece. </w:t>
+      </w:r>
+    </w:p>
+    <w:p>
+      <w:pPr>
+        <w:spacing w:line="360" w:lineRule="auto"/>
+        <w:jc w:val="both"/>
+        <w:rPr>
+          <w:rFonts w:ascii="Times New Roman" w:hAnsi="Times New Roman" w:cs="Times New Roman"/>
+          <w:lang w:val="es-MX"/>
+        </w:rPr>
+      </w:pPr>
+      <w:r>
+        <w:rPr>
+          <w:rFonts w:ascii="Times New Roman" w:hAnsi="Times New Roman" w:cs="Times New Roman"/>
+          <w:lang w:val="es-MX"/>
+        </w:rPr>
+        <w:t>Especifica el derecho innato a la libertad, en cuanto independencia para ser señor de uno mismo, de acuerdo al principio universal del derecho</w:t>
+      </w:r>
+    </w:p>
+    <w:p>
+      <w:pPr>
+        <w:spacing w:line="360" w:lineRule="auto"/>
+        <w:jc w:val="both"/>
+        <w:rPr>
+          <w:rFonts w:ascii="Times New Roman" w:hAnsi="Times New Roman" w:cs="Times New Roman"/>
+          <w:lang w:val="es-MX"/>
+        </w:rPr>
+      </w:pPr>
+      <w:r>
+        <w:rPr>
+          <w:rFonts w:ascii="Times New Roman" w:hAnsi="Times New Roman" w:cs="Times New Roman"/>
+          <w:lang w:val="es-MX"/>
+        </w:rPr>
+        <w:t xml:space="preserve">Luego desarrolla los derechos adquiridos, estableciendo una extensión del principio universal del derecho con la idea de propiedad, contrato y estatus, los cuales extienden la soberanía respecto del propio cuerpo hacia otros objetos externos y así se permite el despliegue de la libertad externa. Esto representa un tránsito del derecho innato al derecho privado. Con la concepción de propiedad se otorgan derechos sobre una cosa a una persona, limitando el derecho de todos los demás para el uso y disposición de tal cosa por su propietario; esto extiende el sentido en que cada quien, en cuanto señor de uno mismo, puede establecer y perseguir sus propios fines. </w:t>
+      </w:r>
+    </w:p>
+    <w:p>
+      <w:pPr>
+        <w:spacing w:line="360" w:lineRule="auto"/>
+        <w:jc w:val="both"/>
+        <w:rPr>
+          <w:rFonts w:ascii="Times New Roman" w:hAnsi="Times New Roman" w:cs="Times New Roman"/>
+          <w:lang w:val="es-MX"/>
+        </w:rPr>
+      </w:pPr>
+      <w:r>
+        <w:rPr>
+          <w:rFonts w:ascii="Times New Roman" w:hAnsi="Times New Roman" w:cs="Times New Roman"/>
+          <w:lang w:val="es-MX"/>
+        </w:rPr>
+        <w:t xml:space="preserve">Desarrolla tres conceptos más allá del derecho innato, como parte de los derechos adquiridos, propiedad, contrato y status. Lo fundamental, a la luz del respeto de la libertad entendida como independencia y la capacidad para establecer y perseguir los propios intereses, en un sistema de libertades equitativas, se encuentra en el consentimiento. El consentimiento en la posesión de propiedad y en los contratos se vuelve fundamental, a la luz de la libertad entendida como la autodeterminación. Esto supone una conexión entre el derecho privado y el derecho público. </w:t>
+      </w:r>
+    </w:p>
+    <w:p>
+      <w:pPr>
+        <w:spacing w:line="360" w:lineRule="auto"/>
+        <w:jc w:val="both"/>
+        <w:rPr>
+          <w:rFonts w:ascii="Times New Roman" w:hAnsi="Times New Roman" w:cs="Times New Roman"/>
+          <w:lang w:val="es-MX"/>
+        </w:rPr>
+      </w:pPr>
+      <w:r>
+        <w:rPr>
+          <w:rFonts w:ascii="Times New Roman" w:hAnsi="Times New Roman" w:cs="Times New Roman"/>
+          <w:lang w:val="es-MX"/>
+        </w:rPr>
+        <w:t xml:space="preserve">Luego se plantean tres problemas del estado natural, que el derecho privado tiene, por lo que es necesario un derecho público que pueda obligar a todos y hacer cumplir la ley por igual. </w:t>
       </w:r>
     </w:p>
     <w:p>

--- a/DigSite/New Arcaism/uarm 2026 a/La libertad exterior en el republicanismo de Kant v2.docx
+++ b/DigSite/New Arcaism/uarm 2026 a/La libertad exterior en el republicanismo de Kant v2.docx
@@ -650,21 +650,31 @@
           <w:rFonts w:ascii="Times New Roman" w:hAnsi="Times New Roman" w:cs="Times New Roman"/>
           <w:lang w:val="es-MX"/>
         </w:rPr>
-        <w:t xml:space="preserve"> Es importante pensar en esta distinción como un recurso retórico y no como un esquema que limita exclusivamente el ámbito de uno, en el espectro del otro. Lo interior y exterior de la libertad están relacionados en la unidad de la moralidad y la legalidad. </w:t>
-      </w:r>
-      <w:r>
-        <w:rPr>
-          <w:rFonts w:ascii="Times New Roman" w:hAnsi="Times New Roman" w:cs="Times New Roman"/>
-          <w:lang w:val="es-MX"/>
-        </w:rPr>
-        <w:t xml:space="preserve"> </w:t>
-      </w:r>
-      <w:r>
-        <w:rPr>
-          <w:rFonts w:ascii="Times New Roman" w:hAnsi="Times New Roman" w:cs="Times New Roman"/>
-          <w:lang w:val="es-MX"/>
-        </w:rPr>
-        <w:t>La libertad interior</w:t>
+        <w:t xml:space="preserve"> En general, la libertad, desde el pensamiento de Kant se asocia a la autonomía. De esta forma, la libertad interna alude a la autonomía moral y la libertad externa apunta a la autonomía jurídica, que se orienta a las ideas de la co-legislación y el consentimiento. </w:t>
+      </w:r>
+    </w:p>
+    <w:p>
+      <w:pPr>
+        <w:spacing w:line="360" w:lineRule="auto"/>
+        <w:jc w:val="both"/>
+        <w:rPr>
+          <w:rFonts w:ascii="Times New Roman" w:hAnsi="Times New Roman" w:cs="Times New Roman"/>
+          <w:lang w:val="es-MX"/>
+        </w:rPr>
+      </w:pPr>
+      <w:r>
+        <w:rPr>
+          <w:rFonts w:ascii="Times New Roman" w:hAnsi="Times New Roman" w:cs="Times New Roman"/>
+          <w:lang w:val="es-MX"/>
+        </w:rPr>
+        <w:t>L</w:t>
+      </w:r>
+      <w:r>
+        <w:rPr>
+          <w:rFonts w:ascii="Times New Roman" w:hAnsi="Times New Roman" w:cs="Times New Roman"/>
+          <w:lang w:val="es-MX"/>
+        </w:rPr>
+        <w:t>a libertad interior</w:t>
       </w:r>
       <w:r>
         <w:rPr>
@@ -850,14 +860,38 @@
           <w:lang w:val="es-MX"/>
         </w:rPr>
         <w:lastRenderedPageBreak/>
-        <w:t xml:space="preserve">se da en sociedad, especialmente en una civil. </w:t>
-      </w:r>
-      <w:r>
-        <w:rPr>
-          <w:rFonts w:ascii="Times New Roman" w:hAnsi="Times New Roman" w:cs="Times New Roman"/>
-          <w:lang w:val="es-MX"/>
-        </w:rPr>
-        <w:t>Para el pensamiento político de Kant, es fundamental esta última</w:t>
+        <w:t>se da en sociedad, especialmente en una civil</w:t>
+      </w:r>
+      <w:r>
+        <w:rPr>
+          <w:rFonts w:ascii="Times New Roman" w:hAnsi="Times New Roman" w:cs="Times New Roman"/>
+          <w:lang w:val="es-MX"/>
+        </w:rPr>
+        <w:t xml:space="preserve">, por lo que se alude a la autonomía jurídica de acuerdo al principio universal del derecho, el cual establece los límites recíprocos entre las libertades individuales. </w:t>
+      </w:r>
+    </w:p>
+    <w:p>
+      <w:pPr>
+        <w:spacing w:line="360" w:lineRule="auto"/>
+        <w:jc w:val="both"/>
+        <w:rPr>
+          <w:rFonts w:ascii="Times New Roman" w:hAnsi="Times New Roman" w:cs="Times New Roman"/>
+          <w:lang w:val="es-MX"/>
+        </w:rPr>
+      </w:pPr>
+      <w:r>
+        <w:rPr>
+          <w:rFonts w:ascii="Times New Roman" w:hAnsi="Times New Roman" w:cs="Times New Roman"/>
+          <w:lang w:val="es-MX"/>
+        </w:rPr>
+        <w:t xml:space="preserve">En el marco del </w:t>
+      </w:r>
+      <w:r>
+        <w:rPr>
+          <w:rFonts w:ascii="Times New Roman" w:hAnsi="Times New Roman" w:cs="Times New Roman"/>
+          <w:lang w:val="es-MX"/>
+        </w:rPr>
+        <w:t>pensamiento político de Kant, es fundamental esta última</w:t>
       </w:r>
       <w:r>
         <w:rPr>
@@ -1337,6 +1371,7 @@
           <w:rFonts w:ascii="Times New Roman" w:hAnsi="Times New Roman" w:cs="Times New Roman"/>
           <w:lang w:val="es-MX"/>
         </w:rPr>
+        <w:lastRenderedPageBreak/>
         <w:t xml:space="preserve">La relación entre las leyes morales que se formula el arbitrio, de un lado, con las facultades del alma, de otro, se da específicamente el ámbito interior. Kant parte desde </w:t>
       </w:r>
       <w:r>
@@ -1344,15 +1379,7 @@
           <w:rFonts w:ascii="Times New Roman" w:hAnsi="Times New Roman" w:cs="Times New Roman"/>
           <w:lang w:val="es-MX"/>
         </w:rPr>
-        <w:t xml:space="preserve">el </w:t>
-      </w:r>
-      <w:r>
-        <w:rPr>
-          <w:rFonts w:ascii="Times New Roman" w:hAnsi="Times New Roman" w:cs="Times New Roman"/>
-          <w:lang w:val="es-MX"/>
-        </w:rPr>
-        <w:lastRenderedPageBreak/>
-        <w:t>impulso más básico</w:t>
+        <w:t>el impulso más básico</w:t>
       </w:r>
       <w:r>
         <w:rPr>
@@ -12174,35 +12201,8 @@
           <w:rFonts w:ascii="Times New Roman" w:hAnsi="Times New Roman" w:cs="Times New Roman"/>
           <w:lang w:val="es-MX"/>
         </w:rPr>
-        <w:t>.</w:t>
-      </w:r>
-    </w:p>
-    <w:p>
-      <w:pPr>
-        <w:spacing w:line="360" w:lineRule="auto"/>
-        <w:jc w:val="both"/>
-        <w:rPr>
-          <w:rFonts w:ascii="Times New Roman" w:hAnsi="Times New Roman" w:cs="Times New Roman"/>
-          <w:lang w:val="es-MX"/>
-        </w:rPr>
-      </w:pPr>
-      <w:r>
-        <w:rPr>
-          <w:rFonts w:ascii="Times New Roman" w:hAnsi="Times New Roman" w:cs="Times New Roman"/>
-          <w:lang w:val="es-MX"/>
-        </w:rPr>
-        <w:t xml:space="preserve">Para evaluar el lugar (ya tenuemente esbozado) de la libertad exterior en el marco de la propuesta republicana de Kant, hace falta especificar un poco más ésta última. En el siguiente capítulo, por lo tanto, el objeto será desarrollar un sintético y comprehensivo marco de las ideas republicanas de Kant. </w:t>
-      </w:r>
-    </w:p>
-    <w:p>
-      <w:pPr>
-        <w:spacing w:line="360" w:lineRule="auto"/>
-        <w:jc w:val="both"/>
-        <w:rPr>
-          <w:rFonts w:ascii="Times New Roman" w:hAnsi="Times New Roman" w:cs="Times New Roman"/>
-          <w:lang w:val="es-MX"/>
-        </w:rPr>
-      </w:pPr>
+        <w:t xml:space="preserve">, además del jurídico. </w:t>
+      </w:r>
     </w:p>
     <w:bookmarkEnd w:id="0"/>
     <w:p>
@@ -13094,7 +13094,21 @@
           <w:rFonts w:ascii="Times New Roman" w:hAnsi="Times New Roman" w:cs="Times New Roman"/>
         </w:rPr>
         <w:lastRenderedPageBreak/>
-        <w:t>liberalismo crítico fue desarrollado desde la teoría crítica, sacando ideas de Marx, Weber, Adorno y Horkheimer, entre otros. Para ellos, el liberalismo crítico agrega la idea de estado de derecho, lo que les vincula a la filosofía política de Kant.</w:t>
+        <w:t xml:space="preserve">liberalismo crítico fue desarrollado desde la teoría crítica, sacando ideas de Marx, Weber, Adorno y Horkheimer, entre otros. Para ellos, el liberalismo crítico agrega la idea de estado de derecho, lo que </w:t>
+      </w:r>
+      <w:proofErr w:type="gramStart"/>
+      <w:r>
+        <w:rPr>
+          <w:rFonts w:ascii="Times New Roman" w:hAnsi="Times New Roman" w:cs="Times New Roman"/>
+        </w:rPr>
+        <w:t>les</w:t>
+      </w:r>
+      <w:proofErr w:type="gramEnd"/>
+      <w:r>
+        <w:rPr>
+          <w:rFonts w:ascii="Times New Roman" w:hAnsi="Times New Roman" w:cs="Times New Roman"/>
+        </w:rPr>
+        <w:t xml:space="preserve"> vincula a la filosofía política de Kant.</w:t>
       </w:r>
       <w:r>
         <w:rPr>
@@ -14376,7 +14390,21 @@
         <w:rPr>
           <w:rFonts w:ascii="Times New Roman" w:hAnsi="Times New Roman" w:cs="Times New Roman"/>
         </w:rPr>
-        <w:t xml:space="preserve"> Esto relaciona los actos de la libertad exterior con las máximas o principios que gobiernan los actos razonados, y por lo tanto, libres.</w:t>
+        <w:t xml:space="preserve"> Esto relaciona los actos de la libertad exterior con las máximas o principios que gobiernan los actos razonados, </w:t>
+      </w:r>
+      <w:proofErr w:type="gramStart"/>
+      <w:r>
+        <w:rPr>
+          <w:rFonts w:ascii="Times New Roman" w:hAnsi="Times New Roman" w:cs="Times New Roman"/>
+        </w:rPr>
+        <w:t>y</w:t>
+      </w:r>
+      <w:proofErr w:type="gramEnd"/>
+      <w:r>
+        <w:rPr>
+          <w:rFonts w:ascii="Times New Roman" w:hAnsi="Times New Roman" w:cs="Times New Roman"/>
+        </w:rPr>
+        <w:t xml:space="preserve"> por lo tanto, libres.</w:t>
       </w:r>
     </w:p>
     <w:p>

--- a/DigSite/New Arcaism/uarm 2026 a/La libertad exterior en el republicanismo de Kant v2.docx
+++ b/DigSite/New Arcaism/uarm 2026 a/La libertad exterior en el republicanismo de Kant v2.docx
@@ -287,6 +287,26 @@
         </w:rPr>
         <w:t>Capítulo 2: La Libertad externa y la doctrina del derecho desde K. Flikschuh</w:t>
       </w:r>
+      <w:r>
+        <w:rPr>
+          <w:rFonts w:ascii="Times New Roman" w:hAnsi="Times New Roman" w:cs="Times New Roman"/>
+        </w:rPr>
+        <w:t xml:space="preserve">. Metafísica, obligación política y </w:t>
+      </w:r>
+      <w:proofErr w:type="spellStart"/>
+      <w:r>
+        <w:rPr>
+          <w:rFonts w:ascii="Times New Roman" w:hAnsi="Times New Roman" w:cs="Times New Roman"/>
+        </w:rPr>
+        <w:t>cosmopolitanismo</w:t>
+      </w:r>
+      <w:proofErr w:type="spellEnd"/>
+      <w:r>
+        <w:rPr>
+          <w:rFonts w:ascii="Times New Roman" w:hAnsi="Times New Roman" w:cs="Times New Roman"/>
+        </w:rPr>
+        <w:t>.</w:t>
+      </w:r>
     </w:p>
     <w:p>
       <w:pPr>
@@ -418,7 +438,21 @@
           <w:rFonts w:ascii="Times New Roman" w:hAnsi="Times New Roman" w:cs="Times New Roman"/>
           <w:lang w:val="es-MX"/>
         </w:rPr>
-        <w:t xml:space="preserve"> el concepto que Kant ofrece sobre la libertad jurídica</w:t>
+        <w:t xml:space="preserve"> el concepto que Kant ofrece sobre la libertad </w:t>
+      </w:r>
+      <w:r>
+        <w:rPr>
+          <w:rFonts w:ascii="Times New Roman" w:hAnsi="Times New Roman" w:cs="Times New Roman"/>
+          <w:lang w:val="es-MX"/>
+        </w:rPr>
+        <w:t xml:space="preserve"> externa o </w:t>
+      </w:r>
+      <w:r>
+        <w:rPr>
+          <w:rFonts w:ascii="Times New Roman" w:hAnsi="Times New Roman" w:cs="Times New Roman"/>
+          <w:lang w:val="es-MX"/>
+        </w:rPr>
+        <w:t>jurídica</w:t>
       </w:r>
       <w:r>
         <w:rPr>
@@ -446,28 +480,63 @@
           <w:rFonts w:ascii="Times New Roman" w:hAnsi="Times New Roman" w:cs="Times New Roman"/>
           <w:lang w:val="es-MX"/>
         </w:rPr>
-        <w:t xml:space="preserve">l concepto de libertad jurídica </w:t>
-      </w:r>
-      <w:r>
-        <w:rPr>
-          <w:rFonts w:ascii="Times New Roman" w:hAnsi="Times New Roman" w:cs="Times New Roman"/>
-          <w:lang w:val="es-MX"/>
-        </w:rPr>
-        <w:t>es fundamental para entender la ciuda</w:t>
-      </w:r>
-      <w:r>
-        <w:rPr>
-          <w:rFonts w:ascii="Times New Roman" w:hAnsi="Times New Roman" w:cs="Times New Roman"/>
-          <w:lang w:val="es-MX"/>
-        </w:rPr>
-        <w:t>da</w:t>
-      </w:r>
-      <w:r>
-        <w:rPr>
-          <w:rFonts w:ascii="Times New Roman" w:hAnsi="Times New Roman" w:cs="Times New Roman"/>
-          <w:lang w:val="es-MX"/>
-        </w:rPr>
-        <w:t xml:space="preserve">nía en el horizonte de las ideas de Kant sobre la forma de gobierno republicana. </w:t>
+        <w:t xml:space="preserve">l concepto de libertad </w:t>
+      </w:r>
+      <w:r>
+        <w:rPr>
+          <w:rFonts w:ascii="Times New Roman" w:hAnsi="Times New Roman" w:cs="Times New Roman"/>
+          <w:lang w:val="es-MX"/>
+        </w:rPr>
+        <w:t>externa</w:t>
+      </w:r>
+      <w:r>
+        <w:rPr>
+          <w:rFonts w:ascii="Times New Roman" w:hAnsi="Times New Roman" w:cs="Times New Roman"/>
+          <w:lang w:val="es-MX"/>
+        </w:rPr>
+        <w:t xml:space="preserve"> </w:t>
+      </w:r>
+      <w:r>
+        <w:rPr>
+          <w:rFonts w:ascii="Times New Roman" w:hAnsi="Times New Roman" w:cs="Times New Roman"/>
+          <w:lang w:val="es-MX"/>
+        </w:rPr>
+        <w:t xml:space="preserve">es fundamental para entender </w:t>
+      </w:r>
+      <w:r>
+        <w:rPr>
+          <w:rFonts w:ascii="Times New Roman" w:hAnsi="Times New Roman" w:cs="Times New Roman"/>
+          <w:lang w:val="es-MX"/>
+        </w:rPr>
+        <w:t>el pensamiento político de Kant. En general, su</w:t>
+      </w:r>
+      <w:r>
+        <w:rPr>
+          <w:rFonts w:ascii="Times New Roman" w:hAnsi="Times New Roman" w:cs="Times New Roman"/>
+          <w:lang w:val="es-MX"/>
+        </w:rPr>
+        <w:t>s</w:t>
+      </w:r>
+      <w:r>
+        <w:rPr>
+          <w:rFonts w:ascii="Times New Roman" w:hAnsi="Times New Roman" w:cs="Times New Roman"/>
+          <w:lang w:val="es-MX"/>
+        </w:rPr>
+        <w:t xml:space="preserve"> ideas políticas se </w:t>
+      </w:r>
+      <w:r>
+        <w:rPr>
+          <w:rFonts w:ascii="Times New Roman" w:hAnsi="Times New Roman" w:cs="Times New Roman"/>
+          <w:lang w:val="es-MX"/>
+        </w:rPr>
+        <w:t>remiten a s</w:t>
+      </w:r>
+      <w:r>
+        <w:rPr>
+          <w:rFonts w:ascii="Times New Roman" w:hAnsi="Times New Roman" w:cs="Times New Roman"/>
+          <w:lang w:val="es-MX"/>
+        </w:rPr>
+        <w:t>u doctrina del derecho, y a su vez, Kant fundamenta su teoría del derecho bajo su metafísica de la libertad.</w:t>
       </w:r>
     </w:p>
     <w:p>
@@ -824,6 +893,7 @@
           <w:rFonts w:ascii="Times New Roman" w:hAnsi="Times New Roman" w:cs="Times New Roman"/>
           <w:lang w:val="es-MX"/>
         </w:rPr>
+        <w:lastRenderedPageBreak/>
         <w:t>La libertad exterior, por otro lado,</w:t>
       </w:r>
       <w:r>
@@ -852,15 +922,7 @@
           <w:rFonts w:ascii="Times New Roman" w:hAnsi="Times New Roman" w:cs="Times New Roman"/>
           <w:lang w:val="es-MX"/>
         </w:rPr>
-        <w:t xml:space="preserve">al contacto con otros en que se ve articulada nuestra individualidad, y refiere una dimensión de la libertad que </w:t>
-      </w:r>
-      <w:r>
-        <w:rPr>
-          <w:rFonts w:ascii="Times New Roman" w:hAnsi="Times New Roman" w:cs="Times New Roman"/>
-          <w:lang w:val="es-MX"/>
-        </w:rPr>
-        <w:lastRenderedPageBreak/>
-        <w:t>se da en sociedad, especialmente en una civil</w:t>
+        <w:t>al contacto con otros en que se ve articulada nuestra individualidad, y refiere una dimensión de la libertad que se da en sociedad, especialmente en una civil</w:t>
       </w:r>
       <w:r>
         <w:rPr>
@@ -1326,7 +1388,15 @@
           <w:rFonts w:ascii="Times New Roman" w:hAnsi="Times New Roman" w:cs="Times New Roman"/>
           <w:lang w:val="es-MX"/>
         </w:rPr>
-        <w:t xml:space="preserve">Existen distintos tipos de leyes. En el ser humano, cuya mente y alma tienen diversas facultades, se reconocen cuando menos dos tipos de leyes de la libertad. Una alude a las leyes de la propia consciencia interna y otro sentido complementario se encuentra en las leyes de una sociedad civil. El ser humano comparte al mismo tiempo estos dos lados de su libertad. Lo primero es el ámbito de la moral, mientras que lo segundo se circunscribe en el ámbito </w:t>
+        <w:t xml:space="preserve">Existen distintos tipos de leyes. En el ser humano, cuya mente y alma tienen diversas facultades, se reconocen cuando menos dos tipos de leyes de la libertad. Una alude a las leyes de la propia consciencia interna y otro sentido complementario se encuentra en las leyes de una sociedad civil. El ser humano comparte al mismo tiempo estos dos lados de </w:t>
+      </w:r>
+      <w:r>
+        <w:rPr>
+          <w:rFonts w:ascii="Times New Roman" w:hAnsi="Times New Roman" w:cs="Times New Roman"/>
+          <w:lang w:val="es-MX"/>
+        </w:rPr>
+        <w:lastRenderedPageBreak/>
+        <w:t xml:space="preserve">su libertad. Lo primero es el ámbito de la moral, mientras que lo segundo se circunscribe en el ámbito </w:t>
       </w:r>
       <w:r>
         <w:rPr>
@@ -1371,7 +1441,6 @@
           <w:rFonts w:ascii="Times New Roman" w:hAnsi="Times New Roman" w:cs="Times New Roman"/>
           <w:lang w:val="es-MX"/>
         </w:rPr>
-        <w:lastRenderedPageBreak/>
         <w:t xml:space="preserve">La relación entre las leyes morales que se formula el arbitrio, de un lado, con las facultades del alma, de otro, se da específicamente el ámbito interior. Kant parte desde </w:t>
       </w:r>
       <w:r>
@@ -1817,7 +1886,15 @@
           <w:rFonts w:ascii="Times New Roman" w:hAnsi="Times New Roman" w:cs="Times New Roman"/>
           <w:lang w:val="es-MX"/>
         </w:rPr>
-        <w:t xml:space="preserve"> a la voluntad movida por una inclinación, cuando no hay un razonamiento de por medio</w:t>
+        <w:t xml:space="preserve"> a la voluntad movida por una inclinación, cuando </w:t>
+      </w:r>
+      <w:r>
+        <w:rPr>
+          <w:rFonts w:ascii="Times New Roman" w:hAnsi="Times New Roman" w:cs="Times New Roman"/>
+          <w:lang w:val="es-MX"/>
+        </w:rPr>
+        <w:lastRenderedPageBreak/>
+        <w:t>no hay un razonamiento de por medio</w:t>
       </w:r>
       <w:r>
         <w:rPr>
@@ -1876,7 +1953,6 @@
           <w:rFonts w:ascii="Times New Roman" w:hAnsi="Times New Roman" w:cs="Times New Roman"/>
           <w:lang w:val="es-MX"/>
         </w:rPr>
-        <w:lastRenderedPageBreak/>
         <w:t>En este horizonte, dice Kant: “</w:t>
       </w:r>
       <w:r>
@@ -2301,6 +2377,7 @@
           <w:rFonts w:ascii="Times New Roman" w:hAnsi="Times New Roman" w:cs="Times New Roman"/>
           <w:lang w:val="es-MX"/>
         </w:rPr>
+        <w:lastRenderedPageBreak/>
         <w:t>La voluntad puede manifestarse de modo más o menos elaborado, ya que puede admitir el simple deseo</w:t>
       </w:r>
       <w:r>
@@ -2350,15 +2427,7 @@
           <w:rFonts w:ascii="Times New Roman" w:hAnsi="Times New Roman" w:cs="Times New Roman"/>
           <w:lang w:val="es-MX"/>
         </w:rPr>
-        <w:t xml:space="preserve">: “El arbitrio que </w:t>
-      </w:r>
-      <w:r>
-        <w:rPr>
-          <w:rFonts w:ascii="Times New Roman" w:hAnsi="Times New Roman" w:cs="Times New Roman"/>
-          <w:lang w:val="es-MX"/>
-        </w:rPr>
-        <w:lastRenderedPageBreak/>
-        <w:t>puede ser determinado por razón pura se llama libre arbitrio.” (RL AA 06; 2008, p. 16)</w:t>
+        <w:t>: “El arbitrio que puede ser determinado por razón pura se llama libre arbitrio.” (RL AA 06; 2008, p. 16)</w:t>
       </w:r>
       <w:r>
         <w:rPr>
@@ -2705,6 +2774,7 @@
           <w:rFonts w:ascii="Times New Roman" w:hAnsi="Times New Roman" w:cs="Times New Roman"/>
           <w:lang w:val="es-MX"/>
         </w:rPr>
+        <w:lastRenderedPageBreak/>
         <w:t xml:space="preserve">De esta distinción </w:t>
       </w:r>
       <w:r>
@@ -2719,15 +2789,7 @@
           <w:rFonts w:ascii="Times New Roman" w:hAnsi="Times New Roman" w:cs="Times New Roman"/>
           <w:lang w:val="es-MX"/>
         </w:rPr>
-        <w:t xml:space="preserve">dos ámbitos que explicita Kant: “La libertad, a que se refieren las leyes jurídicas, no puede ser más que la libertad en la práctica externa, pero aquella a </w:t>
-      </w:r>
-      <w:r>
-        <w:rPr>
-          <w:rFonts w:ascii="Times New Roman" w:hAnsi="Times New Roman" w:cs="Times New Roman"/>
-          <w:lang w:val="es-MX"/>
-        </w:rPr>
-        <w:lastRenderedPageBreak/>
-        <w:t>que se refieren las segundas, debe ser la libertad en el ejercicio exterior e interior del arbitrio, cuando está determinado por las leyes racionales.” (</w:t>
+        <w:t>dos ámbitos que explicita Kant: “La libertad, a que se refieren las leyes jurídicas, no puede ser más que la libertad en la práctica externa, pero aquella a que se refieren las segundas, debe ser la libertad en el ejercicio exterior e interior del arbitrio, cuando está determinado por las leyes racionales.” (</w:t>
       </w:r>
       <w:r>
         <w:rPr>
@@ -3195,6 +3257,7 @@
           <w:rFonts w:ascii="Times New Roman" w:hAnsi="Times New Roman" w:cs="Times New Roman"/>
           <w:lang w:val="es-MX"/>
         </w:rPr>
+        <w:lastRenderedPageBreak/>
         <w:t>eudaimonista</w:t>
       </w:r>
       <w:proofErr w:type="spellEnd"/>
@@ -3210,15 +3273,7 @@
           <w:rFonts w:ascii="Times New Roman" w:hAnsi="Times New Roman" w:cs="Times New Roman"/>
           <w:lang w:val="es-MX"/>
         </w:rPr>
-        <w:t xml:space="preserve">Todo esto equivale a pensar que </w:t>
-      </w:r>
-      <w:r>
-        <w:rPr>
-          <w:rFonts w:ascii="Times New Roman" w:hAnsi="Times New Roman" w:cs="Times New Roman"/>
-          <w:lang w:val="es-MX"/>
-        </w:rPr>
-        <w:lastRenderedPageBreak/>
-        <w:t xml:space="preserve">todos los seres racionales, sin distinción alguna, poseemos un sentido intrínseco del deber, aunque no siempre seamos testigos de su materialización </w:t>
+        <w:t xml:space="preserve">Todo esto equivale a pensar que todos los seres racionales, sin distinción alguna, poseemos un sentido intrínseco del deber, aunque no siempre seamos testigos de su materialización </w:t>
       </w:r>
       <w:r>
         <w:rPr>
@@ -3511,7 +3566,7 @@
           <w:rFonts w:ascii="Times New Roman" w:hAnsi="Times New Roman" w:cs="Times New Roman"/>
           <w:lang w:val="es-MX"/>
         </w:rPr>
-        <w:t xml:space="preserve">, entre los deberes de derecho y los deberes de virtud. Los deberes de derecho son obligaciones que establece la ley y tienen consecuencias legales que supervisa el estado. Los deberes de virtud se remiten a responsabilidades morales que se enraízan en valores personales. Estos ámbitos </w:t>
+        <w:t xml:space="preserve">, entre los deberes de derecho y los deberes de virtud. Los deberes de derecho son obligaciones que establece la ley y tienen </w:t>
       </w:r>
       <w:r>
         <w:rPr>
@@ -3519,7 +3574,7 @@
           <w:lang w:val="es-MX"/>
         </w:rPr>
         <w:lastRenderedPageBreak/>
-        <w:t xml:space="preserve">corresponden, de esta forma, a una legislación externa para el derecho e interna para la virtud moral. </w:t>
+        <w:t xml:space="preserve">consecuencias legales que supervisa el estado. Los deberes de virtud se remiten a responsabilidades morales que se enraízan en valores personales. Estos ámbitos corresponden, de esta forma, a una legislación externa para el derecho e interna para la virtud moral. </w:t>
       </w:r>
       <w:r>
         <w:rPr>
@@ -3763,7 +3818,15 @@
           <w:rFonts w:ascii="Times New Roman" w:hAnsi="Times New Roman" w:cs="Times New Roman"/>
           <w:lang w:val="es-MX"/>
         </w:rPr>
-        <w:t>Kant refiere que: “La conformidad o la no conformidad pura y simple de una acción con la ley, sin tener en cuenta sus motivos, se llama legalidad o ilegalidad.” (</w:t>
+        <w:t xml:space="preserve">Kant refiere que: “La conformidad </w:t>
+      </w:r>
+      <w:r>
+        <w:rPr>
+          <w:rFonts w:ascii="Times New Roman" w:hAnsi="Times New Roman" w:cs="Times New Roman"/>
+          <w:lang w:val="es-MX"/>
+        </w:rPr>
+        <w:lastRenderedPageBreak/>
+        <w:t>o la no conformidad pura y simple de una acción con la ley, sin tener en cuenta sus motivos, se llama legalidad o ilegalidad.” (</w:t>
       </w:r>
       <w:r>
         <w:rPr>
@@ -3796,7 +3859,6 @@
           <w:rFonts w:ascii="Times New Roman" w:hAnsi="Times New Roman" w:cs="Times New Roman"/>
           <w:lang w:val="es-MX"/>
         </w:rPr>
-        <w:lastRenderedPageBreak/>
         <w:t>La polaridad de lo legal e ilegal establece una orientación para el deber externo, sin embargo, no se desentiende del deber interno. Para Kant, las esferas de la</w:t>
       </w:r>
       <w:r>
@@ -4180,7 +4242,7 @@
           <w:rFonts w:ascii="Times New Roman" w:hAnsi="Times New Roman" w:cs="Times New Roman"/>
           <w:lang w:val="es-MX"/>
         </w:rPr>
-        <w:t xml:space="preserve">Kant nos señala que: “La noción de la libertad es una noción de la razón pura que corresponde a la filosofía teórica trascendente. En otros términos, es una noción que no puede tener objeto alguno adecuado en una experiencia posible cualquiera que ella sea; una noción por consiguiente que no es el objeto de un conocimiento teórico posible para nosotros, y que por lo tanto </w:t>
+        <w:t xml:space="preserve">Kant nos señala que: “La noción de la libertad es una noción de la razón pura que corresponde a la filosofía teórica trascendente. En otros términos, es una noción que no puede tener objeto alguno </w:t>
       </w:r>
       <w:r>
         <w:rPr>
@@ -4188,7 +4250,7 @@
           <w:lang w:val="es-MX"/>
         </w:rPr>
         <w:lastRenderedPageBreak/>
-        <w:t xml:space="preserve">no tiene valor como principio constitutivo, sino solamente como principio regulador.” (RL AA 06; 2008, p. 28) </w:t>
+        <w:t xml:space="preserve">adecuado en una experiencia posible cualquiera que ella sea; una noción por consiguiente que no es el objeto de un conocimiento teórico posible para nosotros, y que por lo tanto no tiene valor como principio constitutivo, sino solamente como principio regulador.” (RL AA 06; 2008, p. 28) </w:t>
       </w:r>
     </w:p>
     <w:p>
@@ -4663,7 +4725,7 @@
           <w:rFonts w:ascii="Times New Roman" w:hAnsi="Times New Roman" w:cs="Times New Roman"/>
           <w:lang w:val="es-MX"/>
         </w:rPr>
-        <w:t xml:space="preserve">“Una persona es el sujeto cuyas acciones son susceptibles de imputación. La personalidad moral, pues, no es más que la libertad de un ser racional sometido a leyes morales. La personalidad psicológica no es más que la facultad del ser que tiene conciencia de sí mismo en los diferentes estados de la identidad de su existencia. </w:t>
+        <w:t xml:space="preserve">“Una persona es el sujeto cuyas acciones son susceptibles de imputación. La personalidad moral, pues, no es más que la libertad de un ser racional </w:t>
       </w:r>
       <w:r>
         <w:rPr>
@@ -4671,7 +4733,7 @@
           <w:lang w:val="es-MX"/>
         </w:rPr>
         <w:lastRenderedPageBreak/>
-        <w:t xml:space="preserve">De donde se sigue que una persona no puede ser sometida más que a las leyes que ella misma se </w:t>
+        <w:t xml:space="preserve">sometido a leyes morales. La personalidad psicológica no es más que la facultad del ser que tiene conciencia de sí mismo en los diferentes estados de la identidad de su existencia. De donde se sigue que una persona no puede ser sometida más que a las leyes que ella misma se </w:t>
       </w:r>
       <w:r>
         <w:rPr>
@@ -5149,7 +5211,7 @@
           <w:rFonts w:ascii="Times New Roman" w:hAnsi="Times New Roman" w:cs="Times New Roman"/>
           <w:lang w:val="es-MX"/>
         </w:rPr>
-        <w:t xml:space="preserve">“El imperativo categórico, que enuncia de una manera general lo que es obligatorio, puede formularse así: Obra según una máxima que pueda al mismo tiempo tener valor de una ley general. Puedes, pues, considerar tus acciones según su principio subjetivo; pero no puedes estar seguro de que un principio tiene valor objetivo, sino cuando sea adecuado a una legislación universal, es decir, </w:t>
+        <w:t xml:space="preserve">“El imperativo categórico, que enuncia de una manera general lo que es obligatorio, puede formularse así: Obra según una máxima que pueda al mismo tiempo tener valor de una ley general. Puedes, pues, considerar tus </w:t>
       </w:r>
       <w:r>
         <w:rPr>
@@ -5157,7 +5219,7 @@
           <w:lang w:val="es-MX"/>
         </w:rPr>
         <w:lastRenderedPageBreak/>
-        <w:t>cuando este principio pueda ser erigido por tu razón en legislación universal.” (</w:t>
+        <w:t>acciones según su principio subjetivo; pero no puedes estar seguro de que un principio tiene valor objetivo, sino cuando sea adecuado a una legislación universal, es decir, cuando este principio pueda ser erigido por tu razón en legislación universal.” (</w:t>
       </w:r>
       <w:r>
         <w:rPr>
@@ -5637,7 +5699,15 @@
           <w:rFonts w:ascii="Times New Roman" w:hAnsi="Times New Roman" w:cs="Times New Roman"/>
           <w:lang w:val="es-MX"/>
         </w:rPr>
-        <w:t xml:space="preserve"> principio universal, distinto al principio universal de la moral, y así, finalmente, considerar </w:t>
+        <w:t xml:space="preserve"> principio </w:t>
+      </w:r>
+      <w:r>
+        <w:rPr>
+          <w:rFonts w:ascii="Times New Roman" w:hAnsi="Times New Roman" w:cs="Times New Roman"/>
+          <w:lang w:val="es-MX"/>
+        </w:rPr>
+        <w:lastRenderedPageBreak/>
+        <w:t xml:space="preserve">universal, distinto al principio universal de la moral, y así, finalmente, considerar </w:t>
       </w:r>
       <w:r>
         <w:rPr>
@@ -5668,257 +5738,257 @@
           <w:rFonts w:ascii="Times New Roman" w:hAnsi="Times New Roman" w:cs="Times New Roman"/>
           <w:lang w:val="es-MX"/>
         </w:rPr>
+        <w:t xml:space="preserve">Mientras las leyes morales internas están determinadas por la legislación formal de un imperativo categórico, por otro lado, las leyes externas se encuentran establecidas en virtud </w:t>
+      </w:r>
+      <w:r>
+        <w:rPr>
+          <w:rFonts w:ascii="Times New Roman" w:hAnsi="Times New Roman" w:cs="Times New Roman"/>
+          <w:lang w:val="es-MX"/>
+        </w:rPr>
+        <w:t xml:space="preserve">del escenario de muchas moralidades entrecruzando sus intereses. En este panorama tenemos un espacio compartido y de relaciones de influencia mutua. Mientras el ámbito moral es el de las leyes internas, por otro lado, </w:t>
+      </w:r>
+      <w:r>
+        <w:rPr>
+          <w:rFonts w:ascii="Times New Roman" w:hAnsi="Times New Roman" w:cs="Times New Roman"/>
+          <w:lang w:val="es-MX"/>
+        </w:rPr>
+        <w:t xml:space="preserve">Kant señala que: </w:t>
+      </w:r>
+      <w:r>
+        <w:rPr>
+          <w:rFonts w:ascii="Times New Roman" w:hAnsi="Times New Roman" w:cs="Times New Roman"/>
+          <w:lang w:val="es-MX"/>
+        </w:rPr>
+        <w:t>“El conjunto de las leyes susceptibles de una legislación exterior, se llama teoría del derecho, o simplemente derecho.” (RL AA 06; 2008, p. 40)</w:t>
+      </w:r>
+      <w:r>
+        <w:rPr>
+          <w:rFonts w:ascii="Times New Roman" w:hAnsi="Times New Roman" w:cs="Times New Roman"/>
+          <w:lang w:val="es-MX"/>
+        </w:rPr>
+        <w:t xml:space="preserve"> El derecho, por lo tanto, se entiende como una disciplina que aspira a la formalidad de una ciencia, en virtud de las leyes que regulan la libertad exterior, que, en este sentido, además de ser una libertad</w:t>
+      </w:r>
+      <w:r>
+        <w:rPr>
+          <w:rFonts w:ascii="Times New Roman" w:hAnsi="Times New Roman" w:cs="Times New Roman"/>
+          <w:lang w:val="es-MX"/>
+        </w:rPr>
+        <w:t xml:space="preserve"> externa</w:t>
+      </w:r>
+      <w:r>
+        <w:rPr>
+          <w:rFonts w:ascii="Times New Roman" w:hAnsi="Times New Roman" w:cs="Times New Roman"/>
+          <w:lang w:val="es-MX"/>
+        </w:rPr>
+        <w:t xml:space="preserve">, </w:t>
+      </w:r>
+      <w:r>
+        <w:rPr>
+          <w:rFonts w:ascii="Times New Roman" w:hAnsi="Times New Roman" w:cs="Times New Roman"/>
+          <w:lang w:val="es-MX"/>
+        </w:rPr>
+        <w:t>podrá</w:t>
+      </w:r>
+      <w:r>
+        <w:rPr>
+          <w:rFonts w:ascii="Times New Roman" w:hAnsi="Times New Roman" w:cs="Times New Roman"/>
+          <w:lang w:val="es-MX"/>
+        </w:rPr>
+        <w:t xml:space="preserve"> entenderse como una libertad </w:t>
+      </w:r>
+      <w:r>
+        <w:rPr>
+          <w:rFonts w:ascii="Times New Roman" w:hAnsi="Times New Roman" w:cs="Times New Roman"/>
+          <w:lang w:val="es-MX"/>
+        </w:rPr>
+        <w:t>jurídica</w:t>
+      </w:r>
+    </w:p>
+    <w:p>
+      <w:pPr>
+        <w:spacing w:line="360" w:lineRule="auto"/>
+        <w:jc w:val="both"/>
+        <w:rPr>
+          <w:rFonts w:ascii="Times New Roman" w:hAnsi="Times New Roman" w:cs="Times New Roman"/>
+          <w:lang w:val="es-MX"/>
+        </w:rPr>
+      </w:pPr>
+      <w:r>
+        <w:rPr>
+          <w:rFonts w:ascii="Times New Roman" w:hAnsi="Times New Roman" w:cs="Times New Roman"/>
+          <w:lang w:val="es-MX"/>
+        </w:rPr>
+        <w:t xml:space="preserve">Cuando Kant </w:t>
+      </w:r>
+      <w:r>
+        <w:rPr>
+          <w:rFonts w:ascii="Times New Roman" w:hAnsi="Times New Roman" w:cs="Times New Roman"/>
+          <w:lang w:val="es-MX"/>
+        </w:rPr>
+        <w:t xml:space="preserve">desarrolla </w:t>
+      </w:r>
+      <w:r>
+        <w:rPr>
+          <w:rFonts w:ascii="Times New Roman" w:hAnsi="Times New Roman" w:cs="Times New Roman"/>
+          <w:lang w:val="es-MX"/>
+        </w:rPr>
+        <w:t>qué es el derecho en sí</w:t>
+      </w:r>
+      <w:r>
+        <w:rPr>
+          <w:rFonts w:ascii="Times New Roman" w:hAnsi="Times New Roman" w:cs="Times New Roman"/>
+          <w:lang w:val="es-MX"/>
+        </w:rPr>
+        <w:t xml:space="preserve">, estima tres </w:t>
+      </w:r>
+      <w:r>
+        <w:rPr>
+          <w:rFonts w:ascii="Times New Roman" w:hAnsi="Times New Roman" w:cs="Times New Roman"/>
+          <w:lang w:val="es-MX"/>
+        </w:rPr>
+        <w:t>consideraciones</w:t>
+      </w:r>
+      <w:r>
+        <w:rPr>
+          <w:rFonts w:ascii="Times New Roman" w:hAnsi="Times New Roman" w:cs="Times New Roman"/>
+          <w:lang w:val="es-MX"/>
+        </w:rPr>
+        <w:t>. En principio</w:t>
+      </w:r>
+      <w:r>
+        <w:rPr>
+          <w:rFonts w:ascii="Times New Roman" w:hAnsi="Times New Roman" w:cs="Times New Roman"/>
+          <w:lang w:val="es-MX"/>
+        </w:rPr>
+        <w:t>, señalará el escenario en donde se establece esa regulación de las relaciones de personas libres. El ámbito exterior a lo moral en la persona, encuentra a otra persona con ese contraste entre su interioridad y la exterioridad compartida; de esto se entiende que se encuentr</w:t>
+      </w:r>
+      <w:r>
+        <w:rPr>
+          <w:rFonts w:ascii="Times New Roman" w:hAnsi="Times New Roman" w:cs="Times New Roman"/>
+          <w:lang w:val="es-MX"/>
+        </w:rPr>
+        <w:t>e</w:t>
+      </w:r>
+      <w:r>
+        <w:rPr>
+          <w:rFonts w:ascii="Times New Roman" w:hAnsi="Times New Roman" w:cs="Times New Roman"/>
+          <w:lang w:val="es-MX"/>
+        </w:rPr>
+        <w:t xml:space="preserve">n en una relación de influencia recíproca. </w:t>
+      </w:r>
+    </w:p>
+    <w:p>
+      <w:pPr>
+        <w:spacing w:line="360" w:lineRule="auto"/>
+        <w:jc w:val="both"/>
+        <w:rPr>
+          <w:rFonts w:ascii="Times New Roman" w:hAnsi="Times New Roman" w:cs="Times New Roman"/>
+          <w:lang w:val="es-MX"/>
+        </w:rPr>
+      </w:pPr>
+      <w:r>
+        <w:rPr>
+          <w:rFonts w:ascii="Times New Roman" w:hAnsi="Times New Roman" w:cs="Times New Roman"/>
+          <w:lang w:val="es-MX"/>
+        </w:rPr>
+        <w:t xml:space="preserve">De esta forma, Kant señala que: </w:t>
+      </w:r>
+      <w:r>
+        <w:rPr>
+          <w:rFonts w:ascii="Times New Roman" w:hAnsi="Times New Roman" w:cs="Times New Roman"/>
+          <w:lang w:val="es-MX"/>
+        </w:rPr>
+        <w:t>“La noción de derecho, respecto de una obligación correspondiente (es decir, la noción moral de esta obligación), en primer lugar, no concierne más que a la relación exterior y aun práctica de una persona con otra, en cuanto sus acciones como hechos pueden tener una influencia (mediata o inmediata) sobre otras acciones.” (RL AA 06; 2008, p. 41)</w:t>
+      </w:r>
+    </w:p>
+    <w:p>
+      <w:pPr>
+        <w:spacing w:line="360" w:lineRule="auto"/>
+        <w:jc w:val="both"/>
+        <w:rPr>
+          <w:rFonts w:ascii="Times New Roman" w:hAnsi="Times New Roman" w:cs="Times New Roman"/>
+          <w:lang w:val="es-MX"/>
+        </w:rPr>
+      </w:pPr>
+      <w:r>
+        <w:rPr>
+          <w:rFonts w:ascii="Times New Roman" w:hAnsi="Times New Roman" w:cs="Times New Roman"/>
+          <w:lang w:val="es-MX"/>
+        </w:rPr>
+        <w:t xml:space="preserve">En seguida, al considerar el derecho, Kant establecerá un ámbito distinto a la relación interna de las leyes morales con las facultades del alma, precisamente por la naturaleza del encuentro </w:t>
+      </w:r>
+      <w:r>
+        <w:rPr>
+          <w:rFonts w:ascii="Times New Roman" w:hAnsi="Times New Roman" w:cs="Times New Roman"/>
+          <w:lang w:val="es-MX"/>
+        </w:rPr>
+        <w:t>de</w:t>
+      </w:r>
+      <w:r>
+        <w:rPr>
+          <w:rFonts w:ascii="Times New Roman" w:hAnsi="Times New Roman" w:cs="Times New Roman"/>
+          <w:lang w:val="es-MX"/>
+        </w:rPr>
+        <w:t xml:space="preserve"> diversas interioridades, y de esta manera, refiere que: </w:t>
+      </w:r>
+      <w:r>
+        <w:rPr>
+          <w:rFonts w:ascii="Times New Roman" w:hAnsi="Times New Roman" w:cs="Times New Roman"/>
+          <w:lang w:val="es-MX"/>
+        </w:rPr>
+        <w:t>“En segundo lugar, esta noción</w:t>
+      </w:r>
+      <w:r>
+        <w:rPr>
+          <w:rFonts w:ascii="Times New Roman" w:hAnsi="Times New Roman" w:cs="Times New Roman"/>
+          <w:lang w:val="es-MX"/>
+        </w:rPr>
+        <w:t xml:space="preserve"> (*la del derecho)</w:t>
+      </w:r>
+      <w:r>
+        <w:rPr>
+          <w:rFonts w:ascii="Times New Roman" w:hAnsi="Times New Roman" w:cs="Times New Roman"/>
+          <w:lang w:val="es-MX"/>
+        </w:rPr>
+        <w:t xml:space="preserve"> no indica la relación del arbitrio con el deseo (por consiguiente, con la simple necesidad) de otro, como en los actos de beneficencia o de crueldad, sino simplemente la relación del arbitrio del agente con el arbitrio de otro.” (RL AA 06; 2008, p. 42)</w:t>
+      </w:r>
+      <w:r>
+        <w:rPr>
+          <w:rFonts w:ascii="Times New Roman" w:hAnsi="Times New Roman" w:cs="Times New Roman"/>
+          <w:lang w:val="es-MX"/>
+        </w:rPr>
+        <w:t xml:space="preserve"> </w:t>
+      </w:r>
+      <w:r>
+        <w:rPr>
+          <w:rFonts w:ascii="Times New Roman" w:hAnsi="Times New Roman" w:cs="Times New Roman"/>
+          <w:lang w:val="es-MX"/>
+        </w:rPr>
+        <w:t>A</w:t>
+      </w:r>
+      <w:r>
+        <w:rPr>
+          <w:rFonts w:ascii="Times New Roman" w:hAnsi="Times New Roman" w:cs="Times New Roman"/>
+          <w:lang w:val="es-MX"/>
+        </w:rPr>
+        <w:t xml:space="preserve">l reconocer el contraste entre los arbitrios libres, se presupone una pluralidad en las relaciones marcadas por la insociable sociabilidad. Esto anticipa la necesidad categórica de entrar en relaciones civiles. </w:t>
+      </w:r>
+    </w:p>
+    <w:p>
+      <w:pPr>
+        <w:spacing w:line="360" w:lineRule="auto"/>
+        <w:jc w:val="both"/>
+        <w:rPr>
+          <w:rFonts w:ascii="Times New Roman" w:hAnsi="Times New Roman" w:cs="Times New Roman"/>
+          <w:lang w:val="es-MX"/>
+        </w:rPr>
+      </w:pPr>
+      <w:r>
+        <w:rPr>
+          <w:rFonts w:ascii="Times New Roman" w:hAnsi="Times New Roman" w:cs="Times New Roman"/>
+          <w:lang w:val="es-MX"/>
+        </w:rPr>
         <w:lastRenderedPageBreak/>
-        <w:t xml:space="preserve">Mientras las leyes morales internas están determinadas por la legislación formal de un imperativo categórico, por otro lado, las leyes externas se encuentran establecidas en virtud </w:t>
-      </w:r>
-      <w:r>
-        <w:rPr>
-          <w:rFonts w:ascii="Times New Roman" w:hAnsi="Times New Roman" w:cs="Times New Roman"/>
-          <w:lang w:val="es-MX"/>
-        </w:rPr>
-        <w:t xml:space="preserve">del escenario de muchas moralidades entrecruzando sus intereses. En este panorama tenemos un espacio compartido y de relaciones de influencia mutua. Mientras el ámbito moral es el de las leyes internas, por otro lado, </w:t>
-      </w:r>
-      <w:r>
-        <w:rPr>
-          <w:rFonts w:ascii="Times New Roman" w:hAnsi="Times New Roman" w:cs="Times New Roman"/>
-          <w:lang w:val="es-MX"/>
-        </w:rPr>
-        <w:t xml:space="preserve">Kant señala que: </w:t>
-      </w:r>
-      <w:r>
-        <w:rPr>
-          <w:rFonts w:ascii="Times New Roman" w:hAnsi="Times New Roman" w:cs="Times New Roman"/>
-          <w:lang w:val="es-MX"/>
-        </w:rPr>
-        <w:t>“El conjunto de las leyes susceptibles de una legislación exterior, se llama teoría del derecho, o simplemente derecho.” (RL AA 06; 2008, p. 40)</w:t>
-      </w:r>
-      <w:r>
-        <w:rPr>
-          <w:rFonts w:ascii="Times New Roman" w:hAnsi="Times New Roman" w:cs="Times New Roman"/>
-          <w:lang w:val="es-MX"/>
-        </w:rPr>
-        <w:t xml:space="preserve"> El derecho, por lo tanto, se entiende como una disciplina que aspira a la formalidad de una ciencia, en virtud de las leyes que regulan la libertad exterior, que, en este sentido, además de ser una libertad</w:t>
-      </w:r>
-      <w:r>
-        <w:rPr>
-          <w:rFonts w:ascii="Times New Roman" w:hAnsi="Times New Roman" w:cs="Times New Roman"/>
-          <w:lang w:val="es-MX"/>
-        </w:rPr>
-        <w:t xml:space="preserve"> externa</w:t>
-      </w:r>
-      <w:r>
-        <w:rPr>
-          <w:rFonts w:ascii="Times New Roman" w:hAnsi="Times New Roman" w:cs="Times New Roman"/>
-          <w:lang w:val="es-MX"/>
-        </w:rPr>
-        <w:t xml:space="preserve">, </w:t>
-      </w:r>
-      <w:r>
-        <w:rPr>
-          <w:rFonts w:ascii="Times New Roman" w:hAnsi="Times New Roman" w:cs="Times New Roman"/>
-          <w:lang w:val="es-MX"/>
-        </w:rPr>
-        <w:t>podrá</w:t>
-      </w:r>
-      <w:r>
-        <w:rPr>
-          <w:rFonts w:ascii="Times New Roman" w:hAnsi="Times New Roman" w:cs="Times New Roman"/>
-          <w:lang w:val="es-MX"/>
-        </w:rPr>
-        <w:t xml:space="preserve"> entenderse como una libertad </w:t>
-      </w:r>
-      <w:r>
-        <w:rPr>
-          <w:rFonts w:ascii="Times New Roman" w:hAnsi="Times New Roman" w:cs="Times New Roman"/>
-          <w:lang w:val="es-MX"/>
-        </w:rPr>
-        <w:t>jurídica</w:t>
-      </w:r>
-    </w:p>
-    <w:p>
-      <w:pPr>
-        <w:spacing w:line="360" w:lineRule="auto"/>
-        <w:jc w:val="both"/>
-        <w:rPr>
-          <w:rFonts w:ascii="Times New Roman" w:hAnsi="Times New Roman" w:cs="Times New Roman"/>
-          <w:lang w:val="es-MX"/>
-        </w:rPr>
-      </w:pPr>
-      <w:r>
-        <w:rPr>
-          <w:rFonts w:ascii="Times New Roman" w:hAnsi="Times New Roman" w:cs="Times New Roman"/>
-          <w:lang w:val="es-MX"/>
-        </w:rPr>
-        <w:t xml:space="preserve">Cuando Kant </w:t>
-      </w:r>
-      <w:r>
-        <w:rPr>
-          <w:rFonts w:ascii="Times New Roman" w:hAnsi="Times New Roman" w:cs="Times New Roman"/>
-          <w:lang w:val="es-MX"/>
-        </w:rPr>
-        <w:t xml:space="preserve">desarrolla </w:t>
-      </w:r>
-      <w:r>
-        <w:rPr>
-          <w:rFonts w:ascii="Times New Roman" w:hAnsi="Times New Roman" w:cs="Times New Roman"/>
-          <w:lang w:val="es-MX"/>
-        </w:rPr>
-        <w:t>qué es el derecho en sí</w:t>
-      </w:r>
-      <w:r>
-        <w:rPr>
-          <w:rFonts w:ascii="Times New Roman" w:hAnsi="Times New Roman" w:cs="Times New Roman"/>
-          <w:lang w:val="es-MX"/>
-        </w:rPr>
-        <w:t xml:space="preserve">, estima tres </w:t>
-      </w:r>
-      <w:r>
-        <w:rPr>
-          <w:rFonts w:ascii="Times New Roman" w:hAnsi="Times New Roman" w:cs="Times New Roman"/>
-          <w:lang w:val="es-MX"/>
-        </w:rPr>
-        <w:t>consideraciones</w:t>
-      </w:r>
-      <w:r>
-        <w:rPr>
-          <w:rFonts w:ascii="Times New Roman" w:hAnsi="Times New Roman" w:cs="Times New Roman"/>
-          <w:lang w:val="es-MX"/>
-        </w:rPr>
-        <w:t>. En principio</w:t>
-      </w:r>
-      <w:r>
-        <w:rPr>
-          <w:rFonts w:ascii="Times New Roman" w:hAnsi="Times New Roman" w:cs="Times New Roman"/>
-          <w:lang w:val="es-MX"/>
-        </w:rPr>
-        <w:t>, señalará el escenario en donde se establece esa regulación de las relaciones de personas libres. El ámbito exterior a lo moral en la persona, encuentra a otra persona con ese contraste entre su interioridad y la exterioridad compartida; de esto se entiende que se encuentr</w:t>
-      </w:r>
-      <w:r>
-        <w:rPr>
-          <w:rFonts w:ascii="Times New Roman" w:hAnsi="Times New Roman" w:cs="Times New Roman"/>
-          <w:lang w:val="es-MX"/>
-        </w:rPr>
-        <w:t>e</w:t>
-      </w:r>
-      <w:r>
-        <w:rPr>
-          <w:rFonts w:ascii="Times New Roman" w:hAnsi="Times New Roman" w:cs="Times New Roman"/>
-          <w:lang w:val="es-MX"/>
-        </w:rPr>
-        <w:t xml:space="preserve">n en una relación de influencia recíproca. </w:t>
-      </w:r>
-    </w:p>
-    <w:p>
-      <w:pPr>
-        <w:spacing w:line="360" w:lineRule="auto"/>
-        <w:jc w:val="both"/>
-        <w:rPr>
-          <w:rFonts w:ascii="Times New Roman" w:hAnsi="Times New Roman" w:cs="Times New Roman"/>
-          <w:lang w:val="es-MX"/>
-        </w:rPr>
-      </w:pPr>
-      <w:r>
-        <w:rPr>
-          <w:rFonts w:ascii="Times New Roman" w:hAnsi="Times New Roman" w:cs="Times New Roman"/>
-          <w:lang w:val="es-MX"/>
-        </w:rPr>
-        <w:t xml:space="preserve">De esta forma, Kant señala que: </w:t>
-      </w:r>
-      <w:r>
-        <w:rPr>
-          <w:rFonts w:ascii="Times New Roman" w:hAnsi="Times New Roman" w:cs="Times New Roman"/>
-          <w:lang w:val="es-MX"/>
-        </w:rPr>
-        <w:t>“La noción de derecho, respecto de una obligación correspondiente (es decir, la noción moral de esta obligación), en primer lugar, no concierne más que a la relación exterior y aun práctica de una persona con otra, en cuanto sus acciones como hechos pueden tener una influencia (mediata o inmediata) sobre otras acciones.” (RL AA 06; 2008, p. 41)</w:t>
-      </w:r>
-    </w:p>
-    <w:p>
-      <w:pPr>
-        <w:spacing w:line="360" w:lineRule="auto"/>
-        <w:jc w:val="both"/>
-        <w:rPr>
-          <w:rFonts w:ascii="Times New Roman" w:hAnsi="Times New Roman" w:cs="Times New Roman"/>
-          <w:lang w:val="es-MX"/>
-        </w:rPr>
-      </w:pPr>
-      <w:r>
-        <w:rPr>
-          <w:rFonts w:ascii="Times New Roman" w:hAnsi="Times New Roman" w:cs="Times New Roman"/>
-          <w:lang w:val="es-MX"/>
-        </w:rPr>
-        <w:t xml:space="preserve">En seguida, al considerar el derecho, Kant establecerá un ámbito distinto a la relación interna de las leyes morales con las facultades del alma, precisamente por la naturaleza del encuentro </w:t>
-      </w:r>
-      <w:r>
-        <w:rPr>
-          <w:rFonts w:ascii="Times New Roman" w:hAnsi="Times New Roman" w:cs="Times New Roman"/>
-          <w:lang w:val="es-MX"/>
-        </w:rPr>
-        <w:t>de</w:t>
-      </w:r>
-      <w:r>
-        <w:rPr>
-          <w:rFonts w:ascii="Times New Roman" w:hAnsi="Times New Roman" w:cs="Times New Roman"/>
-          <w:lang w:val="es-MX"/>
-        </w:rPr>
-        <w:t xml:space="preserve"> diversas interioridades, y de esta manera, refiere que: </w:t>
-      </w:r>
-      <w:r>
-        <w:rPr>
-          <w:rFonts w:ascii="Times New Roman" w:hAnsi="Times New Roman" w:cs="Times New Roman"/>
-          <w:lang w:val="es-MX"/>
-        </w:rPr>
-        <w:t>“En segundo lugar, esta noción</w:t>
-      </w:r>
-      <w:r>
-        <w:rPr>
-          <w:rFonts w:ascii="Times New Roman" w:hAnsi="Times New Roman" w:cs="Times New Roman"/>
-          <w:lang w:val="es-MX"/>
-        </w:rPr>
-        <w:t xml:space="preserve"> (*la del derecho)</w:t>
-      </w:r>
-      <w:r>
-        <w:rPr>
-          <w:rFonts w:ascii="Times New Roman" w:hAnsi="Times New Roman" w:cs="Times New Roman"/>
-          <w:lang w:val="es-MX"/>
-        </w:rPr>
-        <w:t xml:space="preserve"> no indica la relación del arbitrio con el deseo (por consiguiente, con la simple necesidad) de otro, como en los actos de beneficencia o de crueldad, sino simplemente la relación del arbitrio del agente con el arbitrio de otro.” (RL AA 06; 2008, p. 42)</w:t>
-      </w:r>
-      <w:r>
-        <w:rPr>
-          <w:rFonts w:ascii="Times New Roman" w:hAnsi="Times New Roman" w:cs="Times New Roman"/>
-          <w:lang w:val="es-MX"/>
-        </w:rPr>
-        <w:t xml:space="preserve"> </w:t>
-      </w:r>
-      <w:r>
-        <w:rPr>
-          <w:rFonts w:ascii="Times New Roman" w:hAnsi="Times New Roman" w:cs="Times New Roman"/>
-          <w:lang w:val="es-MX"/>
-        </w:rPr>
-        <w:t>A</w:t>
-      </w:r>
-      <w:r>
-        <w:rPr>
-          <w:rFonts w:ascii="Times New Roman" w:hAnsi="Times New Roman" w:cs="Times New Roman"/>
-          <w:lang w:val="es-MX"/>
-        </w:rPr>
-        <w:t xml:space="preserve">l reconocer el contraste entre los arbitrios libres, se presupone una pluralidad en las relaciones marcadas por la insociable sociabilidad. Esto anticipa la necesidad categórica de entrar en relaciones civiles. </w:t>
-      </w:r>
-    </w:p>
-    <w:p>
-      <w:pPr>
-        <w:spacing w:line="360" w:lineRule="auto"/>
-        <w:jc w:val="both"/>
-        <w:rPr>
-          <w:rFonts w:ascii="Times New Roman" w:hAnsi="Times New Roman" w:cs="Times New Roman"/>
-          <w:lang w:val="es-MX"/>
-        </w:rPr>
-      </w:pPr>
-      <w:r>
-        <w:rPr>
-          <w:rFonts w:ascii="Times New Roman" w:hAnsi="Times New Roman" w:cs="Times New Roman"/>
-          <w:lang w:val="es-MX"/>
-        </w:rPr>
         <w:t xml:space="preserve">Finalmente, esto nos conduce, desde la perspectiva de la necesidad de regular la libertad, para que no sea una salvaje, sino una civilizada, a establecer un límite que permita la libertad de todos, de forma recíproca y simultánea. Kant nos dice que: </w:t>
       </w:r>
       <w:r>
@@ -5926,15 +5996,7 @@
           <w:rFonts w:ascii="Times New Roman" w:hAnsi="Times New Roman" w:cs="Times New Roman"/>
           <w:lang w:val="es-MX"/>
         </w:rPr>
-        <w:t xml:space="preserve">“En tercer lugar, </w:t>
-      </w:r>
-      <w:r>
-        <w:rPr>
-          <w:rFonts w:ascii="Times New Roman" w:hAnsi="Times New Roman" w:cs="Times New Roman"/>
-          <w:lang w:val="es-MX"/>
-        </w:rPr>
-        <w:lastRenderedPageBreak/>
-        <w:t>en esta relación mutua del arbitrio, no se toma en consideración la materia del arbitrio, es decir, el fin que cada uno se propone. No se discute, por ejemplo, en el contrato que otro celebre conmigo para su propio comercio, si, mediante él, podrá obtener este o el otro beneficio; no se discute más que la forma en la relación del arbitrio respectivo de los contratantes, considerada bajo el punto de vista de la libertad; es decir, que solo hace falta saber si la acción de uno de ellos es o no un obstáculo a la libertad del otro según una ley general.” (RL AA 06; 2008, p. 42)</w:t>
+        <w:t>“En tercer lugar, en esta relación mutua del arbitrio, no se toma en consideración la materia del arbitrio, es decir, el fin que cada uno se propone. No se discute, por ejemplo, en el contrato que otro celebre conmigo para su propio comercio, si, mediante él, podrá obtener este o el otro beneficio; no se discute más que la forma en la relación del arbitrio respectivo de los contratantes, considerada bajo el punto de vista de la libertad; es decir, que solo hace falta saber si la acción de uno de ellos es o no un obstáculo a la libertad del otro según una ley general.” (RL AA 06; 2008, p. 42)</w:t>
       </w:r>
       <w:r>
         <w:rPr>
@@ -6200,7 +6262,15 @@
           <w:rFonts w:ascii="Times New Roman" w:hAnsi="Times New Roman" w:cs="Times New Roman"/>
           <w:lang w:val="es-MX"/>
         </w:rPr>
-        <w:t>“El derecho estricto puede también representarse como la posibilidad de una obligación mutua, universal, conforme con la libertad de todos según leyes generales.” (RL AA 06; 2008, p. 44)</w:t>
+        <w:t xml:space="preserve">“El derecho estricto puede también representarse como la posibilidad de una obligación mutua, universal, conforme con la libertad de todos según </w:t>
+      </w:r>
+      <w:r>
+        <w:rPr>
+          <w:rFonts w:ascii="Times New Roman" w:hAnsi="Times New Roman" w:cs="Times New Roman"/>
+          <w:lang w:val="es-MX"/>
+        </w:rPr>
+        <w:lastRenderedPageBreak/>
+        <w:t>leyes generales.” (RL AA 06; 2008, p. 44)</w:t>
       </w:r>
       <w:r>
         <w:rPr>
@@ -6228,15 +6298,7 @@
           <w:rFonts w:ascii="Times New Roman" w:hAnsi="Times New Roman" w:cs="Times New Roman"/>
           <w:lang w:val="es-MX"/>
         </w:rPr>
-        <w:t xml:space="preserve">, ya </w:t>
-      </w:r>
-      <w:r>
-        <w:rPr>
-          <w:rFonts w:ascii="Times New Roman" w:hAnsi="Times New Roman" w:cs="Times New Roman"/>
-          <w:lang w:val="es-MX"/>
-        </w:rPr>
-        <w:lastRenderedPageBreak/>
-        <w:t>que acentúa no solo la igualdad ante la ley, sino el carácter recíproco de la libertad exterior.</w:t>
+        <w:t>, ya que acentúa no solo la igualdad ante la ley, sino el carácter recíproco de la libertad exterior.</w:t>
       </w:r>
       <w:r>
         <w:rPr>
@@ -6460,6 +6522,7 @@
           <w:rFonts w:ascii="Times New Roman" w:hAnsi="Times New Roman" w:cs="Times New Roman"/>
           <w:lang w:val="es-MX"/>
         </w:rPr>
+        <w:lastRenderedPageBreak/>
         <w:t>El derecho, como ciencia, apunta a la justicia. En la tradición que pasa por Platón, Aristóteles, Cicerón, Ulpiano y muchos otros, la idea de la justicia como distributiva,</w:t>
       </w:r>
       <w:r>
@@ -6488,15 +6551,7 @@
           <w:rFonts w:ascii="Times New Roman" w:hAnsi="Times New Roman" w:cs="Times New Roman"/>
           <w:lang w:val="es-MX"/>
         </w:rPr>
-        <w:t xml:space="preserve">, es un largo y extenso panorama. Para </w:t>
-      </w:r>
-      <w:r>
-        <w:rPr>
-          <w:rFonts w:ascii="Times New Roman" w:hAnsi="Times New Roman" w:cs="Times New Roman"/>
-          <w:lang w:val="es-MX"/>
-        </w:rPr>
-        <w:lastRenderedPageBreak/>
-        <w:t xml:space="preserve">pensar en la libertad exterior, nos bastará señalar con Kant que: </w:t>
+        <w:t xml:space="preserve">, es un largo y extenso panorama. Para pensar en la libertad exterior, nos bastará señalar con Kant que: </w:t>
       </w:r>
       <w:r>
         <w:rPr>
@@ -6780,6 +6835,7 @@
           <w:rFonts w:ascii="Times New Roman" w:hAnsi="Times New Roman" w:cs="Times New Roman"/>
           <w:lang w:val="es-MX"/>
         </w:rPr>
+        <w:lastRenderedPageBreak/>
         <w:t>En tres textos distintos</w:t>
       </w:r>
       <w:r>
@@ -6839,7 +6895,6 @@
           <w:rFonts w:ascii="Times New Roman" w:hAnsi="Times New Roman" w:cs="Times New Roman"/>
           <w:lang w:val="es-MX"/>
         </w:rPr>
-        <w:lastRenderedPageBreak/>
         <w:t xml:space="preserve">En los </w:t>
       </w:r>
       <w:r>
@@ -7552,7 +7607,6 @@
           <w:rFonts w:ascii="Times New Roman" w:hAnsi="Times New Roman" w:cs="Times New Roman"/>
           <w:lang w:val="es-MX"/>
         </w:rPr>
-        <w:lastRenderedPageBreak/>
         <w:t xml:space="preserve">En los </w:t>
       </w:r>
       <w:r>
@@ -7805,6 +7859,7 @@
           <w:rFonts w:ascii="Times New Roman" w:hAnsi="Times New Roman" w:cs="Times New Roman"/>
           <w:lang w:val="es-MX"/>
         </w:rPr>
+        <w:lastRenderedPageBreak/>
         <w:t>Por lo revisado, la libertad externa es jurídica por cuanto enmarca los actos</w:t>
       </w:r>
       <w:r>
@@ -7840,15 +7895,7 @@
           <w:rFonts w:ascii="Times New Roman" w:hAnsi="Times New Roman" w:cs="Times New Roman"/>
           <w:lang w:val="es-MX"/>
         </w:rPr>
-        <w:t xml:space="preserve">La regulación de sus alcances se determina por la mutua influencia que existe </w:t>
-      </w:r>
-      <w:r>
-        <w:rPr>
-          <w:rFonts w:ascii="Times New Roman" w:hAnsi="Times New Roman" w:cs="Times New Roman"/>
-          <w:lang w:val="es-MX"/>
-        </w:rPr>
-        <w:lastRenderedPageBreak/>
-        <w:t>en las relaciones humanas y en el entrecruzado de sus intereses; por ello, la libertad externa adquiere un carácter de límites recíprocos y obligación mutua.</w:t>
+        <w:t>La regulación de sus alcances se determina por la mutua influencia que existe en las relaciones humanas y en el entrecruzado de sus intereses; por ello, la libertad externa adquiere un carácter de límites recíprocos y obligación mutua.</w:t>
       </w:r>
       <w:r>
         <w:rPr>
@@ -8396,6 +8443,7 @@
           <w:rFonts w:ascii="Times New Roman" w:hAnsi="Times New Roman" w:cs="Times New Roman"/>
           <w:lang w:val="es-MX"/>
         </w:rPr>
+        <w:lastRenderedPageBreak/>
         <w:t>En tercer lugar, el texto ofrece</w:t>
       </w:r>
       <w:r>
@@ -8469,95 +8517,554 @@
           <w:rFonts w:ascii="Times New Roman" w:hAnsi="Times New Roman" w:cs="Times New Roman"/>
           <w:lang w:val="es-MX"/>
         </w:rPr>
+        <w:t>Considerando estos tres puntos principales que componen el texto</w:t>
+      </w:r>
+      <w:r>
+        <w:rPr>
+          <w:rFonts w:ascii="Times New Roman" w:hAnsi="Times New Roman" w:cs="Times New Roman"/>
+          <w:lang w:val="es-MX"/>
+        </w:rPr>
+        <w:t xml:space="preserve"> en su segunda parte, sobre el derecho político</w:t>
+      </w:r>
+      <w:r>
+        <w:rPr>
+          <w:rFonts w:ascii="Times New Roman" w:hAnsi="Times New Roman" w:cs="Times New Roman"/>
+          <w:lang w:val="es-MX"/>
+        </w:rPr>
+        <w:t>, nosotros habremos de desarrollar el primero y el tercero</w:t>
+      </w:r>
+      <w:r>
+        <w:rPr>
+          <w:rFonts w:ascii="Times New Roman" w:hAnsi="Times New Roman" w:cs="Times New Roman"/>
+          <w:lang w:val="es-MX"/>
+        </w:rPr>
+        <w:t xml:space="preserve"> de los elementos mencionados</w:t>
+      </w:r>
+      <w:r>
+        <w:rPr>
+          <w:rFonts w:ascii="Times New Roman" w:hAnsi="Times New Roman" w:cs="Times New Roman"/>
+          <w:lang w:val="es-MX"/>
+        </w:rPr>
+        <w:t xml:space="preserve">, en miras de esclarecer la idea de una libertad exterior en el marco del republicanismo de Kant. </w:t>
+      </w:r>
+      <w:r>
+        <w:rPr>
+          <w:rFonts w:ascii="Times New Roman" w:hAnsi="Times New Roman" w:cs="Times New Roman"/>
+          <w:lang w:val="es-MX"/>
+        </w:rPr>
+        <w:t xml:space="preserve">De esta forma, en este apartado se consideran las ideas del texto que contraponen a Kant y Hobbes y en seguida se desarrollarán las ideas sobre la libertad externa de la ciudadanía que resulta en </w:t>
+      </w:r>
+      <w:r>
+        <w:rPr>
+          <w:rFonts w:ascii="Times New Roman" w:hAnsi="Times New Roman" w:cs="Times New Roman"/>
+          <w:lang w:val="es-MX"/>
+        </w:rPr>
+        <w:t xml:space="preserve">la idea de </w:t>
+      </w:r>
+      <w:r>
+        <w:rPr>
+          <w:rFonts w:ascii="Times New Roman" w:hAnsi="Times New Roman" w:cs="Times New Roman"/>
+          <w:lang w:val="es-MX"/>
+        </w:rPr>
+        <w:t xml:space="preserve">la co-legislación. </w:t>
+      </w:r>
+    </w:p>
+    <w:p>
+      <w:pPr>
+        <w:spacing w:line="360" w:lineRule="auto"/>
+        <w:jc w:val="both"/>
+        <w:rPr>
+          <w:rFonts w:ascii="Times New Roman" w:hAnsi="Times New Roman" w:cs="Times New Roman"/>
+          <w:lang w:val="es-MX"/>
+        </w:rPr>
+      </w:pPr>
+      <w:r>
+        <w:rPr>
+          <w:rFonts w:ascii="Times New Roman" w:hAnsi="Times New Roman" w:cs="Times New Roman"/>
+          <w:lang w:val="es-MX"/>
+        </w:rPr>
+        <w:t xml:space="preserve">Para </w:t>
+      </w:r>
+      <w:r>
+        <w:rPr>
+          <w:rFonts w:ascii="Times New Roman" w:hAnsi="Times New Roman" w:cs="Times New Roman"/>
+          <w:lang w:val="es-MX"/>
+        </w:rPr>
+        <w:t>considerar</w:t>
+      </w:r>
+      <w:r>
+        <w:rPr>
+          <w:rFonts w:ascii="Times New Roman" w:hAnsi="Times New Roman" w:cs="Times New Roman"/>
+          <w:lang w:val="es-MX"/>
+        </w:rPr>
+        <w:t xml:space="preserve"> el primer asunto podríamos colocar a Kant en contra de Hobbes en virtud de las propuestas políticas que confrontan al republicanismo con el despotismo. El tipo de monarquía absoluta que defiende Hobbes es despótico y considera a sus miembros como súbditos. Esto supone, </w:t>
+      </w:r>
+      <w:r>
+        <w:rPr>
+          <w:rFonts w:ascii="Times New Roman" w:hAnsi="Times New Roman" w:cs="Times New Roman"/>
+          <w:lang w:val="es-MX"/>
+        </w:rPr>
+        <w:t>entre</w:t>
+      </w:r>
+      <w:r>
+        <w:rPr>
+          <w:rFonts w:ascii="Times New Roman" w:hAnsi="Times New Roman" w:cs="Times New Roman"/>
+          <w:lang w:val="es-MX"/>
+        </w:rPr>
+        <w:t xml:space="preserve"> </w:t>
+      </w:r>
+      <w:r>
+        <w:rPr>
+          <w:rFonts w:ascii="Times New Roman" w:hAnsi="Times New Roman" w:cs="Times New Roman"/>
+          <w:lang w:val="es-MX"/>
+        </w:rPr>
+        <w:t>otros asuntos</w:t>
+      </w:r>
+      <w:r>
+        <w:rPr>
+          <w:rFonts w:ascii="Times New Roman" w:hAnsi="Times New Roman" w:cs="Times New Roman"/>
+          <w:lang w:val="es-MX"/>
+        </w:rPr>
+        <w:t xml:space="preserve">, una relación paternalista. </w:t>
+      </w:r>
+    </w:p>
+    <w:p>
+      <w:pPr>
+        <w:spacing w:line="360" w:lineRule="auto"/>
+        <w:jc w:val="both"/>
+        <w:rPr>
+          <w:rFonts w:ascii="Times New Roman" w:hAnsi="Times New Roman" w:cs="Times New Roman"/>
+          <w:lang w:val="es-MX"/>
+        </w:rPr>
+      </w:pPr>
+      <w:r>
+        <w:rPr>
+          <w:rFonts w:ascii="Times New Roman" w:hAnsi="Times New Roman" w:cs="Times New Roman"/>
+          <w:lang w:val="es-MX"/>
+        </w:rPr>
+        <w:t xml:space="preserve">En este escenario, los súbditos son como la propiedad del monarca absoluto, en una relación de dependencia y con una libertad </w:t>
+      </w:r>
+      <w:r>
+        <w:rPr>
+          <w:rFonts w:ascii="Times New Roman" w:hAnsi="Times New Roman" w:cs="Times New Roman"/>
+          <w:lang w:val="es-MX"/>
+        </w:rPr>
+        <w:t>a</w:t>
+      </w:r>
+      <w:r>
+        <w:rPr>
+          <w:rFonts w:ascii="Times New Roman" w:hAnsi="Times New Roman" w:cs="Times New Roman"/>
+          <w:lang w:val="es-MX"/>
+        </w:rPr>
+        <w:t>nula</w:t>
+      </w:r>
+      <w:r>
+        <w:rPr>
+          <w:rFonts w:ascii="Times New Roman" w:hAnsi="Times New Roman" w:cs="Times New Roman"/>
+          <w:lang w:val="es-MX"/>
+        </w:rPr>
+        <w:t>da</w:t>
+      </w:r>
+      <w:r>
+        <w:rPr>
+          <w:rFonts w:ascii="Times New Roman" w:hAnsi="Times New Roman" w:cs="Times New Roman"/>
+          <w:lang w:val="es-MX"/>
+        </w:rPr>
+        <w:t>.</w:t>
+      </w:r>
+      <w:r>
+        <w:rPr>
+          <w:rFonts w:ascii="Times New Roman" w:hAnsi="Times New Roman" w:cs="Times New Roman"/>
+          <w:lang w:val="es-MX"/>
+        </w:rPr>
+        <w:t xml:space="preserve"> Esto resulta en que la forma de vivir su propia vida, para cada uno, depende de la elección de su señor.</w:t>
+      </w:r>
+      <w:r>
+        <w:rPr>
+          <w:rFonts w:ascii="Times New Roman" w:hAnsi="Times New Roman" w:cs="Times New Roman"/>
+          <w:lang w:val="es-MX"/>
+        </w:rPr>
+        <w:t xml:space="preserve"> Esta voz determinante del soberano hace de efecto público el criterio privado que mantiene las inclinaciones de los intereses de su propia persona, a la hora de dictaminar leyes.</w:t>
+      </w:r>
+      <w:r>
+        <w:rPr>
+          <w:rFonts w:ascii="Times New Roman" w:hAnsi="Times New Roman" w:cs="Times New Roman"/>
+          <w:lang w:val="es-MX"/>
+        </w:rPr>
+        <w:t xml:space="preserve"> Así, </w:t>
+      </w:r>
+      <w:r>
+        <w:rPr>
+          <w:rFonts w:ascii="Times New Roman" w:hAnsi="Times New Roman" w:cs="Times New Roman"/>
+          <w:lang w:val="es-MX"/>
+        </w:rPr>
+        <w:t xml:space="preserve">en el horizonte del despotismo absolutista, </w:t>
+      </w:r>
+      <w:r>
+        <w:rPr>
+          <w:rFonts w:ascii="Times New Roman" w:hAnsi="Times New Roman" w:cs="Times New Roman"/>
+          <w:lang w:val="es-MX"/>
+        </w:rPr>
+        <w:t xml:space="preserve">el sentido de las leyes será siempre privado, de acuerdo a la voluntad del déspota. </w:t>
+      </w:r>
+      <w:r>
+        <w:rPr>
+          <w:rFonts w:ascii="Times New Roman" w:hAnsi="Times New Roman" w:cs="Times New Roman"/>
+          <w:lang w:val="es-MX"/>
+        </w:rPr>
+        <w:t xml:space="preserve"> </w:t>
+      </w:r>
+    </w:p>
+    <w:p>
+      <w:pPr>
+        <w:spacing w:line="360" w:lineRule="auto"/>
+        <w:jc w:val="both"/>
+        <w:rPr>
+          <w:rFonts w:ascii="Times New Roman" w:hAnsi="Times New Roman" w:cs="Times New Roman"/>
+          <w:lang w:val="es-MX"/>
+        </w:rPr>
+      </w:pPr>
+      <w:r>
+        <w:rPr>
+          <w:rFonts w:ascii="Times New Roman" w:hAnsi="Times New Roman" w:cs="Times New Roman"/>
+          <w:lang w:val="es-MX"/>
+        </w:rPr>
+        <w:t>Por otro lado, el republicanismo de Kant es un</w:t>
+      </w:r>
+      <w:r>
+        <w:rPr>
+          <w:rFonts w:ascii="Times New Roman" w:hAnsi="Times New Roman" w:cs="Times New Roman"/>
+          <w:lang w:val="es-MX"/>
+        </w:rPr>
+        <w:t xml:space="preserve">a propuesta filosófica y política </w:t>
+      </w:r>
+      <w:r>
+        <w:rPr>
+          <w:rFonts w:ascii="Times New Roman" w:hAnsi="Times New Roman" w:cs="Times New Roman"/>
+          <w:lang w:val="es-MX"/>
+        </w:rPr>
+        <w:t xml:space="preserve">que confiere a los miembros una condición distinta, ya que, en lugar de ser súbditos, se entiende a los integrantes de una república como ciudadanos independientes. </w:t>
+      </w:r>
+      <w:r>
+        <w:rPr>
+          <w:rFonts w:ascii="Times New Roman" w:hAnsi="Times New Roman" w:cs="Times New Roman"/>
+          <w:lang w:val="es-MX"/>
+        </w:rPr>
+        <w:t>De esta forma</w:t>
+      </w:r>
+      <w:r>
+        <w:rPr>
+          <w:rFonts w:ascii="Times New Roman" w:hAnsi="Times New Roman" w:cs="Times New Roman"/>
+          <w:lang w:val="es-MX"/>
+        </w:rPr>
+        <w:t xml:space="preserve">, el gobernante no es ajeno a </w:t>
+      </w:r>
+      <w:r>
+        <w:rPr>
+          <w:rFonts w:ascii="Times New Roman" w:hAnsi="Times New Roman" w:cs="Times New Roman"/>
+          <w:lang w:val="es-MX"/>
+        </w:rPr>
+        <w:t xml:space="preserve">los </w:t>
+      </w:r>
+      <w:r>
+        <w:rPr>
+          <w:rFonts w:ascii="Times New Roman" w:hAnsi="Times New Roman" w:cs="Times New Roman"/>
+          <w:lang w:val="es-MX"/>
+        </w:rPr>
+        <w:t>intereses</w:t>
+      </w:r>
+      <w:r>
+        <w:rPr>
+          <w:rFonts w:ascii="Times New Roman" w:hAnsi="Times New Roman" w:cs="Times New Roman"/>
+          <w:lang w:val="es-MX"/>
+        </w:rPr>
+        <w:t xml:space="preserve"> de su pueblo</w:t>
+      </w:r>
+      <w:r>
+        <w:rPr>
+          <w:rFonts w:ascii="Times New Roman" w:hAnsi="Times New Roman" w:cs="Times New Roman"/>
+          <w:lang w:val="es-MX"/>
+        </w:rPr>
+        <w:t xml:space="preserve">, y por ello las leyes se enfocan en el </w:t>
+      </w:r>
+      <w:r>
+        <w:rPr>
+          <w:rFonts w:ascii="Times New Roman" w:hAnsi="Times New Roman" w:cs="Times New Roman"/>
+          <w:lang w:val="es-MX"/>
+        </w:rPr>
+        <w:t xml:space="preserve">sentido </w:t>
+      </w:r>
+      <w:r>
+        <w:rPr>
+          <w:rFonts w:ascii="Times New Roman" w:hAnsi="Times New Roman" w:cs="Times New Roman"/>
+          <w:lang w:val="es-MX"/>
+        </w:rPr>
+        <w:t xml:space="preserve">público de acuerdo a una voluntad integrada por los intereses populares. </w:t>
+      </w:r>
+    </w:p>
+    <w:p>
+      <w:pPr>
+        <w:spacing w:line="360" w:lineRule="auto"/>
+        <w:jc w:val="both"/>
+        <w:rPr>
+          <w:rFonts w:ascii="Times New Roman" w:hAnsi="Times New Roman" w:cs="Times New Roman"/>
+          <w:lang w:val="es-MX"/>
+        </w:rPr>
+      </w:pPr>
+      <w:r>
+        <w:rPr>
+          <w:rFonts w:ascii="Times New Roman" w:hAnsi="Times New Roman" w:cs="Times New Roman"/>
+          <w:lang w:val="es-MX"/>
+        </w:rPr>
+        <w:t>En una monarquía absoluta, el soberano es el legislador y su voluntad no tiene contrapeso, lo que s</w:t>
+      </w:r>
+      <w:r>
+        <w:rPr>
+          <w:rFonts w:ascii="Times New Roman" w:hAnsi="Times New Roman" w:cs="Times New Roman"/>
+          <w:lang w:val="es-MX"/>
+        </w:rPr>
+        <w:t>í</w:t>
+      </w:r>
+      <w:r>
+        <w:rPr>
+          <w:rFonts w:ascii="Times New Roman" w:hAnsi="Times New Roman" w:cs="Times New Roman"/>
+          <w:lang w:val="es-MX"/>
+        </w:rPr>
+        <w:t xml:space="preserve"> ocurre en una monarquía parlamentarista, en donde una instancia como la cámara de los comunes, o un congreso, puede balancear un poco las tendencias del poder en virtud de las leyes promulgadas. Este contraste separa, de un lado, la imposición de la ley por la fuerza, y, por otro lado, un tipo de ley que se acerca al consenso de ciudadanos </w:t>
+      </w:r>
+      <w:r>
+        <w:rPr>
+          <w:rFonts w:ascii="Times New Roman" w:hAnsi="Times New Roman" w:cs="Times New Roman"/>
+          <w:lang w:val="es-MX"/>
+        </w:rPr>
         <w:lastRenderedPageBreak/>
-        <w:t>Considerando estos tres puntos principales que componen el texto</w:t>
-      </w:r>
-      <w:r>
-        <w:rPr>
-          <w:rFonts w:ascii="Times New Roman" w:hAnsi="Times New Roman" w:cs="Times New Roman"/>
-          <w:lang w:val="es-MX"/>
-        </w:rPr>
-        <w:t xml:space="preserve"> en su segunda parte, sobre el derecho político</w:t>
-      </w:r>
-      <w:r>
-        <w:rPr>
-          <w:rFonts w:ascii="Times New Roman" w:hAnsi="Times New Roman" w:cs="Times New Roman"/>
-          <w:lang w:val="es-MX"/>
-        </w:rPr>
-        <w:t>, nosotros habremos de desarrollar el primero y el tercero</w:t>
-      </w:r>
-      <w:r>
-        <w:rPr>
-          <w:rFonts w:ascii="Times New Roman" w:hAnsi="Times New Roman" w:cs="Times New Roman"/>
-          <w:lang w:val="es-MX"/>
-        </w:rPr>
-        <w:t xml:space="preserve"> de los elementos mencionados</w:t>
-      </w:r>
-      <w:r>
-        <w:rPr>
-          <w:rFonts w:ascii="Times New Roman" w:hAnsi="Times New Roman" w:cs="Times New Roman"/>
-          <w:lang w:val="es-MX"/>
-        </w:rPr>
-        <w:t xml:space="preserve">, en miras de esclarecer la idea de una libertad exterior en el marco del republicanismo de Kant. </w:t>
-      </w:r>
-      <w:r>
-        <w:rPr>
-          <w:rFonts w:ascii="Times New Roman" w:hAnsi="Times New Roman" w:cs="Times New Roman"/>
-          <w:lang w:val="es-MX"/>
-        </w:rPr>
-        <w:t xml:space="preserve">De esta forma, en este apartado se consideran las ideas del texto que contraponen a Kant y Hobbes y en seguida se desarrollarán las ideas sobre la libertad externa de la ciudadanía que resulta en </w:t>
-      </w:r>
-      <w:r>
-        <w:rPr>
-          <w:rFonts w:ascii="Times New Roman" w:hAnsi="Times New Roman" w:cs="Times New Roman"/>
-          <w:lang w:val="es-MX"/>
-        </w:rPr>
-        <w:t xml:space="preserve">la idea de </w:t>
-      </w:r>
-      <w:r>
-        <w:rPr>
-          <w:rFonts w:ascii="Times New Roman" w:hAnsi="Times New Roman" w:cs="Times New Roman"/>
-          <w:lang w:val="es-MX"/>
-        </w:rPr>
-        <w:t xml:space="preserve">la co-legislación. </w:t>
-      </w:r>
-    </w:p>
-    <w:p>
-      <w:pPr>
-        <w:spacing w:line="360" w:lineRule="auto"/>
-        <w:jc w:val="both"/>
-        <w:rPr>
-          <w:rFonts w:ascii="Times New Roman" w:hAnsi="Times New Roman" w:cs="Times New Roman"/>
-          <w:lang w:val="es-MX"/>
-        </w:rPr>
-      </w:pPr>
-      <w:r>
-        <w:rPr>
-          <w:rFonts w:ascii="Times New Roman" w:hAnsi="Times New Roman" w:cs="Times New Roman"/>
-          <w:lang w:val="es-MX"/>
-        </w:rPr>
-        <w:t xml:space="preserve">Para </w:t>
-      </w:r>
-      <w:r>
-        <w:rPr>
-          <w:rFonts w:ascii="Times New Roman" w:hAnsi="Times New Roman" w:cs="Times New Roman"/>
-          <w:lang w:val="es-MX"/>
-        </w:rPr>
-        <w:t>considerar</w:t>
-      </w:r>
-      <w:r>
-        <w:rPr>
-          <w:rFonts w:ascii="Times New Roman" w:hAnsi="Times New Roman" w:cs="Times New Roman"/>
-          <w:lang w:val="es-MX"/>
-        </w:rPr>
-        <w:t xml:space="preserve"> el primer asunto podríamos colocar a Kant en contra de Hobbes en virtud de las propuestas políticas que confrontan al republicanismo con el despotismo. El tipo de monarquía absoluta que defiende Hobbes es despótico y considera a sus miembros como súbditos. Esto supone, </w:t>
-      </w:r>
-      <w:r>
-        <w:rPr>
-          <w:rFonts w:ascii="Times New Roman" w:hAnsi="Times New Roman" w:cs="Times New Roman"/>
-          <w:lang w:val="es-MX"/>
-        </w:rPr>
-        <w:t>entre</w:t>
+        <w:t xml:space="preserve">deliberantes. Es por esta razón, que para un tipo de gobierno republicano y/o democrático es fundamental el derecho a la justificación, como refiere R. Forst. Para este tipo de legitimidad de la ley, en un sentido de interés público, son fundamentales el uso de la razón pública, la libertad de expresión o de pluma, el consentimiento civil y el horizonte de la co-legislación, elementos todos que </w:t>
+      </w:r>
+      <w:r>
+        <w:rPr>
+          <w:rFonts w:ascii="Times New Roman" w:hAnsi="Times New Roman" w:cs="Times New Roman"/>
+          <w:lang w:val="es-MX"/>
+        </w:rPr>
+        <w:t>se relacionan a</w:t>
+      </w:r>
+      <w:r>
+        <w:rPr>
+          <w:rFonts w:ascii="Times New Roman" w:hAnsi="Times New Roman" w:cs="Times New Roman"/>
+          <w:lang w:val="es-MX"/>
+        </w:rPr>
+        <w:t xml:space="preserve"> la idea de una libertad externa. </w:t>
+      </w:r>
+    </w:p>
+    <w:p>
+      <w:pPr>
+        <w:spacing w:line="360" w:lineRule="auto"/>
+        <w:jc w:val="both"/>
+        <w:rPr>
+          <w:rFonts w:ascii="Times New Roman" w:hAnsi="Times New Roman" w:cs="Times New Roman"/>
+          <w:lang w:val="es-MX"/>
+        </w:rPr>
+      </w:pPr>
+      <w:r>
+        <w:rPr>
+          <w:rFonts w:ascii="Times New Roman" w:hAnsi="Times New Roman" w:cs="Times New Roman"/>
+          <w:lang w:val="es-MX"/>
+        </w:rPr>
+        <w:t xml:space="preserve">Cabe tener en cuenta que Kant no se opone directamente a la forma de gobierno, sea una democracia, una monarquía o una aristocracia, sino más bien al espíritu que adquiere cualquier forma de gobierno, sea </w:t>
+      </w:r>
+      <w:r>
+        <w:rPr>
+          <w:rFonts w:ascii="Times New Roman" w:hAnsi="Times New Roman" w:cs="Times New Roman"/>
+          <w:lang w:val="es-MX"/>
+        </w:rPr>
+        <w:t xml:space="preserve">éste </w:t>
+      </w:r>
+      <w:r>
+        <w:rPr>
+          <w:rFonts w:ascii="Times New Roman" w:hAnsi="Times New Roman" w:cs="Times New Roman"/>
+          <w:lang w:val="es-MX"/>
+        </w:rPr>
+        <w:t>despótic</w:t>
+      </w:r>
+      <w:r>
+        <w:rPr>
+          <w:rFonts w:ascii="Times New Roman" w:hAnsi="Times New Roman" w:cs="Times New Roman"/>
+          <w:lang w:val="es-MX"/>
+        </w:rPr>
+        <w:t>o</w:t>
+      </w:r>
+      <w:r>
+        <w:rPr>
+          <w:rFonts w:ascii="Times New Roman" w:hAnsi="Times New Roman" w:cs="Times New Roman"/>
+          <w:lang w:val="es-MX"/>
+        </w:rPr>
+        <w:t xml:space="preserve"> o republican</w:t>
+      </w:r>
+      <w:r>
+        <w:rPr>
+          <w:rFonts w:ascii="Times New Roman" w:hAnsi="Times New Roman" w:cs="Times New Roman"/>
+          <w:lang w:val="es-MX"/>
+        </w:rPr>
+        <w:t>o</w:t>
+      </w:r>
+      <w:r>
+        <w:rPr>
+          <w:rFonts w:ascii="Times New Roman" w:hAnsi="Times New Roman" w:cs="Times New Roman"/>
+          <w:lang w:val="es-MX"/>
+        </w:rPr>
+        <w:t>.</w:t>
+      </w:r>
+      <w:r>
+        <w:rPr>
+          <w:rFonts w:ascii="Times New Roman" w:hAnsi="Times New Roman" w:cs="Times New Roman"/>
+          <w:lang w:val="es-MX"/>
+        </w:rPr>
+        <w:t xml:space="preserve"> Una monarquía, de esta forma, podría tener un espíritu republicano, como podría </w:t>
+      </w:r>
+      <w:r>
+        <w:rPr>
+          <w:rFonts w:ascii="Times New Roman" w:hAnsi="Times New Roman" w:cs="Times New Roman"/>
+          <w:lang w:val="es-MX"/>
+        </w:rPr>
+        <w:t xml:space="preserve">haberse </w:t>
+      </w:r>
+      <w:r>
+        <w:rPr>
+          <w:rFonts w:ascii="Times New Roman" w:hAnsi="Times New Roman" w:cs="Times New Roman"/>
+          <w:lang w:val="es-MX"/>
+        </w:rPr>
+        <w:t>espera</w:t>
+      </w:r>
+      <w:r>
+        <w:rPr>
+          <w:rFonts w:ascii="Times New Roman" w:hAnsi="Times New Roman" w:cs="Times New Roman"/>
+          <w:lang w:val="es-MX"/>
+        </w:rPr>
+        <w:t>do</w:t>
+      </w:r>
+      <w:r>
+        <w:rPr>
+          <w:rFonts w:ascii="Times New Roman" w:hAnsi="Times New Roman" w:cs="Times New Roman"/>
+          <w:lang w:val="es-MX"/>
+        </w:rPr>
+        <w:t xml:space="preserve"> con optimismo de algunos despotismos ilustrados</w:t>
+      </w:r>
+      <w:r>
+        <w:rPr>
+          <w:rFonts w:ascii="Times New Roman" w:hAnsi="Times New Roman" w:cs="Times New Roman"/>
+          <w:lang w:val="es-MX"/>
+        </w:rPr>
+        <w:t xml:space="preserve"> del contexto de Kant</w:t>
+      </w:r>
+      <w:r>
+        <w:rPr>
+          <w:rFonts w:ascii="Times New Roman" w:hAnsi="Times New Roman" w:cs="Times New Roman"/>
+          <w:lang w:val="es-MX"/>
+        </w:rPr>
+        <w:t xml:space="preserve">. </w:t>
+      </w:r>
+    </w:p>
+    <w:p>
+      <w:pPr>
+        <w:spacing w:line="360" w:lineRule="auto"/>
+        <w:jc w:val="both"/>
+        <w:rPr>
+          <w:rFonts w:ascii="Times New Roman" w:hAnsi="Times New Roman" w:cs="Times New Roman"/>
+          <w:lang w:val="es-MX"/>
+        </w:rPr>
+      </w:pPr>
+      <w:r>
+        <w:rPr>
+          <w:rFonts w:ascii="Times New Roman" w:hAnsi="Times New Roman" w:cs="Times New Roman"/>
+          <w:lang w:val="es-MX"/>
+        </w:rPr>
+        <w:t xml:space="preserve">Para Kant el estado civil representa la condición jurídica que funda un estado de derecho, </w:t>
+      </w:r>
+      <w:r>
+        <w:rPr>
+          <w:rFonts w:ascii="Times New Roman" w:hAnsi="Times New Roman" w:cs="Times New Roman"/>
+          <w:lang w:val="es-MX"/>
+        </w:rPr>
+        <w:t xml:space="preserve">en donde </w:t>
+      </w:r>
+      <w:r>
+        <w:rPr>
+          <w:rFonts w:ascii="Times New Roman" w:hAnsi="Times New Roman" w:cs="Times New Roman"/>
+          <w:lang w:val="es-MX"/>
+        </w:rPr>
+        <w:t xml:space="preserve">los individuos abandonan el estado natural y entran en relaciones de un orden político fundamentado en leyes públicas exteriores, de modo que </w:t>
+      </w:r>
+      <w:r>
+        <w:rPr>
+          <w:rFonts w:ascii="Times New Roman" w:hAnsi="Times New Roman" w:cs="Times New Roman"/>
+          <w:lang w:val="es-MX"/>
+        </w:rPr>
+        <w:t xml:space="preserve">se </w:t>
+      </w:r>
+      <w:r>
+        <w:rPr>
+          <w:rFonts w:ascii="Times New Roman" w:hAnsi="Times New Roman" w:cs="Times New Roman"/>
+          <w:lang w:val="es-MX"/>
+        </w:rPr>
+        <w:t>garantice la justicia, la libertad y la paz. Al igual que en el caso de Hobbes, este hecho no</w:t>
+      </w:r>
+      <w:r>
+        <w:rPr>
+          <w:rFonts w:ascii="Times New Roman" w:hAnsi="Times New Roman" w:cs="Times New Roman"/>
+          <w:lang w:val="es-MX"/>
+        </w:rPr>
+        <w:t xml:space="preserve"> se entiende como un acontecimiento </w:t>
+      </w:r>
+      <w:r>
+        <w:rPr>
+          <w:rFonts w:ascii="Times New Roman" w:hAnsi="Times New Roman" w:cs="Times New Roman"/>
+          <w:lang w:val="es-MX"/>
+        </w:rPr>
+        <w:t xml:space="preserve">histórico concreto. </w:t>
+      </w:r>
+    </w:p>
+    <w:p>
+      <w:pPr>
+        <w:spacing w:line="360" w:lineRule="auto"/>
+        <w:jc w:val="both"/>
+        <w:rPr>
+          <w:rFonts w:ascii="Times New Roman" w:hAnsi="Times New Roman" w:cs="Times New Roman"/>
+          <w:lang w:val="es-MX"/>
+        </w:rPr>
+      </w:pPr>
+      <w:r>
+        <w:rPr>
+          <w:rFonts w:ascii="Times New Roman" w:hAnsi="Times New Roman" w:cs="Times New Roman"/>
+          <w:lang w:val="es-MX"/>
+        </w:rPr>
+        <w:t xml:space="preserve">En el caso de </w:t>
+      </w:r>
+      <w:r>
+        <w:rPr>
+          <w:rFonts w:ascii="Times New Roman" w:hAnsi="Times New Roman" w:cs="Times New Roman"/>
+          <w:lang w:val="es-MX"/>
+        </w:rPr>
+        <w:t>Kant</w:t>
+      </w:r>
+      <w:r>
+        <w:rPr>
+          <w:rFonts w:ascii="Times New Roman" w:hAnsi="Times New Roman" w:cs="Times New Roman"/>
+          <w:lang w:val="es-MX"/>
+        </w:rPr>
+        <w:t>, el contrato</w:t>
+      </w:r>
+      <w:r>
+        <w:rPr>
+          <w:rFonts w:ascii="Times New Roman" w:hAnsi="Times New Roman" w:cs="Times New Roman"/>
+          <w:lang w:val="es-MX"/>
+        </w:rPr>
+        <w:t xml:space="preserve"> originario</w:t>
+      </w:r>
+      <w:r>
+        <w:rPr>
+          <w:rFonts w:ascii="Times New Roman" w:hAnsi="Times New Roman" w:cs="Times New Roman"/>
+          <w:lang w:val="es-MX"/>
+        </w:rPr>
+        <w:t xml:space="preserve"> que funda una sociedad civil</w:t>
       </w:r>
       <w:r>
         <w:rPr>
@@ -8571,31 +9078,35 @@
           <w:rFonts w:ascii="Times New Roman" w:hAnsi="Times New Roman" w:cs="Times New Roman"/>
           <w:lang w:val="es-MX"/>
         </w:rPr>
-        <w:t>otros asuntos</w:t>
-      </w:r>
-      <w:r>
-        <w:rPr>
-          <w:rFonts w:ascii="Times New Roman" w:hAnsi="Times New Roman" w:cs="Times New Roman"/>
-          <w:lang w:val="es-MX"/>
-        </w:rPr>
-        <w:t xml:space="preserve">, una relación paternalista. </w:t>
-      </w:r>
-    </w:p>
-    <w:p>
-      <w:pPr>
-        <w:spacing w:line="360" w:lineRule="auto"/>
-        <w:jc w:val="both"/>
-        <w:rPr>
-          <w:rFonts w:ascii="Times New Roman" w:hAnsi="Times New Roman" w:cs="Times New Roman"/>
-          <w:lang w:val="es-MX"/>
-        </w:rPr>
-      </w:pPr>
-      <w:r>
-        <w:rPr>
-          <w:rFonts w:ascii="Times New Roman" w:hAnsi="Times New Roman" w:cs="Times New Roman"/>
-          <w:lang w:val="es-MX"/>
-        </w:rPr>
-        <w:t xml:space="preserve">En este escenario, los súbditos son como la propiedad del monarca absoluto, en una relación de dependencia y con una libertad </w:t>
+        <w:t xml:space="preserve">es </w:t>
+      </w:r>
+      <w:r>
+        <w:rPr>
+          <w:rFonts w:ascii="Times New Roman" w:hAnsi="Times New Roman" w:cs="Times New Roman"/>
+          <w:lang w:val="es-MX"/>
+        </w:rPr>
+        <w:t>entendid</w:t>
+      </w:r>
+      <w:r>
+        <w:rPr>
+          <w:rFonts w:ascii="Times New Roman" w:hAnsi="Times New Roman" w:cs="Times New Roman"/>
+          <w:lang w:val="es-MX"/>
+        </w:rPr>
+        <w:t>o</w:t>
+      </w:r>
+      <w:r>
+        <w:rPr>
+          <w:rFonts w:ascii="Times New Roman" w:hAnsi="Times New Roman" w:cs="Times New Roman"/>
+          <w:lang w:val="es-MX"/>
+        </w:rPr>
+        <w:t xml:space="preserve"> como una idea normativa que busca dar sentido a la organización social, de acuerdo a principios racionales. </w:t>
+      </w:r>
+      <w:r>
+        <w:rPr>
+          <w:rFonts w:ascii="Times New Roman" w:hAnsi="Times New Roman" w:cs="Times New Roman"/>
+          <w:lang w:val="es-MX"/>
+        </w:rPr>
+        <w:t>En este horizonte, los individuos del estado civil (en el caso de Kant, los ciudadanos) se someten al orden de las leyes públicas exteriores que tienen un carácter universal para su estado, ya que se presupone que eman</w:t>
       </w:r>
       <w:r>
         <w:rPr>
@@ -8609,14 +9120,7 @@
           <w:rFonts w:ascii="Times New Roman" w:hAnsi="Times New Roman" w:cs="Times New Roman"/>
           <w:lang w:val="es-MX"/>
         </w:rPr>
-        <w:t>nula</w:t>
-      </w:r>
-      <w:r>
-        <w:rPr>
-          <w:rFonts w:ascii="Times New Roman" w:hAnsi="Times New Roman" w:cs="Times New Roman"/>
-          <w:lang w:val="es-MX"/>
-        </w:rPr>
-        <w:t>da</w:t>
+        <w:t>n saludablemente de una voluntad general, unificada y libre</w:t>
       </w:r>
       <w:r>
         <w:rPr>
@@ -8625,40 +9129,53 @@
         </w:rPr>
         <w:t>.</w:t>
       </w:r>
-      <w:r>
-        <w:rPr>
-          <w:rFonts w:ascii="Times New Roman" w:hAnsi="Times New Roman" w:cs="Times New Roman"/>
-          <w:lang w:val="es-MX"/>
-        </w:rPr>
-        <w:t xml:space="preserve"> Esto resulta en que la forma de vivir su propia vida, para cada uno, depende de la elección de su señor.</w:t>
-      </w:r>
-      <w:r>
-        <w:rPr>
-          <w:rFonts w:ascii="Times New Roman" w:hAnsi="Times New Roman" w:cs="Times New Roman"/>
-          <w:lang w:val="es-MX"/>
-        </w:rPr>
-        <w:t xml:space="preserve"> Esta voz determinante del soberano hace de efecto público el criterio privado que mantiene las inclinaciones de los intereses de su propia persona, a la hora de dictaminar leyes.</w:t>
-      </w:r>
-      <w:r>
-        <w:rPr>
-          <w:rFonts w:ascii="Times New Roman" w:hAnsi="Times New Roman" w:cs="Times New Roman"/>
-          <w:lang w:val="es-MX"/>
-        </w:rPr>
-        <w:t xml:space="preserve"> Así, </w:t>
-      </w:r>
-      <w:r>
-        <w:rPr>
-          <w:rFonts w:ascii="Times New Roman" w:hAnsi="Times New Roman" w:cs="Times New Roman"/>
-          <w:lang w:val="es-MX"/>
-        </w:rPr>
-        <w:t xml:space="preserve">en el horizonte del despotismo absolutista, </w:t>
-      </w:r>
-      <w:r>
-        <w:rPr>
-          <w:rFonts w:ascii="Times New Roman" w:hAnsi="Times New Roman" w:cs="Times New Roman"/>
-          <w:lang w:val="es-MX"/>
-        </w:rPr>
-        <w:t xml:space="preserve">el sentido de las leyes será siempre privado, de acuerdo a la voluntad del déspota. </w:t>
+    </w:p>
+    <w:p>
+      <w:pPr>
+        <w:spacing w:line="360" w:lineRule="auto"/>
+        <w:jc w:val="both"/>
+        <w:rPr>
+          <w:rFonts w:ascii="Times New Roman" w:hAnsi="Times New Roman" w:cs="Times New Roman"/>
+          <w:lang w:val="es-MX"/>
+        </w:rPr>
+      </w:pPr>
+      <w:r>
+        <w:rPr>
+          <w:rFonts w:ascii="Times New Roman" w:hAnsi="Times New Roman" w:cs="Times New Roman"/>
+          <w:lang w:val="es-MX"/>
+        </w:rPr>
+        <w:t xml:space="preserve">De acuerdo a Kant, en el estado natural los individuos poseen una libertad sin frenos, pero ésta es insegura y frágil, porque no existe una autoridad que garantice derechos, sino que el establecimiento del poder se limita a la imposición del más fuerte o sagaz, sin considerar ningún principio moral del arbitrio. En este horizonte natural, la posesión y la propiedad privada es provisional, ya que no posee reconocimiento público ni garantía alguna. </w:t>
+      </w:r>
+      <w:r>
+        <w:rPr>
+          <w:rFonts w:ascii="Times New Roman" w:hAnsi="Times New Roman" w:cs="Times New Roman"/>
+          <w:lang w:val="es-MX"/>
+        </w:rPr>
+        <w:t xml:space="preserve">Solamente en una sociedad civil de leyes públicas y de alcance general, puede existir la propiedad privada de forma perentoria, pues queda avalada por el derecho mismo. </w:t>
+      </w:r>
+      <w:r>
+        <w:rPr>
+          <w:rFonts w:ascii="Times New Roman" w:hAnsi="Times New Roman" w:cs="Times New Roman"/>
+          <w:lang w:val="es-MX"/>
+        </w:rPr>
+        <w:t xml:space="preserve">Esta dimensión equivale a sostener, desde Kant, que cuando hay imposición de fuerza, no hay derecho. </w:t>
+      </w:r>
+    </w:p>
+    <w:p>
+      <w:pPr>
+        <w:spacing w:line="360" w:lineRule="auto"/>
+        <w:jc w:val="both"/>
+        <w:rPr>
+          <w:rFonts w:ascii="Times New Roman" w:hAnsi="Times New Roman" w:cs="Times New Roman"/>
+          <w:lang w:val="es-MX"/>
+        </w:rPr>
+      </w:pPr>
+      <w:r>
+        <w:rPr>
+          <w:rFonts w:ascii="Times New Roman" w:hAnsi="Times New Roman" w:cs="Times New Roman"/>
+          <w:lang w:val="es-MX"/>
+        </w:rPr>
+        <w:t>El estado civil</w:t>
       </w:r>
       <w:r>
         <w:rPr>
@@ -8667,123 +9184,26 @@
         </w:rPr>
         <w:t xml:space="preserve"> </w:t>
       </w:r>
-    </w:p>
-    <w:p>
-      <w:pPr>
-        <w:spacing w:line="360" w:lineRule="auto"/>
-        <w:jc w:val="both"/>
-        <w:rPr>
-          <w:rFonts w:ascii="Times New Roman" w:hAnsi="Times New Roman" w:cs="Times New Roman"/>
-          <w:lang w:val="es-MX"/>
-        </w:rPr>
-      </w:pPr>
-      <w:r>
-        <w:rPr>
-          <w:rFonts w:ascii="Times New Roman" w:hAnsi="Times New Roman" w:cs="Times New Roman"/>
-          <w:lang w:val="es-MX"/>
-        </w:rPr>
-        <w:t>Por otro lado, el republicanismo de Kant es un</w:t>
-      </w:r>
-      <w:r>
-        <w:rPr>
-          <w:rFonts w:ascii="Times New Roman" w:hAnsi="Times New Roman" w:cs="Times New Roman"/>
-          <w:lang w:val="es-MX"/>
-        </w:rPr>
-        <w:t xml:space="preserve">a propuesta filosófica y política </w:t>
-      </w:r>
-      <w:r>
-        <w:rPr>
-          <w:rFonts w:ascii="Times New Roman" w:hAnsi="Times New Roman" w:cs="Times New Roman"/>
-          <w:lang w:val="es-MX"/>
-        </w:rPr>
-        <w:t xml:space="preserve">que confiere a los miembros una condición distinta, ya que, en lugar de ser súbditos, se entiende a los integrantes de una república como ciudadanos independientes. </w:t>
-      </w:r>
-      <w:r>
-        <w:rPr>
-          <w:rFonts w:ascii="Times New Roman" w:hAnsi="Times New Roman" w:cs="Times New Roman"/>
-          <w:lang w:val="es-MX"/>
-        </w:rPr>
-        <w:t>De esta forma</w:t>
-      </w:r>
-      <w:r>
-        <w:rPr>
-          <w:rFonts w:ascii="Times New Roman" w:hAnsi="Times New Roman" w:cs="Times New Roman"/>
-          <w:lang w:val="es-MX"/>
-        </w:rPr>
-        <w:t xml:space="preserve">, el gobernante no es ajeno a </w:t>
-      </w:r>
-      <w:r>
-        <w:rPr>
-          <w:rFonts w:ascii="Times New Roman" w:hAnsi="Times New Roman" w:cs="Times New Roman"/>
-          <w:lang w:val="es-MX"/>
-        </w:rPr>
-        <w:t xml:space="preserve">los </w:t>
-      </w:r>
-      <w:r>
-        <w:rPr>
-          <w:rFonts w:ascii="Times New Roman" w:hAnsi="Times New Roman" w:cs="Times New Roman"/>
-          <w:lang w:val="es-MX"/>
-        </w:rPr>
-        <w:t>intereses</w:t>
-      </w:r>
-      <w:r>
-        <w:rPr>
-          <w:rFonts w:ascii="Times New Roman" w:hAnsi="Times New Roman" w:cs="Times New Roman"/>
-          <w:lang w:val="es-MX"/>
-        </w:rPr>
-        <w:t xml:space="preserve"> de su pueblo</w:t>
-      </w:r>
-      <w:r>
-        <w:rPr>
-          <w:rFonts w:ascii="Times New Roman" w:hAnsi="Times New Roman" w:cs="Times New Roman"/>
-          <w:lang w:val="es-MX"/>
-        </w:rPr>
-        <w:t xml:space="preserve">, y por ello las leyes se enfocan en el </w:t>
-      </w:r>
-      <w:r>
-        <w:rPr>
-          <w:rFonts w:ascii="Times New Roman" w:hAnsi="Times New Roman" w:cs="Times New Roman"/>
-          <w:lang w:val="es-MX"/>
-        </w:rPr>
-        <w:t xml:space="preserve">sentido </w:t>
-      </w:r>
-      <w:r>
-        <w:rPr>
-          <w:rFonts w:ascii="Times New Roman" w:hAnsi="Times New Roman" w:cs="Times New Roman"/>
-          <w:lang w:val="es-MX"/>
-        </w:rPr>
-        <w:t xml:space="preserve">público de acuerdo a una voluntad integrada por los intereses populares. </w:t>
-      </w:r>
-    </w:p>
-    <w:p>
-      <w:pPr>
-        <w:spacing w:line="360" w:lineRule="auto"/>
-        <w:jc w:val="both"/>
-        <w:rPr>
-          <w:rFonts w:ascii="Times New Roman" w:hAnsi="Times New Roman" w:cs="Times New Roman"/>
-          <w:lang w:val="es-MX"/>
-        </w:rPr>
-      </w:pPr>
-      <w:r>
-        <w:rPr>
-          <w:rFonts w:ascii="Times New Roman" w:hAnsi="Times New Roman" w:cs="Times New Roman"/>
-          <w:lang w:val="es-MX"/>
-        </w:rPr>
-        <w:t>En una monarquía absoluta, el soberano es el legislador y su voluntad no tiene contrapeso, lo que s</w:t>
-      </w:r>
-      <w:r>
-        <w:rPr>
-          <w:rFonts w:ascii="Times New Roman" w:hAnsi="Times New Roman" w:cs="Times New Roman"/>
-          <w:lang w:val="es-MX"/>
-        </w:rPr>
-        <w:t>í</w:t>
-      </w:r>
-      <w:r>
-        <w:rPr>
-          <w:rFonts w:ascii="Times New Roman" w:hAnsi="Times New Roman" w:cs="Times New Roman"/>
-          <w:lang w:val="es-MX"/>
-        </w:rPr>
-        <w:t xml:space="preserve"> ocurre en una monarquía parlamentarista, en donde una instancia como la cámara de los comunes, o un congreso, puede balancear un poco las tendencias del poder en virtud de las leyes promulgadas. Este contraste separa, de un lado, la imposición de la ley por la fuerza, y, por otro lado, un tipo de ley que se acerca al consenso de ciudadanos deliberantes. Es por esta razón, que para un tipo de gobierno republicano y/o democrático es fundamental el derecho a la justificación, como refiere R. Forst. Para este tipo de legitimidad de la ley, en un sentido de interés público, son fundamentales el uso de la </w:t>
+      <w:r>
+        <w:rPr>
+          <w:rFonts w:ascii="Times New Roman" w:hAnsi="Times New Roman" w:cs="Times New Roman"/>
+          <w:lang w:val="es-MX"/>
+        </w:rPr>
+        <w:t xml:space="preserve">transforma la libertad salvaje o natural en una libertad </w:t>
+      </w:r>
+      <w:r>
+        <w:rPr>
+          <w:rFonts w:ascii="Times New Roman" w:hAnsi="Times New Roman" w:cs="Times New Roman"/>
+          <w:lang w:val="es-MX"/>
+        </w:rPr>
+        <w:t>civilizada</w:t>
+      </w:r>
+      <w:r>
+        <w:rPr>
+          <w:rFonts w:ascii="Times New Roman" w:hAnsi="Times New Roman" w:cs="Times New Roman"/>
+          <w:lang w:val="es-MX"/>
+        </w:rPr>
+        <w:t xml:space="preserve">, es decir, una libertad que haga compatible la libertad de todos con las libertades de los demás bajo </w:t>
       </w:r>
       <w:r>
         <w:rPr>
@@ -8791,73 +9211,319 @@
           <w:lang w:val="es-MX"/>
         </w:rPr>
         <w:lastRenderedPageBreak/>
-        <w:t xml:space="preserve">razón pública, la libertad de expresión o de pluma, el consentimiento civil y el horizonte de la co-legislación, elementos todos que </w:t>
-      </w:r>
-      <w:r>
-        <w:rPr>
-          <w:rFonts w:ascii="Times New Roman" w:hAnsi="Times New Roman" w:cs="Times New Roman"/>
-          <w:lang w:val="es-MX"/>
-        </w:rPr>
-        <w:t>se relacionan a</w:t>
-      </w:r>
-      <w:r>
-        <w:rPr>
-          <w:rFonts w:ascii="Times New Roman" w:hAnsi="Times New Roman" w:cs="Times New Roman"/>
-          <w:lang w:val="es-MX"/>
-        </w:rPr>
-        <w:t xml:space="preserve"> la idea de una libertad externa. </w:t>
-      </w:r>
-    </w:p>
-    <w:p>
-      <w:pPr>
-        <w:spacing w:line="360" w:lineRule="auto"/>
-        <w:jc w:val="both"/>
-        <w:rPr>
-          <w:rFonts w:ascii="Times New Roman" w:hAnsi="Times New Roman" w:cs="Times New Roman"/>
-          <w:lang w:val="es-MX"/>
-        </w:rPr>
-      </w:pPr>
-      <w:r>
-        <w:rPr>
-          <w:rFonts w:ascii="Times New Roman" w:hAnsi="Times New Roman" w:cs="Times New Roman"/>
-          <w:lang w:val="es-MX"/>
-        </w:rPr>
-        <w:t xml:space="preserve">Cabe tener en cuenta que Kant no se opone directamente a la forma de gobierno, sea una democracia, una monarquía o una aristocracia, sino más bien al espíritu que adquiere cualquier forma de gobierno, sea </w:t>
-      </w:r>
-      <w:r>
-        <w:rPr>
-          <w:rFonts w:ascii="Times New Roman" w:hAnsi="Times New Roman" w:cs="Times New Roman"/>
-          <w:lang w:val="es-MX"/>
-        </w:rPr>
-        <w:t xml:space="preserve">éste </w:t>
-      </w:r>
-      <w:r>
-        <w:rPr>
-          <w:rFonts w:ascii="Times New Roman" w:hAnsi="Times New Roman" w:cs="Times New Roman"/>
-          <w:lang w:val="es-MX"/>
-        </w:rPr>
-        <w:t>despótic</w:t>
-      </w:r>
-      <w:r>
-        <w:rPr>
-          <w:rFonts w:ascii="Times New Roman" w:hAnsi="Times New Roman" w:cs="Times New Roman"/>
-          <w:lang w:val="es-MX"/>
-        </w:rPr>
-        <w:t>o</w:t>
-      </w:r>
-      <w:r>
-        <w:rPr>
-          <w:rFonts w:ascii="Times New Roman" w:hAnsi="Times New Roman" w:cs="Times New Roman"/>
-          <w:lang w:val="es-MX"/>
-        </w:rPr>
-        <w:t xml:space="preserve"> o republican</w:t>
-      </w:r>
-      <w:r>
-        <w:rPr>
-          <w:rFonts w:ascii="Times New Roman" w:hAnsi="Times New Roman" w:cs="Times New Roman"/>
-          <w:lang w:val="es-MX"/>
-        </w:rPr>
-        <w:t>o</w:t>
+        <w:t xml:space="preserve">leyes comunes, públicas y que preserven el sentido de la justicia. La libertad externa, por lo tanto, no es </w:t>
+      </w:r>
+      <w:r>
+        <w:rPr>
+          <w:rFonts w:ascii="Times New Roman" w:hAnsi="Times New Roman" w:cs="Times New Roman"/>
+          <w:lang w:val="es-MX"/>
+        </w:rPr>
+        <w:t>únicamente</w:t>
+      </w:r>
+      <w:r>
+        <w:rPr>
+          <w:rFonts w:ascii="Times New Roman" w:hAnsi="Times New Roman" w:cs="Times New Roman"/>
+          <w:lang w:val="es-MX"/>
+        </w:rPr>
+        <w:t xml:space="preserve"> una libertad jurídica, sino que es además una libertad civil.</w:t>
+      </w:r>
+    </w:p>
+    <w:p>
+      <w:pPr>
+        <w:spacing w:line="360" w:lineRule="auto"/>
+        <w:jc w:val="both"/>
+        <w:rPr>
+          <w:rFonts w:ascii="Times New Roman" w:hAnsi="Times New Roman" w:cs="Times New Roman"/>
+          <w:lang w:val="es-MX"/>
+        </w:rPr>
+      </w:pPr>
+      <w:r>
+        <w:rPr>
+          <w:rFonts w:ascii="Times New Roman" w:hAnsi="Times New Roman" w:cs="Times New Roman"/>
+          <w:lang w:val="es-MX"/>
+        </w:rPr>
+        <w:t>E</w:t>
+      </w:r>
+      <w:r>
+        <w:rPr>
+          <w:rFonts w:ascii="Times New Roman" w:hAnsi="Times New Roman" w:cs="Times New Roman"/>
+          <w:lang w:val="es-MX"/>
+        </w:rPr>
+        <w:t xml:space="preserve">n el caso de Hobbes, el contrato social otorga todos los poderes a un solo cuerpo del estado de forma unidireccional, de suerte que, el soberano no tiene ningún compromiso o responsabilidad para con sus súbditos. Kant está en contra de esta postura. </w:t>
+      </w:r>
+      <w:r>
+        <w:rPr>
+          <w:rFonts w:ascii="Times New Roman" w:hAnsi="Times New Roman" w:cs="Times New Roman"/>
+          <w:lang w:val="es-MX"/>
+        </w:rPr>
+        <w:t xml:space="preserve">Mientras Kant propone una forma de gobierno republicana: “Hobbes es de la opinión opuesta. Según él (De </w:t>
+      </w:r>
+      <w:proofErr w:type="spellStart"/>
+      <w:r>
+        <w:rPr>
+          <w:rFonts w:ascii="Times New Roman" w:hAnsi="Times New Roman" w:cs="Times New Roman"/>
+          <w:lang w:val="es-MX"/>
+        </w:rPr>
+        <w:t>Cive</w:t>
+      </w:r>
+      <w:proofErr w:type="spellEnd"/>
+      <w:r>
+        <w:rPr>
+          <w:rFonts w:ascii="Times New Roman" w:hAnsi="Times New Roman" w:cs="Times New Roman"/>
+          <w:lang w:val="es-MX"/>
+        </w:rPr>
+        <w:t>, cap. 7, §14), el jefe de Estado no está vinculado en modo alguno al pueblo mediante contrato, y no puede cometer injusticia con el ciudadano (del que puede disponer como quiera). (..) en su generalidad, la tesis es espantosa.” (TP; 1999, p. 276) A diferencia de Hobbes, para Kant</w:t>
+      </w:r>
+      <w:r>
+        <w:rPr>
+          <w:rFonts w:ascii="Times New Roman" w:hAnsi="Times New Roman" w:cs="Times New Roman"/>
+          <w:lang w:val="es-MX"/>
+        </w:rPr>
+        <w:t>,</w:t>
+      </w:r>
+      <w:r>
+        <w:rPr>
+          <w:rFonts w:ascii="Times New Roman" w:hAnsi="Times New Roman" w:cs="Times New Roman"/>
+          <w:lang w:val="es-MX"/>
+        </w:rPr>
+        <w:t xml:space="preserve"> el contrato originario</w:t>
+      </w:r>
+      <w:r>
+        <w:rPr>
+          <w:rFonts w:ascii="Times New Roman" w:hAnsi="Times New Roman" w:cs="Times New Roman"/>
+          <w:lang w:val="es-MX"/>
+        </w:rPr>
+        <w:t xml:space="preserve"> de toda sociedad civil,</w:t>
+      </w:r>
+      <w:r>
+        <w:rPr>
+          <w:rFonts w:ascii="Times New Roman" w:hAnsi="Times New Roman" w:cs="Times New Roman"/>
+          <w:lang w:val="es-MX"/>
+        </w:rPr>
+        <w:t xml:space="preserve"> involucra y presupone la responsabilidad</w:t>
+      </w:r>
+      <w:r>
+        <w:rPr>
+          <w:rFonts w:ascii="Times New Roman" w:hAnsi="Times New Roman" w:cs="Times New Roman"/>
+          <w:lang w:val="es-MX"/>
+        </w:rPr>
+        <w:t xml:space="preserve"> </w:t>
+      </w:r>
+      <w:r>
+        <w:rPr>
+          <w:rFonts w:ascii="Times New Roman" w:hAnsi="Times New Roman" w:cs="Times New Roman"/>
+          <w:lang w:val="es-MX"/>
+        </w:rPr>
+        <w:t>del gobernant</w:t>
+      </w:r>
+      <w:r>
+        <w:rPr>
+          <w:rFonts w:ascii="Times New Roman" w:hAnsi="Times New Roman" w:cs="Times New Roman"/>
+          <w:lang w:val="es-MX"/>
+        </w:rPr>
+        <w:t>e para con su pueblo</w:t>
+      </w:r>
+      <w:r>
+        <w:rPr>
+          <w:rFonts w:ascii="Times New Roman" w:hAnsi="Times New Roman" w:cs="Times New Roman"/>
+          <w:lang w:val="es-MX"/>
+        </w:rPr>
+        <w:t>, especialmente a la hora de orientar las leyes públicas</w:t>
+      </w:r>
+      <w:r>
+        <w:rPr>
+          <w:rFonts w:ascii="Times New Roman" w:hAnsi="Times New Roman" w:cs="Times New Roman"/>
+          <w:lang w:val="es-MX"/>
+        </w:rPr>
+        <w:t xml:space="preserve">. </w:t>
+      </w:r>
+      <w:r>
+        <w:rPr>
+          <w:rFonts w:ascii="Times New Roman" w:hAnsi="Times New Roman" w:cs="Times New Roman"/>
+          <w:lang w:val="es-MX"/>
+        </w:rPr>
+        <w:t xml:space="preserve">  </w:t>
+      </w:r>
+    </w:p>
+    <w:p>
+      <w:pPr>
+        <w:spacing w:line="360" w:lineRule="auto"/>
+        <w:jc w:val="both"/>
+        <w:rPr>
+          <w:rFonts w:ascii="Times New Roman" w:hAnsi="Times New Roman" w:cs="Times New Roman"/>
+          <w:lang w:val="es-MX"/>
+        </w:rPr>
+      </w:pPr>
+      <w:r>
+        <w:rPr>
+          <w:rFonts w:ascii="Times New Roman" w:hAnsi="Times New Roman" w:cs="Times New Roman"/>
+          <w:lang w:val="es-MX"/>
+        </w:rPr>
+        <w:t xml:space="preserve">En el caso de Hobbes hay una necesidad de entrar en estado civil por las amenazas del </w:t>
+      </w:r>
+      <w:r>
+        <w:rPr>
+          <w:rFonts w:ascii="Times New Roman" w:hAnsi="Times New Roman" w:cs="Times New Roman"/>
+          <w:lang w:val="es-MX"/>
+        </w:rPr>
+        <w:t xml:space="preserve">caos que representa el estado natural, en donde la violencia es ilimitada y no permite paz ni seguridad. Esta lectura puede corresponder a un </w:t>
+      </w:r>
+      <w:r>
+        <w:rPr>
+          <w:rFonts w:ascii="Times New Roman" w:hAnsi="Times New Roman" w:cs="Times New Roman"/>
+          <w:lang w:val="es-MX"/>
+        </w:rPr>
+        <w:t xml:space="preserve">contexto inestable </w:t>
+      </w:r>
+      <w:r>
+        <w:rPr>
+          <w:rFonts w:ascii="Times New Roman" w:hAnsi="Times New Roman" w:cs="Times New Roman"/>
+          <w:lang w:val="es-MX"/>
+        </w:rPr>
+        <w:t xml:space="preserve">como lo fueron el de </w:t>
+      </w:r>
+      <w:r>
+        <w:rPr>
+          <w:rFonts w:ascii="Times New Roman" w:hAnsi="Times New Roman" w:cs="Times New Roman"/>
+          <w:lang w:val="es-MX"/>
+        </w:rPr>
+        <w:t>la guerra civil inglesa</w:t>
+      </w:r>
+      <w:r>
+        <w:rPr>
+          <w:rFonts w:ascii="Times New Roman" w:hAnsi="Times New Roman" w:cs="Times New Roman"/>
+          <w:lang w:val="es-MX"/>
+        </w:rPr>
+        <w:t xml:space="preserve"> y lo sería luego de la muerte de Hobbes el de la revolución gloriosa</w:t>
+      </w:r>
+      <w:r>
+        <w:rPr>
+          <w:rFonts w:ascii="Times New Roman" w:hAnsi="Times New Roman" w:cs="Times New Roman"/>
+          <w:lang w:val="es-MX"/>
+        </w:rPr>
+        <w:t xml:space="preserve">. Las causas y razones de la </w:t>
+      </w:r>
+      <w:r>
+        <w:rPr>
+          <w:rFonts w:ascii="Times New Roman" w:hAnsi="Times New Roman" w:cs="Times New Roman"/>
+          <w:lang w:val="es-MX"/>
+        </w:rPr>
+        <w:t xml:space="preserve">postura </w:t>
+      </w:r>
+      <w:r>
+        <w:rPr>
+          <w:rFonts w:ascii="Times New Roman" w:hAnsi="Times New Roman" w:cs="Times New Roman"/>
+          <w:lang w:val="es-MX"/>
+        </w:rPr>
+        <w:t>de Hobbes, aunque no se puedan resumir</w:t>
+      </w:r>
+      <w:r>
+        <w:rPr>
+          <w:rFonts w:ascii="Times New Roman" w:hAnsi="Times New Roman" w:cs="Times New Roman"/>
+          <w:lang w:val="es-MX"/>
+        </w:rPr>
+        <w:t xml:space="preserve"> a</w:t>
+      </w:r>
+      <w:r>
+        <w:rPr>
+          <w:rFonts w:ascii="Times New Roman" w:hAnsi="Times New Roman" w:cs="Times New Roman"/>
+          <w:lang w:val="es-MX"/>
+        </w:rPr>
+        <w:t xml:space="preserve"> ello, tiene</w:t>
+      </w:r>
+      <w:r>
+        <w:rPr>
+          <w:rFonts w:ascii="Times New Roman" w:hAnsi="Times New Roman" w:cs="Times New Roman"/>
+          <w:lang w:val="es-MX"/>
+        </w:rPr>
+        <w:t xml:space="preserve">n </w:t>
+      </w:r>
+      <w:r>
+        <w:rPr>
+          <w:rFonts w:ascii="Times New Roman" w:hAnsi="Times New Roman" w:cs="Times New Roman"/>
+          <w:lang w:val="es-MX"/>
+        </w:rPr>
+        <w:t>un</w:t>
+      </w:r>
+      <w:r>
+        <w:rPr>
+          <w:rFonts w:ascii="Times New Roman" w:hAnsi="Times New Roman" w:cs="Times New Roman"/>
+          <w:lang w:val="es-MX"/>
+        </w:rPr>
+        <w:t xml:space="preserve"> elemento que está marcado por la </w:t>
+      </w:r>
+      <w:r>
+        <w:rPr>
+          <w:rFonts w:ascii="Times New Roman" w:hAnsi="Times New Roman" w:cs="Times New Roman"/>
+          <w:lang w:val="es-MX"/>
+        </w:rPr>
+        <w:t xml:space="preserve">influencia de la </w:t>
+      </w:r>
+      <w:r>
+        <w:rPr>
+          <w:rFonts w:ascii="Times New Roman" w:hAnsi="Times New Roman" w:cs="Times New Roman"/>
+          <w:lang w:val="es-MX"/>
+        </w:rPr>
+        <w:t xml:space="preserve">necesidad que es empujada por el miedo y la violencia. </w:t>
+      </w:r>
+      <w:r>
+        <w:rPr>
+          <w:rFonts w:ascii="Times New Roman" w:hAnsi="Times New Roman" w:cs="Times New Roman"/>
+          <w:lang w:val="es-MX"/>
+        </w:rPr>
+        <w:t>Su propuesta</w:t>
+      </w:r>
+      <w:r>
+        <w:rPr>
+          <w:rFonts w:ascii="Times New Roman" w:hAnsi="Times New Roman" w:cs="Times New Roman"/>
+          <w:lang w:val="es-MX"/>
+        </w:rPr>
+        <w:t xml:space="preserve"> de poderes totales para el soberano</w:t>
+      </w:r>
+      <w:r>
+        <w:rPr>
+          <w:rFonts w:ascii="Times New Roman" w:hAnsi="Times New Roman" w:cs="Times New Roman"/>
+          <w:lang w:val="es-MX"/>
+        </w:rPr>
+        <w:t>,</w:t>
+      </w:r>
+      <w:r>
+        <w:rPr>
+          <w:rFonts w:ascii="Times New Roman" w:hAnsi="Times New Roman" w:cs="Times New Roman"/>
+          <w:lang w:val="es-MX"/>
+        </w:rPr>
+        <w:t xml:space="preserve"> </w:t>
+      </w:r>
+      <w:r>
+        <w:rPr>
+          <w:rFonts w:ascii="Times New Roman" w:hAnsi="Times New Roman" w:cs="Times New Roman"/>
+          <w:lang w:val="es-MX"/>
+        </w:rPr>
+        <w:t xml:space="preserve">sin embargo, para autores como Locke, representa algo peor que el estado natural. </w:t>
+      </w:r>
+    </w:p>
+    <w:p>
+      <w:pPr>
+        <w:spacing w:line="360" w:lineRule="auto"/>
+        <w:jc w:val="both"/>
+        <w:rPr>
+          <w:rFonts w:ascii="Times New Roman" w:hAnsi="Times New Roman" w:cs="Times New Roman"/>
+          <w:lang w:val="es-MX"/>
+        </w:rPr>
+      </w:pPr>
+      <w:r>
+        <w:rPr>
+          <w:rFonts w:ascii="Times New Roman" w:hAnsi="Times New Roman" w:cs="Times New Roman"/>
+          <w:lang w:val="es-MX"/>
+        </w:rPr>
+        <w:t>En Kant la causa del estado civil viene de un lugar más formal, que no se desentiende de esas barbaridades</w:t>
+      </w:r>
+      <w:r>
+        <w:rPr>
+          <w:rFonts w:ascii="Times New Roman" w:hAnsi="Times New Roman" w:cs="Times New Roman"/>
+          <w:lang w:val="es-MX"/>
+        </w:rPr>
+        <w:t xml:space="preserve"> de las guerras civiles o entre estados</w:t>
       </w:r>
       <w:r>
         <w:rPr>
@@ -8871,306 +9537,66 @@
           <w:rFonts w:ascii="Times New Roman" w:hAnsi="Times New Roman" w:cs="Times New Roman"/>
           <w:lang w:val="es-MX"/>
         </w:rPr>
-        <w:t xml:space="preserve"> Una monarquía, de esta forma, podría tener un espíritu republicano, como podría </w:t>
-      </w:r>
-      <w:r>
-        <w:rPr>
-          <w:rFonts w:ascii="Times New Roman" w:hAnsi="Times New Roman" w:cs="Times New Roman"/>
-          <w:lang w:val="es-MX"/>
-        </w:rPr>
-        <w:t xml:space="preserve">haberse </w:t>
-      </w:r>
-      <w:r>
-        <w:rPr>
-          <w:rFonts w:ascii="Times New Roman" w:hAnsi="Times New Roman" w:cs="Times New Roman"/>
-          <w:lang w:val="es-MX"/>
-        </w:rPr>
-        <w:t>espera</w:t>
-      </w:r>
-      <w:r>
-        <w:rPr>
-          <w:rFonts w:ascii="Times New Roman" w:hAnsi="Times New Roman" w:cs="Times New Roman"/>
-          <w:lang w:val="es-MX"/>
-        </w:rPr>
-        <w:t>do</w:t>
-      </w:r>
-      <w:r>
-        <w:rPr>
-          <w:rFonts w:ascii="Times New Roman" w:hAnsi="Times New Roman" w:cs="Times New Roman"/>
-          <w:lang w:val="es-MX"/>
-        </w:rPr>
-        <w:t xml:space="preserve"> con optimismo de algunos despotismos ilustrados</w:t>
-      </w:r>
-      <w:r>
-        <w:rPr>
-          <w:rFonts w:ascii="Times New Roman" w:hAnsi="Times New Roman" w:cs="Times New Roman"/>
-          <w:lang w:val="es-MX"/>
-        </w:rPr>
-        <w:t xml:space="preserve"> del contexto de Kant</w:t>
-      </w:r>
-      <w:r>
-        <w:rPr>
-          <w:rFonts w:ascii="Times New Roman" w:hAnsi="Times New Roman" w:cs="Times New Roman"/>
-          <w:lang w:val="es-MX"/>
-        </w:rPr>
-        <w:t xml:space="preserve">. </w:t>
-      </w:r>
-    </w:p>
-    <w:p>
-      <w:pPr>
-        <w:spacing w:line="360" w:lineRule="auto"/>
-        <w:jc w:val="both"/>
-        <w:rPr>
-          <w:rFonts w:ascii="Times New Roman" w:hAnsi="Times New Roman" w:cs="Times New Roman"/>
-          <w:lang w:val="es-MX"/>
-        </w:rPr>
-      </w:pPr>
-      <w:r>
-        <w:rPr>
-          <w:rFonts w:ascii="Times New Roman" w:hAnsi="Times New Roman" w:cs="Times New Roman"/>
-          <w:lang w:val="es-MX"/>
-        </w:rPr>
-        <w:t xml:space="preserve">Para Kant el estado civil representa la condición jurídica que funda un estado de derecho, </w:t>
-      </w:r>
-      <w:r>
-        <w:rPr>
-          <w:rFonts w:ascii="Times New Roman" w:hAnsi="Times New Roman" w:cs="Times New Roman"/>
-          <w:lang w:val="es-MX"/>
-        </w:rPr>
-        <w:t xml:space="preserve">en donde </w:t>
-      </w:r>
-      <w:r>
-        <w:rPr>
-          <w:rFonts w:ascii="Times New Roman" w:hAnsi="Times New Roman" w:cs="Times New Roman"/>
-          <w:lang w:val="es-MX"/>
-        </w:rPr>
-        <w:t xml:space="preserve">los individuos abandonan el estado natural y entran en relaciones de un orden político fundamentado en leyes públicas exteriores, de modo que </w:t>
-      </w:r>
-      <w:r>
-        <w:rPr>
-          <w:rFonts w:ascii="Times New Roman" w:hAnsi="Times New Roman" w:cs="Times New Roman"/>
-          <w:lang w:val="es-MX"/>
-        </w:rPr>
-        <w:t xml:space="preserve">se </w:t>
-      </w:r>
-      <w:r>
-        <w:rPr>
-          <w:rFonts w:ascii="Times New Roman" w:hAnsi="Times New Roman" w:cs="Times New Roman"/>
-          <w:lang w:val="es-MX"/>
-        </w:rPr>
-        <w:t>garantice la justicia, la libertad y la paz. Al igual que en el caso de Hobbes, este hecho no</w:t>
-      </w:r>
-      <w:r>
-        <w:rPr>
-          <w:rFonts w:ascii="Times New Roman" w:hAnsi="Times New Roman" w:cs="Times New Roman"/>
-          <w:lang w:val="es-MX"/>
-        </w:rPr>
-        <w:t xml:space="preserve"> se entiende como un acontecimiento </w:t>
-      </w:r>
-      <w:r>
-        <w:rPr>
-          <w:rFonts w:ascii="Times New Roman" w:hAnsi="Times New Roman" w:cs="Times New Roman"/>
-          <w:lang w:val="es-MX"/>
-        </w:rPr>
-        <w:t xml:space="preserve">histórico concreto. </w:t>
-      </w:r>
-    </w:p>
-    <w:p>
-      <w:pPr>
-        <w:spacing w:line="360" w:lineRule="auto"/>
-        <w:jc w:val="both"/>
-        <w:rPr>
-          <w:rFonts w:ascii="Times New Roman" w:hAnsi="Times New Roman" w:cs="Times New Roman"/>
-          <w:lang w:val="es-MX"/>
-        </w:rPr>
-      </w:pPr>
-      <w:r>
-        <w:rPr>
-          <w:rFonts w:ascii="Times New Roman" w:hAnsi="Times New Roman" w:cs="Times New Roman"/>
-          <w:lang w:val="es-MX"/>
-        </w:rPr>
-        <w:t xml:space="preserve">En el caso de </w:t>
-      </w:r>
-      <w:r>
-        <w:rPr>
-          <w:rFonts w:ascii="Times New Roman" w:hAnsi="Times New Roman" w:cs="Times New Roman"/>
-          <w:lang w:val="es-MX"/>
-        </w:rPr>
-        <w:t>Kant</w:t>
-      </w:r>
-      <w:r>
-        <w:rPr>
-          <w:rFonts w:ascii="Times New Roman" w:hAnsi="Times New Roman" w:cs="Times New Roman"/>
-          <w:lang w:val="es-MX"/>
-        </w:rPr>
-        <w:t>, el contrato</w:t>
-      </w:r>
-      <w:r>
-        <w:rPr>
-          <w:rFonts w:ascii="Times New Roman" w:hAnsi="Times New Roman" w:cs="Times New Roman"/>
-          <w:lang w:val="es-MX"/>
-        </w:rPr>
-        <w:t xml:space="preserve"> originario</w:t>
-      </w:r>
-      <w:r>
-        <w:rPr>
-          <w:rFonts w:ascii="Times New Roman" w:hAnsi="Times New Roman" w:cs="Times New Roman"/>
-          <w:lang w:val="es-MX"/>
-        </w:rPr>
-        <w:t xml:space="preserve"> que funda una sociedad civil</w:t>
-      </w:r>
-      <w:r>
-        <w:rPr>
-          <w:rFonts w:ascii="Times New Roman" w:hAnsi="Times New Roman" w:cs="Times New Roman"/>
-          <w:lang w:val="es-MX"/>
-        </w:rPr>
-        <w:t xml:space="preserve"> </w:t>
-      </w:r>
-      <w:r>
-        <w:rPr>
-          <w:rFonts w:ascii="Times New Roman" w:hAnsi="Times New Roman" w:cs="Times New Roman"/>
-          <w:lang w:val="es-MX"/>
-        </w:rPr>
-        <w:t xml:space="preserve">es </w:t>
-      </w:r>
-      <w:r>
-        <w:rPr>
-          <w:rFonts w:ascii="Times New Roman" w:hAnsi="Times New Roman" w:cs="Times New Roman"/>
-          <w:lang w:val="es-MX"/>
-        </w:rPr>
-        <w:t>entendid</w:t>
-      </w:r>
-      <w:r>
-        <w:rPr>
-          <w:rFonts w:ascii="Times New Roman" w:hAnsi="Times New Roman" w:cs="Times New Roman"/>
-          <w:lang w:val="es-MX"/>
-        </w:rPr>
-        <w:t>o</w:t>
-      </w:r>
-      <w:r>
-        <w:rPr>
-          <w:rFonts w:ascii="Times New Roman" w:hAnsi="Times New Roman" w:cs="Times New Roman"/>
-          <w:lang w:val="es-MX"/>
-        </w:rPr>
-        <w:t xml:space="preserve"> como una idea normativa que busca dar sentido a la organización social, de acuerdo a principios racionales. </w:t>
-      </w:r>
-      <w:r>
-        <w:rPr>
-          <w:rFonts w:ascii="Times New Roman" w:hAnsi="Times New Roman" w:cs="Times New Roman"/>
-          <w:lang w:val="es-MX"/>
-        </w:rPr>
-        <w:t>En este horizonte, los individuos del estado civil (en el caso de Kant, los ciudadanos) se someten al orden de las leyes públicas exteriores que tienen un carácter universal para su estado, ya que se presupone que eman</w:t>
-      </w:r>
-      <w:r>
-        <w:rPr>
-          <w:rFonts w:ascii="Times New Roman" w:hAnsi="Times New Roman" w:cs="Times New Roman"/>
-          <w:lang w:val="es-MX"/>
-        </w:rPr>
-        <w:t>a</w:t>
-      </w:r>
-      <w:r>
-        <w:rPr>
-          <w:rFonts w:ascii="Times New Roman" w:hAnsi="Times New Roman" w:cs="Times New Roman"/>
-          <w:lang w:val="es-MX"/>
-        </w:rPr>
-        <w:t>n saludablemente de una voluntad general, unificada y libre</w:t>
-      </w:r>
-      <w:r>
-        <w:rPr>
-          <w:rFonts w:ascii="Times New Roman" w:hAnsi="Times New Roman" w:cs="Times New Roman"/>
-          <w:lang w:val="es-MX"/>
-        </w:rPr>
-        <w:t>.</w:t>
-      </w:r>
-    </w:p>
-    <w:p>
-      <w:pPr>
-        <w:spacing w:line="360" w:lineRule="auto"/>
-        <w:jc w:val="both"/>
-        <w:rPr>
-          <w:rFonts w:ascii="Times New Roman" w:hAnsi="Times New Roman" w:cs="Times New Roman"/>
-          <w:lang w:val="es-MX"/>
-        </w:rPr>
-      </w:pPr>
-      <w:r>
-        <w:rPr>
-          <w:rFonts w:ascii="Times New Roman" w:hAnsi="Times New Roman" w:cs="Times New Roman"/>
-          <w:lang w:val="es-MX"/>
-        </w:rPr>
-        <w:t xml:space="preserve">De acuerdo a Kant, en el estado natural los individuos poseen una libertad sin frenos, pero ésta es insegura y frágil, porque no existe una autoridad que garantice derechos, sino que el establecimiento del poder se limita a la imposición del más fuerte o sagaz, sin considerar ningún principio moral del arbitrio. En este horizonte natural, la posesión y la propiedad privada es provisional, ya que no posee reconocimiento público ni garantía alguna. </w:t>
-      </w:r>
-      <w:r>
-        <w:rPr>
-          <w:rFonts w:ascii="Times New Roman" w:hAnsi="Times New Roman" w:cs="Times New Roman"/>
-          <w:lang w:val="es-MX"/>
-        </w:rPr>
-        <w:t xml:space="preserve">Solamente en una sociedad civil de leyes públicas y de alcance general, puede existir la propiedad privada de forma perentoria, pues queda avalada por el derecho mismo. </w:t>
-      </w:r>
-      <w:r>
-        <w:rPr>
-          <w:rFonts w:ascii="Times New Roman" w:hAnsi="Times New Roman" w:cs="Times New Roman"/>
-          <w:lang w:val="es-MX"/>
-        </w:rPr>
-        <w:t xml:space="preserve">Esta dimensión equivale a sostener, desde Kant, que cuando hay imposición de fuerza, no hay derecho. </w:t>
-      </w:r>
-    </w:p>
-    <w:p>
-      <w:pPr>
-        <w:spacing w:line="360" w:lineRule="auto"/>
-        <w:jc w:val="both"/>
-        <w:rPr>
-          <w:rFonts w:ascii="Times New Roman" w:hAnsi="Times New Roman" w:cs="Times New Roman"/>
-          <w:lang w:val="es-MX"/>
-        </w:rPr>
-      </w:pPr>
-      <w:r>
-        <w:rPr>
-          <w:rFonts w:ascii="Times New Roman" w:hAnsi="Times New Roman" w:cs="Times New Roman"/>
-          <w:lang w:val="es-MX"/>
-        </w:rPr>
-        <w:t>El estado civil</w:t>
-      </w:r>
-      <w:r>
-        <w:rPr>
-          <w:rFonts w:ascii="Times New Roman" w:hAnsi="Times New Roman" w:cs="Times New Roman"/>
-          <w:lang w:val="es-MX"/>
-        </w:rPr>
-        <w:t xml:space="preserve"> </w:t>
-      </w:r>
-      <w:r>
-        <w:rPr>
-          <w:rFonts w:ascii="Times New Roman" w:hAnsi="Times New Roman" w:cs="Times New Roman"/>
-          <w:lang w:val="es-MX"/>
-        </w:rPr>
-        <w:t xml:space="preserve">transforma la libertad salvaje o natural en una libertad </w:t>
-      </w:r>
-      <w:r>
-        <w:rPr>
-          <w:rFonts w:ascii="Times New Roman" w:hAnsi="Times New Roman" w:cs="Times New Roman"/>
-          <w:lang w:val="es-MX"/>
-        </w:rPr>
-        <w:t>civilizada</w:t>
-      </w:r>
-      <w:r>
-        <w:rPr>
-          <w:rFonts w:ascii="Times New Roman" w:hAnsi="Times New Roman" w:cs="Times New Roman"/>
-          <w:lang w:val="es-MX"/>
-        </w:rPr>
-        <w:t xml:space="preserve">, es decir, una libertad que haga compatible la libertad de todos con las libertades de los demás bajo leyes comunes, públicas y que preserven el sentido de la justicia. La libertad externa, por lo tanto, no es </w:t>
-      </w:r>
-      <w:r>
-        <w:rPr>
-          <w:rFonts w:ascii="Times New Roman" w:hAnsi="Times New Roman" w:cs="Times New Roman"/>
-          <w:lang w:val="es-MX"/>
-        </w:rPr>
-        <w:t>únicamente</w:t>
-      </w:r>
-      <w:r>
-        <w:rPr>
-          <w:rFonts w:ascii="Times New Roman" w:hAnsi="Times New Roman" w:cs="Times New Roman"/>
-          <w:lang w:val="es-MX"/>
-        </w:rPr>
-        <w:t xml:space="preserve"> una libertad jurídica, sino que es además una libertad civil.</w:t>
+        <w:t xml:space="preserve"> La razón exige que entremos en relaciones de cooperación y civilidad; la razón se representa este mandato como un deber puro moral y político. </w:t>
+      </w:r>
+    </w:p>
+    <w:p>
+      <w:pPr>
+        <w:spacing w:line="360" w:lineRule="auto"/>
+        <w:jc w:val="both"/>
+        <w:rPr>
+          <w:rFonts w:ascii="Times New Roman" w:hAnsi="Times New Roman" w:cs="Times New Roman"/>
+          <w:lang w:val="es-MX"/>
+        </w:rPr>
+      </w:pPr>
+      <w:r>
+        <w:rPr>
+          <w:rFonts w:ascii="Times New Roman" w:hAnsi="Times New Roman" w:cs="Times New Roman"/>
+          <w:lang w:val="es-MX"/>
+        </w:rPr>
+        <w:t xml:space="preserve">Nos indica </w:t>
+      </w:r>
+      <w:r>
+        <w:rPr>
+          <w:rFonts w:ascii="Times New Roman" w:hAnsi="Times New Roman" w:cs="Times New Roman"/>
+          <w:lang w:val="es-MX"/>
+        </w:rPr>
+        <w:t xml:space="preserve">Kant </w:t>
+      </w:r>
+      <w:r>
+        <w:rPr>
+          <w:rFonts w:ascii="Times New Roman" w:hAnsi="Times New Roman" w:cs="Times New Roman"/>
+          <w:lang w:val="es-MX"/>
+        </w:rPr>
+        <w:t>lo siguiente</w:t>
+      </w:r>
+      <w:r>
+        <w:rPr>
+          <w:rFonts w:ascii="Times New Roman" w:hAnsi="Times New Roman" w:cs="Times New Roman"/>
+          <w:lang w:val="es-MX"/>
+        </w:rPr>
+        <w:t xml:space="preserve"> sobre el contrato originario</w:t>
+      </w:r>
+      <w:r>
+        <w:rPr>
+          <w:rFonts w:ascii="Times New Roman" w:hAnsi="Times New Roman" w:cs="Times New Roman"/>
+          <w:lang w:val="es-MX"/>
+        </w:rPr>
+        <w:t>: “</w:t>
+      </w:r>
+      <w:r>
+        <w:rPr>
+          <w:rFonts w:ascii="Times New Roman" w:hAnsi="Times New Roman" w:cs="Times New Roman"/>
+          <w:lang w:val="es-MX"/>
+        </w:rPr>
+        <w:t xml:space="preserve">La unión de muchos con vistas a un fin común (que todos tienen) se halla en todo contrato social; pero aquella unión que es un fin en sí (que cada uno debe tener), por tanto, la de los hombres en todas sus relaciones externas, en general, </w:t>
+      </w:r>
+      <w:r>
+        <w:rPr>
+          <w:rFonts w:ascii="Times New Roman" w:hAnsi="Times New Roman" w:cs="Times New Roman"/>
+          <w:lang w:val="es-MX"/>
+        </w:rPr>
+        <w:t xml:space="preserve">que no pueden evitar el llegar a un influjo recíproco, es un deber primordial e incondicionado: tal unión sólo puede encontrarse en una sociedad en la medida en que ésta se halle en el estado civil, es decir, en que constituya una república.” (TP; 1999, p. 258) </w:t>
       </w:r>
     </w:p>
     <w:p>
@@ -9188,37 +9614,163 @@
           <w:lang w:val="es-MX"/>
         </w:rPr>
         <w:lastRenderedPageBreak/>
-        <w:t>E</w:t>
-      </w:r>
-      <w:r>
-        <w:rPr>
-          <w:rFonts w:ascii="Times New Roman" w:hAnsi="Times New Roman" w:cs="Times New Roman"/>
-          <w:lang w:val="es-MX"/>
-        </w:rPr>
-        <w:t xml:space="preserve">n el caso de Hobbes, el contrato social otorga todos los poderes a un solo cuerpo del estado de forma unidireccional, de suerte que, el soberano no tiene ningún compromiso o responsabilidad para con sus súbditos. Kant está en contra de esta postura. </w:t>
-      </w:r>
-      <w:r>
-        <w:rPr>
-          <w:rFonts w:ascii="Times New Roman" w:hAnsi="Times New Roman" w:cs="Times New Roman"/>
-          <w:lang w:val="es-MX"/>
-        </w:rPr>
-        <w:t xml:space="preserve">Mientras Kant propone una forma de gobierno republicana: “Hobbes es de la opinión opuesta. Según él (De </w:t>
-      </w:r>
-      <w:proofErr w:type="spellStart"/>
-      <w:r>
-        <w:rPr>
-          <w:rFonts w:ascii="Times New Roman" w:hAnsi="Times New Roman" w:cs="Times New Roman"/>
-          <w:lang w:val="es-MX"/>
-        </w:rPr>
-        <w:t>Cive</w:t>
-      </w:r>
-      <w:proofErr w:type="spellEnd"/>
-      <w:r>
-        <w:rPr>
-          <w:rFonts w:ascii="Times New Roman" w:hAnsi="Times New Roman" w:cs="Times New Roman"/>
-          <w:lang w:val="es-MX"/>
-        </w:rPr>
-        <w:t>, cap. 7, §14), el jefe de Estado no está vinculado en modo alguno al pueblo mediante contrato, y no puede cometer injusticia con el ciudadano (del que puede disponer como quiera). (..) en su generalidad, la tesis es espantosa.” (TP; 1999, p. 276) A diferencia de Hobbes, para Kant</w:t>
+        <w:t>A</w:t>
+      </w:r>
+      <w:r>
+        <w:rPr>
+          <w:rFonts w:ascii="Times New Roman" w:hAnsi="Times New Roman" w:cs="Times New Roman"/>
+          <w:lang w:val="es-MX"/>
+        </w:rPr>
+        <w:t>grega a continuación</w:t>
+      </w:r>
+      <w:r>
+        <w:rPr>
+          <w:rFonts w:ascii="Times New Roman" w:hAnsi="Times New Roman" w:cs="Times New Roman"/>
+          <w:lang w:val="es-MX"/>
+        </w:rPr>
+        <w:t xml:space="preserve"> que</w:t>
+      </w:r>
+      <w:r>
+        <w:rPr>
+          <w:rFonts w:ascii="Times New Roman" w:hAnsi="Times New Roman" w:cs="Times New Roman"/>
+          <w:lang w:val="es-MX"/>
+        </w:rPr>
+        <w:t>: “El fin que en tal relación externa es en sí mismo un deber, y aun la suprema condición formal de los demás deberes externos, es el derecho de los hombres bajo leyes coactivas públicas, mediante las que se puede estipular a cada uno lo suyo y asegurárselo frente a la usurpación de cualquier otro.” (TP; 1999, p. 259)</w:t>
+      </w:r>
+      <w:r>
+        <w:rPr>
+          <w:rFonts w:ascii="Times New Roman" w:hAnsi="Times New Roman" w:cs="Times New Roman"/>
+          <w:lang w:val="es-MX"/>
+        </w:rPr>
+        <w:t xml:space="preserve"> De este modo, Kant propone la idea normativa de un contrato originario social que permite un estado jurídico de libertad externa, de justicia distributiva y de propiedad privada. </w:t>
+      </w:r>
+    </w:p>
+    <w:p>
+      <w:pPr>
+        <w:spacing w:line="360" w:lineRule="auto"/>
+        <w:jc w:val="both"/>
+        <w:rPr>
+          <w:rFonts w:ascii="Times New Roman" w:hAnsi="Times New Roman" w:cs="Times New Roman"/>
+          <w:lang w:val="es-MX"/>
+        </w:rPr>
+      </w:pPr>
+      <w:r>
+        <w:rPr>
+          <w:rFonts w:ascii="Times New Roman" w:hAnsi="Times New Roman" w:cs="Times New Roman"/>
+          <w:lang w:val="es-MX"/>
+        </w:rPr>
+        <w:t>No debemos dejar de tener en cuenta que el sentido de la ley, de acuerdo a la voluntad general, busca</w:t>
+      </w:r>
+      <w:r>
+        <w:rPr>
+          <w:rFonts w:ascii="Times New Roman" w:hAnsi="Times New Roman" w:cs="Times New Roman"/>
+          <w:lang w:val="es-MX"/>
+        </w:rPr>
+        <w:t xml:space="preserve"> un horizonte civil</w:t>
+      </w:r>
+      <w:r>
+        <w:rPr>
+          <w:rFonts w:ascii="Times New Roman" w:hAnsi="Times New Roman" w:cs="Times New Roman"/>
+          <w:lang w:val="es-MX"/>
+        </w:rPr>
+        <w:t xml:space="preserve"> y jurídico en</w:t>
+      </w:r>
+      <w:r>
+        <w:rPr>
+          <w:rFonts w:ascii="Times New Roman" w:hAnsi="Times New Roman" w:cs="Times New Roman"/>
+          <w:lang w:val="es-MX"/>
+        </w:rPr>
+        <w:t xml:space="preserve"> principio</w:t>
+      </w:r>
+      <w:r>
+        <w:rPr>
+          <w:rFonts w:ascii="Times New Roman" w:hAnsi="Times New Roman" w:cs="Times New Roman"/>
+          <w:lang w:val="es-MX"/>
+        </w:rPr>
+        <w:t>, por lo tanto,</w:t>
+      </w:r>
+      <w:r>
+        <w:rPr>
+          <w:rFonts w:ascii="Times New Roman" w:hAnsi="Times New Roman" w:cs="Times New Roman"/>
+          <w:lang w:val="es-MX"/>
+        </w:rPr>
+        <w:t xml:space="preserve"> apunta a una </w:t>
+      </w:r>
+      <w:r>
+        <w:rPr>
+          <w:rFonts w:ascii="Times New Roman" w:hAnsi="Times New Roman" w:cs="Times New Roman"/>
+          <w:lang w:val="es-MX"/>
+        </w:rPr>
+        <w:t>justicia</w:t>
+      </w:r>
+      <w:r>
+        <w:rPr>
+          <w:rFonts w:ascii="Times New Roman" w:hAnsi="Times New Roman" w:cs="Times New Roman"/>
+          <w:lang w:val="es-MX"/>
+        </w:rPr>
+        <w:t xml:space="preserve"> sostenida</w:t>
+      </w:r>
+      <w:r>
+        <w:rPr>
+          <w:rFonts w:ascii="Times New Roman" w:hAnsi="Times New Roman" w:cs="Times New Roman"/>
+          <w:lang w:val="es-MX"/>
+        </w:rPr>
+        <w:t xml:space="preserve"> y así, Kant señala que: “Una ley pública, que determina para todos lo que debe estar jurídicamente permitido o prohibido, es el acto de una voluntad pública, de que procede todo derecho, y, por ende, no ha de suponer injusticia contra nadie. “(TP; 1999, p. 265)</w:t>
+      </w:r>
+      <w:r>
+        <w:rPr>
+          <w:rFonts w:ascii="Times New Roman" w:hAnsi="Times New Roman" w:cs="Times New Roman"/>
+          <w:lang w:val="es-MX"/>
+        </w:rPr>
+        <w:t xml:space="preserve"> Esta postura le distancia de Hobbes y del modelo despótico. </w:t>
+      </w:r>
+    </w:p>
+    <w:p>
+      <w:pPr>
+        <w:spacing w:line="360" w:lineRule="auto"/>
+        <w:jc w:val="both"/>
+        <w:rPr>
+          <w:rFonts w:ascii="Times New Roman" w:hAnsi="Times New Roman" w:cs="Times New Roman"/>
+          <w:lang w:val="es-MX"/>
+        </w:rPr>
+      </w:pPr>
+      <w:r>
+        <w:rPr>
+          <w:rFonts w:ascii="Times New Roman" w:hAnsi="Times New Roman" w:cs="Times New Roman"/>
+          <w:lang w:val="es-MX"/>
+        </w:rPr>
+        <w:t xml:space="preserve">Por lo considerado, el estado civil representa un estado de derecho, en cuanto es un orden jurídico que avala la libertad mediante leyes públicas, coercibles y que reflejen a una voluntad unificada y general. Lo que diferencia a Hobbes de Kant, en primer lugar, es que para el primero el soberano está desentendido de sus súbditos y en el caso de Kant es todo lo opuesto. La legislación debe servir a un sentido público y no privado. En segundo lugar, la actitud del súbdito, en el modelo de Hobbes, es absolutamente pasiva, siendo su destino el capricho de sus señores, por lo que hablamos de una falta de libertad. En el modelo de Kant, existen algunos ciudadanos pasivos, como los niños, pero la ciudadanía es fundamentalmente activa, por cuanto, no sólo existe la capacidad de la mutua obligación a cumplir con la ley, sino que, además, al pensar en el motivo y sentido de las leyes, el ciudadano, aún más, tiene la capacidad de intervenir activamente en ajustar las leyes a la voluntad general. </w:t>
+      </w:r>
+    </w:p>
+    <w:p>
+      <w:pPr>
+        <w:spacing w:line="360" w:lineRule="auto"/>
+        <w:jc w:val="both"/>
+        <w:rPr>
+          <w:rFonts w:ascii="Times New Roman" w:hAnsi="Times New Roman" w:cs="Times New Roman"/>
+          <w:lang w:val="es-MX"/>
+        </w:rPr>
+      </w:pPr>
+      <w:r>
+        <w:rPr>
+          <w:rFonts w:ascii="Times New Roman" w:hAnsi="Times New Roman" w:cs="Times New Roman"/>
+          <w:lang w:val="es-MX"/>
+        </w:rPr>
+        <w:t>Esta facultad fundamental del ciudadano</w:t>
+      </w:r>
+      <w:r>
+        <w:rPr>
+          <w:rFonts w:ascii="Times New Roman" w:hAnsi="Times New Roman" w:cs="Times New Roman"/>
+          <w:lang w:val="es-MX"/>
+        </w:rPr>
+        <w:t>, e</w:t>
+      </w:r>
+      <w:r>
+        <w:rPr>
+          <w:rFonts w:ascii="Times New Roman" w:hAnsi="Times New Roman" w:cs="Times New Roman"/>
+          <w:lang w:val="es-MX"/>
+        </w:rPr>
+        <w:t>n el ejercicio de su libertad exterior</w:t>
       </w:r>
       <w:r>
         <w:rPr>
@@ -9232,549 +9784,45 @@
           <w:rFonts w:ascii="Times New Roman" w:hAnsi="Times New Roman" w:cs="Times New Roman"/>
           <w:lang w:val="es-MX"/>
         </w:rPr>
-        <w:t xml:space="preserve"> el contrato originario</w:t>
-      </w:r>
-      <w:r>
-        <w:rPr>
-          <w:rFonts w:ascii="Times New Roman" w:hAnsi="Times New Roman" w:cs="Times New Roman"/>
-          <w:lang w:val="es-MX"/>
-        </w:rPr>
-        <w:t xml:space="preserve"> de toda sociedad civil,</w:t>
-      </w:r>
-      <w:r>
-        <w:rPr>
-          <w:rFonts w:ascii="Times New Roman" w:hAnsi="Times New Roman" w:cs="Times New Roman"/>
-          <w:lang w:val="es-MX"/>
-        </w:rPr>
-        <w:t xml:space="preserve"> involucra y presupone la responsabilidad</w:t>
-      </w:r>
-      <w:r>
-        <w:rPr>
-          <w:rFonts w:ascii="Times New Roman" w:hAnsi="Times New Roman" w:cs="Times New Roman"/>
-          <w:lang w:val="es-MX"/>
-        </w:rPr>
-        <w:t xml:space="preserve"> </w:t>
-      </w:r>
-      <w:r>
-        <w:rPr>
-          <w:rFonts w:ascii="Times New Roman" w:hAnsi="Times New Roman" w:cs="Times New Roman"/>
-          <w:lang w:val="es-MX"/>
-        </w:rPr>
-        <w:t>del gobernant</w:t>
-      </w:r>
-      <w:r>
-        <w:rPr>
-          <w:rFonts w:ascii="Times New Roman" w:hAnsi="Times New Roman" w:cs="Times New Roman"/>
-          <w:lang w:val="es-MX"/>
-        </w:rPr>
-        <w:t>e para con su pueblo</w:t>
-      </w:r>
-      <w:r>
-        <w:rPr>
-          <w:rFonts w:ascii="Times New Roman" w:hAnsi="Times New Roman" w:cs="Times New Roman"/>
-          <w:lang w:val="es-MX"/>
-        </w:rPr>
-        <w:t>, especialmente a la hora de orientar las leyes públicas</w:t>
-      </w:r>
-      <w:r>
-        <w:rPr>
-          <w:rFonts w:ascii="Times New Roman" w:hAnsi="Times New Roman" w:cs="Times New Roman"/>
-          <w:lang w:val="es-MX"/>
-        </w:rPr>
-        <w:t xml:space="preserve">. </w:t>
-      </w:r>
-      <w:r>
-        <w:rPr>
-          <w:rFonts w:ascii="Times New Roman" w:hAnsi="Times New Roman" w:cs="Times New Roman"/>
-          <w:lang w:val="es-MX"/>
-        </w:rPr>
-        <w:t xml:space="preserve">  </w:t>
-      </w:r>
-    </w:p>
-    <w:p>
-      <w:pPr>
-        <w:spacing w:line="360" w:lineRule="auto"/>
-        <w:jc w:val="both"/>
-        <w:rPr>
-          <w:rFonts w:ascii="Times New Roman" w:hAnsi="Times New Roman" w:cs="Times New Roman"/>
-          <w:lang w:val="es-MX"/>
-        </w:rPr>
-      </w:pPr>
-      <w:r>
-        <w:rPr>
-          <w:rFonts w:ascii="Times New Roman" w:hAnsi="Times New Roman" w:cs="Times New Roman"/>
-          <w:lang w:val="es-MX"/>
-        </w:rPr>
-        <w:t xml:space="preserve">En el caso de Hobbes hay una necesidad de entrar en estado civil por las amenazas del </w:t>
-      </w:r>
-      <w:r>
-        <w:rPr>
-          <w:rFonts w:ascii="Times New Roman" w:hAnsi="Times New Roman" w:cs="Times New Roman"/>
-          <w:lang w:val="es-MX"/>
-        </w:rPr>
-        <w:t xml:space="preserve">caos que representa el estado natural, en donde la violencia es ilimitada y no permite paz ni seguridad. Esta lectura puede corresponder a un </w:t>
-      </w:r>
-      <w:r>
-        <w:rPr>
-          <w:rFonts w:ascii="Times New Roman" w:hAnsi="Times New Roman" w:cs="Times New Roman"/>
-          <w:lang w:val="es-MX"/>
-        </w:rPr>
-        <w:t xml:space="preserve">contexto inestable </w:t>
-      </w:r>
-      <w:r>
-        <w:rPr>
-          <w:rFonts w:ascii="Times New Roman" w:hAnsi="Times New Roman" w:cs="Times New Roman"/>
-          <w:lang w:val="es-MX"/>
-        </w:rPr>
-        <w:t xml:space="preserve">como lo fueron el de </w:t>
-      </w:r>
-      <w:r>
-        <w:rPr>
-          <w:rFonts w:ascii="Times New Roman" w:hAnsi="Times New Roman" w:cs="Times New Roman"/>
-          <w:lang w:val="es-MX"/>
-        </w:rPr>
-        <w:t>la guerra civil inglesa</w:t>
-      </w:r>
-      <w:r>
-        <w:rPr>
-          <w:rFonts w:ascii="Times New Roman" w:hAnsi="Times New Roman" w:cs="Times New Roman"/>
-          <w:lang w:val="es-MX"/>
-        </w:rPr>
-        <w:t xml:space="preserve"> y lo sería luego de la muerte de Hobbes el de la revolución gloriosa</w:t>
-      </w:r>
-      <w:r>
-        <w:rPr>
-          <w:rFonts w:ascii="Times New Roman" w:hAnsi="Times New Roman" w:cs="Times New Roman"/>
-          <w:lang w:val="es-MX"/>
-        </w:rPr>
-        <w:t xml:space="preserve">. Las causas y razones de la </w:t>
-      </w:r>
-      <w:r>
-        <w:rPr>
-          <w:rFonts w:ascii="Times New Roman" w:hAnsi="Times New Roman" w:cs="Times New Roman"/>
-          <w:lang w:val="es-MX"/>
-        </w:rPr>
-        <w:t xml:space="preserve">postura </w:t>
-      </w:r>
-      <w:r>
-        <w:rPr>
-          <w:rFonts w:ascii="Times New Roman" w:hAnsi="Times New Roman" w:cs="Times New Roman"/>
-          <w:lang w:val="es-MX"/>
-        </w:rPr>
-        <w:t>de Hobbes, aunque no se puedan resumir</w:t>
-      </w:r>
-      <w:r>
-        <w:rPr>
-          <w:rFonts w:ascii="Times New Roman" w:hAnsi="Times New Roman" w:cs="Times New Roman"/>
-          <w:lang w:val="es-MX"/>
-        </w:rPr>
-        <w:t xml:space="preserve"> a</w:t>
-      </w:r>
-      <w:r>
-        <w:rPr>
-          <w:rFonts w:ascii="Times New Roman" w:hAnsi="Times New Roman" w:cs="Times New Roman"/>
-          <w:lang w:val="es-MX"/>
-        </w:rPr>
-        <w:t xml:space="preserve"> ello, tiene</w:t>
-      </w:r>
-      <w:r>
-        <w:rPr>
-          <w:rFonts w:ascii="Times New Roman" w:hAnsi="Times New Roman" w:cs="Times New Roman"/>
-          <w:lang w:val="es-MX"/>
-        </w:rPr>
-        <w:t xml:space="preserve">n </w:t>
-      </w:r>
-      <w:r>
-        <w:rPr>
-          <w:rFonts w:ascii="Times New Roman" w:hAnsi="Times New Roman" w:cs="Times New Roman"/>
-          <w:lang w:val="es-MX"/>
-        </w:rPr>
-        <w:t>un</w:t>
-      </w:r>
-      <w:r>
-        <w:rPr>
-          <w:rFonts w:ascii="Times New Roman" w:hAnsi="Times New Roman" w:cs="Times New Roman"/>
-          <w:lang w:val="es-MX"/>
-        </w:rPr>
-        <w:t xml:space="preserve"> elemento que está marcado por la </w:t>
-      </w:r>
-      <w:r>
-        <w:rPr>
-          <w:rFonts w:ascii="Times New Roman" w:hAnsi="Times New Roman" w:cs="Times New Roman"/>
-          <w:lang w:val="es-MX"/>
-        </w:rPr>
-        <w:t xml:space="preserve">influencia de la </w:t>
-      </w:r>
-      <w:r>
-        <w:rPr>
-          <w:rFonts w:ascii="Times New Roman" w:hAnsi="Times New Roman" w:cs="Times New Roman"/>
-          <w:lang w:val="es-MX"/>
-        </w:rPr>
-        <w:t xml:space="preserve">necesidad que es empujada por el miedo y la violencia. </w:t>
-      </w:r>
-      <w:r>
-        <w:rPr>
-          <w:rFonts w:ascii="Times New Roman" w:hAnsi="Times New Roman" w:cs="Times New Roman"/>
-          <w:lang w:val="es-MX"/>
-        </w:rPr>
-        <w:t>Su propuesta</w:t>
-      </w:r>
-      <w:r>
-        <w:rPr>
-          <w:rFonts w:ascii="Times New Roman" w:hAnsi="Times New Roman" w:cs="Times New Roman"/>
-          <w:lang w:val="es-MX"/>
-        </w:rPr>
-        <w:t xml:space="preserve"> de poderes totales para el soberano</w:t>
-      </w:r>
-      <w:r>
-        <w:rPr>
-          <w:rFonts w:ascii="Times New Roman" w:hAnsi="Times New Roman" w:cs="Times New Roman"/>
-          <w:lang w:val="es-MX"/>
-        </w:rPr>
-        <w:t>,</w:t>
-      </w:r>
-      <w:r>
-        <w:rPr>
-          <w:rFonts w:ascii="Times New Roman" w:hAnsi="Times New Roman" w:cs="Times New Roman"/>
-          <w:lang w:val="es-MX"/>
-        </w:rPr>
-        <w:t xml:space="preserve"> </w:t>
-      </w:r>
-      <w:r>
-        <w:rPr>
-          <w:rFonts w:ascii="Times New Roman" w:hAnsi="Times New Roman" w:cs="Times New Roman"/>
-          <w:lang w:val="es-MX"/>
-        </w:rPr>
-        <w:t xml:space="preserve">sin embargo, para autores como Locke, representa algo peor que el estado natural. </w:t>
-      </w:r>
-    </w:p>
-    <w:p>
-      <w:pPr>
-        <w:spacing w:line="360" w:lineRule="auto"/>
-        <w:jc w:val="both"/>
-        <w:rPr>
-          <w:rFonts w:ascii="Times New Roman" w:hAnsi="Times New Roman" w:cs="Times New Roman"/>
-          <w:lang w:val="es-MX"/>
-        </w:rPr>
-      </w:pPr>
-      <w:r>
-        <w:rPr>
-          <w:rFonts w:ascii="Times New Roman" w:hAnsi="Times New Roman" w:cs="Times New Roman"/>
-          <w:lang w:val="es-MX"/>
-        </w:rPr>
-        <w:t>En Kant la causa del estado civil viene de un lugar más formal, que no se desentiende de esas barbaridades</w:t>
-      </w:r>
-      <w:r>
-        <w:rPr>
-          <w:rFonts w:ascii="Times New Roman" w:hAnsi="Times New Roman" w:cs="Times New Roman"/>
-          <w:lang w:val="es-MX"/>
-        </w:rPr>
-        <w:t xml:space="preserve"> de las guerras civiles o entre estados</w:t>
-      </w:r>
-      <w:r>
-        <w:rPr>
-          <w:rFonts w:ascii="Times New Roman" w:hAnsi="Times New Roman" w:cs="Times New Roman"/>
-          <w:lang w:val="es-MX"/>
-        </w:rPr>
-        <w:t>.</w:t>
-      </w:r>
-      <w:r>
-        <w:rPr>
-          <w:rFonts w:ascii="Times New Roman" w:hAnsi="Times New Roman" w:cs="Times New Roman"/>
-          <w:lang w:val="es-MX"/>
-        </w:rPr>
-        <w:t xml:space="preserve"> La razón exige que entremos en relaciones de cooperación y civilidad; la razón se representa este mandato como un deber puro moral y político. </w:t>
-      </w:r>
-    </w:p>
-    <w:p>
-      <w:pPr>
-        <w:spacing w:line="360" w:lineRule="auto"/>
-        <w:jc w:val="both"/>
-        <w:rPr>
-          <w:rFonts w:ascii="Times New Roman" w:hAnsi="Times New Roman" w:cs="Times New Roman"/>
-          <w:lang w:val="es-MX"/>
-        </w:rPr>
-      </w:pPr>
-      <w:r>
-        <w:rPr>
-          <w:rFonts w:ascii="Times New Roman" w:hAnsi="Times New Roman" w:cs="Times New Roman"/>
-          <w:lang w:val="es-MX"/>
-        </w:rPr>
-        <w:t xml:space="preserve">Nos indica </w:t>
-      </w:r>
-      <w:r>
-        <w:rPr>
-          <w:rFonts w:ascii="Times New Roman" w:hAnsi="Times New Roman" w:cs="Times New Roman"/>
-          <w:lang w:val="es-MX"/>
-        </w:rPr>
-        <w:t xml:space="preserve">Kant </w:t>
-      </w:r>
-      <w:r>
-        <w:rPr>
-          <w:rFonts w:ascii="Times New Roman" w:hAnsi="Times New Roman" w:cs="Times New Roman"/>
-          <w:lang w:val="es-MX"/>
-        </w:rPr>
-        <w:t>lo siguiente</w:t>
-      </w:r>
-      <w:r>
-        <w:rPr>
-          <w:rFonts w:ascii="Times New Roman" w:hAnsi="Times New Roman" w:cs="Times New Roman"/>
-          <w:lang w:val="es-MX"/>
-        </w:rPr>
-        <w:t xml:space="preserve"> sobre el contrato originario</w:t>
-      </w:r>
-      <w:r>
-        <w:rPr>
-          <w:rFonts w:ascii="Times New Roman" w:hAnsi="Times New Roman" w:cs="Times New Roman"/>
-          <w:lang w:val="es-MX"/>
-        </w:rPr>
-        <w:t>: “</w:t>
-      </w:r>
-      <w:r>
-        <w:rPr>
-          <w:rFonts w:ascii="Times New Roman" w:hAnsi="Times New Roman" w:cs="Times New Roman"/>
-          <w:lang w:val="es-MX"/>
-        </w:rPr>
-        <w:t xml:space="preserve">La unión de muchos con vistas a un fin común (que todos tienen) se halla en todo contrato social; pero aquella unión que es un fin en sí (que cada uno debe tener), por tanto, la de los hombres en todas sus relaciones externas, en general, </w:t>
-      </w:r>
-      <w:r>
-        <w:rPr>
-          <w:rFonts w:ascii="Times New Roman" w:hAnsi="Times New Roman" w:cs="Times New Roman"/>
-          <w:lang w:val="es-MX"/>
-        </w:rPr>
-        <w:t xml:space="preserve">que no pueden evitar el llegar a un influjo recíproco, es un deber primordial e incondicionado: tal unión sólo puede encontrarse en una sociedad en la medida en que ésta se halle en el estado civil, es decir, en que constituya una república.” (TP; 1999, p. 258) </w:t>
-      </w:r>
-    </w:p>
-    <w:p>
-      <w:pPr>
-        <w:spacing w:line="360" w:lineRule="auto"/>
-        <w:jc w:val="both"/>
-        <w:rPr>
-          <w:rFonts w:ascii="Times New Roman" w:hAnsi="Times New Roman" w:cs="Times New Roman"/>
-          <w:lang w:val="es-MX"/>
-        </w:rPr>
-      </w:pPr>
-      <w:r>
-        <w:rPr>
-          <w:rFonts w:ascii="Times New Roman" w:hAnsi="Times New Roman" w:cs="Times New Roman"/>
-          <w:lang w:val="es-MX"/>
-        </w:rPr>
-        <w:t>A</w:t>
-      </w:r>
-      <w:r>
-        <w:rPr>
-          <w:rFonts w:ascii="Times New Roman" w:hAnsi="Times New Roman" w:cs="Times New Roman"/>
-          <w:lang w:val="es-MX"/>
-        </w:rPr>
-        <w:t>grega a continuación</w:t>
-      </w:r>
-      <w:r>
-        <w:rPr>
-          <w:rFonts w:ascii="Times New Roman" w:hAnsi="Times New Roman" w:cs="Times New Roman"/>
-          <w:lang w:val="es-MX"/>
-        </w:rPr>
-        <w:t xml:space="preserve"> que</w:t>
-      </w:r>
-      <w:r>
-        <w:rPr>
-          <w:rFonts w:ascii="Times New Roman" w:hAnsi="Times New Roman" w:cs="Times New Roman"/>
-          <w:lang w:val="es-MX"/>
-        </w:rPr>
-        <w:t xml:space="preserve">: “El fin que en tal relación externa es en sí mismo un deber, y aun la suprema condición formal de los demás deberes externos, es el derecho de los hombres bajo leyes coactivas públicas, mediante las que se puede estipular a cada uno lo </w:t>
-      </w:r>
+        <w:t xml:space="preserve"> es la co-legislación.</w:t>
+      </w:r>
+      <w:r>
+        <w:rPr>
+          <w:rFonts w:ascii="Times New Roman" w:hAnsi="Times New Roman" w:cs="Times New Roman"/>
+          <w:lang w:val="es-MX"/>
+        </w:rPr>
+        <w:t xml:space="preserve"> Esta prerrogativa nace de su fundamental libertad </w:t>
+      </w:r>
+      <w:r>
+        <w:rPr>
+          <w:rFonts w:ascii="Times New Roman" w:hAnsi="Times New Roman" w:cs="Times New Roman"/>
+          <w:lang w:val="es-MX"/>
+        </w:rPr>
+        <w:t xml:space="preserve">para exigirse el cumplimiento de la ley los unos a los otros, y presupone la facultad </w:t>
+      </w:r>
+      <w:r>
+        <w:rPr>
+          <w:rFonts w:ascii="Times New Roman" w:hAnsi="Times New Roman" w:cs="Times New Roman"/>
+          <w:lang w:val="es-MX"/>
+        </w:rPr>
+        <w:t xml:space="preserve">para consentir o no cualquier ley. Ninguna ley puede imponerse sin que sea establecida desde el marco de una voluntad compartida e integrada. Tanto la co-legislación, como el consentimiento, son dimensiones de la libertad exterior que se ocupan de la observancia del sentido de las leyes, en virtud de que son ellos mismos, los ciudadanos, los interesados de primera mano.  </w:t>
+      </w:r>
+    </w:p>
+    <w:p>
+      <w:pPr>
+        <w:spacing w:line="360" w:lineRule="auto"/>
+        <w:jc w:val="both"/>
+        <w:rPr>
+          <w:rFonts w:ascii="Times New Roman" w:hAnsi="Times New Roman" w:cs="Times New Roman"/>
+          <w:lang w:val="es-MX"/>
+        </w:rPr>
+      </w:pPr>
       <w:r>
         <w:rPr>
           <w:rFonts w:ascii="Times New Roman" w:hAnsi="Times New Roman" w:cs="Times New Roman"/>
           <w:lang w:val="es-MX"/>
         </w:rPr>
         <w:lastRenderedPageBreak/>
-        <w:t>suyo y asegurárselo frente a la usurpación de cualquier otro.” (TP; 1999, p. 259)</w:t>
-      </w:r>
-      <w:r>
-        <w:rPr>
-          <w:rFonts w:ascii="Times New Roman" w:hAnsi="Times New Roman" w:cs="Times New Roman"/>
-          <w:lang w:val="es-MX"/>
-        </w:rPr>
-        <w:t xml:space="preserve"> De este modo, Kant propone la idea normativa de un contrato originario social que permite un estado jurídico de libertad externa, de justicia distributiva y de propiedad privada. </w:t>
-      </w:r>
-    </w:p>
-    <w:p>
-      <w:pPr>
-        <w:spacing w:line="360" w:lineRule="auto"/>
-        <w:jc w:val="both"/>
-        <w:rPr>
-          <w:rFonts w:ascii="Times New Roman" w:hAnsi="Times New Roman" w:cs="Times New Roman"/>
-          <w:lang w:val="es-MX"/>
-        </w:rPr>
-      </w:pPr>
-      <w:r>
-        <w:rPr>
-          <w:rFonts w:ascii="Times New Roman" w:hAnsi="Times New Roman" w:cs="Times New Roman"/>
-          <w:lang w:val="es-MX"/>
-        </w:rPr>
-        <w:t>No debemos dejar de tener en cuenta que el sentido de la ley, de acuerdo a la voluntad general, busca</w:t>
-      </w:r>
-      <w:r>
-        <w:rPr>
-          <w:rFonts w:ascii="Times New Roman" w:hAnsi="Times New Roman" w:cs="Times New Roman"/>
-          <w:lang w:val="es-MX"/>
-        </w:rPr>
-        <w:t xml:space="preserve"> un horizonte civil</w:t>
-      </w:r>
-      <w:r>
-        <w:rPr>
-          <w:rFonts w:ascii="Times New Roman" w:hAnsi="Times New Roman" w:cs="Times New Roman"/>
-          <w:lang w:val="es-MX"/>
-        </w:rPr>
-        <w:t xml:space="preserve"> y jurídico en</w:t>
-      </w:r>
-      <w:r>
-        <w:rPr>
-          <w:rFonts w:ascii="Times New Roman" w:hAnsi="Times New Roman" w:cs="Times New Roman"/>
-          <w:lang w:val="es-MX"/>
-        </w:rPr>
-        <w:t xml:space="preserve"> principio</w:t>
-      </w:r>
-      <w:r>
-        <w:rPr>
-          <w:rFonts w:ascii="Times New Roman" w:hAnsi="Times New Roman" w:cs="Times New Roman"/>
-          <w:lang w:val="es-MX"/>
-        </w:rPr>
-        <w:t>, por lo tanto,</w:t>
-      </w:r>
-      <w:r>
-        <w:rPr>
-          <w:rFonts w:ascii="Times New Roman" w:hAnsi="Times New Roman" w:cs="Times New Roman"/>
-          <w:lang w:val="es-MX"/>
-        </w:rPr>
-        <w:t xml:space="preserve"> apunta a una </w:t>
-      </w:r>
-      <w:r>
-        <w:rPr>
-          <w:rFonts w:ascii="Times New Roman" w:hAnsi="Times New Roman" w:cs="Times New Roman"/>
-          <w:lang w:val="es-MX"/>
-        </w:rPr>
-        <w:t>justicia</w:t>
-      </w:r>
-      <w:r>
-        <w:rPr>
-          <w:rFonts w:ascii="Times New Roman" w:hAnsi="Times New Roman" w:cs="Times New Roman"/>
-          <w:lang w:val="es-MX"/>
-        </w:rPr>
-        <w:t xml:space="preserve"> sostenida</w:t>
-      </w:r>
-      <w:r>
-        <w:rPr>
-          <w:rFonts w:ascii="Times New Roman" w:hAnsi="Times New Roman" w:cs="Times New Roman"/>
-          <w:lang w:val="es-MX"/>
-        </w:rPr>
-        <w:t xml:space="preserve"> y así, Kant señala que: “Una ley pública, que determina para todos lo que debe estar jurídicamente permitido o prohibido, es el acto de una voluntad pública, de que procede todo derecho, y, por ende, no ha de suponer injusticia contra nadie. “(TP; 1999, p. 265)</w:t>
-      </w:r>
-      <w:r>
-        <w:rPr>
-          <w:rFonts w:ascii="Times New Roman" w:hAnsi="Times New Roman" w:cs="Times New Roman"/>
-          <w:lang w:val="es-MX"/>
-        </w:rPr>
-        <w:t xml:space="preserve"> Esta postura le distancia de Hobbes y del modelo despótico. </w:t>
-      </w:r>
-    </w:p>
-    <w:p>
-      <w:pPr>
-        <w:spacing w:line="360" w:lineRule="auto"/>
-        <w:jc w:val="both"/>
-        <w:rPr>
-          <w:rFonts w:ascii="Times New Roman" w:hAnsi="Times New Roman" w:cs="Times New Roman"/>
-          <w:lang w:val="es-MX"/>
-        </w:rPr>
-      </w:pPr>
-      <w:r>
-        <w:rPr>
-          <w:rFonts w:ascii="Times New Roman" w:hAnsi="Times New Roman" w:cs="Times New Roman"/>
-          <w:lang w:val="es-MX"/>
-        </w:rPr>
-        <w:t xml:space="preserve">Por lo considerado, el estado civil representa un estado de derecho, en cuanto es un orden jurídico que avala la libertad mediante leyes públicas, coercibles y que reflejen a una voluntad unificada y general. Lo que diferencia a Hobbes de Kant, en primer lugar, es que para el primero el soberano está desentendido de sus súbditos y en el caso de Kant es todo lo opuesto. La legislación debe servir a un sentido público y no privado. En segundo lugar, la actitud del súbdito, en el modelo de Hobbes, es absolutamente pasiva, siendo su destino el capricho de sus señores, por lo que hablamos de una falta de libertad. En el modelo de Kant, existen algunos ciudadanos pasivos, como los niños, pero la ciudadanía es fundamentalmente activa, por cuanto, no sólo existe la capacidad de la mutua obligación a cumplir con la ley, sino que, además, al pensar en el motivo y sentido de las leyes, el ciudadano, aún más, tiene la capacidad de intervenir activamente en ajustar las leyes a la voluntad general. </w:t>
-      </w:r>
-    </w:p>
-    <w:p>
-      <w:pPr>
-        <w:spacing w:line="360" w:lineRule="auto"/>
-        <w:jc w:val="both"/>
-        <w:rPr>
-          <w:rFonts w:ascii="Times New Roman" w:hAnsi="Times New Roman" w:cs="Times New Roman"/>
-          <w:lang w:val="es-MX"/>
-        </w:rPr>
-      </w:pPr>
-      <w:r>
-        <w:rPr>
-          <w:rFonts w:ascii="Times New Roman" w:hAnsi="Times New Roman" w:cs="Times New Roman"/>
-          <w:lang w:val="es-MX"/>
-        </w:rPr>
-        <w:t>Esta facultad fundamental del ciudadano</w:t>
-      </w:r>
-      <w:r>
-        <w:rPr>
-          <w:rFonts w:ascii="Times New Roman" w:hAnsi="Times New Roman" w:cs="Times New Roman"/>
-          <w:lang w:val="es-MX"/>
-        </w:rPr>
-        <w:t>, e</w:t>
-      </w:r>
-      <w:r>
-        <w:rPr>
-          <w:rFonts w:ascii="Times New Roman" w:hAnsi="Times New Roman" w:cs="Times New Roman"/>
-          <w:lang w:val="es-MX"/>
-        </w:rPr>
-        <w:t>n el ejercicio de su libertad exterior</w:t>
-      </w:r>
-      <w:r>
-        <w:rPr>
-          <w:rFonts w:ascii="Times New Roman" w:hAnsi="Times New Roman" w:cs="Times New Roman"/>
-          <w:lang w:val="es-MX"/>
-        </w:rPr>
-        <w:t>,</w:t>
-      </w:r>
-      <w:r>
-        <w:rPr>
-          <w:rFonts w:ascii="Times New Roman" w:hAnsi="Times New Roman" w:cs="Times New Roman"/>
-          <w:lang w:val="es-MX"/>
-        </w:rPr>
-        <w:t xml:space="preserve"> es la co-legislación.</w:t>
-      </w:r>
-      <w:r>
-        <w:rPr>
-          <w:rFonts w:ascii="Times New Roman" w:hAnsi="Times New Roman" w:cs="Times New Roman"/>
-          <w:lang w:val="es-MX"/>
-        </w:rPr>
-        <w:t xml:space="preserve"> Esta prerrogativa nace de su fundamental libertad </w:t>
-      </w:r>
-      <w:r>
-        <w:rPr>
-          <w:rFonts w:ascii="Times New Roman" w:hAnsi="Times New Roman" w:cs="Times New Roman"/>
-          <w:lang w:val="es-MX"/>
-        </w:rPr>
-        <w:t xml:space="preserve">para exigirse el cumplimiento de la ley los unos a los otros, y presupone la facultad </w:t>
-      </w:r>
-      <w:r>
-        <w:rPr>
-          <w:rFonts w:ascii="Times New Roman" w:hAnsi="Times New Roman" w:cs="Times New Roman"/>
-          <w:lang w:val="es-MX"/>
-        </w:rPr>
-        <w:t xml:space="preserve">para consentir o no cualquier ley. Ninguna ley puede imponerse sin que sea establecida desde el marco de una voluntad compartida e integrada. Tanto la co-legislación, como el consentimiento, son dimensiones de la libertad exterior que se ocupan de la observancia del sentido de las leyes, en virtud de que son ellos mismos, los ciudadanos, los interesados de primera mano.  </w:t>
-      </w:r>
-    </w:p>
-    <w:p>
-      <w:pPr>
-        <w:spacing w:line="360" w:lineRule="auto"/>
-        <w:jc w:val="both"/>
-        <w:rPr>
-          <w:rFonts w:ascii="Times New Roman" w:hAnsi="Times New Roman" w:cs="Times New Roman"/>
-          <w:lang w:val="es-MX"/>
-        </w:rPr>
-      </w:pPr>
-      <w:r>
-        <w:rPr>
-          <w:rFonts w:ascii="Times New Roman" w:hAnsi="Times New Roman" w:cs="Times New Roman"/>
-          <w:lang w:val="es-MX"/>
-        </w:rPr>
         <w:t>Kant rechaza el poder absoluto y despótico que sostiene Hobbes, ya que propone en su lugar, una postura republicana de la ciudadanía con libertades exteriores.</w:t>
       </w:r>
       <w:r>
@@ -9782,15 +9830,7 @@
           <w:rFonts w:ascii="Times New Roman" w:hAnsi="Times New Roman" w:cs="Times New Roman"/>
           <w:lang w:val="es-MX"/>
         </w:rPr>
-        <w:t xml:space="preserve"> Este punto de disenso se encuentra en su concepción del alcance y razón de ser del estado civil. Mientras el estado civil en Hobbes se funda en la necesidad guiada por el miedo y la violencia, en </w:t>
-      </w:r>
-      <w:r>
-        <w:rPr>
-          <w:rFonts w:ascii="Times New Roman" w:hAnsi="Times New Roman" w:cs="Times New Roman"/>
-          <w:lang w:val="es-MX"/>
-        </w:rPr>
-        <w:lastRenderedPageBreak/>
-        <w:t xml:space="preserve">Kant, la necesidad </w:t>
+        <w:t xml:space="preserve"> Este punto de disenso se encuentra en su concepción del alcance y razón de ser del estado civil. Mientras el estado civil en Hobbes se funda en la necesidad guiada por el miedo y la violencia, en Kant, la necesidad </w:t>
       </w:r>
       <w:r>
         <w:rPr>
@@ -10015,6 +10055,7 @@
           <w:rFonts w:ascii="Times New Roman" w:hAnsi="Times New Roman" w:cs="Times New Roman"/>
           <w:lang w:val="es-MX"/>
         </w:rPr>
+        <w:lastRenderedPageBreak/>
         <w:t xml:space="preserve">Un gobierno que permita la libertad madura de cada ciudadano habrá de poner en sus </w:t>
       </w:r>
       <w:r>
@@ -10057,15 +10098,7 @@
           <w:rFonts w:ascii="Times New Roman" w:hAnsi="Times New Roman" w:cs="Times New Roman"/>
           <w:lang w:val="es-MX"/>
         </w:rPr>
-        <w:t xml:space="preserve">. Kant rechaza este tipo de paternalismo </w:t>
-      </w:r>
-      <w:r>
-        <w:rPr>
-          <w:rFonts w:ascii="Times New Roman" w:hAnsi="Times New Roman" w:cs="Times New Roman"/>
-          <w:lang w:val="es-MX"/>
-        </w:rPr>
-        <w:lastRenderedPageBreak/>
-        <w:t xml:space="preserve">pues representa una dimensión del despotismo. Refiere que: </w:t>
+        <w:t xml:space="preserve">. Kant rechaza este tipo de paternalismo pues representa una dimensión del despotismo. Refiere que: </w:t>
       </w:r>
       <w:r>
         <w:rPr>
@@ -10398,7 +10431,257 @@
           <w:rFonts w:ascii="Times New Roman" w:hAnsi="Times New Roman" w:cs="Times New Roman"/>
           <w:lang w:val="es-MX"/>
         </w:rPr>
-        <w:t xml:space="preserve"> y </w:t>
+        <w:t xml:space="preserve"> y participa sucintamente de la condición civil</w:t>
+      </w:r>
+      <w:r>
+        <w:rPr>
+          <w:rFonts w:ascii="Times New Roman" w:hAnsi="Times New Roman" w:cs="Times New Roman"/>
+          <w:lang w:val="es-MX"/>
+        </w:rPr>
+        <w:t xml:space="preserve">. Kant resalta el carácter normativo de este principio, ya que coloca estos atributos como condición y presupuesto de cualquier estado civil, en lugar de que fuera un beneficio posterior. </w:t>
+      </w:r>
+      <w:r>
+        <w:rPr>
+          <w:rFonts w:ascii="Times New Roman" w:hAnsi="Times New Roman" w:cs="Times New Roman"/>
+          <w:lang w:val="es-MX"/>
+        </w:rPr>
+        <w:t xml:space="preserve">Esto equivale a pensar en estos tres atributos como principios normativos de la condición de una persona en estado civil. </w:t>
+      </w:r>
+    </w:p>
+    <w:p>
+      <w:pPr>
+        <w:spacing w:line="360" w:lineRule="auto"/>
+        <w:jc w:val="both"/>
+        <w:rPr>
+          <w:rFonts w:ascii="Times New Roman" w:hAnsi="Times New Roman" w:cs="Times New Roman"/>
+          <w:lang w:val="es-MX"/>
+        </w:rPr>
+      </w:pPr>
+      <w:r>
+        <w:rPr>
+          <w:rFonts w:ascii="Times New Roman" w:hAnsi="Times New Roman" w:cs="Times New Roman"/>
+          <w:lang w:val="es-MX"/>
+        </w:rPr>
+        <w:t xml:space="preserve">Respecto de la libertad, Kant resalta la facultad que debemos tener para alcanzar nuestra propia idea de la felicidad. El caso contrario, sería el de un paternalismo, que nos diga cómo ser felices. En cuanto somos seres capaces de tener derechos, el ser humano: “se considera autorizado a salvaguardar sus derechos por las leyes de la voluntad común, pero no a someter el uso de ello a su capricho incondicionado.” (TP; 1999, p. 261) </w:t>
+      </w:r>
+    </w:p>
+    <w:p>
+      <w:pPr>
+        <w:spacing w:line="360" w:lineRule="auto"/>
+        <w:jc w:val="both"/>
+        <w:rPr>
+          <w:rFonts w:ascii="Times New Roman" w:hAnsi="Times New Roman" w:cs="Times New Roman"/>
+          <w:lang w:val="es-MX"/>
+        </w:rPr>
+      </w:pPr>
+      <w:r>
+        <w:rPr>
+          <w:rFonts w:ascii="Times New Roman" w:hAnsi="Times New Roman" w:cs="Times New Roman"/>
+          <w:lang w:val="es-MX"/>
+        </w:rPr>
+        <w:t xml:space="preserve">Kant señala, respecto del segundo </w:t>
+      </w:r>
+      <w:r>
+        <w:rPr>
+          <w:rFonts w:ascii="Times New Roman" w:hAnsi="Times New Roman" w:cs="Times New Roman"/>
+          <w:lang w:val="es-MX"/>
+        </w:rPr>
+        <w:t>atributo</w:t>
+      </w:r>
+      <w:r>
+        <w:rPr>
+          <w:rFonts w:ascii="Times New Roman" w:hAnsi="Times New Roman" w:cs="Times New Roman"/>
+          <w:lang w:val="es-MX"/>
+        </w:rPr>
+        <w:t xml:space="preserve"> que el miembro de un estado civil posee: </w:t>
+      </w:r>
+      <w:r>
+        <w:rPr>
+          <w:rFonts w:ascii="Times New Roman" w:hAnsi="Times New Roman" w:cs="Times New Roman"/>
+          <w:lang w:val="es-MX"/>
+        </w:rPr>
+        <w:t>"La igualdad en tanto súbdito, cuya fórmula puede rezar así: Cada miembro de la república tiene derechos de coacción frente a cualquier otro." (TP; 1999, p. 261)</w:t>
+      </w:r>
+      <w:r>
+        <w:rPr>
+          <w:rFonts w:ascii="Times New Roman" w:hAnsi="Times New Roman" w:cs="Times New Roman"/>
+          <w:lang w:val="es-MX"/>
+        </w:rPr>
+        <w:t xml:space="preserve"> Esta prerrogativa civil reconoce el carácter de súbditos ante la ley que tienen todos los miembros de una república, por igual, a excepción del soberano.</w:t>
+      </w:r>
+      <w:r>
+        <w:rPr>
+          <w:rFonts w:ascii="Times New Roman" w:hAnsi="Times New Roman" w:cs="Times New Roman"/>
+          <w:lang w:val="es-MX"/>
+        </w:rPr>
+        <w:t xml:space="preserve"> Esta sujeción ante la ley resulta en la facultad que tenemos de coacción frente a los demás, para que se mantenga el orden civil</w:t>
+      </w:r>
+      <w:r>
+        <w:rPr>
+          <w:rFonts w:ascii="Times New Roman" w:hAnsi="Times New Roman" w:cs="Times New Roman"/>
+          <w:lang w:val="es-MX"/>
+        </w:rPr>
+        <w:t xml:space="preserve"> de la libertad externa</w:t>
+      </w:r>
+      <w:r>
+        <w:rPr>
+          <w:rFonts w:ascii="Times New Roman" w:hAnsi="Times New Roman" w:cs="Times New Roman"/>
+          <w:lang w:val="es-MX"/>
+        </w:rPr>
+        <w:t xml:space="preserve">. </w:t>
+      </w:r>
+    </w:p>
+    <w:p>
+      <w:pPr>
+        <w:spacing w:line="360" w:lineRule="auto"/>
+        <w:jc w:val="both"/>
+        <w:rPr>
+          <w:rFonts w:ascii="Times New Roman" w:hAnsi="Times New Roman" w:cs="Times New Roman"/>
+          <w:lang w:val="es-MX"/>
+        </w:rPr>
+      </w:pPr>
+      <w:r>
+        <w:rPr>
+          <w:rFonts w:ascii="Times New Roman" w:hAnsi="Times New Roman" w:cs="Times New Roman"/>
+          <w:lang w:val="es-MX"/>
+        </w:rPr>
+        <w:t>La igualdad se da en el sentido de isonomía, pero es compatible con la desigualdad de bienes y recursos, siempre que corresponda a un esfuerzo legítimo</w:t>
+      </w:r>
+      <w:r>
+        <w:rPr>
+          <w:rFonts w:ascii="Times New Roman" w:hAnsi="Times New Roman" w:cs="Times New Roman"/>
+          <w:lang w:val="es-MX"/>
+        </w:rPr>
+        <w:t xml:space="preserve"> de apropiación</w:t>
+      </w:r>
+      <w:r>
+        <w:rPr>
+          <w:rFonts w:ascii="Times New Roman" w:hAnsi="Times New Roman" w:cs="Times New Roman"/>
+          <w:lang w:val="es-MX"/>
+        </w:rPr>
+        <w:t>. En cuestiones de voto, solo puede tener uno solo cada ciudadano, al margen de sus riquezas. Kant refiere que: “Según el derecho (…) nadie puede coaccionar a otro sino por medio de la ley pública.” (TP; 1999, p. 262)</w:t>
+      </w:r>
+      <w:r>
+        <w:rPr>
+          <w:rFonts w:ascii="Times New Roman" w:hAnsi="Times New Roman" w:cs="Times New Roman"/>
+          <w:lang w:val="es-MX"/>
+        </w:rPr>
+        <w:t xml:space="preserve"> Esto explicita </w:t>
+      </w:r>
+      <w:r>
+        <w:rPr>
+          <w:rFonts w:ascii="Times New Roman" w:hAnsi="Times New Roman" w:cs="Times New Roman"/>
+          <w:lang w:val="es-MX"/>
+        </w:rPr>
+        <w:t xml:space="preserve">que no es legítimo intervenir en votaciones de ciudadanos independientes con la compra de votos o favores, por cuanto es el bien público que está de por medio. </w:t>
+      </w:r>
+    </w:p>
+    <w:p>
+      <w:pPr>
+        <w:spacing w:line="360" w:lineRule="auto"/>
+        <w:jc w:val="both"/>
+        <w:rPr>
+          <w:rFonts w:ascii="Times New Roman" w:hAnsi="Times New Roman" w:cs="Times New Roman"/>
+          <w:lang w:val="es-MX"/>
+        </w:rPr>
+      </w:pPr>
+      <w:r>
+        <w:rPr>
+          <w:rFonts w:ascii="Times New Roman" w:hAnsi="Times New Roman" w:cs="Times New Roman"/>
+          <w:lang w:val="es-MX"/>
+        </w:rPr>
+        <w:t xml:space="preserve">Por último, </w:t>
+      </w:r>
+      <w:r>
+        <w:rPr>
+          <w:rFonts w:ascii="Times New Roman" w:hAnsi="Times New Roman" w:cs="Times New Roman"/>
+          <w:lang w:val="es-MX"/>
+        </w:rPr>
+        <w:t>además de la libertad para perseguir la propia felicidad</w:t>
+      </w:r>
+      <w:r>
+        <w:rPr>
+          <w:rFonts w:ascii="Times New Roman" w:hAnsi="Times New Roman" w:cs="Times New Roman"/>
+          <w:lang w:val="es-MX"/>
+        </w:rPr>
+        <w:t xml:space="preserve"> y</w:t>
+      </w:r>
+      <w:r>
+        <w:rPr>
+          <w:rFonts w:ascii="Times New Roman" w:hAnsi="Times New Roman" w:cs="Times New Roman"/>
+          <w:lang w:val="es-MX"/>
+        </w:rPr>
+        <w:t xml:space="preserve"> la igualdad ante la ley</w:t>
+      </w:r>
+      <w:r>
+        <w:rPr>
+          <w:rFonts w:ascii="Times New Roman" w:hAnsi="Times New Roman" w:cs="Times New Roman"/>
+          <w:lang w:val="es-MX"/>
+        </w:rPr>
+        <w:t xml:space="preserve">, </w:t>
+      </w:r>
+      <w:r>
+        <w:rPr>
+          <w:rFonts w:ascii="Times New Roman" w:hAnsi="Times New Roman" w:cs="Times New Roman"/>
+          <w:lang w:val="es-MX"/>
+        </w:rPr>
+        <w:t>Kant resalta</w:t>
+      </w:r>
+      <w:r>
+        <w:rPr>
+          <w:rFonts w:ascii="Times New Roman" w:hAnsi="Times New Roman" w:cs="Times New Roman"/>
+          <w:lang w:val="es-MX"/>
+        </w:rPr>
+        <w:t xml:space="preserve"> un tercer atributo fundamental</w:t>
+      </w:r>
+      <w:r>
+        <w:rPr>
+          <w:rFonts w:ascii="Times New Roman" w:hAnsi="Times New Roman" w:cs="Times New Roman"/>
+          <w:lang w:val="es-MX"/>
+        </w:rPr>
+        <w:t>: “La independencia de un miembro de la república en cuanto ciudadano, es decir, en cuanto colegislador.” (TP; 1999, p. 265) E</w:t>
+      </w:r>
+      <w:r>
+        <w:rPr>
+          <w:rFonts w:ascii="Times New Roman" w:hAnsi="Times New Roman" w:cs="Times New Roman"/>
+          <w:lang w:val="es-MX"/>
+        </w:rPr>
+        <w:t>l</w:t>
+      </w:r>
+      <w:r>
+        <w:rPr>
+          <w:rFonts w:ascii="Times New Roman" w:hAnsi="Times New Roman" w:cs="Times New Roman"/>
+          <w:lang w:val="es-MX"/>
+        </w:rPr>
+        <w:t xml:space="preserve"> balance de voces</w:t>
+      </w:r>
+      <w:r>
+        <w:rPr>
+          <w:rFonts w:ascii="Times New Roman" w:hAnsi="Times New Roman" w:cs="Times New Roman"/>
+          <w:lang w:val="es-MX"/>
+        </w:rPr>
+        <w:t xml:space="preserve"> particulares</w:t>
+      </w:r>
+      <w:r>
+        <w:rPr>
+          <w:rFonts w:ascii="Times New Roman" w:hAnsi="Times New Roman" w:cs="Times New Roman"/>
+          <w:lang w:val="es-MX"/>
+        </w:rPr>
+        <w:t xml:space="preserve"> de los ciudadanos</w:t>
+      </w:r>
+      <w:r>
+        <w:rPr>
+          <w:rFonts w:ascii="Times New Roman" w:hAnsi="Times New Roman" w:cs="Times New Roman"/>
+          <w:lang w:val="es-MX"/>
+        </w:rPr>
+        <w:t xml:space="preserve"> permite</w:t>
+      </w:r>
+      <w:r>
+        <w:rPr>
+          <w:rFonts w:ascii="Times New Roman" w:hAnsi="Times New Roman" w:cs="Times New Roman"/>
+          <w:lang w:val="es-MX"/>
+        </w:rPr>
+        <w:t xml:space="preserve"> entramar una racionalidad </w:t>
       </w:r>
       <w:r>
         <w:rPr>
@@ -10406,257 +10689,7 @@
           <w:lang w:val="es-MX"/>
         </w:rPr>
         <w:lastRenderedPageBreak/>
-        <w:t>participa sucintamente de la condición civil</w:t>
-      </w:r>
-      <w:r>
-        <w:rPr>
-          <w:rFonts w:ascii="Times New Roman" w:hAnsi="Times New Roman" w:cs="Times New Roman"/>
-          <w:lang w:val="es-MX"/>
-        </w:rPr>
-        <w:t xml:space="preserve">. Kant resalta el carácter normativo de este principio, ya que coloca estos atributos como condición y presupuesto de cualquier estado civil, en lugar de que fuera un beneficio posterior. </w:t>
-      </w:r>
-      <w:r>
-        <w:rPr>
-          <w:rFonts w:ascii="Times New Roman" w:hAnsi="Times New Roman" w:cs="Times New Roman"/>
-          <w:lang w:val="es-MX"/>
-        </w:rPr>
-        <w:t xml:space="preserve">Esto equivale a pensar en estos tres atributos como principios normativos de la condición de una persona en estado civil. </w:t>
-      </w:r>
-    </w:p>
-    <w:p>
-      <w:pPr>
-        <w:spacing w:line="360" w:lineRule="auto"/>
-        <w:jc w:val="both"/>
-        <w:rPr>
-          <w:rFonts w:ascii="Times New Roman" w:hAnsi="Times New Roman" w:cs="Times New Roman"/>
-          <w:lang w:val="es-MX"/>
-        </w:rPr>
-      </w:pPr>
-      <w:r>
-        <w:rPr>
-          <w:rFonts w:ascii="Times New Roman" w:hAnsi="Times New Roman" w:cs="Times New Roman"/>
-          <w:lang w:val="es-MX"/>
-        </w:rPr>
-        <w:t xml:space="preserve">Respecto de la libertad, Kant resalta la facultad que debemos tener para alcanzar nuestra propia idea de la felicidad. El caso contrario, sería el de un paternalismo, que nos diga cómo ser felices. En cuanto somos seres capaces de tener derechos, el ser humano: “se considera autorizado a salvaguardar sus derechos por las leyes de la voluntad común, pero no a someter el uso de ello a su capricho incondicionado.” (TP; 1999, p. 261) </w:t>
-      </w:r>
-    </w:p>
-    <w:p>
-      <w:pPr>
-        <w:spacing w:line="360" w:lineRule="auto"/>
-        <w:jc w:val="both"/>
-        <w:rPr>
-          <w:rFonts w:ascii="Times New Roman" w:hAnsi="Times New Roman" w:cs="Times New Roman"/>
-          <w:lang w:val="es-MX"/>
-        </w:rPr>
-      </w:pPr>
-      <w:r>
-        <w:rPr>
-          <w:rFonts w:ascii="Times New Roman" w:hAnsi="Times New Roman" w:cs="Times New Roman"/>
-          <w:lang w:val="es-MX"/>
-        </w:rPr>
-        <w:t xml:space="preserve">Kant señala, respecto del segundo </w:t>
-      </w:r>
-      <w:r>
-        <w:rPr>
-          <w:rFonts w:ascii="Times New Roman" w:hAnsi="Times New Roman" w:cs="Times New Roman"/>
-          <w:lang w:val="es-MX"/>
-        </w:rPr>
-        <w:t>atributo</w:t>
-      </w:r>
-      <w:r>
-        <w:rPr>
-          <w:rFonts w:ascii="Times New Roman" w:hAnsi="Times New Roman" w:cs="Times New Roman"/>
-          <w:lang w:val="es-MX"/>
-        </w:rPr>
-        <w:t xml:space="preserve"> que el miembro de un estado civil posee: </w:t>
-      </w:r>
-      <w:r>
-        <w:rPr>
-          <w:rFonts w:ascii="Times New Roman" w:hAnsi="Times New Roman" w:cs="Times New Roman"/>
-          <w:lang w:val="es-MX"/>
-        </w:rPr>
-        <w:t>"La igualdad en tanto súbdito, cuya fórmula puede rezar así: Cada miembro de la república tiene derechos de coacción frente a cualquier otro." (TP; 1999, p. 261)</w:t>
-      </w:r>
-      <w:r>
-        <w:rPr>
-          <w:rFonts w:ascii="Times New Roman" w:hAnsi="Times New Roman" w:cs="Times New Roman"/>
-          <w:lang w:val="es-MX"/>
-        </w:rPr>
-        <w:t xml:space="preserve"> Esta prerrogativa civil reconoce el carácter de súbditos ante la ley que tienen todos los miembros de una república, por igual, a excepción del soberano.</w:t>
-      </w:r>
-      <w:r>
-        <w:rPr>
-          <w:rFonts w:ascii="Times New Roman" w:hAnsi="Times New Roman" w:cs="Times New Roman"/>
-          <w:lang w:val="es-MX"/>
-        </w:rPr>
-        <w:t xml:space="preserve"> Esta sujeción ante la ley resulta en la facultad que tenemos de coacción frente a los demás, para que se mantenga el orden civil</w:t>
-      </w:r>
-      <w:r>
-        <w:rPr>
-          <w:rFonts w:ascii="Times New Roman" w:hAnsi="Times New Roman" w:cs="Times New Roman"/>
-          <w:lang w:val="es-MX"/>
-        </w:rPr>
-        <w:t xml:space="preserve"> de la libertad externa</w:t>
-      </w:r>
-      <w:r>
-        <w:rPr>
-          <w:rFonts w:ascii="Times New Roman" w:hAnsi="Times New Roman" w:cs="Times New Roman"/>
-          <w:lang w:val="es-MX"/>
-        </w:rPr>
-        <w:t xml:space="preserve">. </w:t>
-      </w:r>
-    </w:p>
-    <w:p>
-      <w:pPr>
-        <w:spacing w:line="360" w:lineRule="auto"/>
-        <w:jc w:val="both"/>
-        <w:rPr>
-          <w:rFonts w:ascii="Times New Roman" w:hAnsi="Times New Roman" w:cs="Times New Roman"/>
-          <w:lang w:val="es-MX"/>
-        </w:rPr>
-      </w:pPr>
-      <w:r>
-        <w:rPr>
-          <w:rFonts w:ascii="Times New Roman" w:hAnsi="Times New Roman" w:cs="Times New Roman"/>
-          <w:lang w:val="es-MX"/>
-        </w:rPr>
-        <w:t>La igualdad se da en el sentido de isonomía, pero es compatible con la desigualdad de bienes y recursos, siempre que corresponda a un esfuerzo legítimo</w:t>
-      </w:r>
-      <w:r>
-        <w:rPr>
-          <w:rFonts w:ascii="Times New Roman" w:hAnsi="Times New Roman" w:cs="Times New Roman"/>
-          <w:lang w:val="es-MX"/>
-        </w:rPr>
-        <w:t xml:space="preserve"> de apropiación</w:t>
-      </w:r>
-      <w:r>
-        <w:rPr>
-          <w:rFonts w:ascii="Times New Roman" w:hAnsi="Times New Roman" w:cs="Times New Roman"/>
-          <w:lang w:val="es-MX"/>
-        </w:rPr>
-        <w:t>. En cuestiones de voto, solo puede tener uno solo cada ciudadano, al margen de sus riquezas. Kant refiere que: “Según el derecho (…) nadie puede coaccionar a otro sino por medio de la ley pública.” (TP; 1999, p. 262)</w:t>
-      </w:r>
-      <w:r>
-        <w:rPr>
-          <w:rFonts w:ascii="Times New Roman" w:hAnsi="Times New Roman" w:cs="Times New Roman"/>
-          <w:lang w:val="es-MX"/>
-        </w:rPr>
-        <w:t xml:space="preserve"> Esto explicita </w:t>
-      </w:r>
-      <w:r>
-        <w:rPr>
-          <w:rFonts w:ascii="Times New Roman" w:hAnsi="Times New Roman" w:cs="Times New Roman"/>
-          <w:lang w:val="es-MX"/>
-        </w:rPr>
-        <w:t xml:space="preserve">que no es legítimo intervenir en votaciones de ciudadanos independientes con la compra de votos o favores, por cuanto es el bien público que está de por medio. </w:t>
-      </w:r>
-    </w:p>
-    <w:p>
-      <w:pPr>
-        <w:spacing w:line="360" w:lineRule="auto"/>
-        <w:jc w:val="both"/>
-        <w:rPr>
-          <w:rFonts w:ascii="Times New Roman" w:hAnsi="Times New Roman" w:cs="Times New Roman"/>
-          <w:lang w:val="es-MX"/>
-        </w:rPr>
-      </w:pPr>
-      <w:r>
-        <w:rPr>
-          <w:rFonts w:ascii="Times New Roman" w:hAnsi="Times New Roman" w:cs="Times New Roman"/>
-          <w:lang w:val="es-MX"/>
-        </w:rPr>
-        <w:t xml:space="preserve">Por último, </w:t>
-      </w:r>
-      <w:r>
-        <w:rPr>
-          <w:rFonts w:ascii="Times New Roman" w:hAnsi="Times New Roman" w:cs="Times New Roman"/>
-          <w:lang w:val="es-MX"/>
-        </w:rPr>
-        <w:t>además de la libertad para perseguir la propia felicidad</w:t>
-      </w:r>
-      <w:r>
-        <w:rPr>
-          <w:rFonts w:ascii="Times New Roman" w:hAnsi="Times New Roman" w:cs="Times New Roman"/>
-          <w:lang w:val="es-MX"/>
-        </w:rPr>
-        <w:t xml:space="preserve"> y</w:t>
-      </w:r>
-      <w:r>
-        <w:rPr>
-          <w:rFonts w:ascii="Times New Roman" w:hAnsi="Times New Roman" w:cs="Times New Roman"/>
-          <w:lang w:val="es-MX"/>
-        </w:rPr>
-        <w:t xml:space="preserve"> la igualdad ante la ley</w:t>
-      </w:r>
-      <w:r>
-        <w:rPr>
-          <w:rFonts w:ascii="Times New Roman" w:hAnsi="Times New Roman" w:cs="Times New Roman"/>
-          <w:lang w:val="es-MX"/>
-        </w:rPr>
-        <w:t xml:space="preserve">, </w:t>
-      </w:r>
-      <w:r>
-        <w:rPr>
-          <w:rFonts w:ascii="Times New Roman" w:hAnsi="Times New Roman" w:cs="Times New Roman"/>
-          <w:lang w:val="es-MX"/>
-        </w:rPr>
-        <w:t>Kant resalta</w:t>
-      </w:r>
-      <w:r>
-        <w:rPr>
-          <w:rFonts w:ascii="Times New Roman" w:hAnsi="Times New Roman" w:cs="Times New Roman"/>
-          <w:lang w:val="es-MX"/>
-        </w:rPr>
-        <w:t xml:space="preserve"> un tercer atributo fundamental</w:t>
-      </w:r>
-      <w:r>
-        <w:rPr>
-          <w:rFonts w:ascii="Times New Roman" w:hAnsi="Times New Roman" w:cs="Times New Roman"/>
-          <w:lang w:val="es-MX"/>
-        </w:rPr>
-        <w:t>: “La independencia de un miembro de la república en cuanto ciudadano, es decir, en cuanto colegislador.” (TP; 1999, p. 265) E</w:t>
-      </w:r>
-      <w:r>
-        <w:rPr>
-          <w:rFonts w:ascii="Times New Roman" w:hAnsi="Times New Roman" w:cs="Times New Roman"/>
-          <w:lang w:val="es-MX"/>
-        </w:rPr>
-        <w:t>l</w:t>
-      </w:r>
-      <w:r>
-        <w:rPr>
-          <w:rFonts w:ascii="Times New Roman" w:hAnsi="Times New Roman" w:cs="Times New Roman"/>
-          <w:lang w:val="es-MX"/>
-        </w:rPr>
-        <w:t xml:space="preserve"> balance de voces</w:t>
-      </w:r>
-      <w:r>
-        <w:rPr>
-          <w:rFonts w:ascii="Times New Roman" w:hAnsi="Times New Roman" w:cs="Times New Roman"/>
-          <w:lang w:val="es-MX"/>
-        </w:rPr>
-        <w:t xml:space="preserve"> particulares</w:t>
-      </w:r>
-      <w:r>
-        <w:rPr>
-          <w:rFonts w:ascii="Times New Roman" w:hAnsi="Times New Roman" w:cs="Times New Roman"/>
-          <w:lang w:val="es-MX"/>
-        </w:rPr>
-        <w:t xml:space="preserve"> de los ciudadanos</w:t>
-      </w:r>
-      <w:r>
-        <w:rPr>
-          <w:rFonts w:ascii="Times New Roman" w:hAnsi="Times New Roman" w:cs="Times New Roman"/>
-          <w:lang w:val="es-MX"/>
-        </w:rPr>
-        <w:t xml:space="preserve"> permite</w:t>
-      </w:r>
-      <w:r>
-        <w:rPr>
-          <w:rFonts w:ascii="Times New Roman" w:hAnsi="Times New Roman" w:cs="Times New Roman"/>
-          <w:lang w:val="es-MX"/>
-        </w:rPr>
-        <w:t xml:space="preserve"> entramar una racionalidad pública </w:t>
+        <w:t xml:space="preserve">pública </w:t>
       </w:r>
       <w:r>
         <w:rPr>
@@ -10694,104 +10727,111 @@
           <w:rFonts w:ascii="Times New Roman" w:hAnsi="Times New Roman" w:cs="Times New Roman"/>
           <w:lang w:val="es-MX"/>
         </w:rPr>
+        <w:t>En el caso de la propuesta del concepto republicano de Kant: “</w:t>
+      </w:r>
+      <w:r>
+        <w:rPr>
+          <w:rFonts w:ascii="Times New Roman" w:hAnsi="Times New Roman" w:cs="Times New Roman"/>
+          <w:lang w:val="es-MX"/>
+        </w:rPr>
+        <w:t>concurren de suyo los conceptos de libertad externa, igualdad y unidad de la voluntad de todos, y para la última es condición la independencia, ya que se requiere una votación cuando se dan las dos primeras. A esta ley general que sólo puede emanar de la voluntad popular general (unida), se la llama contrato originario.” (TP; 1999, p. 266) Este contrato originario sería “el único sobre el que puede fundarse entre los hombres una constitución civil, legítima para todos sin excepción, y establecerse una república.” (TP; 1999, p. 268)</w:t>
+      </w:r>
+    </w:p>
+    <w:p>
+      <w:pPr>
+        <w:spacing w:line="360" w:lineRule="auto"/>
+        <w:jc w:val="both"/>
+        <w:rPr>
+          <w:rFonts w:ascii="Times New Roman" w:hAnsi="Times New Roman" w:cs="Times New Roman"/>
+          <w:lang w:val="es-MX"/>
+        </w:rPr>
+      </w:pPr>
+      <w:r>
+        <w:rPr>
+          <w:rFonts w:ascii="Times New Roman" w:hAnsi="Times New Roman" w:cs="Times New Roman"/>
+          <w:lang w:val="es-MX"/>
+        </w:rPr>
+        <w:t>Como se ha referido antes, para Kant, este contrato: “no es preciso en modo alguno suponer que se trata de un hecho (…) Por el contrario, se trata de una mera idea de la razón que tiene, sin embargo, su indudable realidad (práctica); a saber, la de obligar a todo legislador a que dicte sus leyes como si pudieran haber emanado de la voluntad unidad de todo un pueblo, y a que considere a cada súbdito, en cuanto que quiere ser ciudadano, como si hubiera votado por su acuerdo con una voluntad tal. Pues ahí está la prueba de la legitimidad de toda ley pública.” (TP; 1999, p. 268)</w:t>
+      </w:r>
+    </w:p>
+    <w:p>
+      <w:pPr>
+        <w:spacing w:line="360" w:lineRule="auto"/>
+        <w:jc w:val="both"/>
+        <w:rPr>
+          <w:rFonts w:ascii="Times New Roman" w:hAnsi="Times New Roman" w:cs="Times New Roman"/>
+          <w:lang w:val="es-MX"/>
+        </w:rPr>
+      </w:pPr>
+      <w:r>
+        <w:rPr>
+          <w:rFonts w:ascii="Times New Roman" w:hAnsi="Times New Roman" w:cs="Times New Roman"/>
+          <w:lang w:val="es-MX"/>
+        </w:rPr>
+        <w:t xml:space="preserve">Por esta razón, y desde que ninguna ley debe hacer injusticia contra nadie, se entiende que es la </w:t>
+      </w:r>
+      <w:r>
+        <w:rPr>
+          <w:rFonts w:ascii="Times New Roman" w:hAnsi="Times New Roman" w:cs="Times New Roman"/>
+          <w:lang w:val="es-MX"/>
+        </w:rPr>
+        <w:t xml:space="preserve">libertad externa </w:t>
+      </w:r>
+      <w:r>
+        <w:rPr>
+          <w:rFonts w:ascii="Times New Roman" w:hAnsi="Times New Roman" w:cs="Times New Roman"/>
+          <w:lang w:val="es-MX"/>
+        </w:rPr>
+        <w:t>el parámetro fundamental para la orientación del derecho y la conformación de una constitución civil. En este sentido, Kant señala que: “la salud pública que en primer lugar se ha de tomar en consideración es aquella constitución legal que garantiza a cada uno su libertad por medio de leyes.” (TP; 1999, p. 270)</w:t>
+      </w:r>
+    </w:p>
+    <w:p>
+      <w:pPr>
+        <w:spacing w:line="360" w:lineRule="auto"/>
+        <w:jc w:val="both"/>
+        <w:rPr>
+          <w:rFonts w:ascii="Times New Roman" w:hAnsi="Times New Roman" w:cs="Times New Roman"/>
+          <w:lang w:val="es-MX"/>
+        </w:rPr>
+      </w:pPr>
+      <w:r>
+        <w:rPr>
+          <w:rFonts w:ascii="Times New Roman" w:hAnsi="Times New Roman" w:cs="Times New Roman"/>
+          <w:lang w:val="es-MX"/>
+        </w:rPr>
+        <w:t>Kant se plantea la posibilidad de que el pueblo sintiera que el soberano no ha cumplido con su parte del contrato</w:t>
+      </w:r>
+      <w:r>
+        <w:rPr>
+          <w:rFonts w:ascii="Times New Roman" w:hAnsi="Times New Roman" w:cs="Times New Roman"/>
+          <w:lang w:val="es-MX"/>
+        </w:rPr>
+        <w:t xml:space="preserve"> y no ha permitido una libertad civil, o bien, de que existiera injusticia, es decir, de que no hubiera realmente un estado de derecho. En tal caso, el ciudadano no puede alzarse en armas o intentar deponer el orden, ni al soberano.</w:t>
+      </w:r>
+    </w:p>
+    <w:p>
+      <w:pPr>
+        <w:spacing w:line="360" w:lineRule="auto"/>
+        <w:jc w:val="both"/>
+        <w:rPr>
+          <w:rFonts w:ascii="Times New Roman" w:hAnsi="Times New Roman" w:cs="Times New Roman"/>
+          <w:lang w:val="es-MX"/>
+        </w:rPr>
+      </w:pPr>
+      <w:r>
+        <w:rPr>
+          <w:rFonts w:ascii="Times New Roman" w:hAnsi="Times New Roman" w:cs="Times New Roman"/>
+          <w:lang w:val="es-MX"/>
+        </w:rPr>
+        <w:t xml:space="preserve">De esta forma, Kant señala que: “toda oposición contra el supremo poder legislativo, toda incitación a vías de hecho del descontento de los súbditos, todo levantamiento que estalle en rebelión, es el delito supremo y más punible en la república, pues destruye sus fundamentos. Y esta prohibición es incondicionada.” (TP; 1999, p. 271) Es un delito </w:t>
+      </w:r>
+      <w:r>
+        <w:rPr>
+          <w:rFonts w:ascii="Times New Roman" w:hAnsi="Times New Roman" w:cs="Times New Roman"/>
+          <w:lang w:val="es-MX"/>
+        </w:rPr>
         <w:lastRenderedPageBreak/>
-        <w:t>En el caso de la propuesta del concepto republicano de Kant: “</w:t>
-      </w:r>
-      <w:r>
-        <w:rPr>
-          <w:rFonts w:ascii="Times New Roman" w:hAnsi="Times New Roman" w:cs="Times New Roman"/>
-          <w:lang w:val="es-MX"/>
-        </w:rPr>
-        <w:t>concurren de suyo los conceptos de libertad externa, igualdad y unidad de la voluntad de todos, y para la última es condición la independencia, ya que se requiere una votación cuando se dan las dos primeras. A esta ley general que sólo puede emanar de la voluntad popular general (unida), se la llama contrato originario.” (TP; 1999, p. 266) Este contrato originario sería “el único sobre el que puede fundarse entre los hombres una constitución civil, legítima para todos sin excepción, y establecerse una república.” (TP; 1999, p. 268)</w:t>
-      </w:r>
-    </w:p>
-    <w:p>
-      <w:pPr>
-        <w:spacing w:line="360" w:lineRule="auto"/>
-        <w:jc w:val="both"/>
-        <w:rPr>
-          <w:rFonts w:ascii="Times New Roman" w:hAnsi="Times New Roman" w:cs="Times New Roman"/>
-          <w:lang w:val="es-MX"/>
-        </w:rPr>
-      </w:pPr>
-      <w:r>
-        <w:rPr>
-          <w:rFonts w:ascii="Times New Roman" w:hAnsi="Times New Roman" w:cs="Times New Roman"/>
-          <w:lang w:val="es-MX"/>
-        </w:rPr>
-        <w:t>Como se ha referido antes, para Kant, este contrato: “no es preciso en modo alguno suponer que se trata de un hecho (…) Por el contrario, se trata de una mera idea de la razón que tiene, sin embargo, su indudable realidad (práctica); a saber, la de obligar a todo legislador a que dicte sus leyes como si pudieran haber emanado de la voluntad unidad de todo un pueblo, y a que considere a cada súbdito, en cuanto que quiere ser ciudadano, como si hubiera votado por su acuerdo con una voluntad tal. Pues ahí está la prueba de la legitimidad de toda ley pública.” (TP; 1999, p. 268)</w:t>
-      </w:r>
-    </w:p>
-    <w:p>
-      <w:pPr>
-        <w:spacing w:line="360" w:lineRule="auto"/>
-        <w:jc w:val="both"/>
-        <w:rPr>
-          <w:rFonts w:ascii="Times New Roman" w:hAnsi="Times New Roman" w:cs="Times New Roman"/>
-          <w:lang w:val="es-MX"/>
-        </w:rPr>
-      </w:pPr>
-      <w:r>
-        <w:rPr>
-          <w:rFonts w:ascii="Times New Roman" w:hAnsi="Times New Roman" w:cs="Times New Roman"/>
-          <w:lang w:val="es-MX"/>
-        </w:rPr>
-        <w:t xml:space="preserve">Por esta razón, y desde que ninguna ley debe hacer injusticia contra nadie, se entiende que es la </w:t>
-      </w:r>
-      <w:r>
-        <w:rPr>
-          <w:rFonts w:ascii="Times New Roman" w:hAnsi="Times New Roman" w:cs="Times New Roman"/>
-          <w:lang w:val="es-MX"/>
-        </w:rPr>
-        <w:t xml:space="preserve">libertad externa </w:t>
-      </w:r>
-      <w:r>
-        <w:rPr>
-          <w:rFonts w:ascii="Times New Roman" w:hAnsi="Times New Roman" w:cs="Times New Roman"/>
-          <w:lang w:val="es-MX"/>
-        </w:rPr>
-        <w:t>el parámetro fundamental para la orientación del derecho y la conformación de una constitución civil. En este sentido, Kant señala que: “la salud pública que en primer lugar se ha de tomar en consideración es aquella constitución legal que garantiza a cada uno su libertad por medio de leyes.” (TP; 1999, p. 270)</w:t>
-      </w:r>
-    </w:p>
-    <w:p>
-      <w:pPr>
-        <w:spacing w:line="360" w:lineRule="auto"/>
-        <w:jc w:val="both"/>
-        <w:rPr>
-          <w:rFonts w:ascii="Times New Roman" w:hAnsi="Times New Roman" w:cs="Times New Roman"/>
-          <w:lang w:val="es-MX"/>
-        </w:rPr>
-      </w:pPr>
-      <w:r>
-        <w:rPr>
-          <w:rFonts w:ascii="Times New Roman" w:hAnsi="Times New Roman" w:cs="Times New Roman"/>
-          <w:lang w:val="es-MX"/>
-        </w:rPr>
-        <w:t>Kant se plantea la posibilidad de que el pueblo sintiera que el soberano no ha cumplido con su parte del contrato</w:t>
-      </w:r>
-      <w:r>
-        <w:rPr>
-          <w:rFonts w:ascii="Times New Roman" w:hAnsi="Times New Roman" w:cs="Times New Roman"/>
-          <w:lang w:val="es-MX"/>
-        </w:rPr>
-        <w:t xml:space="preserve"> y no ha permitido una libertad civil, o bien, de que existiera injusticia, es decir, de que no hubiera realmente un estado de derecho. En tal caso, el ciudadano no puede alzarse en armas o intentar deponer el orden, ni al soberano.</w:t>
-      </w:r>
-    </w:p>
-    <w:p>
-      <w:pPr>
-        <w:spacing w:line="360" w:lineRule="auto"/>
-        <w:jc w:val="both"/>
-        <w:rPr>
-          <w:rFonts w:ascii="Times New Roman" w:hAnsi="Times New Roman" w:cs="Times New Roman"/>
-          <w:lang w:val="es-MX"/>
-        </w:rPr>
-      </w:pPr>
-      <w:r>
-        <w:rPr>
-          <w:rFonts w:ascii="Times New Roman" w:hAnsi="Times New Roman" w:cs="Times New Roman"/>
-          <w:lang w:val="es-MX"/>
-        </w:rPr>
-        <w:t>De esta forma, Kant señala que: “toda oposición contra el supremo poder legislativo, toda incitación a vías de hecho del descontento de los súbditos, todo levantamiento que estalle en rebelión, es el delito supremo y más punible en la república, pues destruye sus fundamentos. Y esta prohibición es incondicionada.” (TP; 1999, p. 271) Es un delito supremo, por cuanto nos retorna al estado natural, sin embargo, esto no deja impune al soberano</w:t>
+        <w:t>supremo, por cuanto nos retorna al estado natural, sin embargo, esto no deja impune al soberano</w:t>
       </w:r>
       <w:r>
         <w:rPr>
@@ -10805,128 +10845,121 @@
           <w:rFonts w:ascii="Times New Roman" w:hAnsi="Times New Roman" w:cs="Times New Roman"/>
           <w:lang w:val="es-MX"/>
         </w:rPr>
-        <w:t xml:space="preserve">. Tiene que haber una salida a la falta de cumplimiento del contrato originario de la sociedad. La respuesta no puede ser la violencia, ni la creación de sociedades secretas, sino que únicamente, para Kant, puede solventarse mediante el uso público de la razón, en un horizonte de co-legislación y coacción recíproca ante la </w:t>
-      </w:r>
+        <w:t>. Tiene que haber una salida a la falta de cumplimiento del contrato originario de la sociedad. La respuesta no puede ser la violencia, ni la creación de sociedades secretas, sino que únicamente, para Kant, puede solventarse mediante el uso público de la razón, en un horizonte de co-legislación y coacción recíproca ante la ley. Para ello es necesaria la facultad de expresar ideas</w:t>
+      </w:r>
+      <w:r>
+        <w:rPr>
+          <w:rFonts w:ascii="Times New Roman" w:hAnsi="Times New Roman" w:cs="Times New Roman"/>
+          <w:lang w:val="es-MX"/>
+        </w:rPr>
+        <w:t xml:space="preserve"> libremente</w:t>
+      </w:r>
+      <w:r>
+        <w:rPr>
+          <w:rFonts w:ascii="Times New Roman" w:hAnsi="Times New Roman" w:cs="Times New Roman"/>
+          <w:lang w:val="es-MX"/>
+        </w:rPr>
+        <w:t>, además de un escenario de tolerancia, que posibilite el diálogo para unificar el entramado de intereses y sublimarlo en una voluntad pública unificada y soberana.</w:t>
+      </w:r>
+      <w:r>
+        <w:rPr>
+          <w:rFonts w:ascii="Times New Roman" w:hAnsi="Times New Roman" w:cs="Times New Roman"/>
+          <w:lang w:val="es-MX"/>
+        </w:rPr>
+        <w:t xml:space="preserve"> </w:t>
+      </w:r>
+    </w:p>
+    <w:p>
+      <w:pPr>
+        <w:spacing w:line="360" w:lineRule="auto"/>
+        <w:jc w:val="both"/>
+        <w:rPr>
+          <w:rFonts w:ascii="Times New Roman" w:hAnsi="Times New Roman" w:cs="Times New Roman"/>
+          <w:lang w:val="es-MX"/>
+        </w:rPr>
+      </w:pPr>
+      <w:r>
+        <w:rPr>
+          <w:rFonts w:ascii="Times New Roman" w:hAnsi="Times New Roman" w:cs="Times New Roman"/>
+          <w:lang w:val="es-MX"/>
+        </w:rPr>
+        <w:t xml:space="preserve">En el escenario de que hubiera sombras de injusticias por parte del soberano, Kant señala que: </w:t>
+      </w:r>
+      <w:r>
+        <w:rPr>
+          <w:rFonts w:ascii="Times New Roman" w:hAnsi="Times New Roman" w:cs="Times New Roman"/>
+          <w:lang w:val="es-MX"/>
+        </w:rPr>
+        <w:t xml:space="preserve">“Cada hombre tiene, no obstante, sus derechos inalienables, a los que no puede renunciar aunque quiera, y sobre los que él propio está facultado para juzgar; y como la injusticia, que sufre según su opinión, proviene, según aquella suposición, solo del error o del desconocimiento de ciertas consecuencias por parte del poder supremo: entonces se ha de otorgar al ciudadano, y, por cierto, con permiso del soberano mismo, la facultad de dar a conocer públicamente su opinión sobre lo que le parece haber de injusto contra la república en los decretos de aquél. Pues asumir que el jefe no pueda siquiera equivocarse o desconocer algo, sería como representárselo dotado de inspiración celestial y elevado sobre lo humano. Así, pues, la libertad de pluma, mantenida entre los límites del respeto y el amor a la constitución en que se vive, en virtud del modo de pensar liberal de los súbditos, inculcado, no obstante, por aquella (por lo que las plumas se limitan unas a otras, a fin de no perder su libertad), es el único paladín de los derechos del pueblo.” (TP; 1999, p. 276) </w:t>
+      </w:r>
+      <w:r>
+        <w:rPr>
+          <w:rFonts w:ascii="Times New Roman" w:hAnsi="Times New Roman" w:cs="Times New Roman"/>
+          <w:lang w:val="es-MX"/>
+        </w:rPr>
+        <w:t>Esta prerrogativa de la independencia de cada ciudadano</w:t>
+      </w:r>
+      <w:r>
+        <w:rPr>
+          <w:rFonts w:ascii="Times New Roman" w:hAnsi="Times New Roman" w:cs="Times New Roman"/>
+          <w:lang w:val="es-MX"/>
+        </w:rPr>
+        <w:t xml:space="preserve"> para expresarse libremente en un marco de respeto y cooperación</w:t>
+      </w:r>
+      <w:r>
+        <w:rPr>
+          <w:rFonts w:ascii="Times New Roman" w:hAnsi="Times New Roman" w:cs="Times New Roman"/>
+          <w:lang w:val="es-MX"/>
+        </w:rPr>
+        <w:t xml:space="preserve"> es fundamental para el ejercicio pleno de su libertad externa. </w:t>
+      </w:r>
+    </w:p>
+    <w:p>
+      <w:pPr>
+        <w:spacing w:line="360" w:lineRule="auto"/>
+        <w:jc w:val="both"/>
+        <w:rPr>
+          <w:rFonts w:ascii="Times New Roman" w:hAnsi="Times New Roman" w:cs="Times New Roman"/>
+          <w:lang w:val="es-MX"/>
+        </w:rPr>
+      </w:pPr>
+      <w:r>
+        <w:rPr>
+          <w:rFonts w:ascii="Times New Roman" w:hAnsi="Times New Roman" w:cs="Times New Roman"/>
+          <w:lang w:val="es-MX"/>
+        </w:rPr>
+        <w:t xml:space="preserve">Kant </w:t>
+      </w:r>
+      <w:r>
+        <w:rPr>
+          <w:rFonts w:ascii="Times New Roman" w:hAnsi="Times New Roman" w:cs="Times New Roman"/>
+          <w:lang w:val="es-MX"/>
+        </w:rPr>
+        <w:t>agrega lo siguiente: “En toda república ha de haber una obediencia, sujeta al mecanismo de la constitución política según leyes coactivas (que alcanzan a todos); pero ha de haber, al mismo tiempo, un espíritu de libertad, ya que, en lo concerniente al deber universal de los hombres, tal constitución exige la persuasión racional de que tal coacción es legítima, a fin de no incurrir en contradicción consigo misma. La obediencia, sin este espíritu, es la causa originaria de todas las sociedades secretas.” (TP; 1999, p. 278)</w:t>
+      </w:r>
+      <w:r>
+        <w:rPr>
+          <w:rFonts w:ascii="Times New Roman" w:hAnsi="Times New Roman" w:cs="Times New Roman"/>
+          <w:lang w:val="es-MX"/>
+        </w:rPr>
+        <w:t xml:space="preserve"> Mientras el despotismo impone leyes y decretos por la fuerza, el concepto de república supone un horizonte de “persuasión racional”. En Kant, la fuerza de la razón y la palabra se sobrepone al imperio de la espada. </w:t>
+      </w:r>
+    </w:p>
+    <w:p>
+      <w:pPr>
+        <w:spacing w:line="360" w:lineRule="auto"/>
+        <w:jc w:val="both"/>
+        <w:rPr>
+          <w:rFonts w:ascii="Times New Roman" w:hAnsi="Times New Roman" w:cs="Times New Roman"/>
+          <w:lang w:val="es-MX"/>
+        </w:rPr>
+      </w:pPr>
       <w:r>
         <w:rPr>
           <w:rFonts w:ascii="Times New Roman" w:hAnsi="Times New Roman" w:cs="Times New Roman"/>
           <w:lang w:val="es-MX"/>
         </w:rPr>
         <w:lastRenderedPageBreak/>
-        <w:t>ley. Para ello es necesaria la facultad de expresar ideas</w:t>
-      </w:r>
-      <w:r>
-        <w:rPr>
-          <w:rFonts w:ascii="Times New Roman" w:hAnsi="Times New Roman" w:cs="Times New Roman"/>
-          <w:lang w:val="es-MX"/>
-        </w:rPr>
-        <w:t xml:space="preserve"> libremente</w:t>
-      </w:r>
-      <w:r>
-        <w:rPr>
-          <w:rFonts w:ascii="Times New Roman" w:hAnsi="Times New Roman" w:cs="Times New Roman"/>
-          <w:lang w:val="es-MX"/>
-        </w:rPr>
-        <w:t>, además de un escenario de tolerancia, que posibilite el diálogo para unificar el entramado de intereses y sublimarlo en una voluntad pública unificada y soberana.</w:t>
-      </w:r>
-      <w:r>
-        <w:rPr>
-          <w:rFonts w:ascii="Times New Roman" w:hAnsi="Times New Roman" w:cs="Times New Roman"/>
-          <w:lang w:val="es-MX"/>
-        </w:rPr>
-        <w:t xml:space="preserve"> </w:t>
-      </w:r>
-    </w:p>
-    <w:p>
-      <w:pPr>
-        <w:spacing w:line="360" w:lineRule="auto"/>
-        <w:jc w:val="both"/>
-        <w:rPr>
-          <w:rFonts w:ascii="Times New Roman" w:hAnsi="Times New Roman" w:cs="Times New Roman"/>
-          <w:lang w:val="es-MX"/>
-        </w:rPr>
-      </w:pPr>
-      <w:r>
-        <w:rPr>
-          <w:rFonts w:ascii="Times New Roman" w:hAnsi="Times New Roman" w:cs="Times New Roman"/>
-          <w:lang w:val="es-MX"/>
-        </w:rPr>
-        <w:t xml:space="preserve">En el escenario de que hubiera sombras de injusticias por parte del soberano, Kant señala que: </w:t>
-      </w:r>
-      <w:r>
-        <w:rPr>
-          <w:rFonts w:ascii="Times New Roman" w:hAnsi="Times New Roman" w:cs="Times New Roman"/>
-          <w:lang w:val="es-MX"/>
-        </w:rPr>
-        <w:t xml:space="preserve">“Cada hombre tiene, no obstante, sus derechos inalienables, a los que no puede renunciar aunque quiera, y sobre los que él propio está facultado para juzgar; y como la injusticia, que sufre según su opinión, proviene, según aquella suposición, solo del error o del desconocimiento de ciertas consecuencias por parte del poder supremo: entonces se ha de otorgar al ciudadano, y, por cierto, con permiso del soberano mismo, la facultad de dar a conocer públicamente su opinión sobre lo que le parece haber de injusto contra la república en los decretos de aquél. Pues asumir que el jefe no pueda siquiera equivocarse o desconocer algo, sería como representárselo dotado de inspiración celestial y elevado sobre lo humano. Así, pues, la libertad de pluma, mantenida entre los límites del respeto y el amor a la constitución en que se vive, en virtud del modo de pensar liberal de los súbditos, inculcado, no obstante, por aquella (por lo que las plumas se limitan unas a otras, a fin de no perder su libertad), es el único paladín de los derechos del pueblo.” (TP; 1999, p. 276) </w:t>
-      </w:r>
-      <w:r>
-        <w:rPr>
-          <w:rFonts w:ascii="Times New Roman" w:hAnsi="Times New Roman" w:cs="Times New Roman"/>
-          <w:lang w:val="es-MX"/>
-        </w:rPr>
-        <w:t>Esta prerrogativa de la independencia de cada ciudadano</w:t>
-      </w:r>
-      <w:r>
-        <w:rPr>
-          <w:rFonts w:ascii="Times New Roman" w:hAnsi="Times New Roman" w:cs="Times New Roman"/>
-          <w:lang w:val="es-MX"/>
-        </w:rPr>
-        <w:t xml:space="preserve"> para expresarse libremente en un marco de respeto y cooperación</w:t>
-      </w:r>
-      <w:r>
-        <w:rPr>
-          <w:rFonts w:ascii="Times New Roman" w:hAnsi="Times New Roman" w:cs="Times New Roman"/>
-          <w:lang w:val="es-MX"/>
-        </w:rPr>
-        <w:t xml:space="preserve"> es fundamental para el ejercicio pleno de su libertad externa. </w:t>
-      </w:r>
-    </w:p>
-    <w:p>
-      <w:pPr>
-        <w:spacing w:line="360" w:lineRule="auto"/>
-        <w:jc w:val="both"/>
-        <w:rPr>
-          <w:rFonts w:ascii="Times New Roman" w:hAnsi="Times New Roman" w:cs="Times New Roman"/>
-          <w:lang w:val="es-MX"/>
-        </w:rPr>
-      </w:pPr>
-      <w:r>
-        <w:rPr>
-          <w:rFonts w:ascii="Times New Roman" w:hAnsi="Times New Roman" w:cs="Times New Roman"/>
-          <w:lang w:val="es-MX"/>
-        </w:rPr>
-        <w:t xml:space="preserve">Kant </w:t>
-      </w:r>
-      <w:r>
-        <w:rPr>
-          <w:rFonts w:ascii="Times New Roman" w:hAnsi="Times New Roman" w:cs="Times New Roman"/>
-          <w:lang w:val="es-MX"/>
-        </w:rPr>
-        <w:t>agrega lo siguiente: “En toda república ha de haber una obediencia, sujeta al mecanismo de la constitución política según leyes coactivas (que alcanzan a todos); pero ha de haber, al mismo tiempo, un espíritu de libertad, ya que, en lo concerniente al deber universal de los hombres, tal constitución exige la persuasión racional de que tal coacción es legítima, a fin de no incurrir en contradicción consigo misma. La obediencia, sin este espíritu, es la causa originaria de todas las sociedades secretas.” (TP; 1999, p. 278)</w:t>
-      </w:r>
-      <w:r>
-        <w:rPr>
-          <w:rFonts w:ascii="Times New Roman" w:hAnsi="Times New Roman" w:cs="Times New Roman"/>
-          <w:lang w:val="es-MX"/>
-        </w:rPr>
-        <w:t xml:space="preserve"> Mientras el despotismo impone leyes y decretos por la fuerza, el concepto de república supone un horizonte de “persuasión racional”. En Kant, la fuerza de la razón y la palabra se sobrepone al imperio de la espada. </w:t>
-      </w:r>
-    </w:p>
-    <w:p>
-      <w:pPr>
-        <w:spacing w:line="360" w:lineRule="auto"/>
-        <w:jc w:val="both"/>
-        <w:rPr>
-          <w:rFonts w:ascii="Times New Roman" w:hAnsi="Times New Roman" w:cs="Times New Roman"/>
-          <w:lang w:val="es-MX"/>
-        </w:rPr>
-      </w:pPr>
-      <w:r>
-        <w:rPr>
-          <w:rFonts w:ascii="Times New Roman" w:hAnsi="Times New Roman" w:cs="Times New Roman"/>
-          <w:lang w:val="es-MX"/>
-        </w:rPr>
         <w:t>Si no se puede incurrir en rebeldía, ni en sociedades secretas, por lo tanto, la salida ante la posible injusticia en el mantenimiento del contrato originario, es deliberativa, racional y pacífica.</w:t>
       </w:r>
       <w:r>
@@ -10965,7 +10998,6 @@
           <w:rFonts w:ascii="Times New Roman" w:hAnsi="Times New Roman" w:cs="Times New Roman"/>
           <w:lang w:val="es-MX"/>
         </w:rPr>
-        <w:lastRenderedPageBreak/>
         <w:t xml:space="preserve">Por todo lo revisado, se puede decir que la libertad externa considera un horizonte que solo puede ser republicano, </w:t>
       </w:r>
       <w:r>
@@ -11353,6 +11385,7 @@
           <w:rFonts w:ascii="Times New Roman" w:hAnsi="Times New Roman" w:cs="Times New Roman"/>
           <w:lang w:val="es-MX"/>
         </w:rPr>
+        <w:lastRenderedPageBreak/>
         <w:t xml:space="preserve">En el caso de una nación particular como </w:t>
       </w:r>
       <w:r>
@@ -11395,15 +11428,7 @@
           <w:rFonts w:ascii="Times New Roman" w:hAnsi="Times New Roman" w:cs="Times New Roman"/>
           <w:lang w:val="es-MX"/>
         </w:rPr>
-        <w:t xml:space="preserve"> Si estas relaciones son marcadas por la violencia, se </w:t>
-      </w:r>
-      <w:r>
-        <w:rPr>
-          <w:rFonts w:ascii="Times New Roman" w:hAnsi="Times New Roman" w:cs="Times New Roman"/>
-          <w:lang w:val="es-MX"/>
-        </w:rPr>
-        <w:lastRenderedPageBreak/>
-        <w:t>entiende un estado natural internacional, pero si las relaciones internacionales se ajustan a un derecho universal, luego, podemos considerar que e</w:t>
+        <w:t xml:space="preserve"> Si estas relaciones son marcadas por la violencia, se entiende un estado natural internacional, pero si las relaciones internacionales se ajustan a un derecho universal, luego, podemos considerar que e</w:t>
       </w:r>
       <w:r>
         <w:rPr>
@@ -11732,6 +11757,7 @@
           <w:rFonts w:ascii="Times New Roman" w:hAnsi="Times New Roman" w:cs="Times New Roman"/>
           <w:lang w:val="es-MX"/>
         </w:rPr>
+        <w:lastRenderedPageBreak/>
         <w:t>Este panorama de la libertad externa</w:t>
       </w:r>
       <w:r>
@@ -11858,15 +11884,7 @@
           <w:rFonts w:ascii="Times New Roman" w:hAnsi="Times New Roman" w:cs="Times New Roman"/>
           <w:lang w:val="es-MX"/>
         </w:rPr>
-        <w:t xml:space="preserve"> </w:t>
-      </w:r>
-      <w:r>
-        <w:rPr>
-          <w:rFonts w:ascii="Times New Roman" w:hAnsi="Times New Roman" w:cs="Times New Roman"/>
-          <w:lang w:val="es-MX"/>
-        </w:rPr>
-        <w:lastRenderedPageBreak/>
-        <w:t>promulgada</w:t>
+        <w:t xml:space="preserve"> promulgada</w:t>
       </w:r>
       <w:r>
         <w:rPr>
@@ -12047,7 +12065,15 @@
           <w:rFonts w:ascii="Times New Roman" w:hAnsi="Times New Roman" w:cs="Times New Roman"/>
           <w:lang w:val="es-MX"/>
         </w:rPr>
-        <w:t xml:space="preserve"> se enfatiza el sentido de la libertad en virtud de la facultad del consentimiento ante las leyes y se puede pensar su concepto como la elevación a una dignidad política.</w:t>
+        <w:t xml:space="preserve"> se enfatiza el sentido de la libertad en virtud de la facultad del consentimiento ante las leyes y se puede pensar su concepto como la </w:t>
+      </w:r>
+      <w:r>
+        <w:rPr>
+          <w:rFonts w:ascii="Times New Roman" w:hAnsi="Times New Roman" w:cs="Times New Roman"/>
+          <w:lang w:val="es-MX"/>
+        </w:rPr>
+        <w:lastRenderedPageBreak/>
+        <w:t>elevación a una dignidad política.</w:t>
       </w:r>
       <w:r>
         <w:rPr>
@@ -12141,7 +12167,6 @@
           <w:rFonts w:ascii="Times New Roman" w:hAnsi="Times New Roman" w:cs="Times New Roman"/>
           <w:lang w:val="es-MX"/>
         </w:rPr>
-        <w:lastRenderedPageBreak/>
         <w:t>orden republicano</w:t>
       </w:r>
       <w:r>
@@ -12235,29 +12260,85 @@
         <w:lastRenderedPageBreak/>
         <w:t>Capítulo 2: La Libertad externa y la doctrina del derecho desde K. Flikschuh</w:t>
       </w:r>
-    </w:p>
-    <w:p>
-      <w:pPr>
-        <w:spacing w:line="360" w:lineRule="auto"/>
-        <w:jc w:val="both"/>
-        <w:rPr>
-          <w:rFonts w:ascii="Times New Roman" w:hAnsi="Times New Roman" w:cs="Times New Roman"/>
-        </w:rPr>
-      </w:pPr>
-    </w:p>
-    <w:p>
-      <w:pPr>
-        <w:spacing w:line="360" w:lineRule="auto"/>
-        <w:jc w:val="both"/>
-        <w:rPr>
-          <w:rFonts w:ascii="Times New Roman" w:hAnsi="Times New Roman" w:cs="Times New Roman"/>
-        </w:rPr>
-      </w:pPr>
-      <w:r>
-        <w:rPr>
-          <w:rFonts w:ascii="Times New Roman" w:hAnsi="Times New Roman" w:cs="Times New Roman"/>
-        </w:rPr>
-        <w:t xml:space="preserve">Una de las revisiones más (relativamente) recientes de la doctrina del derecho de Kant está desarrollada por K. Flikschuh en su libro </w:t>
+      <w:r>
+        <w:rPr>
+          <w:rFonts w:ascii="Times New Roman" w:hAnsi="Times New Roman" w:cs="Times New Roman"/>
+        </w:rPr>
+        <w:t xml:space="preserve">: Metafísica, obligación política y </w:t>
+      </w:r>
+      <w:proofErr w:type="spellStart"/>
+      <w:r>
+        <w:rPr>
+          <w:rFonts w:ascii="Times New Roman" w:hAnsi="Times New Roman" w:cs="Times New Roman"/>
+        </w:rPr>
+        <w:t>cosmopolitanismo</w:t>
+      </w:r>
+      <w:proofErr w:type="spellEnd"/>
+      <w:r>
+        <w:rPr>
+          <w:rFonts w:ascii="Times New Roman" w:hAnsi="Times New Roman" w:cs="Times New Roman"/>
+        </w:rPr>
+        <w:t>.</w:t>
+      </w:r>
+    </w:p>
+    <w:p>
+      <w:pPr>
+        <w:spacing w:line="360" w:lineRule="auto"/>
+        <w:jc w:val="both"/>
+        <w:rPr>
+          <w:rFonts w:ascii="Times New Roman" w:hAnsi="Times New Roman" w:cs="Times New Roman"/>
+        </w:rPr>
+      </w:pPr>
+    </w:p>
+    <w:p>
+      <w:pPr>
+        <w:spacing w:line="360" w:lineRule="auto"/>
+        <w:jc w:val="both"/>
+        <w:rPr>
+          <w:rFonts w:ascii="Times New Roman" w:hAnsi="Times New Roman" w:cs="Times New Roman"/>
+        </w:rPr>
+      </w:pPr>
+      <w:r>
+        <w:rPr>
+          <w:rFonts w:ascii="Times New Roman" w:hAnsi="Times New Roman" w:cs="Times New Roman"/>
+        </w:rPr>
+        <w:t xml:space="preserve">Una </w:t>
+      </w:r>
+      <w:r>
+        <w:rPr>
+          <w:rFonts w:ascii="Times New Roman" w:hAnsi="Times New Roman" w:cs="Times New Roman"/>
+        </w:rPr>
+        <w:t xml:space="preserve">muy </w:t>
+      </w:r>
+      <w:r>
+        <w:rPr>
+          <w:rFonts w:ascii="Times New Roman" w:hAnsi="Times New Roman" w:cs="Times New Roman"/>
+        </w:rPr>
+        <w:t>comprehensiva</w:t>
+      </w:r>
+      <w:r>
+        <w:rPr>
+          <w:rFonts w:ascii="Times New Roman" w:hAnsi="Times New Roman" w:cs="Times New Roman"/>
+        </w:rPr>
+        <w:t xml:space="preserve"> </w:t>
+      </w:r>
+      <w:r>
+        <w:rPr>
+          <w:rFonts w:ascii="Times New Roman" w:hAnsi="Times New Roman" w:cs="Times New Roman"/>
+        </w:rPr>
+        <w:t>revisi</w:t>
+      </w:r>
+      <w:r>
+        <w:rPr>
+          <w:rFonts w:ascii="Times New Roman" w:hAnsi="Times New Roman" w:cs="Times New Roman"/>
+        </w:rPr>
+        <w:t>ó</w:t>
+      </w:r>
+      <w:r>
+        <w:rPr>
+          <w:rFonts w:ascii="Times New Roman" w:hAnsi="Times New Roman" w:cs="Times New Roman"/>
+        </w:rPr>
+        <w:t xml:space="preserve">n de la doctrina del derecho de Kant está desarrollada por K. Flikschuh en su libro </w:t>
       </w:r>
       <w:r>
         <w:rPr>
@@ -12352,7 +12433,13 @@
         <w:rPr>
           <w:rFonts w:ascii="Times New Roman" w:hAnsi="Times New Roman" w:cs="Times New Roman"/>
         </w:rPr>
-        <w:t xml:space="preserve">Se puede decir que su libro tiene </w:t>
+        <w:t>S</w:t>
+      </w:r>
+      <w:r>
+        <w:rPr>
+          <w:rFonts w:ascii="Times New Roman" w:hAnsi="Times New Roman" w:cs="Times New Roman"/>
+        </w:rPr>
+        <w:t xml:space="preserve">u libro tiene </w:t>
       </w:r>
       <w:r>
         <w:rPr>
@@ -12364,49 +12451,349 @@
         <w:rPr>
           <w:rFonts w:ascii="Times New Roman" w:hAnsi="Times New Roman" w:cs="Times New Roman"/>
         </w:rPr>
-        <w:t xml:space="preserve">dos grandes tesis sobre el pensamiento político de Kant. En primer lugar, que la doctrina del derecho refuerza y presupone la idea de una metafísica crítica de principios normativos para la práctica, y que ello se traduce en su propuesta de filosofía política. La autora es clara en señalar que la tendencia general hasta entonces, en los debates contemporáneos, ha sido mayormente de rechazo a la metafísica para los debates políticos, mientras que ella busca reivindicar ese papel desde el pensamiento de Kant. </w:t>
-      </w:r>
-    </w:p>
-    <w:p>
-      <w:pPr>
-        <w:spacing w:line="360" w:lineRule="auto"/>
-        <w:jc w:val="both"/>
-        <w:rPr>
-          <w:rFonts w:ascii="Times New Roman" w:hAnsi="Times New Roman" w:cs="Times New Roman"/>
-        </w:rPr>
-      </w:pPr>
-      <w:r>
-        <w:rPr>
-          <w:rFonts w:ascii="Times New Roman" w:hAnsi="Times New Roman" w:cs="Times New Roman"/>
-        </w:rPr>
-        <w:t>En segundo lugar, según Flikschuh, de la libertad externa se sigue la idea de propiedad privada, lo cual deriva en una obligación política mutua en un estado civil. En este sentido,</w:t>
-      </w:r>
-      <w:r>
-        <w:rPr>
-          <w:rFonts w:ascii="Times New Roman" w:hAnsi="Times New Roman" w:cs="Times New Roman"/>
-        </w:rPr>
-        <w:t xml:space="preserve"> la segunda tesis del libro de Flikschuh se compone de varios elementos, en donde lo central radica en los intereses económicos o de propiedad a la hora de pensar en la libertad externa y el contexto civil. Para la autora, este concepto, que se extiende al análisis de la ley permisiva y considera los alcances cosmopolitas implícitos, constituye lo principal de la doctrina del derecho de Kant y en ese sentido, de su pensamiento político. </w:t>
-      </w:r>
-    </w:p>
-    <w:p>
-      <w:pPr>
-        <w:spacing w:line="360" w:lineRule="auto"/>
-        <w:jc w:val="both"/>
-        <w:rPr>
-          <w:rFonts w:ascii="Times New Roman" w:hAnsi="Times New Roman" w:cs="Times New Roman"/>
-        </w:rPr>
-      </w:pPr>
-      <w:r>
-        <w:rPr>
-          <w:rFonts w:ascii="Times New Roman" w:hAnsi="Times New Roman" w:cs="Times New Roman"/>
-        </w:rPr>
-        <w:t xml:space="preserve">La consideración de Flikschuh supone, por lo tanto, una lectura del pensamiento político de Kant en virtud de resaltar el papel de la metafísica, del derecho, de la libertad y del cosmopolitismo. Esta lectura resalta cómo la interpretación de la tradición del liberalismo ha desestimado particularmente el papel de la metafísica y del </w:t>
-      </w:r>
-      <w:r>
-        <w:rPr>
-          <w:rFonts w:ascii="Times New Roman" w:hAnsi="Times New Roman" w:cs="Times New Roman"/>
-        </w:rPr>
-        <w:t>carácter cosmopolita de la propuesta kantiana</w:t>
+        <w:t>tres</w:t>
+      </w:r>
+      <w:r>
+        <w:rPr>
+          <w:rFonts w:ascii="Times New Roman" w:hAnsi="Times New Roman" w:cs="Times New Roman"/>
+        </w:rPr>
+        <w:t xml:space="preserve"> grandes tesis sobre el pensamiento político de Kant. En primer lugar, que la doctrina del derecho refuerza y presupone la idea de una metafísica crítica de principios normativos para la práctica, y que ello se traduce en su propuesta de filosofía política. La autora es clara en señalar que la tendencia general hasta entonces, en los debates contemporáneos, ha sido mayormente de rechazo a la metafísica para los </w:t>
+      </w:r>
+      <w:r>
+        <w:rPr>
+          <w:rFonts w:ascii="Times New Roman" w:hAnsi="Times New Roman" w:cs="Times New Roman"/>
+        </w:rPr>
+        <w:t>asuntos</w:t>
+      </w:r>
+      <w:r>
+        <w:rPr>
+          <w:rFonts w:ascii="Times New Roman" w:hAnsi="Times New Roman" w:cs="Times New Roman"/>
+        </w:rPr>
+        <w:t xml:space="preserve"> políticos, mientras que</w:t>
+      </w:r>
+      <w:r>
+        <w:rPr>
+          <w:rFonts w:ascii="Times New Roman" w:hAnsi="Times New Roman" w:cs="Times New Roman"/>
+        </w:rPr>
+        <w:t>,</w:t>
+      </w:r>
+      <w:r>
+        <w:rPr>
+          <w:rFonts w:ascii="Times New Roman" w:hAnsi="Times New Roman" w:cs="Times New Roman"/>
+        </w:rPr>
+        <w:t xml:space="preserve"> ella busca reivindicar ese papel desde el pensamiento de Kant.</w:t>
+      </w:r>
+      <w:r>
+        <w:rPr>
+          <w:rFonts w:ascii="Times New Roman" w:hAnsi="Times New Roman" w:cs="Times New Roman"/>
+        </w:rPr>
+        <w:t xml:space="preserve"> Esto se encuentra dirigido principalmente en contra de la intención de alejar a Kant de conceptos metafísicos, tal como se puede apreciar en algunas obras de Habermas y Rawls. La línea que enfatiza Flikschuh, y busca rescatar este papel de la metafísica, proviene de Sellars y ha influenciado a autores como Ripstein, Forst y otros. </w:t>
+      </w:r>
+      <w:r>
+        <w:rPr>
+          <w:rFonts w:ascii="Times New Roman" w:hAnsi="Times New Roman" w:cs="Times New Roman"/>
+        </w:rPr>
+        <w:t xml:space="preserve">De esta forma, Flikschuh nos recuerda que Kant no elimina la metafísica, sino que desarrolla una de perfil crítico y </w:t>
+      </w:r>
+      <w:proofErr w:type="spellStart"/>
+      <w:r>
+        <w:rPr>
+          <w:rFonts w:ascii="Times New Roman" w:hAnsi="Times New Roman" w:cs="Times New Roman"/>
+        </w:rPr>
+        <w:t>antidogmático</w:t>
+      </w:r>
+      <w:proofErr w:type="spellEnd"/>
+      <w:r>
+        <w:rPr>
+          <w:rFonts w:ascii="Times New Roman" w:hAnsi="Times New Roman" w:cs="Times New Roman"/>
+        </w:rPr>
+        <w:t xml:space="preserve">, no solo siendo útil su papel para el debate práctico político, sino que es hasta indispensable e ineludible. </w:t>
+      </w:r>
+    </w:p>
+    <w:p>
+      <w:pPr>
+        <w:spacing w:line="360" w:lineRule="auto"/>
+        <w:jc w:val="both"/>
+        <w:rPr>
+          <w:rFonts w:ascii="Times New Roman" w:hAnsi="Times New Roman" w:cs="Times New Roman"/>
+        </w:rPr>
+      </w:pPr>
+      <w:r>
+        <w:rPr>
+          <w:rFonts w:ascii="Times New Roman" w:hAnsi="Times New Roman" w:cs="Times New Roman"/>
+        </w:rPr>
+        <w:t>En segundo lugar, según Flikschuh, de la</w:t>
+      </w:r>
+      <w:r>
+        <w:rPr>
+          <w:rFonts w:ascii="Times New Roman" w:hAnsi="Times New Roman" w:cs="Times New Roman"/>
+        </w:rPr>
+        <w:t xml:space="preserve"> idea de</w:t>
+      </w:r>
+      <w:r>
+        <w:rPr>
+          <w:rFonts w:ascii="Times New Roman" w:hAnsi="Times New Roman" w:cs="Times New Roman"/>
+        </w:rPr>
+        <w:t xml:space="preserve"> libertad externa se </w:t>
+      </w:r>
+      <w:r>
+        <w:rPr>
+          <w:rFonts w:ascii="Times New Roman" w:hAnsi="Times New Roman" w:cs="Times New Roman"/>
+        </w:rPr>
+        <w:t xml:space="preserve">deriva </w:t>
+      </w:r>
+      <w:r>
+        <w:rPr>
+          <w:rFonts w:ascii="Times New Roman" w:hAnsi="Times New Roman" w:cs="Times New Roman"/>
+        </w:rPr>
+        <w:t xml:space="preserve">una noción </w:t>
+      </w:r>
+      <w:r>
+        <w:rPr>
+          <w:rFonts w:ascii="Times New Roman" w:hAnsi="Times New Roman" w:cs="Times New Roman"/>
+        </w:rPr>
+        <w:t xml:space="preserve">de </w:t>
+      </w:r>
+      <w:r>
+        <w:rPr>
+          <w:rFonts w:ascii="Times New Roman" w:hAnsi="Times New Roman" w:cs="Times New Roman"/>
+        </w:rPr>
+        <w:t xml:space="preserve">la </w:t>
+      </w:r>
+      <w:r>
+        <w:rPr>
+          <w:rFonts w:ascii="Times New Roman" w:hAnsi="Times New Roman" w:cs="Times New Roman"/>
+        </w:rPr>
+        <w:t xml:space="preserve">propiedad privada, lo cual </w:t>
+      </w:r>
+      <w:r>
+        <w:rPr>
+          <w:rFonts w:ascii="Times New Roman" w:hAnsi="Times New Roman" w:cs="Times New Roman"/>
+        </w:rPr>
+        <w:t xml:space="preserve">resulta </w:t>
+      </w:r>
+      <w:r>
+        <w:rPr>
+          <w:rFonts w:ascii="Times New Roman" w:hAnsi="Times New Roman" w:cs="Times New Roman"/>
+        </w:rPr>
+        <w:t>en una obligación política mutua en un estado civil</w:t>
+      </w:r>
+      <w:r>
+        <w:rPr>
+          <w:rFonts w:ascii="Times New Roman" w:hAnsi="Times New Roman" w:cs="Times New Roman"/>
+        </w:rPr>
+        <w:t xml:space="preserve">, resaltando así el carácter isométrico de la libertad jurídica. La raíz de esta obligación política recíproca radica en la idea de una voluntad unificada. </w:t>
+      </w:r>
+      <w:r>
+        <w:rPr>
+          <w:rFonts w:ascii="Times New Roman" w:hAnsi="Times New Roman" w:cs="Times New Roman"/>
+        </w:rPr>
+        <w:t>En este sentido,</w:t>
+      </w:r>
+      <w:r>
+        <w:rPr>
+          <w:rFonts w:ascii="Times New Roman" w:hAnsi="Times New Roman" w:cs="Times New Roman"/>
+        </w:rPr>
+        <w:t xml:space="preserve"> la segunda tesis del libro de Flikschuh se compone de varios elementos, en donde lo central radica </w:t>
+      </w:r>
+      <w:r>
+        <w:rPr>
+          <w:rFonts w:ascii="Times New Roman" w:hAnsi="Times New Roman" w:cs="Times New Roman"/>
+        </w:rPr>
+        <w:t>en</w:t>
+      </w:r>
+      <w:r>
+        <w:rPr>
+          <w:rFonts w:ascii="Times New Roman" w:hAnsi="Times New Roman" w:cs="Times New Roman"/>
+        </w:rPr>
+        <w:t xml:space="preserve"> el concepto de obligación política mutua que se desprende de la libertad externa. </w:t>
+      </w:r>
+    </w:p>
+    <w:p>
+      <w:pPr>
+        <w:spacing w:line="360" w:lineRule="auto"/>
+        <w:jc w:val="both"/>
+        <w:rPr>
+          <w:rFonts w:ascii="Times New Roman" w:hAnsi="Times New Roman" w:cs="Times New Roman"/>
+        </w:rPr>
+      </w:pPr>
+      <w:r>
+        <w:rPr>
+          <w:rFonts w:ascii="Times New Roman" w:hAnsi="Times New Roman" w:cs="Times New Roman"/>
+        </w:rPr>
+        <w:t>Esto incluye</w:t>
+      </w:r>
+      <w:r>
+        <w:rPr>
+          <w:rFonts w:ascii="Times New Roman" w:hAnsi="Times New Roman" w:cs="Times New Roman"/>
+        </w:rPr>
+        <w:t xml:space="preserve"> el reconocimiento por parte de la autora de</w:t>
+      </w:r>
+      <w:r>
+        <w:rPr>
+          <w:rFonts w:ascii="Times New Roman" w:hAnsi="Times New Roman" w:cs="Times New Roman"/>
+        </w:rPr>
+        <w:t xml:space="preserve"> los</w:t>
+      </w:r>
+      <w:r>
+        <w:rPr>
+          <w:rFonts w:ascii="Times New Roman" w:hAnsi="Times New Roman" w:cs="Times New Roman"/>
+        </w:rPr>
+        <w:t xml:space="preserve"> legítimos</w:t>
+      </w:r>
+      <w:r>
+        <w:rPr>
+          <w:rFonts w:ascii="Times New Roman" w:hAnsi="Times New Roman" w:cs="Times New Roman"/>
+        </w:rPr>
+        <w:t xml:space="preserve"> intereses económicos o de propiedad a la hora de pensar en la </w:t>
+      </w:r>
+      <w:r>
+        <w:rPr>
+          <w:rFonts w:ascii="Times New Roman" w:hAnsi="Times New Roman" w:cs="Times New Roman"/>
+        </w:rPr>
+        <w:t xml:space="preserve">voluntad de la </w:t>
+      </w:r>
+      <w:r>
+        <w:rPr>
+          <w:rFonts w:ascii="Times New Roman" w:hAnsi="Times New Roman" w:cs="Times New Roman"/>
+        </w:rPr>
+        <w:t>libertad externa y el contexto civil.</w:t>
+      </w:r>
+      <w:r>
+        <w:rPr>
+          <w:rFonts w:ascii="Times New Roman" w:hAnsi="Times New Roman" w:cs="Times New Roman"/>
+        </w:rPr>
+        <w:t xml:space="preserve"> Sin embargo, la libertad externa no se limita a los intereses económicos, sino que la obligación mutua supone una estructura deducida de la libertad, de sus alcances civiles</w:t>
+      </w:r>
+      <w:r>
+        <w:rPr>
+          <w:rFonts w:ascii="Times New Roman" w:hAnsi="Times New Roman" w:cs="Times New Roman"/>
+        </w:rPr>
+        <w:t>,</w:t>
+      </w:r>
+      <w:r>
+        <w:rPr>
+          <w:rFonts w:ascii="Times New Roman" w:hAnsi="Times New Roman" w:cs="Times New Roman"/>
+        </w:rPr>
+        <w:t xml:space="preserve"> cuando son pensados como una voluntad unificada y en la posibilidad </w:t>
+      </w:r>
+      <w:r>
+        <w:rPr>
+          <w:rFonts w:ascii="Times New Roman" w:hAnsi="Times New Roman" w:cs="Times New Roman"/>
+        </w:rPr>
+        <w:lastRenderedPageBreak/>
+        <w:t>de la propiedad privada, todo lo cual compete a la idea de un contrato originario y con-formador de la sociedad en cuanto civil.</w:t>
+      </w:r>
+      <w:r>
+        <w:rPr>
+          <w:rFonts w:ascii="Times New Roman" w:hAnsi="Times New Roman" w:cs="Times New Roman"/>
+        </w:rPr>
+        <w:t xml:space="preserve"> Para la autora, este concepto</w:t>
+      </w:r>
+      <w:r>
+        <w:rPr>
+          <w:rFonts w:ascii="Times New Roman" w:hAnsi="Times New Roman" w:cs="Times New Roman"/>
+        </w:rPr>
+        <w:t xml:space="preserve"> de la obligación mutua</w:t>
+      </w:r>
+      <w:r>
+        <w:rPr>
+          <w:rFonts w:ascii="Times New Roman" w:hAnsi="Times New Roman" w:cs="Times New Roman"/>
+        </w:rPr>
+        <w:t xml:space="preserve">, </w:t>
+      </w:r>
+      <w:r>
+        <w:rPr>
+          <w:rFonts w:ascii="Times New Roman" w:hAnsi="Times New Roman" w:cs="Times New Roman"/>
+        </w:rPr>
+        <w:t>(</w:t>
+      </w:r>
+      <w:r>
+        <w:rPr>
+          <w:rFonts w:ascii="Times New Roman" w:hAnsi="Times New Roman" w:cs="Times New Roman"/>
+        </w:rPr>
+        <w:t>que se extiende al análisis de la ley permisiva y considera los alcances cosmopolitas implícitos</w:t>
+      </w:r>
+      <w:r>
+        <w:rPr>
+          <w:rFonts w:ascii="Times New Roman" w:hAnsi="Times New Roman" w:cs="Times New Roman"/>
+        </w:rPr>
+        <w:t>)</w:t>
+      </w:r>
+      <w:r>
+        <w:rPr>
+          <w:rFonts w:ascii="Times New Roman" w:hAnsi="Times New Roman" w:cs="Times New Roman"/>
+        </w:rPr>
+        <w:t>, constituye lo principal de la doctrina del derecho de Kant y en ese sentido, de su pensamiento político.</w:t>
+      </w:r>
+      <w:r>
+        <w:rPr>
+          <w:rFonts w:ascii="Times New Roman" w:hAnsi="Times New Roman" w:cs="Times New Roman"/>
+        </w:rPr>
+        <w:t xml:space="preserve"> </w:t>
+      </w:r>
+      <w:r>
+        <w:rPr>
+          <w:rFonts w:ascii="Times New Roman" w:hAnsi="Times New Roman" w:cs="Times New Roman"/>
+        </w:rPr>
+        <w:t>Por ello, para Flikschuh, la obligación mutua no se limita al asunto de la propiedad privada, sino que resalta el hecho de que la libertad externa requiere una institucionalización en un estado civil</w:t>
+      </w:r>
+      <w:r>
+        <w:rPr>
+          <w:rFonts w:ascii="Times New Roman" w:hAnsi="Times New Roman" w:cs="Times New Roman"/>
+        </w:rPr>
+        <w:t xml:space="preserve"> y se prolonga de ese modo, hasta las implicaciones que fundamentan el derecho público</w:t>
+      </w:r>
+      <w:r>
+        <w:rPr>
+          <w:rFonts w:ascii="Times New Roman" w:hAnsi="Times New Roman" w:cs="Times New Roman"/>
+        </w:rPr>
+        <w:t xml:space="preserve">. La obligación mutua, por esta razón, </w:t>
+      </w:r>
+      <w:r>
+        <w:rPr>
+          <w:rFonts w:ascii="Times New Roman" w:hAnsi="Times New Roman" w:cs="Times New Roman"/>
+        </w:rPr>
+        <w:t>no es otra cosa que una dimensión de la libertad externa, en cuanto está normativizada por el principio universal del derecho para una libertad recíproca.</w:t>
+      </w:r>
+      <w:r>
+        <w:rPr>
+          <w:rFonts w:ascii="Times New Roman" w:hAnsi="Times New Roman" w:cs="Times New Roman"/>
+        </w:rPr>
+        <w:t xml:space="preserve"> Puesto de otro modo, la libertad externa debe regularse para alcanzar un estado civil, y de ello se despliega el concepto de una obligación mutua. </w:t>
+      </w:r>
+    </w:p>
+    <w:p>
+      <w:pPr>
+        <w:spacing w:line="360" w:lineRule="auto"/>
+        <w:jc w:val="both"/>
+        <w:rPr>
+          <w:rFonts w:ascii="Times New Roman" w:hAnsi="Times New Roman" w:cs="Times New Roman"/>
+        </w:rPr>
+      </w:pPr>
+      <w:r>
+        <w:rPr>
+          <w:rFonts w:ascii="Times New Roman" w:hAnsi="Times New Roman" w:cs="Times New Roman"/>
+        </w:rPr>
+        <w:t xml:space="preserve">Por lo dicho, </w:t>
+      </w:r>
+      <w:r>
+        <w:rPr>
+          <w:rFonts w:ascii="Times New Roman" w:hAnsi="Times New Roman" w:cs="Times New Roman"/>
+        </w:rPr>
+        <w:t xml:space="preserve">para Flikschuh, </w:t>
+      </w:r>
+      <w:r>
+        <w:rPr>
+          <w:rFonts w:ascii="Times New Roman" w:hAnsi="Times New Roman" w:cs="Times New Roman"/>
+        </w:rPr>
+        <w:t>la libertad externa representa una obligación mutua que se encuentra regulada por la idea de una voz unificada del pueblo, de acuerdo a un contrato originario y de interés republicano en cuanto forma de gobierno que se oponga a todo despotismo</w:t>
+      </w:r>
+      <w:r>
+        <w:rPr>
+          <w:rFonts w:ascii="Times New Roman" w:hAnsi="Times New Roman" w:cs="Times New Roman"/>
+        </w:rPr>
+        <w:t xml:space="preserve"> e instaure un estado civil</w:t>
       </w:r>
       <w:r>
         <w:rPr>
@@ -12414,45 +12801,168 @@
         </w:rPr>
         <w:t xml:space="preserve">. </w:t>
       </w:r>
-    </w:p>
-    <w:p>
-      <w:pPr>
-        <w:spacing w:line="360" w:lineRule="auto"/>
-        <w:jc w:val="both"/>
-        <w:rPr>
-          <w:rFonts w:ascii="Times New Roman" w:hAnsi="Times New Roman" w:cs="Times New Roman"/>
-        </w:rPr>
-      </w:pPr>
-      <w:r>
-        <w:rPr>
-          <w:rFonts w:ascii="Times New Roman" w:hAnsi="Times New Roman" w:cs="Times New Roman"/>
-        </w:rPr>
-        <w:t>En este capítulo, vamos a seguir de cerca la argumentación de Flikschuh, especialmente en la primera mitad de</w:t>
-      </w:r>
-      <w:r>
-        <w:rPr>
-          <w:rFonts w:ascii="Times New Roman" w:hAnsi="Times New Roman" w:cs="Times New Roman"/>
-        </w:rPr>
-        <w:t xml:space="preserve"> su</w:t>
-      </w:r>
-      <w:r>
-        <w:rPr>
-          <w:rFonts w:ascii="Times New Roman" w:hAnsi="Times New Roman" w:cs="Times New Roman"/>
-        </w:rPr>
-        <w:t xml:space="preserve"> libro</w:t>
-      </w:r>
-      <w:r>
-        <w:rPr>
-          <w:rFonts w:ascii="Times New Roman" w:hAnsi="Times New Roman" w:cs="Times New Roman"/>
-        </w:rPr>
-        <w:t xml:space="preserve">, para extraer una precisión del contexto y naturaleza del concepto de la libertad externa. Si bien Flikschuh no se extiende mucho sobre la misma, </w:t>
+      <w:r>
+        <w:rPr>
+          <w:rFonts w:ascii="Times New Roman" w:hAnsi="Times New Roman" w:cs="Times New Roman"/>
+        </w:rPr>
+        <w:t>Solo en dicho horizonte sería posible una propiedad perenne y no una provisional. La fuerza de esta idea no se limita al entorno doméstico, sino que alcanza una dimensión general, que trasciende las naciones particulares. Solo podrían existir plena justicia y paz en un marco global y no limitadamente regional.</w:t>
+      </w:r>
+      <w:r>
+        <w:rPr>
+          <w:rFonts w:ascii="Times New Roman" w:hAnsi="Times New Roman" w:cs="Times New Roman"/>
+        </w:rPr>
+        <w:t xml:space="preserve"> Lo mismo ocurre con la propiedad privada que está implicada en el concepto de libertad externa, ya que presupone un marco jurídico y civil para poder tener garantías. </w:t>
+      </w:r>
+    </w:p>
+    <w:p>
+      <w:pPr>
+        <w:spacing w:line="360" w:lineRule="auto"/>
+        <w:jc w:val="both"/>
+        <w:rPr>
+          <w:rFonts w:ascii="Times New Roman" w:hAnsi="Times New Roman" w:cs="Times New Roman"/>
+        </w:rPr>
+      </w:pPr>
+      <w:r>
+        <w:rPr>
+          <w:rFonts w:ascii="Times New Roman" w:hAnsi="Times New Roman" w:cs="Times New Roman"/>
+        </w:rPr>
+        <w:t>Una tercera tesis complementaria</w:t>
+      </w:r>
+      <w:r>
+        <w:rPr>
+          <w:rFonts w:ascii="Times New Roman" w:hAnsi="Times New Roman" w:cs="Times New Roman"/>
+        </w:rPr>
+        <w:t xml:space="preserve"> </w:t>
+      </w:r>
+      <w:r>
+        <w:rPr>
+          <w:rFonts w:ascii="Times New Roman" w:hAnsi="Times New Roman" w:cs="Times New Roman"/>
+        </w:rPr>
+        <w:t>a las anteriores supone el papel del pensamiento cosmopolita y cómo est</w:t>
+      </w:r>
+      <w:r>
+        <w:rPr>
+          <w:rFonts w:ascii="Times New Roman" w:hAnsi="Times New Roman" w:cs="Times New Roman"/>
+        </w:rPr>
+        <w:t>e</w:t>
+      </w:r>
+      <w:r>
+        <w:rPr>
+          <w:rFonts w:ascii="Times New Roman" w:hAnsi="Times New Roman" w:cs="Times New Roman"/>
+        </w:rPr>
+        <w:t xml:space="preserve"> se encuentra enraizado en toda la propuesta de su pensamiento político, que se estructura alrededor de la idea de una libertad externa, en cuanto condición jurídica y civil de cada persona</w:t>
+      </w:r>
+      <w:r>
+        <w:rPr>
+          <w:rFonts w:ascii="Times New Roman" w:hAnsi="Times New Roman" w:cs="Times New Roman"/>
+        </w:rPr>
+        <w:t>, no a un nivel de naciones, sino a uno de miras de alcance mundial.</w:t>
+      </w:r>
+      <w:r>
+        <w:rPr>
+          <w:rFonts w:ascii="Times New Roman" w:hAnsi="Times New Roman" w:cs="Times New Roman"/>
+        </w:rPr>
+        <w:t xml:space="preserve"> Para Flikschuh, la obligación mutua que contiene la libertad externa, y que nos compele a entrar en relaciones de cooperación es en su concepción, de naturaleza esencialmente cosmopolita.</w:t>
+      </w:r>
+      <w:r>
+        <w:rPr>
+          <w:rFonts w:ascii="Times New Roman" w:hAnsi="Times New Roman" w:cs="Times New Roman"/>
+        </w:rPr>
+        <w:t xml:space="preserve"> Es importante enfatizar, como lo hace Flikschuh, que la naturaleza cosmopolita de la propuesta del pensamiento político de Kant, no es un agregado final, o un resultado</w:t>
+      </w:r>
+      <w:r>
+        <w:rPr>
+          <w:rFonts w:ascii="Times New Roman" w:hAnsi="Times New Roman" w:cs="Times New Roman"/>
+        </w:rPr>
+        <w:t xml:space="preserve"> lineal</w:t>
+      </w:r>
+      <w:r>
+        <w:rPr>
+          <w:rFonts w:ascii="Times New Roman" w:hAnsi="Times New Roman" w:cs="Times New Roman"/>
+        </w:rPr>
+        <w:t xml:space="preserve"> de lo anterior, sino que su propuesta tiene precisamente por base un carácter de alcance general y de interés cosmopolita. </w:t>
+      </w:r>
+    </w:p>
+    <w:p>
+      <w:pPr>
+        <w:spacing w:line="360" w:lineRule="auto"/>
+        <w:jc w:val="both"/>
+        <w:rPr>
+          <w:rFonts w:ascii="Times New Roman" w:hAnsi="Times New Roman" w:cs="Times New Roman"/>
+        </w:rPr>
+      </w:pPr>
+      <w:r>
+        <w:rPr>
+          <w:rFonts w:ascii="Times New Roman" w:hAnsi="Times New Roman" w:cs="Times New Roman"/>
+        </w:rPr>
+        <w:t>La consideración de Flikschuh</w:t>
+      </w:r>
+      <w:r>
+        <w:rPr>
+          <w:rFonts w:ascii="Times New Roman" w:hAnsi="Times New Roman" w:cs="Times New Roman"/>
+        </w:rPr>
+        <w:t xml:space="preserve"> en estas principales tesis</w:t>
+      </w:r>
+      <w:r>
+        <w:rPr>
+          <w:rFonts w:ascii="Times New Roman" w:hAnsi="Times New Roman" w:cs="Times New Roman"/>
+        </w:rPr>
+        <w:t xml:space="preserve"> supone, por lo tanto, una lectura del pensamiento político de Kant en virtud de resaltar el papel de la metafísica, del </w:t>
       </w:r>
       <w:r>
         <w:rPr>
           <w:rFonts w:ascii="Times New Roman" w:hAnsi="Times New Roman" w:cs="Times New Roman"/>
         </w:rPr>
         <w:lastRenderedPageBreak/>
-        <w:t xml:space="preserve">ofrece una lectura original de la doctrina del derecho kantiana que es comprehensiva del resto de su pensamiento sistemático. </w:t>
+        <w:t>derecho</w:t>
+      </w:r>
+      <w:r>
+        <w:rPr>
+          <w:rFonts w:ascii="Times New Roman" w:hAnsi="Times New Roman" w:cs="Times New Roman"/>
+        </w:rPr>
+        <w:t xml:space="preserve"> como basado en una metafísica</w:t>
+      </w:r>
+      <w:r>
+        <w:rPr>
+          <w:rFonts w:ascii="Times New Roman" w:hAnsi="Times New Roman" w:cs="Times New Roman"/>
+        </w:rPr>
+        <w:t xml:space="preserve"> de la libertad</w:t>
+      </w:r>
+      <w:r>
+        <w:rPr>
+          <w:rFonts w:ascii="Times New Roman" w:hAnsi="Times New Roman" w:cs="Times New Roman"/>
+        </w:rPr>
+        <w:t>, de la libertad</w:t>
+      </w:r>
+      <w:r>
+        <w:rPr>
+          <w:rFonts w:ascii="Times New Roman" w:hAnsi="Times New Roman" w:cs="Times New Roman"/>
+        </w:rPr>
+        <w:t xml:space="preserve"> externa en cuanto una obligación mutua</w:t>
+      </w:r>
+      <w:r>
+        <w:rPr>
+          <w:rFonts w:ascii="Times New Roman" w:hAnsi="Times New Roman" w:cs="Times New Roman"/>
+        </w:rPr>
+        <w:t xml:space="preserve"> y del cosmopolitismo</w:t>
+      </w:r>
+      <w:r>
+        <w:rPr>
+          <w:rFonts w:ascii="Times New Roman" w:hAnsi="Times New Roman" w:cs="Times New Roman"/>
+        </w:rPr>
+        <w:t xml:space="preserve"> como un elemento fundamental desde un inicio. </w:t>
+      </w:r>
+      <w:r>
+        <w:rPr>
+          <w:rFonts w:ascii="Times New Roman" w:hAnsi="Times New Roman" w:cs="Times New Roman"/>
+        </w:rPr>
+        <w:t xml:space="preserve">En este capítulo, vamos a seguir la argumentación de Flikschuh, </w:t>
+      </w:r>
+      <w:r>
+        <w:rPr>
+          <w:rFonts w:ascii="Times New Roman" w:hAnsi="Times New Roman" w:cs="Times New Roman"/>
+        </w:rPr>
+        <w:t>para extraer una precisión del contexto y naturaleza del concepto de la libertad externa.</w:t>
       </w:r>
     </w:p>
     <w:p>
@@ -12641,7 +13151,19 @@
         <w:rPr>
           <w:rFonts w:ascii="Times New Roman" w:hAnsi="Times New Roman" w:cs="Times New Roman"/>
         </w:rPr>
-        <w:t xml:space="preserve"> Sin embargo, de acuerdo a B. Ludwig, atribuye el efecto posible de confusión a problemas editoriales, cuando la autora señala que: “</w:t>
+        <w:t xml:space="preserve"> Sin embargo, de acuerdo a B. Ludwig, </w:t>
+      </w:r>
+      <w:r>
+        <w:rPr>
+          <w:rFonts w:ascii="Times New Roman" w:hAnsi="Times New Roman" w:cs="Times New Roman"/>
+        </w:rPr>
+        <w:t xml:space="preserve">ella </w:t>
+      </w:r>
+      <w:r>
+        <w:rPr>
+          <w:rFonts w:ascii="Times New Roman" w:hAnsi="Times New Roman" w:cs="Times New Roman"/>
+        </w:rPr>
+        <w:t>atribuye el efecto posible de confusión a problemas editoriales, cuando señala que: “</w:t>
       </w:r>
       <w:r>
         <w:rPr>
@@ -12674,7 +13196,7 @@
         <w:rPr>
           <w:rFonts w:ascii="Times New Roman" w:hAnsi="Times New Roman" w:cs="Times New Roman"/>
         </w:rPr>
-        <w:t>Consideradas estas ideas introductorias sobre el libro de Flikschuh, podemos pasar a analizar los tres primeros capítulos. En la introducción se había anticipado lo siguiente respecto al tema central del primer capítulo: “</w:t>
+        <w:t>Consideradas estas ideas introductorias sobre el libro de Flikschuh, podemos pasar a analizar los primeros capítulos. En la introducción se había anticipado lo siguiente respecto al tema central del primer capítulo: “</w:t>
       </w:r>
       <w:r>
         <w:rPr>
@@ -13094,21 +13616,7 @@
           <w:rFonts w:ascii="Times New Roman" w:hAnsi="Times New Roman" w:cs="Times New Roman"/>
         </w:rPr>
         <w:lastRenderedPageBreak/>
-        <w:t xml:space="preserve">liberalismo crítico fue desarrollado desde la teoría crítica, sacando ideas de Marx, Weber, Adorno y Horkheimer, entre otros. Para ellos, el liberalismo crítico agrega la idea de estado de derecho, lo que </w:t>
-      </w:r>
-      <w:proofErr w:type="gramStart"/>
-      <w:r>
-        <w:rPr>
-          <w:rFonts w:ascii="Times New Roman" w:hAnsi="Times New Roman" w:cs="Times New Roman"/>
-        </w:rPr>
-        <w:t>les</w:t>
-      </w:r>
-      <w:proofErr w:type="gramEnd"/>
-      <w:r>
-        <w:rPr>
-          <w:rFonts w:ascii="Times New Roman" w:hAnsi="Times New Roman" w:cs="Times New Roman"/>
-        </w:rPr>
-        <w:t xml:space="preserve"> vincula a la filosofía política de Kant.</w:t>
+        <w:t>liberalismo crítico fue desarrollado desde la teoría crítica, sacando ideas de Marx, Weber, Adorno y Horkheimer, entre otros. Para ellos, el liberalismo crítico agrega la idea de estado de derecho, lo que les vincula a la filosofía política de Kant.</w:t>
       </w:r>
       <w:r>
         <w:rPr>
@@ -13237,14 +13745,38 @@
         <w:rPr>
           <w:rFonts w:ascii="Times New Roman" w:hAnsi="Times New Roman" w:cs="Times New Roman"/>
         </w:rPr>
-        <w:t xml:space="preserve"> En este sentido, la tesis central de la autora se encuentra dirigida a esos dos frentes, representados por Rawls y Habermas, en donde se sostiene que el papel de la metafísica no debería ser meramente privado y que ese uso de la metafísica no tiene porqué desentenderse de la realidad como podría ocurrir en el horizonte de un idealismo extremo. Basta tener en cuenta la naturaleza de los principios que postula la razón pura práctica para poder considerar que su enfoque es normativo y </w:t>
+        <w:t xml:space="preserve"> En este sentido, la tesis central de la autora se encuentra dirigida a esos dos frentes, representados por Rawls y Habermas, en donde se sostiene que el papel de la metafísica</w:t>
+      </w:r>
+      <w:r>
+        <w:rPr>
+          <w:rFonts w:ascii="Times New Roman" w:hAnsi="Times New Roman" w:cs="Times New Roman"/>
+        </w:rPr>
+        <w:t xml:space="preserve"> en debates políticos</w:t>
+      </w:r>
+      <w:r>
+        <w:rPr>
+          <w:rFonts w:ascii="Times New Roman" w:hAnsi="Times New Roman" w:cs="Times New Roman"/>
+        </w:rPr>
+        <w:t xml:space="preserve"> no debería </w:t>
+      </w:r>
+      <w:r>
+        <w:rPr>
+          <w:rFonts w:ascii="Times New Roman" w:hAnsi="Times New Roman" w:cs="Times New Roman"/>
+        </w:rPr>
+        <w:t>entenderse como</w:t>
+      </w:r>
+      <w:r>
+        <w:rPr>
+          <w:rFonts w:ascii="Times New Roman" w:hAnsi="Times New Roman" w:cs="Times New Roman"/>
+        </w:rPr>
+        <w:t xml:space="preserve"> meramente privado y que ese uso de la metafísica no tiene porqué desentenderse de la realidad como podría ocurrir en el horizonte de un idealismo extremo. Basta tener en cuenta la naturaleza de los principios que postula la razón pura práctica para poder considerar que su enfoque </w:t>
       </w:r>
       <w:r>
         <w:rPr>
           <w:rFonts w:ascii="Times New Roman" w:hAnsi="Times New Roman" w:cs="Times New Roman"/>
         </w:rPr>
         <w:lastRenderedPageBreak/>
-        <w:t xml:space="preserve">apunta a concretar algo en la realidad, que muchas veces todavía no existe en lo concreto de la práctica, pero si en la fuerza de su idea regulativa. </w:t>
+        <w:t xml:space="preserve">es normativo y apunta a concretar algo en la realidad, que muchas veces todavía no existe en lo concreto de la práctica, pero si en la fuerza de su idea regulativa. </w:t>
       </w:r>
     </w:p>
     <w:p>
@@ -13298,7 +13830,19 @@
         <w:rPr>
           <w:rFonts w:ascii="Times New Roman" w:hAnsi="Times New Roman" w:cs="Times New Roman"/>
         </w:rPr>
-        <w:t xml:space="preserve">El marco categorial de una persona tiene una evidente orientación epistemológica, reflejando asunciones particulares acerca de la condición de la experiencia cognitiva que no puedo discutir aquí. Sin embargo, cuatro características de la exposición de Korner son útiles en el contexto presente. Número uno, la afirmación de que la metafísica de la persona se erige desde su experiencia cognitiva del mundo. Número dos, la afirmación de que el marco categorial de una persona se refiere al mundo público de su experiencia. Número tres, la afirmación de que el marco categorial debe demostrar una afirmación razonada para la validez intersubjetiva. Número cuatro, la afirmación de que el marco categorial contiene la organización de los principios, tanto teóricos como prácticos de una persona. (2000; p.33) </w:t>
+        <w:t>El marco categorial de una persona tiene una evidente orientación epistemológica, reflejando asunciones particulares acerca de la condición de la experiencia cognitiva que no puedo discutir aquí. Sin embargo, cuatro características de la exposición de Korner son útiles en el contexto presente. Número uno, la afirmación de que la metafísica de la persona se erige desde su experiencia cognitiva del mundo. Número dos, la afirmación de que el marco categorial de una persona se refiere al mundo público de su experiencia. Número tres, la afirmación de que el marco categorial debe demostrar una afirmación razonada para la validez intersubjetiva. Número cuatro, la afirmación de que el marco categorial contiene la organización de los principios, tanto teóricos como prácticos de una persona.</w:t>
+      </w:r>
+      <w:r>
+        <w:rPr>
+          <w:rFonts w:ascii="Times New Roman" w:hAnsi="Times New Roman" w:cs="Times New Roman"/>
+        </w:rPr>
+        <w:t>”</w:t>
+      </w:r>
+      <w:r>
+        <w:rPr>
+          <w:rFonts w:ascii="Times New Roman" w:hAnsi="Times New Roman" w:cs="Times New Roman"/>
+        </w:rPr>
+        <w:t xml:space="preserve"> (2000; p.33) </w:t>
       </w:r>
     </w:p>
     <w:p>
@@ -13478,12 +14022,6 @@
         </w:rPr>
         <w:t xml:space="preserve"> (2000; p.48)</w:t>
       </w:r>
-      <w:r>
-        <w:rPr>
-          <w:rFonts w:ascii="Times New Roman" w:hAnsi="Times New Roman" w:cs="Times New Roman"/>
-        </w:rPr>
-        <w:t xml:space="preserve"> Es importante recordar que la libertad legal o jurídica a la que alude Flikschuh, es la libertad exterior. </w:t>
-      </w:r>
     </w:p>
     <w:p>
       <w:pPr>
@@ -13548,6 +14086,12 @@
         </w:rPr>
         <w:t>).</w:t>
       </w:r>
+      <w:r>
+        <w:rPr>
+          <w:rFonts w:ascii="Times New Roman" w:hAnsi="Times New Roman" w:cs="Times New Roman"/>
+        </w:rPr>
+        <w:t xml:space="preserve"> Además, la autora enfatiza el hecho de que la idea de libertad es una idea “compartida”. </w:t>
+      </w:r>
     </w:p>
     <w:p>
       <w:pPr>
@@ -13607,7 +14151,19 @@
         <w:rPr>
           <w:rFonts w:ascii="Times New Roman" w:hAnsi="Times New Roman" w:cs="Times New Roman"/>
         </w:rPr>
-        <w:t>Flikschuh buscará definir la postura de Kant respecto a la libertad, pensada desde su contexto. Ella señala que: “</w:t>
+        <w:t>Flikschuh buscará definir la postura de Kant respecto a la libertad, pensada desde su contexto</w:t>
+      </w:r>
+      <w:r>
+        <w:rPr>
+          <w:rFonts w:ascii="Times New Roman" w:hAnsi="Times New Roman" w:cs="Times New Roman"/>
+        </w:rPr>
+        <w:t xml:space="preserve"> y en virtud de un debate tradicional</w:t>
+      </w:r>
+      <w:r>
+        <w:rPr>
+          <w:rFonts w:ascii="Times New Roman" w:hAnsi="Times New Roman" w:cs="Times New Roman"/>
+        </w:rPr>
+        <w:t>. Ella señala que: “</w:t>
       </w:r>
       <w:r>
         <w:rPr>
@@ -13646,7 +14202,43 @@
         <w:rPr>
           <w:rFonts w:ascii="Times New Roman" w:hAnsi="Times New Roman" w:cs="Times New Roman"/>
         </w:rPr>
-        <w:t xml:space="preserve">En el contexto del debate, los llamados deterministas fuertes sostienen que todo está determinado y no existe la libertad. Los deterministas suaves, o compatibilistas sostienen que al mismo tiempo es cierto que todo esté determinado y que, además, esto es compatible con que tengamos libertad. Los incompatibilistas no creen que ambas cosas puedan ser verdad a la vez, por lo que pueden ser, por lo general, o bien, deterministas fuertes, o bien, libertarios no deterministas. </w:t>
+        <w:t xml:space="preserve">En el contexto del debate, los llamados deterministas fuertes sostienen que todo está determinado y no existe la libertad. Los deterministas suaves, o compatibilistas sostienen que al mismo tiempo es cierto que todo esté determinado y que, además, esto es compatible con que tengamos libertad. Los incompatibilistas no creen que ambas cosas puedan ser verdad a la vez, por lo que pueden </w:t>
+      </w:r>
+      <w:r>
+        <w:rPr>
+          <w:rFonts w:ascii="Times New Roman" w:hAnsi="Times New Roman" w:cs="Times New Roman"/>
+        </w:rPr>
+        <w:t>inclinarse</w:t>
+      </w:r>
+      <w:r>
+        <w:rPr>
+          <w:rFonts w:ascii="Times New Roman" w:hAnsi="Times New Roman" w:cs="Times New Roman"/>
+        </w:rPr>
+        <w:t xml:space="preserve">, por lo general, o bien, </w:t>
+      </w:r>
+      <w:r>
+        <w:rPr>
+          <w:rFonts w:ascii="Times New Roman" w:hAnsi="Times New Roman" w:cs="Times New Roman"/>
+        </w:rPr>
+        <w:t xml:space="preserve">hacia los </w:t>
+      </w:r>
+      <w:r>
+        <w:rPr>
+          <w:rFonts w:ascii="Times New Roman" w:hAnsi="Times New Roman" w:cs="Times New Roman"/>
+        </w:rPr>
+        <w:t xml:space="preserve">deterministas fuertes, o bien, </w:t>
+      </w:r>
+      <w:r>
+        <w:rPr>
+          <w:rFonts w:ascii="Times New Roman" w:hAnsi="Times New Roman" w:cs="Times New Roman"/>
+        </w:rPr>
+        <w:t xml:space="preserve">se pueden entender como </w:t>
+      </w:r>
+      <w:r>
+        <w:rPr>
+          <w:rFonts w:ascii="Times New Roman" w:hAnsi="Times New Roman" w:cs="Times New Roman"/>
+        </w:rPr>
+        <w:t xml:space="preserve">libertarios no deterministas. </w:t>
       </w:r>
       <w:r>
         <w:rPr>
@@ -13697,14 +14289,14 @@
         <w:rPr>
           <w:rFonts w:ascii="Times New Roman" w:hAnsi="Times New Roman" w:cs="Times New Roman"/>
         </w:rPr>
-        <w:t xml:space="preserve">La lectura de Flikschuh, siguiendo a Wood, supone que Kant no es un incompatibilista, ya que el ángulo desde que se interpreta la idea de libertad, es en cuanto se trata de una idea compartida de la razón, de forma que oriente la práctica normativamente de manera intersubjetiva. De este modo, la distinción entre los bandos del determinismo fuerte y la defensa radical de la voluntad libre, queda enmarcada por otras reglas de juego que Kant </w:t>
+        <w:t xml:space="preserve">La lectura de Flikschuh, siguiendo a Wood, supone que Kant no es un incompatibilista, ya que el ángulo desde que se interpreta la idea de libertad, es en cuanto se trata de una idea compartida de la razón, de forma que oriente la práctica normativamente de manera intersubjetiva. De este modo, la distinción entre los bandos del determinismo fuerte y la </w:t>
       </w:r>
       <w:r>
         <w:rPr>
           <w:rFonts w:ascii="Times New Roman" w:hAnsi="Times New Roman" w:cs="Times New Roman"/>
         </w:rPr>
         <w:lastRenderedPageBreak/>
-        <w:t>no necesariamente adscribe, a la hora de pensar en la libertad. Así, para alejarse de la lógica del debate entre deterministas y defensores de la voluntad libre, Flikschuh enmarca las ideas de Kant en otro registro distinto al de la metafísica tradicional o dogmática. Ella indica que: “</w:t>
+        <w:t>defensa radical de la voluntad libre, queda enmarcada por otras reglas de juego que Kant no necesariamente adscribe, a la hora de pensar en la libertad. Así, para alejarse de la lógica del debate entre deterministas y defensores de la voluntad libre, Flikschuh enmarca las ideas de Kant en otro registro distinto al de la metafísica tradicional o dogmática. Ella indica que: “</w:t>
       </w:r>
       <w:r>
         <w:rPr>
@@ -13755,7 +14347,25 @@
         <w:rPr>
           <w:rFonts w:ascii="Times New Roman" w:hAnsi="Times New Roman" w:cs="Times New Roman"/>
         </w:rPr>
-        <w:t>Debemos tener en cuenta que Kant intenta poner bajo escrutinio el papel de la metafísica tradicional y los límites del conocimiento en la CRP. Bajo su interpretación de la epistemología, con el giro copernicano que realiza, es posible distinguir una metafísica dogmática de una metafísica crítica. La primera puede entenderse como trascendente y la segunda como trascendental. La libertad asediada por el concepto de determinismo mecanicista, de esta forma, queda en el campo de la metafísica dogmática, mientras que la perspectiva de Kant de una metafísica crítica queda enmarcada en la lógica de su idealismo trascendental, que es el núcleo de su filosofía crítica.</w:t>
+        <w:t>Debemos tener en cuenta que Kant intenta poner bajo escrutinio el papel de la metafísica tradicional y los límites del conocimiento en la CRP. Bajo su interpretación de la epistemología, con el giro copernicano que realiza, es posible distinguir una metafísica dogmática de una metafísica crítica. La primera puede entenderse como trascendente y la segunda como trascendental. La libertad</w:t>
+      </w:r>
+      <w:r>
+        <w:rPr>
+          <w:rFonts w:ascii="Times New Roman" w:hAnsi="Times New Roman" w:cs="Times New Roman"/>
+        </w:rPr>
+        <w:t xml:space="preserve"> considerada como</w:t>
+      </w:r>
+      <w:r>
+        <w:rPr>
+          <w:rFonts w:ascii="Times New Roman" w:hAnsi="Times New Roman" w:cs="Times New Roman"/>
+        </w:rPr>
+        <w:t xml:space="preserve"> asediada por el concepto de determinismo mecanicista, de esta forma, queda en el campo de la metafísica dogmática, mientras que la perspectiva de Kant de una metafísica crítica queda enmarcada en la lógica de su idealismo trascendental, que es el núcleo de su filosofía crítica</w:t>
+      </w:r>
+      <w:r>
+        <w:rPr>
+          <w:rFonts w:ascii="Times New Roman" w:hAnsi="Times New Roman" w:cs="Times New Roman"/>
+        </w:rPr>
+        <w:t xml:space="preserve"> y supone para el ser humano una doble pertenencia a ámbitos de lógicas distintas: un mundo material determinado y un mundo moral de libertad de la voluntad, entendida como autonomía. </w:t>
       </w:r>
     </w:p>
     <w:p>
@@ -13818,7 +14428,19 @@
         <w:rPr>
           <w:rFonts w:ascii="Times New Roman" w:hAnsi="Times New Roman" w:cs="Times New Roman"/>
         </w:rPr>
-        <w:t>Kant define a las antinomias como las contradicciones inevitables en que incurre la razón cuando trata de ir más allá de la experiencia posible para conocer las supuestas realidades últimas. Flikschuh señala al respecto que: “</w:t>
+        <w:t xml:space="preserve">Kant define a las antinomias como las contradicciones inevitables en que incurre la razón </w:t>
+      </w:r>
+      <w:r>
+        <w:rPr>
+          <w:rFonts w:ascii="Times New Roman" w:hAnsi="Times New Roman" w:cs="Times New Roman"/>
+        </w:rPr>
+        <w:t xml:space="preserve">consigo misma </w:t>
+      </w:r>
+      <w:r>
+        <w:rPr>
+          <w:rFonts w:ascii="Times New Roman" w:hAnsi="Times New Roman" w:cs="Times New Roman"/>
+        </w:rPr>
+        <w:t>cuando trata de ir más allá de la experiencia posible para conocer las supuestas realidades últimas. Flikschuh señala al respecto que: “</w:t>
       </w:r>
       <w:r>
         <w:rPr>
@@ -13842,29 +14464,14 @@
         <w:rPr>
           <w:rFonts w:ascii="Times New Roman" w:hAnsi="Times New Roman" w:cs="Times New Roman"/>
         </w:rPr>
-        <w:t xml:space="preserve"> </w:t>
-      </w:r>
-    </w:p>
-    <w:p>
-      <w:pPr>
-        <w:spacing w:line="360" w:lineRule="auto"/>
-        <w:jc w:val="both"/>
-        <w:rPr>
-          <w:rFonts w:ascii="Times New Roman" w:hAnsi="Times New Roman" w:cs="Times New Roman"/>
-        </w:rPr>
-      </w:pPr>
-      <w:r>
-        <w:rPr>
-          <w:rFonts w:ascii="Times New Roman" w:hAnsi="Times New Roman" w:cs="Times New Roman"/>
-        </w:rPr>
-        <w:t xml:space="preserve">Al analizar la contraposición entre causalidad natural y la libertad moral en la tercera antinomia, podemos considerar la distinción entre fenómeno y noúmeno. En el nivel fenoménico, lo constituido como un objeto de experiencia se encuentra bajo las leyes de </w:t>
+        <w:t xml:space="preserve"> Al analizar la contraposición entre causalidad natural y la </w:t>
       </w:r>
       <w:r>
         <w:rPr>
           <w:rFonts w:ascii="Times New Roman" w:hAnsi="Times New Roman" w:cs="Times New Roman"/>
         </w:rPr>
         <w:lastRenderedPageBreak/>
-        <w:t xml:space="preserve">la causalidad natural, por lo que es un ámbito determinista y sin libertad. En el campo nouménico, sin embargo, más allá de la experiencia posible, la razón puede pensar en la libertad como algo que tiene una causalidad en sí misma y es propia de los seres racionales. La libertad moral no contradice el mundo determinado, porque se encuentra en otro ámbito distinto del de los fenómenos de leyes naturales. </w:t>
+        <w:t xml:space="preserve">libertad moral en la tercera antinomia, podemos considerar la distinción entre fenómeno y noúmeno. En el nivel fenoménico, lo constituido como un objeto de experiencia se encuentra bajo las leyes de la causalidad natural, por lo que es un ámbito determinista y sin libertad. En el campo nouménico, sin embargo, más allá de la experiencia posible, la razón puede pensar en la libertad como algo que tiene una causalidad en sí misma y es propia de los seres racionales. La libertad moral no contradice el mundo determinado, porque se encuentra en otro ámbito distinto del de los fenómenos de leyes naturales. </w:t>
       </w:r>
     </w:p>
     <w:p>
@@ -14102,7 +14709,19 @@
         <w:rPr>
           <w:rFonts w:ascii="Times New Roman" w:hAnsi="Times New Roman" w:cs="Times New Roman"/>
         </w:rPr>
-        <w:t>(p.74)</w:t>
+        <w:t>(</w:t>
+      </w:r>
+      <w:r>
+        <w:rPr>
+          <w:rFonts w:ascii="Times New Roman" w:hAnsi="Times New Roman" w:cs="Times New Roman"/>
+        </w:rPr>
+        <w:t xml:space="preserve">2000; </w:t>
+      </w:r>
+      <w:r>
+        <w:rPr>
+          <w:rFonts w:ascii="Times New Roman" w:hAnsi="Times New Roman" w:cs="Times New Roman"/>
+        </w:rPr>
+        <w:t>p.74)</w:t>
       </w:r>
     </w:p>
     <w:p>
@@ -14243,20 +14862,26 @@
         <w:rPr>
           <w:rFonts w:ascii="Times New Roman" w:hAnsi="Times New Roman" w:cs="Times New Roman"/>
         </w:rPr>
-        <w:t>Alejándose del debate sobre el determinismo, Flikschuh precisa que: “</w:t>
-      </w:r>
-      <w:r>
-        <w:rPr>
-          <w:rFonts w:ascii="Times New Roman" w:hAnsi="Times New Roman" w:cs="Times New Roman"/>
-        </w:rPr>
-        <w:t xml:space="preserve">Esto no equivale a decir que libertad y naturaleza se oponen. (…) El objetivo de la tercera antinomia no es </w:t>
+        <w:t xml:space="preserve">Tomando distancia </w:t>
+      </w:r>
+      <w:r>
+        <w:rPr>
+          <w:rFonts w:ascii="Times New Roman" w:hAnsi="Times New Roman" w:cs="Times New Roman"/>
+        </w:rPr>
+        <w:t>del debate sobre el determinismo, Flikschuh precisa que: “</w:t>
+      </w:r>
+      <w:r>
+        <w:rPr>
+          <w:rFonts w:ascii="Times New Roman" w:hAnsi="Times New Roman" w:cs="Times New Roman"/>
+        </w:rPr>
+        <w:t xml:space="preserve">Esto no equivale a decir que libertad y naturaleza se oponen. (…) El objetivo de la tercera </w:t>
       </w:r>
       <w:r>
         <w:rPr>
           <w:rFonts w:ascii="Times New Roman" w:hAnsi="Times New Roman" w:cs="Times New Roman"/>
         </w:rPr>
         <w:lastRenderedPageBreak/>
-        <w:t>yuxtaponer libertad y naturaleza, o ponerlas una en contra de la otra, sino reconciliarlas.</w:t>
+        <w:t>antinomia no es yuxtaponer libertad y naturaleza, o ponerlas una en contra de la otra, sino reconciliarlas.</w:t>
       </w:r>
       <w:r>
         <w:rPr>
@@ -14392,14 +15017,12 @@
         </w:rPr>
         <w:t xml:space="preserve"> Esto relaciona los actos de la libertad exterior con las máximas o principios que gobiernan los actos razonados, </w:t>
       </w:r>
-      <w:proofErr w:type="gramStart"/>
-      <w:r>
-        <w:rPr>
-          <w:rFonts w:ascii="Times New Roman" w:hAnsi="Times New Roman" w:cs="Times New Roman"/>
-        </w:rPr>
-        <w:t>y</w:t>
-      </w:r>
-      <w:proofErr w:type="gramEnd"/>
+      <w:r>
+        <w:rPr>
+          <w:rFonts w:ascii="Times New Roman" w:hAnsi="Times New Roman" w:cs="Times New Roman"/>
+        </w:rPr>
+        <w:t>y,</w:t>
+      </w:r>
       <w:r>
         <w:rPr>
           <w:rFonts w:ascii="Times New Roman" w:hAnsi="Times New Roman" w:cs="Times New Roman"/>
@@ -14480,6 +15103,12 @@
           <w:rFonts w:ascii="Times New Roman" w:hAnsi="Times New Roman" w:cs="Times New Roman"/>
         </w:rPr>
         <w:t xml:space="preserve"> Es por esta razón que la autora señalaba el papel de los límites humanos del entendimiento a la hora de reconciliar a las leyes naturales con la libertad. </w:t>
+      </w:r>
+      <w:r>
+        <w:rPr>
+          <w:rFonts w:ascii="Times New Roman" w:hAnsi="Times New Roman" w:cs="Times New Roman"/>
+        </w:rPr>
+        <w:t xml:space="preserve">Este elemento de limitación humana que se busca reconciliar, se convierte en la base de su consideración de la libertad, en lugar de tener un fundamento dogmático. </w:t>
       </w:r>
     </w:p>
     <w:p>
@@ -14603,22 +15232,52 @@
         <w:rPr>
           <w:rFonts w:ascii="Times New Roman" w:hAnsi="Times New Roman" w:cs="Times New Roman"/>
         </w:rPr>
-        <w:t xml:space="preserve"> En términos de S. Körner, Flikschuh había referido que estos elementos representan el marco categorial que fundamenta el pensamiento de Kant. </w:t>
-      </w:r>
-    </w:p>
-    <w:p>
-      <w:pPr>
-        <w:spacing w:line="360" w:lineRule="auto"/>
-        <w:jc w:val="both"/>
-        <w:rPr>
-          <w:rFonts w:ascii="Times New Roman" w:hAnsi="Times New Roman" w:cs="Times New Roman"/>
-        </w:rPr>
-      </w:pPr>
-      <w:r>
-        <w:rPr>
-          <w:rFonts w:ascii="Times New Roman" w:hAnsi="Times New Roman" w:cs="Times New Roman"/>
-        </w:rPr>
-        <w:t>Si bien los enfoques que siguen en el libro se abren por otros caminos, ella señalará la importancia de estos elementos para su segunda tesis, respecto del carácter intrínsecamente cosmopolita de su propuesta filosófico-política. Flikschuh, así, indica que: “</w:t>
+        <w:t xml:space="preserve"> En términos de S. Körner, Flikschuh había referido que estos elementos representan el marco categorial que fundamenta el pensamiento </w:t>
+      </w:r>
+      <w:r>
+        <w:rPr>
+          <w:rFonts w:ascii="Times New Roman" w:hAnsi="Times New Roman" w:cs="Times New Roman"/>
+        </w:rPr>
+        <w:t xml:space="preserve">político </w:t>
+      </w:r>
+      <w:r>
+        <w:rPr>
+          <w:rFonts w:ascii="Times New Roman" w:hAnsi="Times New Roman" w:cs="Times New Roman"/>
+        </w:rPr>
+        <w:t xml:space="preserve">de Kant. </w:t>
+      </w:r>
+    </w:p>
+    <w:p>
+      <w:pPr>
+        <w:spacing w:line="360" w:lineRule="auto"/>
+        <w:jc w:val="both"/>
+        <w:rPr>
+          <w:rFonts w:ascii="Times New Roman" w:hAnsi="Times New Roman" w:cs="Times New Roman"/>
+        </w:rPr>
+      </w:pPr>
+      <w:r>
+        <w:rPr>
+          <w:rFonts w:ascii="Times New Roman" w:hAnsi="Times New Roman" w:cs="Times New Roman"/>
+        </w:rPr>
+        <w:t>La autora</w:t>
+      </w:r>
+      <w:r>
+        <w:rPr>
+          <w:rFonts w:ascii="Times New Roman" w:hAnsi="Times New Roman" w:cs="Times New Roman"/>
+        </w:rPr>
+        <w:t xml:space="preserve"> </w:t>
+      </w:r>
+      <w:r>
+        <w:rPr>
+          <w:rFonts w:ascii="Times New Roman" w:hAnsi="Times New Roman" w:cs="Times New Roman"/>
+        </w:rPr>
+        <w:t>adelantará</w:t>
+      </w:r>
+      <w:r>
+        <w:rPr>
+          <w:rFonts w:ascii="Times New Roman" w:hAnsi="Times New Roman" w:cs="Times New Roman"/>
+        </w:rPr>
+        <w:t xml:space="preserve"> la importancia del carácter intrínsecamente cosmopolita de su propuesta filosófico-política. Flikschuh, así, indica que: “</w:t>
       </w:r>
       <w:r>
         <w:rPr>
@@ -14681,22 +15340,76 @@
         <w:rPr>
           <w:rFonts w:ascii="Times New Roman" w:hAnsi="Times New Roman" w:cs="Times New Roman"/>
         </w:rPr>
-        <w:t xml:space="preserve"> Esto permite considerar un tipo de libertad que no es meramente interior o personal, sino en una libertad que fuera compartida, de influencia recíproca y que establece mutuas relaciones. Esta relación es igual de necesaria para el aspecto doméstico de las relaciones internas entre los componentes de un pueblo y su administración, así como en el ámbito regional y mundial, en el contacto internacional. La libertad política que se modela de acuerdo a una idea semejante-a-la-ley, es la libertad externa. </w:t>
-      </w:r>
-    </w:p>
-    <w:p>
-      <w:pPr>
-        <w:spacing w:line="360" w:lineRule="auto"/>
-        <w:jc w:val="both"/>
-        <w:rPr>
-          <w:rFonts w:ascii="Times New Roman" w:hAnsi="Times New Roman" w:cs="Times New Roman"/>
-        </w:rPr>
-      </w:pPr>
-      <w:r>
-        <w:rPr>
-          <w:rFonts w:ascii="Times New Roman" w:hAnsi="Times New Roman" w:cs="Times New Roman"/>
-        </w:rPr>
-        <w:t xml:space="preserve">El tercer capítulo del libro de Flikschuh se titula: “La moralidad de la libertad externa” y contiene dos elementos relacionados que habremos de tener en cuenta. En primer lugar, ella ubicará lo que interpreta como el corazón de la doctrina del derecho hacia el final del capítulo. En segundo lugar, podemos atender a su desarrollo e interpretación de la idea de libertad externa. </w:t>
+        <w:t xml:space="preserve"> Esto permite considerar un tipo de libertad que no es meramente interior o personal, sino en una libertad que fuera compartida, de influencia recíproca y que establece mutuas relaciones. Esta relación es igual de necesaria para el aspecto doméstico de las relaciones internas entre los componentes de un pueblo y su administración, así como en el ámbito regional y mundial, en el contacto internacional. </w:t>
+      </w:r>
+      <w:r>
+        <w:rPr>
+          <w:rFonts w:ascii="Times New Roman" w:hAnsi="Times New Roman" w:cs="Times New Roman"/>
+        </w:rPr>
+        <w:t>Cabe mencionar que l</w:t>
+      </w:r>
+      <w:r>
+        <w:rPr>
+          <w:rFonts w:ascii="Times New Roman" w:hAnsi="Times New Roman" w:cs="Times New Roman"/>
+        </w:rPr>
+        <w:t>a libertad política</w:t>
+      </w:r>
+      <w:r>
+        <w:rPr>
+          <w:rFonts w:ascii="Times New Roman" w:hAnsi="Times New Roman" w:cs="Times New Roman"/>
+        </w:rPr>
+        <w:t xml:space="preserve"> referida,</w:t>
+      </w:r>
+      <w:r>
+        <w:rPr>
+          <w:rFonts w:ascii="Times New Roman" w:hAnsi="Times New Roman" w:cs="Times New Roman"/>
+        </w:rPr>
+        <w:t xml:space="preserve"> que se modela de acuerdo a una idea semejante-a-la-ley, es la libertad externa</w:t>
+      </w:r>
+      <w:r>
+        <w:rPr>
+          <w:rFonts w:ascii="Times New Roman" w:hAnsi="Times New Roman" w:cs="Times New Roman"/>
+        </w:rPr>
+        <w:t xml:space="preserve"> o jurídica</w:t>
+      </w:r>
+      <w:r>
+        <w:rPr>
+          <w:rFonts w:ascii="Times New Roman" w:hAnsi="Times New Roman" w:cs="Times New Roman"/>
+        </w:rPr>
+        <w:t xml:space="preserve">. </w:t>
+      </w:r>
+    </w:p>
+    <w:p>
+      <w:pPr>
+        <w:spacing w:line="360" w:lineRule="auto"/>
+        <w:jc w:val="both"/>
+        <w:rPr>
+          <w:rFonts w:ascii="Times New Roman" w:hAnsi="Times New Roman" w:cs="Times New Roman"/>
+        </w:rPr>
+      </w:pPr>
+      <w:r>
+        <w:rPr>
+          <w:rFonts w:ascii="Times New Roman" w:hAnsi="Times New Roman" w:cs="Times New Roman"/>
+        </w:rPr>
+        <w:t>El tercer capítulo del libro de Flikschuh se titula: “La moralidad de la libertad externa” y contiene dos elementos relacionados que habremos de tener en cuenta. En primer lugar, ella ubicará lo que interpreta como el corazón de la doctrina del derecho hacia el final del capítulo</w:t>
+      </w:r>
+      <w:r>
+        <w:rPr>
+          <w:rFonts w:ascii="Times New Roman" w:hAnsi="Times New Roman" w:cs="Times New Roman"/>
+        </w:rPr>
+        <w:t>, en virtud de la necesidad de entrar en relaciones de garantías con otros</w:t>
+      </w:r>
+      <w:r>
+        <w:rPr>
+          <w:rFonts w:ascii="Times New Roman" w:hAnsi="Times New Roman" w:cs="Times New Roman"/>
+        </w:rPr>
+        <w:t>. En segundo lugar, podemos atender a su desarrollo e interpretación de la idea de libertad externa</w:t>
+      </w:r>
+      <w:r>
+        <w:rPr>
+          <w:rFonts w:ascii="Times New Roman" w:hAnsi="Times New Roman" w:cs="Times New Roman"/>
+        </w:rPr>
+        <w:t xml:space="preserve">, de acuerdo a cómo se irá perfilando hacia el concepto de obligación política mutua. </w:t>
       </w:r>
     </w:p>
     <w:p>
@@ -14712,7 +15425,33 @@
           <w:rFonts w:ascii="Times New Roman" w:hAnsi="Times New Roman" w:cs="Times New Roman"/>
         </w:rPr>
         <w:lastRenderedPageBreak/>
-        <w:t>La autora no trata el tema de la libertad externa directamente, sino que se ocupa de establecer su distinción con la libertad interna, para poder considerar el tipo de actos que involucran los intereses económicos. Esto le conducirá a sopesar el concepto de propiedad privada.</w:t>
+        <w:t>Estos dos temas centrales del capítulo convergen en virtud del reconocimiento de los intereses de los agentes, que, como un ejemplo posible, puede seguirse de sus intereses económicos y de propiedad. Esto conlleva a la necesidad de ingresar en relaciones civiles que ofrezcan garantías para todo</w:t>
+      </w:r>
+      <w:r>
+        <w:rPr>
+          <w:rFonts w:ascii="Times New Roman" w:hAnsi="Times New Roman" w:cs="Times New Roman"/>
+        </w:rPr>
+        <w:t>s</w:t>
+      </w:r>
+      <w:r>
+        <w:rPr>
+          <w:rFonts w:ascii="Times New Roman" w:hAnsi="Times New Roman" w:cs="Times New Roman"/>
+        </w:rPr>
+        <w:t xml:space="preserve">, y, por lo tanto, conduce a la noción de un contrato originario. El ejemplo de los intereses económicos no agota las dimensiones del asunto, ya que, en general, Flikschuh apunta a establecer la necesidad de la institucionalización </w:t>
+      </w:r>
+      <w:proofErr w:type="spellStart"/>
+      <w:r>
+        <w:rPr>
+          <w:rFonts w:ascii="Times New Roman" w:hAnsi="Times New Roman" w:cs="Times New Roman"/>
+        </w:rPr>
+        <w:t>civico</w:t>
+      </w:r>
+      <w:proofErr w:type="spellEnd"/>
+      <w:r>
+        <w:rPr>
+          <w:rFonts w:ascii="Times New Roman" w:hAnsi="Times New Roman" w:cs="Times New Roman"/>
+        </w:rPr>
+        <w:t xml:space="preserve">-jurídica en general, de los alcances de la libertad externa. Es por ello que los temas de la propiedad y el derecho privado articulan la idea de una obligación política recíproca con el fundamento de un contrato civil originario que plasme la voluntad unificada de cualquier población. </w:t>
       </w:r>
     </w:p>
     <w:p>
@@ -14760,13 +15499,20 @@
         <w:rPr>
           <w:rFonts w:ascii="Times New Roman" w:hAnsi="Times New Roman" w:cs="Times New Roman"/>
         </w:rPr>
-        <w:t>Flikschuh a continuación indica la distinción entre libertad trascendental y libertad práctica que se encuentra en Kant.  La libertad trascendental supone esa autonomía e independencia de la voluntad de las restricciones sensibles naturales, que no puede ser demostrada empíricamente, en cuanto proviene de la razón práctica y representa un postulado necesario normativo. La libertad práctica, por otro lado, supone la capacidad de la voluntad para determinarse de acuerdo a la ley moral. Esta sería una libertad efectiva, que presupone como fundamento a la libertad trascendental. Por ello, para Flikschuh, la libertad trascendental es una condición de posibilidad para el despliegue de la libertad práctica. Ella señala que: “</w:t>
-      </w:r>
-      <w:r>
-        <w:rPr>
-          <w:rFonts w:ascii="Times New Roman" w:hAnsi="Times New Roman" w:cs="Times New Roman"/>
-        </w:rPr>
-        <w:t>La pregunta por la libertad puede ser respondida solamente desde una perspectiva práctica, no desde una perspectiva especulativa, trascendente: la razón práctica pura debe darse a sí misma un orden de ideas de sí misma. (…) No se sigue que Kant ofrezca una concepción de libertad exclusivamente inmanente. En varios modos, la característica más interesante de su postura es la contención de que la perspectiva inmanente de la libertad práctica presupone una perspectiva trascendente, aunque sea como una idea negativa. Como hemos visto, Kant no solo distingue entre la libertad trascendental y la libertad práctica, también insiste en que la inteligibilidad de la razón práctica depende de la posibilidad de la libertad trascendental. Aunque nosotros no podemos conocer qué cosa es la voluntad en independencia de la causalidad de la naturaleza, debemos asumir la posibilidad de tal independencia por propósitos prácticos.</w:t>
+        <w:t>Flikschuh a continuación indica la distinción entre libertad trascendental y libertad práctica que se encuentra en Kant. La libertad trascendental supone esa autonomía e independencia de la voluntad de las restricciones sensibles naturales, que no puede ser demostrada empíricamente, en cuanto proviene de la razón práctica y representa un postulado necesario normativo. La libertad práctica, por otro lado, supone la capacidad de la voluntad para determinarse de acuerdo a la ley moral. Esta sería una libertad efectiva, que presupone como fundamento a la libertad trascendental. Por ello, para Flikschuh, la libertad trascendental es una condición de posibilidad para el despliegue de la libertad práctica. Ella señala que: “</w:t>
+      </w:r>
+      <w:r>
+        <w:rPr>
+          <w:rFonts w:ascii="Times New Roman" w:hAnsi="Times New Roman" w:cs="Times New Roman"/>
+        </w:rPr>
+        <w:t xml:space="preserve">La pregunta por la libertad puede ser respondida solamente desde una perspectiva práctica, no desde una perspectiva especulativa, trascendente: la razón práctica pura debe darse a sí misma un orden de ideas de sí misma. (…) No se sigue que Kant ofrezca una concepción de libertad exclusivamente inmanente. En varios modos, la característica más interesante de su postura es la contención de que la perspectiva inmanente de la libertad práctica presupone una perspectiva trascendente, </w:t>
+      </w:r>
+      <w:r>
+        <w:rPr>
+          <w:rFonts w:ascii="Times New Roman" w:hAnsi="Times New Roman" w:cs="Times New Roman"/>
+        </w:rPr>
+        <w:lastRenderedPageBreak/>
+        <w:t>aunque sea como una idea negativa. Como hemos visto, Kant no solo distingue entre la libertad trascendental y la libertad práctica, también insiste en que la inteligibilidad de la razón práctica depende de la posibilidad de la libertad trascendental. Aunque nosotros no podemos conocer qué cosa es la voluntad en independencia de la causalidad de la naturaleza, debemos asumir la posibilidad de tal independencia por propósitos prácticos.</w:t>
       </w:r>
       <w:r>
         <w:rPr>
@@ -14793,95 +15539,315 @@
         <w:rPr>
           <w:rFonts w:ascii="Times New Roman" w:hAnsi="Times New Roman" w:cs="Times New Roman"/>
         </w:rPr>
+        <w:t>La</w:t>
+      </w:r>
+      <w:r>
+        <w:rPr>
+          <w:rFonts w:ascii="Times New Roman" w:hAnsi="Times New Roman" w:cs="Times New Roman"/>
+        </w:rPr>
+        <w:t xml:space="preserve"> necesidad de una libertad trascendental como presupuesto para una libertad práctica </w:t>
+      </w:r>
+      <w:r>
+        <w:rPr>
+          <w:rFonts w:ascii="Times New Roman" w:hAnsi="Times New Roman" w:cs="Times New Roman"/>
+        </w:rPr>
+        <w:t>es importante</w:t>
+      </w:r>
+      <w:r>
+        <w:rPr>
+          <w:rFonts w:ascii="Times New Roman" w:hAnsi="Times New Roman" w:cs="Times New Roman"/>
+        </w:rPr>
+        <w:t xml:space="preserve">, debido a que refuerza la idea de un arbitrio que se norma por principios o máximas, y </w:t>
+      </w:r>
+      <w:r>
+        <w:rPr>
+          <w:rFonts w:ascii="Times New Roman" w:hAnsi="Times New Roman" w:cs="Times New Roman"/>
+        </w:rPr>
+        <w:t>es consciente de sus límites.</w:t>
+      </w:r>
+      <w:r>
+        <w:rPr>
+          <w:rFonts w:ascii="Times New Roman" w:hAnsi="Times New Roman" w:cs="Times New Roman"/>
+        </w:rPr>
+        <w:t xml:space="preserve"> Flikschuh, en este sentido, señala que: “Mi afirmación es que, desde que la libertad práctica presupone la idea trascendental de libertad, una voluntad libre no puede ser arbitraria o una voluntad sin leyes. (2000; p.81)</w:t>
+      </w:r>
+      <w:r>
+        <w:rPr>
+          <w:rFonts w:ascii="Times New Roman" w:hAnsi="Times New Roman" w:cs="Times New Roman"/>
+        </w:rPr>
+        <w:t xml:space="preserve"> Esto equivale a pensar en la libertad como un despliegue de las facultades racionales de modo intersubjetivo, y en este sentido, en cuanto una idea compartida de la razón, la libertad tiene una dimensión exterior, cuya inteligibilidad se permite en virtud de las máximas y razones que los agentes se formulan como algo semejante-a-la-ley para sí mismos y para otros.</w:t>
+      </w:r>
+      <w:r>
+        <w:rPr>
+          <w:rFonts w:ascii="Times New Roman" w:hAnsi="Times New Roman" w:cs="Times New Roman"/>
+        </w:rPr>
+        <w:t xml:space="preserve"> En cuanto la voluntad se dirige por máximas semejantes a las leyes naturales, es que se entiende su autonomía, y, por lo tanto, su libertad.</w:t>
+      </w:r>
+      <w:r>
+        <w:rPr>
+          <w:rFonts w:ascii="Times New Roman" w:hAnsi="Times New Roman" w:cs="Times New Roman"/>
+        </w:rPr>
+        <w:t xml:space="preserve">  </w:t>
+      </w:r>
+    </w:p>
+    <w:p>
+      <w:pPr>
+        <w:spacing w:line="360" w:lineRule="auto"/>
+        <w:jc w:val="both"/>
+        <w:rPr>
+          <w:rFonts w:ascii="Times New Roman" w:hAnsi="Times New Roman" w:cs="Times New Roman"/>
+        </w:rPr>
+      </w:pPr>
+      <w:r>
+        <w:rPr>
+          <w:rFonts w:ascii="Times New Roman" w:hAnsi="Times New Roman" w:cs="Times New Roman"/>
+        </w:rPr>
+        <w:t>El tercer capítulo del libro, de acuerdo a Flikschuh, se centra en el: “aspecto de la libertad como algo semejante</w:t>
+      </w:r>
+      <w:r>
+        <w:rPr>
+          <w:rFonts w:ascii="Times New Roman" w:hAnsi="Times New Roman" w:cs="Times New Roman"/>
+        </w:rPr>
+        <w:t>-</w:t>
+      </w:r>
+      <w:r>
+        <w:rPr>
+          <w:rFonts w:ascii="Times New Roman" w:hAnsi="Times New Roman" w:cs="Times New Roman"/>
+        </w:rPr>
+        <w:t>a</w:t>
+      </w:r>
+      <w:r>
+        <w:rPr>
+          <w:rFonts w:ascii="Times New Roman" w:hAnsi="Times New Roman" w:cs="Times New Roman"/>
+        </w:rPr>
+        <w:t>-</w:t>
+      </w:r>
+      <w:r>
+        <w:rPr>
+          <w:rFonts w:ascii="Times New Roman" w:hAnsi="Times New Roman" w:cs="Times New Roman"/>
+        </w:rPr>
+        <w:t>la</w:t>
+      </w:r>
+      <w:r>
+        <w:rPr>
+          <w:rFonts w:ascii="Times New Roman" w:hAnsi="Times New Roman" w:cs="Times New Roman"/>
+        </w:rPr>
+        <w:t>-</w:t>
+      </w:r>
+      <w:r>
+        <w:rPr>
+          <w:rFonts w:ascii="Times New Roman" w:hAnsi="Times New Roman" w:cs="Times New Roman"/>
+        </w:rPr>
+        <w:t>ley. Este es el tratamiento de Kant sobre la libertad en cuanto a una idea compartida de la razón. Como se ha mencionado antes, para Kant, la ley siempre implica una validez universal y una autoridad general.” (2000; p.82)</w:t>
+      </w:r>
+      <w:r>
+        <w:rPr>
+          <w:rFonts w:ascii="Times New Roman" w:hAnsi="Times New Roman" w:cs="Times New Roman"/>
+        </w:rPr>
+        <w:t xml:space="preserve"> </w:t>
+      </w:r>
+    </w:p>
+    <w:p>
+      <w:pPr>
+        <w:spacing w:line="360" w:lineRule="auto"/>
+        <w:jc w:val="both"/>
+        <w:rPr>
+          <w:rFonts w:ascii="Times New Roman" w:hAnsi="Times New Roman" w:cs="Times New Roman"/>
+        </w:rPr>
+      </w:pPr>
+      <w:r>
+        <w:rPr>
+          <w:rFonts w:ascii="Times New Roman" w:hAnsi="Times New Roman" w:cs="Times New Roman"/>
+        </w:rPr>
+        <w:t>Al ser la razón un elemento legislativo, y el ser humano poseerla, se espera de los seres racionales que puedan darse a sí mismos leyes. Flikschuh señala que: “</w:t>
+      </w:r>
+      <w:r>
+        <w:rPr>
+          <w:rFonts w:ascii="Times New Roman" w:hAnsi="Times New Roman" w:cs="Times New Roman"/>
+        </w:rPr>
+        <w:t>La libertad negativa trascendental define la independencia de la voluntad de un sujeto de la determinación causal. La libertad positiva práctica se refiere a la capacidad de la voluntad para determinarse a sí misma de acuerdo a principios de la razón pura práctica. La libertad positiva presupone a la libertad negativa, en</w:t>
+      </w:r>
+      <w:r>
+        <w:rPr>
+          <w:rFonts w:ascii="Times New Roman" w:hAnsi="Times New Roman" w:cs="Times New Roman"/>
+        </w:rPr>
+        <w:t xml:space="preserve"> el sentido en</w:t>
+      </w:r>
+      <w:r>
+        <w:rPr>
+          <w:rFonts w:ascii="Times New Roman" w:hAnsi="Times New Roman" w:cs="Times New Roman"/>
+        </w:rPr>
+        <w:t xml:space="preserve"> que solamente un ser que se asuma que tenga la capacidad de tener una voluntad independiente de la causalidad de la naturaleza, puede asumirse que tenga la consecuente capacidad para </w:t>
+      </w:r>
+      <w:proofErr w:type="spellStart"/>
+      <w:r>
+        <w:rPr>
+          <w:rFonts w:ascii="Times New Roman" w:hAnsi="Times New Roman" w:cs="Times New Roman"/>
+        </w:rPr>
+        <w:t>auto-legislarse</w:t>
+      </w:r>
+      <w:proofErr w:type="spellEnd"/>
+      <w:r>
+        <w:rPr>
+          <w:rFonts w:ascii="Times New Roman" w:hAnsi="Times New Roman" w:cs="Times New Roman"/>
+        </w:rPr>
+        <w:t xml:space="preserve"> de acuerdo a las leyes de la libertad.</w:t>
+      </w:r>
+      <w:r>
+        <w:rPr>
+          <w:rFonts w:ascii="Times New Roman" w:hAnsi="Times New Roman" w:cs="Times New Roman"/>
+        </w:rPr>
+        <w:t>”</w:t>
+      </w:r>
+      <w:r>
+        <w:rPr>
+          <w:rFonts w:ascii="Times New Roman" w:hAnsi="Times New Roman" w:cs="Times New Roman"/>
+        </w:rPr>
+        <w:t xml:space="preserve"> (2000; p.86)</w:t>
+      </w:r>
+    </w:p>
+    <w:p>
+      <w:pPr>
+        <w:spacing w:line="360" w:lineRule="auto"/>
+        <w:jc w:val="both"/>
+        <w:rPr>
+          <w:rFonts w:ascii="Times New Roman" w:hAnsi="Times New Roman" w:cs="Times New Roman"/>
+        </w:rPr>
+      </w:pPr>
+      <w:r>
+        <w:rPr>
+          <w:rFonts w:ascii="Times New Roman" w:hAnsi="Times New Roman" w:cs="Times New Roman"/>
+        </w:rPr>
+        <w:t xml:space="preserve">El eje de la libertad, en esta lectura, es distinto al que la metafísica dogmática tradicional ha frecuentemente utilizado para abordar la controversia del determinismo. Si bien la </w:t>
+      </w:r>
+      <w:r>
+        <w:rPr>
+          <w:rFonts w:ascii="Times New Roman" w:hAnsi="Times New Roman" w:cs="Times New Roman"/>
+        </w:rPr>
         <w:lastRenderedPageBreak/>
-        <w:t>La</w:t>
-      </w:r>
-      <w:r>
-        <w:rPr>
-          <w:rFonts w:ascii="Times New Roman" w:hAnsi="Times New Roman" w:cs="Times New Roman"/>
-        </w:rPr>
-        <w:t xml:space="preserve"> necesidad de una libertad trascendental como presupuesto para una libertad práctica </w:t>
-      </w:r>
-      <w:r>
-        <w:rPr>
-          <w:rFonts w:ascii="Times New Roman" w:hAnsi="Times New Roman" w:cs="Times New Roman"/>
-        </w:rPr>
-        <w:t>es importante</w:t>
-      </w:r>
-      <w:r>
-        <w:rPr>
-          <w:rFonts w:ascii="Times New Roman" w:hAnsi="Times New Roman" w:cs="Times New Roman"/>
-        </w:rPr>
-        <w:t xml:space="preserve">, debido a que refuerza la idea de un arbitrio que se norma por principios o máximas, y </w:t>
-      </w:r>
-      <w:r>
-        <w:rPr>
-          <w:rFonts w:ascii="Times New Roman" w:hAnsi="Times New Roman" w:cs="Times New Roman"/>
-        </w:rPr>
-        <w:t>es consciente de sus límites.</w:t>
-      </w:r>
-      <w:r>
-        <w:rPr>
-          <w:rFonts w:ascii="Times New Roman" w:hAnsi="Times New Roman" w:cs="Times New Roman"/>
-        </w:rPr>
-        <w:t xml:space="preserve"> Flikschuh, en este sentido, señala que: “Mi afirmación es que, desde que la libertad práctica presupone la idea trascendental de libertad, una voluntad libre no puede ser arbitraria o una voluntad sin leyes. (2000; p.81)</w:t>
-      </w:r>
-      <w:r>
-        <w:rPr>
-          <w:rFonts w:ascii="Times New Roman" w:hAnsi="Times New Roman" w:cs="Times New Roman"/>
-        </w:rPr>
-        <w:t xml:space="preserve"> Esto equivale a pensar en la libertad como un despliegue de las facultades racionales de modo intersubjetivo, y en este sentido, en cuanto una idea compartida de la razón, la libertad tiene una dimensión exterior, cuya inteligibilidad se permite en virtud de las máximas y razones que los agentes se formulan como algo semejante-a-la-ley para sí mismos y para otros.  </w:t>
-      </w:r>
-    </w:p>
-    <w:p>
-      <w:pPr>
-        <w:spacing w:line="360" w:lineRule="auto"/>
-        <w:jc w:val="both"/>
-        <w:rPr>
-          <w:rFonts w:ascii="Times New Roman" w:hAnsi="Times New Roman" w:cs="Times New Roman"/>
-        </w:rPr>
-      </w:pPr>
-      <w:r>
-        <w:rPr>
-          <w:rFonts w:ascii="Times New Roman" w:hAnsi="Times New Roman" w:cs="Times New Roman"/>
-        </w:rPr>
-        <w:t>El tercer capítulo del libro, de acuerdo a Flikschuh, se centra en el: “aspecto de la libertad como algo semejante</w:t>
-      </w:r>
-      <w:r>
-        <w:rPr>
-          <w:rFonts w:ascii="Times New Roman" w:hAnsi="Times New Roman" w:cs="Times New Roman"/>
-        </w:rPr>
-        <w:t>-</w:t>
-      </w:r>
-      <w:r>
-        <w:rPr>
-          <w:rFonts w:ascii="Times New Roman" w:hAnsi="Times New Roman" w:cs="Times New Roman"/>
-        </w:rPr>
-        <w:t>a</w:t>
-      </w:r>
-      <w:r>
-        <w:rPr>
-          <w:rFonts w:ascii="Times New Roman" w:hAnsi="Times New Roman" w:cs="Times New Roman"/>
-        </w:rPr>
-        <w:t>-</w:t>
-      </w:r>
-      <w:r>
-        <w:rPr>
-          <w:rFonts w:ascii="Times New Roman" w:hAnsi="Times New Roman" w:cs="Times New Roman"/>
-        </w:rPr>
-        <w:t>la</w:t>
-      </w:r>
-      <w:r>
-        <w:rPr>
-          <w:rFonts w:ascii="Times New Roman" w:hAnsi="Times New Roman" w:cs="Times New Roman"/>
-        </w:rPr>
-        <w:t>-</w:t>
-      </w:r>
-      <w:r>
-        <w:rPr>
-          <w:rFonts w:ascii="Times New Roman" w:hAnsi="Times New Roman" w:cs="Times New Roman"/>
-        </w:rPr>
-        <w:t>ley. Este es el tratamiento de Kant sobre la libertad en cuanto a una idea compartida de la razón. Como se ha mencionado antes, para Kant, la ley siempre implica una validez universal y una autoridad general.” (2000; p.82)</w:t>
+        <w:t>libertad es personal, las razones que guían esa libertad, y las máximas que articulan su justificación, pertenecen a un ámbito compartido e interdependiente. De esta forma, Flikschuh descarta que la lectura kantiana de los liberales acierte al englobar un concepto de libertad personal de corte individualista, cuando el núcleo de la propuesta de Kant sobre la libertad, en cuanto concepto metafísico, supone más bien, el punto de encuentro compartido y de mutua influencia entre las personas. Este alcance permite que, lejos de entender la libertad como algo exclusivamente individual, en realidad, es un fundamento para pensar el encuentro a un nivel mucho más extenso, como lo es el hecho de constatar un mundo limitado y compartido. En este mismo horizonte, la autora plantea que: “</w:t>
+      </w:r>
+      <w:r>
+        <w:rPr>
+          <w:rFonts w:ascii="Times New Roman" w:hAnsi="Times New Roman" w:cs="Times New Roman"/>
+        </w:rPr>
+        <w:t xml:space="preserve">La subsunción de la libertad política de Kant bajo el liberalismo clásico desde una perspectiva individualista le quita mucho de lo que es distintivo acerca de su filosofía política, especialmente en lo que tiene que ver con el </w:t>
+      </w:r>
+      <w:proofErr w:type="spellStart"/>
+      <w:r>
+        <w:rPr>
+          <w:rFonts w:ascii="Times New Roman" w:hAnsi="Times New Roman" w:cs="Times New Roman"/>
+        </w:rPr>
+        <w:t>cosmopolitanismo</w:t>
+      </w:r>
+      <w:proofErr w:type="spellEnd"/>
+      <w:r>
+        <w:rPr>
+          <w:rFonts w:ascii="Times New Roman" w:hAnsi="Times New Roman" w:cs="Times New Roman"/>
+        </w:rPr>
+        <w:t>.</w:t>
+      </w:r>
+      <w:r>
+        <w:rPr>
+          <w:rFonts w:ascii="Times New Roman" w:hAnsi="Times New Roman" w:cs="Times New Roman"/>
+        </w:rPr>
+        <w:t>”</w:t>
+      </w:r>
+      <w:r>
+        <w:rPr>
+          <w:rFonts w:ascii="Times New Roman" w:hAnsi="Times New Roman" w:cs="Times New Roman"/>
+        </w:rPr>
+        <w:t xml:space="preserve"> (2000; p.83)</w:t>
+      </w:r>
+    </w:p>
+    <w:p>
+      <w:pPr>
+        <w:spacing w:line="360" w:lineRule="auto"/>
+        <w:jc w:val="both"/>
+        <w:rPr>
+          <w:rFonts w:ascii="Times New Roman" w:hAnsi="Times New Roman" w:cs="Times New Roman"/>
+        </w:rPr>
+      </w:pPr>
+      <w:r>
+        <w:rPr>
+          <w:rFonts w:ascii="Times New Roman" w:hAnsi="Times New Roman" w:cs="Times New Roman"/>
+        </w:rPr>
+        <w:t>Sobre esta última idea</w:t>
+      </w:r>
+      <w:r>
+        <w:rPr>
+          <w:rFonts w:ascii="Times New Roman" w:hAnsi="Times New Roman" w:cs="Times New Roman"/>
+        </w:rPr>
+        <w:t xml:space="preserve">, Flikschuh aclara </w:t>
+      </w:r>
+      <w:r>
+        <w:rPr>
+          <w:rFonts w:ascii="Times New Roman" w:hAnsi="Times New Roman" w:cs="Times New Roman"/>
+        </w:rPr>
+        <w:t>respecto de</w:t>
+      </w:r>
+      <w:r>
+        <w:rPr>
+          <w:rFonts w:ascii="Times New Roman" w:hAnsi="Times New Roman" w:cs="Times New Roman"/>
+        </w:rPr>
+        <w:t xml:space="preserve"> la tercera parte de su libro que: “El principal objetivo de este capítulo es argumentar en contra de esta perspectiva, de acuerdo con la cual</w:t>
+      </w:r>
+      <w:r>
+        <w:rPr>
+          <w:rFonts w:ascii="Times New Roman" w:hAnsi="Times New Roman" w:cs="Times New Roman"/>
+        </w:rPr>
+        <w:t>,</w:t>
+      </w:r>
+      <w:r>
+        <w:rPr>
+          <w:rFonts w:ascii="Times New Roman" w:hAnsi="Times New Roman" w:cs="Times New Roman"/>
+        </w:rPr>
+        <w:t xml:space="preserve"> la concepción de libertad política de Kant</w:t>
+      </w:r>
+      <w:r>
+        <w:rPr>
+          <w:rFonts w:ascii="Times New Roman" w:hAnsi="Times New Roman" w:cs="Times New Roman"/>
+        </w:rPr>
+        <w:t>,</w:t>
+      </w:r>
+      <w:r>
+        <w:rPr>
+          <w:rFonts w:ascii="Times New Roman" w:hAnsi="Times New Roman" w:cs="Times New Roman"/>
+        </w:rPr>
+        <w:t xml:space="preserve"> cae fuera de los límites de su propia perspectiva general de agencia moral.” (2000; p.83) </w:t>
+      </w:r>
+      <w:r>
+        <w:rPr>
+          <w:rFonts w:ascii="Times New Roman" w:hAnsi="Times New Roman" w:cs="Times New Roman"/>
+        </w:rPr>
+        <w:t>En esto radica la moralidad de la libertad externa que Flikschuh anunciaba en el título del tercer capítulo.</w:t>
+      </w:r>
+    </w:p>
+    <w:p>
+      <w:pPr>
+        <w:spacing w:line="360" w:lineRule="auto"/>
+        <w:jc w:val="both"/>
+        <w:rPr>
+          <w:rFonts w:ascii="Times New Roman" w:hAnsi="Times New Roman" w:cs="Times New Roman"/>
+        </w:rPr>
+      </w:pPr>
+      <w:r>
+        <w:rPr>
+          <w:rFonts w:ascii="Times New Roman" w:hAnsi="Times New Roman" w:cs="Times New Roman"/>
+        </w:rPr>
+        <w:t>En este sentido, cabe considerar la relación que se establece entre la libertad interna y la libertad externa. Si bien la libertad interna es moral, y la externa jurídica, para Kant, ambas representan esferas complementarias de la semejanza-a-la-legalidad de la moralidad. Flikschuh señala que el campo de la libertad externa es la ley y la política, mientras que el lugar de la libertad interna es la ética. Ella indica que: “</w:t>
+      </w:r>
+      <w:r>
+        <w:rPr>
+          <w:rFonts w:ascii="Times New Roman" w:hAnsi="Times New Roman" w:cs="Times New Roman"/>
+        </w:rPr>
+        <w:t>La ley (política) y la ética, designadas por Kant como las esferas de la libertad externa y la libertad interna respectivamente</w:t>
+      </w:r>
+      <w:r>
+        <w:rPr>
+          <w:rFonts w:ascii="Times New Roman" w:hAnsi="Times New Roman" w:cs="Times New Roman"/>
+        </w:rPr>
+        <w:t>,</w:t>
       </w:r>
       <w:r>
         <w:rPr>
@@ -14889,52 +15855,413 @@
         </w:rPr>
         <w:t xml:space="preserve"> </w:t>
       </w:r>
-    </w:p>
-    <w:p>
-      <w:pPr>
-        <w:spacing w:line="360" w:lineRule="auto"/>
-        <w:jc w:val="both"/>
-        <w:rPr>
-          <w:rFonts w:ascii="Times New Roman" w:hAnsi="Times New Roman" w:cs="Times New Roman"/>
-        </w:rPr>
-      </w:pPr>
-      <w:r>
-        <w:rPr>
-          <w:rFonts w:ascii="Times New Roman" w:hAnsi="Times New Roman" w:cs="Times New Roman"/>
-        </w:rPr>
-        <w:t>Al ser la razón un elemento legislativo, y el ser humano poseerla, se espera de los seres racionales que puedan darse a sí mismos leyes. Flikschuh señala que: “</w:t>
-      </w:r>
-      <w:r>
-        <w:rPr>
-          <w:rFonts w:ascii="Times New Roman" w:hAnsi="Times New Roman" w:cs="Times New Roman"/>
-        </w:rPr>
-        <w:t>La libertad negativa trascendental define la independencia de la voluntad de un sujeto de la determinación causal. La libertad positiva práctica se refiere a la capacidad de la voluntad para determinarse a sí misma de acuerdo a principios de la razón pura práctica. La libertad positiva presupone a la libertad negativa, en</w:t>
-      </w:r>
-      <w:r>
-        <w:rPr>
-          <w:rFonts w:ascii="Times New Roman" w:hAnsi="Times New Roman" w:cs="Times New Roman"/>
-        </w:rPr>
-        <w:t xml:space="preserve"> el sentido en</w:t>
-      </w:r>
-      <w:r>
-        <w:rPr>
-          <w:rFonts w:ascii="Times New Roman" w:hAnsi="Times New Roman" w:cs="Times New Roman"/>
-        </w:rPr>
-        <w:t xml:space="preserve"> que solamente un ser que se asuma que tenga la capacidad de tener una voluntad independiente de la causalidad de la naturaleza, puede asumirse que tenga la consecuente capacidad para </w:t>
+      <w:r>
+        <w:rPr>
+          <w:rFonts w:ascii="Times New Roman" w:hAnsi="Times New Roman" w:cs="Times New Roman"/>
+        </w:rPr>
+        <w:t>f</w:t>
+      </w:r>
+      <w:r>
+        <w:rPr>
+          <w:rFonts w:ascii="Times New Roman" w:hAnsi="Times New Roman" w:cs="Times New Roman"/>
+        </w:rPr>
+        <w:t>orman dos distintas, pero iguales ramas de la moralidad. Eso significa que la noción de semejanza-con-la-ley es indispensable para una concepción kantiana de libertad externa, así como lo es para su perspectiva de la libertad interna.</w:t>
+      </w:r>
+      <w:r>
+        <w:rPr>
+          <w:rFonts w:ascii="Times New Roman" w:hAnsi="Times New Roman" w:cs="Times New Roman"/>
+        </w:rPr>
+        <w:t>”</w:t>
+      </w:r>
+      <w:r>
+        <w:rPr>
+          <w:rFonts w:ascii="Times New Roman" w:hAnsi="Times New Roman" w:cs="Times New Roman"/>
+        </w:rPr>
+        <w:t xml:space="preserve"> (2000; p.83)</w:t>
+      </w:r>
+      <w:r>
+        <w:rPr>
+          <w:rFonts w:ascii="Times New Roman" w:hAnsi="Times New Roman" w:cs="Times New Roman"/>
+        </w:rPr>
+        <w:t xml:space="preserve"> </w:t>
+      </w:r>
+    </w:p>
+    <w:p>
+      <w:pPr>
+        <w:spacing w:line="360" w:lineRule="auto"/>
+        <w:jc w:val="both"/>
+        <w:rPr>
+          <w:rFonts w:ascii="Times New Roman" w:hAnsi="Times New Roman" w:cs="Times New Roman"/>
+        </w:rPr>
+      </w:pPr>
+      <w:r>
+        <w:rPr>
+          <w:rFonts w:ascii="Times New Roman" w:hAnsi="Times New Roman" w:cs="Times New Roman"/>
+        </w:rPr>
+        <w:t>Kant, cuando desarrolla la relación entre las facultades del alma y las leyes de la libertad interna, introduce un concepto que será igual de importante para la libertad externa. Se trata del papel que cumple el deseo en las resoluciones del arbitrio. Flikschuh indica sobre este punto que: “</w:t>
+      </w:r>
+      <w:r>
+        <w:rPr>
+          <w:rFonts w:ascii="Times New Roman" w:hAnsi="Times New Roman" w:cs="Times New Roman"/>
+        </w:rPr>
+        <w:t>En la doctrina del derecho</w:t>
+      </w:r>
+      <w:r>
+        <w:rPr>
+          <w:rFonts w:ascii="Times New Roman" w:hAnsi="Times New Roman" w:cs="Times New Roman"/>
+        </w:rPr>
+        <w:t>,</w:t>
+      </w:r>
+      <w:r>
+        <w:rPr>
+          <w:rFonts w:ascii="Times New Roman" w:hAnsi="Times New Roman" w:cs="Times New Roman"/>
+        </w:rPr>
+        <w:t xml:space="preserve"> Kant explícitamente reconoce el role legítimo de los deseos de los individuos en relación con la libertad externa. Y lo hace por una buena razón. El concepto de libertad externa juega un rol central en la justificación de Kant de los derechos individuales de propiedad y en su deducción de las obligaciones de </w:t>
+      </w:r>
+      <w:r>
+        <w:rPr>
+          <w:rFonts w:ascii="Times New Roman" w:hAnsi="Times New Roman" w:cs="Times New Roman"/>
+        </w:rPr>
+        <w:lastRenderedPageBreak/>
+        <w:t>justicia en que incurren los individuos como una consecuencia de sus reclamos a la propiedad. Los reclamos a la propiedad se refieren a los deseos individuales por objetos materiales de su elección.</w:t>
+      </w:r>
+      <w:r>
+        <w:rPr>
+          <w:rFonts w:ascii="Times New Roman" w:hAnsi="Times New Roman" w:cs="Times New Roman"/>
+        </w:rPr>
+        <w:t>”</w:t>
+      </w:r>
+      <w:r>
+        <w:rPr>
+          <w:rFonts w:ascii="Times New Roman" w:hAnsi="Times New Roman" w:cs="Times New Roman"/>
+        </w:rPr>
+        <w:t xml:space="preserve"> (2000; p.84)</w:t>
+      </w:r>
+      <w:r>
+        <w:rPr>
+          <w:rFonts w:ascii="Times New Roman" w:hAnsi="Times New Roman" w:cs="Times New Roman"/>
+        </w:rPr>
+        <w:t xml:space="preserve"> De esta forma, Flikschuh asocia la libertad externa a la propiedad privada, por medio de las obligaciones que se auto imponen</w:t>
+      </w:r>
+      <w:r>
+        <w:rPr>
+          <w:rFonts w:ascii="Times New Roman" w:hAnsi="Times New Roman" w:cs="Times New Roman"/>
+        </w:rPr>
+        <w:t xml:space="preserve"> los individuos</w:t>
+      </w:r>
+      <w:r>
+        <w:rPr>
+          <w:rFonts w:ascii="Times New Roman" w:hAnsi="Times New Roman" w:cs="Times New Roman"/>
+        </w:rPr>
+        <w:t xml:space="preserve"> unos a otros, en la lógica de un contrato originario de una sociedad civil.</w:t>
+      </w:r>
+      <w:r>
+        <w:rPr>
+          <w:rFonts w:ascii="Times New Roman" w:hAnsi="Times New Roman" w:cs="Times New Roman"/>
+        </w:rPr>
+        <w:t xml:space="preserve"> Desde que nos conviene a todos tener las garantías implícitas en la propiedad privada, se puede decir que la idea de contrato originario responde a esta exigencia de la libertad externa de las personas, como una idea compartida de la razón.</w:t>
+      </w:r>
+    </w:p>
+    <w:p>
+      <w:pPr>
+        <w:spacing w:line="360" w:lineRule="auto"/>
+        <w:jc w:val="both"/>
+        <w:rPr>
+          <w:rFonts w:ascii="Times New Roman" w:hAnsi="Times New Roman" w:cs="Times New Roman"/>
+        </w:rPr>
+      </w:pPr>
+      <w:r>
+        <w:rPr>
+          <w:rFonts w:ascii="Times New Roman" w:hAnsi="Times New Roman" w:cs="Times New Roman"/>
+        </w:rPr>
+        <w:t>La interpretación de Flikschuh supone la relación entre el deseo y el uso de la razón, en la concreción de los actos libres. De esta forma, ella señala que: “</w:t>
+      </w:r>
+      <w:r>
+        <w:rPr>
+          <w:rFonts w:ascii="Times New Roman" w:hAnsi="Times New Roman" w:cs="Times New Roman"/>
+        </w:rPr>
+        <w:t>Yo le atribuyo a Kant la perspectiva de que, solamente en cuanto tienen la capacidad de razonar, es que los seres racionales finitos tienen capacidad para formar deseos. En lo que respecta a la capacidad para desear, se presupone la habilidad de un ser para razonar, los deseos de una criatura racional son susceptibles a las constricciones de la razón en general. Son, por lo tanto, también susceptibles, al menos por implicación, a las constricciones de la razón pura práctica, por ejemplo, a las leyes de la libertad.</w:t>
+      </w:r>
+      <w:r>
+        <w:rPr>
+          <w:rFonts w:ascii="Times New Roman" w:hAnsi="Times New Roman" w:cs="Times New Roman"/>
+        </w:rPr>
+        <w:t>”</w:t>
+      </w:r>
+      <w:r>
+        <w:rPr>
+          <w:rFonts w:ascii="Times New Roman" w:hAnsi="Times New Roman" w:cs="Times New Roman"/>
+        </w:rPr>
+        <w:t xml:space="preserve"> (2000; p.84)</w:t>
+      </w:r>
+      <w:r>
+        <w:rPr>
+          <w:rFonts w:ascii="Times New Roman" w:hAnsi="Times New Roman" w:cs="Times New Roman"/>
+        </w:rPr>
+        <w:t xml:space="preserve"> </w:t>
+      </w:r>
+    </w:p>
+    <w:p>
+      <w:pPr>
+        <w:spacing w:line="360" w:lineRule="auto"/>
+        <w:jc w:val="both"/>
+        <w:rPr>
+          <w:rFonts w:ascii="Times New Roman" w:hAnsi="Times New Roman" w:cs="Times New Roman"/>
+        </w:rPr>
+      </w:pPr>
+      <w:r>
+        <w:rPr>
+          <w:rFonts w:ascii="Times New Roman" w:hAnsi="Times New Roman" w:cs="Times New Roman"/>
+        </w:rPr>
+        <w:t>Flikschuh agrega, en esta interpretación suya, a la relación de los conceptos de libertad y razón, el elemento del deseo. Para Kant, las elecciones razonadas son libres; para Flikschuh la formulación de deseos presupone a la razón</w:t>
+      </w:r>
+      <w:r>
+        <w:rPr>
+          <w:rFonts w:ascii="Times New Roman" w:hAnsi="Times New Roman" w:cs="Times New Roman"/>
+        </w:rPr>
+        <w:t xml:space="preserve"> en su facultad para producir representaciones</w:t>
+      </w:r>
+      <w:r>
+        <w:rPr>
+          <w:rFonts w:ascii="Times New Roman" w:hAnsi="Times New Roman" w:cs="Times New Roman"/>
+        </w:rPr>
+        <w:t>. En este sentido, la consecución de actos impulsados por la formulación racional de los deseos, queda enmarcada por las leyes de la libertad. La autora defiende una interpretación de la libertad externa que albergue dos motivos complementarios. Ella indica que: “</w:t>
+      </w:r>
+      <w:r>
+        <w:rPr>
+          <w:rFonts w:ascii="Times New Roman" w:hAnsi="Times New Roman" w:cs="Times New Roman"/>
+        </w:rPr>
+        <w:t>Es posible una concepción de la libertad externa que soporte ambas, el deseo legítimo de los individuos por objetos materiales de su elección, y que considere la formación y persecución de tales deseos como sujetos a las constricciones de las leyes de la libertad.</w:t>
+      </w:r>
+      <w:r>
+        <w:rPr>
+          <w:rFonts w:ascii="Times New Roman" w:hAnsi="Times New Roman" w:cs="Times New Roman"/>
+        </w:rPr>
+        <w:t>”</w:t>
+      </w:r>
+      <w:r>
+        <w:rPr>
+          <w:rFonts w:ascii="Times New Roman" w:hAnsi="Times New Roman" w:cs="Times New Roman"/>
+        </w:rPr>
+        <w:t xml:space="preserve"> (2000; p.85)</w:t>
+      </w:r>
+      <w:r>
+        <w:rPr>
+          <w:rFonts w:ascii="Times New Roman" w:hAnsi="Times New Roman" w:cs="Times New Roman"/>
+        </w:rPr>
+        <w:t xml:space="preserve"> </w:t>
+      </w:r>
+    </w:p>
+    <w:p>
+      <w:pPr>
+        <w:spacing w:line="360" w:lineRule="auto"/>
+        <w:jc w:val="both"/>
+        <w:rPr>
+          <w:rFonts w:ascii="Times New Roman" w:hAnsi="Times New Roman" w:cs="Times New Roman"/>
+        </w:rPr>
+      </w:pPr>
+      <w:r>
+        <w:rPr>
+          <w:rFonts w:ascii="Times New Roman" w:hAnsi="Times New Roman" w:cs="Times New Roman"/>
+        </w:rPr>
+        <w:t xml:space="preserve">La libertad externa, en el enfoque de Flikschuh, asimismo, se asocia a una consideración sobre el modo en que se entiende la libertad antes y después de una sociedad civil. En la tradición del contractualismo, tanto en Hobbes, como Locke y Kant, en el estado natural existe una libertad sin marco legal. Con el aparecimiento de la sociedad civil, la libertad tiene un despliegue distinto al natural. </w:t>
+      </w:r>
+    </w:p>
+    <w:p>
+      <w:pPr>
+        <w:spacing w:line="360" w:lineRule="auto"/>
+        <w:jc w:val="both"/>
+        <w:rPr>
+          <w:rFonts w:ascii="Times New Roman" w:hAnsi="Times New Roman" w:cs="Times New Roman"/>
+        </w:rPr>
+      </w:pPr>
+      <w:r>
+        <w:rPr>
+          <w:rFonts w:ascii="Times New Roman" w:hAnsi="Times New Roman" w:cs="Times New Roman"/>
+        </w:rPr>
+        <w:lastRenderedPageBreak/>
+        <w:t>Se podría decir que, en el caso de Hobbes, la libertad como derecho legítimo existe sólo con la instauración de un Leviathan. Esto contrasta con la perspectiva de Locke, para quien la libertad se posee como un derecho previo a la condición civil, de forma que es el estado el encargado de proteger este derecho innato. Esta misma postura es la que comparte Kant, para quien solo existe un derecho innato y fundamental en la humanidad, el de la libertad. Así, Flikschuh señala que: “</w:t>
+      </w:r>
+      <w:r>
+        <w:rPr>
+          <w:rFonts w:ascii="Times New Roman" w:hAnsi="Times New Roman" w:cs="Times New Roman"/>
+        </w:rPr>
+        <w:t>La novedosa concepción de libertad externa se deriva de las referencias de Kant de un derecho innato a la libertad de cada uno. En la introducción de la doctrina del derecho</w:t>
+      </w:r>
+      <w:r>
+        <w:rPr>
+          <w:rFonts w:ascii="Times New Roman" w:hAnsi="Times New Roman" w:cs="Times New Roman"/>
+        </w:rPr>
+        <w:t>,</w:t>
+      </w:r>
+      <w:r>
+        <w:rPr>
+          <w:rFonts w:ascii="Times New Roman" w:hAnsi="Times New Roman" w:cs="Times New Roman"/>
+        </w:rPr>
+        <w:t xml:space="preserve"> el derecho innato a la libertad que cada individuo posee meramente en virtud de su humanidad comprende la igualdad innata de los sujetos, su independencia de la voluntad arbitraria de otro y su derecho a la interacción libre con otros</w:t>
+      </w:r>
+      <w:r>
+        <w:rPr>
+          <w:rFonts w:ascii="Times New Roman" w:hAnsi="Times New Roman" w:cs="Times New Roman"/>
+        </w:rPr>
+        <w:t>,</w:t>
+      </w:r>
+      <w:r>
+        <w:rPr>
+          <w:rFonts w:ascii="Times New Roman" w:hAnsi="Times New Roman" w:cs="Times New Roman"/>
+        </w:rPr>
+        <w:t xml:space="preserve"> bajo </w:t>
+      </w:r>
+      <w:r>
+        <w:rPr>
+          <w:rFonts w:ascii="Times New Roman" w:hAnsi="Times New Roman" w:cs="Times New Roman"/>
+        </w:rPr>
+        <w:t>igualdad de condiciones</w:t>
+      </w:r>
+      <w:r>
+        <w:rPr>
+          <w:rFonts w:ascii="Times New Roman" w:hAnsi="Times New Roman" w:cs="Times New Roman"/>
+        </w:rPr>
+        <w:t>.</w:t>
+      </w:r>
+      <w:r>
+        <w:rPr>
+          <w:rFonts w:ascii="Times New Roman" w:hAnsi="Times New Roman" w:cs="Times New Roman"/>
+        </w:rPr>
+        <w:t>”</w:t>
+      </w:r>
+      <w:r>
+        <w:rPr>
+          <w:rFonts w:ascii="Times New Roman" w:hAnsi="Times New Roman" w:cs="Times New Roman"/>
+        </w:rPr>
+        <w:t xml:space="preserve"> (2000; p.88)</w:t>
+      </w:r>
+    </w:p>
+    <w:p>
+      <w:pPr>
+        <w:spacing w:line="360" w:lineRule="auto"/>
+        <w:jc w:val="both"/>
+        <w:rPr>
+          <w:rFonts w:ascii="Times New Roman" w:hAnsi="Times New Roman" w:cs="Times New Roman"/>
+        </w:rPr>
+      </w:pPr>
+      <w:r>
+        <w:rPr>
+          <w:rFonts w:ascii="Times New Roman" w:hAnsi="Times New Roman" w:cs="Times New Roman"/>
+        </w:rPr>
+        <w:t>La autora hace la precisión de la relación que tiene la idea de una libertad externa con el concepto y principio general del derecho, que pone los límites de toda libertad, en la libertad de los otros. Así, ella señala que: “E</w:t>
+      </w:r>
+      <w:r>
+        <w:rPr>
+          <w:rFonts w:ascii="Times New Roman" w:hAnsi="Times New Roman" w:cs="Times New Roman"/>
+        </w:rPr>
+        <w:t>sta definición preliminar de la libertad externa como afirmando los derechos individuales de libertad de elección y acción, se encuentra substanciada en la subsecuente definición de Kant del concepto del derecho, que regula la forma de las relaciones externas entre agentes, en virtud de sus elecciones.</w:t>
+      </w:r>
+      <w:r>
+        <w:rPr>
+          <w:rFonts w:ascii="Times New Roman" w:hAnsi="Times New Roman" w:cs="Times New Roman"/>
+        </w:rPr>
+        <w:t>”</w:t>
+      </w:r>
+      <w:r>
+        <w:rPr>
+          <w:rFonts w:ascii="Times New Roman" w:hAnsi="Times New Roman" w:cs="Times New Roman"/>
+        </w:rPr>
+        <w:t xml:space="preserve"> (2000; p.88)</w:t>
+      </w:r>
+      <w:r>
+        <w:rPr>
+          <w:rFonts w:ascii="Times New Roman" w:hAnsi="Times New Roman" w:cs="Times New Roman"/>
+        </w:rPr>
+        <w:t xml:space="preserve"> Debemos tener en cuenta que, para Kant, desde la doctrina del derecho, la idea de un derecho como ciencia supone el marco normativo para todas las relaciones externas y prácticas de las personas unas con otras, en el contexto en que sus actos y elecciones tienen efectos de influencia mutua. En este sentido, cabe recordar que, para Kant, es justa toda acción que permita la coexistencia de todas las libertades, de acuerdo a una ley universal. En palabras de Flikschuh: “</w:t>
+      </w:r>
+      <w:r>
+        <w:rPr>
+          <w:rFonts w:ascii="Times New Roman" w:hAnsi="Times New Roman" w:cs="Times New Roman"/>
+        </w:rPr>
+        <w:t>Todo lo que requiere el principio universal del derecho es que la ejecución en acto de la máxima de un agente no violente las condiciones externas de las elecciones de otro.</w:t>
+      </w:r>
+      <w:r>
+        <w:rPr>
+          <w:rFonts w:ascii="Times New Roman" w:hAnsi="Times New Roman" w:cs="Times New Roman"/>
+        </w:rPr>
+        <w:t>”</w:t>
+      </w:r>
+      <w:r>
+        <w:rPr>
+          <w:rFonts w:ascii="Times New Roman" w:hAnsi="Times New Roman" w:cs="Times New Roman"/>
+        </w:rPr>
+        <w:t xml:space="preserve"> (2000; p.89)</w:t>
+      </w:r>
+    </w:p>
+    <w:p>
+      <w:pPr>
+        <w:spacing w:line="360" w:lineRule="auto"/>
+        <w:jc w:val="both"/>
+        <w:rPr>
+          <w:rFonts w:ascii="Times New Roman" w:hAnsi="Times New Roman" w:cs="Times New Roman"/>
+        </w:rPr>
+      </w:pPr>
+      <w:r>
+        <w:rPr>
+          <w:rFonts w:ascii="Times New Roman" w:hAnsi="Times New Roman" w:cs="Times New Roman"/>
+        </w:rPr>
+        <w:t>Es de suma importancia considerar en dónde yace la soberanía y solidez de la ley, en su sentido interno, y externo. Ambas pueden ser pensadas autónomamente por cualquiera, pero las leyes externas pueden hacerse cumplir por la fuerza legal. Esto no equivale a decir que cualquiera puede convertir sus deseos de interés personal en una ley universal, sino que precisamente, el carácter y autoridad de una ley, proviene de su validez incondicionada e impersonal, en lugar de estar especificada contingentemente. En este sentido, Flikschuh refiere que: “</w:t>
+      </w:r>
+      <w:r>
+        <w:rPr>
+          <w:rFonts w:ascii="Times New Roman" w:hAnsi="Times New Roman" w:cs="Times New Roman"/>
+        </w:rPr>
+        <w:t xml:space="preserve">Kant distingue entre ley y ética en términos de sus respectivas esferas de competencia moral. Desde que todas las leyes de la libertad son </w:t>
+      </w:r>
+      <w:r>
+        <w:rPr>
+          <w:rFonts w:ascii="Times New Roman" w:hAnsi="Times New Roman" w:cs="Times New Roman"/>
+        </w:rPr>
+        <w:lastRenderedPageBreak/>
+        <w:t xml:space="preserve">leyes de </w:t>
       </w:r>
       <w:proofErr w:type="spellStart"/>
       <w:r>
         <w:rPr>
           <w:rFonts w:ascii="Times New Roman" w:hAnsi="Times New Roman" w:cs="Times New Roman"/>
         </w:rPr>
-        <w:t>auto-legislarse</w:t>
+        <w:t>auto-legislación</w:t>
       </w:r>
       <w:proofErr w:type="spellEnd"/>
       <w:r>
         <w:rPr>
           <w:rFonts w:ascii="Times New Roman" w:hAnsi="Times New Roman" w:cs="Times New Roman"/>
         </w:rPr>
-        <w:t xml:space="preserve"> de acuerdo a las leyes de la libertad.</w:t>
+        <w:t xml:space="preserve"> moral, las leyes jurídicas pueden ser </w:t>
+      </w:r>
+      <w:proofErr w:type="spellStart"/>
+      <w:r>
+        <w:rPr>
+          <w:rFonts w:ascii="Times New Roman" w:hAnsi="Times New Roman" w:cs="Times New Roman"/>
+        </w:rPr>
+        <w:t>auto-legisladas</w:t>
+      </w:r>
+      <w:proofErr w:type="spellEnd"/>
+      <w:r>
+        <w:rPr>
+          <w:rFonts w:ascii="Times New Roman" w:hAnsi="Times New Roman" w:cs="Times New Roman"/>
+        </w:rPr>
+        <w:t xml:space="preserve">, aunque en contraste con las leyes éticas, estas también pueden hacerse cumplir externamente. Por ello, el campo normativo de las leyes jurídicas de la libertad yace en la capacidad para </w:t>
+      </w:r>
+      <w:proofErr w:type="spellStart"/>
+      <w:r>
+        <w:rPr>
+          <w:rFonts w:ascii="Times New Roman" w:hAnsi="Times New Roman" w:cs="Times New Roman"/>
+        </w:rPr>
+        <w:t>auto-legistación</w:t>
+      </w:r>
+      <w:proofErr w:type="spellEnd"/>
+      <w:r>
+        <w:rPr>
+          <w:rFonts w:ascii="Times New Roman" w:hAnsi="Times New Roman" w:cs="Times New Roman"/>
+        </w:rPr>
+        <w:t xml:space="preserve"> de los sujetos, no en una apelación a sus propios intereses prudenciales.</w:t>
       </w:r>
       <w:r>
         <w:rPr>
@@ -14946,750 +16273,511 @@
         <w:rPr>
           <w:rFonts w:ascii="Times New Roman" w:hAnsi="Times New Roman" w:cs="Times New Roman"/>
         </w:rPr>
-        <w:t xml:space="preserve"> (2000; p.86)</w:t>
-      </w:r>
-    </w:p>
-    <w:p>
-      <w:pPr>
-        <w:spacing w:line="360" w:lineRule="auto"/>
-        <w:jc w:val="both"/>
-        <w:rPr>
-          <w:rFonts w:ascii="Times New Roman" w:hAnsi="Times New Roman" w:cs="Times New Roman"/>
-        </w:rPr>
-      </w:pPr>
-      <w:r>
-        <w:rPr>
-          <w:rFonts w:ascii="Times New Roman" w:hAnsi="Times New Roman" w:cs="Times New Roman"/>
-        </w:rPr>
-        <w:t xml:space="preserve">El eje de la libertad, en esta lectura, es distinto al que la metafísica dogmática tradicional ha frecuentemente utilizado para abordar la controversia del determinismo. Si bien la libertad es personal, las razones que guían esa libertad, y las máximas que articulan su justificación, pertenecen a un ámbito compartido e interdependiente. De esta forma, Flikschuh descarta que la lectura kantiana de los liberales acierte al englobar un concepto de libertad personal de corte individualista, cuando el núcleo de la propuesta de Kant sobre la libertad, en cuanto concepto metafísico, supone más bien, el punto de encuentro compartido y de mutua influencia entre las personas. Este alcance permite que, lejos de entender la libertad como algo exclusivamente individual, en realidad, es un fundamento para pensar el encuentro a un nivel mucho más extenso, como lo es el hecho de constatar </w:t>
+        <w:t xml:space="preserve"> (2000; p.91)</w:t>
+      </w:r>
+      <w:r>
+        <w:rPr>
+          <w:rFonts w:ascii="Times New Roman" w:hAnsi="Times New Roman" w:cs="Times New Roman"/>
+        </w:rPr>
+        <w:t xml:space="preserve"> Por esto último, es que se puede considerar que la ley exterior no responde al deseo privado de nadie, sino que se establece en la línea de la autonomía de la razón</w:t>
+      </w:r>
+      <w:r>
+        <w:rPr>
+          <w:rFonts w:ascii="Times New Roman" w:hAnsi="Times New Roman" w:cs="Times New Roman"/>
+        </w:rPr>
+        <w:t xml:space="preserve"> compartida</w:t>
+      </w:r>
+      <w:r>
+        <w:rPr>
+          <w:rFonts w:ascii="Times New Roman" w:hAnsi="Times New Roman" w:cs="Times New Roman"/>
+        </w:rPr>
+        <w:t xml:space="preserve">. </w:t>
+      </w:r>
+    </w:p>
+    <w:p>
+      <w:pPr>
+        <w:spacing w:line="360" w:lineRule="auto"/>
+        <w:jc w:val="both"/>
+        <w:rPr>
+          <w:rFonts w:ascii="Times New Roman" w:hAnsi="Times New Roman" w:cs="Times New Roman"/>
+        </w:rPr>
+      </w:pPr>
+      <w:r>
+        <w:rPr>
+          <w:rFonts w:ascii="Times New Roman" w:hAnsi="Times New Roman" w:cs="Times New Roman"/>
+        </w:rPr>
+        <w:t xml:space="preserve">De acuerdo </w:t>
+      </w:r>
+      <w:r>
+        <w:rPr>
+          <w:rFonts w:ascii="Times New Roman" w:hAnsi="Times New Roman" w:cs="Times New Roman"/>
+        </w:rPr>
+        <w:t>con</w:t>
+      </w:r>
+      <w:r>
+        <w:rPr>
+          <w:rFonts w:ascii="Times New Roman" w:hAnsi="Times New Roman" w:cs="Times New Roman"/>
+        </w:rPr>
+        <w:t xml:space="preserve"> esta postura, según Flikschuh, se encuentra C. Koorsgard. Según nuestra autora: “</w:t>
+      </w:r>
+      <w:proofErr w:type="spellStart"/>
+      <w:r>
+        <w:rPr>
+          <w:rFonts w:ascii="Times New Roman" w:hAnsi="Times New Roman" w:cs="Times New Roman"/>
+        </w:rPr>
+        <w:t>Koorsgard</w:t>
+      </w:r>
+      <w:proofErr w:type="spellEnd"/>
+      <w:r>
+        <w:rPr>
+          <w:rFonts w:ascii="Times New Roman" w:hAnsi="Times New Roman" w:cs="Times New Roman"/>
+        </w:rPr>
+        <w:t>, rechaza lecturas de la doctrina del derecho que hacen que el propio interés sea central a la justificación normativa del principio universal del derecho.</w:t>
+      </w:r>
+      <w:r>
+        <w:rPr>
+          <w:rFonts w:ascii="Times New Roman" w:hAnsi="Times New Roman" w:cs="Times New Roman"/>
+        </w:rPr>
+        <w:t>”</w:t>
+      </w:r>
+      <w:r>
+        <w:rPr>
+          <w:rFonts w:ascii="Times New Roman" w:hAnsi="Times New Roman" w:cs="Times New Roman"/>
+        </w:rPr>
+        <w:t xml:space="preserve"> (2000; p.95)</w:t>
+      </w:r>
+      <w:r>
+        <w:rPr>
+          <w:rFonts w:ascii="Times New Roman" w:hAnsi="Times New Roman" w:cs="Times New Roman"/>
+        </w:rPr>
+        <w:t xml:space="preserve"> El corazón de la doctrina del derecho, tiene en realidad, un interés público y general de acuerdo al marco de la razón compartida. </w:t>
+      </w:r>
+    </w:p>
+    <w:p>
+      <w:pPr>
+        <w:spacing w:line="360" w:lineRule="auto"/>
+        <w:jc w:val="both"/>
+        <w:rPr>
+          <w:rFonts w:ascii="Times New Roman" w:hAnsi="Times New Roman" w:cs="Times New Roman"/>
+        </w:rPr>
+      </w:pPr>
+      <w:r>
+        <w:rPr>
+          <w:rFonts w:ascii="Times New Roman" w:hAnsi="Times New Roman" w:cs="Times New Roman"/>
+        </w:rPr>
+        <w:t>Mientras la idea de libertad exterior se despliega hacia los sentidos de una libertad jurídica, civil y política, mediante los respectivos conceptos del principio general del derecho, la co-legislación y el consentimiento ante la ley, Flikschuh se centra en el punto en que se relaciona la formación de deseos con la libertad, para poder tener en mente el papel que tienen los intereses económicos en esta relación indicada. Ella nos dice lo siguiente: “</w:t>
+      </w:r>
+      <w:r>
+        <w:rPr>
+          <w:rFonts w:ascii="Times New Roman" w:hAnsi="Times New Roman" w:cs="Times New Roman"/>
+        </w:rPr>
+        <w:t>Voy a restringir mis observaciones a la concepción de los deseos y formación de los deseos de Kant en cuanto pertenecen a la perspectiva de la libertad externa. Por lo tanto, habré de ocuparme solo con la función económica del deseo y voy a dejar a un lado su rol en la ética. Mi preocupación principal es argumentar que al menos en la doctrina del derecho, las observaciones de Kant sobre la capacidad de los sujetos para desear apuntan hacia una concepción de las elecciones basadas en los deseos que es capaz de alcanzar los requerimientos de una voluntad y elección autónoma.</w:t>
+      </w:r>
+      <w:r>
+        <w:rPr>
+          <w:rFonts w:ascii="Times New Roman" w:hAnsi="Times New Roman" w:cs="Times New Roman"/>
+        </w:rPr>
+        <w:t>”</w:t>
+      </w:r>
+      <w:r>
+        <w:rPr>
+          <w:rFonts w:ascii="Times New Roman" w:hAnsi="Times New Roman" w:cs="Times New Roman"/>
+        </w:rPr>
+        <w:t xml:space="preserve"> (2000; p.99)</w:t>
+      </w:r>
+      <w:r>
+        <w:rPr>
+          <w:rFonts w:ascii="Times New Roman" w:hAnsi="Times New Roman" w:cs="Times New Roman"/>
+        </w:rPr>
+        <w:t xml:space="preserve"> Lo que surge como efecto, de acuerdo a esta lectura que centra el énfasis en los intereses económicos de la libertad, es el panorama de una necesidad de un horizonte civil que admita</w:t>
+      </w:r>
+      <w:r>
+        <w:rPr>
+          <w:rFonts w:ascii="Times New Roman" w:hAnsi="Times New Roman" w:cs="Times New Roman"/>
+        </w:rPr>
+        <w:t>, garantice</w:t>
+      </w:r>
+      <w:r>
+        <w:rPr>
+          <w:rFonts w:ascii="Times New Roman" w:hAnsi="Times New Roman" w:cs="Times New Roman"/>
+        </w:rPr>
+        <w:t xml:space="preserve"> y proteja la propiedad privada perentoria. Para la autora, este es el núcleo principal de la doctrina del derecho. </w:t>
+      </w:r>
+      <w:r>
+        <w:rPr>
+          <w:rFonts w:ascii="Times New Roman" w:hAnsi="Times New Roman" w:cs="Times New Roman"/>
+        </w:rPr>
+        <w:t xml:space="preserve">Desde que es necesario regular institucionalmente a la libertad externa, con la instauración de un estado civil, luego de la libertad externa se desprende una conminación recíproca para atender a lo que se convierte en una obligación política mutua. </w:t>
+      </w:r>
+    </w:p>
+    <w:p>
+      <w:pPr>
+        <w:spacing w:line="360" w:lineRule="auto"/>
+        <w:jc w:val="both"/>
+        <w:rPr>
+          <w:rFonts w:ascii="Times New Roman" w:hAnsi="Times New Roman" w:cs="Times New Roman"/>
+        </w:rPr>
+      </w:pPr>
+      <w:r>
+        <w:rPr>
+          <w:rFonts w:ascii="Times New Roman" w:hAnsi="Times New Roman" w:cs="Times New Roman"/>
+        </w:rPr>
+        <w:t>Finalmente, la autora concluye este tercer capítulo de su libro del siguiente modo: “</w:t>
+      </w:r>
+      <w:r>
+        <w:rPr>
+          <w:rFonts w:ascii="Times New Roman" w:hAnsi="Times New Roman" w:cs="Times New Roman"/>
+        </w:rPr>
+        <w:t xml:space="preserve">El objetivo de este capítulo ha sido esbozar una posible interpretación de la libertad externa </w:t>
       </w:r>
       <w:r>
         <w:rPr>
           <w:rFonts w:ascii="Times New Roman" w:hAnsi="Times New Roman" w:cs="Times New Roman"/>
         </w:rPr>
         <w:lastRenderedPageBreak/>
-        <w:t>un mundo limitado y compartido. En este mismo horizonte, la autora plantea que: “</w:t>
-      </w:r>
-      <w:r>
-        <w:rPr>
-          <w:rFonts w:ascii="Times New Roman" w:hAnsi="Times New Roman" w:cs="Times New Roman"/>
-        </w:rPr>
-        <w:t xml:space="preserve">La subsunción de la libertad política de Kant bajo el liberalismo clásico desde una perspectiva individualista le quita mucho de lo que es distintivo acerca de su filosofía política, especialmente en lo que tiene que ver con el </w:t>
+        <w:t>como basada en elecciones y actos autónomos sin reducirlo al concepto de la libertad interna de Kant. Este objetivo fue motivado por la necesidad de reconocer el distintivo y legítimo rol de los deseos económicos en relación a la agencia política mientras se resiste la conclusión de que la agencia política debe, por lo tanto, basarse en el propio interés prudencial</w:t>
+      </w:r>
+      <w:r>
+        <w:rPr>
+          <w:rFonts w:ascii="Times New Roman" w:hAnsi="Times New Roman" w:cs="Times New Roman"/>
+        </w:rPr>
+        <w:t>”</w:t>
+      </w:r>
+      <w:r>
+        <w:rPr>
+          <w:rFonts w:ascii="Times New Roman" w:hAnsi="Times New Roman" w:cs="Times New Roman"/>
+        </w:rPr>
+        <w:t>. (2000; p.110)</w:t>
+      </w:r>
+      <w:r>
+        <w:rPr>
+          <w:rFonts w:ascii="Times New Roman" w:hAnsi="Times New Roman" w:cs="Times New Roman"/>
+        </w:rPr>
+        <w:t xml:space="preserve"> Flikschuh agrega que: “</w:t>
+      </w:r>
+      <w:r>
+        <w:rPr>
+          <w:rFonts w:ascii="Times New Roman" w:hAnsi="Times New Roman" w:cs="Times New Roman"/>
+        </w:rPr>
+        <w:t>Desde que el deseo económico es inevitablemente orientado a objetos, entonces es imposible para los agentes abstraer las consideraciones materiales en sus elecciones y acciones económicas.</w:t>
+      </w:r>
+      <w:r>
+        <w:rPr>
+          <w:rFonts w:ascii="Times New Roman" w:hAnsi="Times New Roman" w:cs="Times New Roman"/>
+        </w:rPr>
+        <w:t>”</w:t>
+      </w:r>
+      <w:r>
+        <w:rPr>
+          <w:rFonts w:ascii="Times New Roman" w:hAnsi="Times New Roman" w:cs="Times New Roman"/>
+        </w:rPr>
+        <w:t xml:space="preserve"> (2000; p.111)</w:t>
+      </w:r>
+      <w:r>
+        <w:rPr>
+          <w:rFonts w:ascii="Times New Roman" w:hAnsi="Times New Roman" w:cs="Times New Roman"/>
+        </w:rPr>
+        <w:t xml:space="preserve"> Luego, finaliza diciendo que: “</w:t>
+      </w:r>
+      <w:r>
+        <w:rPr>
+          <w:rFonts w:ascii="Times New Roman" w:hAnsi="Times New Roman" w:cs="Times New Roman"/>
+        </w:rPr>
+        <w:t>Esto nos lleva al corazón de la doctrina del derecho, es decir, a la justificación de Kant de los derechos a la propiedad individual y de su resultante obligación de justicia de los unos con los otros.</w:t>
+      </w:r>
+      <w:r>
+        <w:rPr>
+          <w:rFonts w:ascii="Times New Roman" w:hAnsi="Times New Roman" w:cs="Times New Roman"/>
+        </w:rPr>
+        <w:t>”</w:t>
+      </w:r>
+      <w:r>
+        <w:rPr>
+          <w:rFonts w:ascii="Times New Roman" w:hAnsi="Times New Roman" w:cs="Times New Roman"/>
+        </w:rPr>
+        <w:t xml:space="preserve"> (2000; p.112)</w:t>
+      </w:r>
+      <w:r>
+        <w:rPr>
+          <w:rFonts w:ascii="Times New Roman" w:hAnsi="Times New Roman" w:cs="Times New Roman"/>
+        </w:rPr>
+        <w:t xml:space="preserve"> En este sentido, para Flikschuh, la libertad externa entendida como una obligación política mutua representa el centro de la doctrina del derecho y da pie a los contenidos del derecho público que han sido dejados de lado, pero que parten del derecho privado, en reconocimiento al derecho innato de la humanidad, es decir, en nombre de su libertad,</w:t>
+      </w:r>
+      <w:r>
+        <w:rPr>
+          <w:rFonts w:ascii="Times New Roman" w:hAnsi="Times New Roman" w:cs="Times New Roman"/>
+        </w:rPr>
+        <w:t xml:space="preserve"> lo que se extiende hacia su</w:t>
+      </w:r>
+      <w:r>
+        <w:rPr>
+          <w:rFonts w:ascii="Times New Roman" w:hAnsi="Times New Roman" w:cs="Times New Roman"/>
+        </w:rPr>
+        <w:t xml:space="preserve"> independencia e igualdad.</w:t>
+      </w:r>
+    </w:p>
+    <w:p>
+      <w:pPr>
+        <w:spacing w:line="360" w:lineRule="auto"/>
+        <w:jc w:val="both"/>
+        <w:rPr>
+          <w:rFonts w:ascii="Times New Roman" w:hAnsi="Times New Roman" w:cs="Times New Roman"/>
+        </w:rPr>
+      </w:pPr>
+      <w:r>
+        <w:rPr>
+          <w:rFonts w:ascii="Times New Roman" w:hAnsi="Times New Roman" w:cs="Times New Roman"/>
+        </w:rPr>
+        <w:t xml:space="preserve">La libertad externa, por lo revisado, se inscribe en el marco de la metafísica de la libertad como una idea compartida de la razón y tiene un carácter semejante-a-la-ley. Desde que se encuentra regulada por las leyes de la libertad y la razón en general, presupone la facultad para </w:t>
       </w:r>
       <w:proofErr w:type="spellStart"/>
       <w:r>
         <w:rPr>
           <w:rFonts w:ascii="Times New Roman" w:hAnsi="Times New Roman" w:cs="Times New Roman"/>
         </w:rPr>
-        <w:t>cosmopolitanismo</w:t>
+        <w:t>auto-legislar</w:t>
       </w:r>
       <w:proofErr w:type="spellEnd"/>
       <w:r>
         <w:rPr>
           <w:rFonts w:ascii="Times New Roman" w:hAnsi="Times New Roman" w:cs="Times New Roman"/>
         </w:rPr>
+        <w:t xml:space="preserve"> del agente en la formulación de deseos. Considerando que la libertad externa es un ejercicio práctico, no puede desentenderse de intereses prácticos tales como los económicos, y por ello, la aspiración a una propiedad que sea perentoria y amparada por la ley, exige de todos, una obligación política mutua que queda materializada en el contrato originario de cualquier sociedad civil. </w:t>
+      </w:r>
+      <w:r>
+        <w:rPr>
+          <w:rFonts w:ascii="Times New Roman" w:hAnsi="Times New Roman" w:cs="Times New Roman"/>
+        </w:rPr>
+        <w:t xml:space="preserve">La tesis de Flikschuh asocia </w:t>
+      </w:r>
+      <w:r>
+        <w:rPr>
+          <w:rFonts w:ascii="Times New Roman" w:hAnsi="Times New Roman" w:cs="Times New Roman"/>
+        </w:rPr>
+        <w:t xml:space="preserve">la </w:t>
+      </w:r>
+      <w:r>
+        <w:rPr>
+          <w:rFonts w:ascii="Times New Roman" w:hAnsi="Times New Roman" w:cs="Times New Roman"/>
+        </w:rPr>
+        <w:t>libertad externa a esta obligación recíproca de carácter político, fundándose en los intereses legítimos de los individuos</w:t>
+      </w:r>
+      <w:r>
+        <w:rPr>
+          <w:rFonts w:ascii="Times New Roman" w:hAnsi="Times New Roman" w:cs="Times New Roman"/>
+        </w:rPr>
+        <w:t xml:space="preserve"> para desarrollar un tipo de libertad compartida que encuentra un límite personal en la libertad exterior ajena. </w:t>
+      </w:r>
+    </w:p>
+    <w:p>
+      <w:pPr>
+        <w:spacing w:line="360" w:lineRule="auto"/>
+        <w:jc w:val="both"/>
+        <w:rPr>
+          <w:rFonts w:ascii="Times New Roman" w:hAnsi="Times New Roman" w:cs="Times New Roman"/>
+        </w:rPr>
+      </w:pPr>
+      <w:r>
+        <w:rPr>
+          <w:rFonts w:ascii="Times New Roman" w:hAnsi="Times New Roman" w:cs="Times New Roman"/>
+        </w:rPr>
+        <w:t xml:space="preserve">Flikschuh se habrá de preguntar </w:t>
+      </w:r>
+      <w:r>
+        <w:rPr>
+          <w:rFonts w:ascii="Times New Roman" w:hAnsi="Times New Roman" w:cs="Times New Roman"/>
+        </w:rPr>
+        <w:t xml:space="preserve">retrospectivamente </w:t>
+      </w:r>
+      <w:r>
+        <w:rPr>
+          <w:rFonts w:ascii="Times New Roman" w:hAnsi="Times New Roman" w:cs="Times New Roman"/>
+        </w:rPr>
+        <w:t xml:space="preserve">cómo se implanta un horizonte civil, </w:t>
+      </w:r>
+      <w:r>
+        <w:rPr>
+          <w:rFonts w:ascii="Times New Roman" w:hAnsi="Times New Roman" w:cs="Times New Roman"/>
+        </w:rPr>
+        <w:t xml:space="preserve">ya que, </w:t>
+      </w:r>
+      <w:r>
+        <w:rPr>
+          <w:rFonts w:ascii="Times New Roman" w:hAnsi="Times New Roman" w:cs="Times New Roman"/>
+        </w:rPr>
+        <w:t xml:space="preserve">si </w:t>
+      </w:r>
+      <w:r>
+        <w:rPr>
+          <w:rFonts w:ascii="Times New Roman" w:hAnsi="Times New Roman" w:cs="Times New Roman"/>
+        </w:rPr>
+        <w:t>son</w:t>
+      </w:r>
+      <w:r>
+        <w:rPr>
+          <w:rFonts w:ascii="Times New Roman" w:hAnsi="Times New Roman" w:cs="Times New Roman"/>
+        </w:rPr>
+        <w:t xml:space="preserve"> la ley y la propiedad privada lo que </w:t>
+      </w:r>
+      <w:r>
+        <w:rPr>
+          <w:rFonts w:ascii="Times New Roman" w:hAnsi="Times New Roman" w:cs="Times New Roman"/>
+        </w:rPr>
+        <w:t xml:space="preserve">se </w:t>
+      </w:r>
+      <w:r>
+        <w:rPr>
+          <w:rFonts w:ascii="Times New Roman" w:hAnsi="Times New Roman" w:cs="Times New Roman"/>
+        </w:rPr>
+        <w:t>busca establecer, se presupone que no se puede valer de estos medios y nociones para instaurarse, pues, en la idea de un estado natural, estos conceptos no se encuentran presentes. Por ello, la ley, al menos en un principio, y por única vez, debe ser instaurado por un tipo de fuerza. Esto permite a la autora desarrollar la idea kantiana de una ley permisiva</w:t>
+      </w:r>
+      <w:r>
+        <w:rPr>
+          <w:rFonts w:ascii="Times New Roman" w:hAnsi="Times New Roman" w:cs="Times New Roman"/>
+        </w:rPr>
+        <w:t xml:space="preserve"> (</w:t>
+      </w:r>
+      <w:r>
+        <w:rPr>
+          <w:rFonts w:ascii="Times New Roman" w:hAnsi="Times New Roman" w:cs="Times New Roman"/>
+          <w:i/>
+          <w:iCs/>
+        </w:rPr>
+        <w:t xml:space="preserve">lex </w:t>
+      </w:r>
+      <w:proofErr w:type="spellStart"/>
+      <w:r>
+        <w:rPr>
+          <w:rFonts w:ascii="Times New Roman" w:hAnsi="Times New Roman" w:cs="Times New Roman"/>
+          <w:i/>
+          <w:iCs/>
+        </w:rPr>
+        <w:t>permissiva</w:t>
+      </w:r>
+      <w:proofErr w:type="spellEnd"/>
+      <w:r>
+        <w:rPr>
+          <w:rFonts w:ascii="Times New Roman" w:hAnsi="Times New Roman" w:cs="Times New Roman"/>
+        </w:rPr>
+        <w:t>)</w:t>
+      </w:r>
+      <w:r>
+        <w:rPr>
+          <w:rFonts w:ascii="Times New Roman" w:hAnsi="Times New Roman" w:cs="Times New Roman"/>
+        </w:rPr>
+        <w:t xml:space="preserve"> a la hora de pensar en el problema de la propiedad en el transcurso de un orden natural a uno legal. </w:t>
+      </w:r>
+    </w:p>
+    <w:p>
+      <w:pPr>
+        <w:spacing w:line="360" w:lineRule="auto"/>
+        <w:jc w:val="both"/>
+        <w:rPr>
+          <w:rFonts w:ascii="Times New Roman" w:hAnsi="Times New Roman" w:cs="Times New Roman"/>
+        </w:rPr>
+      </w:pPr>
+      <w:r>
+        <w:rPr>
+          <w:rFonts w:ascii="Times New Roman" w:hAnsi="Times New Roman" w:cs="Times New Roman"/>
+        </w:rPr>
+        <w:lastRenderedPageBreak/>
+        <w:t xml:space="preserve">La noción de obligación política mutua supone, para la autora que: “mis obligaciones de justicia hacia ti se siguen como un corolario directo de mi ejercicio de la libertad de elección y acción.” (2000; p.142) Y luego agrega que: “Este reconocimiento de los agentes sobre los deberes de justicia imponen restricciones en sus reclamos de la libertad, lo que hace posible la construcción práctica del concepto del derecho en la forma de una sociedad civil.” (2000; p.143) De esta manera, la idea de obligación política recíproca se deriva del concepto de la libertad jurídica, de acuerdo al principio universal del derecho y a la apelación al único derecho innato que poseemos: la libertad. </w:t>
+      </w:r>
+    </w:p>
+    <w:p>
+      <w:pPr>
+        <w:spacing w:line="360" w:lineRule="auto"/>
+        <w:jc w:val="both"/>
+        <w:rPr>
+          <w:rFonts w:ascii="Times New Roman" w:hAnsi="Times New Roman" w:cs="Times New Roman"/>
+        </w:rPr>
+      </w:pPr>
+      <w:r>
+        <w:rPr>
+          <w:rFonts w:ascii="Times New Roman" w:hAnsi="Times New Roman" w:cs="Times New Roman"/>
+        </w:rPr>
+        <w:t>Estos</w:t>
+      </w:r>
+      <w:r>
+        <w:rPr>
+          <w:rFonts w:ascii="Times New Roman" w:hAnsi="Times New Roman" w:cs="Times New Roman"/>
+        </w:rPr>
+        <w:t xml:space="preserve"> elementos,</w:t>
+      </w:r>
+      <w:r>
+        <w:rPr>
+          <w:rFonts w:ascii="Times New Roman" w:hAnsi="Times New Roman" w:cs="Times New Roman"/>
+        </w:rPr>
+        <w:t xml:space="preserve"> desarrollados en este capítulo,</w:t>
+      </w:r>
+      <w:r>
+        <w:rPr>
+          <w:rFonts w:ascii="Times New Roman" w:hAnsi="Times New Roman" w:cs="Times New Roman"/>
+        </w:rPr>
+        <w:t xml:space="preserve"> por igual, quedan subsumidos por una lectura general del pensamiento político de Kant, que se orienta al estado de relaciones internacionales de acuerdo al derecho cosmopolita. </w:t>
+      </w:r>
+      <w:r>
+        <w:rPr>
+          <w:rFonts w:ascii="Times New Roman" w:hAnsi="Times New Roman" w:cs="Times New Roman"/>
+        </w:rPr>
+        <w:t>Como se ha mencionado antes, la naturaleza cosmopolita del pensamiento político de Kant no es una parte final ni una conclusión, sino que forma parte del mismo desde su concepción.</w:t>
+      </w:r>
+      <w:r>
+        <w:rPr>
+          <w:rFonts w:ascii="Times New Roman" w:hAnsi="Times New Roman" w:cs="Times New Roman"/>
+        </w:rPr>
+        <w:t xml:space="preserve"> En este sentido, la idea de libertad externa y su implícita demanda de obligaciones recíprocas tienen un carácter universal, en el sentido normativo de las ideas prácticas de la razón. </w:t>
+      </w:r>
+      <w:r>
+        <w:rPr>
+          <w:rFonts w:ascii="Times New Roman" w:hAnsi="Times New Roman" w:cs="Times New Roman"/>
+        </w:rPr>
+        <w:t xml:space="preserve"> </w:t>
+      </w:r>
+    </w:p>
+    <w:p>
+      <w:pPr>
+        <w:spacing w:line="360" w:lineRule="auto"/>
+        <w:jc w:val="both"/>
+        <w:rPr>
+          <w:rFonts w:ascii="Times New Roman" w:hAnsi="Times New Roman" w:cs="Times New Roman"/>
+        </w:rPr>
+      </w:pPr>
+      <w:r>
+        <w:rPr>
+          <w:rFonts w:ascii="Times New Roman" w:hAnsi="Times New Roman" w:cs="Times New Roman"/>
+        </w:rPr>
+        <w:t>Este capítulo ha buscado esbozar las tesis principales del libro de Flikschuh en su lectura de la doctrina del derecho. En primer lugar, se ha señalado la importancia de la metafísica para las discusiones de reflexión política</w:t>
+      </w:r>
+      <w:r>
+        <w:rPr>
+          <w:rFonts w:ascii="Times New Roman" w:hAnsi="Times New Roman" w:cs="Times New Roman"/>
+        </w:rPr>
         <w:t>.</w:t>
       </w:r>
       <w:r>
         <w:rPr>
           <w:rFonts w:ascii="Times New Roman" w:hAnsi="Times New Roman" w:cs="Times New Roman"/>
         </w:rPr>
-        <w:t>”</w:t>
-      </w:r>
-      <w:r>
-        <w:rPr>
-          <w:rFonts w:ascii="Times New Roman" w:hAnsi="Times New Roman" w:cs="Times New Roman"/>
-        </w:rPr>
-        <w:t xml:space="preserve"> (2000; p.83)</w:t>
-      </w:r>
-    </w:p>
-    <w:p>
-      <w:pPr>
-        <w:spacing w:line="360" w:lineRule="auto"/>
-        <w:jc w:val="both"/>
-        <w:rPr>
-          <w:rFonts w:ascii="Times New Roman" w:hAnsi="Times New Roman" w:cs="Times New Roman"/>
-        </w:rPr>
-      </w:pPr>
-      <w:r>
-        <w:rPr>
-          <w:rFonts w:ascii="Times New Roman" w:hAnsi="Times New Roman" w:cs="Times New Roman"/>
-        </w:rPr>
-        <w:t>Sobre esta última idea</w:t>
-      </w:r>
-      <w:r>
-        <w:rPr>
-          <w:rFonts w:ascii="Times New Roman" w:hAnsi="Times New Roman" w:cs="Times New Roman"/>
-        </w:rPr>
-        <w:t xml:space="preserve">, Flikschuh aclara </w:t>
-      </w:r>
-      <w:r>
-        <w:rPr>
-          <w:rFonts w:ascii="Times New Roman" w:hAnsi="Times New Roman" w:cs="Times New Roman"/>
-        </w:rPr>
-        <w:t>respecto de</w:t>
-      </w:r>
-      <w:r>
-        <w:rPr>
-          <w:rFonts w:ascii="Times New Roman" w:hAnsi="Times New Roman" w:cs="Times New Roman"/>
-        </w:rPr>
-        <w:t xml:space="preserve"> la tercera parte de su libro que: “El principal objetivo de este capítulo es argumentar en contra de esta perspectiva, de acuerdo con la cual</w:t>
-      </w:r>
-      <w:r>
-        <w:rPr>
-          <w:rFonts w:ascii="Times New Roman" w:hAnsi="Times New Roman" w:cs="Times New Roman"/>
-        </w:rPr>
-        <w:t>,</w:t>
-      </w:r>
-      <w:r>
-        <w:rPr>
-          <w:rFonts w:ascii="Times New Roman" w:hAnsi="Times New Roman" w:cs="Times New Roman"/>
-        </w:rPr>
-        <w:t xml:space="preserve"> la concepción de libertad política de Kant</w:t>
-      </w:r>
-      <w:r>
-        <w:rPr>
-          <w:rFonts w:ascii="Times New Roman" w:hAnsi="Times New Roman" w:cs="Times New Roman"/>
-        </w:rPr>
-        <w:t>,</w:t>
-      </w:r>
-      <w:r>
-        <w:rPr>
-          <w:rFonts w:ascii="Times New Roman" w:hAnsi="Times New Roman" w:cs="Times New Roman"/>
-        </w:rPr>
-        <w:t xml:space="preserve"> cae fuera de los límites de su propia perspectiva general de agencia moral.” (2000; p.83) </w:t>
-      </w:r>
-      <w:r>
-        <w:rPr>
-          <w:rFonts w:ascii="Times New Roman" w:hAnsi="Times New Roman" w:cs="Times New Roman"/>
-        </w:rPr>
-        <w:t>En esto radica la moralidad de la libertad externa que Flikschuh anunciaba en el título del tercer capítulo.</w:t>
-      </w:r>
-    </w:p>
-    <w:p>
-      <w:pPr>
-        <w:spacing w:line="360" w:lineRule="auto"/>
-        <w:jc w:val="both"/>
-        <w:rPr>
-          <w:rFonts w:ascii="Times New Roman" w:hAnsi="Times New Roman" w:cs="Times New Roman"/>
-        </w:rPr>
-      </w:pPr>
-      <w:r>
-        <w:rPr>
-          <w:rFonts w:ascii="Times New Roman" w:hAnsi="Times New Roman" w:cs="Times New Roman"/>
-        </w:rPr>
-        <w:t>En este sentido, cabe considerar la relación que se establece entre la libertad interna y la libertad externa. Si bien la libertad interna es moral, y la externa jurídica, para Kant, ambas representan esferas complementarias de la semejanza-a-la-legalidad de la moralidad. Flikschuh señala que el campo de la libertad externa es la ley y la política, mientras que el lugar de la libertad interna es la ética. Ella indica que: “</w:t>
-      </w:r>
-      <w:r>
-        <w:rPr>
-          <w:rFonts w:ascii="Times New Roman" w:hAnsi="Times New Roman" w:cs="Times New Roman"/>
-        </w:rPr>
-        <w:t>La ley (política) y la ética, designadas por Kant como las esferas de la libertad externa y la libertad interna respectivamente</w:t>
-      </w:r>
-      <w:r>
-        <w:rPr>
-          <w:rFonts w:ascii="Times New Roman" w:hAnsi="Times New Roman" w:cs="Times New Roman"/>
-        </w:rPr>
-        <w:t>,</w:t>
-      </w:r>
-      <w:r>
-        <w:rPr>
-          <w:rFonts w:ascii="Times New Roman" w:hAnsi="Times New Roman" w:cs="Times New Roman"/>
-        </w:rPr>
         <w:t xml:space="preserve"> </w:t>
       </w:r>
       <w:r>
         <w:rPr>
           <w:rFonts w:ascii="Times New Roman" w:hAnsi="Times New Roman" w:cs="Times New Roman"/>
         </w:rPr>
-        <w:t>f</w:t>
-      </w:r>
-      <w:r>
-        <w:rPr>
-          <w:rFonts w:ascii="Times New Roman" w:hAnsi="Times New Roman" w:cs="Times New Roman"/>
-        </w:rPr>
-        <w:t>orman dos distintas, pero iguales ramas de la moralidad. Eso significa que la noción de semejanza-con-la-ley es indispensable para una concepción kantiana de libertad externa, así como lo es para su perspectiva de la libertad interna. (2000; p.83)</w:t>
-      </w:r>
-      <w:r>
-        <w:rPr>
-          <w:rFonts w:ascii="Times New Roman" w:hAnsi="Times New Roman" w:cs="Times New Roman"/>
-        </w:rPr>
-        <w:t xml:space="preserve"> </w:t>
-      </w:r>
-    </w:p>
-    <w:p>
-      <w:pPr>
-        <w:spacing w:line="360" w:lineRule="auto"/>
-        <w:jc w:val="both"/>
-        <w:rPr>
-          <w:rFonts w:ascii="Times New Roman" w:hAnsi="Times New Roman" w:cs="Times New Roman"/>
-        </w:rPr>
-      </w:pPr>
-      <w:r>
-        <w:rPr>
-          <w:rFonts w:ascii="Times New Roman" w:hAnsi="Times New Roman" w:cs="Times New Roman"/>
-        </w:rPr>
-        <w:t>Kant, cuando desarrolla la relación entre las facultades del alma y las leyes de la libertad interna, introduce un concepto que será igual de importante para la libertad externa. Se trata del papel que cumple el deseo en las resoluciones del arbitrio. Flikschuh indica sobre este punto que: “</w:t>
-      </w:r>
-      <w:r>
-        <w:rPr>
-          <w:rFonts w:ascii="Times New Roman" w:hAnsi="Times New Roman" w:cs="Times New Roman"/>
-        </w:rPr>
-        <w:t>En la doctrina del derecho</w:t>
-      </w:r>
-      <w:r>
-        <w:rPr>
-          <w:rFonts w:ascii="Times New Roman" w:hAnsi="Times New Roman" w:cs="Times New Roman"/>
-        </w:rPr>
-        <w:t>,</w:t>
-      </w:r>
-      <w:r>
-        <w:rPr>
-          <w:rFonts w:ascii="Times New Roman" w:hAnsi="Times New Roman" w:cs="Times New Roman"/>
-        </w:rPr>
-        <w:t xml:space="preserve"> Kant explícitamente reconoce el role legítimo de los deseos de los individuos en relación con la libertad externa. Y lo hace por una buena razón. El concepto de libertad externa juega un rol central en la justificación de Kant de los derechos individuales de propiedad y en su deducción de las obligaciones de justicia en que incurren los individuos como una consecuencia de sus reclamos a la propiedad. Los reclamos a la propiedad se refieren a los deseos individuales por objetos materiales de su elección.</w:t>
-      </w:r>
-      <w:r>
-        <w:rPr>
-          <w:rFonts w:ascii="Times New Roman" w:hAnsi="Times New Roman" w:cs="Times New Roman"/>
-        </w:rPr>
-        <w:t>”</w:t>
-      </w:r>
-      <w:r>
-        <w:rPr>
-          <w:rFonts w:ascii="Times New Roman" w:hAnsi="Times New Roman" w:cs="Times New Roman"/>
-        </w:rPr>
-        <w:t xml:space="preserve"> (2000; p.84)</w:t>
-      </w:r>
-      <w:r>
-        <w:rPr>
-          <w:rFonts w:ascii="Times New Roman" w:hAnsi="Times New Roman" w:cs="Times New Roman"/>
-        </w:rPr>
-        <w:t xml:space="preserve"> De esta forma, Flikschuh asocia la libertad externa a la propiedad privada, por medio de las obligaciones que se auto imponen unos a otros, en la lógica de un contrato originario de una sociedad civil. </w:t>
-      </w:r>
-    </w:p>
-    <w:p>
-      <w:pPr>
-        <w:spacing w:line="360" w:lineRule="auto"/>
-        <w:jc w:val="both"/>
-        <w:rPr>
-          <w:rFonts w:ascii="Times New Roman" w:hAnsi="Times New Roman" w:cs="Times New Roman"/>
-        </w:rPr>
-      </w:pPr>
-      <w:r>
-        <w:rPr>
-          <w:rFonts w:ascii="Times New Roman" w:hAnsi="Times New Roman" w:cs="Times New Roman"/>
-        </w:rPr>
-        <w:t>La interpretación de Flikschuh supone la relación entre el deseo y el uso de la razón, en la concreción de los actos libres. De esta forma, ella señala que: “</w:t>
-      </w:r>
-      <w:r>
-        <w:rPr>
-          <w:rFonts w:ascii="Times New Roman" w:hAnsi="Times New Roman" w:cs="Times New Roman"/>
-        </w:rPr>
-        <w:t xml:space="preserve">Yo le atribuyo a Kant la </w:t>
-      </w:r>
-      <w:r>
-        <w:rPr>
-          <w:rFonts w:ascii="Times New Roman" w:hAnsi="Times New Roman" w:cs="Times New Roman"/>
-        </w:rPr>
-        <w:lastRenderedPageBreak/>
-        <w:t>perspectiva de que, solamente en cuanto tienen la capacidad de razonar, es que los seres racionales finitos tienen capacidad para formar deseos. En lo que respecta a la capacidad para desear, se presupone la habilidad de un ser para razonar, los deseos de una criatura racional son susceptibles a las constricciones de la razón en general. Son, por lo tanto, también susceptibles, al menos por implicación, a las constricciones de la razón pura práctica, por ejemplo, a las leyes de la libertad.</w:t>
-      </w:r>
-      <w:r>
-        <w:rPr>
-          <w:rFonts w:ascii="Times New Roman" w:hAnsi="Times New Roman" w:cs="Times New Roman"/>
-        </w:rPr>
-        <w:t>”</w:t>
-      </w:r>
-      <w:r>
-        <w:rPr>
-          <w:rFonts w:ascii="Times New Roman" w:hAnsi="Times New Roman" w:cs="Times New Roman"/>
-        </w:rPr>
-        <w:t xml:space="preserve"> (2000; p.84)</w:t>
-      </w:r>
-      <w:r>
-        <w:rPr>
-          <w:rFonts w:ascii="Times New Roman" w:hAnsi="Times New Roman" w:cs="Times New Roman"/>
-        </w:rPr>
-        <w:t xml:space="preserve"> </w:t>
-      </w:r>
-    </w:p>
-    <w:p>
-      <w:pPr>
-        <w:spacing w:line="360" w:lineRule="auto"/>
-        <w:jc w:val="both"/>
-        <w:rPr>
-          <w:rFonts w:ascii="Times New Roman" w:hAnsi="Times New Roman" w:cs="Times New Roman"/>
-        </w:rPr>
-      </w:pPr>
-      <w:r>
-        <w:rPr>
-          <w:rFonts w:ascii="Times New Roman" w:hAnsi="Times New Roman" w:cs="Times New Roman"/>
-        </w:rPr>
-        <w:t>Flikschuh agrega, en esta interpretación suya, a la relación de los conceptos de libertad y razón, el elemento del deseo. Para Kant, las elecciones razonadas son libres; para Flikschuh la formulación de deseos presupone a la razón. En este sentido, la consecución de actos impulsados por la formulación racional de los deseos, queda enmarcada por las leyes de la libertad. La autora defiende una interpretación de la libertad externa que albergue dos motivos complementarios. Ella indica que: “</w:t>
-      </w:r>
-      <w:r>
-        <w:rPr>
-          <w:rFonts w:ascii="Times New Roman" w:hAnsi="Times New Roman" w:cs="Times New Roman"/>
-        </w:rPr>
-        <w:t>Es posible una concepción de la libertad externa que soporte ambas, el deseo legítimo de los individuos por objetos materiales de su elección, y que considere la formación y persecución de tales deseos como sujetos a las constricciones de las leyes de la libertad.</w:t>
-      </w:r>
-      <w:r>
-        <w:rPr>
-          <w:rFonts w:ascii="Times New Roman" w:hAnsi="Times New Roman" w:cs="Times New Roman"/>
-        </w:rPr>
-        <w:t>”</w:t>
-      </w:r>
-      <w:r>
-        <w:rPr>
-          <w:rFonts w:ascii="Times New Roman" w:hAnsi="Times New Roman" w:cs="Times New Roman"/>
-        </w:rPr>
-        <w:t xml:space="preserve"> (2000; p.85)</w:t>
-      </w:r>
-      <w:r>
-        <w:rPr>
-          <w:rFonts w:ascii="Times New Roman" w:hAnsi="Times New Roman" w:cs="Times New Roman"/>
-        </w:rPr>
-        <w:t xml:space="preserve"> </w:t>
-      </w:r>
-    </w:p>
-    <w:p>
-      <w:pPr>
-        <w:spacing w:line="360" w:lineRule="auto"/>
-        <w:jc w:val="both"/>
-        <w:rPr>
-          <w:rFonts w:ascii="Times New Roman" w:hAnsi="Times New Roman" w:cs="Times New Roman"/>
-        </w:rPr>
-      </w:pPr>
-      <w:r>
-        <w:rPr>
-          <w:rFonts w:ascii="Times New Roman" w:hAnsi="Times New Roman" w:cs="Times New Roman"/>
-        </w:rPr>
-        <w:t xml:space="preserve">La libertad externa, en el enfoque de Flikschuh, asimismo, se asocia a una consideración sobre el modo en que se entiende la libertad antes y después de una sociedad civil. En la tradición del contractualismo, tanto en Hobbes, como Locke y Kant, en el estado natural existe una libertad sin marco legal. Con el aparecimiento de la sociedad civil, la libertad tiene un despliegue distinto al natural. </w:t>
-      </w:r>
-    </w:p>
-    <w:p>
-      <w:pPr>
-        <w:spacing w:line="360" w:lineRule="auto"/>
-        <w:jc w:val="both"/>
-        <w:rPr>
-          <w:rFonts w:ascii="Times New Roman" w:hAnsi="Times New Roman" w:cs="Times New Roman"/>
-        </w:rPr>
-      </w:pPr>
-      <w:r>
-        <w:rPr>
-          <w:rFonts w:ascii="Times New Roman" w:hAnsi="Times New Roman" w:cs="Times New Roman"/>
-        </w:rPr>
-        <w:t>Se podría decir que, en el caso de Hobbes, la libertad como derecho legítimo existe sólo con la instauración de un Leviathan. Esto contrasta con la perspectiva de Locke, para quien la libertad se posee como un derecho previo a la condición civil, de forma que es el estado el encargado de proteger este derecho innato. Esta misma postura es la que comparte Kant, para quien solo existe un derecho innato y fundamental en la humanidad, el de la libertad. Así, Flikschuh señala que: “</w:t>
-      </w:r>
-      <w:r>
-        <w:rPr>
-          <w:rFonts w:ascii="Times New Roman" w:hAnsi="Times New Roman" w:cs="Times New Roman"/>
-        </w:rPr>
-        <w:t>La novedosa concepción de libertad externa se deriva de las referencias de Kant de un derecho innato a la libertad de cada uno. En la introducción de la doctrina del derecho</w:t>
-      </w:r>
-      <w:r>
-        <w:rPr>
-          <w:rFonts w:ascii="Times New Roman" w:hAnsi="Times New Roman" w:cs="Times New Roman"/>
-        </w:rPr>
-        <w:t>,</w:t>
-      </w:r>
-      <w:r>
-        <w:rPr>
-          <w:rFonts w:ascii="Times New Roman" w:hAnsi="Times New Roman" w:cs="Times New Roman"/>
-        </w:rPr>
-        <w:t xml:space="preserve"> el derecho innato a la libertad que cada individuo posee meramente en virtud de su humanidad comprende la igualdad innata de los sujetos, su independencia de la voluntad arbitraria de otro y su derecho a la interacción libre con otros</w:t>
-      </w:r>
-      <w:r>
-        <w:rPr>
-          <w:rFonts w:ascii="Times New Roman" w:hAnsi="Times New Roman" w:cs="Times New Roman"/>
-        </w:rPr>
-        <w:t>,</w:t>
-      </w:r>
-      <w:r>
-        <w:rPr>
-          <w:rFonts w:ascii="Times New Roman" w:hAnsi="Times New Roman" w:cs="Times New Roman"/>
-        </w:rPr>
-        <w:t xml:space="preserve"> bajo </w:t>
-      </w:r>
-      <w:r>
-        <w:rPr>
-          <w:rFonts w:ascii="Times New Roman" w:hAnsi="Times New Roman" w:cs="Times New Roman"/>
-        </w:rPr>
-        <w:t>igualdad de condiciones</w:t>
-      </w:r>
-      <w:r>
-        <w:rPr>
-          <w:rFonts w:ascii="Times New Roman" w:hAnsi="Times New Roman" w:cs="Times New Roman"/>
-        </w:rPr>
-        <w:t>.</w:t>
-      </w:r>
-      <w:r>
-        <w:rPr>
-          <w:rFonts w:ascii="Times New Roman" w:hAnsi="Times New Roman" w:cs="Times New Roman"/>
-        </w:rPr>
-        <w:t>”</w:t>
-      </w:r>
-      <w:r>
-        <w:rPr>
-          <w:rFonts w:ascii="Times New Roman" w:hAnsi="Times New Roman" w:cs="Times New Roman"/>
-        </w:rPr>
-        <w:t xml:space="preserve"> (2000; p.88)</w:t>
-      </w:r>
-    </w:p>
-    <w:p>
-      <w:pPr>
-        <w:spacing w:line="360" w:lineRule="auto"/>
-        <w:jc w:val="both"/>
-        <w:rPr>
-          <w:rFonts w:ascii="Times New Roman" w:hAnsi="Times New Roman" w:cs="Times New Roman"/>
-        </w:rPr>
-      </w:pPr>
-      <w:r>
-        <w:rPr>
-          <w:rFonts w:ascii="Times New Roman" w:hAnsi="Times New Roman" w:cs="Times New Roman"/>
-        </w:rPr>
-        <w:lastRenderedPageBreak/>
-        <w:t>La autora hace la precisión de la relación que tiene la idea de una libertad externa con el concepto y principio general del derecho, que pone los límites de toda libertad, en la libertad de los otros. Así, ella señala que: “E</w:t>
-      </w:r>
-      <w:r>
-        <w:rPr>
-          <w:rFonts w:ascii="Times New Roman" w:hAnsi="Times New Roman" w:cs="Times New Roman"/>
-        </w:rPr>
-        <w:t>sta definición preliminar de la libertad externa como afirmando los derechos individuales de libertad de elección y acción, se encuentra substanciada en la subsecuente definición de Kant del concepto del derecho, que regula la forma de las relaciones externas entre agentes, en virtud de sus elecciones.</w:t>
-      </w:r>
-      <w:r>
-        <w:rPr>
-          <w:rFonts w:ascii="Times New Roman" w:hAnsi="Times New Roman" w:cs="Times New Roman"/>
-        </w:rPr>
-        <w:t>”</w:t>
-      </w:r>
-      <w:r>
-        <w:rPr>
-          <w:rFonts w:ascii="Times New Roman" w:hAnsi="Times New Roman" w:cs="Times New Roman"/>
-        </w:rPr>
-        <w:t xml:space="preserve"> (2000; p.88)</w:t>
-      </w:r>
-      <w:r>
-        <w:rPr>
-          <w:rFonts w:ascii="Times New Roman" w:hAnsi="Times New Roman" w:cs="Times New Roman"/>
-        </w:rPr>
-        <w:t xml:space="preserve"> Debemos tener en cuenta que, para Kant, desde la doctrina del derecho, la idea de un derecho como ciencia supone el marco normativo para todas las relaciones externas y prácticas de las personas unas con otras, en el contexto en que sus actos y elecciones tienen efectos de influencia mutua. En este sentido, cabe recordar que, para Kant, es justa toda acción que permita la coexistencia de todas las libertades, de acuerdo a una ley universal. En palabras de Flikschuh: “</w:t>
-      </w:r>
-      <w:r>
-        <w:rPr>
-          <w:rFonts w:ascii="Times New Roman" w:hAnsi="Times New Roman" w:cs="Times New Roman"/>
-        </w:rPr>
-        <w:t>Todo lo que requiere el principio universal del derecho es que la ejecución en acto de la máxima de un agente no violente las condiciones externas de las elecciones de otro.</w:t>
-      </w:r>
-      <w:r>
-        <w:rPr>
-          <w:rFonts w:ascii="Times New Roman" w:hAnsi="Times New Roman" w:cs="Times New Roman"/>
-        </w:rPr>
-        <w:t>”</w:t>
-      </w:r>
-      <w:r>
-        <w:rPr>
-          <w:rFonts w:ascii="Times New Roman" w:hAnsi="Times New Roman" w:cs="Times New Roman"/>
-        </w:rPr>
-        <w:t xml:space="preserve"> (2000; p.89)</w:t>
-      </w:r>
-    </w:p>
-    <w:p>
-      <w:pPr>
-        <w:spacing w:line="360" w:lineRule="auto"/>
-        <w:jc w:val="both"/>
-        <w:rPr>
-          <w:rFonts w:ascii="Times New Roman" w:hAnsi="Times New Roman" w:cs="Times New Roman"/>
-        </w:rPr>
-      </w:pPr>
-      <w:r>
-        <w:rPr>
-          <w:rFonts w:ascii="Times New Roman" w:hAnsi="Times New Roman" w:cs="Times New Roman"/>
-        </w:rPr>
-        <w:t>Es de suma importancia considerar en dónde yace la soberanía y solidez de la ley, en su sentido interno, y externo. Ambas pueden ser pensadas autónomamente por cualquiera, pero las leyes externas pueden hacerse cumplir por la fuerza legal. Esto no equivale a decir que cualquiera puede convertir sus deseos de interés personal en una ley universal, sino que precisamente, el carácter y autoridad de una ley, proviene de su validez incondicionada e impersonal, en lugar de estar especificada contingentemente. En este sentido, Flikschuh refiere que: “</w:t>
-      </w:r>
-      <w:r>
-        <w:rPr>
-          <w:rFonts w:ascii="Times New Roman" w:hAnsi="Times New Roman" w:cs="Times New Roman"/>
-        </w:rPr>
-        <w:t xml:space="preserve">Kant distingue entre ley y ética en términos de sus respectivas esferas de competencia moral. Desde que todas las leyes de la libertad son leyes de </w:t>
-      </w:r>
-      <w:proofErr w:type="spellStart"/>
-      <w:r>
-        <w:rPr>
-          <w:rFonts w:ascii="Times New Roman" w:hAnsi="Times New Roman" w:cs="Times New Roman"/>
-        </w:rPr>
-        <w:t>auto-legislación</w:t>
-      </w:r>
-      <w:proofErr w:type="spellEnd"/>
-      <w:r>
-        <w:rPr>
-          <w:rFonts w:ascii="Times New Roman" w:hAnsi="Times New Roman" w:cs="Times New Roman"/>
-        </w:rPr>
-        <w:t xml:space="preserve"> moral, las leyes jurídicas pueden ser </w:t>
-      </w:r>
-      <w:proofErr w:type="spellStart"/>
-      <w:r>
-        <w:rPr>
-          <w:rFonts w:ascii="Times New Roman" w:hAnsi="Times New Roman" w:cs="Times New Roman"/>
-        </w:rPr>
-        <w:t>auto-legisladas</w:t>
-      </w:r>
-      <w:proofErr w:type="spellEnd"/>
-      <w:r>
-        <w:rPr>
-          <w:rFonts w:ascii="Times New Roman" w:hAnsi="Times New Roman" w:cs="Times New Roman"/>
-        </w:rPr>
-        <w:t xml:space="preserve">, aunque en contraste con las leyes éticas, estas también pueden hacerse cumplir externamente. Por ello, el campo normativo de las leyes jurídicas de la libertad yace en la capacidad para </w:t>
-      </w:r>
-      <w:proofErr w:type="spellStart"/>
-      <w:r>
-        <w:rPr>
-          <w:rFonts w:ascii="Times New Roman" w:hAnsi="Times New Roman" w:cs="Times New Roman"/>
-        </w:rPr>
-        <w:t>auto-legistación</w:t>
-      </w:r>
-      <w:proofErr w:type="spellEnd"/>
-      <w:r>
-        <w:rPr>
-          <w:rFonts w:ascii="Times New Roman" w:hAnsi="Times New Roman" w:cs="Times New Roman"/>
-        </w:rPr>
-        <w:t xml:space="preserve"> de los sujetos, no en una apelación a sus propios intereses prudenciales. (2000; p.91)</w:t>
-      </w:r>
-      <w:r>
-        <w:rPr>
-          <w:rFonts w:ascii="Times New Roman" w:hAnsi="Times New Roman" w:cs="Times New Roman"/>
-        </w:rPr>
-        <w:t xml:space="preserve"> Por esto último, es que se puede considerar que la ley exterior no responde al deseo privado de nadie, sino que se establece en la línea de la autonomía de la razón. </w:t>
-      </w:r>
-    </w:p>
-    <w:p>
-      <w:pPr>
-        <w:spacing w:line="360" w:lineRule="auto"/>
-        <w:jc w:val="both"/>
-        <w:rPr>
-          <w:rFonts w:ascii="Times New Roman" w:hAnsi="Times New Roman" w:cs="Times New Roman"/>
-        </w:rPr>
-      </w:pPr>
-      <w:r>
-        <w:rPr>
-          <w:rFonts w:ascii="Times New Roman" w:hAnsi="Times New Roman" w:cs="Times New Roman"/>
-        </w:rPr>
-        <w:t>De acuerdo a esta postura, según Flikschuh, se encuentra C. Koorsgard. Según nuestra autora: “</w:t>
-      </w:r>
-      <w:proofErr w:type="spellStart"/>
-      <w:r>
-        <w:rPr>
-          <w:rFonts w:ascii="Times New Roman" w:hAnsi="Times New Roman" w:cs="Times New Roman"/>
-        </w:rPr>
-        <w:t>Koorsgard</w:t>
-      </w:r>
-      <w:proofErr w:type="spellEnd"/>
-      <w:r>
-        <w:rPr>
-          <w:rFonts w:ascii="Times New Roman" w:hAnsi="Times New Roman" w:cs="Times New Roman"/>
-        </w:rPr>
-        <w:t>, rechaza lecturas de la doctrina del derecho que hacen que el propio interés sea central a la justificación normativa del principio universal del derecho.</w:t>
-      </w:r>
-      <w:r>
-        <w:rPr>
-          <w:rFonts w:ascii="Times New Roman" w:hAnsi="Times New Roman" w:cs="Times New Roman"/>
-        </w:rPr>
-        <w:t>”</w:t>
-      </w:r>
-      <w:r>
-        <w:rPr>
-          <w:rFonts w:ascii="Times New Roman" w:hAnsi="Times New Roman" w:cs="Times New Roman"/>
-        </w:rPr>
-        <w:t xml:space="preserve"> (2000; p.95)</w:t>
-      </w:r>
-    </w:p>
-    <w:p>
-      <w:pPr>
-        <w:spacing w:line="360" w:lineRule="auto"/>
-        <w:jc w:val="both"/>
-        <w:rPr>
-          <w:rFonts w:ascii="Times New Roman" w:hAnsi="Times New Roman" w:cs="Times New Roman"/>
-        </w:rPr>
-      </w:pPr>
-      <w:r>
-        <w:rPr>
-          <w:rFonts w:ascii="Times New Roman" w:hAnsi="Times New Roman" w:cs="Times New Roman"/>
-        </w:rPr>
-        <w:lastRenderedPageBreak/>
-        <w:t>Mientras la idea de libertad exterior se despliega hacia los sentidos de una libertad jurídica, civil y política, mediante los respectivos conceptos del principio general del derecho, la co-legislación y el consentimiento ante la ley, Flikschuh se centra en el punto en que se relaciona la formación de deseos con la libertad, para poder tener en mente el papel que tienen los intereses económicos en esta relación indicada. Ella nos dice lo siguiente: “</w:t>
-      </w:r>
-      <w:r>
-        <w:rPr>
-          <w:rFonts w:ascii="Times New Roman" w:hAnsi="Times New Roman" w:cs="Times New Roman"/>
-        </w:rPr>
-        <w:t>Voy a restringir mis observaciones a la concepción de los deseos y formación de los deseos de Kant en cuanto pertenecen a la perspectiva de la libertad externa. Por lo tanto, habré de ocuparme solo con la función económica del deseo y voy a dejar a un lado su rol en la ética. Mi preocupación principal es argumentar que al menos en la doctrina del derecho, las observaciones de Kant sobre la capacidad de los sujetos para desear apuntan hacia una concepción de las elecciones basadas en los deseos que es capaz de alcanzar los requerimientos de una voluntad y elección autónoma.</w:t>
-      </w:r>
-      <w:r>
-        <w:rPr>
-          <w:rFonts w:ascii="Times New Roman" w:hAnsi="Times New Roman" w:cs="Times New Roman"/>
-        </w:rPr>
-        <w:t>”</w:t>
-      </w:r>
-      <w:r>
-        <w:rPr>
-          <w:rFonts w:ascii="Times New Roman" w:hAnsi="Times New Roman" w:cs="Times New Roman"/>
-        </w:rPr>
-        <w:t xml:space="preserve"> (2000; p.99)</w:t>
-      </w:r>
-      <w:r>
-        <w:rPr>
-          <w:rFonts w:ascii="Times New Roman" w:hAnsi="Times New Roman" w:cs="Times New Roman"/>
-        </w:rPr>
-        <w:t xml:space="preserve"> Lo que surge como efecto, de acuerdo a esta lectura que centra el énfasis en los intereses económicos de la libertad, es el panorama de una necesidad de un horizonte civil que admita y proteja la propiedad privada perentoria. Para la autora, este es el núcleo principal de la doctrina del derecho. </w:t>
-      </w:r>
-    </w:p>
-    <w:p>
-      <w:pPr>
-        <w:spacing w:line="360" w:lineRule="auto"/>
-        <w:jc w:val="both"/>
-        <w:rPr>
-          <w:rFonts w:ascii="Times New Roman" w:hAnsi="Times New Roman" w:cs="Times New Roman"/>
-        </w:rPr>
-      </w:pPr>
-      <w:r>
-        <w:rPr>
-          <w:rFonts w:ascii="Times New Roman" w:hAnsi="Times New Roman" w:cs="Times New Roman"/>
-        </w:rPr>
-        <w:t>Finalmente, la autora concluye este tercer capítulo de su libro del siguiente modo: “</w:t>
-      </w:r>
-      <w:r>
-        <w:rPr>
-          <w:rFonts w:ascii="Times New Roman" w:hAnsi="Times New Roman" w:cs="Times New Roman"/>
-        </w:rPr>
-        <w:t>El objetivo de este capítulo ha sido esbozar una posible interpretación de la libertad externa como basada en elecciones y actos autónomos sin reducirlo al concepto de la libertad interna de Kant. Este objetivo fue motivado por la necesidad de reconocer el distintivo y legítimo rol de los deseos económicos en relación a la agencia política mientras se resiste la conclusión de que la agencia política debe, por lo tanto, basarse en el propio interés prudencial</w:t>
-      </w:r>
-      <w:r>
-        <w:rPr>
-          <w:rFonts w:ascii="Times New Roman" w:hAnsi="Times New Roman" w:cs="Times New Roman"/>
-        </w:rPr>
-        <w:t>”</w:t>
-      </w:r>
-      <w:r>
-        <w:rPr>
-          <w:rFonts w:ascii="Times New Roman" w:hAnsi="Times New Roman" w:cs="Times New Roman"/>
-        </w:rPr>
-        <w:t>. (2000; p.110)</w:t>
-      </w:r>
-      <w:r>
-        <w:rPr>
-          <w:rFonts w:ascii="Times New Roman" w:hAnsi="Times New Roman" w:cs="Times New Roman"/>
-        </w:rPr>
-        <w:t xml:space="preserve"> Flikschuh agrega que: “</w:t>
-      </w:r>
-      <w:r>
-        <w:rPr>
-          <w:rFonts w:ascii="Times New Roman" w:hAnsi="Times New Roman" w:cs="Times New Roman"/>
-        </w:rPr>
-        <w:t>Desde que el deseo económico es inevitablemente orientado a objetos, entonces es imposible para los agentes abstraer las consideraciones materiales en sus elecciones y acciones económicas.</w:t>
-      </w:r>
-      <w:r>
-        <w:rPr>
-          <w:rFonts w:ascii="Times New Roman" w:hAnsi="Times New Roman" w:cs="Times New Roman"/>
-        </w:rPr>
-        <w:t>”</w:t>
-      </w:r>
-      <w:r>
-        <w:rPr>
-          <w:rFonts w:ascii="Times New Roman" w:hAnsi="Times New Roman" w:cs="Times New Roman"/>
-        </w:rPr>
-        <w:t xml:space="preserve"> (2000; p.111)</w:t>
-      </w:r>
-      <w:r>
-        <w:rPr>
-          <w:rFonts w:ascii="Times New Roman" w:hAnsi="Times New Roman" w:cs="Times New Roman"/>
-        </w:rPr>
-        <w:t xml:space="preserve"> Luego, finaliza diciendo que: “</w:t>
-      </w:r>
-      <w:r>
-        <w:rPr>
-          <w:rFonts w:ascii="Times New Roman" w:hAnsi="Times New Roman" w:cs="Times New Roman"/>
-        </w:rPr>
-        <w:t>Esto nos lleva al corazón de la doctrina del derecho, es decir, a la justificación de Kant de los derechos a la propiedad individual y de su resultante obligación de justicia de los unos con los otros.</w:t>
-      </w:r>
-      <w:r>
-        <w:rPr>
-          <w:rFonts w:ascii="Times New Roman" w:hAnsi="Times New Roman" w:cs="Times New Roman"/>
-        </w:rPr>
-        <w:t>”</w:t>
-      </w:r>
-      <w:r>
-        <w:rPr>
-          <w:rFonts w:ascii="Times New Roman" w:hAnsi="Times New Roman" w:cs="Times New Roman"/>
-        </w:rPr>
-        <w:t xml:space="preserve"> (2000; p.112)</w:t>
-      </w:r>
-    </w:p>
-    <w:p>
-      <w:pPr>
-        <w:spacing w:line="360" w:lineRule="auto"/>
-        <w:jc w:val="both"/>
-        <w:rPr>
-          <w:rFonts w:ascii="Times New Roman" w:hAnsi="Times New Roman" w:cs="Times New Roman"/>
-        </w:rPr>
-      </w:pPr>
-      <w:r>
-        <w:rPr>
-          <w:rFonts w:ascii="Times New Roman" w:hAnsi="Times New Roman" w:cs="Times New Roman"/>
-        </w:rPr>
-        <w:t xml:space="preserve">La libertad externa, por lo revisado, se inscribe en el marco de la metafísica de la libertad como una idea compartida de la razón y tiene un carácter semejante-a-la-ley. Desde que se encuentra regulada por las leyes de la libertad y la razón en general, presupone la facultad para </w:t>
-      </w:r>
-      <w:proofErr w:type="spellStart"/>
-      <w:r>
-        <w:rPr>
-          <w:rFonts w:ascii="Times New Roman" w:hAnsi="Times New Roman" w:cs="Times New Roman"/>
-        </w:rPr>
-        <w:t>auto-legislar</w:t>
-      </w:r>
-      <w:proofErr w:type="spellEnd"/>
-      <w:r>
-        <w:rPr>
-          <w:rFonts w:ascii="Times New Roman" w:hAnsi="Times New Roman" w:cs="Times New Roman"/>
-        </w:rPr>
-        <w:t xml:space="preserve"> del agente en la formulación de deseos. Considerando que la libertad externa es un ejercicio práctico, no puede desentenderse de intereses prácticos </w:t>
-      </w:r>
-      <w:r>
-        <w:rPr>
-          <w:rFonts w:ascii="Times New Roman" w:hAnsi="Times New Roman" w:cs="Times New Roman"/>
-        </w:rPr>
-        <w:lastRenderedPageBreak/>
-        <w:t xml:space="preserve">tales como los económicos, y por ello, la aspiración a una propiedad que sea perentoria y amparada por la ley, exige de todos, una obligación política mutua que queda materializada en el contrato originario de cualquier sociedad civil. </w:t>
-      </w:r>
-    </w:p>
-    <w:p>
-      <w:pPr>
-        <w:spacing w:line="360" w:lineRule="auto"/>
-        <w:jc w:val="both"/>
-        <w:rPr>
-          <w:rFonts w:ascii="Times New Roman" w:hAnsi="Times New Roman" w:cs="Times New Roman"/>
-        </w:rPr>
-      </w:pPr>
-      <w:r>
-        <w:rPr>
-          <w:rFonts w:ascii="Times New Roman" w:hAnsi="Times New Roman" w:cs="Times New Roman"/>
-        </w:rPr>
-        <w:t xml:space="preserve">En lo que queda del libro, Flikschuh habrá de desarrollar otros puntos interesantes que se escapan del marco de la libertad exterior, pero que sin duda aportan a una interpretación original y actualizada de la doctrina del derecho de Kant. En los capítulos que siguen, Flikschuh se habrá de preguntar cómo se implanta un horizonte civil, si es que la ley y la propiedad privada es lo que busca establecer, se presupone que no se puede valer de estos medios y nociones para instaurarse, pues, en la idea de un estado natural, estos conceptos no se encuentran presentes. Por ello, la ley, al menos en un principio, y por única vez, debe ser instaurado por un tipo de fuerza. Esto permite a la autora desarrollar la idea kantiana de una ley permisiva a la hora de pensar en el problema de la propiedad en el transcurso de un orden natural a uno legal. Además, estos elementos, por igual, quedan subsumidos por una lectura general del pensamiento político de Kant, que se orienta al estado de relaciones internacionales de acuerdo al derecho cosmopolita. </w:t>
-      </w:r>
-    </w:p>
-    <w:p>
-      <w:pPr>
-        <w:spacing w:line="360" w:lineRule="auto"/>
-        <w:jc w:val="both"/>
-        <w:rPr>
-          <w:rFonts w:ascii="Times New Roman" w:hAnsi="Times New Roman" w:cs="Times New Roman"/>
-        </w:rPr>
-      </w:pPr>
-      <w:r>
-        <w:rPr>
-          <w:rFonts w:ascii="Times New Roman" w:hAnsi="Times New Roman" w:cs="Times New Roman"/>
-        </w:rPr>
-        <w:t xml:space="preserve">Este capítulo ha buscado esbozar las dos tesis principales del libro de Flikschuh en su lectura de la doctrina del derecho. En primer lugar, se ha señalado la importancia de la metafísica para las discusiones de reflexión política, y, en segundo lugar, se ha establecido tanto la relevancia de los intereses económicos y de propiedad legítima en la libertad externa, así como el alcance cosmopolita de toda la propuesta del pensamiento filosófico y político de Kant. </w:t>
+        <w:t>E</w:t>
+      </w:r>
+      <w:r>
+        <w:rPr>
+          <w:rFonts w:ascii="Times New Roman" w:hAnsi="Times New Roman" w:cs="Times New Roman"/>
+        </w:rPr>
+        <w:t xml:space="preserve">n segundo lugar, se ha establecido tanto la relevancia de los intereses económicos y de propiedad legítima en la libertad externa, así como el alcance cosmopolita de toda la propuesta del pensamiento filosófico y político de Kant. </w:t>
+      </w:r>
+      <w:r>
+        <w:rPr>
+          <w:rFonts w:ascii="Times New Roman" w:hAnsi="Times New Roman" w:cs="Times New Roman"/>
+        </w:rPr>
+        <w:t>Esto conlleva a la idea de propiedad como un medio ejemplificador para enfatizar la necesidad de instaurar institucionalidad en el ejercicio de la libertad externa en el marco de la construcción de un estado civil basado en el derecho y principios básicos como la libertad, la igualdad y la independencia. Por todo lo dicho, se puede concluir que el análisis de Flikschuh asocia la libertad externa con el concepto de una obligación política mutua, tal y cómo se ha desarrollado a lo largo de este apartado.</w:t>
       </w:r>
     </w:p>
     <w:p>
@@ -15754,8 +16842,471 @@
           <w:rFonts w:ascii="Times New Roman" w:hAnsi="Times New Roman" w:cs="Times New Roman"/>
           <w:lang w:val="es-MX"/>
         </w:rPr>
-        <w:t xml:space="preserve">Ripstein repite la importancia de entender el derecho como algo que posibilita pensar en la persona como señor/a de sí mismo/a. </w:t>
-      </w:r>
+        <w:t xml:space="preserve">Una </w:t>
+      </w:r>
+      <w:r>
+        <w:rPr>
+          <w:rFonts w:ascii="Times New Roman" w:hAnsi="Times New Roman" w:cs="Times New Roman"/>
+          <w:lang w:val="es-MX"/>
+        </w:rPr>
+        <w:t xml:space="preserve">revisión </w:t>
+      </w:r>
+      <w:r>
+        <w:rPr>
+          <w:rFonts w:ascii="Times New Roman" w:hAnsi="Times New Roman" w:cs="Times New Roman"/>
+          <w:lang w:val="es-MX"/>
+        </w:rPr>
+        <w:t xml:space="preserve">bastante </w:t>
+      </w:r>
+      <w:r>
+        <w:rPr>
+          <w:rFonts w:ascii="Times New Roman" w:hAnsi="Times New Roman" w:cs="Times New Roman"/>
+          <w:lang w:val="es-MX"/>
+        </w:rPr>
+        <w:t>completa y aguda de la doctrina del derecho de Kant</w:t>
+      </w:r>
+      <w:r>
+        <w:rPr>
+          <w:rFonts w:ascii="Times New Roman" w:hAnsi="Times New Roman" w:cs="Times New Roman"/>
+          <w:lang w:val="es-MX"/>
+        </w:rPr>
+        <w:t xml:space="preserve"> se puede encontrar en</w:t>
+      </w:r>
+      <w:r>
+        <w:rPr>
+          <w:rFonts w:ascii="Times New Roman" w:hAnsi="Times New Roman" w:cs="Times New Roman"/>
+          <w:lang w:val="es-MX"/>
+        </w:rPr>
+        <w:t xml:space="preserve"> el libro de A. Ripstein titulado </w:t>
+      </w:r>
+      <w:r>
+        <w:rPr>
+          <w:rFonts w:ascii="Times New Roman" w:hAnsi="Times New Roman" w:cs="Times New Roman"/>
+          <w:i/>
+          <w:iCs/>
+          <w:lang w:val="es-MX"/>
+        </w:rPr>
+        <w:t xml:space="preserve">Force and Freedom: </w:t>
+      </w:r>
+      <w:proofErr w:type="spellStart"/>
+      <w:r>
+        <w:rPr>
+          <w:rFonts w:ascii="Times New Roman" w:hAnsi="Times New Roman" w:cs="Times New Roman"/>
+          <w:i/>
+          <w:iCs/>
+          <w:lang w:val="es-MX"/>
+        </w:rPr>
+        <w:t>Kant’s</w:t>
+      </w:r>
+      <w:proofErr w:type="spellEnd"/>
+      <w:r>
+        <w:rPr>
+          <w:rFonts w:ascii="Times New Roman" w:hAnsi="Times New Roman" w:cs="Times New Roman"/>
+          <w:i/>
+          <w:iCs/>
+          <w:lang w:val="es-MX"/>
+        </w:rPr>
+        <w:t xml:space="preserve"> legal and </w:t>
+      </w:r>
+      <w:proofErr w:type="spellStart"/>
+      <w:r>
+        <w:rPr>
+          <w:rFonts w:ascii="Times New Roman" w:hAnsi="Times New Roman" w:cs="Times New Roman"/>
+          <w:i/>
+          <w:iCs/>
+          <w:lang w:val="es-MX"/>
+        </w:rPr>
+        <w:t>political</w:t>
+      </w:r>
+      <w:proofErr w:type="spellEnd"/>
+      <w:r>
+        <w:rPr>
+          <w:rFonts w:ascii="Times New Roman" w:hAnsi="Times New Roman" w:cs="Times New Roman"/>
+          <w:i/>
+          <w:iCs/>
+          <w:lang w:val="es-MX"/>
+        </w:rPr>
+        <w:t xml:space="preserve"> </w:t>
+      </w:r>
+      <w:proofErr w:type="spellStart"/>
+      <w:r>
+        <w:rPr>
+          <w:rFonts w:ascii="Times New Roman" w:hAnsi="Times New Roman" w:cs="Times New Roman"/>
+          <w:i/>
+          <w:iCs/>
+          <w:lang w:val="es-MX"/>
+        </w:rPr>
+        <w:t>philosophy</w:t>
+      </w:r>
+      <w:proofErr w:type="spellEnd"/>
+      <w:r>
+        <w:rPr>
+          <w:rFonts w:ascii="Times New Roman" w:hAnsi="Times New Roman" w:cs="Times New Roman"/>
+          <w:i/>
+          <w:iCs/>
+          <w:lang w:val="es-MX"/>
+        </w:rPr>
+        <w:t xml:space="preserve"> </w:t>
+      </w:r>
+      <w:r>
+        <w:rPr>
+          <w:rFonts w:ascii="Times New Roman" w:hAnsi="Times New Roman" w:cs="Times New Roman"/>
+          <w:lang w:val="es-MX"/>
+        </w:rPr>
+        <w:t>(</w:t>
+      </w:r>
+      <w:r>
+        <w:rPr>
+          <w:rFonts w:ascii="Times New Roman" w:hAnsi="Times New Roman" w:cs="Times New Roman"/>
+          <w:lang w:val="es-MX"/>
+        </w:rPr>
+        <w:t>2009</w:t>
+      </w:r>
+      <w:r>
+        <w:rPr>
+          <w:rFonts w:ascii="Times New Roman" w:hAnsi="Times New Roman" w:cs="Times New Roman"/>
+          <w:lang w:val="es-MX"/>
+        </w:rPr>
+        <w:t>)</w:t>
+      </w:r>
+      <w:r>
+        <w:rPr>
+          <w:rFonts w:ascii="Times New Roman" w:hAnsi="Times New Roman" w:cs="Times New Roman"/>
+          <w:lang w:val="es-MX"/>
+        </w:rPr>
+        <w:t xml:space="preserve">, en donde </w:t>
+      </w:r>
+      <w:r>
+        <w:rPr>
+          <w:rFonts w:ascii="Times New Roman" w:hAnsi="Times New Roman" w:cs="Times New Roman"/>
+          <w:lang w:val="es-MX"/>
+        </w:rPr>
+        <w:t xml:space="preserve">se </w:t>
+      </w:r>
+      <w:r>
+        <w:rPr>
+          <w:rFonts w:ascii="Times New Roman" w:hAnsi="Times New Roman" w:cs="Times New Roman"/>
+          <w:lang w:val="es-MX"/>
+        </w:rPr>
+        <w:t>ofrece una visión sistemática y organizada de los principios y contenidos principales del pensamiento político de Kant.</w:t>
+      </w:r>
+    </w:p>
+    <w:p>
+      <w:pPr>
+        <w:spacing w:line="360" w:lineRule="auto"/>
+        <w:jc w:val="both"/>
+        <w:rPr>
+          <w:rFonts w:ascii="Times New Roman" w:hAnsi="Times New Roman" w:cs="Times New Roman"/>
+          <w:lang w:val="es-MX"/>
+        </w:rPr>
+      </w:pPr>
+      <w:r>
+        <w:rPr>
+          <w:rFonts w:ascii="Times New Roman" w:hAnsi="Times New Roman" w:cs="Times New Roman"/>
+          <w:lang w:val="es-MX"/>
+        </w:rPr>
+        <w:t>Es importante tener en cuenta que A. Ripstein subscribe la idea de K. Flikschuh, cuando ella refiere la relevancia de la dimensión metafísica en el pensamiento político de Kant. De esta forma, se resalta la fuerza normativa que representa la idea de libertad externa en virtud de estar relacionada a las ideas de soberanía</w:t>
+      </w:r>
+      <w:r>
+        <w:rPr>
+          <w:rFonts w:ascii="Times New Roman" w:hAnsi="Times New Roman" w:cs="Times New Roman"/>
+          <w:lang w:val="es-MX"/>
+        </w:rPr>
+        <w:t>, de una condición innata</w:t>
+      </w:r>
+      <w:r>
+        <w:rPr>
+          <w:rFonts w:ascii="Times New Roman" w:hAnsi="Times New Roman" w:cs="Times New Roman"/>
+          <w:lang w:val="es-MX"/>
+        </w:rPr>
+        <w:t xml:space="preserve">, </w:t>
+      </w:r>
+      <w:r>
+        <w:rPr>
+          <w:rFonts w:ascii="Times New Roman" w:hAnsi="Times New Roman" w:cs="Times New Roman"/>
+          <w:lang w:val="es-MX"/>
+        </w:rPr>
+        <w:t xml:space="preserve">de </w:t>
+      </w:r>
+      <w:r>
+        <w:rPr>
+          <w:rFonts w:ascii="Times New Roman" w:hAnsi="Times New Roman" w:cs="Times New Roman"/>
+          <w:lang w:val="es-MX"/>
+        </w:rPr>
+        <w:t xml:space="preserve">equidad y </w:t>
+      </w:r>
+      <w:r>
+        <w:rPr>
+          <w:rFonts w:ascii="Times New Roman" w:hAnsi="Times New Roman" w:cs="Times New Roman"/>
+          <w:lang w:val="es-MX"/>
+        </w:rPr>
+        <w:t xml:space="preserve">finalmente, relacionada </w:t>
+      </w:r>
+      <w:r>
+        <w:rPr>
+          <w:rFonts w:ascii="Times New Roman" w:hAnsi="Times New Roman" w:cs="Times New Roman"/>
+          <w:lang w:val="es-MX"/>
+        </w:rPr>
+        <w:t xml:space="preserve">al concepto de la fuerza. </w:t>
+      </w:r>
+    </w:p>
+    <w:p>
+      <w:pPr>
+        <w:spacing w:line="360" w:lineRule="auto"/>
+        <w:jc w:val="both"/>
+        <w:rPr>
+          <w:rFonts w:ascii="Times New Roman" w:hAnsi="Times New Roman" w:cs="Times New Roman"/>
+          <w:lang w:val="es-MX"/>
+        </w:rPr>
+      </w:pPr>
+      <w:r>
+        <w:rPr>
+          <w:rFonts w:ascii="Times New Roman" w:hAnsi="Times New Roman" w:cs="Times New Roman"/>
+          <w:lang w:val="es-MX"/>
+        </w:rPr>
+        <w:t>Se puede interpretar, en el primer sentido, la idea de libertad externa en cuanto soberanía, por cuanto Ripstein habrá de hacer constante énfasis en la idea del derecho</w:t>
+      </w:r>
+      <w:r>
+        <w:rPr>
+          <w:rFonts w:ascii="Times New Roman" w:hAnsi="Times New Roman" w:cs="Times New Roman"/>
+          <w:lang w:val="es-MX"/>
+        </w:rPr>
+        <w:t xml:space="preserve"> como </w:t>
+      </w:r>
+      <w:r>
+        <w:rPr>
+          <w:rFonts w:ascii="Times New Roman" w:hAnsi="Times New Roman" w:cs="Times New Roman"/>
+          <w:lang w:val="es-MX"/>
+        </w:rPr>
+        <w:t xml:space="preserve">un sistema de principios </w:t>
+      </w:r>
+      <w:r>
+        <w:rPr>
+          <w:rFonts w:ascii="Times New Roman" w:hAnsi="Times New Roman" w:cs="Times New Roman"/>
+          <w:lang w:val="es-MX"/>
+        </w:rPr>
+        <w:t>que posibilita pensar en la persona como señor</w:t>
+      </w:r>
+      <w:r>
+        <w:rPr>
+          <w:rFonts w:ascii="Times New Roman" w:hAnsi="Times New Roman" w:cs="Times New Roman"/>
+          <w:lang w:val="es-MX"/>
+        </w:rPr>
+        <w:t>, o dueño,</w:t>
+      </w:r>
+      <w:r>
+        <w:rPr>
+          <w:rFonts w:ascii="Times New Roman" w:hAnsi="Times New Roman" w:cs="Times New Roman"/>
+          <w:lang w:val="es-MX"/>
+        </w:rPr>
+        <w:t xml:space="preserve"> de sí mismo. </w:t>
+      </w:r>
+    </w:p>
+    <w:p>
+      <w:pPr>
+        <w:spacing w:line="360" w:lineRule="auto"/>
+        <w:jc w:val="both"/>
+        <w:rPr>
+          <w:rFonts w:ascii="Times New Roman" w:hAnsi="Times New Roman" w:cs="Times New Roman"/>
+          <w:lang w:val="es-MX"/>
+        </w:rPr>
+      </w:pPr>
+      <w:r>
+        <w:rPr>
+          <w:rFonts w:ascii="Times New Roman" w:hAnsi="Times New Roman" w:cs="Times New Roman"/>
+          <w:lang w:val="es-MX"/>
+        </w:rPr>
+        <w:t>En un segundo sentido, se p</w:t>
+      </w:r>
+      <w:r>
+        <w:rPr>
+          <w:rFonts w:ascii="Times New Roman" w:hAnsi="Times New Roman" w:cs="Times New Roman"/>
+          <w:lang w:val="es-MX"/>
+        </w:rPr>
+        <w:t>uede pensar la libertad externa en cuanto se deriva de un derecho básico e innato de la humanidad que se posee antes de la condición jurídica misma como tal.</w:t>
+      </w:r>
+    </w:p>
+    <w:p>
+      <w:pPr>
+        <w:spacing w:line="360" w:lineRule="auto"/>
+        <w:jc w:val="both"/>
+        <w:rPr>
+          <w:rFonts w:ascii="Times New Roman" w:hAnsi="Times New Roman" w:cs="Times New Roman"/>
+          <w:lang w:val="es-MX"/>
+        </w:rPr>
+      </w:pPr>
+      <w:r>
+        <w:rPr>
+          <w:rFonts w:ascii="Times New Roman" w:hAnsi="Times New Roman" w:cs="Times New Roman"/>
+          <w:lang w:val="es-MX"/>
+        </w:rPr>
+        <w:t>En un posible tercer sentido, la libertad externa se piensa como bajo el marco de una condición de equidad, en donde todos, estando bajo la coacción de la ley pública, se encuentran en reciprocidad de los límites de sus actos.</w:t>
+      </w:r>
+    </w:p>
+    <w:p>
+      <w:pPr>
+        <w:spacing w:line="360" w:lineRule="auto"/>
+        <w:jc w:val="both"/>
+        <w:rPr>
+          <w:rFonts w:ascii="Times New Roman" w:hAnsi="Times New Roman" w:cs="Times New Roman"/>
+          <w:lang w:val="es-MX"/>
+        </w:rPr>
+      </w:pPr>
+      <w:r>
+        <w:rPr>
+          <w:rFonts w:ascii="Times New Roman" w:hAnsi="Times New Roman" w:cs="Times New Roman"/>
+          <w:lang w:val="es-MX"/>
+        </w:rPr>
+        <w:t xml:space="preserve">De ello se desprende un posible cuarto sentido de interpretar a la libertad externa, por cuanto representa el uso de la fuerza por parte del estado para poder ejercer la coacción civil a la libertad jurídica, de forma que se posibilite la libertad de todos los demás. </w:t>
+      </w:r>
+    </w:p>
+    <w:p>
+      <w:pPr>
+        <w:spacing w:line="360" w:lineRule="auto"/>
+        <w:jc w:val="both"/>
+        <w:rPr>
+          <w:rFonts w:ascii="Times New Roman" w:hAnsi="Times New Roman" w:cs="Times New Roman"/>
+          <w:lang w:val="es-MX"/>
+        </w:rPr>
+      </w:pPr>
+      <w:r>
+        <w:rPr>
+          <w:rFonts w:ascii="Times New Roman" w:hAnsi="Times New Roman" w:cs="Times New Roman"/>
+          <w:lang w:val="es-MX"/>
+        </w:rPr>
+        <w:t xml:space="preserve">El tránsito de estas posibles dimensiones de la libertad externa, pasan por la revisión ordenada de la doctrina del derecho de Kant. Ripstein comienza por establecer el sentido de la libertad en cuanto derecho innato, y </w:t>
+      </w:r>
+      <w:r>
+        <w:rPr>
+          <w:rFonts w:ascii="Times New Roman" w:hAnsi="Times New Roman" w:cs="Times New Roman"/>
+          <w:lang w:val="es-MX"/>
+        </w:rPr>
+        <w:t>prosigue a definir el marco del derecho privado. Luego de analizar tres defectos del estado natural, propondrá las bases de lo que corresponde al derecho público, enfocándose en el sentido del uso de la fuerza, en virtud de su función asociada a la idea de libertad.</w:t>
+      </w:r>
+      <w:r>
+        <w:rPr>
+          <w:rFonts w:ascii="Times New Roman" w:hAnsi="Times New Roman" w:cs="Times New Roman"/>
+          <w:lang w:val="es-MX"/>
+        </w:rPr>
+        <w:t xml:space="preserve"> </w:t>
+      </w:r>
+      <w:r>
+        <w:rPr>
+          <w:rFonts w:ascii="Times New Roman" w:hAnsi="Times New Roman" w:cs="Times New Roman"/>
+          <w:lang w:val="es-MX"/>
+        </w:rPr>
+        <w:t xml:space="preserve">Del mismo modo que Flikschuh, Ripstein </w:t>
+      </w:r>
+      <w:r>
+        <w:rPr>
+          <w:rFonts w:ascii="Times New Roman" w:hAnsi="Times New Roman" w:cs="Times New Roman"/>
+          <w:lang w:val="es-MX"/>
+        </w:rPr>
+        <w:lastRenderedPageBreak/>
+        <w:t xml:space="preserve">también habrá de notar la implicancia de la idea de lo cosmopolita desde los fundamentos mismos de la doctrina del derecho de Kant. </w:t>
+      </w:r>
+    </w:p>
+    <w:p>
+      <w:pPr>
+        <w:spacing w:line="360" w:lineRule="auto"/>
+        <w:jc w:val="both"/>
+        <w:rPr>
+          <w:rFonts w:ascii="Times New Roman" w:hAnsi="Times New Roman" w:cs="Times New Roman"/>
+          <w:lang w:val="es-MX"/>
+        </w:rPr>
+      </w:pPr>
+      <w:r>
+        <w:rPr>
+          <w:rFonts w:ascii="Times New Roman" w:hAnsi="Times New Roman" w:cs="Times New Roman"/>
+          <w:lang w:val="es-MX"/>
+        </w:rPr>
+        <w:t>Ripstein plantea</w:t>
+      </w:r>
+      <w:r>
+        <w:rPr>
+          <w:rFonts w:ascii="Times New Roman" w:hAnsi="Times New Roman" w:cs="Times New Roman"/>
+          <w:lang w:val="es-MX"/>
+        </w:rPr>
+        <w:t xml:space="preserve"> que la libertad se convierte en un principio rector del derecho, ya que éste se plantea normativamente como una idea de la razón práctica con la finalidad de garantizar una libertad exterior o recíproca. En este sentido, se demarca la autonomía del derecho frente a la moral, ya que no depende de virtudes internas, sino de reglas para la conducta externa y que pueden ser coercibles por el horizonte civil, de acuerdo a una voluntad unificada. </w:t>
+      </w:r>
+    </w:p>
+    <w:p>
+      <w:pPr>
+        <w:spacing w:line="360" w:lineRule="auto"/>
+        <w:jc w:val="both"/>
+        <w:rPr>
+          <w:rFonts w:ascii="Times New Roman" w:hAnsi="Times New Roman" w:cs="Times New Roman"/>
+          <w:lang w:val="es-MX"/>
+        </w:rPr>
+      </w:pPr>
+      <w:r>
+        <w:rPr>
+          <w:rFonts w:ascii="Times New Roman" w:hAnsi="Times New Roman" w:cs="Times New Roman"/>
+          <w:lang w:val="es-MX"/>
+        </w:rPr>
+        <w:t>En este sentido, el estado y su legitimidad se fundamentan en la exhortación de salir del estado de naturaleza para poder asegurar los derechos que permitan una libertad recíproca de la que se derivan tanto la propiedad privada, como la idea de contrato y a la condición civil como tal. Un estado civil, de esta forma, garantiza los derechos innatos sublimados en el derecho privado, público y cosmopolita</w:t>
+      </w:r>
+      <w:r>
+        <w:rPr>
+          <w:rFonts w:ascii="Times New Roman" w:hAnsi="Times New Roman" w:cs="Times New Roman"/>
+          <w:lang w:val="es-MX"/>
+        </w:rPr>
+        <w:t xml:space="preserve"> mediante instituciones jurídicas que representan la materialización de principios normativos orientados por las ideas de libertad y justicia. </w:t>
+      </w:r>
+    </w:p>
+    <w:p>
+      <w:pPr>
+        <w:spacing w:line="360" w:lineRule="auto"/>
+        <w:jc w:val="both"/>
+        <w:rPr>
+          <w:rFonts w:ascii="Times New Roman" w:hAnsi="Times New Roman" w:cs="Times New Roman"/>
+          <w:lang w:val="es-MX"/>
+        </w:rPr>
+      </w:pPr>
+      <w:r>
+        <w:rPr>
+          <w:rFonts w:ascii="Times New Roman" w:hAnsi="Times New Roman" w:cs="Times New Roman"/>
+          <w:lang w:val="es-MX"/>
+        </w:rPr>
+        <w:t xml:space="preserve">Por lo dicho, Ripstein sostiene que </w:t>
+      </w:r>
+      <w:r>
+        <w:rPr>
+          <w:rFonts w:ascii="Times New Roman" w:hAnsi="Times New Roman" w:cs="Times New Roman"/>
+          <w:lang w:val="es-MX"/>
+        </w:rPr>
+        <w:t xml:space="preserve">  </w:t>
+      </w:r>
+    </w:p>
+    <w:p>
+      <w:pPr>
+        <w:spacing w:line="360" w:lineRule="auto"/>
+        <w:jc w:val="both"/>
+        <w:rPr>
+          <w:rFonts w:ascii="Times New Roman" w:hAnsi="Times New Roman" w:cs="Times New Roman"/>
+          <w:lang w:val="es-MX"/>
+        </w:rPr>
+      </w:pPr>
+    </w:p>
+    <w:p>
+      <w:pPr>
+        <w:spacing w:line="360" w:lineRule="auto"/>
+        <w:jc w:val="both"/>
+        <w:rPr>
+          <w:rFonts w:ascii="Times New Roman" w:hAnsi="Times New Roman" w:cs="Times New Roman"/>
+          <w:lang w:val="es-MX"/>
+        </w:rPr>
+      </w:pPr>
+    </w:p>
+    <w:p>
+      <w:pPr>
+        <w:spacing w:line="360" w:lineRule="auto"/>
+        <w:jc w:val="both"/>
+        <w:rPr>
+          <w:rFonts w:ascii="Times New Roman" w:hAnsi="Times New Roman" w:cs="Times New Roman"/>
+          <w:lang w:val="es-MX"/>
+        </w:rPr>
+      </w:pPr>
     </w:p>
     <w:p>
       <w:pPr>
@@ -15822,7 +17373,15 @@
           <w:rFonts w:ascii="Times New Roman" w:hAnsi="Times New Roman" w:cs="Times New Roman"/>
           <w:lang w:val="es-MX"/>
         </w:rPr>
-        <w:t xml:space="preserve">Luego desarrolla los derechos adquiridos, estableciendo una extensión del principio universal del derecho con la idea de propiedad, contrato y estatus, los cuales extienden la soberanía respecto del propio cuerpo hacia otros objetos externos y así se permite el despliegue de la libertad externa. Esto representa un tránsito del derecho innato al derecho privado. Con la concepción de propiedad se otorgan derechos sobre una cosa a una persona, limitando el derecho de todos los demás para el uso y disposición de tal cosa por su propietario; esto extiende el sentido en que cada quien, en cuanto señor de uno mismo, puede establecer y perseguir sus propios fines. </w:t>
+        <w:t xml:space="preserve">Luego desarrolla los derechos adquiridos, estableciendo una extensión del principio universal del derecho con la idea de propiedad, contrato y estatus, los cuales extienden la soberanía respecto del propio cuerpo hacia otros objetos externos y así se permite el despliegue de la libertad externa. Esto representa un tránsito del derecho innato al derecho privado. Con la concepción de propiedad se otorgan derechos sobre una cosa a una persona, limitando el derecho de todos los demás para el uso y disposición de tal cosa por </w:t>
+      </w:r>
+      <w:r>
+        <w:rPr>
+          <w:rFonts w:ascii="Times New Roman" w:hAnsi="Times New Roman" w:cs="Times New Roman"/>
+          <w:lang w:val="es-MX"/>
+        </w:rPr>
+        <w:lastRenderedPageBreak/>
+        <w:t xml:space="preserve">su propietario; esto extiende el sentido en que cada quien, en cuanto señor de uno mismo, puede establecer y perseguir sus propios fines. </w:t>
       </w:r>
     </w:p>
     <w:p>

--- a/DigSite/New Arcaism/uarm 2026 a/La libertad exterior en el republicanismo de Kant v2.docx
+++ b/DigSite/New Arcaism/uarm 2026 a/La libertad exterior en el republicanismo de Kant v2.docx
@@ -438,14 +438,30 @@
           <w:rFonts w:ascii="Times New Roman" w:hAnsi="Times New Roman" w:cs="Times New Roman"/>
           <w:lang w:val="es-MX"/>
         </w:rPr>
-        <w:t xml:space="preserve"> el concepto que Kant ofrece sobre la libertad </w:t>
-      </w:r>
-      <w:r>
-        <w:rPr>
-          <w:rFonts w:ascii="Times New Roman" w:hAnsi="Times New Roman" w:cs="Times New Roman"/>
-          <w:lang w:val="es-MX"/>
-        </w:rPr>
-        <w:t xml:space="preserve"> externa o </w:t>
+        <w:t xml:space="preserve"> el concepto que Kant ofrece sobre la </w:t>
+      </w:r>
+      <w:proofErr w:type="gramStart"/>
+      <w:r>
+        <w:rPr>
+          <w:rFonts w:ascii="Times New Roman" w:hAnsi="Times New Roman" w:cs="Times New Roman"/>
+          <w:lang w:val="es-MX"/>
+        </w:rPr>
+        <w:t xml:space="preserve">libertad </w:t>
+      </w:r>
+      <w:r>
+        <w:rPr>
+          <w:rFonts w:ascii="Times New Roman" w:hAnsi="Times New Roman" w:cs="Times New Roman"/>
+          <w:lang w:val="es-MX"/>
+        </w:rPr>
+        <w:t xml:space="preserve"> externa</w:t>
+      </w:r>
+      <w:proofErr w:type="gramEnd"/>
+      <w:r>
+        <w:rPr>
+          <w:rFonts w:ascii="Times New Roman" w:hAnsi="Times New Roman" w:cs="Times New Roman"/>
+          <w:lang w:val="es-MX"/>
+        </w:rPr>
+        <w:t xml:space="preserve"> o </w:t>
       </w:r>
       <w:r>
         <w:rPr>
@@ -13616,7 +13632,21 @@
           <w:rFonts w:ascii="Times New Roman" w:hAnsi="Times New Roman" w:cs="Times New Roman"/>
         </w:rPr>
         <w:lastRenderedPageBreak/>
-        <w:t>liberalismo crítico fue desarrollado desde la teoría crítica, sacando ideas de Marx, Weber, Adorno y Horkheimer, entre otros. Para ellos, el liberalismo crítico agrega la idea de estado de derecho, lo que les vincula a la filosofía política de Kant.</w:t>
+        <w:t xml:space="preserve">liberalismo crítico fue desarrollado desde la teoría crítica, sacando ideas de Marx, Weber, Adorno y Horkheimer, entre otros. Para ellos, el liberalismo crítico agrega la idea de estado de derecho, lo que </w:t>
+      </w:r>
+      <w:proofErr w:type="gramStart"/>
+      <w:r>
+        <w:rPr>
+          <w:rFonts w:ascii="Times New Roman" w:hAnsi="Times New Roman" w:cs="Times New Roman"/>
+        </w:rPr>
+        <w:t>les</w:t>
+      </w:r>
+      <w:proofErr w:type="gramEnd"/>
+      <w:r>
+        <w:rPr>
+          <w:rFonts w:ascii="Times New Roman" w:hAnsi="Times New Roman" w:cs="Times New Roman"/>
+        </w:rPr>
+        <w:t xml:space="preserve"> vincula a la filosofía política de Kant.</w:t>
       </w:r>
       <w:r>
         <w:rPr>
@@ -16827,596 +16857,6 @@
           <w:lang w:val="es-MX"/>
         </w:rPr>
       </w:pPr>
-    </w:p>
-    <w:p>
-      <w:pPr>
-        <w:spacing w:line="360" w:lineRule="auto"/>
-        <w:jc w:val="both"/>
-        <w:rPr>
-          <w:rFonts w:ascii="Times New Roman" w:hAnsi="Times New Roman" w:cs="Times New Roman"/>
-          <w:lang w:val="es-MX"/>
-        </w:rPr>
-      </w:pPr>
-      <w:r>
-        <w:rPr>
-          <w:rFonts w:ascii="Times New Roman" w:hAnsi="Times New Roman" w:cs="Times New Roman"/>
-          <w:lang w:val="es-MX"/>
-        </w:rPr>
-        <w:t xml:space="preserve">Una </w:t>
-      </w:r>
-      <w:r>
-        <w:rPr>
-          <w:rFonts w:ascii="Times New Roman" w:hAnsi="Times New Roman" w:cs="Times New Roman"/>
-          <w:lang w:val="es-MX"/>
-        </w:rPr>
-        <w:t xml:space="preserve">revisión </w:t>
-      </w:r>
-      <w:r>
-        <w:rPr>
-          <w:rFonts w:ascii="Times New Roman" w:hAnsi="Times New Roman" w:cs="Times New Roman"/>
-          <w:lang w:val="es-MX"/>
-        </w:rPr>
-        <w:t xml:space="preserve">bastante </w:t>
-      </w:r>
-      <w:r>
-        <w:rPr>
-          <w:rFonts w:ascii="Times New Roman" w:hAnsi="Times New Roman" w:cs="Times New Roman"/>
-          <w:lang w:val="es-MX"/>
-        </w:rPr>
-        <w:t>completa y aguda de la doctrina del derecho de Kant</w:t>
-      </w:r>
-      <w:r>
-        <w:rPr>
-          <w:rFonts w:ascii="Times New Roman" w:hAnsi="Times New Roman" w:cs="Times New Roman"/>
-          <w:lang w:val="es-MX"/>
-        </w:rPr>
-        <w:t xml:space="preserve"> se puede encontrar en</w:t>
-      </w:r>
-      <w:r>
-        <w:rPr>
-          <w:rFonts w:ascii="Times New Roman" w:hAnsi="Times New Roman" w:cs="Times New Roman"/>
-          <w:lang w:val="es-MX"/>
-        </w:rPr>
-        <w:t xml:space="preserve"> el libro de A. Ripstein titulado </w:t>
-      </w:r>
-      <w:r>
-        <w:rPr>
-          <w:rFonts w:ascii="Times New Roman" w:hAnsi="Times New Roman" w:cs="Times New Roman"/>
-          <w:i/>
-          <w:iCs/>
-          <w:lang w:val="es-MX"/>
-        </w:rPr>
-        <w:t xml:space="preserve">Force and Freedom: </w:t>
-      </w:r>
-      <w:proofErr w:type="spellStart"/>
-      <w:r>
-        <w:rPr>
-          <w:rFonts w:ascii="Times New Roman" w:hAnsi="Times New Roman" w:cs="Times New Roman"/>
-          <w:i/>
-          <w:iCs/>
-          <w:lang w:val="es-MX"/>
-        </w:rPr>
-        <w:t>Kant’s</w:t>
-      </w:r>
-      <w:proofErr w:type="spellEnd"/>
-      <w:r>
-        <w:rPr>
-          <w:rFonts w:ascii="Times New Roman" w:hAnsi="Times New Roman" w:cs="Times New Roman"/>
-          <w:i/>
-          <w:iCs/>
-          <w:lang w:val="es-MX"/>
-        </w:rPr>
-        <w:t xml:space="preserve"> legal and </w:t>
-      </w:r>
-      <w:proofErr w:type="spellStart"/>
-      <w:r>
-        <w:rPr>
-          <w:rFonts w:ascii="Times New Roman" w:hAnsi="Times New Roman" w:cs="Times New Roman"/>
-          <w:i/>
-          <w:iCs/>
-          <w:lang w:val="es-MX"/>
-        </w:rPr>
-        <w:t>political</w:t>
-      </w:r>
-      <w:proofErr w:type="spellEnd"/>
-      <w:r>
-        <w:rPr>
-          <w:rFonts w:ascii="Times New Roman" w:hAnsi="Times New Roman" w:cs="Times New Roman"/>
-          <w:i/>
-          <w:iCs/>
-          <w:lang w:val="es-MX"/>
-        </w:rPr>
-        <w:t xml:space="preserve"> </w:t>
-      </w:r>
-      <w:proofErr w:type="spellStart"/>
-      <w:r>
-        <w:rPr>
-          <w:rFonts w:ascii="Times New Roman" w:hAnsi="Times New Roman" w:cs="Times New Roman"/>
-          <w:i/>
-          <w:iCs/>
-          <w:lang w:val="es-MX"/>
-        </w:rPr>
-        <w:t>philosophy</w:t>
-      </w:r>
-      <w:proofErr w:type="spellEnd"/>
-      <w:r>
-        <w:rPr>
-          <w:rFonts w:ascii="Times New Roman" w:hAnsi="Times New Roman" w:cs="Times New Roman"/>
-          <w:i/>
-          <w:iCs/>
-          <w:lang w:val="es-MX"/>
-        </w:rPr>
-        <w:t xml:space="preserve"> </w:t>
-      </w:r>
-      <w:r>
-        <w:rPr>
-          <w:rFonts w:ascii="Times New Roman" w:hAnsi="Times New Roman" w:cs="Times New Roman"/>
-          <w:lang w:val="es-MX"/>
-        </w:rPr>
-        <w:t>(</w:t>
-      </w:r>
-      <w:r>
-        <w:rPr>
-          <w:rFonts w:ascii="Times New Roman" w:hAnsi="Times New Roman" w:cs="Times New Roman"/>
-          <w:lang w:val="es-MX"/>
-        </w:rPr>
-        <w:t>2009</w:t>
-      </w:r>
-      <w:r>
-        <w:rPr>
-          <w:rFonts w:ascii="Times New Roman" w:hAnsi="Times New Roman" w:cs="Times New Roman"/>
-          <w:lang w:val="es-MX"/>
-        </w:rPr>
-        <w:t>)</w:t>
-      </w:r>
-      <w:r>
-        <w:rPr>
-          <w:rFonts w:ascii="Times New Roman" w:hAnsi="Times New Roman" w:cs="Times New Roman"/>
-          <w:lang w:val="es-MX"/>
-        </w:rPr>
-        <w:t xml:space="preserve">, en donde </w:t>
-      </w:r>
-      <w:r>
-        <w:rPr>
-          <w:rFonts w:ascii="Times New Roman" w:hAnsi="Times New Roman" w:cs="Times New Roman"/>
-          <w:lang w:val="es-MX"/>
-        </w:rPr>
-        <w:t xml:space="preserve">se </w:t>
-      </w:r>
-      <w:r>
-        <w:rPr>
-          <w:rFonts w:ascii="Times New Roman" w:hAnsi="Times New Roman" w:cs="Times New Roman"/>
-          <w:lang w:val="es-MX"/>
-        </w:rPr>
-        <w:t>ofrece una visión sistemática y organizada de los principios y contenidos principales del pensamiento político de Kant.</w:t>
-      </w:r>
-    </w:p>
-    <w:p>
-      <w:pPr>
-        <w:spacing w:line="360" w:lineRule="auto"/>
-        <w:jc w:val="both"/>
-        <w:rPr>
-          <w:rFonts w:ascii="Times New Roman" w:hAnsi="Times New Roman" w:cs="Times New Roman"/>
-          <w:lang w:val="es-MX"/>
-        </w:rPr>
-      </w:pPr>
-      <w:r>
-        <w:rPr>
-          <w:rFonts w:ascii="Times New Roman" w:hAnsi="Times New Roman" w:cs="Times New Roman"/>
-          <w:lang w:val="es-MX"/>
-        </w:rPr>
-        <w:t>Es importante tener en cuenta que A. Ripstein subscribe la idea de K. Flikschuh, cuando ella refiere la relevancia de la dimensión metafísica en el pensamiento político de Kant. De esta forma, se resalta la fuerza normativa que representa la idea de libertad externa en virtud de estar relacionada a las ideas de soberanía</w:t>
-      </w:r>
-      <w:r>
-        <w:rPr>
-          <w:rFonts w:ascii="Times New Roman" w:hAnsi="Times New Roman" w:cs="Times New Roman"/>
-          <w:lang w:val="es-MX"/>
-        </w:rPr>
-        <w:t>, de una condición innata</w:t>
-      </w:r>
-      <w:r>
-        <w:rPr>
-          <w:rFonts w:ascii="Times New Roman" w:hAnsi="Times New Roman" w:cs="Times New Roman"/>
-          <w:lang w:val="es-MX"/>
-        </w:rPr>
-        <w:t xml:space="preserve">, </w:t>
-      </w:r>
-      <w:r>
-        <w:rPr>
-          <w:rFonts w:ascii="Times New Roman" w:hAnsi="Times New Roman" w:cs="Times New Roman"/>
-          <w:lang w:val="es-MX"/>
-        </w:rPr>
-        <w:t xml:space="preserve">de </w:t>
-      </w:r>
-      <w:r>
-        <w:rPr>
-          <w:rFonts w:ascii="Times New Roman" w:hAnsi="Times New Roman" w:cs="Times New Roman"/>
-          <w:lang w:val="es-MX"/>
-        </w:rPr>
-        <w:t xml:space="preserve">equidad y </w:t>
-      </w:r>
-      <w:r>
-        <w:rPr>
-          <w:rFonts w:ascii="Times New Roman" w:hAnsi="Times New Roman" w:cs="Times New Roman"/>
-          <w:lang w:val="es-MX"/>
-        </w:rPr>
-        <w:t xml:space="preserve">finalmente, relacionada </w:t>
-      </w:r>
-      <w:r>
-        <w:rPr>
-          <w:rFonts w:ascii="Times New Roman" w:hAnsi="Times New Roman" w:cs="Times New Roman"/>
-          <w:lang w:val="es-MX"/>
-        </w:rPr>
-        <w:t xml:space="preserve">al concepto de la fuerza. </w:t>
-      </w:r>
-    </w:p>
-    <w:p>
-      <w:pPr>
-        <w:spacing w:line="360" w:lineRule="auto"/>
-        <w:jc w:val="both"/>
-        <w:rPr>
-          <w:rFonts w:ascii="Times New Roman" w:hAnsi="Times New Roman" w:cs="Times New Roman"/>
-          <w:lang w:val="es-MX"/>
-        </w:rPr>
-      </w:pPr>
-      <w:r>
-        <w:rPr>
-          <w:rFonts w:ascii="Times New Roman" w:hAnsi="Times New Roman" w:cs="Times New Roman"/>
-          <w:lang w:val="es-MX"/>
-        </w:rPr>
-        <w:t>Se puede interpretar, en el primer sentido, la idea de libertad externa en cuanto soberanía, por cuanto Ripstein habrá de hacer constante énfasis en la idea del derecho</w:t>
-      </w:r>
-      <w:r>
-        <w:rPr>
-          <w:rFonts w:ascii="Times New Roman" w:hAnsi="Times New Roman" w:cs="Times New Roman"/>
-          <w:lang w:val="es-MX"/>
-        </w:rPr>
-        <w:t xml:space="preserve"> como </w:t>
-      </w:r>
-      <w:r>
-        <w:rPr>
-          <w:rFonts w:ascii="Times New Roman" w:hAnsi="Times New Roman" w:cs="Times New Roman"/>
-          <w:lang w:val="es-MX"/>
-        </w:rPr>
-        <w:t xml:space="preserve">un sistema de principios </w:t>
-      </w:r>
-      <w:r>
-        <w:rPr>
-          <w:rFonts w:ascii="Times New Roman" w:hAnsi="Times New Roman" w:cs="Times New Roman"/>
-          <w:lang w:val="es-MX"/>
-        </w:rPr>
-        <w:t>que posibilita pensar en la persona como señor</w:t>
-      </w:r>
-      <w:r>
-        <w:rPr>
-          <w:rFonts w:ascii="Times New Roman" w:hAnsi="Times New Roman" w:cs="Times New Roman"/>
-          <w:lang w:val="es-MX"/>
-        </w:rPr>
-        <w:t>, o dueño,</w:t>
-      </w:r>
-      <w:r>
-        <w:rPr>
-          <w:rFonts w:ascii="Times New Roman" w:hAnsi="Times New Roman" w:cs="Times New Roman"/>
-          <w:lang w:val="es-MX"/>
-        </w:rPr>
-        <w:t xml:space="preserve"> de sí mismo. </w:t>
-      </w:r>
-    </w:p>
-    <w:p>
-      <w:pPr>
-        <w:spacing w:line="360" w:lineRule="auto"/>
-        <w:jc w:val="both"/>
-        <w:rPr>
-          <w:rFonts w:ascii="Times New Roman" w:hAnsi="Times New Roman" w:cs="Times New Roman"/>
-          <w:lang w:val="es-MX"/>
-        </w:rPr>
-      </w:pPr>
-      <w:r>
-        <w:rPr>
-          <w:rFonts w:ascii="Times New Roman" w:hAnsi="Times New Roman" w:cs="Times New Roman"/>
-          <w:lang w:val="es-MX"/>
-        </w:rPr>
-        <w:t>En un segundo sentido, se p</w:t>
-      </w:r>
-      <w:r>
-        <w:rPr>
-          <w:rFonts w:ascii="Times New Roman" w:hAnsi="Times New Roman" w:cs="Times New Roman"/>
-          <w:lang w:val="es-MX"/>
-        </w:rPr>
-        <w:t>uede pensar la libertad externa en cuanto se deriva de un derecho básico e innato de la humanidad que se posee antes de la condición jurídica misma como tal.</w:t>
-      </w:r>
-    </w:p>
-    <w:p>
-      <w:pPr>
-        <w:spacing w:line="360" w:lineRule="auto"/>
-        <w:jc w:val="both"/>
-        <w:rPr>
-          <w:rFonts w:ascii="Times New Roman" w:hAnsi="Times New Roman" w:cs="Times New Roman"/>
-          <w:lang w:val="es-MX"/>
-        </w:rPr>
-      </w:pPr>
-      <w:r>
-        <w:rPr>
-          <w:rFonts w:ascii="Times New Roman" w:hAnsi="Times New Roman" w:cs="Times New Roman"/>
-          <w:lang w:val="es-MX"/>
-        </w:rPr>
-        <w:t>En un posible tercer sentido, la libertad externa se piensa como bajo el marco de una condición de equidad, en donde todos, estando bajo la coacción de la ley pública, se encuentran en reciprocidad de los límites de sus actos.</w:t>
-      </w:r>
-    </w:p>
-    <w:p>
-      <w:pPr>
-        <w:spacing w:line="360" w:lineRule="auto"/>
-        <w:jc w:val="both"/>
-        <w:rPr>
-          <w:rFonts w:ascii="Times New Roman" w:hAnsi="Times New Roman" w:cs="Times New Roman"/>
-          <w:lang w:val="es-MX"/>
-        </w:rPr>
-      </w:pPr>
-      <w:r>
-        <w:rPr>
-          <w:rFonts w:ascii="Times New Roman" w:hAnsi="Times New Roman" w:cs="Times New Roman"/>
-          <w:lang w:val="es-MX"/>
-        </w:rPr>
-        <w:t xml:space="preserve">De ello se desprende un posible cuarto sentido de interpretar a la libertad externa, por cuanto representa el uso de la fuerza por parte del estado para poder ejercer la coacción civil a la libertad jurídica, de forma que se posibilite la libertad de todos los demás. </w:t>
-      </w:r>
-    </w:p>
-    <w:p>
-      <w:pPr>
-        <w:spacing w:line="360" w:lineRule="auto"/>
-        <w:jc w:val="both"/>
-        <w:rPr>
-          <w:rFonts w:ascii="Times New Roman" w:hAnsi="Times New Roman" w:cs="Times New Roman"/>
-          <w:lang w:val="es-MX"/>
-        </w:rPr>
-      </w:pPr>
-      <w:r>
-        <w:rPr>
-          <w:rFonts w:ascii="Times New Roman" w:hAnsi="Times New Roman" w:cs="Times New Roman"/>
-          <w:lang w:val="es-MX"/>
-        </w:rPr>
-        <w:t xml:space="preserve">El tránsito de estas posibles dimensiones de la libertad externa, pasan por la revisión ordenada de la doctrina del derecho de Kant. Ripstein comienza por establecer el sentido de la libertad en cuanto derecho innato, y </w:t>
-      </w:r>
-      <w:r>
-        <w:rPr>
-          <w:rFonts w:ascii="Times New Roman" w:hAnsi="Times New Roman" w:cs="Times New Roman"/>
-          <w:lang w:val="es-MX"/>
-        </w:rPr>
-        <w:t>prosigue a definir el marco del derecho privado. Luego de analizar tres defectos del estado natural, propondrá las bases de lo que corresponde al derecho público, enfocándose en el sentido del uso de la fuerza, en virtud de su función asociada a la idea de libertad.</w:t>
-      </w:r>
-      <w:r>
-        <w:rPr>
-          <w:rFonts w:ascii="Times New Roman" w:hAnsi="Times New Roman" w:cs="Times New Roman"/>
-          <w:lang w:val="es-MX"/>
-        </w:rPr>
-        <w:t xml:space="preserve"> </w:t>
-      </w:r>
-      <w:r>
-        <w:rPr>
-          <w:rFonts w:ascii="Times New Roman" w:hAnsi="Times New Roman" w:cs="Times New Roman"/>
-          <w:lang w:val="es-MX"/>
-        </w:rPr>
-        <w:t xml:space="preserve">Del mismo modo que Flikschuh, Ripstein </w:t>
-      </w:r>
-      <w:r>
-        <w:rPr>
-          <w:rFonts w:ascii="Times New Roman" w:hAnsi="Times New Roman" w:cs="Times New Roman"/>
-          <w:lang w:val="es-MX"/>
-        </w:rPr>
-        <w:lastRenderedPageBreak/>
-        <w:t xml:space="preserve">también habrá de notar la implicancia de la idea de lo cosmopolita desde los fundamentos mismos de la doctrina del derecho de Kant. </w:t>
-      </w:r>
-    </w:p>
-    <w:p>
-      <w:pPr>
-        <w:spacing w:line="360" w:lineRule="auto"/>
-        <w:jc w:val="both"/>
-        <w:rPr>
-          <w:rFonts w:ascii="Times New Roman" w:hAnsi="Times New Roman" w:cs="Times New Roman"/>
-          <w:lang w:val="es-MX"/>
-        </w:rPr>
-      </w:pPr>
-      <w:r>
-        <w:rPr>
-          <w:rFonts w:ascii="Times New Roman" w:hAnsi="Times New Roman" w:cs="Times New Roman"/>
-          <w:lang w:val="es-MX"/>
-        </w:rPr>
-        <w:t>Ripstein plantea</w:t>
-      </w:r>
-      <w:r>
-        <w:rPr>
-          <w:rFonts w:ascii="Times New Roman" w:hAnsi="Times New Roman" w:cs="Times New Roman"/>
-          <w:lang w:val="es-MX"/>
-        </w:rPr>
-        <w:t xml:space="preserve"> que la libertad se convierte en un principio rector del derecho, ya que éste se plantea normativamente como una idea de la razón práctica con la finalidad de garantizar una libertad exterior o recíproca. En este sentido, se demarca la autonomía del derecho frente a la moral, ya que no depende de virtudes internas, sino de reglas para la conducta externa y que pueden ser coercibles por el horizonte civil, de acuerdo a una voluntad unificada. </w:t>
-      </w:r>
-    </w:p>
-    <w:p>
-      <w:pPr>
-        <w:spacing w:line="360" w:lineRule="auto"/>
-        <w:jc w:val="both"/>
-        <w:rPr>
-          <w:rFonts w:ascii="Times New Roman" w:hAnsi="Times New Roman" w:cs="Times New Roman"/>
-          <w:lang w:val="es-MX"/>
-        </w:rPr>
-      </w:pPr>
-      <w:r>
-        <w:rPr>
-          <w:rFonts w:ascii="Times New Roman" w:hAnsi="Times New Roman" w:cs="Times New Roman"/>
-          <w:lang w:val="es-MX"/>
-        </w:rPr>
-        <w:t>En este sentido, el estado y su legitimidad se fundamentan en la exhortación de salir del estado de naturaleza para poder asegurar los derechos que permitan una libertad recíproca de la que se derivan tanto la propiedad privada, como la idea de contrato y a la condición civil como tal. Un estado civil, de esta forma, garantiza los derechos innatos sublimados en el derecho privado, público y cosmopolita</w:t>
-      </w:r>
-      <w:r>
-        <w:rPr>
-          <w:rFonts w:ascii="Times New Roman" w:hAnsi="Times New Roman" w:cs="Times New Roman"/>
-          <w:lang w:val="es-MX"/>
-        </w:rPr>
-        <w:t xml:space="preserve"> mediante instituciones jurídicas que representan la materialización de principios normativos orientados por las ideas de libertad y justicia. </w:t>
-      </w:r>
-    </w:p>
-    <w:p>
-      <w:pPr>
-        <w:spacing w:line="360" w:lineRule="auto"/>
-        <w:jc w:val="both"/>
-        <w:rPr>
-          <w:rFonts w:ascii="Times New Roman" w:hAnsi="Times New Roman" w:cs="Times New Roman"/>
-          <w:lang w:val="es-MX"/>
-        </w:rPr>
-      </w:pPr>
-      <w:r>
-        <w:rPr>
-          <w:rFonts w:ascii="Times New Roman" w:hAnsi="Times New Roman" w:cs="Times New Roman"/>
-          <w:lang w:val="es-MX"/>
-        </w:rPr>
-        <w:t xml:space="preserve">Por lo dicho, Ripstein sostiene que </w:t>
-      </w:r>
-      <w:r>
-        <w:rPr>
-          <w:rFonts w:ascii="Times New Roman" w:hAnsi="Times New Roman" w:cs="Times New Roman"/>
-          <w:lang w:val="es-MX"/>
-        </w:rPr>
-        <w:t xml:space="preserve">  </w:t>
-      </w:r>
-    </w:p>
-    <w:p>
-      <w:pPr>
-        <w:spacing w:line="360" w:lineRule="auto"/>
-        <w:jc w:val="both"/>
-        <w:rPr>
-          <w:rFonts w:ascii="Times New Roman" w:hAnsi="Times New Roman" w:cs="Times New Roman"/>
-          <w:lang w:val="es-MX"/>
-        </w:rPr>
-      </w:pPr>
-    </w:p>
-    <w:p>
-      <w:pPr>
-        <w:spacing w:line="360" w:lineRule="auto"/>
-        <w:jc w:val="both"/>
-        <w:rPr>
-          <w:rFonts w:ascii="Times New Roman" w:hAnsi="Times New Roman" w:cs="Times New Roman"/>
-          <w:lang w:val="es-MX"/>
-        </w:rPr>
-      </w:pPr>
-    </w:p>
-    <w:p>
-      <w:pPr>
-        <w:spacing w:line="360" w:lineRule="auto"/>
-        <w:jc w:val="both"/>
-        <w:rPr>
-          <w:rFonts w:ascii="Times New Roman" w:hAnsi="Times New Roman" w:cs="Times New Roman"/>
-          <w:lang w:val="es-MX"/>
-        </w:rPr>
-      </w:pPr>
-    </w:p>
-    <w:p>
-      <w:pPr>
-        <w:spacing w:line="360" w:lineRule="auto"/>
-        <w:jc w:val="both"/>
-        <w:rPr>
-          <w:rFonts w:ascii="Times New Roman" w:hAnsi="Times New Roman" w:cs="Times New Roman"/>
-          <w:lang w:val="es-MX"/>
-        </w:rPr>
-      </w:pPr>
-      <w:r>
-        <w:rPr>
-          <w:rFonts w:ascii="Times New Roman" w:hAnsi="Times New Roman" w:cs="Times New Roman"/>
-          <w:lang w:val="es-MX"/>
-        </w:rPr>
-        <w:t>Explica la transición del derecho privado al público.</w:t>
-      </w:r>
-    </w:p>
-    <w:p>
-      <w:pPr>
-        <w:spacing w:line="360" w:lineRule="auto"/>
-        <w:jc w:val="both"/>
-        <w:rPr>
-          <w:rFonts w:ascii="Times New Roman" w:hAnsi="Times New Roman" w:cs="Times New Roman"/>
-          <w:lang w:val="es-MX"/>
-        </w:rPr>
-      </w:pPr>
-      <w:r>
-        <w:rPr>
-          <w:rFonts w:ascii="Times New Roman" w:hAnsi="Times New Roman" w:cs="Times New Roman"/>
-          <w:lang w:val="es-MX"/>
-        </w:rPr>
-        <w:t xml:space="preserve">Detalla el papel de la fuerza y capacidad de coerción, en un horizonte de estado de derecho, en donde la libertad no desparece. </w:t>
-      </w:r>
-    </w:p>
-    <w:p>
-      <w:pPr>
-        <w:spacing w:line="360" w:lineRule="auto"/>
-        <w:jc w:val="both"/>
-        <w:rPr>
-          <w:rFonts w:ascii="Times New Roman" w:hAnsi="Times New Roman" w:cs="Times New Roman"/>
-          <w:lang w:val="es-MX"/>
-        </w:rPr>
-      </w:pPr>
-      <w:r>
-        <w:rPr>
-          <w:rFonts w:ascii="Times New Roman" w:hAnsi="Times New Roman" w:cs="Times New Roman"/>
-          <w:lang w:val="es-MX"/>
-        </w:rPr>
-        <w:t>Especifica el derecho innato a la libertad, en cuanto independencia para ser señor de uno mismo, de acuerdo al principio universal del derecho</w:t>
-      </w:r>
-    </w:p>
-    <w:p>
-      <w:pPr>
-        <w:spacing w:line="360" w:lineRule="auto"/>
-        <w:jc w:val="both"/>
-        <w:rPr>
-          <w:rFonts w:ascii="Times New Roman" w:hAnsi="Times New Roman" w:cs="Times New Roman"/>
-          <w:lang w:val="es-MX"/>
-        </w:rPr>
-      </w:pPr>
-      <w:r>
-        <w:rPr>
-          <w:rFonts w:ascii="Times New Roman" w:hAnsi="Times New Roman" w:cs="Times New Roman"/>
-          <w:lang w:val="es-MX"/>
-        </w:rPr>
-        <w:t xml:space="preserve">Luego desarrolla los derechos adquiridos, estableciendo una extensión del principio universal del derecho con la idea de propiedad, contrato y estatus, los cuales extienden la soberanía respecto del propio cuerpo hacia otros objetos externos y así se permite el despliegue de la libertad externa. Esto representa un tránsito del derecho innato al derecho privado. Con la concepción de propiedad se otorgan derechos sobre una cosa a una persona, limitando el derecho de todos los demás para el uso y disposición de tal cosa por </w:t>
-      </w:r>
-      <w:r>
-        <w:rPr>
-          <w:rFonts w:ascii="Times New Roman" w:hAnsi="Times New Roman" w:cs="Times New Roman"/>
-          <w:lang w:val="es-MX"/>
-        </w:rPr>
-        <w:lastRenderedPageBreak/>
-        <w:t xml:space="preserve">su propietario; esto extiende el sentido en que cada quien, en cuanto señor de uno mismo, puede establecer y perseguir sus propios fines. </w:t>
-      </w:r>
-    </w:p>
-    <w:p>
-      <w:pPr>
-        <w:spacing w:line="360" w:lineRule="auto"/>
-        <w:jc w:val="both"/>
-        <w:rPr>
-          <w:rFonts w:ascii="Times New Roman" w:hAnsi="Times New Roman" w:cs="Times New Roman"/>
-          <w:lang w:val="es-MX"/>
-        </w:rPr>
-      </w:pPr>
-      <w:r>
-        <w:rPr>
-          <w:rFonts w:ascii="Times New Roman" w:hAnsi="Times New Roman" w:cs="Times New Roman"/>
-          <w:lang w:val="es-MX"/>
-        </w:rPr>
-        <w:t xml:space="preserve">Desarrolla tres conceptos más allá del derecho innato, como parte de los derechos adquiridos, propiedad, contrato y status. Lo fundamental, a la luz del respeto de la libertad entendida como independencia y la capacidad para establecer y perseguir los propios intereses, en un sistema de libertades equitativas, se encuentra en el consentimiento. El consentimiento en la posesión de propiedad y en los contratos se vuelve fundamental, a la luz de la libertad entendida como la autodeterminación. Esto supone una conexión entre el derecho privado y el derecho público. </w:t>
-      </w:r>
-    </w:p>
-    <w:p>
-      <w:pPr>
-        <w:spacing w:line="360" w:lineRule="auto"/>
-        <w:jc w:val="both"/>
-        <w:rPr>
-          <w:rFonts w:ascii="Times New Roman" w:hAnsi="Times New Roman" w:cs="Times New Roman"/>
-          <w:lang w:val="es-MX"/>
-        </w:rPr>
-      </w:pPr>
-      <w:r>
-        <w:rPr>
-          <w:rFonts w:ascii="Times New Roman" w:hAnsi="Times New Roman" w:cs="Times New Roman"/>
-          <w:lang w:val="es-MX"/>
-        </w:rPr>
-        <w:t xml:space="preserve">Luego se plantean tres problemas del estado natural, que el derecho privado tiene, por lo que es necesario un derecho público que pueda obligar a todos y hacer cumplir la ley por igual. </w:t>
-      </w:r>
     </w:p>
     <w:p>
       <w:pPr>
